--- a/Manual/User_Manual.docx
+++ b/Manual/User_Manual.docx
@@ -1371,23 +1371,7 @@
                 <w:noProof/>
                 <w:lang w:val="it-IT"/>
               </w:rPr>
-              <w:t>5.1 Example 1: Solfata</w:t>
-            </w:r>
-            <w:r>
-              <w:rPr>
-                <w:rStyle w:val="Hyperlink"/>
-                <w:noProof/>
-                <w:lang w:val="it-IT"/>
-              </w:rPr>
-              <w:t>r</w:t>
-            </w:r>
-            <w:r>
-              <w:rPr>
-                <w:rStyle w:val="Hyperlink"/>
-                <w:noProof/>
-                <w:lang w:val="it-IT"/>
-              </w:rPr>
-              <w:t>a volcano (Campi Flegrei, Italy)</w:t>
+              <w:t>5.1 Example 1: Solfatara volcano (Campi Flegrei, Italy)</w:t>
             </w:r>
             <w:r>
               <w:rPr>
@@ -14010,7 +13994,19 @@
         <w:rPr>
           <w:rFonts w:asciiTheme="majorHAnsi" w:hAnsiTheme="majorHAnsi" w:cstheme="majorHAnsi"/>
         </w:rPr>
-        <w:t>-S 01/01/1992 -E 01/01/2022 -V 360060 -NS 100 -ERA5 True -N 10 -DG on</w:t>
+        <w:t>-S 01/01/1992 -E 01/01/202</w:t>
+      </w:r>
+      <w:r>
+        <w:rPr>
+          <w:rFonts w:asciiTheme="majorHAnsi" w:hAnsiTheme="majorHAnsi" w:cstheme="majorHAnsi"/>
+        </w:rPr>
+        <w:t>5</w:t>
+      </w:r>
+      <w:r>
+        <w:rPr>
+          <w:rFonts w:asciiTheme="majorHAnsi" w:hAnsiTheme="majorHAnsi" w:cstheme="majorHAnsi"/>
+        </w:rPr>
+        <w:t xml:space="preserve"> -V 360060 -NS 100 -ERA5 True -N 10 -DG on</w:t>
       </w:r>
     </w:p>
     <w:p>
@@ -14075,7 +14071,10 @@
         <w:t>/20</w:t>
       </w:r>
       <w:r>
-        <w:t>22</w:t>
+        <w:t>2</w:t>
+      </w:r>
+      <w:r>
+        <w:t>5</w:t>
       </w:r>
       <w:r>
         <w:t xml:space="preserve"> </w:t>
@@ -14087,7 +14086,13 @@
         <w:rPr>
           <w:rFonts w:asciiTheme="majorHAnsi" w:hAnsiTheme="majorHAnsi" w:cstheme="majorHAnsi"/>
         </w:rPr>
-        <w:t>-S 01/01/1992 -E 01/01/2022</w:t>
+        <w:t>-S 01/01/1992 -E 01/01/202</w:t>
+      </w:r>
+      <w:r>
+        <w:rPr>
+          <w:rFonts w:asciiTheme="majorHAnsi" w:hAnsiTheme="majorHAnsi" w:cstheme="majorHAnsi"/>
+        </w:rPr>
+        <w:t>5</w:t>
       </w:r>
       <w:r>
         <w:t>)</w:t>
@@ -14538,83 +14543,71 @@
         <w:rPr>
           <w:rFonts w:asciiTheme="majorHAnsi" w:hAnsiTheme="majorHAnsi" w:cstheme="majorHAnsi"/>
         </w:rPr>
+        <w:t>../../../</w:t>
+      </w:r>
+      <w:r>
+        <w:t xml:space="preserve"> </w:t>
+      </w:r>
+      <w:r>
+        <w:rPr>
+          <w:rFonts w:asciiTheme="majorHAnsi" w:hAnsiTheme="majorHAnsi" w:cstheme="majorHAnsi"/>
+        </w:rPr>
+        <w:t>run_models.py -N 100 -RS True -NS 5 -SINT 2,5 -D UTM,1774000,642900,1775995,645390 -NX 166 -NY 133 -RER True -PDEM ecdf -TS H2O -DM disgas -OH 0,1,2,4,10,20,30</w:t>
+      </w:r>
+    </w:p>
+    <w:p>
+      <w:pPr>
+        <w:rPr>
+          <w:rFonts w:asciiTheme="majorHAnsi" w:hAnsiTheme="majorHAnsi" w:cstheme="majorHAnsi"/>
+        </w:rPr>
+      </w:pPr>
+      <w:r>
+        <w:rPr>
+          <w:rFonts w:cs="Times New Roman"/>
+        </w:rPr>
+        <w:t xml:space="preserve">Case 2b: </w:t>
+      </w:r>
+      <w:r>
+        <w:rPr>
+          <w:rFonts w:asciiTheme="majorHAnsi" w:hAnsiTheme="majorHAnsi" w:cstheme="majorHAnsi"/>
+        </w:rPr>
+        <w:t xml:space="preserve">python </w:t>
+      </w:r>
+      <w:r>
+        <w:rPr>
+          <w:rFonts w:asciiTheme="majorHAnsi" w:hAnsiTheme="majorHAnsi" w:cstheme="majorHAnsi"/>
+        </w:rPr>
         <w:t xml:space="preserve">../../../run_models.py </w:t>
       </w:r>
       <w:r>
         <w:rPr>
           <w:rFonts w:asciiTheme="majorHAnsi" w:hAnsiTheme="majorHAnsi" w:cstheme="majorHAnsi"/>
         </w:rPr>
-        <w:t xml:space="preserve">-N 100 -RS on -NS 5 -SINT 2,5 -D UTM,1774000,642900,1775995,645390 -NX 166 -NY 133 -RER </w:t>
-      </w:r>
-      <w:r>
-        <w:rPr>
-          <w:rFonts w:asciiTheme="majorHAnsi" w:hAnsiTheme="majorHAnsi" w:cstheme="majorHAnsi"/>
-        </w:rPr>
-        <w:t>on</w:t>
-      </w:r>
-      <w:r>
-        <w:rPr>
-          <w:rFonts w:asciiTheme="majorHAnsi" w:hAnsiTheme="majorHAnsi" w:cstheme="majorHAnsi"/>
-        </w:rPr>
-        <w:t xml:space="preserve"> -PDEM ecdf</w:t>
-      </w:r>
-      <w:r>
+        <w:t xml:space="preserve">-N 1 -RS </w:t>
+      </w:r>
+      <w:r>
+        <w:rPr>
+          <w:rFonts w:asciiTheme="majorHAnsi" w:hAnsiTheme="majorHAnsi" w:cstheme="majorHAnsi"/>
+        </w:rPr>
+        <w:t>True</w:t>
+      </w:r>
+      <w:r>
+        <w:rPr>
+          <w:rFonts w:asciiTheme="majorHAnsi" w:hAnsiTheme="majorHAnsi" w:cstheme="majorHAnsi"/>
+        </w:rPr>
+        <w:t xml:space="preserve"> -NS 5 -SINT 2,5 -D UTM,1774000,642900,1775995,645390 -NX 166 -NY 133 -RER </w:t>
+      </w:r>
+      <w:r>
+        <w:rPr>
+          <w:rFonts w:asciiTheme="majorHAnsi" w:hAnsiTheme="majorHAnsi" w:cstheme="majorHAnsi"/>
+        </w:rPr>
+        <w:t>True</w:t>
+      </w:r>
+      <w:r>
+        <w:rPr>
+          <w:rFonts w:asciiTheme="majorHAnsi" w:hAnsiTheme="majorHAnsi" w:cstheme="majorHAnsi"/>
+        </w:rPr>
         <w:t xml:space="preserve"> </w:t>
-      </w:r>
-      <w:r>
-        <w:rPr>
-          <w:rFonts w:asciiTheme="majorHAnsi" w:hAnsiTheme="majorHAnsi" w:cstheme="majorHAnsi"/>
-        </w:rPr>
-        <w:t>-TS H2O</w:t>
-      </w:r>
-      <w:r>
-        <w:rPr>
-          <w:rFonts w:asciiTheme="majorHAnsi" w:hAnsiTheme="majorHAnsi" w:cstheme="majorHAnsi"/>
-        </w:rPr>
-        <w:t xml:space="preserve"> -DM disgas</w:t>
-      </w:r>
-      <w:r>
-        <w:rPr>
-          <w:rFonts w:asciiTheme="majorHAnsi" w:hAnsiTheme="majorHAnsi" w:cstheme="majorHAnsi"/>
-        </w:rPr>
-        <w:t xml:space="preserve"> </w:t>
-      </w:r>
-      <w:r>
-        <w:rPr>
-          <w:rFonts w:asciiTheme="majorHAnsi" w:hAnsiTheme="majorHAnsi" w:cstheme="majorHAnsi"/>
-        </w:rPr>
-        <w:t>-OH 0,1,2,4,10,20,30</w:t>
-      </w:r>
-    </w:p>
-    <w:p>
-      <w:pPr>
-        <w:rPr>
-          <w:rFonts w:asciiTheme="majorHAnsi" w:hAnsiTheme="majorHAnsi" w:cstheme="majorHAnsi"/>
-        </w:rPr>
-      </w:pPr>
-      <w:r>
-        <w:rPr>
-          <w:rFonts w:cs="Times New Roman"/>
-        </w:rPr>
-        <w:t xml:space="preserve">Case 2b: </w:t>
-      </w:r>
-      <w:r>
-        <w:rPr>
-          <w:rFonts w:asciiTheme="majorHAnsi" w:hAnsiTheme="majorHAnsi" w:cstheme="majorHAnsi"/>
-        </w:rPr>
-        <w:t xml:space="preserve">python </w:t>
-      </w:r>
-      <w:r>
-        <w:rPr>
-          <w:rFonts w:asciiTheme="majorHAnsi" w:hAnsiTheme="majorHAnsi" w:cstheme="majorHAnsi"/>
-        </w:rPr>
-        <w:t xml:space="preserve">../../../run_models.py </w:t>
-      </w:r>
-      <w:r>
-        <w:rPr>
-          <w:rFonts w:asciiTheme="majorHAnsi" w:hAnsiTheme="majorHAnsi" w:cstheme="majorHAnsi"/>
-        </w:rPr>
-        <w:t xml:space="preserve">-N 1 -RS on -NS 5 -SINT 2,5 -D UTM,1774000,642900,1775995,645390 -NX 166 -NY 133 -RER on </w:t>
       </w:r>
       <w:r>
         <w:rPr>
@@ -14793,13 +14786,31 @@
         <w:rPr>
           <w:rFonts w:asciiTheme="majorHAnsi" w:hAnsiTheme="majorHAnsi" w:cstheme="majorHAnsi"/>
         </w:rPr>
-        <w:t>-RS on -NS 5</w:t>
-      </w:r>
-      <w:r>
-        <w:rPr>
-          <w:rFonts w:asciiTheme="majorHAnsi" w:hAnsiTheme="majorHAnsi" w:cstheme="majorHAnsi"/>
-        </w:rPr>
-        <w:t xml:space="preserve"> … -RER on</w:t>
+        <w:t xml:space="preserve">-RS </w:t>
+      </w:r>
+      <w:r>
+        <w:rPr>
+          <w:rFonts w:asciiTheme="majorHAnsi" w:hAnsiTheme="majorHAnsi" w:cstheme="majorHAnsi"/>
+        </w:rPr>
+        <w:t>True</w:t>
+      </w:r>
+      <w:r>
+        <w:rPr>
+          <w:rFonts w:asciiTheme="majorHAnsi" w:hAnsiTheme="majorHAnsi" w:cstheme="majorHAnsi"/>
+        </w:rPr>
+        <w:t xml:space="preserve"> -NS 5</w:t>
+      </w:r>
+      <w:r>
+        <w:rPr>
+          <w:rFonts w:asciiTheme="majorHAnsi" w:hAnsiTheme="majorHAnsi" w:cstheme="majorHAnsi"/>
+        </w:rPr>
+        <w:t xml:space="preserve"> … -RER </w:t>
+      </w:r>
+      <w:r>
+        <w:rPr>
+          <w:rFonts w:asciiTheme="majorHAnsi" w:hAnsiTheme="majorHAnsi" w:cstheme="majorHAnsi"/>
+        </w:rPr>
+        <w:t>True</w:t>
       </w:r>
       <w:r>
         <w:rPr>

--- a/Manual/User_Manual.docx
+++ b/Manual/User_Manual.docx
@@ -16423,7 +16423,19 @@
         <w:rPr>
           <w:rFonts w:asciiTheme="majorHAnsi" w:hAnsiTheme="majorHAnsi" w:cstheme="majorHAnsi"/>
         </w:rPr>
-        <w:t>python ../../../run_models.py -N 100 -RS off -D UTM,4535600,511300,4536110,512500 -NX 400 -NY 170 -DM twodee -RD 4 -TS CO2 -OH 0.05,0.5,1.0,1.5,2.0,2.5,3.0</w:t>
+        <w:t xml:space="preserve">python ../../../run_models.py -N 100 -RS </w:t>
+      </w:r>
+      <w:r>
+        <w:rPr>
+          <w:rFonts w:asciiTheme="majorHAnsi" w:hAnsiTheme="majorHAnsi" w:cstheme="majorHAnsi"/>
+        </w:rPr>
+        <w:t>False</w:t>
+      </w:r>
+      <w:r>
+        <w:rPr>
+          <w:rFonts w:asciiTheme="majorHAnsi" w:hAnsiTheme="majorHAnsi" w:cstheme="majorHAnsi"/>
+        </w:rPr>
+        <w:t xml:space="preserve"> -D UTM,4535600,511300,4536110,512500 -NX 400 -NY 170 -DM twodee -RD 4 -TS CO2 -OH 0.05,0.5,1.0,1.5,2.0,2.5,3.0</w:t>
       </w:r>
     </w:p>
     <w:p>
@@ -16441,7 +16453,19 @@
         <w:rPr>
           <w:rFonts w:asciiTheme="majorHAnsi" w:hAnsiTheme="majorHAnsi" w:cstheme="majorHAnsi"/>
         </w:rPr>
-        <w:t>python ../../../run_models.py -N 100 -RS off -D UTM,4535600,511300,4536110,512500 -NX 400 -NY 170 -DM automatic -RD 4 -TS CO2 -OH 0.05,0.5,1.0,1.5,2.0,2.5,3.0</w:t>
+        <w:t xml:space="preserve">python ../../../run_models.py -N 100 -RS </w:t>
+      </w:r>
+      <w:r>
+        <w:rPr>
+          <w:rFonts w:asciiTheme="majorHAnsi" w:hAnsiTheme="majorHAnsi" w:cstheme="majorHAnsi"/>
+        </w:rPr>
+        <w:t>False</w:t>
+      </w:r>
+      <w:r>
+        <w:rPr>
+          <w:rFonts w:asciiTheme="majorHAnsi" w:hAnsiTheme="majorHAnsi" w:cstheme="majorHAnsi"/>
+        </w:rPr>
+        <w:t xml:space="preserve"> -D UTM,4535600,511300,4536110,512500 -NX 400 -NY 170 -DM automatic -RD 4 -TS CO2 -OH 0.05,0.5,1.0,1.5,2.0,2.5,3.0</w:t>
       </w:r>
     </w:p>
     <w:p>

--- a/Manual/User_Manual.docx
+++ b/Manual/User_Manual.docx
@@ -593,7 +593,7 @@
                 <w:rStyle w:val="Hyperlink"/>
                 <w:noProof/>
               </w:rPr>
-              <w:t>TWODEE</w:t>
+              <w:t>TWODEE-2</w:t>
             </w:r>
             <w:r>
               <w:rPr>
@@ -1843,7 +1843,7 @@
         <w:t xml:space="preserve"> (Costa et al., 2005; Costa and Macedonio, 2016) and </w:t>
       </w:r>
       <w:r>
-        <w:t>TWODEE</w:t>
+        <w:t>TWODEE-2</w:t>
       </w:r>
       <w:r>
         <w:t xml:space="preserve"> </w:t>
@@ -1873,7 +1873,7 @@
         <w:t>VIGIL</w:t>
       </w:r>
       <w:r>
-        <w:t xml:space="preserve"> is implemented through Python v3.8, an open-source, general-purpose, interpreted high-level programming language. </w:t>
+        <w:t xml:space="preserve"> is implemented through Python v3, an open-source, general-purpose, interpreted high-level programming language. </w:t>
       </w:r>
     </w:p>
     <w:p>
@@ -1965,60 +1965,49 @@
         <w:t>2.</w:t>
       </w:r>
       <w:r>
+        <w:t>6</w:t>
+      </w:r>
+      <w:r>
+        <w:t xml:space="preserve"> (Costa et al., 2005; Costa and Macedonio, 2016) and </w:t>
+      </w:r>
+      <w:r>
+        <w:t>TWODEE-2</w:t>
+      </w:r>
+      <w:r>
+        <w:t xml:space="preserve"> </w:t>
+      </w:r>
+      <w:r>
+        <w:t>v2.</w:t>
+      </w:r>
+      <w:r>
+        <w:t>6</w:t>
+      </w:r>
+      <w:r>
+        <w:t>.3</w:t>
+      </w:r>
+      <w:r>
+        <w:t xml:space="preserve"> </w:t>
+      </w:r>
+      <w:r>
+        <w:t>(Hankin and Britter, 1999; Folch et al., 2009) coupled with a mass-consistent Diagnostic Wind Model (D</w:t>
+      </w:r>
+      <w:r>
+        <w:t>IAGNO v1.</w:t>
+      </w:r>
+      <w:r>
         <w:t>5</w:t>
       </w:r>
       <w:r>
-        <w:t>.</w:t>
-      </w:r>
-      <w:r>
-        <w:t>3</w:t>
-      </w:r>
-      <w:r>
-        <w:t xml:space="preserve"> (Costa et al., 2005; Costa and Macedonio, 2016) and </w:t>
-      </w:r>
-      <w:r>
-        <w:t>TWODEE</w:t>
-      </w:r>
-      <w:r>
-        <w:t xml:space="preserve"> </w:t>
-      </w:r>
-      <w:r>
-        <w:t>v2.</w:t>
-      </w:r>
-      <w:r>
-        <w:t>6</w:t>
-      </w:r>
-      <w:r>
-        <w:t xml:space="preserve"> </w:t>
-      </w:r>
-      <w:r>
-        <w:t>(Hankin and Britter, 1999; Folch et al., 2009) coupled with a mass-consistent Diagnostic Wind Model (D</w:t>
-      </w:r>
-      <w:r>
-        <w:t xml:space="preserve">IAGNO </w:t>
-      </w:r>
-      <w:commentRangeStart w:id="2"/>
-      <w:r>
-        <w:t>v1.</w:t>
-      </w:r>
-      <w:r>
-        <w:t>2.3</w:t>
-      </w:r>
-      <w:r>
-        <w:t>, Douglas et al., 1990</w:t>
-      </w:r>
-      <w:commentRangeEnd w:id="2"/>
-      <w:r>
-        <w:rPr>
-          <w:rStyle w:val="CommentReference"/>
-        </w:rPr>
-        <w:commentReference w:id="2"/>
-      </w:r>
-      <w:r>
-        <w:t>).</w:t>
-      </w:r>
-      <w:r>
-        <w:t xml:space="preserve"> In the following we refer to these solvers as DISGAS, TWODEE and DIAGNO, respectively.</w:t>
+        <w:t>, Douglas et al., 1990).</w:t>
+      </w:r>
+      <w:r>
+        <w:t xml:space="preserve"> In the following we refer to these solvers as DISGAS, </w:t>
+      </w:r>
+      <w:r>
+        <w:t>TWODEE-2</w:t>
+      </w:r>
+      <w:r>
+        <w:t xml:space="preserve"> and DIAGNO, respectively.</w:t>
       </w:r>
       <w:r>
         <w:t xml:space="preserve"> By simplifying meteorological data collection and processing and automatizing the generation of input data, the running of the models (when possible in parallel) and the generation of outputs (also graphical), this tool can be used to provide a probabilistic volcanic gas modelling for volcanic hazard assessment purposes. In particular, </w:t>
@@ -2039,7 +2028,7 @@
         <w:t xml:space="preserve">) expressed as values in excess of background gas species levels in the air at heights selected by the user in a terrain-following coordinate system. </w:t>
       </w:r>
       <w:r>
-        <w:t>TWODEE</w:t>
+        <w:t>TWODEE-2</w:t>
       </w:r>
       <w:r>
         <w:t xml:space="preserve"> simulates heavy gas flow in a calm ambient based on the shallow water equations for fluid depth, depth-averaged horizontal velocities and depth-averaged fluid density. The used shallow layer approach is a good compromise between the complexity of Computational Fluid Dynamics (CFD) models and the simpler integral models. </w:t>
@@ -2067,7 +2056,7 @@
           <w:rStyle w:val="None"/>
         </w:rPr>
       </w:pPr>
-      <w:bookmarkStart w:id="3" w:name="_Toc111804007"/>
+      <w:bookmarkStart w:id="2" w:name="_Toc111804007"/>
       <w:r>
         <w:rPr>
           <w:rStyle w:val="None"/>
@@ -2080,27 +2069,27 @@
         </w:rPr>
         <w:t>The numerical models</w:t>
       </w:r>
+      <w:bookmarkEnd w:id="2"/>
+      <w:r>
+        <w:rPr>
+          <w:rStyle w:val="None"/>
+        </w:rPr>
+        <w:t xml:space="preserve"> </w:t>
+      </w:r>
+    </w:p>
+    <w:p/>
+    <w:p>
+      <w:pPr>
+        <w:pStyle w:val="Heading2"/>
+      </w:pPr>
+      <w:bookmarkStart w:id="3" w:name="_Toc111804008"/>
+      <w:r>
+        <w:t>2</w:t>
+      </w:r>
+      <w:r>
+        <w:t>.1 DISGAS: passive gas dispersal model</w:t>
+      </w:r>
       <w:bookmarkEnd w:id="3"/>
-      <w:r>
-        <w:rPr>
-          <w:rStyle w:val="None"/>
-        </w:rPr>
-        <w:t xml:space="preserve"> </w:t>
-      </w:r>
-    </w:p>
-    <w:p/>
-    <w:p>
-      <w:pPr>
-        <w:pStyle w:val="Heading2"/>
-      </w:pPr>
-      <w:bookmarkStart w:id="4" w:name="_Toc111804008"/>
-      <w:r>
-        <w:t>2</w:t>
-      </w:r>
-      <w:r>
-        <w:t>.1 DISGAS: passive gas dispersal model</w:t>
-      </w:r>
-      <w:bookmarkEnd w:id="4"/>
     </w:p>
     <w:p>
       <w:r>
@@ -3447,7 +3436,7 @@
       <w:pPr>
         <w:pStyle w:val="Heading2"/>
       </w:pPr>
-      <w:bookmarkStart w:id="5" w:name="_Toc111804009"/>
+      <w:bookmarkStart w:id="4" w:name="_Toc111804009"/>
       <w:r>
         <w:t>2.</w:t>
       </w:r>
@@ -3455,12 +3444,12 @@
         <w:t xml:space="preserve">2 </w:t>
       </w:r>
       <w:r>
-        <w:t>TWODEE</w:t>
+        <w:t>TWODEE-2</w:t>
       </w:r>
       <w:r>
         <w:t>: dense gas dispersal model</w:t>
       </w:r>
-      <w:bookmarkEnd w:id="5"/>
+      <w:bookmarkEnd w:id="4"/>
       <w:r>
         <w:t xml:space="preserve"> </w:t>
       </w:r>
@@ -3470,7 +3459,7 @@
         <w:t xml:space="preserve">The open-source Eulerian </w:t>
       </w:r>
       <w:r>
-        <w:t>TWODEE</w:t>
+        <w:t>TWODEE-2</w:t>
       </w:r>
       <w:r>
         <w:t xml:space="preserve"> code solves a time-dependent model for the flow of a heavy gas based on the shallow layer approach. It is built on the depth-averaged equations for a gas cloud resulting from mixing a gas of density </w:t>
@@ -3540,7 +3529,7 @@
         <w:t xml:space="preserve">). </w:t>
       </w:r>
       <w:r>
-        <w:t>TWODEE</w:t>
+        <w:t>TWODEE-2</w:t>
       </w:r>
       <w:r>
         <w:t xml:space="preserve"> is derived from the optimization and improvement of a previous Fortran-77 version developed by Hankin and Britter (1999). Under the assumption that </w:t>
@@ -3567,7 +3556,7 @@
         <w:t xml:space="preserve">Additionally, the latest version of </w:t>
       </w:r>
       <w:r>
-        <w:t>TWODEE</w:t>
+        <w:t>TWODEE-2</w:t>
       </w:r>
       <w:r>
         <w:t xml:space="preserve"> allows the option “MET_NC”, to use outputs of numerical weather prediction or reanalysis models in NetCDF format. This option is ideal for using high-resolution meteorology obtained by running a numerical weather prediction model.</w:t>
@@ -3578,7 +3567,7 @@
       <w:pPr>
         <w:pStyle w:val="Heading2"/>
       </w:pPr>
-      <w:bookmarkStart w:id="6" w:name="_Toc111804010"/>
+      <w:bookmarkStart w:id="5" w:name="_Toc111804010"/>
       <w:r>
         <w:t>2</w:t>
       </w:r>
@@ -3591,89 +3580,89 @@
       <w:r>
         <w:t>Diagnostic Wind Model</w:t>
       </w:r>
+      <w:bookmarkEnd w:id="5"/>
+    </w:p>
+    <w:p>
+      <w:r>
+        <w:t>DIAGNO</w:t>
+      </w:r>
+      <w:r>
+        <w:t xml:space="preserve"> generates wind components (</w:t>
+      </w:r>
+      <w:r>
+        <w:rPr>
+          <w:i/>
+        </w:rPr>
+        <w:t>u, v, w</w:t>
+      </w:r>
+      <w:r>
+        <w:t>) at several user-specified vertical levels for a specified time, incorporating local surface and upper-air wind observations, where available, and providing some information on terrain-induced air flows in regions where local observations are absent. In particular, the generation of the wind field is obtained by a two-step procedure. Step l produces a spatially varying gridded field of wind components (</w:t>
+      </w:r>
+      <w:r>
+        <w:rPr>
+          <w:i/>
+        </w:rPr>
+        <w:t>u, v, w</w:t>
+      </w:r>
+      <w:r>
+        <w:t>) for each vertical layer within the modelling domain. Step 2 combines the gridded wind field generated in step l with available observational data to produce a final gridded wind field (</w:t>
+      </w:r>
+      <w:r>
+        <w:rPr>
+          <w:i/>
+        </w:rPr>
+        <w:t>u, v, w</w:t>
+      </w:r>
+      <w:r>
+        <w:t xml:space="preserve">). This involves four sub-steps: (l) interpolation, (2) smoothing of the analysed field, (3) computation of a vertical velocity field, and (4) minimization of the three-dimensional divergence. Finally, a divergence-minimization procedure is iteratively applied until velocity divergence is smaller than an arbitrarily user defined threshold. The final result of </w:t>
+      </w:r>
+      <w:r>
+        <w:t>DIA</w:t>
+      </w:r>
+      <w:r>
+        <w:t>GN</w:t>
+      </w:r>
+      <w:r>
+        <w:t>O</w:t>
+      </w:r>
+      <w:r>
+        <w:t xml:space="preserve"> is an approximately null-divergence wind field consistent with the observations. A complete description is provided in Douglas et al. (1990). </w:t>
+      </w:r>
+    </w:p>
+    <w:p>
+      <w:r>
+        <w:t>DIAGNO</w:t>
+      </w:r>
+      <w:r>
+        <w:t xml:space="preserve"> needs topography data, average wind on the computational domain, and atmospheric stability information within the scale of the domain (i.e. the temperature gradient). The approximation of a null-divergence wind field is generally applicable up to a kilometre above ground level (Dutton and Fichtl, 1969). Since we deal with dispersion in the surface layer, i.e. the lowest part of the Planetary Boundary Layer (which extents ca. up to 2-3 km in the atmosphere), this approximation is suitable to our study. Furthermore, since terrain-following coordinates are used, such an approximation still holds even if ground level varies significantly within the computational domain. Then, </w:t>
+      </w:r>
+      <w:r>
+        <w:t>DISGAS</w:t>
+      </w:r>
+      <w:r>
+        <w:t xml:space="preserve"> and </w:t>
+      </w:r>
+      <w:r>
+        <w:t>TWODEE-2</w:t>
+      </w:r>
+      <w:r>
+        <w:t xml:space="preserve"> models linearly interpolate the wind field into computational grid.</w:t>
+      </w:r>
+    </w:p>
+    <w:p>
+      <w:pPr>
+        <w:jc w:val="both"/>
+      </w:pPr>
+    </w:p>
+    <w:p>
+      <w:pPr>
+        <w:pStyle w:val="Heading1"/>
+      </w:pPr>
+      <w:bookmarkStart w:id="6" w:name="_Toc111804011"/>
+      <w:r>
+        <w:t>3. The program setup</w:t>
+      </w:r>
       <w:bookmarkEnd w:id="6"/>
-    </w:p>
-    <w:p>
-      <w:r>
-        <w:t>DIAGNO</w:t>
-      </w:r>
-      <w:r>
-        <w:t xml:space="preserve"> generates wind components (</w:t>
-      </w:r>
-      <w:r>
-        <w:rPr>
-          <w:i/>
-        </w:rPr>
-        <w:t>u, v, w</w:t>
-      </w:r>
-      <w:r>
-        <w:t>) at several user-specified vertical levels for a specified time, incorporating local surface and upper-air wind observations, where available, and providing some information on terrain-induced air flows in regions where local observations are absent. In particular, the generation of the wind field is obtained by a two-step procedure. Step l produces a spatially varying gridded field of wind components (</w:t>
-      </w:r>
-      <w:r>
-        <w:rPr>
-          <w:i/>
-        </w:rPr>
-        <w:t>u, v, w</w:t>
-      </w:r>
-      <w:r>
-        <w:t>) for each vertical layer within the modelling domain. Step 2 combines the gridded wind field generated in step l with available observational data to produce a final gridded wind field (</w:t>
-      </w:r>
-      <w:r>
-        <w:rPr>
-          <w:i/>
-        </w:rPr>
-        <w:t>u, v, w</w:t>
-      </w:r>
-      <w:r>
-        <w:t xml:space="preserve">). This involves four sub-steps: (l) interpolation, (2) smoothing of the analysed field, (3) computation of a vertical velocity field, and (4) minimization of the three-dimensional divergence. Finally, a divergence-minimization procedure is iteratively applied until velocity divergence is smaller than an arbitrarily user defined threshold. The final result of </w:t>
-      </w:r>
-      <w:r>
-        <w:t>DIA</w:t>
-      </w:r>
-      <w:r>
-        <w:t>GN</w:t>
-      </w:r>
-      <w:r>
-        <w:t>O</w:t>
-      </w:r>
-      <w:r>
-        <w:t xml:space="preserve"> is an approximately null-divergence wind field consistent with the observations. A complete description is provided in Douglas et al. (1990). </w:t>
-      </w:r>
-    </w:p>
-    <w:p>
-      <w:r>
-        <w:t>DIAGNO</w:t>
-      </w:r>
-      <w:r>
-        <w:t xml:space="preserve"> needs topography data, average wind on the computational domain, and atmospheric stability information within the scale of the domain (i.e. the temperature gradient). The approximation of a null-divergence wind field is generally applicable up to a kilometre above ground level (Dutton and Fichtl, 1969). Since we deal with dispersion in the surface layer, i.e. the lowest part of the Planetary Boundary Layer (which extents ca. up to 2-3 km in the atmosphere), this approximation is suitable to our study. Furthermore, since terrain-following coordinates are used, such an approximation still holds even if ground level varies significantly within the computational domain. Then, </w:t>
-      </w:r>
-      <w:r>
-        <w:t>DISGAS</w:t>
-      </w:r>
-      <w:r>
-        <w:t xml:space="preserve"> and </w:t>
-      </w:r>
-      <w:r>
-        <w:t>TWODEE</w:t>
-      </w:r>
-      <w:r>
-        <w:t xml:space="preserve"> models linearly interpolate the wind field into computational grid.</w:t>
-      </w:r>
-    </w:p>
-    <w:p>
-      <w:pPr>
-        <w:jc w:val="both"/>
-      </w:pPr>
-    </w:p>
-    <w:p>
-      <w:pPr>
-        <w:pStyle w:val="Heading1"/>
-      </w:pPr>
-      <w:bookmarkStart w:id="7" w:name="_Toc111804011"/>
-      <w:r>
-        <w:t>3. The program setup</w:t>
-      </w:r>
-      <w:bookmarkEnd w:id="7"/>
     </w:p>
     <w:p/>
     <w:p>
@@ -3705,7 +3694,7 @@
       <w:r>
         <w:t xml:space="preserve"> forecast data from the NOAA-NCEP Global Forecast System Numerical Weather Prediction model (</w:t>
       </w:r>
-      <w:hyperlink r:id="rId13" w:history="1">
+      <w:hyperlink r:id="rId9" w:history="1">
         <w:r>
           <w:rPr>
             <w:rStyle w:val="Hyperlink"/>
@@ -3756,10 +3745,16 @@
         <w:t xml:space="preserve"> or </w:t>
       </w:r>
       <w:r>
-        <w:t>TWODEE</w:t>
-      </w:r>
-      <w:r>
-        <w:t xml:space="preserve"> (hereafter referred to as DISGAS and TWODEE, respectively). The user can assess the gas emission sources in the computational domain by using random source location</w:t>
+        <w:t>TWODEE-2</w:t>
+      </w:r>
+      <w:r>
+        <w:t xml:space="preserve"> (hereafter referred to as DISGAS and </w:t>
+      </w:r>
+      <w:r>
+        <w:t>TWODEE-2</w:t>
+      </w:r>
+      <w:r>
+        <w:t>, respectively). The user can assess the gas emission sources in the computational domain by using random source location</w:t>
       </w:r>
       <w:r>
         <w:t>s</w:t>
@@ -3795,7 +3790,7 @@
         <w:t xml:space="preserve">This script is also optionally interfaced with Slurm Workload Manager to run DIAGNO, DISGAS and </w:t>
       </w:r>
       <w:r>
-        <w:t>TWODEE</w:t>
+        <w:t>TWODEE-2</w:t>
       </w:r>
       <w:r>
         <w:t xml:space="preserve"> on a cluster using the available resources with Slurm. </w:t>
@@ -3811,7 +3806,19 @@
         <w:t>Ri</w:t>
       </w:r>
       <w:r>
-        <w:t xml:space="preserve"> (eq. 3) for each source of the domain and determines whether to run DISGAS or TWODEE for each of the source. In situations where some sources require DISGAS and other TWODEE, VIGIL run a split simulation and then merge the outputs (by summing up the gas concentrations in the computational domain) to produce a single output. </w:t>
+        <w:t xml:space="preserve"> (eq. 3) for each source of the domain and determines whether to run DISGAS or </w:t>
+      </w:r>
+      <w:r>
+        <w:t>TWODEE-2</w:t>
+      </w:r>
+      <w:r>
+        <w:t xml:space="preserve"> for each of the source. In situations where some sources require DISGAS and other </w:t>
+      </w:r>
+      <w:r>
+        <w:t>TWODEE-2</w:t>
+      </w:r>
+      <w:r>
+        <w:t xml:space="preserve">, VIGIL run a split simulation and then merge the outputs (by summing up the gas concentrations in the computational domain) to produce a single output. </w:t>
       </w:r>
     </w:p>
     <w:p>
@@ -3832,7 +3839,7 @@
         <w:t xml:space="preserve">: it reads the DISGAS or </w:t>
       </w:r>
       <w:r>
-        <w:t>TWODEE</w:t>
+        <w:t>TWODEE-2</w:t>
       </w:r>
       <w:r>
         <w:t xml:space="preserve"> outputs produced by run_models.py and converts the model outputs in concentration of other gas species (e.g., CO</w:t>
@@ -3870,11 +3877,11 @@
       <w:pPr>
         <w:pStyle w:val="Heading2"/>
       </w:pPr>
-      <w:bookmarkStart w:id="8" w:name="_Toc111804012"/>
+      <w:bookmarkStart w:id="7" w:name="_Toc111804012"/>
       <w:r>
         <w:t>3.1 Dependencies and installation instructions</w:t>
       </w:r>
-      <w:bookmarkEnd w:id="8"/>
+      <w:bookmarkEnd w:id="7"/>
     </w:p>
     <w:p/>
     <w:p>
@@ -3918,7 +3925,10 @@
         <w:t xml:space="preserve">) </w:t>
       </w:r>
       <w:r>
-        <w:t>and TWODEE</w:t>
+        <w:t xml:space="preserve">and </w:t>
+      </w:r>
+      <w:r>
+        <w:t>TWODEE-2</w:t>
       </w:r>
       <w:r>
         <w:t xml:space="preserve"> (</w:t>
@@ -3927,7 +3937,7 @@
         <w:rPr>
           <w:rFonts w:asciiTheme="majorHAnsi" w:hAnsiTheme="majorHAnsi" w:cstheme="majorHAnsi"/>
         </w:rPr>
-        <w:t>twodee</w:t>
+        <w:t>TWODEE-2</w:t>
       </w:r>
       <w:r>
         <w:t>)</w:t>
@@ -3948,7 +3958,10 @@
         <w:t xml:space="preserve"> DISGAS</w:t>
       </w:r>
       <w:r>
-        <w:t xml:space="preserve"> and TWODEE</w:t>
+        <w:t xml:space="preserve"> and </w:t>
+      </w:r>
+      <w:r>
+        <w:t>TWODEE-2</w:t>
       </w:r>
       <w:r>
         <w:t xml:space="preserve"> can be downloaded from the following repositories:</w:t>
@@ -3960,7 +3973,6 @@
           <w:lang w:val="it-IT"/>
         </w:rPr>
       </w:pPr>
-      <w:commentRangeStart w:id="9"/>
       <w:r>
         <w:rPr>
           <w:lang w:val="it-IT"/>
@@ -3977,7 +3989,7 @@
         <w:rPr>
           <w:lang w:val="it-IT"/>
         </w:rPr>
-        <w:t>2.3</w:t>
+        <w:t>5.0</w:t>
       </w:r>
       <w:r>
         <w:rPr>
@@ -3985,7 +3997,7 @@
         </w:rPr>
         <w:t xml:space="preserve">: </w:t>
       </w:r>
-      <w:hyperlink r:id="rId14" w:history="1">
+      <w:hyperlink r:id="rId10" w:history="1">
         <w:r>
           <w:rPr>
             <w:rStyle w:val="Hyperlink"/>
@@ -3994,13 +4006,6 @@
           <w:t>http://datasim.ov.ingv.it/models/diagno.html</w:t>
         </w:r>
       </w:hyperlink>
-      <w:commentRangeEnd w:id="9"/>
-      <w:r>
-        <w:rPr>
-          <w:rStyle w:val="CommentReference"/>
-        </w:rPr>
-        <w:commentReference w:id="9"/>
-      </w:r>
     </w:p>
     <w:p>
       <w:pPr>
@@ -4018,13 +4023,13 @@
         <w:rPr>
           <w:lang w:val="de-DE"/>
         </w:rPr>
-        <w:t>2.5.</w:t>
+        <w:t>2.</w:t>
       </w:r>
       <w:r>
         <w:rPr>
           <w:lang w:val="de-DE"/>
         </w:rPr>
-        <w:t>3</w:t>
+        <w:t>6</w:t>
       </w:r>
       <w:r>
         <w:rPr>
@@ -4032,7 +4037,7 @@
         </w:rPr>
         <w:t xml:space="preserve">: </w:t>
       </w:r>
-      <w:hyperlink r:id="rId15" w:history="1">
+      <w:hyperlink r:id="rId11" w:history="1">
         <w:r>
           <w:rPr>
             <w:rStyle w:val="Hyperlink"/>
@@ -4050,20 +4055,38 @@
     </w:p>
     <w:p>
       <w:r>
-        <w:t>TWODEE v2.</w:t>
+        <w:t>TWODEE-2</w:t>
+      </w:r>
+      <w:r>
+        <w:t xml:space="preserve"> v2.</w:t>
       </w:r>
       <w:r>
         <w:t>6</w:t>
       </w:r>
       <w:r>
+        <w:t>.3</w:t>
+      </w:r>
+      <w:r>
         <w:t xml:space="preserve">: </w:t>
       </w:r>
-      <w:hyperlink r:id="rId16" w:history="1">
+      <w:hyperlink r:id="rId12" w:history="1">
         <w:r>
           <w:rPr>
             <w:rStyle w:val="Hyperlink"/>
           </w:rPr>
-          <w:t>http://datasim.ov.ingv.it/models/twodee.html</w:t>
+          <w:t>http://datasim.ov.ingv.it/models/</w:t>
+        </w:r>
+        <w:r>
+          <w:rPr>
+            <w:rStyle w:val="Hyperlink"/>
+          </w:rPr>
+          <w:t>TWODEE-2</w:t>
+        </w:r>
+        <w:r>
+          <w:rPr>
+            <w:rStyle w:val="Hyperlink"/>
+          </w:rPr>
+          <w:t>.html</w:t>
         </w:r>
       </w:hyperlink>
       <w:r>
@@ -4107,7 +4130,7 @@
       <w:r>
         <w:t xml:space="preserve">: </w:t>
       </w:r>
-      <w:hyperlink r:id="rId17" w:history="1">
+      <w:hyperlink r:id="rId13" w:history="1">
         <w:r>
           <w:rPr>
             <w:rStyle w:val="Hyperlink"/>
@@ -4140,7 +4163,21 @@
         <w:t>grib-tools</w:t>
       </w:r>
       <w:r>
-        <w:t xml:space="preserve">: for Windows, it is used chocolatey to install it. https://chocolatey.org/packages/grib-tools; for Linux, it is required the installation of </w:t>
+        <w:t xml:space="preserve">: for Windows, it is used chocolatey to install it. </w:t>
+      </w:r>
+      <w:hyperlink r:id="rId14" w:history="1">
+        <w:r>
+          <w:rPr>
+            <w:rStyle w:val="Hyperlink"/>
+          </w:rPr>
+          <w:t>https://chocolatey.org/packages/grib-tools</w:t>
+        </w:r>
+      </w:hyperlink>
+      <w:r>
+        <w:t>;</w:t>
+      </w:r>
+      <w:r>
+        <w:t xml:space="preserve"> for Linux, it is required the installation of </w:t>
       </w:r>
       <w:r>
         <w:t>“</w:t>
@@ -4172,7 +4209,7 @@
       <w:r>
         <w:t xml:space="preserve">: it is needed to download the ERA5 reanalysis data. The user has to register at: </w:t>
       </w:r>
-      <w:hyperlink r:id="rId18" w:history="1">
+      <w:hyperlink r:id="rId15" w:history="1">
         <w:r>
           <w:rPr>
             <w:rStyle w:val="Hyperlink"/>
@@ -4183,7 +4220,7 @@
       <w:r>
         <w:t xml:space="preserve">. Once the registration is approved, to get the data follow the instructions at: </w:t>
       </w:r>
-      <w:hyperlink r:id="rId19" w:history="1">
+      <w:hyperlink r:id="rId16" w:history="1">
         <w:r>
           <w:rPr>
             <w:rStyle w:val="Hyperlink"/>
@@ -4246,7 +4283,7 @@
       <w:r>
         <w:t>by using Anaconda (</w:t>
       </w:r>
-      <w:hyperlink r:id="rId20" w:history="1">
+      <w:hyperlink r:id="rId17" w:history="1">
         <w:r>
           <w:rPr>
             <w:rStyle w:val="Hyperlink"/>
@@ -4429,13 +4466,13 @@
       <w:pPr>
         <w:pStyle w:val="Heading2"/>
       </w:pPr>
-      <w:bookmarkStart w:id="10" w:name="_Ref58332576"/>
-      <w:bookmarkStart w:id="11" w:name="_Ref58332587"/>
-      <w:bookmarkStart w:id="12" w:name="_Ref58332594"/>
-      <w:bookmarkStart w:id="13" w:name="_Ref58332626"/>
-      <w:bookmarkStart w:id="14" w:name="_Ref58332667"/>
-      <w:bookmarkStart w:id="15" w:name="_Ref58332682"/>
-      <w:bookmarkStart w:id="16" w:name="_Toc111804014"/>
+      <w:bookmarkStart w:id="8" w:name="_Ref58332576"/>
+      <w:bookmarkStart w:id="9" w:name="_Ref58332587"/>
+      <w:bookmarkStart w:id="10" w:name="_Ref58332594"/>
+      <w:bookmarkStart w:id="11" w:name="_Ref58332626"/>
+      <w:bookmarkStart w:id="12" w:name="_Ref58332667"/>
+      <w:bookmarkStart w:id="13" w:name="_Ref58332682"/>
+      <w:bookmarkStart w:id="14" w:name="_Toc111804014"/>
       <w:r>
         <w:t>3</w:t>
       </w:r>
@@ -4454,17 +4491,17 @@
       <w:r>
         <w:t xml:space="preserve"> Input and Output files</w:t>
       </w:r>
+      <w:bookmarkEnd w:id="8"/>
+      <w:bookmarkEnd w:id="9"/>
       <w:bookmarkEnd w:id="10"/>
       <w:bookmarkEnd w:id="11"/>
       <w:bookmarkEnd w:id="12"/>
       <w:bookmarkEnd w:id="13"/>
       <w:bookmarkEnd w:id="14"/>
-      <w:bookmarkEnd w:id="15"/>
-      <w:bookmarkEnd w:id="16"/>
     </w:p>
     <w:p/>
     <w:p>
-      <w:bookmarkStart w:id="17" w:name="_Hlk59527053"/>
+      <w:bookmarkStart w:id="15" w:name="_Hlk59527053"/>
       <w:r>
         <w:t>VIGIL</w:t>
       </w:r>
@@ -4523,7 +4560,13 @@
         <w:t>“problemname”.inp</w:t>
       </w:r>
       <w:r>
-        <w:t>: it is the control file of DISGAS and/or TWODEE. “problemname” should be “di</w:t>
+        <w:t xml:space="preserve">: it is the control file of DISGAS and/or </w:t>
+      </w:r>
+      <w:r>
+        <w:t>TWODEE-2</w:t>
+      </w:r>
+      <w:r>
+        <w:t>. “problemname” should be “di</w:t>
       </w:r>
       <w:r>
         <w:t>sgas</w:t>
@@ -4532,13 +4575,19 @@
         <w:t>” or “</w:t>
       </w:r>
       <w:r>
-        <w:t>twodee</w:t>
+        <w:t>TWODEE-2</w:t>
       </w:r>
       <w:r>
         <w:t>” (or both) depending on the model that has to be run.</w:t>
       </w:r>
       <w:r>
-        <w:t xml:space="preserve"> We refer the user to the DISGAS and TWODEE user manuals for details on the structure of these files. </w:t>
+        <w:t xml:space="preserve"> We refer the user to the DISGAS and </w:t>
+      </w:r>
+      <w:r>
+        <w:t>TWODEE-2</w:t>
+      </w:r>
+      <w:r>
+        <w:t xml:space="preserve"> user manuals for details on the structure of these files. </w:t>
       </w:r>
       <w:r>
         <w:t>Similar to</w:t>
@@ -4550,7 +4599,13 @@
         <w:t xml:space="preserve"> NOTE: it is recommended to avoid and/or delete any comments in the input files as to avoid issues when run_models.py modifies them. </w:t>
       </w:r>
       <w:r>
-        <w:t>Future versions of VIGIL will use built-in templates of diagno.inp, disgas.inp and twodee.inp.</w:t>
+        <w:t xml:space="preserve">Future versions of VIGIL will use built-in templates of diagno.inp, disgas.inp and </w:t>
+      </w:r>
+      <w:r>
+        <w:t>TWODEE-2</w:t>
+      </w:r>
+      <w:r>
+        <w:t>.inp.</w:t>
       </w:r>
     </w:p>
     <w:p>
@@ -4585,7 +4640,7 @@
       <w:r>
         <w:t xml:space="preserve"> (</w:t>
       </w:r>
-      <w:hyperlink r:id="rId21" w:history="1">
+      <w:hyperlink r:id="rId18" w:history="1">
         <w:r>
           <w:rPr>
             <w:rStyle w:val="Hyperlink"/>
@@ -4629,7 +4684,7 @@
       <w:r>
         <w:t xml:space="preserve"> (</w:t>
       </w:r>
-      <w:hyperlink r:id="rId22" w:history="1">
+      <w:hyperlink r:id="rId19" w:history="1">
         <w:r>
           <w:rPr>
             <w:rStyle w:val="Hyperlink"/>
@@ -4647,12 +4702,18 @@
     <w:p>
       <w:r>
         <w:lastRenderedPageBreak/>
-        <w:t>Details on the structure of these ASCII GRID files are available in the DISGAS and TWODEE user manuals.</w:t>
-      </w:r>
-    </w:p>
-    <w:p>
-      <w:bookmarkStart w:id="18" w:name="_Hlk59530310"/>
-      <w:bookmarkEnd w:id="17"/>
+        <w:t xml:space="preserve">Details on the structure of these ASCII GRID files are available in the DISGAS and </w:t>
+      </w:r>
+      <w:r>
+        <w:t>TWODEE-2</w:t>
+      </w:r>
+      <w:r>
+        <w:t xml:space="preserve"> user manuals.</w:t>
+      </w:r>
+    </w:p>
+    <w:p>
+      <w:bookmarkStart w:id="16" w:name="_Hlk59530310"/>
+      <w:bookmarkEnd w:id="15"/>
       <w:r>
         <w:t>Other optional files are required depending on the options chosen by the user.</w:t>
       </w:r>
@@ -5691,7 +5752,19 @@
         <w:rPr>
           <w:szCs w:val="22"/>
         </w:rPr>
-        <w:t xml:space="preserve">only TWODEE allows defining a gas source over a rectangular area, whilst DISGAS only allows point source; therefore </w:t>
+        <w:t xml:space="preserve">only </w:t>
+      </w:r>
+      <w:r>
+        <w:rPr>
+          <w:szCs w:val="22"/>
+        </w:rPr>
+        <w:t>TWODEE-2-2</w:t>
+      </w:r>
+      <w:r>
+        <w:rPr>
+          <w:szCs w:val="22"/>
+        </w:rPr>
+        <w:t xml:space="preserve"> allows defining a gas source over a rectangular area, whilst DISGAS only allows point source; therefore </w:t>
       </w:r>
       <w:r>
         <w:rPr>
@@ -5806,7 +5879,19 @@
         <w:rPr>
           <w:szCs w:val="22"/>
         </w:rPr>
-        <w:t xml:space="preserve">. However, the latter is used to initialize the gas density that is needed by TWODEE, therefore if multiple sources are present in the domain, then the single value in </w:t>
+        <w:t xml:space="preserve">. However, the latter is used to initialize the gas density that is needed by </w:t>
+      </w:r>
+      <w:r>
+        <w:rPr>
+          <w:szCs w:val="22"/>
+        </w:rPr>
+        <w:t>TWODEE-2</w:t>
+      </w:r>
+      <w:r>
+        <w:rPr>
+          <w:szCs w:val="22"/>
+        </w:rPr>
+        <w:t xml:space="preserve">, therefore if multiple sources are present in the domain, then the single value in </w:t>
       </w:r>
       <w:r>
         <w:rPr>
@@ -5891,7 +5976,7 @@
         </w:rPr>
         <w:t>Surfer v6 GRD format (</w:t>
       </w:r>
-      <w:hyperlink r:id="rId23" w:history="1">
+      <w:hyperlink r:id="rId20" w:history="1">
         <w:r>
           <w:rPr>
             <w:rStyle w:val="Hyperlink"/>
@@ -6027,13 +6112,25 @@
         <w:t xml:space="preserve"> tracked </w:t>
       </w:r>
       <w:r>
-        <w:t>by TWODEE or DISGAS into the concentration of another gas specie</w:t>
+        <w:t xml:space="preserve">by </w:t>
+      </w:r>
+      <w:r>
+        <w:t>TWODEE-2</w:t>
+      </w:r>
+      <w:r>
+        <w:t xml:space="preserve"> or DISGAS into the concentration of another gas specie</w:t>
       </w:r>
       <w:r>
         <w:t xml:space="preserve"> or when the conversion from </w:t>
       </w:r>
       <w:r>
-        <w:t xml:space="preserve">ppm (the default gas concentration units of DISGAS and TWODEE) to </w:t>
+        <w:t xml:space="preserve">ppm (the default gas concentration units of DISGAS and </w:t>
+      </w:r>
+      <w:r>
+        <w:t>TWODEE-2</w:t>
+      </w:r>
+      <w:r>
+        <w:t xml:space="preserve">) to </w:t>
       </w:r>
       <w:r>
         <w:t>kg m</w:t>
@@ -6569,7 +6666,13 @@
         <w:t>2</w:t>
       </w:r>
       <w:r>
-        <w:t xml:space="preserve">O) is set as the gas specie in DISGAS and TWODEE and used as a tracer </w:t>
+        <w:t xml:space="preserve">O) is set as the gas specie in DISGAS and </w:t>
+      </w:r>
+      <w:r>
+        <w:t>TWODEE-2</w:t>
+      </w:r>
+      <w:r>
+        <w:t xml:space="preserve"> and used as a tracer </w:t>
       </w:r>
       <w:r>
         <w:t>for</w:t>
@@ -6635,7 +6738,19 @@
         <w:t xml:space="preserve">optionally set up a value of the background concentration of the gas specie in the atmosphere. </w:t>
       </w:r>
       <w:r>
-        <w:t>Note that TWODEE allows setting this value up in twodee.inp via the command “CONCENTRATION_BG” (in ppm)</w:t>
+        <w:t xml:space="preserve">Note that </w:t>
+      </w:r>
+      <w:r>
+        <w:t>TWODEE-2</w:t>
+      </w:r>
+      <w:r>
+        <w:t xml:space="preserve"> allows setting this value up in </w:t>
+      </w:r>
+      <w:r>
+        <w:t>TWODEE-2</w:t>
+      </w:r>
+      <w:r>
+        <w:t>.inp via the command “CONCENTRATION_BG” (in ppm)</w:t>
       </w:r>
       <w:r>
         <w:t>, but in case multiple gas species are tracked with VIGIL via the conversion</w:t>
@@ -6647,13 +6762,25 @@
         <w:t xml:space="preserve">, this approach could lead to errors in the final value of the concentrations. For example, if one sets a background concentration for CO2 of 350 ppm in the </w:t>
       </w:r>
       <w:r>
-        <w:t>twodee</w:t>
-      </w:r>
-      <w:r>
-        <w:t>.inp file, TWODEE will apply this background concentration to the whole computational domain in their output files. When these are processed by VIGIL in the post processing stage, if more than one gas specie is considered (e.g., for converting from one specie to another), this background would be equally applied to any gas specie causing an error.</w:t>
-      </w:r>
-      <w:r>
-        <w:t xml:space="preserve"> It is therefore recommended to always set “CONCENTRATION_BG” to 0 ppm in twodee.inp to avoid possible errors, particularly when converting from a gas specie to another, and also for consistency with DISGAS, which currently does not have an analogous command. </w:t>
+        <w:t>TWODEE-2</w:t>
+      </w:r>
+      <w:r>
+        <w:t xml:space="preserve">.inp file, </w:t>
+      </w:r>
+      <w:r>
+        <w:t>TWODEE-2</w:t>
+      </w:r>
+      <w:r>
+        <w:t xml:space="preserve"> will apply this background concentration to the whole computational domain in their output files. When these are processed by VIGIL in the post processing stage, if more than one gas specie is considered (e.g., for converting from one specie to another), this background would be equally applied to any gas specie causing an error.</w:t>
+      </w:r>
+      <w:r>
+        <w:t xml:space="preserve"> It is therefore recommended to always set “CONCENTRATION_BG” to 0 ppm in </w:t>
+      </w:r>
+      <w:r>
+        <w:t>TWODEE-2</w:t>
+      </w:r>
+      <w:r>
+        <w:t xml:space="preserve">.inp to avoid possible errors, particularly when converting from a gas specie to another, and also for consistency with DISGAS, which currently does not have an analogous command. </w:t>
       </w:r>
     </w:p>
     <w:p>
@@ -6718,7 +6845,13 @@
         <w:t>are</w:t>
       </w:r>
       <w:r>
-        <w:t xml:space="preserve"> used by VIGIL to calculate the gas density at the source in order to estimate the source Richardson number, which in turn is needed to set the scenario automatically (light gas with DISGAS or dense gas with TWODEE) if required by the user</w:t>
+        <w:t xml:space="preserve"> used by VIGIL to calculate the gas density at the source in order to estimate the source Richardson number, which in turn is needed to set the scenario automatically (light gas with DISGAS or dense gas with </w:t>
+      </w:r>
+      <w:r>
+        <w:t>TWODEE-2</w:t>
+      </w:r>
+      <w:r>
+        <w:t>) if required by the user</w:t>
       </w:r>
       <w:r>
         <w:t xml:space="preserve"> (eq. 3)</w:t>
@@ -6783,7 +6916,7 @@
         <w:spacing w:after="0"/>
       </w:pPr>
     </w:p>
-    <w:bookmarkEnd w:id="18"/>
+    <w:bookmarkEnd w:id="16"/>
     <w:p>
       <w:pPr>
         <w:rPr>
@@ -7128,7 +7261,7 @@
         </w:rPr>
         <w:t xml:space="preserve">. </w:t>
       </w:r>
-      <w:bookmarkStart w:id="19" w:name="_Hlk59544382"/>
+      <w:bookmarkStart w:id="17" w:name="_Hlk59544382"/>
       <w:r>
         <w:rPr>
           <w:rFonts w:cs="Times New Roman"/>
@@ -7322,7 +7455,7 @@
         <w:t xml:space="preserve">assumes that the gas concentration at each output time of </w:t>
       </w:r>
       <w:r>
-        <w:t>TWODEE</w:t>
+        <w:t>TWODEE-2</w:t>
       </w:r>
       <w:r>
         <w:t xml:space="preserve"> or DISGAS represents a constant concentration in the time between the previous and the current output time, i.e. if the gas dispersion simulation is setup to produce an output every 6 hours, VIGIL assumes that the concentration in these 6 hours is equal to the gas concentration at the output time under analysis. This implies that, if the exposure time for a specific concentration threshold is 1 hour and the simulations produce outputs every 6 hours, VIGIL assumes that the concentration overcomes the threshold for at least 1 hour</w:t>
@@ -7340,444 +7473,294 @@
     </w:p>
     <w:p>
       <w:r>
+        <w:rPr>
+          <w:lang w:val="en-US"/>
+        </w:rPr>
+        <w:t>T</w:t>
+      </w:r>
+      <w:r>
+        <w:t xml:space="preserve">he user can </w:t>
+      </w:r>
+      <w:r>
+        <w:t xml:space="preserve">also </w:t>
+      </w:r>
+      <w:r>
+        <w:t xml:space="preserve">provide the optional file </w:t>
+      </w:r>
+      <w:r>
+        <w:rPr>
+          <w:b/>
+        </w:rPr>
+        <w:t>tracking_points.</w:t>
+      </w:r>
+      <w:r>
+        <w:rPr>
+          <w:b/>
+        </w:rPr>
+        <w:t>csv</w:t>
+      </w:r>
+      <w:r>
+        <w:t xml:space="preserve"> that is used by </w:t>
+      </w:r>
+      <w:r>
+        <w:rPr>
+          <w:rFonts w:asciiTheme="majorHAnsi" w:hAnsiTheme="majorHAnsi" w:cstheme="majorHAnsi"/>
+        </w:rPr>
+        <w:t>post.process.py</w:t>
+      </w:r>
+      <w:r>
+        <w:t xml:space="preserve"> if the option </w:t>
+      </w:r>
+      <w:r>
+        <w:rPr>
+          <w:rFonts w:asciiTheme="majorHAnsi" w:hAnsiTheme="majorHAnsi" w:cstheme="majorHAnsi"/>
+        </w:rPr>
+        <w:t xml:space="preserve">-TP --tracking_points </w:t>
+      </w:r>
+      <w:r>
+        <w:t xml:space="preserve">is activated (see Section </w:t>
+      </w:r>
+      <w:r>
+        <w:fldChar w:fldCharType="begin"/>
+      </w:r>
+      <w:r>
+        <w:instrText xml:space="preserve"> REF _Ref77601587 \h </w:instrText>
+      </w:r>
+      <w:r>
+        <w:fldChar w:fldCharType="separate"/>
+      </w:r>
+      <w:r>
+        <w:t>4.3 post_process.py</w:t>
+      </w:r>
+      <w:r>
+        <w:fldChar w:fldCharType="end"/>
+      </w:r>
+      <w:r>
+        <w:t>). The file contains a list of locations where the concentration fields resulting from the simulations are interpolated. It is structured as in the example below:</w:t>
+      </w:r>
+    </w:p>
+    <w:p>
+      <w:r>
+        <w:rPr>
+          <w:rFonts w:asciiTheme="majorHAnsi" w:hAnsiTheme="majorHAnsi" w:cstheme="majorHAnsi"/>
+        </w:rPr>
+        <w:t>X,</w:t>
+      </w:r>
+      <w:r>
+        <w:rPr>
+          <w:rFonts w:asciiTheme="majorHAnsi" w:hAnsiTheme="majorHAnsi" w:cstheme="majorHAnsi"/>
+        </w:rPr>
+        <w:t>y</w:t>
+      </w:r>
+      <w:r>
+        <w:rPr>
+          <w:rFonts w:asciiTheme="majorHAnsi" w:hAnsiTheme="majorHAnsi" w:cstheme="majorHAnsi"/>
+        </w:rPr>
+        <w:t>,</w:t>
+      </w:r>
+      <w:r>
+        <w:rPr>
+          <w:rFonts w:asciiTheme="majorHAnsi" w:hAnsiTheme="majorHAnsi" w:cstheme="majorHAnsi"/>
+        </w:rPr>
+        <w:t>z</w:t>
+      </w:r>
+    </w:p>
+    <w:p>
+      <w:pPr>
+        <w:rPr>
+          <w:rFonts w:asciiTheme="majorHAnsi" w:hAnsiTheme="majorHAnsi" w:cstheme="majorHAnsi"/>
+        </w:rPr>
+      </w:pPr>
+      <w:r>
+        <w:rPr>
+          <w:rFonts w:asciiTheme="majorHAnsi" w:hAnsiTheme="majorHAnsi" w:cstheme="majorHAnsi"/>
+        </w:rPr>
+        <w:t>69694</w:t>
+      </w:r>
+      <w:r>
+        <w:rPr>
+          <w:rFonts w:asciiTheme="majorHAnsi" w:hAnsiTheme="majorHAnsi" w:cstheme="majorHAnsi"/>
+        </w:rPr>
+        <w:t>5</w:t>
+      </w:r>
+      <w:r>
+        <w:rPr>
+          <w:rFonts w:asciiTheme="majorHAnsi" w:hAnsiTheme="majorHAnsi" w:cstheme="majorHAnsi"/>
+        </w:rPr>
+        <w:t>,</w:t>
+      </w:r>
+      <w:r>
+        <w:rPr>
+          <w:rFonts w:asciiTheme="majorHAnsi" w:hAnsiTheme="majorHAnsi" w:cstheme="majorHAnsi"/>
+        </w:rPr>
+        <w:t>1474693</w:t>
+      </w:r>
+      <w:r>
+        <w:rPr>
+          <w:rFonts w:asciiTheme="majorHAnsi" w:hAnsiTheme="majorHAnsi" w:cstheme="majorHAnsi"/>
+        </w:rPr>
+        <w:t>,</w:t>
+      </w:r>
+      <w:r>
+        <w:rPr>
+          <w:rFonts w:asciiTheme="majorHAnsi" w:hAnsiTheme="majorHAnsi" w:cstheme="majorHAnsi"/>
+        </w:rPr>
+        <w:t>0</w:t>
+      </w:r>
+    </w:p>
+    <w:p>
+      <w:pPr>
+        <w:rPr>
+          <w:rFonts w:asciiTheme="majorHAnsi" w:hAnsiTheme="majorHAnsi" w:cstheme="majorHAnsi"/>
+        </w:rPr>
+      </w:pPr>
+      <w:r>
+        <w:rPr>
+          <w:rFonts w:asciiTheme="majorHAnsi" w:hAnsiTheme="majorHAnsi" w:cstheme="majorHAnsi"/>
+        </w:rPr>
+        <w:t>696945</w:t>
+      </w:r>
+      <w:r>
+        <w:rPr>
+          <w:rFonts w:asciiTheme="majorHAnsi" w:hAnsiTheme="majorHAnsi" w:cstheme="majorHAnsi"/>
+        </w:rPr>
+        <w:t>,</w:t>
+      </w:r>
+      <w:r>
+        <w:rPr>
+          <w:rFonts w:asciiTheme="majorHAnsi" w:hAnsiTheme="majorHAnsi" w:cstheme="majorHAnsi"/>
+        </w:rPr>
+        <w:t>1474693</w:t>
+      </w:r>
+      <w:r>
+        <w:rPr>
+          <w:rFonts w:asciiTheme="majorHAnsi" w:hAnsiTheme="majorHAnsi" w:cstheme="majorHAnsi"/>
+        </w:rPr>
+        <w:t>,</w:t>
+      </w:r>
+      <w:r>
+        <w:rPr>
+          <w:rFonts w:asciiTheme="majorHAnsi" w:hAnsiTheme="majorHAnsi" w:cstheme="majorHAnsi"/>
+        </w:rPr>
+        <w:t>2</w:t>
+      </w:r>
+    </w:p>
+    <w:p>
+      <w:pPr>
+        <w:rPr>
+          <w:rFonts w:asciiTheme="majorHAnsi" w:hAnsiTheme="majorHAnsi" w:cstheme="majorHAnsi"/>
+        </w:rPr>
+      </w:pPr>
+      <w:r>
+        <w:rPr>
+          <w:rFonts w:asciiTheme="majorHAnsi" w:hAnsiTheme="majorHAnsi" w:cstheme="majorHAnsi"/>
+        </w:rPr>
+        <w:t>696945</w:t>
+      </w:r>
+      <w:r>
+        <w:rPr>
+          <w:rFonts w:asciiTheme="majorHAnsi" w:hAnsiTheme="majorHAnsi" w:cstheme="majorHAnsi"/>
+        </w:rPr>
+        <w:t>,</w:t>
+      </w:r>
+      <w:r>
+        <w:rPr>
+          <w:rFonts w:asciiTheme="majorHAnsi" w:hAnsiTheme="majorHAnsi" w:cstheme="majorHAnsi"/>
+        </w:rPr>
+        <w:t>1474693</w:t>
+      </w:r>
+      <w:r>
+        <w:rPr>
+          <w:rFonts w:asciiTheme="majorHAnsi" w:hAnsiTheme="majorHAnsi" w:cstheme="majorHAnsi"/>
+        </w:rPr>
+        <w:t>,</w:t>
+      </w:r>
+      <w:r>
+        <w:rPr>
+          <w:rFonts w:asciiTheme="majorHAnsi" w:hAnsiTheme="majorHAnsi" w:cstheme="majorHAnsi"/>
+        </w:rPr>
+        <w:t>10</w:t>
+      </w:r>
+    </w:p>
+    <w:p>
+      <w:pPr>
+        <w:rPr>
+          <w:rFonts w:asciiTheme="majorHAnsi" w:hAnsiTheme="majorHAnsi" w:cstheme="majorHAnsi"/>
+        </w:rPr>
+      </w:pPr>
+      <w:r>
+        <w:rPr>
+          <w:rFonts w:asciiTheme="majorHAnsi" w:hAnsiTheme="majorHAnsi" w:cstheme="majorHAnsi"/>
+        </w:rPr>
+        <w:t>696945</w:t>
+      </w:r>
+      <w:r>
+        <w:rPr>
+          <w:rFonts w:asciiTheme="majorHAnsi" w:hAnsiTheme="majorHAnsi" w:cstheme="majorHAnsi"/>
+        </w:rPr>
+        <w:t>,</w:t>
+      </w:r>
+      <w:r>
+        <w:rPr>
+          <w:rFonts w:asciiTheme="majorHAnsi" w:hAnsiTheme="majorHAnsi" w:cstheme="majorHAnsi"/>
+        </w:rPr>
+        <w:t>1474693</w:t>
+      </w:r>
+      <w:r>
+        <w:rPr>
+          <w:rFonts w:asciiTheme="majorHAnsi" w:hAnsiTheme="majorHAnsi" w:cstheme="majorHAnsi"/>
+        </w:rPr>
+        <w:t>,</w:t>
+      </w:r>
+      <w:r>
+        <w:rPr>
+          <w:rFonts w:asciiTheme="majorHAnsi" w:hAnsiTheme="majorHAnsi" w:cstheme="majorHAnsi"/>
+        </w:rPr>
+        <w:t>80</w:t>
+      </w:r>
+    </w:p>
+    <w:p>
+      <w:pPr>
+        <w:rPr>
+          <w:rFonts w:cs="Times New Roman"/>
+        </w:rPr>
+      </w:pPr>
+      <w:r>
+        <w:rPr>
+          <w:rFonts w:cs="Times New Roman"/>
+        </w:rPr>
+        <w:t>where x, y and z are the easting (or longitude), northing (or latitude) and elevation (m above the ground) of the tracking point.</w:t>
+      </w:r>
+      <w:r>
+        <w:rPr>
+          <w:rFonts w:cs="Times New Roman"/>
+        </w:rPr>
+        <w:t xml:space="preserve"> The code ignores any line in which the coordinates or the elevation do not represent realistic value and is able to recognize UTM or geographic coordinates. If tracking points are activated, the interpolated concentration at each time step is saved in an output .txt file for each simulation; these outputs are then used to create hazard curves (ECDF vs. concentration) for the location at each time step.</w:t>
+      </w:r>
+    </w:p>
+    <w:p>
+      <w:pPr>
+        <w:rPr>
+          <w:rFonts w:cs="Times New Roman"/>
+        </w:rPr>
+      </w:pPr>
+      <w:r>
+        <w:rPr>
+          <w:rFonts w:cs="Times New Roman"/>
+        </w:rPr>
         <w:t xml:space="preserve">Finally, </w:t>
       </w:r>
       <w:r>
-        <w:t xml:space="preserve">the user can provide the optional file </w:t>
-      </w:r>
-      <w:r>
-        <w:rPr>
-          <w:b/>
-        </w:rPr>
-        <w:t>tracking_points.txt</w:t>
-      </w:r>
-      <w:r>
-        <w:t xml:space="preserve"> that is used by </w:t>
-      </w:r>
-      <w:r>
-        <w:rPr>
-          <w:rFonts w:asciiTheme="majorHAnsi" w:hAnsiTheme="majorHAnsi" w:cstheme="majorHAnsi"/>
-        </w:rPr>
-        <w:t>post.process.py</w:t>
-      </w:r>
-      <w:r>
-        <w:t xml:space="preserve"> if the option </w:t>
-      </w:r>
-      <w:r>
-        <w:rPr>
-          <w:rFonts w:asciiTheme="majorHAnsi" w:hAnsiTheme="majorHAnsi" w:cstheme="majorHAnsi"/>
-        </w:rPr>
-        <w:t xml:space="preserve">-TP --tracking_points </w:t>
-      </w:r>
-      <w:r>
-        <w:t xml:space="preserve">is activated (see Section </w:t>
-      </w:r>
-      <w:r>
-        <w:fldChar w:fldCharType="begin"/>
-      </w:r>
-      <w:r>
-        <w:instrText xml:space="preserve"> REF _Ref77601587 \h </w:instrText>
-      </w:r>
-      <w:r>
-        <w:fldChar w:fldCharType="separate"/>
-      </w:r>
-      <w:r>
-        <w:t>4.3 post_process.py</w:t>
-      </w:r>
-      <w:r>
-        <w:fldChar w:fldCharType="end"/>
-      </w:r>
-      <w:r>
-        <w:t>). The file contains a list of locations where the concentration fields resulting from the simulations are interpolated. It is structured as in the example below:</w:t>
-      </w:r>
-    </w:p>
-    <w:p>
-      <w:r>
-        <w:rPr>
-          <w:rFonts w:asciiTheme="majorHAnsi" w:hAnsiTheme="majorHAnsi" w:cstheme="majorHAnsi"/>
-        </w:rPr>
-        <w:t>x</w:t>
-      </w:r>
-      <w:r>
-        <w:rPr>
-          <w:rFonts w:asciiTheme="majorHAnsi" w:hAnsiTheme="majorHAnsi" w:cstheme="majorHAnsi"/>
-        </w:rPr>
-        <w:tab/>
-      </w:r>
-      <w:r>
-        <w:rPr>
-          <w:rFonts w:asciiTheme="majorHAnsi" w:hAnsiTheme="majorHAnsi" w:cstheme="majorHAnsi"/>
-        </w:rPr>
-        <w:t>y</w:t>
-      </w:r>
-      <w:r>
-        <w:rPr>
-          <w:rFonts w:asciiTheme="majorHAnsi" w:hAnsiTheme="majorHAnsi" w:cstheme="majorHAnsi"/>
-        </w:rPr>
-        <w:tab/>
-      </w:r>
-      <w:r>
-        <w:rPr>
-          <w:rFonts w:asciiTheme="majorHAnsi" w:hAnsiTheme="majorHAnsi" w:cstheme="majorHAnsi"/>
-        </w:rPr>
-        <w:t>z</w:t>
-      </w:r>
-    </w:p>
-    <w:p>
-      <w:pPr>
-        <w:rPr>
-          <w:rFonts w:asciiTheme="majorHAnsi" w:hAnsiTheme="majorHAnsi" w:cstheme="majorHAnsi"/>
-        </w:rPr>
-      </w:pPr>
-      <w:r>
-        <w:rPr>
-          <w:rFonts w:asciiTheme="majorHAnsi" w:hAnsiTheme="majorHAnsi" w:cstheme="majorHAnsi"/>
-        </w:rPr>
-        <w:t>69694</w:t>
-      </w:r>
-      <w:r>
-        <w:rPr>
-          <w:rFonts w:asciiTheme="majorHAnsi" w:hAnsiTheme="majorHAnsi" w:cstheme="majorHAnsi"/>
-        </w:rPr>
-        <w:t>5</w:t>
-      </w:r>
-      <w:r>
-        <w:rPr>
-          <w:rFonts w:asciiTheme="majorHAnsi" w:hAnsiTheme="majorHAnsi" w:cstheme="majorHAnsi"/>
-        </w:rPr>
-        <w:tab/>
-      </w:r>
-      <w:r>
-        <w:rPr>
-          <w:rFonts w:asciiTheme="majorHAnsi" w:hAnsiTheme="majorHAnsi" w:cstheme="majorHAnsi"/>
-        </w:rPr>
-        <w:t>1474693</w:t>
-      </w:r>
-      <w:r>
-        <w:rPr>
-          <w:rFonts w:asciiTheme="majorHAnsi" w:hAnsiTheme="majorHAnsi" w:cstheme="majorHAnsi"/>
-        </w:rPr>
-        <w:tab/>
-      </w:r>
-      <w:r>
-        <w:rPr>
-          <w:rFonts w:asciiTheme="majorHAnsi" w:hAnsiTheme="majorHAnsi" w:cstheme="majorHAnsi"/>
-        </w:rPr>
-        <w:t>0</w:t>
-      </w:r>
-    </w:p>
-    <w:p>
-      <w:pPr>
-        <w:rPr>
-          <w:rFonts w:asciiTheme="majorHAnsi" w:hAnsiTheme="majorHAnsi" w:cstheme="majorHAnsi"/>
-        </w:rPr>
-      </w:pPr>
-      <w:r>
-        <w:rPr>
-          <w:rFonts w:asciiTheme="majorHAnsi" w:hAnsiTheme="majorHAnsi" w:cstheme="majorHAnsi"/>
-        </w:rPr>
-        <w:t>696945</w:t>
-      </w:r>
-      <w:r>
-        <w:rPr>
-          <w:rFonts w:asciiTheme="majorHAnsi" w:hAnsiTheme="majorHAnsi" w:cstheme="majorHAnsi"/>
-        </w:rPr>
-        <w:tab/>
-      </w:r>
-      <w:r>
-        <w:rPr>
-          <w:rFonts w:asciiTheme="majorHAnsi" w:hAnsiTheme="majorHAnsi" w:cstheme="majorHAnsi"/>
-        </w:rPr>
-        <w:t>1474693</w:t>
-      </w:r>
-      <w:r>
-        <w:rPr>
-          <w:rFonts w:asciiTheme="majorHAnsi" w:hAnsiTheme="majorHAnsi" w:cstheme="majorHAnsi"/>
-        </w:rPr>
-        <w:tab/>
-      </w:r>
-      <w:r>
-        <w:rPr>
-          <w:rFonts w:asciiTheme="majorHAnsi" w:hAnsiTheme="majorHAnsi" w:cstheme="majorHAnsi"/>
-        </w:rPr>
-        <w:t>2</w:t>
-      </w:r>
-    </w:p>
-    <w:p>
-      <w:pPr>
-        <w:rPr>
-          <w:rFonts w:asciiTheme="majorHAnsi" w:hAnsiTheme="majorHAnsi" w:cstheme="majorHAnsi"/>
-        </w:rPr>
-      </w:pPr>
-      <w:r>
-        <w:rPr>
-          <w:rFonts w:asciiTheme="majorHAnsi" w:hAnsiTheme="majorHAnsi" w:cstheme="majorHAnsi"/>
-        </w:rPr>
-        <w:t>696945</w:t>
-      </w:r>
-      <w:r>
-        <w:rPr>
-          <w:rFonts w:asciiTheme="majorHAnsi" w:hAnsiTheme="majorHAnsi" w:cstheme="majorHAnsi"/>
-        </w:rPr>
-        <w:tab/>
-      </w:r>
-      <w:r>
-        <w:rPr>
-          <w:rFonts w:asciiTheme="majorHAnsi" w:hAnsiTheme="majorHAnsi" w:cstheme="majorHAnsi"/>
-        </w:rPr>
-        <w:t>1474693</w:t>
-      </w:r>
-      <w:r>
-        <w:rPr>
-          <w:rFonts w:asciiTheme="majorHAnsi" w:hAnsiTheme="majorHAnsi" w:cstheme="majorHAnsi"/>
-        </w:rPr>
-        <w:tab/>
-      </w:r>
-      <w:r>
-        <w:rPr>
-          <w:rFonts w:asciiTheme="majorHAnsi" w:hAnsiTheme="majorHAnsi" w:cstheme="majorHAnsi"/>
-        </w:rPr>
-        <w:t>10</w:t>
-      </w:r>
-    </w:p>
-    <w:p>
-      <w:pPr>
-        <w:rPr>
-          <w:rFonts w:asciiTheme="majorHAnsi" w:hAnsiTheme="majorHAnsi" w:cstheme="majorHAnsi"/>
-        </w:rPr>
-      </w:pPr>
-      <w:r>
-        <w:rPr>
-          <w:rFonts w:asciiTheme="majorHAnsi" w:hAnsiTheme="majorHAnsi" w:cstheme="majorHAnsi"/>
-        </w:rPr>
-        <w:t>696945</w:t>
-      </w:r>
-      <w:r>
-        <w:rPr>
-          <w:rFonts w:asciiTheme="majorHAnsi" w:hAnsiTheme="majorHAnsi" w:cstheme="majorHAnsi"/>
-        </w:rPr>
-        <w:tab/>
-      </w:r>
-      <w:r>
-        <w:rPr>
-          <w:rFonts w:asciiTheme="majorHAnsi" w:hAnsiTheme="majorHAnsi" w:cstheme="majorHAnsi"/>
-        </w:rPr>
-        <w:t>1474693</w:t>
-      </w:r>
-      <w:r>
-        <w:rPr>
-          <w:rFonts w:asciiTheme="majorHAnsi" w:hAnsiTheme="majorHAnsi" w:cstheme="majorHAnsi"/>
-        </w:rPr>
-        <w:tab/>
-      </w:r>
-      <w:r>
-        <w:rPr>
-          <w:rFonts w:asciiTheme="majorHAnsi" w:hAnsiTheme="majorHAnsi" w:cstheme="majorHAnsi"/>
-        </w:rPr>
-        <w:t>80</w:t>
-      </w:r>
-    </w:p>
-    <w:p>
-      <w:pPr>
-        <w:rPr>
-          <w:rFonts w:cs="Times New Roman"/>
-        </w:rPr>
-      </w:pPr>
-      <w:r>
-        <w:rPr>
-          <w:rFonts w:cs="Times New Roman"/>
-        </w:rPr>
-        <w:t>where x, y and z are the easting (or longitude), northing (or latitude) and elevation (m above the ground) of the tracking point.</w:t>
-      </w:r>
-      <w:r>
-        <w:rPr>
-          <w:rFonts w:cs="Times New Roman"/>
-        </w:rPr>
-        <w:t xml:space="preserve"> The code ignores any line in which the coordinates or the elevation do not represent realistic value and is able to recognize UTM or geographic coordinates. If tracking points are activated, the interpolated concentration at each time step is saved in an output .txt file for each simulation; these outputs are then used to create hazard curves (ECDF vs. concentration) for the location at each time step. </w:t>
-      </w:r>
-    </w:p>
-    <w:bookmarkEnd w:id="19"/>
-    <w:p/>
-    <w:p>
-      <w:pPr>
-        <w:pStyle w:val="Heading1"/>
-      </w:pPr>
-      <w:bookmarkStart w:id="20" w:name="_Toc111804015"/>
-      <w:r>
-        <w:t xml:space="preserve">4. Running </w:t>
-      </w:r>
-      <w:r>
-        <w:t>VIGIL</w:t>
-      </w:r>
-      <w:bookmarkEnd w:id="20"/>
-    </w:p>
-    <w:p/>
-    <w:p>
-      <w:r>
-        <w:t xml:space="preserve">The workflow from weather data processing to post processing model outputs is shown in Fig. 1 and consist in running the Python scripts in the following sequence: weather.py, run_models.py, post_process.py. Each of these scripts has several options that can be selected by the user to activate or deactivate the different functionalities available in </w:t>
-      </w:r>
-      <w:r>
-        <w:t>VIGIL</w:t>
-      </w:r>
-      <w:r>
-        <w:t>. The options can be reviewed in the READM</w:t>
-      </w:r>
-      <w:r>
-        <w:t>E</w:t>
-      </w:r>
-      <w:r>
-        <w:t>.md file provided in the package and at any time in the command line by the command:</w:t>
-      </w:r>
-    </w:p>
-    <w:p>
-      <w:pPr>
-        <w:rPr>
-          <w:rFonts w:asciiTheme="majorHAnsi" w:hAnsiTheme="majorHAnsi" w:cstheme="majorHAnsi"/>
-        </w:rPr>
-      </w:pPr>
-      <w:r>
-        <w:rPr>
-          <w:rFonts w:asciiTheme="majorHAnsi" w:hAnsiTheme="majorHAnsi" w:cstheme="majorHAnsi"/>
-        </w:rPr>
-        <w:t>python “script” --help</w:t>
-      </w:r>
-    </w:p>
-    <w:p>
-      <w:pPr>
-        <w:rPr>
-          <w:rFonts w:cs="Times New Roman"/>
-        </w:rPr>
-      </w:pPr>
-      <w:r>
-        <w:rPr>
-          <w:rFonts w:cs="Times New Roman"/>
-        </w:rPr>
-        <w:t xml:space="preserve">where “script” is the name of the Python script. </w:t>
-      </w:r>
-    </w:p>
-    <w:p>
-      <w:pPr>
-        <w:rPr>
-          <w:rFonts w:cs="Times New Roman"/>
-        </w:rPr>
-      </w:pPr>
-      <w:r>
-        <w:rPr>
-          <w:rFonts w:cs="Times New Roman"/>
-        </w:rPr>
-        <w:t xml:space="preserve">Practical examples on the usage of </w:t>
-      </w:r>
-      <w:r>
-        <w:rPr>
-          <w:rFonts w:cs="Times New Roman"/>
-        </w:rPr>
-        <w:t>VIGIL</w:t>
-      </w:r>
-      <w:r>
-        <w:rPr>
-          <w:rFonts w:cs="Times New Roman"/>
-        </w:rPr>
-        <w:t xml:space="preserve"> will be discussed in the next Section. </w:t>
-      </w:r>
-    </w:p>
-    <w:p>
-      <w:pPr>
-        <w:rPr>
-          <w:rFonts w:cs="Times New Roman"/>
-        </w:rPr>
-      </w:pPr>
-    </w:p>
-    <w:p>
-      <w:pPr>
-        <w:pStyle w:val="Heading2"/>
-      </w:pPr>
-      <w:bookmarkStart w:id="21" w:name="_Ref89437485"/>
-      <w:bookmarkStart w:id="22" w:name="_Toc111804016"/>
-      <w:r>
-        <w:lastRenderedPageBreak/>
-        <w:t>4.1. weather.py</w:t>
-      </w:r>
-      <w:bookmarkEnd w:id="21"/>
-      <w:bookmarkEnd w:id="22"/>
-    </w:p>
-    <w:p>
-      <w:pPr>
-        <w:pStyle w:val="Heading2"/>
-      </w:pPr>
-    </w:p>
-    <w:p>
-      <w:r>
-        <w:t>This script is run to retrieve weather data from ERA5 archive</w:t>
-      </w:r>
-      <w:r>
-        <w:t xml:space="preserve"> in reanalysis mode or GFS forecasts in forecast mode</w:t>
-      </w:r>
-      <w:r>
-        <w:t xml:space="preserve"> or to process data of weather stations provided by the user as explained in Section </w:t>
-      </w:r>
-      <w:r>
-        <w:fldChar w:fldCharType="begin"/>
-      </w:r>
-      <w:r>
-        <w:instrText xml:space="preserve"> REF _Ref58332682 \h </w:instrText>
-      </w:r>
-      <w:r>
-        <w:fldChar w:fldCharType="separate"/>
-      </w:r>
-      <w:r>
-        <w:t>3.3</w:t>
-      </w:r>
-      <w:r>
-        <w:fldChar w:fldCharType="end"/>
-      </w:r>
-      <w:r>
-        <w:t xml:space="preserve">. </w:t>
-      </w:r>
-      <w:r>
-        <w:t>It also prepares the folder “simulations”, which stores all simulation input and output files, together with the original weather data files (Fig. 1). The possible arguments of this scripts are:</w:t>
-      </w:r>
-    </w:p>
-    <w:p>
-      <w:pPr>
-        <w:rPr>
-          <w:rFonts w:asciiTheme="majorHAnsi" w:hAnsiTheme="majorHAnsi" w:cstheme="majorHAnsi"/>
-        </w:rPr>
-      </w:pPr>
-      <w:r>
-        <w:rPr>
-          <w:rFonts w:asciiTheme="majorHAnsi" w:hAnsiTheme="majorHAnsi" w:cstheme="majorHAnsi"/>
-        </w:rPr>
-        <w:t xml:space="preserve">weather.py </w:t>
-      </w:r>
-      <w:r>
-        <w:rPr>
-          <w:rFonts w:asciiTheme="majorHAnsi" w:hAnsiTheme="majorHAnsi" w:cstheme="majorHAnsi"/>
-        </w:rPr>
-        <w:t>[-h] [-M MODE] [-RT RUN_TYPE] [-CS CONTINUOUS_SIMULATION] [-S START_DATE] [-E END_DATE] [-SY SAMPLED_YEARS]</w:t>
-      </w:r>
-      <w:r>
-        <w:rPr>
-          <w:rFonts w:asciiTheme="majorHAnsi" w:hAnsiTheme="majorHAnsi" w:cstheme="majorHAnsi"/>
-        </w:rPr>
-        <w:t xml:space="preserve"> </w:t>
-      </w:r>
-      <w:r>
-        <w:rPr>
-          <w:rFonts w:asciiTheme="majorHAnsi" w:hAnsiTheme="majorHAnsi" w:cstheme="majorHAnsi"/>
-        </w:rPr>
-        <w:t>[-SM SAMPLED_MONTHS] [-SD SAMPLED_DAYS] [-V VOLC] [-LAT LAT] [-LON LON] [-EL ELEV] [-NS SAMPLES] [-ERA5 ERA5]</w:t>
-      </w:r>
-      <w:r>
-        <w:rPr>
-          <w:rFonts w:asciiTheme="majorHAnsi" w:hAnsiTheme="majorHAnsi" w:cstheme="majorHAnsi"/>
-        </w:rPr>
-        <w:t xml:space="preserve"> </w:t>
-      </w:r>
-      <w:r>
-        <w:rPr>
-          <w:rFonts w:asciiTheme="majorHAnsi" w:hAnsiTheme="majorHAnsi" w:cstheme="majorHAnsi"/>
-        </w:rPr>
-        <w:t>[-WST STATION] [-N NPROC] [-TD TWODEE] [-DG DISGAS]</w:t>
+        <w:rPr>
+          <w:rFonts w:cs="Times New Roman"/>
+        </w:rPr>
+        <w:t xml:space="preserve">when the inversion mode is activated, the user needs to provide </w:t>
+      </w:r>
+      <w:r>
+        <w:rPr>
+          <w:rFonts w:cs="Times New Roman"/>
+        </w:rPr>
+        <w:t>a folder called “inversion” in which to store:</w:t>
       </w:r>
     </w:p>
     <w:p>
@@ -7787,31 +7770,69 @@
           <w:ilvl w:val="0"/>
           <w:numId w:val="7"/>
         </w:numPr>
-        <w:rPr>
-          <w:rFonts w:asciiTheme="majorHAnsi" w:hAnsiTheme="majorHAnsi" w:cstheme="majorHAnsi"/>
-          <w:szCs w:val="22"/>
-        </w:rPr>
-      </w:pPr>
-      <w:r>
-        <w:rPr>
-          <w:rFonts w:asciiTheme="majorHAnsi" w:hAnsiTheme="majorHAnsi" w:cstheme="majorHAnsi"/>
-          <w:szCs w:val="22"/>
-        </w:rPr>
-        <w:t xml:space="preserve">-h, --help            </w:t>
+      </w:pPr>
+      <w:r>
+        <w:t>A file named “</w:t>
+      </w:r>
+      <w:r>
+        <w:rPr>
+          <w:b/>
+          <w:bCs/>
+        </w:rPr>
+        <w:t>stations_list.csv”</w:t>
+      </w:r>
+      <w:r>
+        <w:t>, in which to list, in a comma separated value file, all the gas concentration time series measured by the monitoring stations. The file is organized as:</w:t>
       </w:r>
     </w:p>
     <w:p>
       <w:pPr>
         <w:pStyle w:val="ListParagraph"/>
         <w:rPr>
-          <w:szCs w:val="22"/>
-        </w:rPr>
-      </w:pPr>
-      <w:r>
-        <w:rPr>
-          <w:szCs w:val="22"/>
-        </w:rPr>
-        <w:t>Command to show the guide to this script.</w:t>
+          <w:rFonts w:asciiTheme="majorHAnsi" w:hAnsiTheme="majorHAnsi" w:cstheme="majorHAnsi"/>
+        </w:rPr>
+      </w:pPr>
+      <w:r>
+        <w:rPr>
+          <w:rFonts w:asciiTheme="majorHAnsi" w:hAnsiTheme="majorHAnsi" w:cstheme="majorHAnsi"/>
+        </w:rPr>
+        <w:t>“file_name.csv”,easting,northing,m above ground</w:t>
+      </w:r>
+    </w:p>
+    <w:p>
+      <w:pPr>
+        <w:pStyle w:val="ListParagraph"/>
+      </w:pPr>
+      <w:r>
+        <w:t>For example:</w:t>
+      </w:r>
+    </w:p>
+    <w:p>
+      <w:pPr>
+        <w:pStyle w:val="ListParagraph"/>
+        <w:rPr>
+          <w:rFonts w:asciiTheme="majorHAnsi" w:hAnsiTheme="majorHAnsi" w:cstheme="majorHAnsi"/>
+        </w:rPr>
+      </w:pPr>
+      <w:r>
+        <w:rPr>
+          <w:rFonts w:asciiTheme="majorHAnsi" w:hAnsiTheme="majorHAnsi" w:cstheme="majorHAnsi"/>
+        </w:rPr>
+        <w:t>pizzo.csv,518575.01,4293772.22,1</w:t>
+      </w:r>
+    </w:p>
+    <w:p>
+      <w:pPr>
+        <w:pStyle w:val="ListParagraph"/>
+        <w:rPr>
+          <w:rFonts w:asciiTheme="majorHAnsi" w:hAnsiTheme="majorHAnsi" w:cstheme="majorHAnsi"/>
+        </w:rPr>
+      </w:pPr>
+      <w:r>
+        <w:rPr>
+          <w:rFonts w:asciiTheme="majorHAnsi" w:hAnsiTheme="majorHAnsi" w:cstheme="majorHAnsi"/>
+        </w:rPr>
+        <w:t>(…)</w:t>
       </w:r>
     </w:p>
     <w:p>
@@ -7821,45 +7842,293 @@
           <w:ilvl w:val="0"/>
           <w:numId w:val="7"/>
         </w:numPr>
-        <w:rPr>
-          <w:rFonts w:asciiTheme="majorHAnsi" w:hAnsiTheme="majorHAnsi" w:cstheme="majorHAnsi"/>
-          <w:szCs w:val="22"/>
-        </w:rPr>
-      </w:pPr>
-      <w:r>
-        <w:rPr>
-          <w:rFonts w:asciiTheme="majorHAnsi" w:hAnsiTheme="majorHAnsi" w:cstheme="majorHAnsi"/>
-          <w:szCs w:val="22"/>
-        </w:rPr>
-        <w:t>-M MODE, --mode MODE</w:t>
+      </w:pPr>
+      <w:r>
+        <w:t xml:space="preserve">The files listed in the </w:t>
+      </w:r>
+      <w:r>
+        <w:rPr>
+          <w:b/>
+          <w:bCs/>
+        </w:rPr>
+        <w:t>stations_list.csv</w:t>
+      </w:r>
+      <w:r>
+        <w:t xml:space="preserve"> file, organized as follows:</w:t>
       </w:r>
     </w:p>
     <w:p>
       <w:pPr>
         <w:pStyle w:val="ListParagraph"/>
         <w:rPr>
-          <w:szCs w:val="22"/>
-        </w:rPr>
-      </w:pPr>
-      <w:r>
-        <w:rPr>
-          <w:szCs w:val="22"/>
-        </w:rPr>
-        <w:t>Possible options: reanalysis, forecast. If reanalysis, either ERA5 or WST options should be</w:t>
+          <w:rFonts w:asciiTheme="majorHAnsi" w:hAnsiTheme="majorHAnsi" w:cstheme="majorHAnsi"/>
+        </w:rPr>
+      </w:pPr>
+      <w:r>
+        <w:rPr>
+          <w:rFonts w:asciiTheme="majorHAnsi" w:hAnsiTheme="majorHAnsi" w:cstheme="majorHAnsi"/>
+        </w:rPr>
+        <w:t>hour,CO2,SO2</w:t>
       </w:r>
     </w:p>
     <w:p>
       <w:pPr>
         <w:pStyle w:val="ListParagraph"/>
         <w:rPr>
-          <w:szCs w:val="22"/>
-        </w:rPr>
-      </w:pPr>
-      <w:r>
-        <w:rPr>
-          <w:szCs w:val="22"/>
-        </w:rPr>
-        <w:t>on. If forecast, GFS data will be downloaded and processed</w:t>
+          <w:rFonts w:asciiTheme="majorHAnsi" w:hAnsiTheme="majorHAnsi" w:cstheme="majorHAnsi"/>
+        </w:rPr>
+      </w:pPr>
+      <w:r>
+        <w:rPr>
+          <w:rFonts w:asciiTheme="majorHAnsi" w:hAnsiTheme="majorHAnsi" w:cstheme="majorHAnsi"/>
+        </w:rPr>
+        <w:t>11/04/2024 10:00:00,462,0.24</w:t>
+      </w:r>
+    </w:p>
+    <w:p>
+      <w:pPr>
+        <w:pStyle w:val="ListParagraph"/>
+        <w:rPr>
+          <w:rFonts w:asciiTheme="majorHAnsi" w:hAnsiTheme="majorHAnsi" w:cstheme="majorHAnsi"/>
+        </w:rPr>
+      </w:pPr>
+      <w:r>
+        <w:rPr>
+          <w:rFonts w:asciiTheme="majorHAnsi" w:hAnsiTheme="majorHAnsi" w:cstheme="majorHAnsi"/>
+        </w:rPr>
+        <w:t>11/04/2024 12:00:00,449.5,0.42</w:t>
+      </w:r>
+    </w:p>
+    <w:p>
+      <w:pPr>
+        <w:pStyle w:val="ListParagraph"/>
+        <w:rPr>
+          <w:rFonts w:asciiTheme="majorHAnsi" w:hAnsiTheme="majorHAnsi" w:cstheme="majorHAnsi"/>
+        </w:rPr>
+      </w:pPr>
+      <w:r>
+        <w:rPr>
+          <w:rFonts w:asciiTheme="majorHAnsi" w:hAnsiTheme="majorHAnsi" w:cstheme="majorHAnsi"/>
+        </w:rPr>
+        <w:t>11/04/2024 16:00:00,449.8,0.24</w:t>
+      </w:r>
+    </w:p>
+    <w:p>
+      <w:pPr>
+        <w:pStyle w:val="ListParagraph"/>
+        <w:rPr>
+          <w:rFonts w:asciiTheme="majorHAnsi" w:hAnsiTheme="majorHAnsi" w:cstheme="majorHAnsi"/>
+        </w:rPr>
+      </w:pPr>
+      <w:r>
+        <w:rPr>
+          <w:rFonts w:asciiTheme="majorHAnsi" w:hAnsiTheme="majorHAnsi" w:cstheme="majorHAnsi"/>
+        </w:rPr>
+        <w:t>(…)</w:t>
+      </w:r>
+    </w:p>
+    <w:p>
+      <w:pPr>
+        <w:pStyle w:val="ListParagraph"/>
+      </w:pPr>
+      <w:r>
+        <w:t>Where the gas species needs to match those indicated as tracking species in the run and the units are ppm.</w:t>
+      </w:r>
+    </w:p>
+    <w:bookmarkEnd w:id="17"/>
+    <w:p/>
+    <w:p>
+      <w:pPr>
+        <w:pStyle w:val="Heading1"/>
+      </w:pPr>
+      <w:bookmarkStart w:id="18" w:name="_Toc111804015"/>
+      <w:r>
+        <w:lastRenderedPageBreak/>
+        <w:t xml:space="preserve">4. Running </w:t>
+      </w:r>
+      <w:r>
+        <w:t>VIGIL</w:t>
+      </w:r>
+      <w:bookmarkEnd w:id="18"/>
+    </w:p>
+    <w:p/>
+    <w:p>
+      <w:r>
+        <w:t xml:space="preserve">The workflow from weather data processing to post processing model outputs is shown in Fig. 1 and consist in running the Python scripts in the following sequence: weather.py, run_models.py, post_process.py. Each of these scripts has several options that can be selected by the user to activate or deactivate the different functionalities available in </w:t>
+      </w:r>
+      <w:r>
+        <w:t>VIGIL</w:t>
+      </w:r>
+      <w:r>
+        <w:t>. The options can be reviewed in the READM</w:t>
+      </w:r>
+      <w:r>
+        <w:t>E</w:t>
+      </w:r>
+      <w:r>
+        <w:t>.md file provided in the package and at any time in the command line by the command:</w:t>
+      </w:r>
+    </w:p>
+    <w:p>
+      <w:pPr>
+        <w:rPr>
+          <w:rFonts w:asciiTheme="majorHAnsi" w:hAnsiTheme="majorHAnsi" w:cstheme="majorHAnsi"/>
+        </w:rPr>
+      </w:pPr>
+      <w:r>
+        <w:rPr>
+          <w:rFonts w:asciiTheme="majorHAnsi" w:hAnsiTheme="majorHAnsi" w:cstheme="majorHAnsi"/>
+        </w:rPr>
+        <w:t>python “script” --help</w:t>
+      </w:r>
+    </w:p>
+    <w:p>
+      <w:pPr>
+        <w:rPr>
+          <w:rFonts w:cs="Times New Roman"/>
+        </w:rPr>
+      </w:pPr>
+      <w:r>
+        <w:rPr>
+          <w:rFonts w:cs="Times New Roman"/>
+        </w:rPr>
+        <w:t xml:space="preserve">where “script” is the name of the Python script. </w:t>
+      </w:r>
+    </w:p>
+    <w:p>
+      <w:pPr>
+        <w:rPr>
+          <w:rFonts w:cs="Times New Roman"/>
+        </w:rPr>
+      </w:pPr>
+      <w:r>
+        <w:rPr>
+          <w:rFonts w:cs="Times New Roman"/>
+        </w:rPr>
+        <w:t xml:space="preserve">Practical examples on the usage of </w:t>
+      </w:r>
+      <w:r>
+        <w:rPr>
+          <w:rFonts w:cs="Times New Roman"/>
+        </w:rPr>
+        <w:t>VIGIL</w:t>
+      </w:r>
+      <w:r>
+        <w:rPr>
+          <w:rFonts w:cs="Times New Roman"/>
+        </w:rPr>
+        <w:t xml:space="preserve"> will be discussed in the next Section. </w:t>
+      </w:r>
+    </w:p>
+    <w:p>
+      <w:pPr>
+        <w:rPr>
+          <w:rFonts w:cs="Times New Roman"/>
+        </w:rPr>
+      </w:pPr>
+    </w:p>
+    <w:p>
+      <w:pPr>
+        <w:pStyle w:val="Heading2"/>
+      </w:pPr>
+      <w:bookmarkStart w:id="19" w:name="_Ref89437485"/>
+      <w:bookmarkStart w:id="20" w:name="_Toc111804016"/>
+      <w:r>
+        <w:t>4.1. weather.py</w:t>
+      </w:r>
+      <w:bookmarkEnd w:id="19"/>
+      <w:bookmarkEnd w:id="20"/>
+    </w:p>
+    <w:p>
+      <w:pPr>
+        <w:pStyle w:val="Heading2"/>
+      </w:pPr>
+    </w:p>
+    <w:p>
+      <w:r>
+        <w:t>This script is run to retrieve weather data from ERA5 archive</w:t>
+      </w:r>
+      <w:r>
+        <w:t xml:space="preserve"> in reanalysis mode or GFS forecasts in forecast mode</w:t>
+      </w:r>
+      <w:r>
+        <w:t xml:space="preserve"> or to process data of weather stations provided by the user as explained in Section </w:t>
+      </w:r>
+      <w:r>
+        <w:fldChar w:fldCharType="begin"/>
+      </w:r>
+      <w:r>
+        <w:instrText xml:space="preserve"> REF _Ref58332682 \h </w:instrText>
+      </w:r>
+      <w:r>
+        <w:fldChar w:fldCharType="separate"/>
+      </w:r>
+      <w:r>
+        <w:t>3.3</w:t>
+      </w:r>
+      <w:r>
+        <w:fldChar w:fldCharType="end"/>
+      </w:r>
+      <w:r>
+        <w:t xml:space="preserve">. </w:t>
+      </w:r>
+      <w:r>
+        <w:t>It also prepares the folder “simulations”, which stores all simulation input and output files, together with the original weather data files (Fig. 1). The possible arguments of this scripts are:</w:t>
+      </w:r>
+    </w:p>
+    <w:p>
+      <w:pPr>
+        <w:rPr>
+          <w:rFonts w:asciiTheme="majorHAnsi" w:hAnsiTheme="majorHAnsi" w:cstheme="majorHAnsi"/>
+        </w:rPr>
+      </w:pPr>
+      <w:r>
+        <w:rPr>
+          <w:rFonts w:asciiTheme="majorHAnsi" w:hAnsiTheme="majorHAnsi" w:cstheme="majorHAnsi"/>
+        </w:rPr>
+        <w:t xml:space="preserve">weather.py </w:t>
+      </w:r>
+      <w:r>
+        <w:rPr>
+          <w:rFonts w:asciiTheme="majorHAnsi" w:hAnsiTheme="majorHAnsi" w:cstheme="majorHAnsi"/>
+        </w:rPr>
+        <w:t>[-h] [-M MODE] [-RT RUN_TYPE] [-CS CONTINUOUS_SIMULATION] [-S START_DATE] [-E END_DATE] [-SY SAMPLED_YEARS]</w:t>
+      </w:r>
+      <w:r>
+        <w:rPr>
+          <w:rFonts w:asciiTheme="majorHAnsi" w:hAnsiTheme="majorHAnsi" w:cstheme="majorHAnsi"/>
+        </w:rPr>
+        <w:t xml:space="preserve"> </w:t>
+      </w:r>
+      <w:r>
+        <w:rPr>
+          <w:rFonts w:asciiTheme="majorHAnsi" w:hAnsiTheme="majorHAnsi" w:cstheme="majorHAnsi"/>
+        </w:rPr>
+        <w:t>[-SM SAMPLED_MONTHS] [-SD SAMPLED_DAYS] [-V VOLC] [-LAT LAT] [-LON LON] [-EL ELEV] [-NS SAMPLES] [-ERA5 ERA5]</w:t>
+      </w:r>
+      <w:r>
+        <w:rPr>
+          <w:rFonts w:asciiTheme="majorHAnsi" w:hAnsiTheme="majorHAnsi" w:cstheme="majorHAnsi"/>
+        </w:rPr>
+        <w:t xml:space="preserve"> </w:t>
+      </w:r>
+      <w:r>
+        <w:rPr>
+          <w:rFonts w:asciiTheme="majorHAnsi" w:hAnsiTheme="majorHAnsi" w:cstheme="majorHAnsi"/>
+        </w:rPr>
+        <w:t xml:space="preserve">[-WST STATION] [-N NPROC] [-TD </w:t>
+      </w:r>
+      <w:r>
+        <w:rPr>
+          <w:rFonts w:asciiTheme="majorHAnsi" w:hAnsiTheme="majorHAnsi" w:cstheme="majorHAnsi"/>
+        </w:rPr>
+        <w:t>TWODEE-2</w:t>
+      </w:r>
+      <w:r>
+        <w:rPr>
+          <w:rFonts w:asciiTheme="majorHAnsi" w:hAnsiTheme="majorHAnsi" w:cstheme="majorHAnsi"/>
+        </w:rPr>
+        <w:t>] [-DG DISGAS]</w:t>
       </w:r>
     </w:p>
     <w:p>
@@ -7879,7 +8148,7 @@
           <w:rFonts w:asciiTheme="majorHAnsi" w:hAnsiTheme="majorHAnsi" w:cstheme="majorHAnsi"/>
           <w:szCs w:val="22"/>
         </w:rPr>
-        <w:t>-RT RUN_TYPE, --run_type RUN_TYPE</w:t>
+        <w:t xml:space="preserve">-h, --help            </w:t>
       </w:r>
     </w:p>
     <w:p>
@@ -7893,13 +8162,7 @@
         <w:rPr>
           <w:szCs w:val="22"/>
         </w:rPr>
-        <w:t xml:space="preserve">Possible options: new, restart. </w:t>
-      </w:r>
-      <w:r>
-        <w:rPr>
-          <w:szCs w:val="22"/>
-        </w:rPr>
-        <w:t>This prepares the working folders in the proper way for run_models.py, depending on the choice.</w:t>
+        <w:t>Command to show the guide to this script.</w:t>
       </w:r>
     </w:p>
     <w:p>
@@ -7912,16 +8175,14 @@
         <w:rPr>
           <w:rFonts w:asciiTheme="majorHAnsi" w:hAnsiTheme="majorHAnsi" w:cstheme="majorHAnsi"/>
           <w:szCs w:val="22"/>
-          <w:lang w:val="fr-FR"/>
-        </w:rPr>
-      </w:pPr>
-      <w:r>
-        <w:rPr>
-          <w:rFonts w:asciiTheme="majorHAnsi" w:hAnsiTheme="majorHAnsi" w:cstheme="majorHAnsi"/>
-          <w:szCs w:val="22"/>
-          <w:lang w:val="fr-FR"/>
-        </w:rPr>
-        <w:t>-CS CONTINUOUS_SIMULATION, --continuous_simulation CONTINUOUS_SIMULATION</w:t>
+        </w:rPr>
+      </w:pPr>
+      <w:r>
+        <w:rPr>
+          <w:rFonts w:asciiTheme="majorHAnsi" w:hAnsiTheme="majorHAnsi" w:cstheme="majorHAnsi"/>
+          <w:szCs w:val="22"/>
+        </w:rPr>
+        <w:t>-M MODE, --mode MODE</w:t>
       </w:r>
     </w:p>
     <w:p>
@@ -7935,25 +8196,43 @@
         <w:rPr>
           <w:szCs w:val="22"/>
         </w:rPr>
-        <w:t>Specify if the simulation is continuous between the specified start and end dates. Possible options are True or False</w:t>
-      </w:r>
-      <w:r>
-        <w:rPr>
-          <w:szCs w:val="22"/>
-        </w:rPr>
-        <w:t xml:space="preserve">. If True, weather data are sampled from a continuous interval defined by the start and end date and the number of samples (-NS) defined by the user is overwritten by the time difference in days between the end and start date. </w:t>
-      </w:r>
-      <w:r>
-        <w:rPr>
-          <w:szCs w:val="22"/>
-        </w:rPr>
-        <w:t>This option is possible in both forecast mode (except with weather station data</w:t>
-      </w:r>
-      <w:r>
-        <w:rPr>
-          <w:szCs w:val="22"/>
-        </w:rPr>
-        <w:t xml:space="preserve">) and reanalysis mode (both with model and weather station data). </w:t>
+        <w:t>Possible options: reanalysis, forecast</w:t>
+      </w:r>
+      <w:r>
+        <w:rPr>
+          <w:szCs w:val="22"/>
+        </w:rPr>
+        <w:t>, inversion</w:t>
+      </w:r>
+      <w:r>
+        <w:rPr>
+          <w:szCs w:val="22"/>
+        </w:rPr>
+        <w:t>. If reanalysis</w:t>
+      </w:r>
+      <w:r>
+        <w:rPr>
+          <w:szCs w:val="22"/>
+        </w:rPr>
+        <w:t xml:space="preserve"> or inversion</w:t>
+      </w:r>
+      <w:r>
+        <w:rPr>
+          <w:szCs w:val="22"/>
+        </w:rPr>
+        <w:t>, either ERA5 or WST options should be</w:t>
+      </w:r>
+      <w:r>
+        <w:rPr>
+          <w:szCs w:val="22"/>
+        </w:rPr>
+        <w:t xml:space="preserve"> </w:t>
+      </w:r>
+      <w:r>
+        <w:rPr>
+          <w:szCs w:val="22"/>
+        </w:rPr>
+        <w:t>on. If forecast, GFS data will be downloaded and processed</w:t>
       </w:r>
     </w:p>
     <w:p>
@@ -7973,7 +8252,7 @@
           <w:rFonts w:asciiTheme="majorHAnsi" w:hAnsiTheme="majorHAnsi" w:cstheme="majorHAnsi"/>
           <w:szCs w:val="22"/>
         </w:rPr>
-        <w:t>-S START_DATE, --start_date START_DATE</w:t>
+        <w:t>-RT RUN_TYPE, --run_type RUN_TYPE</w:t>
       </w:r>
     </w:p>
     <w:p>
@@ -7987,19 +8266,13 @@
         <w:rPr>
           <w:szCs w:val="22"/>
         </w:rPr>
-        <w:t>Start date of the sampling period</w:t>
-      </w:r>
-      <w:r>
-        <w:rPr>
-          <w:szCs w:val="22"/>
-        </w:rPr>
-        <w:t xml:space="preserve"> of the weather data</w:t>
-      </w:r>
-      <w:r>
-        <w:rPr>
-          <w:szCs w:val="22"/>
-        </w:rPr>
-        <w:t>. Format: DD/MM/YYYY</w:t>
+        <w:t xml:space="preserve">Possible options: new, restart. </w:t>
+      </w:r>
+      <w:r>
+        <w:rPr>
+          <w:szCs w:val="22"/>
+        </w:rPr>
+        <w:t>This prepares the working folders in the proper way for run_models.py, depending on the choice.</w:t>
       </w:r>
     </w:p>
     <w:p>
@@ -8012,14 +8285,16 @@
         <w:rPr>
           <w:rFonts w:asciiTheme="majorHAnsi" w:hAnsiTheme="majorHAnsi" w:cstheme="majorHAnsi"/>
           <w:szCs w:val="22"/>
-        </w:rPr>
-      </w:pPr>
-      <w:r>
-        <w:rPr>
-          <w:rFonts w:asciiTheme="majorHAnsi" w:hAnsiTheme="majorHAnsi" w:cstheme="majorHAnsi"/>
-          <w:szCs w:val="22"/>
-        </w:rPr>
-        <w:t>-E END_DATE, --end_date END_DATE</w:t>
+          <w:lang w:val="fr-FR"/>
+        </w:rPr>
+      </w:pPr>
+      <w:r>
+        <w:rPr>
+          <w:rFonts w:asciiTheme="majorHAnsi" w:hAnsiTheme="majorHAnsi" w:cstheme="majorHAnsi"/>
+          <w:szCs w:val="22"/>
+          <w:lang w:val="fr-FR"/>
+        </w:rPr>
+        <w:t>-CS CONTINUOUS_SIMULATION, --continuous_simulation CONTINUOUS_SIMULATION</w:t>
       </w:r>
     </w:p>
     <w:p>
@@ -8033,7 +8308,25 @@
         <w:rPr>
           <w:szCs w:val="22"/>
         </w:rPr>
-        <w:t>Start date of the sampling period of the weather data. Format: DD/MM/YYYY</w:t>
+        <w:t>Specify if the simulation is continuous between the specified start and end dates. Possible options are True or False</w:t>
+      </w:r>
+      <w:r>
+        <w:rPr>
+          <w:szCs w:val="22"/>
+        </w:rPr>
+        <w:t xml:space="preserve">. If True, weather data are sampled from a continuous interval defined by the start and end date and the number of samples (-NS) defined by the user is overwritten by the time difference in days between the end and start date. </w:t>
+      </w:r>
+      <w:r>
+        <w:rPr>
+          <w:szCs w:val="22"/>
+        </w:rPr>
+        <w:t>This option is possible in both forecast mode (except with weather station data</w:t>
+      </w:r>
+      <w:r>
+        <w:rPr>
+          <w:szCs w:val="22"/>
+        </w:rPr>
+        <w:t xml:space="preserve">) and reanalysis mode (both with model and weather station data). </w:t>
       </w:r>
     </w:p>
     <w:p>
@@ -8045,45 +8338,41 @@
         </w:numPr>
         <w:rPr>
           <w:rFonts w:asciiTheme="majorHAnsi" w:hAnsiTheme="majorHAnsi" w:cstheme="majorHAnsi"/>
-        </w:rPr>
-      </w:pPr>
-      <w:r>
-        <w:rPr>
-          <w:rFonts w:asciiTheme="majorHAnsi" w:hAnsiTheme="majorHAnsi" w:cstheme="majorHAnsi"/>
-        </w:rPr>
-        <w:t>-SY SAMPLED</w:t>
-      </w:r>
-      <w:r>
-        <w:rPr>
-          <w:rFonts w:asciiTheme="majorHAnsi" w:hAnsiTheme="majorHAnsi" w:cstheme="majorHAnsi"/>
-        </w:rPr>
-        <w:t>_</w:t>
-      </w:r>
-      <w:r>
-        <w:rPr>
-          <w:rFonts w:asciiTheme="majorHAnsi" w:hAnsiTheme="majorHAnsi" w:cstheme="majorHAnsi"/>
-        </w:rPr>
-        <w:t>YEARS</w:t>
-      </w:r>
-      <w:r>
-        <w:rPr>
-          <w:rFonts w:asciiTheme="majorHAnsi" w:hAnsiTheme="majorHAnsi" w:cstheme="majorHAnsi"/>
-        </w:rPr>
-        <w:t>, --sampled_years SAMPLED_YEARS</w:t>
+          <w:szCs w:val="22"/>
+        </w:rPr>
+      </w:pPr>
+      <w:r>
+        <w:rPr>
+          <w:rFonts w:asciiTheme="majorHAnsi" w:hAnsiTheme="majorHAnsi" w:cstheme="majorHAnsi"/>
+          <w:szCs w:val="22"/>
+        </w:rPr>
+        <w:t>-S START_DATE, --start_date START_DATE</w:t>
       </w:r>
     </w:p>
     <w:p>
       <w:pPr>
         <w:pStyle w:val="ListParagraph"/>
-      </w:pPr>
-      <w:r>
-        <w:t xml:space="preserve">Optional </w:t>
-      </w:r>
-      <w:r>
-        <w:t xml:space="preserve">comma-separated </w:t>
-      </w:r>
-      <w:r>
-        <w:t xml:space="preserve">list of years to be sampled from the time interval defined by the start and end date. </w:t>
+        <w:rPr>
+          <w:szCs w:val="22"/>
+        </w:rPr>
+      </w:pPr>
+      <w:r>
+        <w:rPr>
+          <w:szCs w:val="22"/>
+        </w:rPr>
+        <w:t>Start date of the sampling period</w:t>
+      </w:r>
+      <w:r>
+        <w:rPr>
+          <w:szCs w:val="22"/>
+        </w:rPr>
+        <w:t xml:space="preserve"> of the weather data</w:t>
+      </w:r>
+      <w:r>
+        <w:rPr>
+          <w:szCs w:val="22"/>
+        </w:rPr>
+        <w:t>. Format: DD/MM/YYYY</w:t>
       </w:r>
     </w:p>
     <w:p>
@@ -8095,45 +8384,29 @@
         </w:numPr>
         <w:rPr>
           <w:rFonts w:asciiTheme="majorHAnsi" w:hAnsiTheme="majorHAnsi" w:cstheme="majorHAnsi"/>
-        </w:rPr>
-      </w:pPr>
-      <w:r>
-        <w:rPr>
-          <w:rFonts w:asciiTheme="majorHAnsi" w:hAnsiTheme="majorHAnsi" w:cstheme="majorHAnsi"/>
-        </w:rPr>
-        <w:t>-S</w:t>
-      </w:r>
-      <w:r>
-        <w:rPr>
-          <w:rFonts w:asciiTheme="majorHAnsi" w:hAnsiTheme="majorHAnsi" w:cstheme="majorHAnsi"/>
-        </w:rPr>
-        <w:t>M</w:t>
-      </w:r>
-      <w:r>
-        <w:rPr>
-          <w:rFonts w:asciiTheme="majorHAnsi" w:hAnsiTheme="majorHAnsi" w:cstheme="majorHAnsi"/>
-        </w:rPr>
-        <w:t xml:space="preserve"> SAMPLED</w:t>
-      </w:r>
-      <w:r>
-        <w:rPr>
-          <w:rFonts w:asciiTheme="majorHAnsi" w:hAnsiTheme="majorHAnsi" w:cstheme="majorHAnsi"/>
-        </w:rPr>
-        <w:t>_MONTHS, --sampled_months SAMPLED_MONTHS</w:t>
+          <w:szCs w:val="22"/>
+        </w:rPr>
+      </w:pPr>
+      <w:r>
+        <w:rPr>
+          <w:rFonts w:asciiTheme="majorHAnsi" w:hAnsiTheme="majorHAnsi" w:cstheme="majorHAnsi"/>
+          <w:szCs w:val="22"/>
+        </w:rPr>
+        <w:t>-E END_DATE, --end_date END_DATE</w:t>
       </w:r>
     </w:p>
     <w:p>
       <w:pPr>
         <w:pStyle w:val="ListParagraph"/>
-      </w:pPr>
-      <w:r>
-        <w:t xml:space="preserve">Optional </w:t>
-      </w:r>
-      <w:r>
-        <w:t xml:space="preserve">comma-separated </w:t>
-      </w:r>
-      <w:r>
-        <w:t xml:space="preserve">list of months to be sampled from the time interval defined by the start and end date. </w:t>
+        <w:rPr>
+          <w:szCs w:val="22"/>
+        </w:rPr>
+      </w:pPr>
+      <w:r>
+        <w:rPr>
+          <w:szCs w:val="22"/>
+        </w:rPr>
+        <w:t>Start date of the sampling period of the weather data. Format: DD/MM/YYYY</w:t>
       </w:r>
     </w:p>
     <w:p>
@@ -8151,37 +8424,25 @@
         <w:rPr>
           <w:rFonts w:asciiTheme="majorHAnsi" w:hAnsiTheme="majorHAnsi" w:cstheme="majorHAnsi"/>
         </w:rPr>
-        <w:t>-S</w:t>
-      </w:r>
-      <w:r>
-        <w:rPr>
-          <w:rFonts w:asciiTheme="majorHAnsi" w:hAnsiTheme="majorHAnsi" w:cstheme="majorHAnsi"/>
-        </w:rPr>
-        <w:t>D</w:t>
-      </w:r>
-      <w:r>
-        <w:rPr>
-          <w:rFonts w:asciiTheme="majorHAnsi" w:hAnsiTheme="majorHAnsi" w:cstheme="majorHAnsi"/>
-        </w:rPr>
-        <w:t xml:space="preserve"> SAMPLED</w:t>
-      </w:r>
-      <w:r>
-        <w:rPr>
-          <w:rFonts w:asciiTheme="majorHAnsi" w:hAnsiTheme="majorHAnsi" w:cstheme="majorHAnsi"/>
-        </w:rPr>
-        <w:t>_DAY</w:t>
-      </w:r>
-      <w:r>
-        <w:rPr>
-          <w:rFonts w:asciiTheme="majorHAnsi" w:hAnsiTheme="majorHAnsi" w:cstheme="majorHAnsi"/>
-        </w:rPr>
-        <w:t>S</w:t>
-      </w:r>
-      <w:r>
-        <w:rPr>
-          <w:rFonts w:asciiTheme="majorHAnsi" w:hAnsiTheme="majorHAnsi" w:cstheme="majorHAnsi"/>
-        </w:rPr>
-        <w:t>, --sampled_days SAMPLED_DAYS</w:t>
+        <w:t>-SY SAMPLED</w:t>
+      </w:r>
+      <w:r>
+        <w:rPr>
+          <w:rFonts w:asciiTheme="majorHAnsi" w:hAnsiTheme="majorHAnsi" w:cstheme="majorHAnsi"/>
+        </w:rPr>
+        <w:t>_</w:t>
+      </w:r>
+      <w:r>
+        <w:rPr>
+          <w:rFonts w:asciiTheme="majorHAnsi" w:hAnsiTheme="majorHAnsi" w:cstheme="majorHAnsi"/>
+        </w:rPr>
+        <w:t>YEARS</w:t>
+      </w:r>
+      <w:r>
+        <w:rPr>
+          <w:rFonts w:asciiTheme="majorHAnsi" w:hAnsiTheme="majorHAnsi" w:cstheme="majorHAnsi"/>
+        </w:rPr>
+        <w:t>, --sampled_years SAMPLED_YEARS</w:t>
       </w:r>
     </w:p>
     <w:p>
@@ -8195,7 +8456,7 @@
         <w:t xml:space="preserve">comma-separated </w:t>
       </w:r>
       <w:r>
-        <w:t xml:space="preserve">list of days to be sampled from the time interval defined by the start and end date. </w:t>
+        <w:t xml:space="preserve">list of years to be sampled from the time interval defined by the start and end date. </w:t>
       </w:r>
     </w:p>
     <w:p>
@@ -8207,6 +8468,119 @@
         </w:numPr>
         <w:rPr>
           <w:rFonts w:asciiTheme="majorHAnsi" w:hAnsiTheme="majorHAnsi" w:cstheme="majorHAnsi"/>
+        </w:rPr>
+      </w:pPr>
+      <w:r>
+        <w:rPr>
+          <w:rFonts w:asciiTheme="majorHAnsi" w:hAnsiTheme="majorHAnsi" w:cstheme="majorHAnsi"/>
+        </w:rPr>
+        <w:t>-S</w:t>
+      </w:r>
+      <w:r>
+        <w:rPr>
+          <w:rFonts w:asciiTheme="majorHAnsi" w:hAnsiTheme="majorHAnsi" w:cstheme="majorHAnsi"/>
+        </w:rPr>
+        <w:t>M</w:t>
+      </w:r>
+      <w:r>
+        <w:rPr>
+          <w:rFonts w:asciiTheme="majorHAnsi" w:hAnsiTheme="majorHAnsi" w:cstheme="majorHAnsi"/>
+        </w:rPr>
+        <w:t xml:space="preserve"> SAMPLED</w:t>
+      </w:r>
+      <w:r>
+        <w:rPr>
+          <w:rFonts w:asciiTheme="majorHAnsi" w:hAnsiTheme="majorHAnsi" w:cstheme="majorHAnsi"/>
+        </w:rPr>
+        <w:t>_MONTHS, --sampled_months SAMPLED_MONTHS</w:t>
+      </w:r>
+    </w:p>
+    <w:p>
+      <w:pPr>
+        <w:pStyle w:val="ListParagraph"/>
+      </w:pPr>
+      <w:r>
+        <w:t xml:space="preserve">Optional </w:t>
+      </w:r>
+      <w:r>
+        <w:t xml:space="preserve">comma-separated </w:t>
+      </w:r>
+      <w:r>
+        <w:t xml:space="preserve">list of months to be sampled from the time interval defined by the start and end date. </w:t>
+      </w:r>
+    </w:p>
+    <w:p>
+      <w:pPr>
+        <w:pStyle w:val="ListParagraph"/>
+        <w:numPr>
+          <w:ilvl w:val="0"/>
+          <w:numId w:val="7"/>
+        </w:numPr>
+        <w:rPr>
+          <w:rFonts w:asciiTheme="majorHAnsi" w:hAnsiTheme="majorHAnsi" w:cstheme="majorHAnsi"/>
+        </w:rPr>
+      </w:pPr>
+      <w:r>
+        <w:rPr>
+          <w:rFonts w:asciiTheme="majorHAnsi" w:hAnsiTheme="majorHAnsi" w:cstheme="majorHAnsi"/>
+        </w:rPr>
+        <w:lastRenderedPageBreak/>
+        <w:t>-S</w:t>
+      </w:r>
+      <w:r>
+        <w:rPr>
+          <w:rFonts w:asciiTheme="majorHAnsi" w:hAnsiTheme="majorHAnsi" w:cstheme="majorHAnsi"/>
+        </w:rPr>
+        <w:t>D</w:t>
+      </w:r>
+      <w:r>
+        <w:rPr>
+          <w:rFonts w:asciiTheme="majorHAnsi" w:hAnsiTheme="majorHAnsi" w:cstheme="majorHAnsi"/>
+        </w:rPr>
+        <w:t xml:space="preserve"> SAMPLED</w:t>
+      </w:r>
+      <w:r>
+        <w:rPr>
+          <w:rFonts w:asciiTheme="majorHAnsi" w:hAnsiTheme="majorHAnsi" w:cstheme="majorHAnsi"/>
+        </w:rPr>
+        <w:t>_DAY</w:t>
+      </w:r>
+      <w:r>
+        <w:rPr>
+          <w:rFonts w:asciiTheme="majorHAnsi" w:hAnsiTheme="majorHAnsi" w:cstheme="majorHAnsi"/>
+        </w:rPr>
+        <w:t>S</w:t>
+      </w:r>
+      <w:r>
+        <w:rPr>
+          <w:rFonts w:asciiTheme="majorHAnsi" w:hAnsiTheme="majorHAnsi" w:cstheme="majorHAnsi"/>
+        </w:rPr>
+        <w:t>, --sampled_days SAMPLED_DAYS</w:t>
+      </w:r>
+    </w:p>
+    <w:p>
+      <w:pPr>
+        <w:pStyle w:val="ListParagraph"/>
+      </w:pPr>
+      <w:r>
+        <w:t xml:space="preserve">Optional </w:t>
+      </w:r>
+      <w:r>
+        <w:t xml:space="preserve">comma-separated </w:t>
+      </w:r>
+      <w:r>
+        <w:t xml:space="preserve">list of days to be sampled from the time interval defined by the start and end date. </w:t>
+      </w:r>
+    </w:p>
+    <w:p>
+      <w:pPr>
+        <w:pStyle w:val="ListParagraph"/>
+        <w:numPr>
+          <w:ilvl w:val="0"/>
+          <w:numId w:val="7"/>
+        </w:numPr>
+        <w:rPr>
+          <w:rFonts w:asciiTheme="majorHAnsi" w:hAnsiTheme="majorHAnsi" w:cstheme="majorHAnsi"/>
           <w:szCs w:val="22"/>
         </w:rPr>
       </w:pPr>
@@ -8243,7 +8617,7 @@
         </w:rPr>
         <w:t xml:space="preserve"> from the </w:t>
       </w:r>
-      <w:hyperlink r:id="rId24" w:history="1">
+      <w:hyperlink r:id="rId21" w:history="1">
         <w:r>
           <w:rPr>
             <w:rStyle w:val="Hyperlink"/>
@@ -8262,8 +8636,11 @@
     <w:p>
       <w:pPr>
         <w:pStyle w:val="ListParagraph"/>
-        <w:rPr>
-          <w:rFonts w:asciiTheme="majorHAnsi" w:hAnsiTheme="majorHAnsi" w:cstheme="majorHAnsi"/>
+        <w:numPr>
+          <w:ilvl w:val="0"/>
+          <w:numId w:val="7"/>
+        </w:numPr>
+        <w:rPr>
           <w:szCs w:val="22"/>
         </w:rPr>
       </w:pPr>
@@ -8305,78 +8682,6 @@
           <w:szCs w:val="22"/>
         </w:rPr>
         <w:t xml:space="preserve">, to be provided if the option </w:t>
-      </w:r>
-      <w:r>
-        <w:rPr>
-          <w:rFonts w:asciiTheme="majorHAnsi" w:hAnsiTheme="majorHAnsi" w:cstheme="majorHAnsi"/>
-          <w:szCs w:val="22"/>
-        </w:rPr>
-        <w:t>-V VOLC, --volc VOLC</w:t>
-      </w:r>
-      <w:r>
-        <w:rPr>
-          <w:rFonts w:asciiTheme="majorHAnsi" w:hAnsiTheme="majorHAnsi" w:cstheme="majorHAnsi"/>
-          <w:szCs w:val="22"/>
-        </w:rPr>
-        <w:t xml:space="preserve"> </w:t>
-      </w:r>
-      <w:r>
-        <w:rPr>
-          <w:szCs w:val="22"/>
-        </w:rPr>
-        <w:t>is not used.</w:t>
-      </w:r>
-    </w:p>
-    <w:p>
-      <w:pPr>
-        <w:pStyle w:val="ListParagraph"/>
-        <w:rPr>
-          <w:rFonts w:asciiTheme="majorHAnsi" w:hAnsiTheme="majorHAnsi" w:cstheme="majorHAnsi"/>
-          <w:szCs w:val="22"/>
-          <w:lang w:val="en-GB"/>
-        </w:rPr>
-      </w:pPr>
-      <w:r>
-        <w:rPr>
-          <w:rFonts w:asciiTheme="majorHAnsi" w:hAnsiTheme="majorHAnsi" w:cstheme="majorHAnsi"/>
-          <w:szCs w:val="22"/>
-          <w:lang w:val="en-GB"/>
-        </w:rPr>
-        <w:t xml:space="preserve">-LON LON, --lon LON   </w:t>
-      </w:r>
-    </w:p>
-    <w:p>
-      <w:pPr>
-        <w:pStyle w:val="ListParagraph"/>
-        <w:rPr>
-          <w:rFonts w:asciiTheme="majorHAnsi" w:hAnsiTheme="majorHAnsi" w:cstheme="majorHAnsi"/>
-          <w:szCs w:val="22"/>
-          <w:lang w:val="en-GB"/>
-        </w:rPr>
-      </w:pPr>
-      <w:r>
-        <w:rPr>
-          <w:szCs w:val="22"/>
-        </w:rPr>
-        <w:t>Volcano</w:t>
-      </w:r>
-      <w:r>
-        <w:rPr>
-          <w:szCs w:val="22"/>
-        </w:rPr>
-        <w:t xml:space="preserve"> (or location)</w:t>
-      </w:r>
-      <w:r>
-        <w:rPr>
-          <w:szCs w:val="22"/>
-        </w:rPr>
-        <w:t xml:space="preserve"> </w:t>
-      </w:r>
-      <w:r>
-        <w:rPr>
-          <w:szCs w:val="22"/>
-        </w:rPr>
-        <w:t xml:space="preserve">longitude, to be provided if the option </w:t>
       </w:r>
       <w:r>
         <w:rPr>
@@ -8409,16 +8714,16 @@
         <w:rPr>
           <w:rFonts w:asciiTheme="majorHAnsi" w:hAnsiTheme="majorHAnsi" w:cstheme="majorHAnsi"/>
           <w:szCs w:val="22"/>
-          <w:lang w:val="it-IT"/>
-        </w:rPr>
-      </w:pPr>
-      <w:r>
-        <w:rPr>
-          <w:rFonts w:asciiTheme="majorHAnsi" w:hAnsiTheme="majorHAnsi" w:cstheme="majorHAnsi"/>
-          <w:szCs w:val="22"/>
-          <w:lang w:val="it-IT"/>
-        </w:rPr>
-        <w:t>-EL ELEV, --elev ELEV</w:t>
+          <w:lang w:val="en-GB"/>
+        </w:rPr>
+      </w:pPr>
+      <w:r>
+        <w:rPr>
+          <w:rFonts w:asciiTheme="majorHAnsi" w:hAnsiTheme="majorHAnsi" w:cstheme="majorHAnsi"/>
+          <w:szCs w:val="22"/>
+          <w:lang w:val="en-GB"/>
+        </w:rPr>
+        <w:t xml:space="preserve">-LON LON, --lon LON   </w:t>
       </w:r>
     </w:p>
     <w:p>
@@ -8452,7 +8757,7 @@
         <w:rPr>
           <w:szCs w:val="22"/>
         </w:rPr>
-        <w:t xml:space="preserve">elevation (m a.s.l.), to be provided if the option </w:t>
+        <w:t xml:space="preserve">longitude, to be provided if the option </w:t>
       </w:r>
       <w:r>
         <w:rPr>
@@ -8485,47 +8790,70 @@
         <w:rPr>
           <w:rFonts w:asciiTheme="majorHAnsi" w:hAnsiTheme="majorHAnsi" w:cstheme="majorHAnsi"/>
           <w:szCs w:val="22"/>
-        </w:rPr>
-      </w:pPr>
-      <w:r>
-        <w:rPr>
-          <w:rFonts w:asciiTheme="majorHAnsi" w:hAnsiTheme="majorHAnsi" w:cstheme="majorHAnsi"/>
-          <w:szCs w:val="22"/>
-        </w:rPr>
-        <w:t>-NS SAMPLES, --samples SAMPLES</w:t>
+          <w:lang w:val="it-IT"/>
+        </w:rPr>
+      </w:pPr>
+      <w:r>
+        <w:rPr>
+          <w:rFonts w:asciiTheme="majorHAnsi" w:hAnsiTheme="majorHAnsi" w:cstheme="majorHAnsi"/>
+          <w:szCs w:val="22"/>
+          <w:lang w:val="it-IT"/>
+        </w:rPr>
+        <w:t>-EL ELEV, --elev ELEV</w:t>
       </w:r>
     </w:p>
     <w:p>
       <w:pPr>
         <w:pStyle w:val="ListParagraph"/>
         <w:rPr>
-          <w:szCs w:val="22"/>
-        </w:rPr>
-      </w:pPr>
-      <w:r>
-        <w:rPr>
-          <w:szCs w:val="22"/>
-        </w:rPr>
-        <w:lastRenderedPageBreak/>
-        <w:t xml:space="preserve">Number of days to </w:t>
-      </w:r>
-      <w:r>
-        <w:rPr>
-          <w:szCs w:val="22"/>
-        </w:rPr>
-        <w:t xml:space="preserve">randomly </w:t>
-      </w:r>
-      <w:r>
-        <w:rPr>
-          <w:szCs w:val="22"/>
-        </w:rPr>
-        <w:t>sample</w:t>
-      </w:r>
-      <w:r>
-        <w:rPr>
-          <w:szCs w:val="22"/>
-        </w:rPr>
-        <w:t xml:space="preserve"> from the interval defined by the Start and End dates. The default number is 1.</w:t>
+          <w:rFonts w:asciiTheme="majorHAnsi" w:hAnsiTheme="majorHAnsi" w:cstheme="majorHAnsi"/>
+          <w:szCs w:val="22"/>
+          <w:lang w:val="en-GB"/>
+        </w:rPr>
+      </w:pPr>
+      <w:r>
+        <w:rPr>
+          <w:szCs w:val="22"/>
+        </w:rPr>
+        <w:t>Volcano</w:t>
+      </w:r>
+      <w:r>
+        <w:rPr>
+          <w:szCs w:val="22"/>
+        </w:rPr>
+        <w:t xml:space="preserve"> (or location)</w:t>
+      </w:r>
+      <w:r>
+        <w:rPr>
+          <w:szCs w:val="22"/>
+        </w:rPr>
+        <w:t xml:space="preserve"> </w:t>
+      </w:r>
+      <w:r>
+        <w:rPr>
+          <w:szCs w:val="22"/>
+        </w:rPr>
+        <w:t xml:space="preserve">elevation (m a.s.l.), to be provided if the option </w:t>
+      </w:r>
+      <w:r>
+        <w:rPr>
+          <w:rFonts w:asciiTheme="majorHAnsi" w:hAnsiTheme="majorHAnsi" w:cstheme="majorHAnsi"/>
+          <w:szCs w:val="22"/>
+        </w:rPr>
+        <w:t>-V VOLC, --volc VOLC</w:t>
+      </w:r>
+      <w:r>
+        <w:rPr>
+          <w:rFonts w:asciiTheme="majorHAnsi" w:hAnsiTheme="majorHAnsi" w:cstheme="majorHAnsi"/>
+          <w:szCs w:val="22"/>
+        </w:rPr>
+        <w:t xml:space="preserve"> </w:t>
+      </w:r>
+      <w:r>
+        <w:rPr>
+          <w:szCs w:val="22"/>
+        </w:rPr>
+        <w:t>is not used.</w:t>
       </w:r>
     </w:p>
     <w:p>
@@ -8538,16 +8866,14 @@
         <w:rPr>
           <w:rFonts w:asciiTheme="majorHAnsi" w:hAnsiTheme="majorHAnsi" w:cstheme="majorHAnsi"/>
           <w:szCs w:val="22"/>
-          <w:lang w:val="it-IT"/>
-        </w:rPr>
-      </w:pPr>
-      <w:r>
-        <w:rPr>
-          <w:rFonts w:asciiTheme="majorHAnsi" w:hAnsiTheme="majorHAnsi" w:cstheme="majorHAnsi"/>
-          <w:szCs w:val="22"/>
-          <w:lang w:val="it-IT"/>
-        </w:rPr>
-        <w:t>-ERA5 ERA5, --ERA5 ERA5</w:t>
+        </w:rPr>
+      </w:pPr>
+      <w:r>
+        <w:rPr>
+          <w:rFonts w:asciiTheme="majorHAnsi" w:hAnsiTheme="majorHAnsi" w:cstheme="majorHAnsi"/>
+          <w:szCs w:val="22"/>
+        </w:rPr>
+        <w:t>-NS SAMPLES, --samples SAMPLES</w:t>
       </w:r>
     </w:p>
     <w:p>
@@ -8560,33 +8886,26 @@
       <w:r>
         <w:rPr>
           <w:szCs w:val="22"/>
-          <w:lang w:val="en-GB"/>
-        </w:rPr>
-        <w:t xml:space="preserve">True: Use ERA5 reanalysis. </w:t>
-      </w:r>
-      <w:r>
-        <w:rPr>
-          <w:szCs w:val="22"/>
-        </w:rPr>
-        <w:t>False: Do not use ERA5</w:t>
-      </w:r>
-      <w:r>
-        <w:rPr>
-          <w:szCs w:val="22"/>
-        </w:rPr>
-        <w:t xml:space="preserve"> </w:t>
-      </w:r>
-      <w:r>
-        <w:rPr>
-          <w:szCs w:val="22"/>
-        </w:rPr>
-        <w:t>reanalysis</w:t>
-      </w:r>
-      <w:r>
-        <w:rPr>
-          <w:szCs w:val="22"/>
-        </w:rPr>
-        <w:t>. The default option if False.</w:t>
+        </w:rPr>
+        <w:t xml:space="preserve">Number of days to </w:t>
+      </w:r>
+      <w:r>
+        <w:rPr>
+          <w:szCs w:val="22"/>
+        </w:rPr>
+        <w:t xml:space="preserve">randomly </w:t>
+      </w:r>
+      <w:r>
+        <w:rPr>
+          <w:szCs w:val="22"/>
+        </w:rPr>
+        <w:t>sample</w:t>
+      </w:r>
+      <w:r>
+        <w:rPr>
+          <w:szCs w:val="22"/>
+        </w:rPr>
+        <w:t xml:space="preserve"> from the interval defined by the Start and End dates. The default number is 1.</w:t>
       </w:r>
     </w:p>
     <w:p>
@@ -8599,14 +8918,16 @@
         <w:rPr>
           <w:rFonts w:asciiTheme="majorHAnsi" w:hAnsiTheme="majorHAnsi" w:cstheme="majorHAnsi"/>
           <w:szCs w:val="22"/>
-        </w:rPr>
-      </w:pPr>
-      <w:r>
-        <w:rPr>
-          <w:rFonts w:asciiTheme="majorHAnsi" w:hAnsiTheme="majorHAnsi" w:cstheme="majorHAnsi"/>
-          <w:szCs w:val="22"/>
-        </w:rPr>
-        <w:t>-WST STATION, --station STATION</w:t>
+          <w:lang w:val="it-IT"/>
+        </w:rPr>
+      </w:pPr>
+      <w:r>
+        <w:rPr>
+          <w:rFonts w:asciiTheme="majorHAnsi" w:hAnsiTheme="majorHAnsi" w:cstheme="majorHAnsi"/>
+          <w:szCs w:val="22"/>
+          <w:lang w:val="it-IT"/>
+        </w:rPr>
+        <w:t>-ERA5 ERA5, --ERA5 ERA5</w:t>
       </w:r>
     </w:p>
     <w:p>
@@ -8619,8 +8940,15 @@
       <w:r>
         <w:rPr>
           <w:szCs w:val="22"/>
-        </w:rPr>
-        <w:t>True: Use weather station data. False: Do not use</w:t>
+          <w:lang w:val="en-GB"/>
+        </w:rPr>
+        <w:t xml:space="preserve">True: Use ERA5 reanalysis. </w:t>
+      </w:r>
+      <w:r>
+        <w:rPr>
+          <w:szCs w:val="22"/>
+        </w:rPr>
+        <w:t>False: Do not use ERA5</w:t>
       </w:r>
       <w:r>
         <w:rPr>
@@ -8632,19 +8960,13 @@
         <w:rPr>
           <w:szCs w:val="22"/>
         </w:rPr>
-        <w:t>weather station data</w:t>
-      </w:r>
-      <w:r>
-        <w:rPr>
-          <w:szCs w:val="22"/>
-        </w:rPr>
-        <w:t xml:space="preserve">. </w:t>
-      </w:r>
-      <w:r>
-        <w:rPr>
-          <w:szCs w:val="22"/>
-        </w:rPr>
-        <w:t>The default option if False.</w:t>
+        <w:t>reanalysis</w:t>
+      </w:r>
+      <w:r>
+        <w:rPr>
+          <w:szCs w:val="22"/>
+        </w:rPr>
+        <w:t>. The default option if False.</w:t>
       </w:r>
     </w:p>
     <w:p>
@@ -8664,7 +8986,7 @@
           <w:rFonts w:asciiTheme="majorHAnsi" w:hAnsiTheme="majorHAnsi" w:cstheme="majorHAnsi"/>
           <w:szCs w:val="22"/>
         </w:rPr>
-        <w:t>-N NPROC, --nproc NPROC</w:t>
+        <w:t>-WST STATION, --station STATION</w:t>
       </w:r>
     </w:p>
     <w:p>
@@ -8678,13 +9000,31 @@
         <w:rPr>
           <w:szCs w:val="22"/>
         </w:rPr>
-        <w:t>Maximum number of allowed simultaneous processes</w:t>
-      </w:r>
-      <w:r>
-        <w:rPr>
-          <w:szCs w:val="22"/>
-        </w:rPr>
-        <w:t>, for parallel processing.</w:t>
+        <w:t>True: Use weather station data. False: Do not use</w:t>
+      </w:r>
+      <w:r>
+        <w:rPr>
+          <w:szCs w:val="22"/>
+        </w:rPr>
+        <w:t xml:space="preserve"> </w:t>
+      </w:r>
+      <w:r>
+        <w:rPr>
+          <w:szCs w:val="22"/>
+        </w:rPr>
+        <w:t>weather station data</w:t>
+      </w:r>
+      <w:r>
+        <w:rPr>
+          <w:szCs w:val="22"/>
+        </w:rPr>
+        <w:t xml:space="preserve">. </w:t>
+      </w:r>
+      <w:r>
+        <w:rPr>
+          <w:szCs w:val="22"/>
+        </w:rPr>
+        <w:t>The default option if False.</w:t>
       </w:r>
     </w:p>
     <w:p>
@@ -8704,7 +9044,7 @@
           <w:rFonts w:asciiTheme="majorHAnsi" w:hAnsiTheme="majorHAnsi" w:cstheme="majorHAnsi"/>
           <w:szCs w:val="22"/>
         </w:rPr>
-        <w:t>-TD TWODEE, --twodee TWODEE</w:t>
+        <w:t>-N NPROC, --nproc NPROC</w:t>
       </w:r>
     </w:p>
     <w:p>
@@ -8718,55 +9058,13 @@
         <w:rPr>
           <w:szCs w:val="22"/>
         </w:rPr>
-        <w:t>Option to activate the preparation of additional files for TWODEE. It can be “</w:t>
-      </w:r>
-      <w:r>
-        <w:rPr>
-          <w:szCs w:val="22"/>
-        </w:rPr>
-        <w:t>on</w:t>
-      </w:r>
-      <w:r>
-        <w:rPr>
-          <w:szCs w:val="22"/>
-        </w:rPr>
-        <w:t>”</w:t>
-      </w:r>
-      <w:r>
-        <w:rPr>
-          <w:szCs w:val="22"/>
-        </w:rPr>
-        <w:t xml:space="preserve"> or </w:t>
-      </w:r>
-      <w:r>
-        <w:rPr>
-          <w:szCs w:val="22"/>
-        </w:rPr>
-        <w:t>“</w:t>
-      </w:r>
-      <w:r>
-        <w:rPr>
-          <w:szCs w:val="22"/>
-        </w:rPr>
-        <w:t>off</w:t>
-      </w:r>
-      <w:r>
-        <w:rPr>
-          <w:szCs w:val="22"/>
-        </w:rPr>
-        <w:t>”</w:t>
-      </w:r>
-      <w:r>
-        <w:rPr>
-          <w:szCs w:val="22"/>
-        </w:rPr>
-        <w:t>, t</w:t>
-      </w:r>
-      <w:r>
-        <w:rPr>
-          <w:szCs w:val="22"/>
-        </w:rPr>
-        <w:t>he default option is “off”.</w:t>
+        <w:t>Maximum number of allowed simultaneous processes</w:t>
+      </w:r>
+      <w:r>
+        <w:rPr>
+          <w:szCs w:val="22"/>
+        </w:rPr>
+        <w:t>, for parallel processing.</w:t>
       </w:r>
     </w:p>
     <w:p>
@@ -8786,6 +9084,135 @@
           <w:rFonts w:asciiTheme="majorHAnsi" w:hAnsiTheme="majorHAnsi" w:cstheme="majorHAnsi"/>
           <w:szCs w:val="22"/>
         </w:rPr>
+        <w:t xml:space="preserve">-TD </w:t>
+      </w:r>
+      <w:r>
+        <w:rPr>
+          <w:rFonts w:asciiTheme="majorHAnsi" w:hAnsiTheme="majorHAnsi" w:cstheme="majorHAnsi"/>
+          <w:szCs w:val="22"/>
+        </w:rPr>
+        <w:t>TWODEE-2</w:t>
+      </w:r>
+      <w:r>
+        <w:rPr>
+          <w:rFonts w:asciiTheme="majorHAnsi" w:hAnsiTheme="majorHAnsi" w:cstheme="majorHAnsi"/>
+          <w:szCs w:val="22"/>
+        </w:rPr>
+        <w:t>, --</w:t>
+      </w:r>
+      <w:r>
+        <w:rPr>
+          <w:rFonts w:asciiTheme="majorHAnsi" w:hAnsiTheme="majorHAnsi" w:cstheme="majorHAnsi"/>
+          <w:szCs w:val="22"/>
+        </w:rPr>
+        <w:t>TWODEE-2</w:t>
+      </w:r>
+      <w:r>
+        <w:rPr>
+          <w:rFonts w:asciiTheme="majorHAnsi" w:hAnsiTheme="majorHAnsi" w:cstheme="majorHAnsi"/>
+          <w:szCs w:val="22"/>
+        </w:rPr>
+        <w:t xml:space="preserve"> </w:t>
+      </w:r>
+      <w:r>
+        <w:rPr>
+          <w:rFonts w:asciiTheme="majorHAnsi" w:hAnsiTheme="majorHAnsi" w:cstheme="majorHAnsi"/>
+          <w:szCs w:val="22"/>
+        </w:rPr>
+        <w:t>TWODEE-2</w:t>
+      </w:r>
+    </w:p>
+    <w:p>
+      <w:pPr>
+        <w:pStyle w:val="ListParagraph"/>
+        <w:rPr>
+          <w:szCs w:val="22"/>
+        </w:rPr>
+      </w:pPr>
+      <w:r>
+        <w:rPr>
+          <w:szCs w:val="22"/>
+        </w:rPr>
+        <w:t xml:space="preserve">Option to activate the preparation of additional files for </w:t>
+      </w:r>
+      <w:r>
+        <w:rPr>
+          <w:szCs w:val="22"/>
+        </w:rPr>
+        <w:t>TWODEE-2</w:t>
+      </w:r>
+      <w:r>
+        <w:rPr>
+          <w:szCs w:val="22"/>
+        </w:rPr>
+        <w:t>. It can be “</w:t>
+      </w:r>
+      <w:r>
+        <w:rPr>
+          <w:szCs w:val="22"/>
+        </w:rPr>
+        <w:t>on</w:t>
+      </w:r>
+      <w:r>
+        <w:rPr>
+          <w:szCs w:val="22"/>
+        </w:rPr>
+        <w:t>”</w:t>
+      </w:r>
+      <w:r>
+        <w:rPr>
+          <w:szCs w:val="22"/>
+        </w:rPr>
+        <w:t xml:space="preserve"> or </w:t>
+      </w:r>
+      <w:r>
+        <w:rPr>
+          <w:szCs w:val="22"/>
+        </w:rPr>
+        <w:t>“</w:t>
+      </w:r>
+      <w:r>
+        <w:rPr>
+          <w:szCs w:val="22"/>
+        </w:rPr>
+        <w:t>off</w:t>
+      </w:r>
+      <w:r>
+        <w:rPr>
+          <w:szCs w:val="22"/>
+        </w:rPr>
+        <w:t>”</w:t>
+      </w:r>
+      <w:r>
+        <w:rPr>
+          <w:szCs w:val="22"/>
+        </w:rPr>
+        <w:t>, t</w:t>
+      </w:r>
+      <w:r>
+        <w:rPr>
+          <w:szCs w:val="22"/>
+        </w:rPr>
+        <w:t>he default option is “off”.</w:t>
+      </w:r>
+    </w:p>
+    <w:p>
+      <w:pPr>
+        <w:pStyle w:val="ListParagraph"/>
+        <w:numPr>
+          <w:ilvl w:val="0"/>
+          <w:numId w:val="7"/>
+        </w:numPr>
+        <w:rPr>
+          <w:rFonts w:asciiTheme="majorHAnsi" w:hAnsiTheme="majorHAnsi" w:cstheme="majorHAnsi"/>
+          <w:szCs w:val="22"/>
+        </w:rPr>
+      </w:pPr>
+      <w:r>
+        <w:rPr>
+          <w:rFonts w:asciiTheme="majorHAnsi" w:hAnsiTheme="majorHAnsi" w:cstheme="majorHAnsi"/>
+          <w:szCs w:val="22"/>
+        </w:rPr>
         <w:t>-DG DISGAS, --disgas DISGAS</w:t>
       </w:r>
     </w:p>
@@ -8863,7 +9290,13 @@
         <w:t>Additionally</w:t>
       </w:r>
       <w:r>
-        <w:t>, weather.py creates the file “surface_data.txt” which is needed by TWODEE when this is run with weather data from DIAGNO</w:t>
+        <w:t xml:space="preserve">, weather.py creates the file “surface_data.txt” which is needed by </w:t>
+      </w:r>
+      <w:r>
+        <w:t>TWODEE-2</w:t>
+      </w:r>
+      <w:r>
+        <w:t xml:space="preserve"> when this is run with weather data from DIAGNO</w:t>
       </w:r>
       <w:r>
         <w:t xml:space="preserve"> and the post_process.py when conversion between gas species is requested</w:t>
@@ -9026,7 +9459,19 @@
         <w:rPr>
           <w:rFonts w:cs="Times New Roman"/>
         </w:rPr>
-        <w:t xml:space="preserve"> is the air temperature at the reference height specified in the twodee.inp file, </w:t>
+        <w:t xml:space="preserve"> is the air temperature at the reference height specified in the </w:t>
+      </w:r>
+      <w:r>
+        <w:rPr>
+          <w:rFonts w:cs="Times New Roman"/>
+        </w:rPr>
+        <w:t>TWODEE-2</w:t>
+      </w:r>
+      <w:r>
+        <w:rPr>
+          <w:rFonts w:cs="Times New Roman"/>
+        </w:rPr>
+        <w:t xml:space="preserve">.inp file, </w:t>
       </w:r>
       <w:r>
         <w:rPr>
@@ -9068,7 +9513,13 @@
         </w:numPr>
       </w:pPr>
       <w:r>
-        <w:t>the reference height should be set to 2 m a.s.l. in twodee.inp when using ERA5 data; otherwise it is the height of the temperature sensor of the weather station, if weather station data are used;</w:t>
+        <w:t xml:space="preserve">the reference height should be set to 2 m a.s.l. in </w:t>
+      </w:r>
+      <w:r>
+        <w:t>TWODEE-2</w:t>
+      </w:r>
+      <w:r>
+        <w:t>.inp when using ERA5 data; otherwise it is the height of the temperature sensor of the weather station, if weather station data are used;</w:t>
       </w:r>
     </w:p>
     <w:p>
@@ -9100,6 +9551,7 @@
     </w:p>
     <w:p>
       <w:r>
+        <w:lastRenderedPageBreak/>
         <w:t xml:space="preserve">This file, together with all the other weather data files (original and processed) are temporarily stored in the folder “simulations/YYYYMMDD” where “YYYYMMDD” is the folder name </w:t>
       </w:r>
       <w:r>
@@ -9356,7 +9808,6 @@
           <w:rFonts w:asciiTheme="majorHAnsi" w:hAnsiTheme="majorHAnsi" w:cstheme="majorHAnsi"/>
           <w:szCs w:val="22"/>
         </w:rPr>
-        <w:lastRenderedPageBreak/>
         <w:t>presfc.dat, preupr.dat, diagno.inp</w:t>
       </w:r>
       <w:r>
@@ -9412,16 +9863,28 @@
       <w:pPr>
         <w:pStyle w:val="Heading2"/>
       </w:pPr>
-      <w:bookmarkStart w:id="23" w:name="_Toc111804017"/>
+      <w:bookmarkStart w:id="21" w:name="_Toc111804017"/>
       <w:r>
         <w:t>4.2 run_models.py</w:t>
       </w:r>
-      <w:bookmarkEnd w:id="23"/>
+      <w:bookmarkEnd w:id="21"/>
     </w:p>
     <w:p/>
     <w:p>
       <w:r>
-        <w:t>This script is used to control the simulations of DIAGNO, DISGAS and TWODEE. DIAGNO is always run by run_models.py, while the user can choose whether to run DISGAS or TWODEE or both. The possible arguments of this scripts are:</w:t>
+        <w:t xml:space="preserve">This script is used to control the simulations of DIAGNO, DISGAS and </w:t>
+      </w:r>
+      <w:r>
+        <w:t>TWODEE-2</w:t>
+      </w:r>
+      <w:r>
+        <w:t xml:space="preserve">. DIAGNO is always run by run_models.py, while the user can choose whether to run DISGAS or </w:t>
+      </w:r>
+      <w:r>
+        <w:t>TWODEE-2</w:t>
+      </w:r>
+      <w:r>
+        <w:t xml:space="preserve"> or both. The possible arguments of this scripts are:</w:t>
       </w:r>
     </w:p>
     <w:p>
@@ -9440,7 +9903,7 @@
         <w:rPr>
           <w:rFonts w:asciiTheme="majorHAnsi" w:hAnsiTheme="majorHAnsi" w:cstheme="majorHAnsi"/>
         </w:rPr>
-        <w:t>[-h] [-N NPROC] [-RT RUN_TYPE] [-CS CONTINUOUS_SIMULATION] [-RS RANDOM_SOURCES] [-NS NSOURCES]</w:t>
+        <w:t>[-h] [-N NPROC] [-RT RUN_TYPE] [-CS CONTINUOUS_SIMULATION] [-I INVERSION] [-ESI EMISSION_SEARCH_ITERATIONS] [-RS RANDOM_SOURCES] [-NS NSOURCES] [-SINT SOURCES_INTERVAL] [-SLOC SOURCE_LOCATION] [-SDX SOURCE_DX] [-SDY SOURCE_DY] [-SDUR SOURCE_DUR] [-D DOMAIN] [-NX NX] [-NY NY] [-DX DX] [-DY DY] [-SEM SOURCE_EMISSION] [-RER RANDOM_EMISSION]</w:t>
       </w:r>
       <w:r>
         <w:rPr>
@@ -9452,31 +9915,7 @@
         <w:rPr>
           <w:rFonts w:asciiTheme="majorHAnsi" w:hAnsiTheme="majorHAnsi" w:cstheme="majorHAnsi"/>
         </w:rPr>
-        <w:t xml:space="preserve"> [-SINT SOURCES_INTERVAL] [-SLOC SOURCE_LOCATION] [-SDX SOURCE_DX] [-SDY SOURCE_DY] [-SDUR SOURCE_DUR] [-D DOMAIN] [-NX NX] [-NY NY] [-DX DX] [-DY DY] [-SEM SOURCE_EMISSION] [-RER RANDOM_EMISSION]</w:t>
-      </w:r>
-      <w:r>
-        <w:rPr>
-          <w:rFonts w:asciiTheme="majorHAnsi" w:hAnsiTheme="majorHAnsi" w:cstheme="majorHAnsi"/>
-        </w:rPr>
-        <w:t xml:space="preserve"> [-PDEM PROB_DISTR_EMISSION] [-PDPAR PROB_DISTR_PARAMS] </w:t>
-      </w:r>
-      <w:r>
-        <w:rPr>
-          <w:rFonts w:asciiTheme="majorHAnsi" w:hAnsiTheme="majorHAnsi" w:cstheme="majorHAnsi"/>
-        </w:rPr>
-        <w:t xml:space="preserve"> [-RD RUN_DURATION] [-OI</w:t>
-      </w:r>
-      <w:r>
-        <w:rPr>
-          <w:rFonts w:asciiTheme="majorHAnsi" w:hAnsiTheme="majorHAnsi" w:cstheme="majorHAnsi"/>
-        </w:rPr>
-        <w:t xml:space="preserve"> </w:t>
-      </w:r>
-      <w:r>
-        <w:rPr>
-          <w:rFonts w:asciiTheme="majorHAnsi" w:hAnsiTheme="majorHAnsi" w:cstheme="majorHAnsi"/>
-        </w:rPr>
-        <w:t>OUTPUT_INTERVAL] [-OH OUTPUT_HEIGHTS] [-DI DIAGNO] [-DM DISPERSION_MODEL] [-US USE_SLURM] [-SP SLURM_PARTITION] [-TS TRACKING_SPECIE]</w:t>
+        <w:t>[-PDEM PROB_DISTR_EMISSION] [-PDPAR PROB_DISTR_PARAMS] [-RD RUN_DURATION] [-OI OUTPUT_INTERVAL] [-OH OUTPUT_HEIGHTS] [-DI DIAGNO] [-DM DISPERSION_MODEL] [-JS JOB_SCHEDULER] [-SP SLURM_PARTITION] [-TS TRACKING_SPECIE]</w:t>
       </w:r>
     </w:p>
     <w:p>
@@ -9620,6 +10059,7 @@
         <w:rPr>
           <w:szCs w:val="22"/>
         </w:rPr>
+        <w:lastRenderedPageBreak/>
         <w:t>Specify if the simulation is continuous between the start and end dates</w:t>
       </w:r>
       <w:r>
@@ -9658,7 +10098,14 @@
           <w:rFonts w:asciiTheme="majorHAnsi" w:hAnsiTheme="majorHAnsi" w:cstheme="majorHAnsi"/>
           <w:szCs w:val="22"/>
         </w:rPr>
-        <w:t>post_process.py</w:t>
+        <w:t>run_models</w:t>
+      </w:r>
+      <w:r>
+        <w:rPr>
+          <w:rFonts w:asciiTheme="majorHAnsi" w:hAnsiTheme="majorHAnsi" w:cstheme="majorHAnsi"/>
+          <w:szCs w:val="22"/>
+        </w:rPr>
+        <w:t>.py</w:t>
       </w:r>
       <w:r>
         <w:rPr>
@@ -9703,7 +10150,21 @@
           <w:rFonts w:asciiTheme="majorHAnsi" w:hAnsiTheme="majorHAnsi" w:cstheme="majorHAnsi"/>
           <w:szCs w:val="22"/>
         </w:rPr>
-        <w:t>-RS RANDOM_SOURCES, --random_sources RANDOM_SOURCES</w:t>
+        <w:t>-I INVERSION</w:t>
+      </w:r>
+      <w:r>
+        <w:rPr>
+          <w:rFonts w:asciiTheme="majorHAnsi" w:hAnsiTheme="majorHAnsi" w:cstheme="majorHAnsi"/>
+          <w:szCs w:val="22"/>
+        </w:rPr>
+        <w:t>, --</w:t>
+      </w:r>
+      <w:r>
+        <w:rPr>
+          <w:rFonts w:asciiTheme="majorHAnsi" w:hAnsiTheme="majorHAnsi" w:cstheme="majorHAnsi"/>
+          <w:szCs w:val="22"/>
+        </w:rPr>
+        <w:t>inversion INVERSION</w:t>
       </w:r>
     </w:p>
     <w:p>
@@ -9717,19 +10178,7 @@
         <w:rPr>
           <w:szCs w:val="22"/>
         </w:rPr>
-        <w:t>“on”: randomly select NS locations from a probability map. “off”: fixed source locations. The probability map file is probability_map.</w:t>
-      </w:r>
-      <w:r>
-        <w:rPr>
-          <w:szCs w:val="22"/>
-        </w:rPr>
-        <w:t>grd</w:t>
-      </w:r>
-      <w:r>
-        <w:rPr>
-          <w:szCs w:val="22"/>
-        </w:rPr>
-        <w:t xml:space="preserve"> discussed above. </w:t>
+        <w:t>If True, it activates the inversion mode, an iterative run that searches for the gas emission rate at the source that best matches observed gas concentrations provided by the user.</w:t>
       </w:r>
     </w:p>
     <w:p>
@@ -9749,7 +10198,35 @@
           <w:rFonts w:asciiTheme="majorHAnsi" w:hAnsiTheme="majorHAnsi" w:cstheme="majorHAnsi"/>
           <w:szCs w:val="22"/>
         </w:rPr>
-        <w:t>-NS NSOURCES, --nsources NSOURCES</w:t>
+        <w:t>-ESI EMISSION_SEARCH_ITERATIONS</w:t>
+      </w:r>
+      <w:r>
+        <w:rPr>
+          <w:rFonts w:asciiTheme="majorHAnsi" w:hAnsiTheme="majorHAnsi" w:cstheme="majorHAnsi"/>
+          <w:szCs w:val="22"/>
+        </w:rPr>
+        <w:t>, --</w:t>
+      </w:r>
+      <w:r>
+        <w:rPr>
+          <w:rFonts w:asciiTheme="majorHAnsi" w:hAnsiTheme="majorHAnsi" w:cstheme="majorHAnsi"/>
+          <w:szCs w:val="22"/>
+        </w:rPr>
+        <w:t>--emission_search_iterations</w:t>
+      </w:r>
+      <w:r>
+        <w:rPr>
+          <w:rFonts w:asciiTheme="majorHAnsi" w:hAnsiTheme="majorHAnsi" w:cstheme="majorHAnsi"/>
+          <w:szCs w:val="22"/>
+        </w:rPr>
+        <w:t xml:space="preserve"> </w:t>
+      </w:r>
+      <w:r>
+        <w:rPr>
+          <w:rFonts w:asciiTheme="majorHAnsi" w:hAnsiTheme="majorHAnsi" w:cstheme="majorHAnsi"/>
+          <w:szCs w:val="22"/>
+        </w:rPr>
+        <w:t>EMISSION_SEARCH_ITERATIONS</w:t>
       </w:r>
     </w:p>
     <w:p>
@@ -9763,7 +10240,19 @@
         <w:rPr>
           <w:szCs w:val="22"/>
         </w:rPr>
-        <w:t>It specifies a number for a fixed number of sources. If “random” is specified, then the script randomly selects the number of sources from an interval defined with -SINT –sources_interval</w:t>
+        <w:t>When the inversion mode is activate</w:t>
+      </w:r>
+      <w:r>
+        <w:rPr>
+          <w:szCs w:val="22"/>
+        </w:rPr>
+        <w:t>d</w:t>
+      </w:r>
+      <w:r>
+        <w:rPr>
+          <w:szCs w:val="22"/>
+        </w:rPr>
+        <w:t>, it is used to specify the maximum number of allowed iterations.</w:t>
       </w:r>
     </w:p>
     <w:p>
@@ -9783,7 +10272,7 @@
           <w:rFonts w:asciiTheme="majorHAnsi" w:hAnsiTheme="majorHAnsi" w:cstheme="majorHAnsi"/>
           <w:szCs w:val="22"/>
         </w:rPr>
-        <w:t>-SINT SOURCES_INTERVAL [SOURCES_INTERVAL ...], --sources_interval SOURCES_INTERVAL [SOURCES_INTERVAL ...]</w:t>
+        <w:t>-RS RANDOM_SOURCES, --random_sources RANDOM_SOURCES</w:t>
       </w:r>
     </w:p>
     <w:p>
@@ -9797,22 +10286,37 @@
         <w:rPr>
           <w:szCs w:val="22"/>
         </w:rPr>
-        <w:t xml:space="preserve">This command can be used to specify the minimum and maximum number </w:t>
-      </w:r>
-      <w:r>
-        <w:rPr>
-          <w:szCs w:val="22"/>
-        </w:rPr>
-        <w:t>(</w:t>
-      </w:r>
-      <w:r>
-        <w:t xml:space="preserve">comma-separated) </w:t>
-      </w:r>
-      <w:r>
-        <w:rPr>
-          <w:szCs w:val="22"/>
-        </w:rPr>
-        <w:t>of possible sources extracted by the probability map.</w:t>
+        <w:t>True</w:t>
+      </w:r>
+      <w:r>
+        <w:rPr>
+          <w:szCs w:val="22"/>
+        </w:rPr>
+        <w:t xml:space="preserve">: randomly select NS locations from a probability map. </w:t>
+      </w:r>
+      <w:r>
+        <w:rPr>
+          <w:szCs w:val="22"/>
+        </w:rPr>
+        <w:t>False</w:t>
+      </w:r>
+      <w:r>
+        <w:rPr>
+          <w:szCs w:val="22"/>
+        </w:rPr>
+        <w:t>: fixed source locations. The probability map file is probability_map.</w:t>
+      </w:r>
+      <w:r>
+        <w:rPr>
+          <w:szCs w:val="22"/>
+        </w:rPr>
+        <w:t>grd</w:t>
+      </w:r>
+      <w:r>
+        <w:rPr>
+          <w:szCs w:val="22"/>
+        </w:rPr>
+        <w:t xml:space="preserve"> discussed above. </w:t>
       </w:r>
     </w:p>
     <w:p>
@@ -9825,16 +10329,14 @@
         <w:rPr>
           <w:rFonts w:asciiTheme="majorHAnsi" w:hAnsiTheme="majorHAnsi" w:cstheme="majorHAnsi"/>
           <w:szCs w:val="22"/>
-          <w:lang w:val="fr-FR"/>
-        </w:rPr>
-      </w:pPr>
-      <w:r>
-        <w:rPr>
-          <w:rFonts w:asciiTheme="majorHAnsi" w:hAnsiTheme="majorHAnsi" w:cstheme="majorHAnsi"/>
-          <w:szCs w:val="22"/>
-          <w:lang w:val="fr-FR"/>
-        </w:rPr>
-        <w:t>-SLOC SOURCE_LOCATION [SOURCE_LOCATION ...], --source_location SOURCE_LOCATION [SOURCE_LOCATION ...]</w:t>
+        </w:rPr>
+      </w:pPr>
+      <w:r>
+        <w:rPr>
+          <w:rFonts w:asciiTheme="majorHAnsi" w:hAnsiTheme="majorHAnsi" w:cstheme="majorHAnsi"/>
+          <w:szCs w:val="22"/>
+        </w:rPr>
+        <w:t>-NS NSOURCES, --nsources NSOURCES</w:t>
       </w:r>
     </w:p>
     <w:p>
@@ -9848,32 +10350,7 @@
         <w:rPr>
           <w:szCs w:val="22"/>
         </w:rPr>
-        <w:lastRenderedPageBreak/>
-        <w:t xml:space="preserve">If one single source </w:t>
-      </w:r>
-      <w:r>
-        <w:rPr>
-          <w:szCs w:val="22"/>
-        </w:rPr>
-        <w:t>is needed, the user can specify its location with this command, which includes the c</w:t>
-      </w:r>
-      <w:r>
-        <w:rPr>
-          <w:szCs w:val="22"/>
-        </w:rPr>
-        <w:t xml:space="preserve">oordinate type (UTM/GEO), latitude/northing, longitude/easting, elevation (above ground in m) </w:t>
-      </w:r>
-      <w:r>
-        <w:rPr>
-          <w:szCs w:val="22"/>
-        </w:rPr>
-        <w:t>sequentially.</w:t>
-      </w:r>
-      <w:r>
-        <w:rPr>
-          <w:szCs w:val="22"/>
-        </w:rPr>
-        <w:t xml:space="preserve"> All entries should be comma-separated</w:t>
+        <w:t>It specifies a number for a fixed number of sources. If “random” is specified, then the script randomly selects the number of sources from an interval defined with -SINT –sources_interval</w:t>
       </w:r>
     </w:p>
     <w:p>
@@ -9886,16 +10363,14 @@
         <w:rPr>
           <w:rFonts w:asciiTheme="majorHAnsi" w:hAnsiTheme="majorHAnsi" w:cstheme="majorHAnsi"/>
           <w:szCs w:val="22"/>
-          <w:lang w:val="fr-FR"/>
-        </w:rPr>
-      </w:pPr>
-      <w:r>
-        <w:rPr>
-          <w:rFonts w:asciiTheme="majorHAnsi" w:hAnsiTheme="majorHAnsi" w:cstheme="majorHAnsi"/>
-          <w:szCs w:val="22"/>
-          <w:lang w:val="fr-FR"/>
-        </w:rPr>
-        <w:t>-SDX SOURCE_DX, --source_dx SOURCE_DX</w:t>
+        </w:rPr>
+      </w:pPr>
+      <w:r>
+        <w:rPr>
+          <w:rFonts w:asciiTheme="majorHAnsi" w:hAnsiTheme="majorHAnsi" w:cstheme="majorHAnsi"/>
+          <w:szCs w:val="22"/>
+        </w:rPr>
+        <w:t>-SINT SOURCES_INTERVAL [SOURCES_INTERVAL ...], --sources_interval SOURCES_INTERVAL [SOURCES_INTERVAL ...]</w:t>
       </w:r>
     </w:p>
     <w:p>
@@ -9909,49 +10384,22 @@
         <w:rPr>
           <w:szCs w:val="22"/>
         </w:rPr>
-        <w:t xml:space="preserve">Extension [m] along the X direction of </w:t>
-      </w:r>
-      <w:r>
-        <w:rPr>
-          <w:szCs w:val="22"/>
-        </w:rPr>
-        <w:t>the</w:t>
-      </w:r>
-      <w:r>
-        <w:rPr>
-          <w:szCs w:val="22"/>
-        </w:rPr>
-        <w:t xml:space="preserve"> single source</w:t>
-      </w:r>
-      <w:r>
-        <w:rPr>
-          <w:szCs w:val="22"/>
-        </w:rPr>
-        <w:t xml:space="preserve"> specified above</w:t>
-      </w:r>
-      <w:r>
-        <w:rPr>
-          <w:szCs w:val="22"/>
-        </w:rPr>
-        <w:t xml:space="preserve">. Option valid for </w:t>
-      </w:r>
-      <w:r>
-        <w:rPr>
-          <w:szCs w:val="22"/>
-        </w:rPr>
-        <w:t xml:space="preserve">TWODEE </w:t>
-      </w:r>
-      <w:r>
-        <w:rPr>
-          <w:szCs w:val="22"/>
-        </w:rPr>
-        <w:t>only</w:t>
-      </w:r>
-      <w:r>
-        <w:rPr>
-          <w:szCs w:val="22"/>
-        </w:rPr>
-        <w:t>.</w:t>
+        <w:t xml:space="preserve">This command can be used to specify the minimum and maximum number </w:t>
+      </w:r>
+      <w:r>
+        <w:rPr>
+          <w:szCs w:val="22"/>
+        </w:rPr>
+        <w:t>(</w:t>
+      </w:r>
+      <w:r>
+        <w:t xml:space="preserve">comma-separated) </w:t>
+      </w:r>
+      <w:r>
+        <w:rPr>
+          <w:szCs w:val="22"/>
+        </w:rPr>
+        <w:t>of possible sources extracted by the probability map.</w:t>
       </w:r>
     </w:p>
     <w:p>
@@ -9964,14 +10412,16 @@
         <w:rPr>
           <w:rFonts w:asciiTheme="majorHAnsi" w:hAnsiTheme="majorHAnsi" w:cstheme="majorHAnsi"/>
           <w:szCs w:val="22"/>
-        </w:rPr>
-      </w:pPr>
-      <w:r>
-        <w:rPr>
-          <w:rFonts w:asciiTheme="majorHAnsi" w:hAnsiTheme="majorHAnsi" w:cstheme="majorHAnsi"/>
-          <w:szCs w:val="22"/>
-        </w:rPr>
-        <w:t>-SDY SOURCE_DY, --source_dy SOURCE_DY</w:t>
+          <w:lang w:val="fr-FR"/>
+        </w:rPr>
+      </w:pPr>
+      <w:r>
+        <w:rPr>
+          <w:rFonts w:asciiTheme="majorHAnsi" w:hAnsiTheme="majorHAnsi" w:cstheme="majorHAnsi"/>
+          <w:szCs w:val="22"/>
+          <w:lang w:val="fr-FR"/>
+        </w:rPr>
+        <w:t>-SLOC SOURCE_LOCATION [SOURCE_LOCATION ...], --source_location SOURCE_LOCATION [SOURCE_LOCATION ...]</w:t>
       </w:r>
     </w:p>
     <w:p>
@@ -9985,43 +10435,31 @@
         <w:rPr>
           <w:szCs w:val="22"/>
         </w:rPr>
-        <w:t xml:space="preserve">Extension [m] along the Y direction of </w:t>
-      </w:r>
-      <w:r>
-        <w:rPr>
-          <w:szCs w:val="22"/>
-        </w:rPr>
-        <w:t xml:space="preserve">the </w:t>
-      </w:r>
-      <w:r>
-        <w:rPr>
-          <w:szCs w:val="22"/>
-        </w:rPr>
-        <w:t>single source</w:t>
-      </w:r>
-      <w:r>
-        <w:rPr>
-          <w:szCs w:val="22"/>
-        </w:rPr>
-        <w:t xml:space="preserve"> specified above</w:t>
-      </w:r>
-      <w:r>
-        <w:rPr>
-          <w:szCs w:val="22"/>
-        </w:rPr>
-        <w:t xml:space="preserve">. Option valid for </w:t>
-      </w:r>
-      <w:r>
-        <w:rPr>
-          <w:szCs w:val="22"/>
-        </w:rPr>
-        <w:t>TWODEE</w:t>
-      </w:r>
-      <w:r>
-        <w:rPr>
-          <w:szCs w:val="22"/>
-        </w:rPr>
-        <w:t xml:space="preserve"> only</w:t>
+        <w:t xml:space="preserve">If one single source </w:t>
+      </w:r>
+      <w:r>
+        <w:rPr>
+          <w:szCs w:val="22"/>
+        </w:rPr>
+        <w:t>is needed, the user can specify its location with this command, which includes the c</w:t>
+      </w:r>
+      <w:r>
+        <w:rPr>
+          <w:szCs w:val="22"/>
+        </w:rPr>
+        <w:t xml:space="preserve">oordinate type (UTM/GEO), latitude/northing, longitude/easting, elevation (above ground in m) </w:t>
+      </w:r>
+      <w:r>
+        <w:rPr>
+          <w:szCs w:val="22"/>
+        </w:rPr>
+        <w:t>sequentially.</w:t>
+      </w:r>
+      <w:r>
+        <w:rPr>
+          <w:szCs w:val="22"/>
+        </w:rPr>
+        <w:t xml:space="preserve"> All entries should be comma-separated</w:t>
       </w:r>
     </w:p>
     <w:p>
@@ -10043,7 +10481,7 @@
           <w:szCs w:val="22"/>
           <w:lang w:val="fr-FR"/>
         </w:rPr>
-        <w:t>-SDUR SOURCE_DUR, --source_dur SOURCE_DUR</w:t>
+        <w:t>-SDX SOURCE_DX, --source_dx SOURCE_DX</w:t>
       </w:r>
     </w:p>
     <w:p>
@@ -10057,7 +10495,7 @@
         <w:rPr>
           <w:szCs w:val="22"/>
         </w:rPr>
-        <w:t xml:space="preserve">Emission duration [s] of </w:t>
+        <w:t xml:space="preserve">Extension [m] along the X direction of </w:t>
       </w:r>
       <w:r>
         <w:rPr>
@@ -10087,19 +10525,25 @@
         <w:rPr>
           <w:szCs w:val="22"/>
         </w:rPr>
-        <w:t>TWODEE</w:t>
-      </w:r>
-      <w:r>
-        <w:rPr>
-          <w:szCs w:val="22"/>
-        </w:rPr>
-        <w:t xml:space="preserve"> on</w:t>
-      </w:r>
-      <w:r>
-        <w:rPr>
-          <w:szCs w:val="22"/>
-        </w:rPr>
-        <w:t>ly</w:t>
+        <w:t>TWODEE-2</w:t>
+      </w:r>
+      <w:r>
+        <w:rPr>
+          <w:szCs w:val="22"/>
+        </w:rPr>
+        <w:t xml:space="preserve"> </w:t>
+      </w:r>
+      <w:r>
+        <w:rPr>
+          <w:szCs w:val="22"/>
+        </w:rPr>
+        <w:t>only</w:t>
+      </w:r>
+      <w:r>
+        <w:rPr>
+          <w:szCs w:val="22"/>
+        </w:rPr>
+        <w:t>.</w:t>
       </w:r>
     </w:p>
     <w:p>
@@ -10112,16 +10556,14 @@
         <w:rPr>
           <w:rFonts w:asciiTheme="majorHAnsi" w:hAnsiTheme="majorHAnsi" w:cstheme="majorHAnsi"/>
           <w:szCs w:val="22"/>
-          <w:lang w:val="fr-FR"/>
-        </w:rPr>
-      </w:pPr>
-      <w:r>
-        <w:rPr>
-          <w:rFonts w:asciiTheme="majorHAnsi" w:hAnsiTheme="majorHAnsi" w:cstheme="majorHAnsi"/>
-          <w:szCs w:val="22"/>
-          <w:lang w:val="fr-FR"/>
-        </w:rPr>
-        <w:t>-D DOMAIN [DOMAIN ...], --domain DOMAIN [DOMAIN ...]</w:t>
+        </w:rPr>
+      </w:pPr>
+      <w:r>
+        <w:rPr>
+          <w:rFonts w:asciiTheme="majorHAnsi" w:hAnsiTheme="majorHAnsi" w:cstheme="majorHAnsi"/>
+          <w:szCs w:val="22"/>
+        </w:rPr>
+        <w:t>-SDY SOURCE_DY, --source_dy SOURCE_DY</w:t>
       </w:r>
     </w:p>
     <w:p>
@@ -10135,55 +10577,43 @@
         <w:rPr>
           <w:szCs w:val="22"/>
         </w:rPr>
-        <w:t xml:space="preserve">Command to define the computational domain. </w:t>
-      </w:r>
-      <w:r>
-        <w:rPr>
-          <w:szCs w:val="22"/>
-        </w:rPr>
-        <w:t>The following information should be specified sequentially</w:t>
-      </w:r>
-      <w:r>
-        <w:rPr>
-          <w:szCs w:val="22"/>
-        </w:rPr>
-        <w:t xml:space="preserve"> as a comma-separated list</w:t>
-      </w:r>
-      <w:r>
-        <w:rPr>
-          <w:szCs w:val="22"/>
-        </w:rPr>
-        <w:t>: c</w:t>
-      </w:r>
-      <w:r>
-        <w:rPr>
-          <w:szCs w:val="22"/>
-        </w:rPr>
-        <w:t>oordinates type (UTM/GEO), coordinates</w:t>
-      </w:r>
-      <w:r>
-        <w:rPr>
-          <w:szCs w:val="22"/>
-        </w:rPr>
-        <w:t xml:space="preserve"> </w:t>
-      </w:r>
-      <w:r>
-        <w:rPr>
-          <w:szCs w:val="22"/>
-        </w:rPr>
-        <w:t>(latitude/northing, longitude/easting) of the bottom</w:t>
-      </w:r>
-      <w:r>
-        <w:rPr>
-          <w:szCs w:val="22"/>
-        </w:rPr>
-        <w:t xml:space="preserve"> </w:t>
-      </w:r>
-      <w:r>
-        <w:rPr>
-          <w:szCs w:val="22"/>
-        </w:rPr>
-        <w:t>left corner and top right corner of the domain</w:t>
+        <w:t xml:space="preserve">Extension [m] along the Y direction of </w:t>
+      </w:r>
+      <w:r>
+        <w:rPr>
+          <w:szCs w:val="22"/>
+        </w:rPr>
+        <w:t xml:space="preserve">the </w:t>
+      </w:r>
+      <w:r>
+        <w:rPr>
+          <w:szCs w:val="22"/>
+        </w:rPr>
+        <w:t>single source</w:t>
+      </w:r>
+      <w:r>
+        <w:rPr>
+          <w:szCs w:val="22"/>
+        </w:rPr>
+        <w:t xml:space="preserve"> specified above</w:t>
+      </w:r>
+      <w:r>
+        <w:rPr>
+          <w:szCs w:val="22"/>
+        </w:rPr>
+        <w:t xml:space="preserve">. Option valid for </w:t>
+      </w:r>
+      <w:r>
+        <w:rPr>
+          <w:szCs w:val="22"/>
+        </w:rPr>
+        <w:t>TWODEE-2</w:t>
+      </w:r>
+      <w:r>
+        <w:rPr>
+          <w:szCs w:val="22"/>
+        </w:rPr>
+        <w:t xml:space="preserve"> only</w:t>
       </w:r>
     </w:p>
     <w:p>
@@ -10196,49 +10626,16 @@
         <w:rPr>
           <w:rFonts w:asciiTheme="majorHAnsi" w:hAnsiTheme="majorHAnsi" w:cstheme="majorHAnsi"/>
           <w:szCs w:val="22"/>
-        </w:rPr>
-      </w:pPr>
-      <w:r>
-        <w:rPr>
-          <w:rFonts w:asciiTheme="majorHAnsi" w:hAnsiTheme="majorHAnsi" w:cstheme="majorHAnsi"/>
-          <w:szCs w:val="22"/>
-        </w:rPr>
-        <w:t>-</w:t>
-      </w:r>
-      <w:r>
-        <w:rPr>
-          <w:rFonts w:asciiTheme="majorHAnsi" w:hAnsiTheme="majorHAnsi" w:cstheme="majorHAnsi"/>
-          <w:szCs w:val="22"/>
-        </w:rPr>
-        <w:t>NX</w:t>
-      </w:r>
-      <w:r>
-        <w:rPr>
-          <w:rFonts w:asciiTheme="majorHAnsi" w:hAnsiTheme="majorHAnsi" w:cstheme="majorHAnsi"/>
-          <w:szCs w:val="22"/>
-        </w:rPr>
-        <w:t xml:space="preserve"> </w:t>
-      </w:r>
-      <w:r>
-        <w:rPr>
-          <w:rFonts w:asciiTheme="majorHAnsi" w:hAnsiTheme="majorHAnsi" w:cstheme="majorHAnsi"/>
-          <w:szCs w:val="22"/>
-        </w:rPr>
-        <w:t>NX</w:t>
-      </w:r>
-      <w:r>
-        <w:rPr>
-          <w:rFonts w:asciiTheme="majorHAnsi" w:hAnsiTheme="majorHAnsi" w:cstheme="majorHAnsi"/>
-          <w:szCs w:val="22"/>
-        </w:rPr>
-        <w:t xml:space="preserve">, </w:t>
-      </w:r>
-      <w:r>
-        <w:rPr>
-          <w:rFonts w:asciiTheme="majorHAnsi" w:hAnsiTheme="majorHAnsi" w:cstheme="majorHAnsi"/>
-          <w:szCs w:val="22"/>
-        </w:rPr>
-        <w:t>--nx NX</w:t>
+          <w:lang w:val="fr-FR"/>
+        </w:rPr>
+      </w:pPr>
+      <w:r>
+        <w:rPr>
+          <w:rFonts w:asciiTheme="majorHAnsi" w:hAnsiTheme="majorHAnsi" w:cstheme="majorHAnsi"/>
+          <w:szCs w:val="22"/>
+          <w:lang w:val="fr-FR"/>
+        </w:rPr>
+        <w:t>-SDUR SOURCE_DUR, --source_dur SOURCE_DUR</w:t>
       </w:r>
     </w:p>
     <w:p>
@@ -10252,37 +10649,49 @@
         <w:rPr>
           <w:szCs w:val="22"/>
         </w:rPr>
-        <w:t>Number of grid cells along the x-direction.</w:t>
-      </w:r>
-      <w:r>
-        <w:rPr>
-          <w:szCs w:val="22"/>
-        </w:rPr>
-        <w:t xml:space="preserve"> </w:t>
-      </w:r>
-      <w:r>
-        <w:rPr>
-          <w:szCs w:val="22"/>
-        </w:rPr>
-        <w:t>If not provided, the grid spacing along the x-direction must be</w:t>
-      </w:r>
-      <w:r>
-        <w:rPr>
-          <w:szCs w:val="22"/>
-        </w:rPr>
-        <w:t xml:space="preserve"> </w:t>
-      </w:r>
-      <w:r>
-        <w:rPr>
-          <w:szCs w:val="22"/>
-        </w:rPr>
-        <w:t>provided</w:t>
-      </w:r>
-      <w:r>
-        <w:rPr>
-          <w:szCs w:val="22"/>
-        </w:rPr>
-        <w:t>.</w:t>
+        <w:t xml:space="preserve">Emission duration [s] of </w:t>
+      </w:r>
+      <w:r>
+        <w:rPr>
+          <w:szCs w:val="22"/>
+        </w:rPr>
+        <w:t>the</w:t>
+      </w:r>
+      <w:r>
+        <w:rPr>
+          <w:szCs w:val="22"/>
+        </w:rPr>
+        <w:t xml:space="preserve"> single source</w:t>
+      </w:r>
+      <w:r>
+        <w:rPr>
+          <w:szCs w:val="22"/>
+        </w:rPr>
+        <w:t xml:space="preserve"> specified above</w:t>
+      </w:r>
+      <w:r>
+        <w:rPr>
+          <w:szCs w:val="22"/>
+        </w:rPr>
+        <w:t xml:space="preserve">. Option valid for </w:t>
+      </w:r>
+      <w:r>
+        <w:rPr>
+          <w:szCs w:val="22"/>
+        </w:rPr>
+        <w:t>TWODEE-2</w:t>
+      </w:r>
+      <w:r>
+        <w:rPr>
+          <w:szCs w:val="22"/>
+        </w:rPr>
+        <w:t xml:space="preserve"> on</w:t>
+      </w:r>
+      <w:r>
+        <w:rPr>
+          <w:szCs w:val="22"/>
+        </w:rPr>
+        <w:t>ly</w:t>
       </w:r>
     </w:p>
     <w:p>
@@ -10295,109 +10704,66 @@
         <w:rPr>
           <w:rFonts w:asciiTheme="majorHAnsi" w:hAnsiTheme="majorHAnsi" w:cstheme="majorHAnsi"/>
           <w:szCs w:val="22"/>
-        </w:rPr>
-      </w:pPr>
-      <w:r>
-        <w:rPr>
-          <w:rFonts w:asciiTheme="majorHAnsi" w:hAnsiTheme="majorHAnsi" w:cstheme="majorHAnsi"/>
-          <w:szCs w:val="22"/>
-        </w:rPr>
-        <w:t>-</w:t>
-      </w:r>
-      <w:r>
-        <w:rPr>
-          <w:rFonts w:asciiTheme="majorHAnsi" w:hAnsiTheme="majorHAnsi" w:cstheme="majorHAnsi"/>
-          <w:szCs w:val="22"/>
-        </w:rPr>
-        <w:t>NY</w:t>
-      </w:r>
-      <w:r>
-        <w:rPr>
-          <w:rFonts w:asciiTheme="majorHAnsi" w:hAnsiTheme="majorHAnsi" w:cstheme="majorHAnsi"/>
+          <w:lang w:val="fr-FR"/>
+        </w:rPr>
+      </w:pPr>
+      <w:r>
+        <w:rPr>
+          <w:rFonts w:asciiTheme="majorHAnsi" w:hAnsiTheme="majorHAnsi" w:cstheme="majorHAnsi"/>
+          <w:szCs w:val="22"/>
+          <w:lang w:val="fr-FR"/>
+        </w:rPr>
+        <w:t>-D DOMAIN [DOMAIN ...], --domain DOMAIN [DOMAIN ...]</w:t>
+      </w:r>
+    </w:p>
+    <w:p>
+      <w:pPr>
+        <w:pStyle w:val="ListParagraph"/>
+        <w:rPr>
+          <w:szCs w:val="22"/>
+        </w:rPr>
+      </w:pPr>
+      <w:r>
+        <w:rPr>
+          <w:szCs w:val="22"/>
+        </w:rPr>
+        <w:t xml:space="preserve">Command to define the computational domain. </w:t>
+      </w:r>
+      <w:r>
+        <w:rPr>
+          <w:szCs w:val="22"/>
+        </w:rPr>
+        <w:t>The following information should be specified sequentially</w:t>
+      </w:r>
+      <w:r>
+        <w:rPr>
+          <w:szCs w:val="22"/>
+        </w:rPr>
+        <w:t xml:space="preserve"> as a comma-separated list</w:t>
+      </w:r>
+      <w:r>
+        <w:rPr>
+          <w:szCs w:val="22"/>
+        </w:rPr>
+        <w:t>: c</w:t>
+      </w:r>
+      <w:r>
+        <w:rPr>
+          <w:szCs w:val="22"/>
+        </w:rPr>
+        <w:t>oordinates type (UTM/GEO), coordinates</w:t>
+      </w:r>
+      <w:r>
+        <w:rPr>
           <w:szCs w:val="22"/>
         </w:rPr>
         <w:t xml:space="preserve"> </w:t>
       </w:r>
       <w:r>
         <w:rPr>
-          <w:rFonts w:asciiTheme="majorHAnsi" w:hAnsiTheme="majorHAnsi" w:cstheme="majorHAnsi"/>
-          <w:szCs w:val="22"/>
-        </w:rPr>
-        <w:t>NY</w:t>
-      </w:r>
-      <w:r>
-        <w:rPr>
-          <w:rFonts w:asciiTheme="majorHAnsi" w:hAnsiTheme="majorHAnsi" w:cstheme="majorHAnsi"/>
-          <w:szCs w:val="22"/>
-        </w:rPr>
-        <w:t xml:space="preserve">, </w:t>
-      </w:r>
-      <w:r>
-        <w:rPr>
-          <w:rFonts w:asciiTheme="majorHAnsi" w:hAnsiTheme="majorHAnsi" w:cstheme="majorHAnsi"/>
-          <w:szCs w:val="22"/>
-        </w:rPr>
-        <w:t>--n</w:t>
-      </w:r>
-      <w:r>
-        <w:rPr>
-          <w:rFonts w:asciiTheme="majorHAnsi" w:hAnsiTheme="majorHAnsi" w:cstheme="majorHAnsi"/>
-          <w:szCs w:val="22"/>
-        </w:rPr>
-        <w:t>y</w:t>
-      </w:r>
-      <w:r>
-        <w:rPr>
-          <w:rFonts w:asciiTheme="majorHAnsi" w:hAnsiTheme="majorHAnsi" w:cstheme="majorHAnsi"/>
-          <w:szCs w:val="22"/>
-        </w:rPr>
-        <w:t xml:space="preserve"> N</w:t>
-      </w:r>
-      <w:r>
-        <w:rPr>
-          <w:rFonts w:asciiTheme="majorHAnsi" w:hAnsiTheme="majorHAnsi" w:cstheme="majorHAnsi"/>
-          <w:szCs w:val="22"/>
-        </w:rPr>
-        <w:t>Y</w:t>
-      </w:r>
-    </w:p>
-    <w:p>
-      <w:pPr>
-        <w:pStyle w:val="ListParagraph"/>
-        <w:rPr>
-          <w:rFonts w:asciiTheme="majorHAnsi" w:hAnsiTheme="majorHAnsi" w:cstheme="majorHAnsi"/>
-          <w:szCs w:val="22"/>
-        </w:rPr>
-      </w:pPr>
-      <w:r>
-        <w:rPr>
-          <w:szCs w:val="22"/>
-        </w:rPr>
-        <w:t xml:space="preserve">Number of grid cells along the </w:t>
-      </w:r>
-      <w:r>
-        <w:rPr>
-          <w:szCs w:val="22"/>
-        </w:rPr>
-        <w:t>y</w:t>
-      </w:r>
-      <w:r>
-        <w:rPr>
-          <w:szCs w:val="22"/>
-        </w:rPr>
-        <w:t xml:space="preserve">-direction. If not provided, the grid spacing along the </w:t>
-      </w:r>
-      <w:r>
-        <w:rPr>
-          <w:szCs w:val="22"/>
-        </w:rPr>
-        <w:t>y</w:t>
-      </w:r>
-      <w:r>
-        <w:rPr>
-          <w:szCs w:val="22"/>
-        </w:rPr>
-        <w:t>-direction must be</w:t>
+          <w:szCs w:val="22"/>
+        </w:rPr>
+        <w:t>(latitude/northing, longitude/easting) of the bottom</w:t>
       </w:r>
       <w:r>
         <w:rPr>
@@ -10409,13 +10775,7 @@
         <w:rPr>
           <w:szCs w:val="22"/>
         </w:rPr>
-        <w:t>provided</w:t>
-      </w:r>
-      <w:r>
-        <w:rPr>
-          <w:szCs w:val="22"/>
-        </w:rPr>
-        <w:t>.</w:t>
+        <w:t>left corner and top right corner of the domain</w:t>
       </w:r>
     </w:p>
     <w:p>
@@ -10435,7 +10795,42 @@
           <w:rFonts w:asciiTheme="majorHAnsi" w:hAnsiTheme="majorHAnsi" w:cstheme="majorHAnsi"/>
           <w:szCs w:val="22"/>
         </w:rPr>
-        <w:t>-DX DX, --dx DX</w:t>
+        <w:t>-</w:t>
+      </w:r>
+      <w:r>
+        <w:rPr>
+          <w:rFonts w:asciiTheme="majorHAnsi" w:hAnsiTheme="majorHAnsi" w:cstheme="majorHAnsi"/>
+          <w:szCs w:val="22"/>
+        </w:rPr>
+        <w:t>NX</w:t>
+      </w:r>
+      <w:r>
+        <w:rPr>
+          <w:rFonts w:asciiTheme="majorHAnsi" w:hAnsiTheme="majorHAnsi" w:cstheme="majorHAnsi"/>
+          <w:szCs w:val="22"/>
+        </w:rPr>
+        <w:t xml:space="preserve"> </w:t>
+      </w:r>
+      <w:r>
+        <w:rPr>
+          <w:rFonts w:asciiTheme="majorHAnsi" w:hAnsiTheme="majorHAnsi" w:cstheme="majorHAnsi"/>
+          <w:szCs w:val="22"/>
+        </w:rPr>
+        <w:t>NX</w:t>
+      </w:r>
+      <w:r>
+        <w:rPr>
+          <w:rFonts w:asciiTheme="majorHAnsi" w:hAnsiTheme="majorHAnsi" w:cstheme="majorHAnsi"/>
+          <w:szCs w:val="22"/>
+        </w:rPr>
+        <w:t xml:space="preserve">, </w:t>
+      </w:r>
+      <w:r>
+        <w:rPr>
+          <w:rFonts w:asciiTheme="majorHAnsi" w:hAnsiTheme="majorHAnsi" w:cstheme="majorHAnsi"/>
+          <w:szCs w:val="22"/>
+        </w:rPr>
+        <w:t>--nx NX</w:t>
       </w:r>
     </w:p>
     <w:p>
@@ -10449,7 +10844,31 @@
         <w:rPr>
           <w:szCs w:val="22"/>
         </w:rPr>
-        <w:t>Grid spacing (in m) along the x-direction. If not provided, the number of grid cells along the x-direction must be provided</w:t>
+        <w:t>Number of grid cells along the x-direction.</w:t>
+      </w:r>
+      <w:r>
+        <w:rPr>
+          <w:szCs w:val="22"/>
+        </w:rPr>
+        <w:t xml:space="preserve"> </w:t>
+      </w:r>
+      <w:r>
+        <w:rPr>
+          <w:szCs w:val="22"/>
+        </w:rPr>
+        <w:t>If not provided, the grid spacing along the x-direction must be</w:t>
+      </w:r>
+      <w:r>
+        <w:rPr>
+          <w:szCs w:val="22"/>
+        </w:rPr>
+        <w:t xml:space="preserve"> </w:t>
+      </w:r>
+      <w:r>
+        <w:rPr>
+          <w:szCs w:val="22"/>
+        </w:rPr>
+        <w:t>provided</w:t>
       </w:r>
       <w:r>
         <w:rPr>
@@ -10475,7 +10894,56 @@
           <w:rFonts w:asciiTheme="majorHAnsi" w:hAnsiTheme="majorHAnsi" w:cstheme="majorHAnsi"/>
           <w:szCs w:val="22"/>
         </w:rPr>
-        <w:t>-D</w:t>
+        <w:t>-</w:t>
+      </w:r>
+      <w:r>
+        <w:rPr>
+          <w:rFonts w:asciiTheme="majorHAnsi" w:hAnsiTheme="majorHAnsi" w:cstheme="majorHAnsi"/>
+          <w:szCs w:val="22"/>
+        </w:rPr>
+        <w:t>NY</w:t>
+      </w:r>
+      <w:r>
+        <w:rPr>
+          <w:rFonts w:asciiTheme="majorHAnsi" w:hAnsiTheme="majorHAnsi" w:cstheme="majorHAnsi"/>
+          <w:szCs w:val="22"/>
+        </w:rPr>
+        <w:t xml:space="preserve"> </w:t>
+      </w:r>
+      <w:r>
+        <w:rPr>
+          <w:rFonts w:asciiTheme="majorHAnsi" w:hAnsiTheme="majorHAnsi" w:cstheme="majorHAnsi"/>
+          <w:szCs w:val="22"/>
+        </w:rPr>
+        <w:t>NY</w:t>
+      </w:r>
+      <w:r>
+        <w:rPr>
+          <w:rFonts w:asciiTheme="majorHAnsi" w:hAnsiTheme="majorHAnsi" w:cstheme="majorHAnsi"/>
+          <w:szCs w:val="22"/>
+        </w:rPr>
+        <w:t xml:space="preserve">, </w:t>
+      </w:r>
+      <w:r>
+        <w:rPr>
+          <w:rFonts w:asciiTheme="majorHAnsi" w:hAnsiTheme="majorHAnsi" w:cstheme="majorHAnsi"/>
+          <w:szCs w:val="22"/>
+        </w:rPr>
+        <w:t>--n</w:t>
+      </w:r>
+      <w:r>
+        <w:rPr>
+          <w:rFonts w:asciiTheme="majorHAnsi" w:hAnsiTheme="majorHAnsi" w:cstheme="majorHAnsi"/>
+          <w:szCs w:val="22"/>
+        </w:rPr>
+        <w:t>y</w:t>
+      </w:r>
+      <w:r>
+        <w:rPr>
+          <w:rFonts w:asciiTheme="majorHAnsi" w:hAnsiTheme="majorHAnsi" w:cstheme="majorHAnsi"/>
+          <w:szCs w:val="22"/>
+        </w:rPr>
+        <w:t xml:space="preserve"> N</w:t>
       </w:r>
       <w:r>
         <w:rPr>
@@ -10484,61 +10952,32 @@
         </w:rPr>
         <w:t>Y</w:t>
       </w:r>
-      <w:r>
-        <w:rPr>
-          <w:rFonts w:asciiTheme="majorHAnsi" w:hAnsiTheme="majorHAnsi" w:cstheme="majorHAnsi"/>
-          <w:szCs w:val="22"/>
-        </w:rPr>
-        <w:t xml:space="preserve"> D</w:t>
-      </w:r>
-      <w:r>
-        <w:rPr>
-          <w:rFonts w:asciiTheme="majorHAnsi" w:hAnsiTheme="majorHAnsi" w:cstheme="majorHAnsi"/>
-          <w:szCs w:val="22"/>
-        </w:rPr>
-        <w:t>Y</w:t>
-      </w:r>
-      <w:r>
-        <w:rPr>
-          <w:rFonts w:asciiTheme="majorHAnsi" w:hAnsiTheme="majorHAnsi" w:cstheme="majorHAnsi"/>
-          <w:szCs w:val="22"/>
-        </w:rPr>
-        <w:t>, --d</w:t>
-      </w:r>
-      <w:r>
-        <w:rPr>
-          <w:rFonts w:asciiTheme="majorHAnsi" w:hAnsiTheme="majorHAnsi" w:cstheme="majorHAnsi"/>
+    </w:p>
+    <w:p>
+      <w:pPr>
+        <w:pStyle w:val="ListParagraph"/>
+        <w:rPr>
+          <w:rFonts w:asciiTheme="majorHAnsi" w:hAnsiTheme="majorHAnsi" w:cstheme="majorHAnsi"/>
+          <w:szCs w:val="22"/>
+        </w:rPr>
+      </w:pPr>
+      <w:r>
+        <w:rPr>
+          <w:szCs w:val="22"/>
+        </w:rPr>
+        <w:t xml:space="preserve">Number of grid cells along the </w:t>
+      </w:r>
+      <w:r>
+        <w:rPr>
           <w:szCs w:val="22"/>
         </w:rPr>
         <w:t>y</w:t>
       </w:r>
       <w:r>
         <w:rPr>
-          <w:rFonts w:asciiTheme="majorHAnsi" w:hAnsiTheme="majorHAnsi" w:cstheme="majorHAnsi"/>
-          <w:szCs w:val="22"/>
-        </w:rPr>
-        <w:t xml:space="preserve"> D</w:t>
-      </w:r>
-      <w:r>
-        <w:rPr>
-          <w:rFonts w:asciiTheme="majorHAnsi" w:hAnsiTheme="majorHAnsi" w:cstheme="majorHAnsi"/>
-          <w:szCs w:val="22"/>
-        </w:rPr>
-        <w:t>Y</w:t>
-      </w:r>
-    </w:p>
-    <w:p>
-      <w:pPr>
-        <w:pStyle w:val="ListParagraph"/>
-        <w:rPr>
-          <w:szCs w:val="22"/>
-        </w:rPr>
-      </w:pPr>
-      <w:r>
-        <w:rPr>
-          <w:szCs w:val="22"/>
-        </w:rPr>
-        <w:t xml:space="preserve">Grid spacing (in m) along the </w:t>
+          <w:szCs w:val="22"/>
+        </w:rPr>
+        <w:t xml:space="preserve">-direction. If not provided, the grid spacing along the </w:t>
       </w:r>
       <w:r>
         <w:rPr>
@@ -10550,19 +10989,19 @@
         <w:rPr>
           <w:szCs w:val="22"/>
         </w:rPr>
-        <w:t xml:space="preserve">-direction. If not provided, the number of grid cells along the </w:t>
-      </w:r>
-      <w:r>
-        <w:rPr>
-          <w:szCs w:val="22"/>
-        </w:rPr>
-        <w:t>y</w:t>
-      </w:r>
-      <w:r>
-        <w:rPr>
-          <w:szCs w:val="22"/>
-        </w:rPr>
-        <w:t>-direction must be provided</w:t>
+        <w:t>-direction must be</w:t>
+      </w:r>
+      <w:r>
+        <w:rPr>
+          <w:szCs w:val="22"/>
+        </w:rPr>
+        <w:t xml:space="preserve"> </w:t>
+      </w:r>
+      <w:r>
+        <w:rPr>
+          <w:szCs w:val="22"/>
+        </w:rPr>
+        <w:t>provided</w:t>
       </w:r>
       <w:r>
         <w:rPr>
@@ -10581,16 +11020,14 @@
         <w:rPr>
           <w:rFonts w:asciiTheme="majorHAnsi" w:hAnsiTheme="majorHAnsi" w:cstheme="majorHAnsi"/>
           <w:szCs w:val="22"/>
-          <w:lang w:val="fr-FR"/>
-        </w:rPr>
-      </w:pPr>
-      <w:r>
-        <w:rPr>
-          <w:rFonts w:asciiTheme="majorHAnsi" w:hAnsiTheme="majorHAnsi" w:cstheme="majorHAnsi"/>
-          <w:szCs w:val="22"/>
-          <w:lang w:val="fr-FR"/>
-        </w:rPr>
-        <w:t>-SEM SOURCE_EMISSION, --source_emission SOURCE_EMISSION</w:t>
+        </w:rPr>
+      </w:pPr>
+      <w:r>
+        <w:rPr>
+          <w:rFonts w:asciiTheme="majorHAnsi" w:hAnsiTheme="majorHAnsi" w:cstheme="majorHAnsi"/>
+          <w:szCs w:val="22"/>
+        </w:rPr>
+        <w:t>-DX DX, --dx DX</w:t>
       </w:r>
     </w:p>
     <w:p>
@@ -10604,19 +11041,13 @@
         <w:rPr>
           <w:szCs w:val="22"/>
         </w:rPr>
-        <w:t>Source emission rate [kg/s]. If specified, it is</w:t>
-      </w:r>
-      <w:r>
-        <w:rPr>
-          <w:szCs w:val="22"/>
-        </w:rPr>
-        <w:t xml:space="preserve"> </w:t>
-      </w:r>
-      <w:r>
-        <w:rPr>
-          <w:szCs w:val="22"/>
-        </w:rPr>
-        <w:t>assigned to all the sources in the domain</w:t>
+        <w:t>Grid spacing (in m) along the x-direction. If not provided, the number of grid cells along the x-direction must be provided</w:t>
+      </w:r>
+      <w:r>
+        <w:rPr>
+          <w:szCs w:val="22"/>
+        </w:rPr>
+        <w:t>.</w:t>
       </w:r>
     </w:p>
     <w:p>
@@ -10636,7 +11067,56 @@
           <w:rFonts w:asciiTheme="majorHAnsi" w:hAnsiTheme="majorHAnsi" w:cstheme="majorHAnsi"/>
           <w:szCs w:val="22"/>
         </w:rPr>
-        <w:t>-RER RANDOM_EMISSION, --random_emission RANDOM_EMISSION</w:t>
+        <w:t>-D</w:t>
+      </w:r>
+      <w:r>
+        <w:rPr>
+          <w:rFonts w:asciiTheme="majorHAnsi" w:hAnsiTheme="majorHAnsi" w:cstheme="majorHAnsi"/>
+          <w:szCs w:val="22"/>
+        </w:rPr>
+        <w:t>Y</w:t>
+      </w:r>
+      <w:r>
+        <w:rPr>
+          <w:rFonts w:asciiTheme="majorHAnsi" w:hAnsiTheme="majorHAnsi" w:cstheme="majorHAnsi"/>
+          <w:szCs w:val="22"/>
+        </w:rPr>
+        <w:t xml:space="preserve"> D</w:t>
+      </w:r>
+      <w:r>
+        <w:rPr>
+          <w:rFonts w:asciiTheme="majorHAnsi" w:hAnsiTheme="majorHAnsi" w:cstheme="majorHAnsi"/>
+          <w:szCs w:val="22"/>
+        </w:rPr>
+        <w:t>Y</w:t>
+      </w:r>
+      <w:r>
+        <w:rPr>
+          <w:rFonts w:asciiTheme="majorHAnsi" w:hAnsiTheme="majorHAnsi" w:cstheme="majorHAnsi"/>
+          <w:szCs w:val="22"/>
+        </w:rPr>
+        <w:t>, --d</w:t>
+      </w:r>
+      <w:r>
+        <w:rPr>
+          <w:rFonts w:asciiTheme="majorHAnsi" w:hAnsiTheme="majorHAnsi" w:cstheme="majorHAnsi"/>
+          <w:szCs w:val="22"/>
+        </w:rPr>
+        <w:t>y</w:t>
+      </w:r>
+      <w:r>
+        <w:rPr>
+          <w:rFonts w:asciiTheme="majorHAnsi" w:hAnsiTheme="majorHAnsi" w:cstheme="majorHAnsi"/>
+          <w:szCs w:val="22"/>
+        </w:rPr>
+        <w:t xml:space="preserve"> D</w:t>
+      </w:r>
+      <w:r>
+        <w:rPr>
+          <w:rFonts w:asciiTheme="majorHAnsi" w:hAnsiTheme="majorHAnsi" w:cstheme="majorHAnsi"/>
+          <w:szCs w:val="22"/>
+        </w:rPr>
+        <w:t>Y</w:t>
       </w:r>
     </w:p>
     <w:p>
@@ -10650,97 +11130,37 @@
         <w:rPr>
           <w:szCs w:val="22"/>
         </w:rPr>
-        <w:t>“</w:t>
-      </w:r>
-      <w:r>
-        <w:rPr>
-          <w:szCs w:val="22"/>
-        </w:rPr>
-        <w:t>on</w:t>
-      </w:r>
-      <w:r>
-        <w:rPr>
-          <w:szCs w:val="22"/>
-        </w:rPr>
-        <w:t>”</w:t>
-      </w:r>
-      <w:r>
-        <w:rPr>
-          <w:szCs w:val="22"/>
-        </w:rPr>
-        <w:t xml:space="preserve">: randomly assign </w:t>
-      </w:r>
-      <w:r>
-        <w:rPr>
-          <w:szCs w:val="22"/>
-        </w:rPr>
-        <w:t xml:space="preserve">the </w:t>
-      </w:r>
-      <w:r>
-        <w:rPr>
-          <w:szCs w:val="22"/>
-        </w:rPr>
-        <w:t>emission rate for each source in</w:t>
-      </w:r>
-      <w:r>
-        <w:rPr>
-          <w:szCs w:val="22"/>
-        </w:rPr>
-        <w:t xml:space="preserve"> </w:t>
-      </w:r>
-      <w:r>
-        <w:rPr>
-          <w:szCs w:val="22"/>
-        </w:rPr>
-        <w:t>the domain sampled from a flux.</w:t>
-      </w:r>
-      <w:r>
-        <w:rPr>
-          <w:szCs w:val="22"/>
-        </w:rPr>
-        <w:t>txt</w:t>
-      </w:r>
-      <w:r>
-        <w:rPr>
-          <w:szCs w:val="22"/>
-        </w:rPr>
-        <w:t xml:space="preserve"> file. </w:t>
-      </w:r>
-      <w:r>
-        <w:rPr>
-          <w:szCs w:val="22"/>
-        </w:rPr>
-        <w:t>“</w:t>
-      </w:r>
-      <w:r>
-        <w:rPr>
-          <w:szCs w:val="22"/>
-        </w:rPr>
-        <w:t>off</w:t>
-      </w:r>
-      <w:r>
-        <w:rPr>
-          <w:szCs w:val="22"/>
-        </w:rPr>
-        <w:t>”</w:t>
-      </w:r>
-      <w:r>
-        <w:rPr>
-          <w:szCs w:val="22"/>
-        </w:rPr>
-        <w:t>: use</w:t>
-      </w:r>
-      <w:r>
-        <w:rPr>
-          <w:szCs w:val="22"/>
-        </w:rPr>
-        <w:t xml:space="preserve"> </w:t>
-      </w:r>
-      <w:r>
-        <w:rPr>
-          <w:szCs w:val="22"/>
-        </w:rPr>
-        <w:t>specified emission rate</w:t>
+        <w:t xml:space="preserve">Grid spacing (in m) along the </w:t>
+      </w:r>
+      <w:r>
+        <w:rPr>
+          <w:szCs w:val="22"/>
+        </w:rPr>
+        <w:t>y</w:t>
+      </w:r>
+      <w:r>
+        <w:rPr>
+          <w:szCs w:val="22"/>
+        </w:rPr>
+        <w:t xml:space="preserve">-direction. If not provided, the number of grid cells along the </w:t>
+      </w:r>
+      <w:r>
+        <w:rPr>
+          <w:szCs w:val="22"/>
+        </w:rPr>
+        <w:t>y</w:t>
+      </w:r>
+      <w:r>
+        <w:rPr>
+          <w:szCs w:val="22"/>
+        </w:rPr>
+        <w:t>-direction must be provided</w:t>
+      </w:r>
+      <w:r>
+        <w:rPr>
+          <w:szCs w:val="22"/>
+        </w:rPr>
+        <w:t>.</w:t>
       </w:r>
     </w:p>
     <w:p>
@@ -10753,23 +11173,16 @@
         <w:rPr>
           <w:rFonts w:asciiTheme="majorHAnsi" w:hAnsiTheme="majorHAnsi" w:cstheme="majorHAnsi"/>
           <w:szCs w:val="22"/>
-          <w:lang w:val="de-DE"/>
-        </w:rPr>
-      </w:pPr>
-      <w:r>
-        <w:rPr>
-          <w:rFonts w:asciiTheme="majorHAnsi" w:hAnsiTheme="majorHAnsi" w:cstheme="majorHAnsi"/>
-          <w:szCs w:val="22"/>
-          <w:lang w:val="de-DE"/>
-        </w:rPr>
-        <w:t xml:space="preserve">-PDEM PROB_DISTR_EMISSION, </w:t>
-      </w:r>
-      <w:r>
-        <w:rPr>
-          <w:rFonts w:asciiTheme="majorHAnsi" w:hAnsiTheme="majorHAnsi" w:cstheme="majorHAnsi"/>
-          <w:szCs w:val="22"/>
-        </w:rPr>
-        <w:t>--random_emission RANDOM_EMISSION</w:t>
+          <w:lang w:val="fr-FR"/>
+        </w:rPr>
+      </w:pPr>
+      <w:r>
+        <w:rPr>
+          <w:rFonts w:asciiTheme="majorHAnsi" w:hAnsiTheme="majorHAnsi" w:cstheme="majorHAnsi"/>
+          <w:szCs w:val="22"/>
+          <w:lang w:val="fr-FR"/>
+        </w:rPr>
+        <w:t>-SEM SOURCE_EMISSION, --source_emission SOURCE_EMISSION</w:t>
       </w:r>
     </w:p>
     <w:p>
@@ -10783,7 +11196,7 @@
         <w:rPr>
           <w:szCs w:val="22"/>
         </w:rPr>
-        <w:t>Probability distribution function to randomly sample the emission rate. Options: uniform,</w:t>
+        <w:t>Source emission rate [kg/s]. If specified, it is</w:t>
       </w:r>
       <w:r>
         <w:rPr>
@@ -10795,13 +11208,7 @@
         <w:rPr>
           <w:szCs w:val="22"/>
         </w:rPr>
-        <w:t>normal, ecdf (default: )</w:t>
-      </w:r>
-      <w:r>
-        <w:rPr>
-          <w:szCs w:val="22"/>
-        </w:rPr>
-        <w:t>. Mandatory if -RER = on.</w:t>
+        <w:t>assigned to all the sources in the domain</w:t>
       </w:r>
     </w:p>
     <w:p>
@@ -10821,7 +11228,8 @@
           <w:rFonts w:asciiTheme="majorHAnsi" w:hAnsiTheme="majorHAnsi" w:cstheme="majorHAnsi"/>
           <w:szCs w:val="22"/>
         </w:rPr>
-        <w:t>-PDPAR PROB_DISTR_PARAMS, --prob_distr_params PROB_DISTR_PARAMS</w:t>
+        <w:lastRenderedPageBreak/>
+        <w:t>-RER RANDOM_EMISSION, --random_emission RANDOM_EMISSION</w:t>
       </w:r>
     </w:p>
     <w:p>
@@ -10835,7 +11243,25 @@
         <w:rPr>
           <w:szCs w:val="22"/>
         </w:rPr>
-        <w:t>If -PDEM</w:t>
+        <w:t>True</w:t>
+      </w:r>
+      <w:r>
+        <w:rPr>
+          <w:szCs w:val="22"/>
+        </w:rPr>
+        <w:t xml:space="preserve">: randomly assign </w:t>
+      </w:r>
+      <w:r>
+        <w:rPr>
+          <w:szCs w:val="22"/>
+        </w:rPr>
+        <w:t xml:space="preserve">the </w:t>
+      </w:r>
+      <w:r>
+        <w:rPr>
+          <w:szCs w:val="22"/>
+        </w:rPr>
+        <w:t>emission rate for each source in</w:t>
       </w:r>
       <w:r>
         <w:rPr>
@@ -10847,7 +11273,31 @@
         <w:rPr>
           <w:szCs w:val="22"/>
         </w:rPr>
-        <w:t>=</w:t>
+        <w:t>the domain sampled from a flux.</w:t>
+      </w:r>
+      <w:r>
+        <w:rPr>
+          <w:szCs w:val="22"/>
+        </w:rPr>
+        <w:t>txt</w:t>
+      </w:r>
+      <w:r>
+        <w:rPr>
+          <w:szCs w:val="22"/>
+        </w:rPr>
+        <w:t xml:space="preserve"> file. </w:t>
+      </w:r>
+      <w:r>
+        <w:rPr>
+          <w:szCs w:val="22"/>
+        </w:rPr>
+        <w:t>False</w:t>
+      </w:r>
+      <w:r>
+        <w:rPr>
+          <w:szCs w:val="22"/>
+        </w:rPr>
+        <w:t>: use</w:t>
       </w:r>
       <w:r>
         <w:rPr>
@@ -10859,37 +11309,7 @@
         <w:rPr>
           <w:szCs w:val="22"/>
         </w:rPr>
-        <w:t>uniform: minimum, maximum. If -PDEM</w:t>
-      </w:r>
-      <w:r>
-        <w:rPr>
-          <w:szCs w:val="22"/>
-        </w:rPr>
-        <w:t xml:space="preserve"> </w:t>
-      </w:r>
-      <w:r>
-        <w:rPr>
-          <w:szCs w:val="22"/>
-        </w:rPr>
-        <w:t>=</w:t>
-      </w:r>
-      <w:r>
-        <w:rPr>
-          <w:szCs w:val="22"/>
-        </w:rPr>
-        <w:t xml:space="preserve"> </w:t>
-      </w:r>
-      <w:r>
-        <w:rPr>
-          <w:szCs w:val="22"/>
-        </w:rPr>
-        <w:t>gaussian: median, standard deviation (default: )</w:t>
-      </w:r>
-      <w:r>
-        <w:rPr>
-          <w:szCs w:val="22"/>
-        </w:rPr>
-        <w:t>. If -PDEM = ecdf, a ‘flux.txt’ file should be provided.</w:t>
+        <w:t>specified emission rate</w:t>
       </w:r>
     </w:p>
     <w:p>
@@ -10902,21 +11322,23 @@
         <w:rPr>
           <w:rFonts w:asciiTheme="majorHAnsi" w:hAnsiTheme="majorHAnsi" w:cstheme="majorHAnsi"/>
           <w:szCs w:val="22"/>
-        </w:rPr>
-      </w:pPr>
-      <w:r>
-        <w:rPr>
-          <w:rFonts w:asciiTheme="majorHAnsi" w:hAnsiTheme="majorHAnsi" w:cstheme="majorHAnsi"/>
-          <w:szCs w:val="22"/>
-        </w:rPr>
-        <w:t>-</w:t>
-      </w:r>
-      <w:r>
-        <w:rPr>
-          <w:rFonts w:asciiTheme="majorHAnsi" w:hAnsiTheme="majorHAnsi" w:cstheme="majorHAnsi"/>
-          <w:szCs w:val="22"/>
-        </w:rPr>
-        <w:t>RD RUN_DURATION, --run_duration RUN_DURATION</w:t>
+          <w:lang w:val="de-DE"/>
+        </w:rPr>
+      </w:pPr>
+      <w:r>
+        <w:rPr>
+          <w:rFonts w:asciiTheme="majorHAnsi" w:hAnsiTheme="majorHAnsi" w:cstheme="majorHAnsi"/>
+          <w:szCs w:val="22"/>
+          <w:lang w:val="de-DE"/>
+        </w:rPr>
+        <w:t xml:space="preserve">-PDEM PROB_DISTR_EMISSION, </w:t>
+      </w:r>
+      <w:r>
+        <w:rPr>
+          <w:rFonts w:asciiTheme="majorHAnsi" w:hAnsiTheme="majorHAnsi" w:cstheme="majorHAnsi"/>
+          <w:szCs w:val="22"/>
+        </w:rPr>
+        <w:t>--random_emission RANDOM_EMISSION</w:t>
       </w:r>
     </w:p>
     <w:p>
@@ -10930,64 +11352,31 @@
         <w:rPr>
           <w:szCs w:val="22"/>
         </w:rPr>
-        <w:t xml:space="preserve">Run duration </w:t>
-      </w:r>
-      <w:r>
-        <w:rPr>
-          <w:szCs w:val="22"/>
-        </w:rPr>
-        <w:t>in hours</w:t>
-      </w:r>
-      <w:r>
-        <w:rPr>
-          <w:szCs w:val="22"/>
-        </w:rPr>
-        <w:t xml:space="preserve">. </w:t>
-      </w:r>
-      <w:r>
-        <w:rPr>
-          <w:szCs w:val="22"/>
-        </w:rPr>
-        <w:t>In the current version,</w:t>
-      </w:r>
-      <w:r>
-        <w:rPr>
-          <w:szCs w:val="22"/>
-        </w:rPr>
-        <w:t xml:space="preserve"> fractions of hours or duration &gt; 24 hours are not allowed</w:t>
-      </w:r>
-      <w:r>
-        <w:rPr>
-          <w:szCs w:val="22"/>
-        </w:rPr>
-        <w:t xml:space="preserve">, for longer runs the user should make use of the continuous simulation capability </w:t>
-      </w:r>
-      <w:r>
-        <w:rPr>
-          <w:rFonts w:asciiTheme="majorHAnsi" w:hAnsiTheme="majorHAnsi" w:cstheme="majorHAnsi"/>
-          <w:szCs w:val="22"/>
-        </w:rPr>
-        <w:t xml:space="preserve">(-CS </w:t>
-      </w:r>
-      <w:r>
-        <w:rPr>
-          <w:rFonts w:asciiTheme="majorHAnsi" w:hAnsiTheme="majorHAnsi" w:cstheme="majorHAnsi"/>
-          <w:szCs w:val="22"/>
-        </w:rPr>
-        <w:t>--</w:t>
-      </w:r>
-      <w:r>
-        <w:rPr>
-          <w:rFonts w:asciiTheme="majorHAnsi" w:hAnsiTheme="majorHAnsi" w:cstheme="majorHAnsi"/>
-          <w:szCs w:val="22"/>
-        </w:rPr>
-        <w:t>continuous_simulation</w:t>
-      </w:r>
-      <w:r>
-        <w:rPr>
-          <w:szCs w:val="22"/>
-        </w:rPr>
-        <w:t>). The default run duration is 24 hours.</w:t>
+        <w:t>Probability distribution function to randomly sample the emission rate. Options: uniform,</w:t>
+      </w:r>
+      <w:r>
+        <w:rPr>
+          <w:szCs w:val="22"/>
+        </w:rPr>
+        <w:t xml:space="preserve"> </w:t>
+      </w:r>
+      <w:r>
+        <w:rPr>
+          <w:szCs w:val="22"/>
+        </w:rPr>
+        <w:t>normal, ecdf (default: )</w:t>
+      </w:r>
+      <w:r>
+        <w:rPr>
+          <w:szCs w:val="22"/>
+        </w:rPr>
+        <w:t xml:space="preserve">. Mandatory if -RER = </w:t>
+      </w:r>
+      <w:r>
+        <w:rPr>
+          <w:szCs w:val="22"/>
+        </w:rPr>
+        <w:t>True or -I = True.</w:t>
       </w:r>
     </w:p>
     <w:p>
@@ -11007,6 +11396,192 @@
           <w:rFonts w:asciiTheme="majorHAnsi" w:hAnsiTheme="majorHAnsi" w:cstheme="majorHAnsi"/>
           <w:szCs w:val="22"/>
         </w:rPr>
+        <w:t>-PDPAR PROB_DISTR_PARAMS, --prob_distr_params PROB_DISTR_PARAMS</w:t>
+      </w:r>
+    </w:p>
+    <w:p>
+      <w:pPr>
+        <w:pStyle w:val="ListParagraph"/>
+        <w:rPr>
+          <w:szCs w:val="22"/>
+        </w:rPr>
+      </w:pPr>
+      <w:r>
+        <w:rPr>
+          <w:szCs w:val="22"/>
+        </w:rPr>
+        <w:t>If -PDEM</w:t>
+      </w:r>
+      <w:r>
+        <w:rPr>
+          <w:szCs w:val="22"/>
+        </w:rPr>
+        <w:t xml:space="preserve"> </w:t>
+      </w:r>
+      <w:r>
+        <w:rPr>
+          <w:szCs w:val="22"/>
+        </w:rPr>
+        <w:t>=</w:t>
+      </w:r>
+      <w:r>
+        <w:rPr>
+          <w:szCs w:val="22"/>
+        </w:rPr>
+        <w:t xml:space="preserve"> </w:t>
+      </w:r>
+      <w:r>
+        <w:rPr>
+          <w:szCs w:val="22"/>
+        </w:rPr>
+        <w:t>uniform: minimum, maximum. If -PDEM</w:t>
+      </w:r>
+      <w:r>
+        <w:rPr>
+          <w:szCs w:val="22"/>
+        </w:rPr>
+        <w:t xml:space="preserve"> </w:t>
+      </w:r>
+      <w:r>
+        <w:rPr>
+          <w:szCs w:val="22"/>
+        </w:rPr>
+        <w:t>=</w:t>
+      </w:r>
+      <w:r>
+        <w:rPr>
+          <w:szCs w:val="22"/>
+        </w:rPr>
+        <w:t xml:space="preserve"> </w:t>
+      </w:r>
+      <w:r>
+        <w:rPr>
+          <w:szCs w:val="22"/>
+        </w:rPr>
+        <w:t>gaussian: median, standard deviation (default: )</w:t>
+      </w:r>
+      <w:r>
+        <w:rPr>
+          <w:szCs w:val="22"/>
+        </w:rPr>
+        <w:t>. If -PDEM = ecdf, a ‘flux.txt’ file should be provided.</w:t>
+      </w:r>
+    </w:p>
+    <w:p>
+      <w:pPr>
+        <w:pStyle w:val="ListParagraph"/>
+        <w:numPr>
+          <w:ilvl w:val="0"/>
+          <w:numId w:val="7"/>
+        </w:numPr>
+        <w:rPr>
+          <w:rFonts w:asciiTheme="majorHAnsi" w:hAnsiTheme="majorHAnsi" w:cstheme="majorHAnsi"/>
+          <w:szCs w:val="22"/>
+        </w:rPr>
+      </w:pPr>
+      <w:r>
+        <w:rPr>
+          <w:rFonts w:asciiTheme="majorHAnsi" w:hAnsiTheme="majorHAnsi" w:cstheme="majorHAnsi"/>
+          <w:szCs w:val="22"/>
+        </w:rPr>
+        <w:t>-</w:t>
+      </w:r>
+      <w:r>
+        <w:rPr>
+          <w:rFonts w:asciiTheme="majorHAnsi" w:hAnsiTheme="majorHAnsi" w:cstheme="majorHAnsi"/>
+          <w:szCs w:val="22"/>
+        </w:rPr>
+        <w:t>RD RUN_DURATION, --run_duration RUN_DURATION</w:t>
+      </w:r>
+    </w:p>
+    <w:p>
+      <w:pPr>
+        <w:pStyle w:val="ListParagraph"/>
+        <w:rPr>
+          <w:szCs w:val="22"/>
+        </w:rPr>
+      </w:pPr>
+      <w:r>
+        <w:rPr>
+          <w:szCs w:val="22"/>
+        </w:rPr>
+        <w:t xml:space="preserve">Run duration </w:t>
+      </w:r>
+      <w:r>
+        <w:rPr>
+          <w:szCs w:val="22"/>
+        </w:rPr>
+        <w:t>in hours</w:t>
+      </w:r>
+      <w:r>
+        <w:rPr>
+          <w:szCs w:val="22"/>
+        </w:rPr>
+        <w:t xml:space="preserve">. </w:t>
+      </w:r>
+      <w:r>
+        <w:rPr>
+          <w:szCs w:val="22"/>
+        </w:rPr>
+        <w:t>In the current version,</w:t>
+      </w:r>
+      <w:r>
+        <w:rPr>
+          <w:szCs w:val="22"/>
+        </w:rPr>
+        <w:t xml:space="preserve"> fractions of hours or duration &gt; 24 hours are not allowed</w:t>
+      </w:r>
+      <w:r>
+        <w:rPr>
+          <w:szCs w:val="22"/>
+        </w:rPr>
+        <w:t xml:space="preserve">, for longer runs the user should make use of the continuous simulation capability </w:t>
+      </w:r>
+      <w:r>
+        <w:rPr>
+          <w:rFonts w:asciiTheme="majorHAnsi" w:hAnsiTheme="majorHAnsi" w:cstheme="majorHAnsi"/>
+          <w:szCs w:val="22"/>
+        </w:rPr>
+        <w:t xml:space="preserve">(-CS </w:t>
+      </w:r>
+      <w:r>
+        <w:rPr>
+          <w:rFonts w:asciiTheme="majorHAnsi" w:hAnsiTheme="majorHAnsi" w:cstheme="majorHAnsi"/>
+          <w:szCs w:val="22"/>
+        </w:rPr>
+        <w:t>--</w:t>
+      </w:r>
+      <w:r>
+        <w:rPr>
+          <w:rFonts w:asciiTheme="majorHAnsi" w:hAnsiTheme="majorHAnsi" w:cstheme="majorHAnsi"/>
+          <w:szCs w:val="22"/>
+        </w:rPr>
+        <w:t>continuous_simulation</w:t>
+      </w:r>
+      <w:r>
+        <w:rPr>
+          <w:szCs w:val="22"/>
+        </w:rPr>
+        <w:t>). The default run duration is 24 hours.</w:t>
+      </w:r>
+    </w:p>
+    <w:p>
+      <w:pPr>
+        <w:pStyle w:val="ListParagraph"/>
+        <w:numPr>
+          <w:ilvl w:val="0"/>
+          <w:numId w:val="7"/>
+        </w:numPr>
+        <w:rPr>
+          <w:rFonts w:asciiTheme="majorHAnsi" w:hAnsiTheme="majorHAnsi" w:cstheme="majorHAnsi"/>
+          <w:szCs w:val="22"/>
+        </w:rPr>
+      </w:pPr>
+      <w:r>
+        <w:rPr>
+          <w:rFonts w:asciiTheme="majorHAnsi" w:hAnsiTheme="majorHAnsi" w:cstheme="majorHAnsi"/>
+          <w:szCs w:val="22"/>
+        </w:rPr>
         <w:t>-OI OUTPUT_INTERVAL, --output_interval OUTPUT_INTERVAL</w:t>
       </w:r>
     </w:p>
@@ -11077,7 +11652,13 @@
         <w:pStyle w:val="ListParagraph"/>
       </w:pPr>
       <w:r>
-        <w:t>Comma-separated list of output heights in m above the ground. If not provided by the users, the heights 0.0 and 10.0 m are added by default since these are mandatory in DISGAS and TWODEE.</w:t>
+        <w:t xml:space="preserve">Comma-separated list of output heights in m above the ground. If not provided by the users, the heights 0.0 and 10.0 m are added by default since these are mandatory in DISGAS and </w:t>
+      </w:r>
+      <w:r>
+        <w:t>TWODEE-2</w:t>
+      </w:r>
+      <w:r>
+        <w:t>.</w:t>
       </w:r>
     </w:p>
     <w:p>
@@ -11110,7 +11691,6 @@
         <w:rPr>
           <w:szCs w:val="22"/>
         </w:rPr>
-        <w:lastRenderedPageBreak/>
         <w:t>Option to activate or deactivate DIAGNO. It can be “</w:t>
       </w:r>
       <w:r>
@@ -11203,13 +11783,19 @@
         <w:rPr>
           <w:szCs w:val="22"/>
         </w:rPr>
-        <w:t>Command to specify which dispersion model to use. Possible options are: t</w:t>
-      </w:r>
-      <w:r>
-        <w:rPr>
-          <w:szCs w:val="22"/>
-        </w:rPr>
-        <w:t xml:space="preserve">wodee, </w:t>
+        <w:t xml:space="preserve">Command to specify which dispersion model to use. Possible options are: </w:t>
+      </w:r>
+      <w:r>
+        <w:rPr>
+          <w:szCs w:val="22"/>
+        </w:rPr>
+        <w:t>TWODEE-2</w:t>
+      </w:r>
+      <w:r>
+        <w:rPr>
+          <w:szCs w:val="22"/>
+        </w:rPr>
+        <w:t xml:space="preserve">, </w:t>
       </w:r>
       <w:r>
         <w:rPr>
@@ -11385,13 +11971,13 @@
       <w:pPr>
         <w:pStyle w:val="Heading2"/>
       </w:pPr>
-      <w:bookmarkStart w:id="24" w:name="_Ref77601587"/>
-      <w:bookmarkStart w:id="25" w:name="_Toc111804018"/>
+      <w:bookmarkStart w:id="22" w:name="_Ref77601587"/>
+      <w:bookmarkStart w:id="23" w:name="_Toc111804018"/>
       <w:r>
         <w:t>4.3 post_process.py</w:t>
       </w:r>
-      <w:bookmarkEnd w:id="24"/>
-      <w:bookmarkEnd w:id="25"/>
+      <w:bookmarkEnd w:id="22"/>
+      <w:bookmarkEnd w:id="23"/>
     </w:p>
     <w:p>
       <w:pPr>
@@ -11405,7 +11991,13 @@
         </w:rPr>
       </w:pPr>
       <w:r>
-        <w:t>This script is used to control the post processing of the outputs of the DISGAS and TWODEE simulations.</w:t>
+        <w:t xml:space="preserve">This script is used to control the post processing of the outputs of the DISGAS and </w:t>
+      </w:r>
+      <w:r>
+        <w:t>TWODEE-2</w:t>
+      </w:r>
+      <w:r>
+        <w:t xml:space="preserve"> simulations.</w:t>
       </w:r>
       <w:r>
         <w:t xml:space="preserve"> For example, it can be used to produce probabilistic outputs like the output at a user-specified exceedance probability, convert gas species, create plots, etc.. </w:t>
@@ -11465,7 +12057,14 @@
         <w:rPr>
           <w:rFonts w:asciiTheme="majorHAnsi" w:hAnsiTheme="majorHAnsi" w:cstheme="majorHAnsi"/>
         </w:rPr>
-        <w:t xml:space="preserve"> [-TA TIME_AV] [-OF OUTPUT_FORMAT] [-PT PLOT_TOPOGRAPHY] [-TI TOPOGRAPHY_ISOLINES] [-PR PLOT_RESOLUTION</w:t>
+        <w:t xml:space="preserve"> [-TA TIME_AV] [-OF OUTPUT_FORMAT] [-</w:t>
+      </w:r>
+      <w:r>
+        <w:rPr>
+          <w:rFonts w:asciiTheme="majorHAnsi" w:hAnsiTheme="majorHAnsi" w:cstheme="majorHAnsi"/>
+        </w:rPr>
+        <w:lastRenderedPageBreak/>
+        <w:t>PT PLOT_TOPOGRAPHY] [-TI TOPOGRAPHY_ISOLINES] [-PR PLOT_RESOLUTION</w:t>
       </w:r>
       <w:r>
         <w:rPr>
@@ -11914,7 +12513,6 @@
         <w:rPr>
           <w:lang w:val="en-GB"/>
         </w:rPr>
-        <w:lastRenderedPageBreak/>
         <w:t>C</w:t>
       </w:r>
       <w:r>
@@ -12316,7 +12914,19 @@
         <w:rPr>
           <w:szCs w:val="22"/>
         </w:rPr>
-        <w:t>Name of the specie used as the tracking specie in DISGAS or TWODEE.</w:t>
+        <w:t xml:space="preserve">Name of the specie used as the tracking specie in DISGAS or </w:t>
+      </w:r>
+      <w:r>
+        <w:rPr>
+          <w:szCs w:val="22"/>
+        </w:rPr>
+        <w:t>TWODEE-2</w:t>
+      </w:r>
+      <w:r>
+        <w:rPr>
+          <w:szCs w:val="22"/>
+        </w:rPr>
+        <w:t>.</w:t>
       </w:r>
     </w:p>
     <w:p>
@@ -12719,6 +13329,7 @@
           <w:rFonts w:asciiTheme="majorHAnsi" w:hAnsiTheme="majorHAnsi" w:cstheme="majorHAnsi"/>
           <w:szCs w:val="22"/>
         </w:rPr>
+        <w:lastRenderedPageBreak/>
         <w:t>-PT</w:t>
       </w:r>
       <w:r>
@@ -12948,14 +13559,20 @@
         <w:rPr>
           <w:rFonts w:asciiTheme="majorHAnsi" w:hAnsiTheme="majorHAnsi" w:cstheme="majorHAnsi"/>
         </w:rPr>
-        <w:t>tracking_points.txt</w:t>
+        <w:t>tracking_points.</w:t>
+      </w:r>
+      <w:r>
+        <w:rPr>
+          <w:rFonts w:asciiTheme="majorHAnsi" w:hAnsiTheme="majorHAnsi" w:cstheme="majorHAnsi"/>
+        </w:rPr>
+        <w:t>csv</w:t>
       </w:r>
     </w:p>
     <w:p>
       <w:pPr>
         <w:pStyle w:val="Heading1"/>
       </w:pPr>
-      <w:bookmarkStart w:id="26" w:name="_Toc111804019"/>
+      <w:bookmarkStart w:id="24" w:name="_Toc111804019"/>
       <w:r>
         <w:rPr>
           <w:b w:val="0"/>
@@ -12965,7 +13582,7 @@
       <w:r>
         <w:t xml:space="preserve"> Application examples</w:t>
       </w:r>
-      <w:bookmarkEnd w:id="26"/>
+      <w:bookmarkEnd w:id="24"/>
     </w:p>
     <w:p/>
     <w:p>
@@ -13008,7 +13625,6 @@
     </w:p>
     <w:p>
       <w:r>
-        <w:lastRenderedPageBreak/>
         <w:t xml:space="preserve">In the first two </w:t>
       </w:r>
       <w:r>
@@ -13030,7 +13646,13 @@
         <w:t>,</w:t>
       </w:r>
       <w:r>
-        <w:t xml:space="preserve"> TWODEE is applied to simulate the heavy gas emission from the Mefite d’Ansanto area (Campanian region, Italy)</w:t>
+        <w:t xml:space="preserve"> </w:t>
+      </w:r>
+      <w:r>
+        <w:t>TWODEE-2</w:t>
+      </w:r>
+      <w:r>
+        <w:t xml:space="preserve"> is applied to simulate the heavy gas emission from the Mefite d’Ansanto area (Campanian region, Italy)</w:t>
       </w:r>
       <w:r>
         <w:t>.</w:t>
@@ -13050,7 +13672,7 @@
           <w:lang w:val="it-IT"/>
         </w:rPr>
       </w:pPr>
-      <w:bookmarkStart w:id="27" w:name="_Toc111804020"/>
+      <w:bookmarkStart w:id="25" w:name="_Toc111804020"/>
       <w:r>
         <w:rPr>
           <w:rFonts w:eastAsiaTheme="minorHAnsi"/>
@@ -13071,7 +13693,7 @@
         </w:rPr>
         <w:t>Solfatara volcano (Campi Flegrei, Italy)</w:t>
       </w:r>
-      <w:bookmarkEnd w:id="27"/>
+      <w:bookmarkEnd w:id="25"/>
     </w:p>
     <w:p>
       <w:pPr>
@@ -13363,7 +13985,11 @@
         <w:t xml:space="preserve"> as the simulated plume component</w:t>
       </w:r>
       <w:r>
-        <w:t>; hence no conversion is carried out in the post processing stage</w:t>
+        <w:t xml:space="preserve">; hence no conversion is carried out in the post processing </w:t>
+      </w:r>
+      <w:r>
+        <w:lastRenderedPageBreak/>
+        <w:t>stage</w:t>
       </w:r>
       <w:r>
         <w:t xml:space="preserve">. </w:t>
@@ -13727,6 +14353,7 @@
         <w:rPr>
           <w:noProof/>
         </w:rPr>
+        <w:lastRenderedPageBreak/>
         <w:drawing>
           <wp:inline distT="0" distB="0" distL="0" distR="0" wp14:anchorId="11E69894" wp14:editId="43B6A396">
             <wp:extent cx="5567290" cy="5063408"/>
@@ -13743,7 +14370,7 @@
                     <pic:cNvPicPr/>
                   </pic:nvPicPr>
                   <pic:blipFill>
-                    <a:blip r:embed="rId25" cstate="print">
+                    <a:blip r:embed="rId22" cstate="print">
                       <a:extLst>
                         <a:ext uri="{28A0092B-C50C-407E-A947-70E740481C1C}">
                           <a14:useLocalDpi xmlns:a14="http://schemas.microsoft.com/office/drawing/2010/main" val="0"/>
@@ -13809,7 +14436,7 @@
       </w:r>
     </w:p>
     <w:p>
-      <w:bookmarkStart w:id="28" w:name="_Hlk66193281"/>
+      <w:bookmarkStart w:id="26" w:name="_Hlk66193281"/>
       <w:r>
         <w:t xml:space="preserve">It can be seen how </w:t>
       </w:r>
@@ -13822,7 +14449,7 @@
       <w:r>
         <w:t xml:space="preserve">. </w:t>
       </w:r>
-      <w:bookmarkEnd w:id="28"/>
+      <w:bookmarkEnd w:id="26"/>
     </w:p>
     <w:p/>
     <w:p>
@@ -13832,7 +14459,7 @@
           <w:lang w:val="fr-FR"/>
         </w:rPr>
       </w:pPr>
-      <w:bookmarkStart w:id="29" w:name="_Toc111804021"/>
+      <w:bookmarkStart w:id="27" w:name="_Toc111804021"/>
       <w:r>
         <w:rPr>
           <w:lang w:val="fr-FR"/>
@@ -13863,7 +14490,7 @@
         </w:rPr>
         <w:t>: La Soufrière de Guadeloupe (Lesser Antilles)</w:t>
       </w:r>
-      <w:bookmarkEnd w:id="29"/>
+      <w:bookmarkEnd w:id="27"/>
     </w:p>
     <w:p>
       <w:pPr>
@@ -13933,52 +14560,52 @@
     </w:p>
     <w:p>
       <w:r>
+        <w:t>In this application we carry out two tests by using the ERA5 reanalysis dataset (</w:t>
+      </w:r>
+      <w:r>
+        <w:t>example_2/2a</w:t>
+      </w:r>
+      <w:r>
+        <w:t>) and local meteorological data (</w:t>
+      </w:r>
+      <w:r>
+        <w:t>example_2/2b)</w:t>
+      </w:r>
+      <w:r>
+        <w:t xml:space="preserve"> to obtain the wind field with DIAGNO. </w:t>
+      </w:r>
+      <w:r>
+        <w:t xml:space="preserve">The commands that were used can be found in the </w:t>
+      </w:r>
+      <w:r>
+        <w:rPr>
+          <w:b/>
+        </w:rPr>
+        <w:t>commands.txt</w:t>
+      </w:r>
+      <w:r>
+        <w:t xml:space="preserve"> file</w:t>
+      </w:r>
+      <w:r>
+        <w:t>s in the two example folders.</w:t>
+      </w:r>
+    </w:p>
+    <w:p>
+      <w:r>
+        <w:t>The ERA5 weather data are downloaded and retrieved using the following command:</w:t>
+      </w:r>
+    </w:p>
+    <w:p>
+      <w:pPr>
+        <w:rPr>
+          <w:rFonts w:asciiTheme="majorHAnsi" w:hAnsiTheme="majorHAnsi" w:cstheme="majorHAnsi"/>
+        </w:rPr>
+      </w:pPr>
+      <w:r>
+        <w:rPr>
+          <w:rFonts w:asciiTheme="majorHAnsi" w:hAnsiTheme="majorHAnsi" w:cstheme="majorHAnsi"/>
+        </w:rPr>
         <w:lastRenderedPageBreak/>
-        <w:t>In this application we carry out two tests by using the ERA5 reanalysis dataset (</w:t>
-      </w:r>
-      <w:r>
-        <w:t>example_2/2a</w:t>
-      </w:r>
-      <w:r>
-        <w:t>) and local meteorological data (</w:t>
-      </w:r>
-      <w:r>
-        <w:t>example_2/2b)</w:t>
-      </w:r>
-      <w:r>
-        <w:t xml:space="preserve"> to obtain the wind field with DIAGNO. </w:t>
-      </w:r>
-      <w:r>
-        <w:t xml:space="preserve">The commands that were used can be found in the </w:t>
-      </w:r>
-      <w:r>
-        <w:rPr>
-          <w:b/>
-        </w:rPr>
-        <w:t>commands.txt</w:t>
-      </w:r>
-      <w:r>
-        <w:t xml:space="preserve"> file</w:t>
-      </w:r>
-      <w:r>
-        <w:t>s in the two example folders.</w:t>
-      </w:r>
-    </w:p>
-    <w:p>
-      <w:r>
-        <w:t>The ERA5 weather data are downloaded and retrieved using the following command:</w:t>
-      </w:r>
-    </w:p>
-    <w:p>
-      <w:pPr>
-        <w:rPr>
-          <w:rFonts w:asciiTheme="majorHAnsi" w:hAnsiTheme="majorHAnsi" w:cstheme="majorHAnsi"/>
-        </w:rPr>
-      </w:pPr>
-      <w:r>
-        <w:rPr>
-          <w:rFonts w:asciiTheme="majorHAnsi" w:hAnsiTheme="majorHAnsi" w:cstheme="majorHAnsi"/>
-        </w:rPr>
         <w:t xml:space="preserve">python </w:t>
       </w:r>
       <w:r>
@@ -14984,7 +15611,7 @@
                     <pic:cNvPicPr/>
                   </pic:nvPicPr>
                   <pic:blipFill>
-                    <a:blip r:embed="rId26" cstate="print">
+                    <a:blip r:embed="rId23" cstate="print">
                       <a:extLst>
                         <a:ext uri="{28A0092B-C50C-407E-A947-70E740481C1C}">
                           <a14:useLocalDpi xmlns:a14="http://schemas.microsoft.com/office/drawing/2010/main" val="0"/>
@@ -15637,7 +16264,7 @@
                     </pic:cNvPicPr>
                   </pic:nvPicPr>
                   <pic:blipFill>
-                    <a:blip r:embed="rId27" cstate="print">
+                    <a:blip r:embed="rId24" cstate="print">
                       <a:extLst>
                         <a:ext uri="{28A0092B-C50C-407E-A947-70E740481C1C}">
                           <a14:useLocalDpi xmlns:a14="http://schemas.microsoft.com/office/drawing/2010/main" val="0"/>
@@ -15805,7 +16432,7 @@
                     </pic:cNvPicPr>
                   </pic:nvPicPr>
                   <pic:blipFill>
-                    <a:blip r:embed="rId28" cstate="print">
+                    <a:blip r:embed="rId25" cstate="print">
                       <a:extLst>
                         <a:ext uri="{28A0092B-C50C-407E-A947-70E740481C1C}">
                           <a14:useLocalDpi xmlns:a14="http://schemas.microsoft.com/office/drawing/2010/main" val="0"/>
@@ -16042,7 +16669,7 @@
                     </pic:cNvPicPr>
                   </pic:nvPicPr>
                   <pic:blipFill>
-                    <a:blip r:embed="rId29" cstate="print">
+                    <a:blip r:embed="rId26" cstate="print">
                       <a:extLst>
                         <a:ext uri="{28A0092B-C50C-407E-A947-70E740481C1C}">
                           <a14:useLocalDpi xmlns:a14="http://schemas.microsoft.com/office/drawing/2010/main" val="0"/>
@@ -16132,18 +16759,18 @@
       <w:pPr>
         <w:pStyle w:val="Heading2"/>
       </w:pPr>
-      <w:bookmarkStart w:id="30" w:name="_Toc111804022"/>
+      <w:bookmarkStart w:id="28" w:name="_Toc111804022"/>
       <w:r>
         <w:t xml:space="preserve">5.3 Example 3: Mefite </w:t>
       </w:r>
       <w:r>
         <w:t>d’Ansanto area (Italy)</w:t>
       </w:r>
-      <w:bookmarkEnd w:id="30"/>
+      <w:bookmarkEnd w:id="28"/>
     </w:p>
     <w:p/>
     <w:p>
-      <w:bookmarkStart w:id="31" w:name="_Hlk59545343"/>
+      <w:bookmarkStart w:id="29" w:name="_Hlk59545343"/>
       <w:r>
         <w:t>Mefite d’Ansanto represents the largest natural emission of low temperature CO</w:t>
       </w:r>
@@ -16207,7 +16834,7 @@
         <w:t xml:space="preserve">example 3a: we use </w:t>
       </w:r>
       <w:r>
-        <w:t>TWODEE</w:t>
+        <w:t>TWODEE-2</w:t>
       </w:r>
       <w:r>
         <w:t xml:space="preserve"> only for all the simulations. </w:t>
@@ -16222,7 +16849,13 @@
         </w:numPr>
       </w:pPr>
       <w:r>
-        <w:t xml:space="preserve">example 3b: we use the automatic scenario mode (see section 4.2), therefore VIGIL calculates the source Richardson number in each simulated day by using the source and meteorological data and, based on the obtained value, it runs DISGAS or TWODEE. </w:t>
+        <w:t xml:space="preserve">example 3b: we use the automatic scenario mode (see section 4.2), therefore VIGIL calculates the source Richardson number in each simulated day by using the source and meteorological data and, based on the obtained value, it runs DISGAS or </w:t>
+      </w:r>
+      <w:r>
+        <w:t>TWODEE-2</w:t>
+      </w:r>
+      <w:r>
+        <w:t xml:space="preserve">. </w:t>
       </w:r>
     </w:p>
     <w:p/>
@@ -16231,7 +16864,7 @@
         <w:t xml:space="preserve">Details on the commands used in this test are in the file commands.txt in the example_3 folder. </w:t>
       </w:r>
     </w:p>
-    <w:bookmarkEnd w:id="31"/>
+    <w:bookmarkEnd w:id="29"/>
     <w:p>
       <w:r>
         <w:t>To process weather data</w:t>
@@ -16365,7 +16998,19 @@
         <w:rPr>
           <w:rFonts w:cs="Times New Roman"/>
         </w:rPr>
-        <w:t xml:space="preserve">). Since we are running TWODEE, we need to inform </w:t>
+        <w:t xml:space="preserve">). Since we are running </w:t>
+      </w:r>
+      <w:r>
+        <w:rPr>
+          <w:rFonts w:cs="Times New Roman"/>
+        </w:rPr>
+        <w:t>TWODEE-2</w:t>
+      </w:r>
+      <w:r>
+        <w:rPr>
+          <w:rFonts w:cs="Times New Roman"/>
+        </w:rPr>
+        <w:t xml:space="preserve">, we need to inform </w:t>
       </w:r>
       <w:r>
         <w:rPr>
@@ -16377,7 +17022,19 @@
         <w:rPr>
           <w:rFonts w:cs="Times New Roman"/>
         </w:rPr>
-        <w:t xml:space="preserve"> that additional TWODEE-specific weather data files are required (</w:t>
+        <w:t xml:space="preserve"> that additional </w:t>
+      </w:r>
+      <w:r>
+        <w:rPr>
+          <w:rFonts w:cs="Times New Roman"/>
+        </w:rPr>
+        <w:t>TWODEE-2</w:t>
+      </w:r>
+      <w:r>
+        <w:rPr>
+          <w:rFonts w:cs="Times New Roman"/>
+        </w:rPr>
+        <w:t>-specific weather data files are required (</w:t>
       </w:r>
       <w:r>
         <w:rPr>
@@ -16435,7 +17092,19 @@
         <w:rPr>
           <w:rFonts w:asciiTheme="majorHAnsi" w:hAnsiTheme="majorHAnsi" w:cstheme="majorHAnsi"/>
         </w:rPr>
-        <w:t xml:space="preserve"> -D UTM,4535600,511300,4536110,512500 -NX 400 -NY 170 -DM twodee -RD 4 -TS CO2 -OH 0.05,0.5,1.0,1.5,2.0,2.5,3.0</w:t>
+        <w:t xml:space="preserve"> -D UTM,4535600,511300,4536110,512500 -NX 400 -NY 170 -DM </w:t>
+      </w:r>
+      <w:r>
+        <w:rPr>
+          <w:rFonts w:asciiTheme="majorHAnsi" w:hAnsiTheme="majorHAnsi" w:cstheme="majorHAnsi"/>
+        </w:rPr>
+        <w:t>TWODEE-2</w:t>
+      </w:r>
+      <w:r>
+        <w:rPr>
+          <w:rFonts w:asciiTheme="majorHAnsi" w:hAnsiTheme="majorHAnsi" w:cstheme="majorHAnsi"/>
+        </w:rPr>
+        <w:t xml:space="preserve"> -RD 4 -TS CO2 -OH 0.05,0.5,1.0,1.5,2.0,2.5,3.0</w:t>
       </w:r>
     </w:p>
     <w:p>
@@ -16502,7 +17171,19 @@
         <w:rPr>
           <w:rFonts w:cs="Times New Roman"/>
         </w:rPr>
-        <w:t xml:space="preserve"> is off by default) and turn TWODEE on (</w:t>
+        <w:t xml:space="preserve"> is off by default) and turn </w:t>
+      </w:r>
+      <w:r>
+        <w:rPr>
+          <w:rFonts w:cs="Times New Roman"/>
+        </w:rPr>
+        <w:t>TWODEE-2</w:t>
+      </w:r>
+      <w:r>
+        <w:rPr>
+          <w:rFonts w:cs="Times New Roman"/>
+        </w:rPr>
+        <w:t xml:space="preserve"> on (</w:t>
       </w:r>
       <w:r>
         <w:rPr>
@@ -16526,7 +17207,7 @@
         <w:rPr>
           <w:rFonts w:asciiTheme="majorHAnsi" w:hAnsiTheme="majorHAnsi" w:cstheme="majorHAnsi"/>
         </w:rPr>
-        <w:t>twodee</w:t>
+        <w:t>TWODEE-2</w:t>
       </w:r>
       <w:r>
         <w:rPr>
@@ -17303,7 +17984,7 @@
                     <pic:cNvPicPr/>
                   </pic:nvPicPr>
                   <pic:blipFill>
-                    <a:blip r:embed="rId30">
+                    <a:blip r:embed="rId27">
                       <a:extLst>
                         <a:ext uri="{28A0092B-C50C-407E-A947-70E740481C1C}">
                           <a14:useLocalDpi xmlns:a14="http://schemas.microsoft.com/office/drawing/2010/main" val="0"/>
@@ -17407,7 +18088,7 @@
                     <pic:cNvPicPr/>
                   </pic:nvPicPr>
                   <pic:blipFill>
-                    <a:blip r:embed="rId31">
+                    <a:blip r:embed="rId28">
                       <a:extLst>
                         <a:ext uri="{28A0092B-C50C-407E-A947-70E740481C1C}">
                           <a14:useLocalDpi xmlns:a14="http://schemas.microsoft.com/office/drawing/2010/main" val="0"/>
@@ -17504,7 +18185,13 @@
         <w:t xml:space="preserve">Figures 9 and 10 present sample results of the example 3b, in which </w:t>
       </w:r>
       <w:r>
-        <w:t>DISGAS or TWODEE are automatically used by VIGIL for each simulation depending on the source Ri number</w:t>
+        <w:t xml:space="preserve">DISGAS or </w:t>
+      </w:r>
+      <w:r>
+        <w:t>TWODEE-2</w:t>
+      </w:r>
+      <w:r>
+        <w:t xml:space="preserve"> are automatically used by VIGIL for each simulation depending on the source Ri number</w:t>
       </w:r>
       <w:r>
         <w:t xml:space="preserve">. Specifically, </w:t>
@@ -17537,7 +18224,7 @@
                     <pic:cNvPicPr/>
                   </pic:nvPicPr>
                   <pic:blipFill>
-                    <a:blip r:embed="rId32">
+                    <a:blip r:embed="rId29">
                       <a:extLst>
                         <a:ext uri="{28A0092B-C50C-407E-A947-70E740481C1C}">
                           <a14:useLocalDpi xmlns:a14="http://schemas.microsoft.com/office/drawing/2010/main" val="0"/>
@@ -17635,7 +18322,7 @@
                     <pic:cNvPicPr/>
                   </pic:nvPicPr>
                   <pic:blipFill>
-                    <a:blip r:embed="rId33">
+                    <a:blip r:embed="rId30">
                       <a:extLst>
                         <a:ext uri="{28A0092B-C50C-407E-A947-70E740481C1C}">
                           <a14:useLocalDpi xmlns:a14="http://schemas.microsoft.com/office/drawing/2010/main" val="0"/>
@@ -17699,7 +18386,13 @@
         <w:t xml:space="preserve">The difference with </w:t>
       </w:r>
       <w:r>
-        <w:t xml:space="preserve">the outputs of example 3a are evident. The most striking one is the probability to generate a cold gas flow in the valley, which is much lower in the simulations of example 3b. This can be attributed to the automatic scenario (light gas with DISGAS or heavy gas with TWODEE) based on the calculation of Ri at the source. </w:t>
+        <w:t xml:space="preserve">the outputs of example 3a are evident. The most striking one is the probability to generate a cold gas flow in the valley, which is much lower in the simulations of example 3b. This can be attributed to the automatic scenario (light gas with DISGAS or heavy gas with </w:t>
+      </w:r>
+      <w:r>
+        <w:t>TWODEE-2</w:t>
+      </w:r>
+      <w:r>
+        <w:t xml:space="preserve">) based on the calculation of Ri at the source. </w:t>
       </w:r>
       <w:r>
         <w:t>The r</w:t>
@@ -17708,7 +18401,13 @@
         <w:t xml:space="preserve">esults seem to imply that the </w:t>
       </w:r>
       <w:r>
-        <w:t>likelihood to generate a cold gas stream in the valley is low, although not negligible, and this is consistent with the observations. In fact, Chiodini et al. (2010) simulated the cold gas flow with TWODEE in a no-wind scenario. According to our calculation for this example, a 2 m s</w:t>
+        <w:t xml:space="preserve">likelihood to generate a cold gas stream in the valley is low, although not negligible, and this is consistent with the observations. In fact, Chiodini et al. (2010) simulated the cold gas flow with </w:t>
+      </w:r>
+      <w:r>
+        <w:t>TWODEE-2</w:t>
+      </w:r>
+      <w:r>
+        <w:t xml:space="preserve"> in a no-wind scenario. According to our calculation for this example, a 2 m s</w:t>
       </w:r>
       <w:r>
         <w:rPr>
@@ -17729,14 +18428,14 @@
       <w:pPr>
         <w:pStyle w:val="Heading1"/>
       </w:pPr>
-      <w:bookmarkStart w:id="32" w:name="_Toc111804023"/>
+      <w:bookmarkStart w:id="30" w:name="_Toc111804023"/>
       <w:r>
         <w:t>6. Future perspective</w:t>
       </w:r>
       <w:r>
         <w:t>s</w:t>
       </w:r>
-      <w:bookmarkEnd w:id="32"/>
+      <w:bookmarkEnd w:id="30"/>
     </w:p>
     <w:p/>
     <w:p>
@@ -17791,7 +18490,7 @@
       <w:r>
         <w:t xml:space="preserve"> meteorological data (e.g. outputs of </w:t>
       </w:r>
-      <w:hyperlink r:id="rId34" w:history="1">
+      <w:hyperlink r:id="rId31" w:history="1">
         <w:r>
           <w:rPr>
             <w:rStyle w:val="Hyperlink"/>
@@ -17838,11 +18537,11 @@
       <w:pPr>
         <w:pStyle w:val="Heading1"/>
       </w:pPr>
-      <w:bookmarkStart w:id="33" w:name="_Toc111804024"/>
+      <w:bookmarkStart w:id="31" w:name="_Toc111804024"/>
       <w:r>
         <w:t>Acknowledgments</w:t>
       </w:r>
-      <w:bookmarkEnd w:id="33"/>
+      <w:bookmarkEnd w:id="31"/>
     </w:p>
     <w:p/>
     <w:p>
@@ -17899,11 +18598,11 @@
       <w:pPr>
         <w:pStyle w:val="Heading1"/>
       </w:pPr>
-      <w:bookmarkStart w:id="34" w:name="_Toc111804025"/>
+      <w:bookmarkStart w:id="32" w:name="_Toc111804025"/>
       <w:r>
         <w:t>References</w:t>
       </w:r>
-      <w:bookmarkEnd w:id="34"/>
+      <w:bookmarkEnd w:id="32"/>
     </w:p>
     <w:p/>
     <w:p>
@@ -18070,7 +18769,7 @@
       <w:r>
         <w:t xml:space="preserve">, </w:t>
       </w:r>
-      <w:hyperlink r:id="rId35" w:history="1">
+      <w:hyperlink r:id="rId32" w:history="1">
         <w:r>
           <w:rPr>
             <w:rStyle w:val="Hyperlink"/>
@@ -18107,7 +18806,7 @@
         <w:t xml:space="preserve">Folch, A., Costa, A., and Hankin, R.K., 2007. </w:t>
       </w:r>
       <w:r>
-        <w:t>TWODEE</w:t>
+        <w:t>TWODEE-2</w:t>
       </w:r>
       <w:r>
         <w:t xml:space="preserve">: Computer Code and Related Documentation. Project INGV-DPC V5 Diffuse degassing in Italy (2005-2007). </w:t>
@@ -18118,7 +18817,7 @@
         <w:t xml:space="preserve">Folch, A., Costa, A., and Hankin, R.K., 2009. </w:t>
       </w:r>
       <w:r>
-        <w:t>TWODEE</w:t>
+        <w:t>TWODEE-2</w:t>
       </w:r>
       <w:r>
         <w:t>: a shallow layer model for dense gas dispersion on complex topography. Computers &amp; Geosciences, 35(3), 667-674.</w:t>
@@ -18129,7 +18828,7 @@
         <w:t xml:space="preserve">Folch, A., Barcons, J., Kozono, T., and Costa, A., 2017. High-resolution modelling of atmospheric dispersion of dense gas using </w:t>
       </w:r>
       <w:r>
-        <w:t>TWODEE</w:t>
+        <w:t>TWODEE-2</w:t>
       </w:r>
       <w:r>
         <w:t>.1: application to the 1986 Lake Nyos limnic eruption. Natural Hazards and Earth System Sciences.</w:t>
@@ -18145,7 +18844,13 @@
     </w:p>
     <w:p>
       <w:r>
-        <w:t>Hankin, R.K.S., and Britter, R.E., 1999. Twodee: the Health and Safety Laboratory's shallow layer model for heavy gas dispersion Part 3: Experimental validation (Thorney Island). Journal of hazardous materials, 66(3), 239-261.</w:t>
+        <w:t xml:space="preserve">Hankin, R.K.S., and Britter, R.E., 1999. </w:t>
+      </w:r>
+      <w:r>
+        <w:t>TWODEE-2</w:t>
+      </w:r>
+      <w:r>
+        <w:t>: the Health and Safety Laboratory's shallow layer model for heavy gas dispersion Part 3: Experimental validation (Thorney Island). Journal of hazardous materials, 66(3), 239-261.</w:t>
       </w:r>
     </w:p>
     <w:p>
@@ -18172,7 +18877,7 @@
       <w:r>
         <w:t xml:space="preserve"> </w:t>
       </w:r>
-      <w:hyperlink r:id="rId36" w:history="1">
+      <w:hyperlink r:id="rId33" w:history="1">
         <w:r>
           <w:rPr>
             <w:rStyle w:val="Hyperlink"/>
@@ -18347,7 +19052,7 @@
       </w:r>
     </w:p>
     <w:sectPr>
-      <w:footerReference w:type="default" r:id="rId37"/>
+      <w:footerReference w:type="default" r:id="rId34"/>
       <w:pgSz w:w="11906" w:h="16838"/>
       <w:pgMar w:top="1440" w:right="1440" w:bottom="1440" w:left="1440" w:header="708" w:footer="708" w:gutter="0"/>
       <w:pgNumType w:start="1"/>
@@ -18356,64 +19061,6 @@
     </w:sectPr>
   </w:body>
 </w:document>
-</file>
-
-<file path=word/comments.xml><?xml version="1.0" encoding="utf-8"?>
-<w:comments xmlns:wpc="http://schemas.microsoft.com/office/word/2010/wordprocessingCanvas" xmlns:cx="http://schemas.microsoft.com/office/drawing/2014/chartex" xmlns:cx1="http://schemas.microsoft.com/office/drawing/2015/9/8/chartex" xmlns:cx2="http://schemas.microsoft.com/office/drawing/2015/10/21/chartex" xmlns:cx3="http://schemas.microsoft.com/office/drawing/2016/5/9/chartex" xmlns:cx4="http://schemas.microsoft.com/office/drawing/2016/5/10/chartex" xmlns:cx5="http://schemas.microsoft.com/office/drawing/2016/5/11/chartex" xmlns:cx6="http://schemas.microsoft.com/office/drawing/2016/5/12/chartex" xmlns:cx7="http://schemas.microsoft.com/office/drawing/2016/5/13/chartex" xmlns:cx8="http://schemas.microsoft.com/office/drawing/2016/5/14/chartex" xmlns:mc="http://schemas.openxmlformats.org/markup-compatibility/2006" xmlns:aink="http://schemas.microsoft.com/office/drawing/2016/ink" xmlns:am3d="http://schemas.microsoft.com/office/drawing/2017/model3d" xmlns:o="urn:schemas-microsoft-com:office:office" xmlns:oel="http://schemas.microsoft.com/office/2019/extlst" xmlns:r="http://schemas.openxmlformats.org/officeDocument/2006/relationships" xmlns:m="http://schemas.openxmlformats.org/officeDocument/2006/math" xmlns:v="urn:schemas-microsoft-com:vml" xmlns:wp14="http://schemas.microsoft.com/office/word/2010/wordprocessingDrawing" xmlns:wp="http://schemas.openxmlformats.org/drawingml/2006/wordprocessingDrawing" xmlns:w10="urn:schemas-microsoft-com:office:word" xmlns:w="http://schemas.openxmlformats.org/wordprocessingml/2006/main" xmlns:w14="http://schemas.microsoft.com/office/word/2010/wordml" xmlns:w15="http://schemas.microsoft.com/office/word/2012/wordml" xmlns:w16cex="http://schemas.microsoft.com/office/word/2018/wordml/cex" xmlns:w16cid="http://schemas.microsoft.com/office/word/2016/wordml/cid" xmlns:w16="http://schemas.microsoft.com/office/word/2018/wordml" xmlns:w16du="http://schemas.microsoft.com/office/word/2023/wordml/word16du" xmlns:w16sdtdh="http://schemas.microsoft.com/office/word/2020/wordml/sdtdatahash" xmlns:w16sdtfl="http://schemas.microsoft.com/office/word/2024/wordml/sdtformatlock" xmlns:w16se="http://schemas.microsoft.com/office/word/2015/wordml/symex" xmlns:wpg="http://schemas.microsoft.com/office/word/2010/wordprocessingGroup" xmlns:wpi="http://schemas.microsoft.com/office/word/2010/wordprocessingInk" xmlns:wne="http://schemas.microsoft.com/office/word/2006/wordml" xmlns:wps="http://schemas.microsoft.com/office/word/2010/wordprocessingShape" mc:Ignorable="w14 w15 w16se w16cid w16 w16cex w16sdtdh w16sdtfl w16du wp14">
-  <w:comment w:id="2" w:author="Fabio Dioguardi" w:date="2023-11-07T08:37:00Z" w:initials="FD">
-    <w:p>
-      <w:pPr>
-        <w:pStyle w:val="CommentText"/>
-      </w:pPr>
-      <w:r>
-        <w:rPr>
-          <w:rStyle w:val="CommentReference"/>
-        </w:rPr>
-        <w:annotationRef/>
-      </w:r>
-      <w:r>
-        <w:t>Update</w:t>
-      </w:r>
-    </w:p>
-  </w:comment>
-  <w:comment w:id="9" w:author="Fabio Dioguardi" w:date="2023-11-07T08:37:00Z" w:initials="FD">
-    <w:p>
-      <w:pPr>
-        <w:pStyle w:val="CommentText"/>
-      </w:pPr>
-      <w:r>
-        <w:rPr>
-          <w:rStyle w:val="CommentReference"/>
-        </w:rPr>
-        <w:annotationRef/>
-      </w:r>
-      <w:r>
-        <w:t>Update</w:t>
-      </w:r>
-    </w:p>
-  </w:comment>
-</w:comments>
-</file>
-
-<file path=word/commentsExtended.xml><?xml version="1.0" encoding="utf-8"?>
-<w15:commentsEx xmlns:wpc="http://schemas.microsoft.com/office/word/2010/wordprocessingCanvas" xmlns:cx="http://schemas.microsoft.com/office/drawing/2014/chartex" xmlns:cx1="http://schemas.microsoft.com/office/drawing/2015/9/8/chartex" xmlns:cx2="http://schemas.microsoft.com/office/drawing/2015/10/21/chartex" xmlns:cx3="http://schemas.microsoft.com/office/drawing/2016/5/9/chartex" xmlns:cx4="http://schemas.microsoft.com/office/drawing/2016/5/10/chartex" xmlns:cx5="http://schemas.microsoft.com/office/drawing/2016/5/11/chartex" xmlns:cx6="http://schemas.microsoft.com/office/drawing/2016/5/12/chartex" xmlns:cx7="http://schemas.microsoft.com/office/drawing/2016/5/13/chartex" xmlns:cx8="http://schemas.microsoft.com/office/drawing/2016/5/14/chartex" xmlns:mc="http://schemas.openxmlformats.org/markup-compatibility/2006" xmlns:aink="http://schemas.microsoft.com/office/drawing/2016/ink" xmlns:am3d="http://schemas.microsoft.com/office/drawing/2017/model3d" xmlns:o="urn:schemas-microsoft-com:office:office" xmlns:oel="http://schemas.microsoft.com/office/2019/extlst" xmlns:r="http://schemas.openxmlformats.org/officeDocument/2006/relationships" xmlns:m="http://schemas.openxmlformats.org/officeDocument/2006/math" xmlns:v="urn:schemas-microsoft-com:vml" xmlns:wp14="http://schemas.microsoft.com/office/word/2010/wordprocessingDrawing" xmlns:wp="http://schemas.openxmlformats.org/drawingml/2006/wordprocessingDrawing" xmlns:w10="urn:schemas-microsoft-com:office:word" xmlns:w="http://schemas.openxmlformats.org/wordprocessingml/2006/main" xmlns:w14="http://schemas.microsoft.com/office/word/2010/wordml" xmlns:w15="http://schemas.microsoft.com/office/word/2012/wordml" xmlns:w16cex="http://schemas.microsoft.com/office/word/2018/wordml/cex" xmlns:w16cid="http://schemas.microsoft.com/office/word/2016/wordml/cid" xmlns:w16="http://schemas.microsoft.com/office/word/2018/wordml" xmlns:w16du="http://schemas.microsoft.com/office/word/2023/wordml/word16du" xmlns:w16sdtdh="http://schemas.microsoft.com/office/word/2020/wordml/sdtdatahash" xmlns:w16sdtfl="http://schemas.microsoft.com/office/word/2024/wordml/sdtformatlock" xmlns:w16se="http://schemas.microsoft.com/office/word/2015/wordml/symex" xmlns:wpg="http://schemas.microsoft.com/office/word/2010/wordprocessingGroup" xmlns:wpi="http://schemas.microsoft.com/office/word/2010/wordprocessingInk" xmlns:wne="http://schemas.microsoft.com/office/word/2006/wordml" xmlns:wps="http://schemas.microsoft.com/office/word/2010/wordprocessingShape" mc:Ignorable="w14 w15 w16se w16cid w16 w16cex w16sdtdh w16sdtfl w16du wp14">
-  <w15:commentEx w15:paraId="58844728" w15:done="0"/>
-  <w15:commentEx w15:paraId="7D7179E1" w15:done="0"/>
-</w15:commentsEx>
-</file>
-
-<file path=word/commentsExtensible.xml><?xml version="1.0" encoding="utf-8"?>
-<w16cex:commentsExtensible xmlns:wpc="http://schemas.microsoft.com/office/word/2010/wordprocessingCanvas" xmlns:cx="http://schemas.microsoft.com/office/drawing/2014/chartex" xmlns:cx1="http://schemas.microsoft.com/office/drawing/2015/9/8/chartex" xmlns:cx2="http://schemas.microsoft.com/office/drawing/2015/10/21/chartex" xmlns:cx3="http://schemas.microsoft.com/office/drawing/2016/5/9/chartex" xmlns:cx4="http://schemas.microsoft.com/office/drawing/2016/5/10/chartex" xmlns:cx5="http://schemas.microsoft.com/office/drawing/2016/5/11/chartex" xmlns:cx6="http://schemas.microsoft.com/office/drawing/2016/5/12/chartex" xmlns:cx7="http://schemas.microsoft.com/office/drawing/2016/5/13/chartex" xmlns:cx8="http://schemas.microsoft.com/office/drawing/2016/5/14/chartex" xmlns:cr="http://schemas.microsoft.com/office/comments/2020/reactions" xmlns:mc="http://schemas.openxmlformats.org/markup-compatibility/2006" xmlns:aink="http://schemas.microsoft.com/office/drawing/2016/ink" xmlns:am3d="http://schemas.microsoft.com/office/drawing/2017/model3d" xmlns:o="urn:schemas-microsoft-com:office:office" xmlns:oel="http://schemas.microsoft.com/office/2019/extlst" xmlns:r="http://schemas.openxmlformats.org/officeDocument/2006/relationships" xmlns:m="http://schemas.openxmlformats.org/officeDocument/2006/math" xmlns:v="urn:schemas-microsoft-com:vml" xmlns:wp14="http://schemas.microsoft.com/office/word/2010/wordprocessingDrawing" xmlns:wp="http://schemas.openxmlformats.org/drawingml/2006/wordprocessingDrawing" xmlns:w10="urn:schemas-microsoft-com:office:word" xmlns:w="http://schemas.openxmlformats.org/wordprocessingml/2006/main" xmlns:w14="http://schemas.microsoft.com/office/word/2010/wordml" xmlns:w15="http://schemas.microsoft.com/office/word/2012/wordml" xmlns:w16cex="http://schemas.microsoft.com/office/word/2018/wordml/cex" xmlns:w16cid="http://schemas.microsoft.com/office/word/2016/wordml/cid" xmlns:w16="http://schemas.microsoft.com/office/word/2018/wordml" xmlns:w16du="http://schemas.microsoft.com/office/word/2023/wordml/word16du" xmlns:w16sdtdh="http://schemas.microsoft.com/office/word/2020/wordml/sdtdatahash" xmlns:w16sdtfl="http://schemas.microsoft.com/office/word/2024/wordml/sdtformatlock" xmlns:w16se="http://schemas.microsoft.com/office/word/2015/wordml/symex" xmlns:wpg="http://schemas.microsoft.com/office/word/2010/wordprocessingGroup" xmlns:wpi="http://schemas.microsoft.com/office/word/2010/wordprocessingInk" xmlns:wne="http://schemas.microsoft.com/office/word/2006/wordml" xmlns:wps="http://schemas.microsoft.com/office/word/2010/wordprocessingShape" mc:Ignorable="w14 w15 w16se w16cid w16 w16cex w16sdtdh w16sdtfl cr w16du wp14">
-  <w16cex:commentExtensible w16cex:durableId="65386D35" w16cex:dateUtc="2023-11-07T07:37:00Z"/>
-  <w16cex:commentExtensible w16cex:durableId="7FF93743" w16cex:dateUtc="2023-11-07T07:37:00Z"/>
-</w16cex:commentsExtensible>
-</file>
-
-<file path=word/commentsIds.xml><?xml version="1.0" encoding="utf-8"?>
-<w16cid:commentsIds xmlns:wpc="http://schemas.microsoft.com/office/word/2010/wordprocessingCanvas" xmlns:cx="http://schemas.microsoft.com/office/drawing/2014/chartex" xmlns:cx1="http://schemas.microsoft.com/office/drawing/2015/9/8/chartex" xmlns:cx2="http://schemas.microsoft.com/office/drawing/2015/10/21/chartex" xmlns:cx3="http://schemas.microsoft.com/office/drawing/2016/5/9/chartex" xmlns:cx4="http://schemas.microsoft.com/office/drawing/2016/5/10/chartex" xmlns:cx5="http://schemas.microsoft.com/office/drawing/2016/5/11/chartex" xmlns:cx6="http://schemas.microsoft.com/office/drawing/2016/5/12/chartex" xmlns:cx7="http://schemas.microsoft.com/office/drawing/2016/5/13/chartex" xmlns:cx8="http://schemas.microsoft.com/office/drawing/2016/5/14/chartex" xmlns:mc="http://schemas.openxmlformats.org/markup-compatibility/2006" xmlns:aink="http://schemas.microsoft.com/office/drawing/2016/ink" xmlns:am3d="http://schemas.microsoft.com/office/drawing/2017/model3d" xmlns:o="urn:schemas-microsoft-com:office:office" xmlns:oel="http://schemas.microsoft.com/office/2019/extlst" xmlns:r="http://schemas.openxmlformats.org/officeDocument/2006/relationships" xmlns:m="http://schemas.openxmlformats.org/officeDocument/2006/math" xmlns:v="urn:schemas-microsoft-com:vml" xmlns:wp14="http://schemas.microsoft.com/office/word/2010/wordprocessingDrawing" xmlns:wp="http://schemas.openxmlformats.org/drawingml/2006/wordprocessingDrawing" xmlns:w10="urn:schemas-microsoft-com:office:word" xmlns:w="http://schemas.openxmlformats.org/wordprocessingml/2006/main" xmlns:w14="http://schemas.microsoft.com/office/word/2010/wordml" xmlns:w15="http://schemas.microsoft.com/office/word/2012/wordml" xmlns:w16cex="http://schemas.microsoft.com/office/word/2018/wordml/cex" xmlns:w16cid="http://schemas.microsoft.com/office/word/2016/wordml/cid" xmlns:w16="http://schemas.microsoft.com/office/word/2018/wordml" xmlns:w16du="http://schemas.microsoft.com/office/word/2023/wordml/word16du" xmlns:w16sdtdh="http://schemas.microsoft.com/office/word/2020/wordml/sdtdatahash" xmlns:w16sdtfl="http://schemas.microsoft.com/office/word/2024/wordml/sdtformatlock" xmlns:w16se="http://schemas.microsoft.com/office/word/2015/wordml/symex" xmlns:wpg="http://schemas.microsoft.com/office/word/2010/wordprocessingGroup" xmlns:wpi="http://schemas.microsoft.com/office/word/2010/wordprocessingInk" xmlns:wne="http://schemas.microsoft.com/office/word/2006/wordml" xmlns:wps="http://schemas.microsoft.com/office/word/2010/wordprocessingShape" mc:Ignorable="w14 w15 w16se w16cid w16 w16cex w16sdtdh w16sdtfl w16du wp14">
-  <w16cid:commentId w16cid:paraId="58844728" w16cid:durableId="65386D35"/>
-  <w16cid:commentId w16cid:paraId="7D7179E1" w16cid:durableId="7FF93743"/>
-</w16cid:commentsIds>
 </file>
 
 <file path=word/endnotes.xml><?xml version="1.0" encoding="utf-8"?>
@@ -18813,7 +19460,7 @@
   <w:abstractNum w:abstractNumId="2" w15:restartNumberingAfterBreak="0">
     <w:nsid w:val="0AFD3847"/>
     <w:multiLevelType w:val="hybridMultilevel"/>
-    <w:tmpl w:val="C4B009B0"/>
+    <w:tmpl w:val="B36842DA"/>
     <w:lvl w:ilvl="0" w:tplc="08090001">
       <w:start w:val="1"/>
       <w:numFmt w:val="bullet"/>
@@ -20803,14 +21450,6 @@
     <w:abstractNumId w:val="12"/>
   </w:num>
 </w:numbering>
-</file>
-
-<file path=word/people.xml><?xml version="1.0" encoding="utf-8"?>
-<w15:people xmlns:wpc="http://schemas.microsoft.com/office/word/2010/wordprocessingCanvas" xmlns:cx="http://schemas.microsoft.com/office/drawing/2014/chartex" xmlns:cx1="http://schemas.microsoft.com/office/drawing/2015/9/8/chartex" xmlns:cx2="http://schemas.microsoft.com/office/drawing/2015/10/21/chartex" xmlns:cx3="http://schemas.microsoft.com/office/drawing/2016/5/9/chartex" xmlns:cx4="http://schemas.microsoft.com/office/drawing/2016/5/10/chartex" xmlns:cx5="http://schemas.microsoft.com/office/drawing/2016/5/11/chartex" xmlns:cx6="http://schemas.microsoft.com/office/drawing/2016/5/12/chartex" xmlns:cx7="http://schemas.microsoft.com/office/drawing/2016/5/13/chartex" xmlns:cx8="http://schemas.microsoft.com/office/drawing/2016/5/14/chartex" xmlns:mc="http://schemas.openxmlformats.org/markup-compatibility/2006" xmlns:aink="http://schemas.microsoft.com/office/drawing/2016/ink" xmlns:am3d="http://schemas.microsoft.com/office/drawing/2017/model3d" xmlns:o="urn:schemas-microsoft-com:office:office" xmlns:oel="http://schemas.microsoft.com/office/2019/extlst" xmlns:r="http://schemas.openxmlformats.org/officeDocument/2006/relationships" xmlns:m="http://schemas.openxmlformats.org/officeDocument/2006/math" xmlns:v="urn:schemas-microsoft-com:vml" xmlns:wp14="http://schemas.microsoft.com/office/word/2010/wordprocessingDrawing" xmlns:wp="http://schemas.openxmlformats.org/drawingml/2006/wordprocessingDrawing" xmlns:w10="urn:schemas-microsoft-com:office:word" xmlns:w="http://schemas.openxmlformats.org/wordprocessingml/2006/main" xmlns:w14="http://schemas.microsoft.com/office/word/2010/wordml" xmlns:w15="http://schemas.microsoft.com/office/word/2012/wordml" xmlns:w16cex="http://schemas.microsoft.com/office/word/2018/wordml/cex" xmlns:w16cid="http://schemas.microsoft.com/office/word/2016/wordml/cid" xmlns:w16="http://schemas.microsoft.com/office/word/2018/wordml" xmlns:w16du="http://schemas.microsoft.com/office/word/2023/wordml/word16du" xmlns:w16sdtdh="http://schemas.microsoft.com/office/word/2020/wordml/sdtdatahash" xmlns:w16sdtfl="http://schemas.microsoft.com/office/word/2024/wordml/sdtformatlock" xmlns:w16se="http://schemas.microsoft.com/office/word/2015/wordml/symex" xmlns:wpg="http://schemas.microsoft.com/office/word/2010/wordprocessingGroup" xmlns:wpi="http://schemas.microsoft.com/office/word/2010/wordprocessingInk" xmlns:wne="http://schemas.microsoft.com/office/word/2006/wordml" xmlns:wps="http://schemas.microsoft.com/office/word/2010/wordprocessingShape" mc:Ignorable="w14 w15 w16se w16cid w16 w16cex w16sdtdh w16sdtfl w16du wp14">
-  <w15:person w15:author="Fabio Dioguardi">
-    <w15:presenceInfo w15:providerId="AD" w15:userId="S::fabio.dioguardi@uniba.it::6f9d5ef7-a702-4e54-aae0-32f468d91c8b"/>
-  </w15:person>
-</w15:people>
 </file>
 
 <file path=word/styles.xml><?xml version="1.0" encoding="utf-8"?>

--- a/Manual/User_Manual.docx
+++ b/Manual/User_Manual.docx
@@ -53,8 +53,72 @@
         <w:rPr>
           <w:lang w:val="it-IT"/>
         </w:rPr>
-        <w:t>: a tool for Automatized Probabilistic Volcanic Gas Dispersion Modelling</w:t>
-      </w:r>
+        <w:t xml:space="preserve">: a tool for </w:t>
+      </w:r>
+      <w:proofErr w:type="spellStart"/>
+      <w:r>
+        <w:rPr>
+          <w:lang w:val="it-IT"/>
+        </w:rPr>
+        <w:t>Automatized</w:t>
+      </w:r>
+      <w:proofErr w:type="spellEnd"/>
+      <w:r>
+        <w:rPr>
+          <w:lang w:val="it-IT"/>
+        </w:rPr>
+        <w:t xml:space="preserve"> </w:t>
+      </w:r>
+      <w:proofErr w:type="spellStart"/>
+      <w:r>
+        <w:rPr>
+          <w:lang w:val="it-IT"/>
+        </w:rPr>
+        <w:t>Probabilistic</w:t>
+      </w:r>
+      <w:proofErr w:type="spellEnd"/>
+      <w:r>
+        <w:rPr>
+          <w:lang w:val="it-IT"/>
+        </w:rPr>
+        <w:t xml:space="preserve"> </w:t>
+      </w:r>
+      <w:proofErr w:type="spellStart"/>
+      <w:r>
+        <w:rPr>
+          <w:lang w:val="it-IT"/>
+        </w:rPr>
+        <w:t>Volcanic</w:t>
+      </w:r>
+      <w:proofErr w:type="spellEnd"/>
+      <w:r>
+        <w:rPr>
+          <w:lang w:val="it-IT"/>
+        </w:rPr>
+        <w:t xml:space="preserve"> Gas </w:t>
+      </w:r>
+      <w:proofErr w:type="spellStart"/>
+      <w:r>
+        <w:rPr>
+          <w:lang w:val="it-IT"/>
+        </w:rPr>
+        <w:t>Dispersion</w:t>
+      </w:r>
+      <w:proofErr w:type="spellEnd"/>
+      <w:r>
+        <w:rPr>
+          <w:lang w:val="it-IT"/>
+        </w:rPr>
+        <w:t xml:space="preserve"> </w:t>
+      </w:r>
+      <w:proofErr w:type="spellStart"/>
+      <w:r>
+        <w:rPr>
+          <w:lang w:val="it-IT"/>
+        </w:rPr>
+        <w:t>Modelling</w:t>
+      </w:r>
+      <w:proofErr w:type="spellEnd"/>
     </w:p>
     <w:p>
       <w:pPr>
@@ -180,36 +244,47 @@
           <w:sz w:val="28"/>
           <w:lang w:val="it-IT"/>
         </w:rPr>
-        <w:t>lla Terra e Geoambientali</w:t>
-      </w:r>
+        <w:t xml:space="preserve">lla Terra e </w:t>
+      </w:r>
+      <w:proofErr w:type="spellStart"/>
       <w:r>
         <w:rPr>
           <w:sz w:val="28"/>
           <w:lang w:val="it-IT"/>
         </w:rPr>
-        <w:t xml:space="preserve">, </w:t>
-      </w:r>
+        <w:t>Geoambientali</w:t>
+      </w:r>
+      <w:proofErr w:type="spellEnd"/>
       <w:r>
         <w:rPr>
           <w:sz w:val="28"/>
           <w:lang w:val="it-IT"/>
         </w:rPr>
-        <w:t>Bari</w:t>
+        <w:t xml:space="preserve">, </w:t>
       </w:r>
       <w:r>
         <w:rPr>
           <w:sz w:val="28"/>
           <w:lang w:val="it-IT"/>
         </w:rPr>
-        <w:t xml:space="preserve">, </w:t>
+        <w:t>Bari</w:t>
       </w:r>
       <w:r>
         <w:rPr>
           <w:sz w:val="28"/>
           <w:lang w:val="it-IT"/>
         </w:rPr>
+        <w:t xml:space="preserve">, </w:t>
+      </w:r>
+      <w:proofErr w:type="spellStart"/>
+      <w:r>
+        <w:rPr>
+          <w:sz w:val="28"/>
+          <w:lang w:val="it-IT"/>
+        </w:rPr>
         <w:t>Italy</w:t>
       </w:r>
+      <w:proofErr w:type="spellEnd"/>
     </w:p>
     <w:p>
       <w:pPr>
@@ -288,7 +363,11 @@
             <w:rPr>
               <w:rFonts w:asciiTheme="minorHAnsi" w:eastAsiaTheme="minorEastAsia" w:hAnsiTheme="minorHAnsi"/>
               <w:noProof/>
+              <w:kern w:val="2"/>
+              <w:sz w:val="24"/>
+              <w:szCs w:val="24"/>
               <w:lang w:eastAsia="en-GB"/>
+              <w14:ligatures w14:val="standardContextual"/>
             </w:rPr>
           </w:pPr>
           <w:r>
@@ -300,7 +379,7 @@
           <w:r>
             <w:fldChar w:fldCharType="separate"/>
           </w:r>
-          <w:hyperlink w:anchor="_Toc111804005" w:history="1">
+          <w:hyperlink w:anchor="_Toc205721540" w:history="1">
             <w:r>
               <w:rPr>
                 <w:rStyle w:val="Hyperlink"/>
@@ -327,7 +406,7 @@
                 <w:noProof/>
                 <w:webHidden/>
               </w:rPr>
-              <w:instrText xml:space="preserve"> PAGEREF _Toc111804005 \h </w:instrText>
+              <w:instrText xml:space="preserve"> PAGEREF _Toc205721540 \h </w:instrText>
             </w:r>
             <w:r>
               <w:rPr>
@@ -367,10 +446,14 @@
             <w:rPr>
               <w:rFonts w:asciiTheme="minorHAnsi" w:eastAsiaTheme="minorEastAsia" w:hAnsiTheme="minorHAnsi"/>
               <w:noProof/>
+              <w:kern w:val="2"/>
+              <w:sz w:val="24"/>
+              <w:szCs w:val="24"/>
               <w:lang w:eastAsia="en-GB"/>
+              <w14:ligatures w14:val="standardContextual"/>
             </w:rPr>
           </w:pPr>
-          <w:hyperlink w:anchor="_Toc111804006" w:history="1">
+          <w:hyperlink w:anchor="_Toc205721541" w:history="1">
             <w:r>
               <w:rPr>
                 <w:rStyle w:val="Hyperlink"/>
@@ -397,7 +480,7 @@
                 <w:noProof/>
                 <w:webHidden/>
               </w:rPr>
-              <w:instrText xml:space="preserve"> PAGEREF _Toc111804006 \h </w:instrText>
+              <w:instrText xml:space="preserve"> PAGEREF _Toc205721541 \h </w:instrText>
             </w:r>
             <w:r>
               <w:rPr>
@@ -437,10 +520,14 @@
             <w:rPr>
               <w:rFonts w:asciiTheme="minorHAnsi" w:eastAsiaTheme="minorEastAsia" w:hAnsiTheme="minorHAnsi"/>
               <w:noProof/>
+              <w:kern w:val="2"/>
+              <w:sz w:val="24"/>
+              <w:szCs w:val="24"/>
               <w:lang w:eastAsia="en-GB"/>
+              <w14:ligatures w14:val="standardContextual"/>
             </w:rPr>
           </w:pPr>
-          <w:hyperlink w:anchor="_Toc111804007" w:history="1">
+          <w:hyperlink w:anchor="_Toc205721542" w:history="1">
             <w:r>
               <w:rPr>
                 <w:rStyle w:val="Hyperlink"/>
@@ -467,7 +554,7 @@
                 <w:noProof/>
                 <w:webHidden/>
               </w:rPr>
-              <w:instrText xml:space="preserve"> PAGEREF _Toc111804007 \h </w:instrText>
+              <w:instrText xml:space="preserve"> PAGEREF _Toc205721542 \h </w:instrText>
             </w:r>
             <w:r>
               <w:rPr>
@@ -507,10 +594,14 @@
             <w:rPr>
               <w:rFonts w:asciiTheme="minorHAnsi" w:eastAsiaTheme="minorEastAsia" w:hAnsiTheme="minorHAnsi"/>
               <w:noProof/>
+              <w:kern w:val="2"/>
+              <w:sz w:val="24"/>
+              <w:szCs w:val="24"/>
               <w:lang w:eastAsia="en-GB"/>
+              <w14:ligatures w14:val="standardContextual"/>
             </w:rPr>
           </w:pPr>
-          <w:hyperlink w:anchor="_Toc111804008" w:history="1">
+          <w:hyperlink w:anchor="_Toc205721543" w:history="1">
             <w:r>
               <w:rPr>
                 <w:rStyle w:val="Hyperlink"/>
@@ -537,7 +628,7 @@
                 <w:noProof/>
                 <w:webHidden/>
               </w:rPr>
-              <w:instrText xml:space="preserve"> PAGEREF _Toc111804008 \h </w:instrText>
+              <w:instrText xml:space="preserve"> PAGEREF _Toc205721543 \h </w:instrText>
             </w:r>
             <w:r>
               <w:rPr>
@@ -577,30 +668,20 @@
             <w:rPr>
               <w:rFonts w:asciiTheme="minorHAnsi" w:eastAsiaTheme="minorEastAsia" w:hAnsiTheme="minorHAnsi"/>
               <w:noProof/>
+              <w:kern w:val="2"/>
+              <w:sz w:val="24"/>
+              <w:szCs w:val="24"/>
               <w:lang w:eastAsia="en-GB"/>
+              <w14:ligatures w14:val="standardContextual"/>
             </w:rPr>
           </w:pPr>
-          <w:hyperlink w:anchor="_Toc111804009" w:history="1">
+          <w:hyperlink w:anchor="_Toc205721544" w:history="1">
             <w:r>
               <w:rPr>
                 <w:rStyle w:val="Hyperlink"/>
                 <w:noProof/>
               </w:rPr>
-              <w:t xml:space="preserve">2.2 </w:t>
-            </w:r>
-            <w:r>
-              <w:rPr>
-                <w:rStyle w:val="Hyperlink"/>
-                <w:noProof/>
-              </w:rPr>
-              <w:t>TWODEE-2</w:t>
-            </w:r>
-            <w:r>
-              <w:rPr>
-                <w:rStyle w:val="Hyperlink"/>
-                <w:noProof/>
-              </w:rPr>
-              <w:t>: dense gas dispersal model</w:t>
+              <w:t>2.2 TWODEE-2: dense gas dispersal model</w:t>
             </w:r>
             <w:r>
               <w:rPr>
@@ -621,7 +702,7 @@
                 <w:noProof/>
                 <w:webHidden/>
               </w:rPr>
-              <w:instrText xml:space="preserve"> PAGEREF _Toc111804009 \h </w:instrText>
+              <w:instrText xml:space="preserve"> PAGEREF _Toc205721544 \h </w:instrText>
             </w:r>
             <w:r>
               <w:rPr>
@@ -661,10 +742,14 @@
             <w:rPr>
               <w:rFonts w:asciiTheme="minorHAnsi" w:eastAsiaTheme="minorEastAsia" w:hAnsiTheme="minorHAnsi"/>
               <w:noProof/>
+              <w:kern w:val="2"/>
+              <w:sz w:val="24"/>
+              <w:szCs w:val="24"/>
               <w:lang w:eastAsia="en-GB"/>
+              <w14:ligatures w14:val="standardContextual"/>
             </w:rPr>
           </w:pPr>
-          <w:hyperlink w:anchor="_Toc111804010" w:history="1">
+          <w:hyperlink w:anchor="_Toc205721545" w:history="1">
             <w:r>
               <w:rPr>
                 <w:rStyle w:val="Hyperlink"/>
@@ -691,7 +776,7 @@
                 <w:noProof/>
                 <w:webHidden/>
               </w:rPr>
-              <w:instrText xml:space="preserve"> PAGEREF _Toc111804010 \h </w:instrText>
+              <w:instrText xml:space="preserve"> PAGEREF _Toc205721545 \h </w:instrText>
             </w:r>
             <w:r>
               <w:rPr>
@@ -731,10 +816,14 @@
             <w:rPr>
               <w:rFonts w:asciiTheme="minorHAnsi" w:eastAsiaTheme="minorEastAsia" w:hAnsiTheme="minorHAnsi"/>
               <w:noProof/>
+              <w:kern w:val="2"/>
+              <w:sz w:val="24"/>
+              <w:szCs w:val="24"/>
               <w:lang w:eastAsia="en-GB"/>
+              <w14:ligatures w14:val="standardContextual"/>
             </w:rPr>
           </w:pPr>
-          <w:hyperlink w:anchor="_Toc111804011" w:history="1">
+          <w:hyperlink w:anchor="_Toc205721546" w:history="1">
             <w:r>
               <w:rPr>
                 <w:rStyle w:val="Hyperlink"/>
@@ -761,7 +850,7 @@
                 <w:noProof/>
                 <w:webHidden/>
               </w:rPr>
-              <w:instrText xml:space="preserve"> PAGEREF _Toc111804011 \h </w:instrText>
+              <w:instrText xml:space="preserve"> PAGEREF _Toc205721546 \h </w:instrText>
             </w:r>
             <w:r>
               <w:rPr>
@@ -801,10 +890,14 @@
             <w:rPr>
               <w:rFonts w:asciiTheme="minorHAnsi" w:eastAsiaTheme="minorEastAsia" w:hAnsiTheme="minorHAnsi"/>
               <w:noProof/>
+              <w:kern w:val="2"/>
+              <w:sz w:val="24"/>
+              <w:szCs w:val="24"/>
               <w:lang w:eastAsia="en-GB"/>
+              <w14:ligatures w14:val="standardContextual"/>
             </w:rPr>
           </w:pPr>
-          <w:hyperlink w:anchor="_Toc111804012" w:history="1">
+          <w:hyperlink w:anchor="_Toc205721547" w:history="1">
             <w:r>
               <w:rPr>
                 <w:rStyle w:val="Hyperlink"/>
@@ -831,7 +924,7 @@
                 <w:noProof/>
                 <w:webHidden/>
               </w:rPr>
-              <w:instrText xml:space="preserve"> PAGEREF _Toc111804012 \h </w:instrText>
+              <w:instrText xml:space="preserve"> PAGEREF _Toc205721547 \h </w:instrText>
             </w:r>
             <w:r>
               <w:rPr>
@@ -871,16 +964,20 @@
             <w:rPr>
               <w:rFonts w:asciiTheme="minorHAnsi" w:eastAsiaTheme="minorEastAsia" w:hAnsiTheme="minorHAnsi"/>
               <w:noProof/>
+              <w:kern w:val="2"/>
+              <w:sz w:val="24"/>
+              <w:szCs w:val="24"/>
               <w:lang w:eastAsia="en-GB"/>
+              <w14:ligatures w14:val="standardContextual"/>
             </w:rPr>
           </w:pPr>
-          <w:hyperlink w:anchor="_Toc111804013" w:history="1">
+          <w:hyperlink w:anchor="_Toc205721548" w:history="1">
             <w:r>
               <w:rPr>
                 <w:rStyle w:val="Hyperlink"/>
                 <w:noProof/>
               </w:rPr>
-              <w:t>3.2 Folders structure</w:t>
+              <w:t>3.2 The VIGIL Input and Output files</w:t>
             </w:r>
             <w:r>
               <w:rPr>
@@ -901,7 +998,7 @@
                 <w:noProof/>
                 <w:webHidden/>
               </w:rPr>
-              <w:instrText xml:space="preserve"> PAGEREF _Toc111804013 \h </w:instrText>
+              <w:instrText xml:space="preserve"> PAGEREF _Toc205721548 \h </w:instrText>
             </w:r>
             <w:r>
               <w:rPr>
@@ -934,76 +1031,6 @@
         </w:p>
         <w:p>
           <w:pPr>
-            <w:pStyle w:val="TOC2"/>
-            <w:tabs>
-              <w:tab w:val="right" w:leader="dot" w:pos="9016"/>
-            </w:tabs>
-            <w:rPr>
-              <w:rFonts w:asciiTheme="minorHAnsi" w:eastAsiaTheme="minorEastAsia" w:hAnsiTheme="minorHAnsi"/>
-              <w:noProof/>
-              <w:lang w:eastAsia="en-GB"/>
-            </w:rPr>
-          </w:pPr>
-          <w:hyperlink w:anchor="_Toc111804014" w:history="1">
-            <w:r>
-              <w:rPr>
-                <w:rStyle w:val="Hyperlink"/>
-                <w:noProof/>
-              </w:rPr>
-              <w:t>3.3 The VIGIL Input and Output files</w:t>
-            </w:r>
-            <w:r>
-              <w:rPr>
-                <w:noProof/>
-                <w:webHidden/>
-              </w:rPr>
-              <w:tab/>
-            </w:r>
-            <w:r>
-              <w:rPr>
-                <w:noProof/>
-                <w:webHidden/>
-              </w:rPr>
-              <w:fldChar w:fldCharType="begin"/>
-            </w:r>
-            <w:r>
-              <w:rPr>
-                <w:noProof/>
-                <w:webHidden/>
-              </w:rPr>
-              <w:instrText xml:space="preserve"> PAGEREF _Toc111804014 \h </w:instrText>
-            </w:r>
-            <w:r>
-              <w:rPr>
-                <w:noProof/>
-                <w:webHidden/>
-              </w:rPr>
-            </w:r>
-            <w:r>
-              <w:rPr>
-                <w:noProof/>
-                <w:webHidden/>
-              </w:rPr>
-              <w:fldChar w:fldCharType="separate"/>
-            </w:r>
-            <w:r>
-              <w:rPr>
-                <w:noProof/>
-                <w:webHidden/>
-              </w:rPr>
-              <w:t>7</w:t>
-            </w:r>
-            <w:r>
-              <w:rPr>
-                <w:noProof/>
-                <w:webHidden/>
-              </w:rPr>
-              <w:fldChar w:fldCharType="end"/>
-            </w:r>
-          </w:hyperlink>
-        </w:p>
-        <w:p>
-          <w:pPr>
             <w:pStyle w:val="TOC1"/>
             <w:tabs>
               <w:tab w:val="right" w:leader="dot" w:pos="9016"/>
@@ -1011,10 +1038,14 @@
             <w:rPr>
               <w:rFonts w:asciiTheme="minorHAnsi" w:eastAsiaTheme="minorEastAsia" w:hAnsiTheme="minorHAnsi"/>
               <w:noProof/>
+              <w:kern w:val="2"/>
+              <w:sz w:val="24"/>
+              <w:szCs w:val="24"/>
               <w:lang w:eastAsia="en-GB"/>
+              <w14:ligatures w14:val="standardContextual"/>
             </w:rPr>
           </w:pPr>
-          <w:hyperlink w:anchor="_Toc111804015" w:history="1">
+          <w:hyperlink w:anchor="_Toc205721549" w:history="1">
             <w:r>
               <w:rPr>
                 <w:rStyle w:val="Hyperlink"/>
@@ -1041,7 +1072,7 @@
                 <w:noProof/>
                 <w:webHidden/>
               </w:rPr>
-              <w:instrText xml:space="preserve"> PAGEREF _Toc111804015 \h </w:instrText>
+              <w:instrText xml:space="preserve"> PAGEREF _Toc205721549 \h </w:instrText>
             </w:r>
             <w:r>
               <w:rPr>
@@ -1061,7 +1092,7 @@
                 <w:noProof/>
                 <w:webHidden/>
               </w:rPr>
-              <w:t>10</w:t>
+              <w:t>11</w:t>
             </w:r>
             <w:r>
               <w:rPr>
@@ -1081,10 +1112,14 @@
             <w:rPr>
               <w:rFonts w:asciiTheme="minorHAnsi" w:eastAsiaTheme="minorEastAsia" w:hAnsiTheme="minorHAnsi"/>
               <w:noProof/>
+              <w:kern w:val="2"/>
+              <w:sz w:val="24"/>
+              <w:szCs w:val="24"/>
               <w:lang w:eastAsia="en-GB"/>
+              <w14:ligatures w14:val="standardContextual"/>
             </w:rPr>
           </w:pPr>
-          <w:hyperlink w:anchor="_Toc111804016" w:history="1">
+          <w:hyperlink w:anchor="_Toc205721550" w:history="1">
             <w:r>
               <w:rPr>
                 <w:rStyle w:val="Hyperlink"/>
@@ -1111,7 +1146,7 @@
                 <w:noProof/>
                 <w:webHidden/>
               </w:rPr>
-              <w:instrText xml:space="preserve"> PAGEREF _Toc111804016 \h </w:instrText>
+              <w:instrText xml:space="preserve"> PAGEREF _Toc205721550 \h </w:instrText>
             </w:r>
             <w:r>
               <w:rPr>
@@ -1131,7 +1166,7 @@
                 <w:noProof/>
                 <w:webHidden/>
               </w:rPr>
-              <w:t>10</w:t>
+              <w:t>11</w:t>
             </w:r>
             <w:r>
               <w:rPr>
@@ -1151,10 +1186,14 @@
             <w:rPr>
               <w:rFonts w:asciiTheme="minorHAnsi" w:eastAsiaTheme="minorEastAsia" w:hAnsiTheme="minorHAnsi"/>
               <w:noProof/>
+              <w:kern w:val="2"/>
+              <w:sz w:val="24"/>
+              <w:szCs w:val="24"/>
               <w:lang w:eastAsia="en-GB"/>
+              <w14:ligatures w14:val="standardContextual"/>
             </w:rPr>
           </w:pPr>
-          <w:hyperlink w:anchor="_Toc111804017" w:history="1">
+          <w:hyperlink w:anchor="_Toc205721551" w:history="1">
             <w:r>
               <w:rPr>
                 <w:rStyle w:val="Hyperlink"/>
@@ -1181,7 +1220,7 @@
                 <w:noProof/>
                 <w:webHidden/>
               </w:rPr>
-              <w:instrText xml:space="preserve"> PAGEREF _Toc111804017 \h </w:instrText>
+              <w:instrText xml:space="preserve"> PAGEREF _Toc205721551 \h </w:instrText>
             </w:r>
             <w:r>
               <w:rPr>
@@ -1221,10 +1260,14 @@
             <w:rPr>
               <w:rFonts w:asciiTheme="minorHAnsi" w:eastAsiaTheme="minorEastAsia" w:hAnsiTheme="minorHAnsi"/>
               <w:noProof/>
+              <w:kern w:val="2"/>
+              <w:sz w:val="24"/>
+              <w:szCs w:val="24"/>
               <w:lang w:eastAsia="en-GB"/>
+              <w14:ligatures w14:val="standardContextual"/>
             </w:rPr>
           </w:pPr>
-          <w:hyperlink w:anchor="_Toc111804018" w:history="1">
+          <w:hyperlink w:anchor="_Toc205721552" w:history="1">
             <w:r>
               <w:rPr>
                 <w:rStyle w:val="Hyperlink"/>
@@ -1251,7 +1294,7 @@
                 <w:noProof/>
                 <w:webHidden/>
               </w:rPr>
-              <w:instrText xml:space="preserve"> PAGEREF _Toc111804018 \h </w:instrText>
+              <w:instrText xml:space="preserve"> PAGEREF _Toc205721552 \h </w:instrText>
             </w:r>
             <w:r>
               <w:rPr>
@@ -1271,7 +1314,7 @@
                 <w:noProof/>
                 <w:webHidden/>
               </w:rPr>
-              <w:t>14</w:t>
+              <w:t>15</w:t>
             </w:r>
             <w:r>
               <w:rPr>
@@ -1291,10 +1334,14 @@
             <w:rPr>
               <w:rFonts w:asciiTheme="minorHAnsi" w:eastAsiaTheme="minorEastAsia" w:hAnsiTheme="minorHAnsi"/>
               <w:noProof/>
+              <w:kern w:val="2"/>
+              <w:sz w:val="24"/>
+              <w:szCs w:val="24"/>
               <w:lang w:eastAsia="en-GB"/>
+              <w14:ligatures w14:val="standardContextual"/>
             </w:rPr>
           </w:pPr>
-          <w:hyperlink w:anchor="_Toc111804019" w:history="1">
+          <w:hyperlink w:anchor="_Toc205721553" w:history="1">
             <w:r>
               <w:rPr>
                 <w:rStyle w:val="Hyperlink"/>
@@ -1321,7 +1368,7 @@
                 <w:noProof/>
                 <w:webHidden/>
               </w:rPr>
-              <w:instrText xml:space="preserve"> PAGEREF _Toc111804019 \h </w:instrText>
+              <w:instrText xml:space="preserve"> PAGEREF _Toc205721553 \h </w:instrText>
             </w:r>
             <w:r>
               <w:rPr>
@@ -1341,7 +1388,7 @@
                 <w:noProof/>
                 <w:webHidden/>
               </w:rPr>
-              <w:t>16</w:t>
+              <w:t>17</w:t>
             </w:r>
             <w:r>
               <w:rPr>
@@ -1361,10 +1408,14 @@
             <w:rPr>
               <w:rFonts w:asciiTheme="minorHAnsi" w:eastAsiaTheme="minorEastAsia" w:hAnsiTheme="minorHAnsi"/>
               <w:noProof/>
+              <w:kern w:val="2"/>
+              <w:sz w:val="24"/>
+              <w:szCs w:val="24"/>
               <w:lang w:eastAsia="en-GB"/>
+              <w14:ligatures w14:val="standardContextual"/>
             </w:rPr>
           </w:pPr>
-          <w:hyperlink w:anchor="_Toc111804020" w:history="1">
+          <w:hyperlink w:anchor="_Toc205721554" w:history="1">
             <w:r>
               <w:rPr>
                 <w:rStyle w:val="Hyperlink"/>
@@ -1392,7 +1443,7 @@
                 <w:noProof/>
                 <w:webHidden/>
               </w:rPr>
-              <w:instrText xml:space="preserve"> PAGEREF _Toc111804020 \h </w:instrText>
+              <w:instrText xml:space="preserve"> PAGEREF _Toc205721554 \h </w:instrText>
             </w:r>
             <w:r>
               <w:rPr>
@@ -1412,7 +1463,7 @@
                 <w:noProof/>
                 <w:webHidden/>
               </w:rPr>
-              <w:t>16</w:t>
+              <w:t>17</w:t>
             </w:r>
             <w:r>
               <w:rPr>
@@ -1432,14 +1483,19 @@
             <w:rPr>
               <w:rFonts w:asciiTheme="minorHAnsi" w:eastAsiaTheme="minorEastAsia" w:hAnsiTheme="minorHAnsi"/>
               <w:noProof/>
+              <w:kern w:val="2"/>
+              <w:sz w:val="24"/>
+              <w:szCs w:val="24"/>
               <w:lang w:eastAsia="en-GB"/>
+              <w14:ligatures w14:val="standardContextual"/>
             </w:rPr>
           </w:pPr>
-          <w:hyperlink w:anchor="_Toc111804021" w:history="1">
+          <w:hyperlink w:anchor="_Toc205721555" w:history="1">
             <w:r>
               <w:rPr>
                 <w:rStyle w:val="Hyperlink"/>
                 <w:noProof/>
+                <w:lang w:val="fr-FR"/>
               </w:rPr>
               <w:t>5.2 Example 2: La Soufrière de Guadeloupe (Lesser Antilles)</w:t>
             </w:r>
@@ -1462,7 +1518,7 @@
                 <w:noProof/>
                 <w:webHidden/>
               </w:rPr>
-              <w:instrText xml:space="preserve"> PAGEREF _Toc111804021 \h </w:instrText>
+              <w:instrText xml:space="preserve"> PAGEREF _Toc205721555 \h </w:instrText>
             </w:r>
             <w:r>
               <w:rPr>
@@ -1482,7 +1538,7 @@
                 <w:noProof/>
                 <w:webHidden/>
               </w:rPr>
-              <w:t>18</w:t>
+              <w:t>19</w:t>
             </w:r>
             <w:r>
               <w:rPr>
@@ -1502,10 +1558,14 @@
             <w:rPr>
               <w:rFonts w:asciiTheme="minorHAnsi" w:eastAsiaTheme="minorEastAsia" w:hAnsiTheme="minorHAnsi"/>
               <w:noProof/>
+              <w:kern w:val="2"/>
+              <w:sz w:val="24"/>
+              <w:szCs w:val="24"/>
               <w:lang w:eastAsia="en-GB"/>
+              <w14:ligatures w14:val="standardContextual"/>
             </w:rPr>
           </w:pPr>
-          <w:hyperlink w:anchor="_Toc111804022" w:history="1">
+          <w:hyperlink w:anchor="_Toc205721556" w:history="1">
             <w:r>
               <w:rPr>
                 <w:rStyle w:val="Hyperlink"/>
@@ -1532,7 +1592,7 @@
                 <w:noProof/>
                 <w:webHidden/>
               </w:rPr>
-              <w:instrText xml:space="preserve"> PAGEREF _Toc111804022 \h </w:instrText>
+              <w:instrText xml:space="preserve"> PAGEREF _Toc205721556 \h </w:instrText>
             </w:r>
             <w:r>
               <w:rPr>
@@ -1552,7 +1612,7 @@
                 <w:noProof/>
                 <w:webHidden/>
               </w:rPr>
-              <w:t>23</w:t>
+              <w:t>24</w:t>
             </w:r>
             <w:r>
               <w:rPr>
@@ -1572,10 +1632,14 @@
             <w:rPr>
               <w:rFonts w:asciiTheme="minorHAnsi" w:eastAsiaTheme="minorEastAsia" w:hAnsiTheme="minorHAnsi"/>
               <w:noProof/>
+              <w:kern w:val="2"/>
+              <w:sz w:val="24"/>
+              <w:szCs w:val="24"/>
               <w:lang w:eastAsia="en-GB"/>
+              <w14:ligatures w14:val="standardContextual"/>
             </w:rPr>
           </w:pPr>
-          <w:hyperlink w:anchor="_Toc111804023" w:history="1">
+          <w:hyperlink w:anchor="_Toc205721557" w:history="1">
             <w:r>
               <w:rPr>
                 <w:rStyle w:val="Hyperlink"/>
@@ -1602,7 +1666,7 @@
                 <w:noProof/>
                 <w:webHidden/>
               </w:rPr>
-              <w:instrText xml:space="preserve"> PAGEREF _Toc111804023 \h </w:instrText>
+              <w:instrText xml:space="preserve"> PAGEREF _Toc205721557 \h </w:instrText>
             </w:r>
             <w:r>
               <w:rPr>
@@ -1622,7 +1686,7 @@
                 <w:noProof/>
                 <w:webHidden/>
               </w:rPr>
-              <w:t>27</w:t>
+              <w:t>31</w:t>
             </w:r>
             <w:r>
               <w:rPr>
@@ -1642,10 +1706,14 @@
             <w:rPr>
               <w:rFonts w:asciiTheme="minorHAnsi" w:eastAsiaTheme="minorEastAsia" w:hAnsiTheme="minorHAnsi"/>
               <w:noProof/>
+              <w:kern w:val="2"/>
+              <w:sz w:val="24"/>
+              <w:szCs w:val="24"/>
               <w:lang w:eastAsia="en-GB"/>
+              <w14:ligatures w14:val="standardContextual"/>
             </w:rPr>
           </w:pPr>
-          <w:hyperlink w:anchor="_Toc111804024" w:history="1">
+          <w:hyperlink w:anchor="_Toc205721558" w:history="1">
             <w:r>
               <w:rPr>
                 <w:rStyle w:val="Hyperlink"/>
@@ -1672,7 +1740,7 @@
                 <w:noProof/>
                 <w:webHidden/>
               </w:rPr>
-              <w:instrText xml:space="preserve"> PAGEREF _Toc111804024 \h </w:instrText>
+              <w:instrText xml:space="preserve"> PAGEREF _Toc205721558 \h </w:instrText>
             </w:r>
             <w:r>
               <w:rPr>
@@ -1692,7 +1760,7 @@
                 <w:noProof/>
                 <w:webHidden/>
               </w:rPr>
-              <w:t>27</w:t>
+              <w:t>31</w:t>
             </w:r>
             <w:r>
               <w:rPr>
@@ -1712,10 +1780,14 @@
             <w:rPr>
               <w:rFonts w:asciiTheme="minorHAnsi" w:eastAsiaTheme="minorEastAsia" w:hAnsiTheme="minorHAnsi"/>
               <w:noProof/>
+              <w:kern w:val="2"/>
+              <w:sz w:val="24"/>
+              <w:szCs w:val="24"/>
               <w:lang w:eastAsia="en-GB"/>
+              <w14:ligatures w14:val="standardContextual"/>
             </w:rPr>
           </w:pPr>
-          <w:hyperlink w:anchor="_Toc111804025" w:history="1">
+          <w:hyperlink w:anchor="_Toc205721559" w:history="1">
             <w:r>
               <w:rPr>
                 <w:rStyle w:val="Hyperlink"/>
@@ -1742,7 +1814,7 @@
                 <w:noProof/>
                 <w:webHidden/>
               </w:rPr>
-              <w:instrText xml:space="preserve"> PAGEREF _Toc111804025 \h </w:instrText>
+              <w:instrText xml:space="preserve"> PAGEREF _Toc205721559 \h </w:instrText>
             </w:r>
             <w:r>
               <w:rPr>
@@ -1762,7 +1834,7 @@
                 <w:noProof/>
                 <w:webHidden/>
               </w:rPr>
-              <w:t>27</w:t>
+              <w:t>31</w:t>
             </w:r>
             <w:r>
               <w:rPr>
@@ -1801,7 +1873,7 @@
       <w:pPr>
         <w:pStyle w:val="Heading1"/>
       </w:pPr>
-      <w:bookmarkStart w:id="0" w:name="_Toc111804005"/>
+      <w:bookmarkStart w:id="0" w:name="_Toc205721540"/>
       <w:r>
         <w:lastRenderedPageBreak/>
         <w:t>Abstract</w:t>
@@ -1822,8 +1894,29 @@
         <w:t xml:space="preserve"> (</w:t>
       </w:r>
       <w:r>
-        <w:t>automatic probabilistic VolcanIc Gas dIspersion modeLling</w:t>
-      </w:r>
+        <w:t xml:space="preserve">automatic probabilistic </w:t>
+      </w:r>
+      <w:proofErr w:type="spellStart"/>
+      <w:r>
+        <w:t>VolcanIc</w:t>
+      </w:r>
+      <w:proofErr w:type="spellEnd"/>
+      <w:r>
+        <w:t xml:space="preserve"> Gas </w:t>
+      </w:r>
+      <w:proofErr w:type="spellStart"/>
+      <w:r>
+        <w:t>dIspersion</w:t>
+      </w:r>
+      <w:proofErr w:type="spellEnd"/>
+      <w:r>
+        <w:t xml:space="preserve"> </w:t>
+      </w:r>
+      <w:proofErr w:type="spellStart"/>
+      <w:r>
+        <w:t>modeLling</w:t>
+      </w:r>
+      <w:proofErr w:type="spellEnd"/>
       <w:r>
         <w:t xml:space="preserve">) tool is a collection of Python scripts designed to aid the user with the usage of gas dispersion models (both passive gas dispersion and heavy gas flow) and to automatically perform probabilistic simulations. Two open-source Eulerian models are supported: DISGAS </w:t>
       </w:r>
@@ -1858,7 +1951,15 @@
         <w:t xml:space="preserve"> </w:t>
       </w:r>
       <w:r>
-        <w:t>(Hankin and Britter, 1999; Folch et al., 2009), which are coupled with a mass-consistent Diagnostic Wind Model (</w:t>
+        <w:t xml:space="preserve">(Hankin and </w:t>
+      </w:r>
+      <w:proofErr w:type="spellStart"/>
+      <w:r>
+        <w:t>Britter</w:t>
+      </w:r>
+      <w:proofErr w:type="spellEnd"/>
+      <w:r>
+        <w:t>, 1999; Folch et al., 2009), which are coupled with a mass-consistent Diagnostic Wind Model (</w:t>
       </w:r>
       <w:r>
         <w:t>DIAGNO v1.</w:t>
@@ -1880,7 +1981,7 @@
       <w:pPr>
         <w:pStyle w:val="Heading1"/>
       </w:pPr>
-      <w:bookmarkStart w:id="1" w:name="_Toc111804006"/>
+      <w:bookmarkStart w:id="1" w:name="_Toc205721541"/>
       <w:r>
         <w:t xml:space="preserve">1. </w:t>
       </w:r>
@@ -1915,7 +2016,23 @@
         <w:t>behaviour</w:t>
       </w:r>
       <w:r>
-        <w:t xml:space="preserve"> over complex topography is generally described using depth-averaged variables (shallow layer approach, e.g., Hankin and Britter, 1999), while for dispersion of a diluted gas passively driven by wind advection and atmospheric turbulence, simpler advection-diffusion equations can be solved (e.g. Prabha and Mursch-Radlgruber, 1999).</w:t>
+        <w:t xml:space="preserve"> over complex topography is generally described using depth-averaged variables (shallow layer approach, e.g., Hankin and </w:t>
+      </w:r>
+      <w:proofErr w:type="spellStart"/>
+      <w:r>
+        <w:t>Britter</w:t>
+      </w:r>
+      <w:proofErr w:type="spellEnd"/>
+      <w:r>
+        <w:t>, 1999), while for dispersion of a diluted gas passively driven by wind advection and atmospheric turbulence, simpler advection-diffusion equations can be solved (e.g. Prabha and Mursch-</w:t>
+      </w:r>
+      <w:proofErr w:type="spellStart"/>
+      <w:r>
+        <w:t>Radlgruber</w:t>
+      </w:r>
+      <w:proofErr w:type="spellEnd"/>
+      <w:r>
+        <w:t>, 1999).</w:t>
       </w:r>
     </w:p>
     <w:p>
@@ -1989,7 +2106,15 @@
         <w:t xml:space="preserve"> </w:t>
       </w:r>
       <w:r>
-        <w:t>(Hankin and Britter, 1999; Folch et al., 2009) coupled with a mass-consistent Diagnostic Wind Model (D</w:t>
+        <w:t xml:space="preserve">(Hankin and </w:t>
+      </w:r>
+      <w:proofErr w:type="spellStart"/>
+      <w:r>
+        <w:t>Britter</w:t>
+      </w:r>
+      <w:proofErr w:type="spellEnd"/>
+      <w:r>
+        <w:t>, 1999; Folch et al., 2009) coupled with a mass-consistent Diagnostic Wind Model (D</w:t>
       </w:r>
       <w:r>
         <w:t>IAGNO v1.</w:t>
@@ -2056,7 +2181,7 @@
           <w:rStyle w:val="None"/>
         </w:rPr>
       </w:pPr>
-      <w:bookmarkStart w:id="2" w:name="_Toc111804007"/>
+      <w:bookmarkStart w:id="2" w:name="_Toc205721542"/>
       <w:r>
         <w:rPr>
           <w:rStyle w:val="None"/>
@@ -2082,7 +2207,7 @@
       <w:pPr>
         <w:pStyle w:val="Heading2"/>
       </w:pPr>
-      <w:bookmarkStart w:id="3" w:name="_Toc111804008"/>
+      <w:bookmarkStart w:id="3" w:name="_Toc205721543"/>
       <w:r>
         <w:t>2</w:t>
       </w:r>
@@ -2842,6 +2967,7 @@
       <w:r>
         <w:t xml:space="preserve"> and </w:t>
       </w:r>
+      <w:proofErr w:type="spellStart"/>
       <w:r>
         <w:rPr>
           <w:i/>
@@ -2858,6 +2984,7 @@
         </w:rPr>
         <w:t>z</w:t>
       </w:r>
+      <w:proofErr w:type="spellEnd"/>
       <w:r>
         <w:t xml:space="preserve"> are the diagonal scaled diffusion coefficients and </w:t>
       </w:r>
@@ -3259,6 +3386,7 @@
       <w:r>
         <w:t xml:space="preserve">Where </w:t>
       </w:r>
+      <w:proofErr w:type="spellStart"/>
       <w:r>
         <w:rPr>
           <w:rFonts w:ascii="Noto Sans Symbols" w:eastAsia="Noto Sans Symbols" w:hAnsi="Noto Sans Symbols" w:cs="Noto Sans Symbols"/>
@@ -3274,9 +3402,11 @@
         </w:rPr>
         <w:t>g</w:t>
       </w:r>
+      <w:proofErr w:type="spellEnd"/>
       <w:r>
         <w:t xml:space="preserve"> and </w:t>
       </w:r>
+      <w:proofErr w:type="spellStart"/>
       <w:r>
         <w:rPr>
           <w:rFonts w:ascii="Noto Sans Symbols" w:eastAsia="Noto Sans Symbols" w:hAnsi="Noto Sans Symbols" w:cs="Noto Sans Symbols"/>
@@ -3292,6 +3422,7 @@
         </w:rPr>
         <w:t>a</w:t>
       </w:r>
+      <w:proofErr w:type="spellEnd"/>
       <w:r>
         <w:t xml:space="preserve"> are the air and the gas densities</w:t>
       </w:r>
@@ -3436,7 +3567,7 @@
       <w:pPr>
         <w:pStyle w:val="Heading2"/>
       </w:pPr>
-      <w:bookmarkStart w:id="4" w:name="_Toc111804009"/>
+      <w:bookmarkStart w:id="4" w:name="_Toc205721544"/>
       <w:r>
         <w:t>2.</w:t>
       </w:r>
@@ -3464,6 +3595,7 @@
       <w:r>
         <w:t xml:space="preserve"> code solves a time-dependent model for the flow of a heavy gas based on the shallow layer approach. It is built on the depth-averaged equations for a gas cloud resulting from mixing a gas of density </w:t>
       </w:r>
+      <w:proofErr w:type="spellStart"/>
       <w:r>
         <w:rPr>
           <w:i/>
@@ -3477,9 +3609,11 @@
         </w:rPr>
         <w:t>g</w:t>
       </w:r>
+      <w:proofErr w:type="spellEnd"/>
       <w:r>
         <w:t xml:space="preserve"> with an ambient fluid (air) of density </w:t>
       </w:r>
+      <w:proofErr w:type="spellStart"/>
       <w:r>
         <w:rPr>
           <w:i/>
@@ -3493,9 +3627,11 @@
         </w:rPr>
         <w:t>a</w:t>
       </w:r>
+      <w:proofErr w:type="spellEnd"/>
       <w:r>
         <w:t xml:space="preserve"> (</w:t>
       </w:r>
+      <w:proofErr w:type="spellStart"/>
       <w:r>
         <w:rPr>
           <w:i/>
@@ -3509,9 +3645,11 @@
         </w:rPr>
         <w:t>g</w:t>
       </w:r>
+      <w:proofErr w:type="spellEnd"/>
       <w:r>
         <w:t xml:space="preserve"> &gt; </w:t>
       </w:r>
+      <w:proofErr w:type="spellStart"/>
       <w:r>
         <w:rPr>
           <w:i/>
@@ -3525,6 +3663,7 @@
         </w:rPr>
         <w:t>a</w:t>
       </w:r>
+      <w:proofErr w:type="spellEnd"/>
       <w:r>
         <w:t xml:space="preserve">). </w:t>
       </w:r>
@@ -3532,7 +3671,15 @@
         <w:t>TWODEE-2</w:t>
       </w:r>
       <w:r>
-        <w:t xml:space="preserve"> is derived from the optimization and improvement of a previous Fortran-77 version developed by Hankin and Britter (1999). Under the assumption that </w:t>
+        <w:t xml:space="preserve"> is derived from the optimization and improvement of a previous Fortran-77 version developed by Hankin and </w:t>
+      </w:r>
+      <w:proofErr w:type="spellStart"/>
+      <w:r>
+        <w:t>Britter</w:t>
+      </w:r>
+      <w:proofErr w:type="spellEnd"/>
+      <w:r>
+        <w:t xml:space="preserve"> (1999). Under the assumption that </w:t>
       </w:r>
       <w:r>
         <w:rPr>
@@ -3567,7 +3714,7 @@
       <w:pPr>
         <w:pStyle w:val="Heading2"/>
       </w:pPr>
-      <w:bookmarkStart w:id="5" w:name="_Toc111804010"/>
+      <w:bookmarkStart w:id="5" w:name="_Toc205721545"/>
       <w:r>
         <w:t>2</w:t>
       </w:r>
@@ -3658,7 +3805,7 @@
       <w:pPr>
         <w:pStyle w:val="Heading1"/>
       </w:pPr>
-      <w:bookmarkStart w:id="6" w:name="_Toc111804011"/>
+      <w:bookmarkStart w:id="6" w:name="_Toc205721546"/>
       <w:r>
         <w:t>3. The program setup</w:t>
       </w:r>
@@ -3689,12 +3836,44 @@
         <w:t>weather.py</w:t>
       </w:r>
       <w:r>
-        <w:t>: it prepares the weather data by either retrieving reanalysis data from the ECMWF ERA5 database (Copernicus Climate Change Service, 2017) or</w:t>
+        <w:t xml:space="preserve">: it prepares the weather data by either retrieving reanalysis data from the </w:t>
+      </w:r>
+      <w:r>
+        <w:t xml:space="preserve">European Centre for Medium-Range Weather Forecasts </w:t>
+      </w:r>
+      <w:r>
+        <w:t>(</w:t>
+      </w:r>
+      <w:r>
+        <w:t>ECMWF</w:t>
+      </w:r>
+      <w:r>
+        <w:t>)</w:t>
+      </w:r>
+      <w:r>
+        <w:t xml:space="preserve"> ERA5 database (Copernicus Climate Change Service, 2017</w:t>
+      </w:r>
+      <w:r>
+        <w:t xml:space="preserve">; </w:t>
+      </w:r>
+      <w:hyperlink r:id="rId9" w:history="1">
+        <w:r>
+          <w:rPr>
+            <w:rStyle w:val="Hyperlink"/>
+          </w:rPr>
+          <w:t>https://cds.climate.copernicus.eu/</w:t>
+        </w:r>
+      </w:hyperlink>
+      <w:r>
+        <w:t xml:space="preserve">) </w:t>
+      </w:r>
+      <w:r>
+        <w:t>or</w:t>
       </w:r>
       <w:r>
         <w:t xml:space="preserve"> forecast data from the NOAA-NCEP Global Forecast System Numerical Weather Prediction model (</w:t>
       </w:r>
-      <w:hyperlink r:id="rId9" w:history="1">
+      <w:hyperlink r:id="rId10" w:history="1">
         <w:r>
           <w:rPr>
             <w:rStyle w:val="Hyperlink"/>
@@ -3748,52 +3927,62 @@
         <w:t>TWODEE-2</w:t>
       </w:r>
       <w:r>
-        <w:t xml:space="preserve"> (hereafter referred to as DISGAS and </w:t>
+        <w:t>. The user can assess the gas emission sources in the computational domain by using random source location</w:t>
+      </w:r>
+      <w:r>
+        <w:t>s</w:t>
+      </w:r>
+      <w:r>
+        <w:t xml:space="preserve"> (the source locations are selected from a probability map) or by fixed source location</w:t>
+      </w:r>
+      <w:r>
+        <w:t>s</w:t>
+      </w:r>
+      <w:r>
+        <w:t xml:space="preserve"> (the source location</w:t>
+      </w:r>
+      <w:r>
+        <w:t>s</w:t>
+      </w:r>
+      <w:r>
+        <w:t xml:space="preserve"> </w:t>
+      </w:r>
+      <w:r>
+        <w:t>are</w:t>
+      </w:r>
+      <w:r>
+        <w:t xml:space="preserve"> read from a list containing the source coordinates). In both cases, the number of sources can be fixed or randomly sampled from a range defined by the user. In the same way, the associated gas fluxes can be read by a list (fixed source emission) or randomly sampled by</w:t>
+      </w:r>
+      <w:r>
+        <w:t xml:space="preserve"> a uniform, a normal or</w:t>
+      </w:r>
+      <w:r>
+        <w:t xml:space="preserve"> an Empirical Cumulative Distribution Function (ECDF) (random source emission). A combination of fixed and random emissions is also possible. </w:t>
+      </w:r>
+      <w:r>
+        <w:t xml:space="preserve">This script is also optionally interfaced with </w:t>
+      </w:r>
+      <w:proofErr w:type="spellStart"/>
+      <w:r>
+        <w:t>Slurm</w:t>
+      </w:r>
+      <w:proofErr w:type="spellEnd"/>
+      <w:r>
+        <w:t xml:space="preserve"> Workload Manager to run DIAGNO, DISGAS and </w:t>
       </w:r>
       <w:r>
         <w:t>TWODEE-2</w:t>
       </w:r>
       <w:r>
-        <w:t>, respectively). The user can assess the gas emission sources in the computational domain by using random source location</w:t>
-      </w:r>
-      <w:r>
-        <w:t>s</w:t>
-      </w:r>
-      <w:r>
-        <w:t xml:space="preserve"> (the source locations are selected from a probability map) or by fixed source location</w:t>
-      </w:r>
-      <w:r>
-        <w:t>s</w:t>
-      </w:r>
-      <w:r>
-        <w:t xml:space="preserve"> (the source location</w:t>
-      </w:r>
-      <w:r>
-        <w:t>s</w:t>
-      </w:r>
-      <w:r>
-        <w:t xml:space="preserve"> </w:t>
-      </w:r>
-      <w:r>
-        <w:t>are</w:t>
-      </w:r>
-      <w:r>
-        <w:t xml:space="preserve"> read from a list containing the source coordinates). In both cases, the number of sources can be fixed or randomly sampled from a range defined by the user. In the same way, the associated gas fluxes can be read by a list (fixed source emission) or randomly sampled by</w:t>
-      </w:r>
-      <w:r>
-        <w:t xml:space="preserve"> a uniform, a normal or</w:t>
-      </w:r>
-      <w:r>
-        <w:t xml:space="preserve"> an Empirical Cumulative Distribution Function (ECDF) (random source emission). A combination of fixed and random emissions is also possible. </w:t>
-      </w:r>
-      <w:r>
-        <w:t xml:space="preserve">This script is also optionally interfaced with Slurm Workload Manager to run DIAGNO, DISGAS and </w:t>
-      </w:r>
-      <w:r>
-        <w:t>TWODEE-2</w:t>
-      </w:r>
-      <w:r>
-        <w:t xml:space="preserve"> on a cluster using the available resources with Slurm. </w:t>
+        <w:t xml:space="preserve"> on a cluster using the available resources with </w:t>
+      </w:r>
+      <w:proofErr w:type="spellStart"/>
+      <w:r>
+        <w:t>Slurm</w:t>
+      </w:r>
+      <w:proofErr w:type="spellEnd"/>
+      <w:r>
+        <w:t xml:space="preserve">. </w:t>
       </w:r>
       <w:r>
         <w:t xml:space="preserve">In the latest version, an automatic scenario detection has been introduced, i.e., VIGIL calculates </w:t>
@@ -3872,19 +4061,134 @@
         <w:t>The user can specify the format of the processed output files; the current version only support ASCII GRD file, but other options will be introduced in the near future.</w:t>
       </w:r>
     </w:p>
+    <w:p>
+      <w:pPr>
+        <w:rPr>
+          <w:b/>
+          <w:bCs/>
+          <w:color w:val="0070C0"/>
+        </w:rPr>
+      </w:pPr>
+    </w:p>
+    <w:p>
+      <w:r>
+        <w:rPr>
+          <w:b/>
+          <w:bCs/>
+        </w:rPr>
+        <w:t>Figure 1</w:t>
+      </w:r>
+      <w:r>
+        <w:t xml:space="preserve"> shows </w:t>
+      </w:r>
+      <w:r>
+        <w:t>the workflow composed by the three stages (</w:t>
+      </w:r>
+      <w:proofErr w:type="spellStart"/>
+      <w:r>
+        <w:t>retrival</w:t>
+      </w:r>
+      <w:proofErr w:type="spellEnd"/>
+      <w:r>
+        <w:t xml:space="preserve"> and managing of weather data, running of the models and the post-processing). </w:t>
+      </w:r>
+    </w:p>
+    <w:p>
+      <w:pPr>
+        <w:keepNext/>
+      </w:pPr>
+      <w:r>
+        <w:rPr>
+          <w:noProof/>
+        </w:rPr>
+        <w:lastRenderedPageBreak/>
+        <w:drawing>
+          <wp:inline distT="0" distB="0" distL="0" distR="0" wp14:anchorId="49A6E2C4" wp14:editId="762D6104">
+            <wp:extent cx="5705475" cy="4521537"/>
+            <wp:effectExtent l="0" t="0" r="0" b="0"/>
+            <wp:docPr id="1052214303" name="Immagine 1"/>
+            <wp:cNvGraphicFramePr>
+              <a:graphicFrameLocks xmlns:a="http://schemas.openxmlformats.org/drawingml/2006/main" noChangeAspect="1"/>
+            </wp:cNvGraphicFramePr>
+            <a:graphic xmlns:a="http://schemas.openxmlformats.org/drawingml/2006/main">
+              <a:graphicData uri="http://schemas.openxmlformats.org/drawingml/2006/picture">
+                <pic:pic xmlns:pic="http://schemas.openxmlformats.org/drawingml/2006/picture">
+                  <pic:nvPicPr>
+                    <pic:cNvPr id="1052214303" name="Immagine 1052214303"/>
+                    <pic:cNvPicPr/>
+                  </pic:nvPicPr>
+                  <pic:blipFill rotWithShape="1">
+                    <a:blip r:embed="rId11"/>
+                    <a:srcRect r="30406" b="26468"/>
+                    <a:stretch>
+                      <a:fillRect/>
+                    </a:stretch>
+                  </pic:blipFill>
+                  <pic:spPr bwMode="auto">
+                    <a:xfrm>
+                      <a:off x="0" y="0"/>
+                      <a:ext cx="5763645" cy="4567636"/>
+                    </a:xfrm>
+                    <a:prstGeom prst="rect">
+                      <a:avLst/>
+                    </a:prstGeom>
+                    <a:ln>
+                      <a:noFill/>
+                    </a:ln>
+                    <a:extLst>
+                      <a:ext uri="{53640926-AAD7-44D8-BBD7-CCE9431645EC}">
+                        <a14:shadowObscured xmlns:a14="http://schemas.microsoft.com/office/drawing/2010/main"/>
+                      </a:ext>
+                    </a:extLst>
+                  </pic:spPr>
+                </pic:pic>
+              </a:graphicData>
+            </a:graphic>
+          </wp:inline>
+        </w:drawing>
+      </w:r>
+    </w:p>
+    <w:p>
+      <w:pPr>
+        <w:pStyle w:val="Caption"/>
+      </w:pPr>
+      <w:r>
+        <w:t xml:space="preserve">Figure </w:t>
+      </w:r>
+      <w:fldSimple w:instr=" SEQ Figure \* ARABIC ">
+        <w:r>
+          <w:rPr>
+            <w:noProof/>
+          </w:rPr>
+          <w:t>1</w:t>
+        </w:r>
+      </w:fldSimple>
+      <w:r>
+        <w:t xml:space="preserve">. </w:t>
+      </w:r>
+      <w:r>
+        <w:t>Directory tree of the VIGIL tool.</w:t>
+      </w:r>
+    </w:p>
+    <w:p>
+      <w:pPr>
+        <w:rPr>
+          <w:lang w:val="en-US"/>
+        </w:rPr>
+      </w:pPr>
+    </w:p>
+    <w:p>
+      <w:pPr>
+        <w:pStyle w:val="Heading2"/>
+      </w:pPr>
+      <w:bookmarkStart w:id="7" w:name="_Toc205721547"/>
+      <w:r>
+        <w:t>3.1 Dependencies and installation instructions</w:t>
+      </w:r>
+      <w:bookmarkEnd w:id="7"/>
+    </w:p>
     <w:p/>
     <w:p>
-      <w:pPr>
-        <w:pStyle w:val="Heading2"/>
-      </w:pPr>
-      <w:bookmarkStart w:id="7" w:name="_Toc111804012"/>
-      <w:r>
-        <w:t>3.1 Dependencies and installation instructions</w:t>
-      </w:r>
-      <w:bookmarkEnd w:id="7"/>
-    </w:p>
-    <w:p/>
-    <w:p>
       <w:r>
         <w:t>VIGIL</w:t>
       </w:r>
@@ -3900,12 +4204,14 @@
       <w:r>
         <w:t xml:space="preserve"> (</w:t>
       </w:r>
+      <w:proofErr w:type="spellStart"/>
       <w:r>
         <w:rPr>
           <w:rFonts w:asciiTheme="majorHAnsi" w:hAnsiTheme="majorHAnsi" w:cstheme="majorHAnsi"/>
         </w:rPr>
         <w:t>diagno</w:t>
       </w:r>
+      <w:proofErr w:type="spellEnd"/>
       <w:r>
         <w:t>)</w:t>
       </w:r>
@@ -3915,12 +4221,14 @@
       <w:r>
         <w:t>(</w:t>
       </w:r>
+      <w:proofErr w:type="spellStart"/>
       <w:r>
         <w:rPr>
           <w:rFonts w:asciiTheme="majorHAnsi" w:hAnsiTheme="majorHAnsi" w:cstheme="majorHAnsi"/>
         </w:rPr>
         <w:t>disgas</w:t>
       </w:r>
+      <w:proofErr w:type="spellEnd"/>
       <w:r>
         <w:t xml:space="preserve">) </w:t>
       </w:r>
@@ -3997,7 +4305,7 @@
         </w:rPr>
         <w:t xml:space="preserve">: </w:t>
       </w:r>
-      <w:hyperlink r:id="rId10" w:history="1">
+      <w:hyperlink r:id="rId12" w:history="1">
         <w:r>
           <w:rPr>
             <w:rStyle w:val="Hyperlink"/>
@@ -4037,7 +4345,7 @@
         </w:rPr>
         <w:t xml:space="preserve">: </w:t>
       </w:r>
-      <w:hyperlink r:id="rId11" w:history="1">
+      <w:hyperlink r:id="rId13" w:history="1">
         <w:r>
           <w:rPr>
             <w:rStyle w:val="Hyperlink"/>
@@ -4069,7 +4377,7 @@
       <w:r>
         <w:t xml:space="preserve">: </w:t>
       </w:r>
-      <w:hyperlink r:id="rId12" w:history="1">
+      <w:hyperlink r:id="rId14" w:history="1">
         <w:r>
           <w:rPr>
             <w:rStyle w:val="Hyperlink"/>
@@ -4124,13 +4432,12 @@
         <w:rPr>
           <w:b/>
         </w:rPr>
-        <w:lastRenderedPageBreak/>
         <w:t>wgrib2</w:t>
       </w:r>
       <w:r>
         <w:t xml:space="preserve">: </w:t>
       </w:r>
-      <w:hyperlink r:id="rId13" w:history="1">
+      <w:hyperlink r:id="rId15" w:history="1">
         <w:r>
           <w:rPr>
             <w:rStyle w:val="Hyperlink"/>
@@ -4156,16 +4463,24 @@
           <w:numId w:val="2"/>
         </w:numPr>
       </w:pPr>
+      <w:proofErr w:type="spellStart"/>
       <w:r>
         <w:rPr>
           <w:b/>
         </w:rPr>
-        <w:t>grib-tools</w:t>
+        <w:t>grib</w:t>
+      </w:r>
+      <w:proofErr w:type="spellEnd"/>
+      <w:r>
+        <w:rPr>
+          <w:b/>
+        </w:rPr>
+        <w:t>-tools</w:t>
       </w:r>
       <w:r>
         <w:t xml:space="preserve">: for Windows, it is used chocolatey to install it. </w:t>
       </w:r>
-      <w:hyperlink r:id="rId14" w:history="1">
+      <w:hyperlink r:id="rId16" w:history="1">
         <w:r>
           <w:rPr>
             <w:rStyle w:val="Hyperlink"/>
@@ -4182,9 +4497,11 @@
       <w:r>
         <w:t>“</w:t>
       </w:r>
+      <w:proofErr w:type="spellStart"/>
       <w:r>
         <w:t>eccodes</w:t>
       </w:r>
+      <w:proofErr w:type="spellEnd"/>
       <w:r>
         <w:t>”</w:t>
       </w:r>
@@ -4204,12 +4521,13 @@
         <w:rPr>
           <w:b/>
         </w:rPr>
+        <w:lastRenderedPageBreak/>
         <w:t>CDSAPI client key</w:t>
       </w:r>
       <w:r>
         <w:t xml:space="preserve">: it is needed to download the ERA5 reanalysis data. The user has to register at: </w:t>
       </w:r>
-      <w:hyperlink r:id="rId15" w:history="1">
+      <w:hyperlink r:id="rId17" w:history="1">
         <w:r>
           <w:rPr>
             <w:rStyle w:val="Hyperlink"/>
@@ -4220,7 +4538,7 @@
       <w:r>
         <w:t xml:space="preserve">. Once the registration is approved, to get the data follow the instructions at: </w:t>
       </w:r>
-      <w:hyperlink r:id="rId16" w:history="1">
+      <w:hyperlink r:id="rId18" w:history="1">
         <w:r>
           <w:rPr>
             <w:rStyle w:val="Hyperlink"/>
@@ -4229,7 +4547,15 @@
         </w:r>
       </w:hyperlink>
       <w:r>
-        <w:t xml:space="preserve">. The user needs to install the personal key in a .cdsapirc file, to save in different locations depending on the OS. </w:t>
+        <w:t>. The user needs to install the personal key in a .</w:t>
+      </w:r>
+      <w:proofErr w:type="spellStart"/>
+      <w:r>
+        <w:t>cdsapirc</w:t>
+      </w:r>
+      <w:proofErr w:type="spellEnd"/>
+      <w:r>
+        <w:t xml:space="preserve"> file, to save in different locations depending on the OS. </w:t>
       </w:r>
     </w:p>
     <w:p>
@@ -4247,17 +4573,46 @@
         <w:t>Python modules</w:t>
       </w:r>
       <w:r>
-        <w:t xml:space="preserve"> needed are: cdsapi,</w:t>
-      </w:r>
-      <w:r>
-        <w:t xml:space="preserve"> matplotlib, openpyxl,</w:t>
+        <w:t xml:space="preserve"> needed are: </w:t>
+      </w:r>
+      <w:proofErr w:type="spellStart"/>
+      <w:r>
+        <w:t>cdsapi</w:t>
+      </w:r>
+      <w:proofErr w:type="spellEnd"/>
+      <w:r>
+        <w:t>,</w:t>
+      </w:r>
+      <w:r>
+        <w:t xml:space="preserve"> matplotlib, </w:t>
+      </w:r>
+      <w:proofErr w:type="spellStart"/>
+      <w:r>
+        <w:t>openpyxl</w:t>
+      </w:r>
+      <w:proofErr w:type="spellEnd"/>
+      <w:r>
+        <w:t>,</w:t>
       </w:r>
       <w:r>
         <w:t xml:space="preserve"> pandas, </w:t>
       </w:r>
       <w:r>
-        <w:t>pathos, utm, scipy</w:t>
-      </w:r>
+        <w:t xml:space="preserve">pathos, </w:t>
+      </w:r>
+      <w:proofErr w:type="spellStart"/>
+      <w:r>
+        <w:t>utm</w:t>
+      </w:r>
+      <w:proofErr w:type="spellEnd"/>
+      <w:r>
+        <w:t xml:space="preserve">, </w:t>
+      </w:r>
+      <w:proofErr w:type="spellStart"/>
+      <w:r>
+        <w:t>scipy</w:t>
+      </w:r>
+      <w:proofErr w:type="spellEnd"/>
       <w:r>
         <w:t>.</w:t>
       </w:r>
@@ -4272,7 +4627,13 @@
     </w:p>
     <w:p>
       <w:r>
-        <w:t xml:space="preserve">It is possible to set a virtual environment with all the required dependencies specific for </w:t>
+        <w:t xml:space="preserve">It is </w:t>
+      </w:r>
+      <w:r>
+        <w:t>highly recommended</w:t>
+      </w:r>
+      <w:r>
+        <w:t xml:space="preserve"> to set a virtual environment with all the required dependencies specific for </w:t>
       </w:r>
       <w:r>
         <w:t>VIGIL</w:t>
@@ -4283,7 +4644,7 @@
       <w:r>
         <w:t>by using Anaconda (</w:t>
       </w:r>
-      <w:hyperlink r:id="rId17" w:history="1">
+      <w:hyperlink r:id="rId19" w:history="1">
         <w:r>
           <w:rPr>
             <w:rStyle w:val="Hyperlink"/>
@@ -4300,6 +4661,7 @@
       <w:r>
         <w:t xml:space="preserve"> An </w:t>
       </w:r>
+      <w:proofErr w:type="spellStart"/>
       <w:r>
         <w:rPr>
           <w:b/>
@@ -4307,6 +4669,7 @@
         </w:rPr>
         <w:t>environment.yml</w:t>
       </w:r>
+      <w:proofErr w:type="spellEnd"/>
       <w:r>
         <w:t xml:space="preserve"> file, which contains the name of the environment (“vigil” is the default) and the required modules, is available in the distribution in order to set the Conda environment quickly and easily.</w:t>
       </w:r>
@@ -4341,22 +4704,70 @@
           <w:lang w:val="fr-FR"/>
         </w:rPr>
       </w:pPr>
+      <w:proofErr w:type="spellStart"/>
       <w:r>
         <w:rPr>
           <w:rStyle w:val="None"/>
           <w:rFonts w:asciiTheme="majorHAnsi" w:hAnsiTheme="majorHAnsi" w:cstheme="majorHAnsi"/>
           <w:lang w:val="fr-FR"/>
         </w:rPr>
-        <w:t xml:space="preserve">conda </w:t>
-      </w:r>
+        <w:t>conda</w:t>
+      </w:r>
+      <w:proofErr w:type="spellEnd"/>
       <w:r>
         <w:rPr>
           <w:rStyle w:val="None"/>
           <w:rFonts w:asciiTheme="majorHAnsi" w:hAnsiTheme="majorHAnsi" w:cstheme="majorHAnsi"/>
           <w:lang w:val="fr-FR"/>
         </w:rPr>
-        <w:t>env create -f environment.yml</w:t>
-      </w:r>
+        <w:t xml:space="preserve"> </w:t>
+      </w:r>
+      <w:proofErr w:type="spellStart"/>
+      <w:r>
+        <w:rPr>
+          <w:rStyle w:val="None"/>
+          <w:rFonts w:asciiTheme="majorHAnsi" w:hAnsiTheme="majorHAnsi" w:cstheme="majorHAnsi"/>
+          <w:lang w:val="fr-FR"/>
+        </w:rPr>
+        <w:t>env</w:t>
+      </w:r>
+      <w:proofErr w:type="spellEnd"/>
+      <w:r>
+        <w:rPr>
+          <w:rStyle w:val="None"/>
+          <w:rFonts w:asciiTheme="majorHAnsi" w:hAnsiTheme="majorHAnsi" w:cstheme="majorHAnsi"/>
+          <w:lang w:val="fr-FR"/>
+        </w:rPr>
+        <w:t xml:space="preserve"> </w:t>
+      </w:r>
+      <w:proofErr w:type="spellStart"/>
+      <w:r>
+        <w:rPr>
+          <w:rStyle w:val="None"/>
+          <w:rFonts w:asciiTheme="majorHAnsi" w:hAnsiTheme="majorHAnsi" w:cstheme="majorHAnsi"/>
+          <w:lang w:val="fr-FR"/>
+        </w:rPr>
+        <w:t>create</w:t>
+      </w:r>
+      <w:proofErr w:type="spellEnd"/>
+      <w:r>
+        <w:rPr>
+          <w:rStyle w:val="None"/>
+          <w:rFonts w:asciiTheme="majorHAnsi" w:hAnsiTheme="majorHAnsi" w:cstheme="majorHAnsi"/>
+          <w:lang w:val="fr-FR"/>
+        </w:rPr>
+        <w:t xml:space="preserve"> -f </w:t>
+      </w:r>
+      <w:proofErr w:type="spellStart"/>
+      <w:r>
+        <w:rPr>
+          <w:rStyle w:val="None"/>
+          <w:rFonts w:asciiTheme="majorHAnsi" w:hAnsiTheme="majorHAnsi" w:cstheme="majorHAnsi"/>
+          <w:lang w:val="fr-FR"/>
+        </w:rPr>
+        <w:t>environment.yml</w:t>
+      </w:r>
+      <w:proofErr w:type="spellEnd"/>
     </w:p>
     <w:p>
       <w:pPr>
@@ -4384,18 +4795,27 @@
           <w:rFonts w:asciiTheme="majorHAnsi" w:hAnsiTheme="majorHAnsi" w:cstheme="majorHAnsi"/>
         </w:rPr>
       </w:pPr>
+      <w:proofErr w:type="spellStart"/>
       <w:r>
         <w:rPr>
           <w:rStyle w:val="None"/>
           <w:rFonts w:asciiTheme="majorHAnsi" w:hAnsiTheme="majorHAnsi" w:cstheme="majorHAnsi"/>
         </w:rPr>
-        <w:t xml:space="preserve">conda activate </w:t>
-      </w:r>
+        <w:t>conda</w:t>
+      </w:r>
+      <w:proofErr w:type="spellEnd"/>
       <w:r>
         <w:rPr>
           <w:rStyle w:val="None"/>
           <w:rFonts w:asciiTheme="majorHAnsi" w:hAnsiTheme="majorHAnsi" w:cstheme="majorHAnsi"/>
         </w:rPr>
+        <w:t xml:space="preserve"> activate </w:t>
+      </w:r>
+      <w:r>
+        <w:rPr>
+          <w:rStyle w:val="None"/>
+          <w:rFonts w:asciiTheme="majorHAnsi" w:hAnsiTheme="majorHAnsi" w:cstheme="majorHAnsi"/>
+        </w:rPr>
         <w:t>vigil</w:t>
       </w:r>
       <w:r>
@@ -4417,7 +4837,21 @@
         <w:rPr>
           <w:rStyle w:val="None"/>
         </w:rPr>
-        <w:t>(assuming the name “vigil” is not chanced in environment.yml)</w:t>
+        <w:t xml:space="preserve">(assuming the name “vigil” is not chanced in </w:t>
+      </w:r>
+      <w:proofErr w:type="spellStart"/>
+      <w:r>
+        <w:rPr>
+          <w:rStyle w:val="None"/>
+        </w:rPr>
+        <w:t>environment.yml</w:t>
+      </w:r>
+      <w:proofErr w:type="spellEnd"/>
+      <w:r>
+        <w:rPr>
+          <w:rStyle w:val="None"/>
+        </w:rPr>
+        <w:t>)</w:t>
       </w:r>
     </w:p>
     <w:p>
@@ -4446,12 +4880,21 @@
           <w:rFonts w:asciiTheme="majorHAnsi" w:hAnsiTheme="majorHAnsi" w:cstheme="majorHAnsi"/>
         </w:rPr>
       </w:pPr>
+      <w:proofErr w:type="spellStart"/>
       <w:r>
         <w:rPr>
           <w:rStyle w:val="None"/>
           <w:rFonts w:asciiTheme="majorHAnsi" w:hAnsiTheme="majorHAnsi" w:cstheme="majorHAnsi"/>
         </w:rPr>
-        <w:t xml:space="preserve">conda deactivate </w:t>
+        <w:t>conda</w:t>
+      </w:r>
+      <w:proofErr w:type="spellEnd"/>
+      <w:r>
+        <w:rPr>
+          <w:rStyle w:val="None"/>
+          <w:rFonts w:asciiTheme="majorHAnsi" w:hAnsiTheme="majorHAnsi" w:cstheme="majorHAnsi"/>
+        </w:rPr>
+        <w:t xml:space="preserve"> deactivate </w:t>
       </w:r>
     </w:p>
     <w:p>
@@ -4472,7 +4915,7 @@
       <w:bookmarkStart w:id="11" w:name="_Ref58332626"/>
       <w:bookmarkStart w:id="12" w:name="_Ref58332667"/>
       <w:bookmarkStart w:id="13" w:name="_Ref58332682"/>
-      <w:bookmarkStart w:id="14" w:name="_Toc111804014"/>
+      <w:bookmarkStart w:id="14" w:name="_Toc205721548"/>
       <w:r>
         <w:t>3</w:t>
       </w:r>
@@ -4523,12 +4966,14 @@
           <w:numId w:val="6"/>
         </w:numPr>
       </w:pPr>
+      <w:proofErr w:type="spellStart"/>
       <w:r>
         <w:rPr>
           <w:b/>
         </w:rPr>
         <w:t>diagno.inp</w:t>
       </w:r>
+      <w:proofErr w:type="spellEnd"/>
       <w:r>
         <w:t xml:space="preserve">: it denotes the DIAGNO input file. </w:t>
       </w:r>
@@ -4536,7 +4981,15 @@
         <w:t>This file has a fixed structure</w:t>
       </w:r>
       <w:r>
-        <w:t>, which is explained in the DIAGNO user manual available in the DISGAS package. Working versions can be found in the Example folders: the user can use any working version of the diagno.inp file from the example without modifying it. weather.py modifies all the necessary entries</w:t>
+        <w:t xml:space="preserve">, which is explained in the DIAGNO user manual available in the DISGAS package. Working versions can be found in the Example folders: the user can use any working version of the </w:t>
+      </w:r>
+      <w:proofErr w:type="spellStart"/>
+      <w:r>
+        <w:t>diagno.inp</w:t>
+      </w:r>
+      <w:proofErr w:type="spellEnd"/>
+      <w:r>
+        <w:t xml:space="preserve"> file from the example without modifying it. weather.py modifies all the necessary entries</w:t>
       </w:r>
       <w:r>
         <w:t xml:space="preserve"> based on the simulation setup</w:t>
@@ -4557,8 +5010,30 @@
         <w:rPr>
           <w:b/>
         </w:rPr>
-        <w:t>“problemname”.inp</w:t>
-      </w:r>
+        <w:t>“</w:t>
+      </w:r>
+      <w:proofErr w:type="spellStart"/>
+      <w:r>
+        <w:rPr>
+          <w:b/>
+        </w:rPr>
+        <w:t>problemname</w:t>
+      </w:r>
+      <w:proofErr w:type="spellEnd"/>
+      <w:r>
+        <w:rPr>
+          <w:b/>
+        </w:rPr>
+        <w:t>”.</w:t>
+      </w:r>
+      <w:proofErr w:type="spellStart"/>
+      <w:r>
+        <w:rPr>
+          <w:b/>
+        </w:rPr>
+        <w:t>inp</w:t>
+      </w:r>
+      <w:proofErr w:type="spellEnd"/>
       <w:r>
         <w:t xml:space="preserve">: it is the control file of DISGAS and/or </w:t>
       </w:r>
@@ -4566,11 +5041,24 @@
         <w:t>TWODEE-2</w:t>
       </w:r>
       <w:r>
-        <w:t>. “problemname” should be “di</w:t>
+        <w:t>. “</w:t>
+      </w:r>
+      <w:proofErr w:type="spellStart"/>
+      <w:r>
+        <w:t>problemname</w:t>
+      </w:r>
+      <w:proofErr w:type="spellEnd"/>
+      <w:r>
+        <w:t>” should be “</w:t>
+      </w:r>
+      <w:proofErr w:type="spellStart"/>
+      <w:r>
+        <w:t>di</w:t>
       </w:r>
       <w:r>
         <w:t>sgas</w:t>
       </w:r>
+      <w:proofErr w:type="spellEnd"/>
       <w:r>
         <w:t>” or “</w:t>
       </w:r>
@@ -4593,13 +5081,37 @@
         <w:t>Similar to</w:t>
       </w:r>
       <w:r>
-        <w:t xml:space="preserve"> diagno.inp, the user can take any of the files in the Example folders; run_models.py will take care of modifying these files accordingly.</w:t>
+        <w:t xml:space="preserve"> </w:t>
+      </w:r>
+      <w:proofErr w:type="spellStart"/>
+      <w:r>
+        <w:t>diagno.inp</w:t>
+      </w:r>
+      <w:proofErr w:type="spellEnd"/>
+      <w:r>
+        <w:t>, the user can take any of the files in the Example folders; run_models.py will take care of modifying these files accordingly.</w:t>
       </w:r>
       <w:r>
         <w:t xml:space="preserve"> NOTE: it is recommended to avoid and/or delete any comments in the input files as to avoid issues when run_models.py modifies them. </w:t>
       </w:r>
       <w:r>
-        <w:t xml:space="preserve">Future versions of VIGIL will use built-in templates of diagno.inp, disgas.inp and </w:t>
+        <w:t xml:space="preserve">Future versions of VIGIL will use built-in templates of </w:t>
+      </w:r>
+      <w:proofErr w:type="spellStart"/>
+      <w:r>
+        <w:t>diagno.inp</w:t>
+      </w:r>
+      <w:proofErr w:type="spellEnd"/>
+      <w:r>
+        <w:t xml:space="preserve">, </w:t>
+      </w:r>
+      <w:proofErr w:type="spellStart"/>
+      <w:r>
+        <w:t>disgas.inp</w:t>
+      </w:r>
+      <w:proofErr w:type="spellEnd"/>
+      <w:r>
+        <w:t xml:space="preserve"> and </w:t>
       </w:r>
       <w:r>
         <w:t>TWODEE-2</w:t>
@@ -4616,12 +5128,14 @@
           <w:numId w:val="6"/>
         </w:numPr>
       </w:pPr>
+      <w:proofErr w:type="spellStart"/>
       <w:r>
         <w:rPr>
           <w:b/>
         </w:rPr>
         <w:t>topography.grd</w:t>
       </w:r>
+      <w:proofErr w:type="spellEnd"/>
       <w:r>
         <w:t xml:space="preserve">: a file that describes the topography in </w:t>
       </w:r>
@@ -4640,7 +5154,7 @@
       <w:r>
         <w:t xml:space="preserve"> (</w:t>
       </w:r>
-      <w:hyperlink r:id="rId18" w:history="1">
+      <w:hyperlink r:id="rId20" w:history="1">
         <w:r>
           <w:rPr>
             <w:rStyle w:val="Hyperlink"/>
@@ -4666,12 +5180,14 @@
           <w:numId w:val="6"/>
         </w:numPr>
       </w:pPr>
+      <w:proofErr w:type="spellStart"/>
       <w:r>
         <w:rPr>
           <w:b/>
         </w:rPr>
         <w:t>roughness.grd</w:t>
       </w:r>
+      <w:proofErr w:type="spellEnd"/>
       <w:r>
         <w:t xml:space="preserve">: a file that describes the roughness length in ASCII </w:t>
       </w:r>
@@ -4684,7 +5200,7 @@
       <w:r>
         <w:t xml:space="preserve"> (</w:t>
       </w:r>
-      <w:hyperlink r:id="rId19" w:history="1">
+      <w:hyperlink r:id="rId21" w:history="1">
         <w:r>
           <w:rPr>
             <w:rStyle w:val="Hyperlink"/>
@@ -4696,12 +5212,27 @@
         <w:t>)</w:t>
       </w:r>
       <w:r>
-        <w:t>. In DISGAS it is possible to set a uniform value in the disgas.inp file, in which case roughness.grd is not required.</w:t>
-      </w:r>
-    </w:p>
-    <w:p>
-      <w:r>
-        <w:lastRenderedPageBreak/>
+        <w:t xml:space="preserve">. In DISGAS it is possible to set a uniform value in the </w:t>
+      </w:r>
+      <w:proofErr w:type="spellStart"/>
+      <w:r>
+        <w:t>disgas.inp</w:t>
+      </w:r>
+      <w:proofErr w:type="spellEnd"/>
+      <w:r>
+        <w:t xml:space="preserve"> file, in which case </w:t>
+      </w:r>
+      <w:proofErr w:type="spellStart"/>
+      <w:r>
+        <w:t>roughness.grd</w:t>
+      </w:r>
+      <w:proofErr w:type="spellEnd"/>
+      <w:r>
+        <w:t xml:space="preserve"> is not required.</w:t>
+      </w:r>
+    </w:p>
+    <w:p>
+      <w:r>
         <w:t xml:space="preserve">Details on the structure of these ASCII GRID files are available in the DISGAS and </w:t>
       </w:r>
       <w:r>
@@ -4715,6 +5246,7 @@
       <w:bookmarkStart w:id="16" w:name="_Hlk59530310"/>
       <w:bookmarkEnd w:id="15"/>
       <w:r>
+        <w:lastRenderedPageBreak/>
         <w:t>Other optional files are required depending on the options chosen by the user.</w:t>
       </w:r>
       <w:r>
@@ -4741,12 +5273,14 @@
       <w:r>
         <w:t xml:space="preserve"> a “</w:t>
       </w:r>
+      <w:proofErr w:type="spellStart"/>
       <w:r>
         <w:rPr>
           <w:b/>
         </w:rPr>
         <w:t>weather_stations</w:t>
       </w:r>
+      <w:proofErr w:type="spellEnd"/>
       <w:r>
         <w:t xml:space="preserve">” folder </w:t>
       </w:r>
@@ -4769,7 +5303,13 @@
         <w:rPr>
           <w:b/>
         </w:rPr>
-        <w:t>weather_stations_list.txt</w:t>
+        <w:t>weather_stations_list.</w:t>
+      </w:r>
+      <w:r>
+        <w:rPr>
+          <w:b/>
+        </w:rPr>
+        <w:t>csv</w:t>
       </w:r>
       <w:r>
         <w:t>: it contains the list of files with the weather station data and that are stored in</w:t>
@@ -4778,7 +5318,15 @@
         <w:t xml:space="preserve"> the folder</w:t>
       </w:r>
       <w:r>
-        <w:t xml:space="preserve"> “weather_stations”. Mandatory only when the user run DIAGNO with local </w:t>
+        <w:t xml:space="preserve"> “</w:t>
+      </w:r>
+      <w:proofErr w:type="spellStart"/>
+      <w:r>
+        <w:t>weather_stations</w:t>
+      </w:r>
+      <w:proofErr w:type="spellEnd"/>
+      <w:r>
+        <w:t xml:space="preserve">”. Mandatory only when the user run DIAGNO with local </w:t>
       </w:r>
       <w:r>
         <w:t>meteorological</w:t>
@@ -4919,10 +5467,40 @@
         <w:rPr>
           <w:b/>
         </w:rPr>
-        <w:t>“file_name”.txt</w:t>
-      </w:r>
-      <w:r>
-        <w:t>: it contains the meteorological data acquired by a weather station. The file has to be included in the “weather_station” folder. Mandatory only when the user run DIAGNO with local meterological data</w:t>
+        <w:t>“</w:t>
+      </w:r>
+      <w:proofErr w:type="spellStart"/>
+      <w:r>
+        <w:rPr>
+          <w:b/>
+        </w:rPr>
+        <w:t>file_name”.</w:t>
+      </w:r>
+      <w:r>
+        <w:rPr>
+          <w:b/>
+        </w:rPr>
+        <w:t>csv</w:t>
+      </w:r>
+      <w:proofErr w:type="spellEnd"/>
+      <w:r>
+        <w:t>: it contains the meteorological data acquired by a weather station. The file has to be included in the “</w:t>
+      </w:r>
+      <w:proofErr w:type="spellStart"/>
+      <w:r>
+        <w:t>weather_station</w:t>
+      </w:r>
+      <w:proofErr w:type="spellEnd"/>
+      <w:r>
+        <w:t xml:space="preserve">” folder. Mandatory only when the user run DIAGNO with local </w:t>
+      </w:r>
+      <w:proofErr w:type="spellStart"/>
+      <w:r>
+        <w:t>meterological</w:t>
+      </w:r>
+      <w:proofErr w:type="spellEnd"/>
+      <w:r>
+        <w:t xml:space="preserve"> data</w:t>
       </w:r>
       <w:r>
         <w:t xml:space="preserve"> (-WST True, see section </w:t>
@@ -4984,11 +5562,61 @@
           <w:rFonts w:asciiTheme="majorHAnsi" w:hAnsiTheme="majorHAnsi" w:cstheme="majorHAnsi"/>
         </w:rPr>
       </w:pPr>
-      <w:r>
-        <w:rPr>
-          <w:rFonts w:asciiTheme="majorHAnsi" w:hAnsiTheme="majorHAnsi" w:cstheme="majorHAnsi"/>
-        </w:rPr>
-        <w:t>yyyymmdd-HH:MM,T(°C),Wind dir (°N),Wind speed(km/h),P(hPa),Tsoil(°C)</w:t>
+      <w:proofErr w:type="spellStart"/>
+      <w:r>
+        <w:rPr>
+          <w:rFonts w:asciiTheme="majorHAnsi" w:hAnsiTheme="majorHAnsi" w:cstheme="majorHAnsi"/>
+        </w:rPr>
+        <w:t>yyyymmdd</w:t>
+      </w:r>
+      <w:proofErr w:type="spellEnd"/>
+      <w:r>
+        <w:rPr>
+          <w:rFonts w:asciiTheme="majorHAnsi" w:hAnsiTheme="majorHAnsi" w:cstheme="majorHAnsi"/>
+        </w:rPr>
+        <w:t xml:space="preserve">-HH:MM,T(°C),Wind </w:t>
+      </w:r>
+      <w:proofErr w:type="spellStart"/>
+      <w:r>
+        <w:rPr>
+          <w:rFonts w:asciiTheme="majorHAnsi" w:hAnsiTheme="majorHAnsi" w:cstheme="majorHAnsi"/>
+        </w:rPr>
+        <w:t>dir</w:t>
+      </w:r>
+      <w:proofErr w:type="spellEnd"/>
+      <w:r>
+        <w:rPr>
+          <w:rFonts w:asciiTheme="majorHAnsi" w:hAnsiTheme="majorHAnsi" w:cstheme="majorHAnsi"/>
+        </w:rPr>
+        <w:t xml:space="preserve"> (°N),Wind speed(km/h),P(</w:t>
+      </w:r>
+      <w:proofErr w:type="spellStart"/>
+      <w:r>
+        <w:rPr>
+          <w:rFonts w:asciiTheme="majorHAnsi" w:hAnsiTheme="majorHAnsi" w:cstheme="majorHAnsi"/>
+        </w:rPr>
+        <w:t>hPa</w:t>
+      </w:r>
+      <w:proofErr w:type="spellEnd"/>
+      <w:r>
+        <w:rPr>
+          <w:rFonts w:asciiTheme="majorHAnsi" w:hAnsiTheme="majorHAnsi" w:cstheme="majorHAnsi"/>
+        </w:rPr>
+        <w:t>),</w:t>
+      </w:r>
+      <w:proofErr w:type="spellStart"/>
+      <w:r>
+        <w:rPr>
+          <w:rFonts w:asciiTheme="majorHAnsi" w:hAnsiTheme="majorHAnsi" w:cstheme="majorHAnsi"/>
+        </w:rPr>
+        <w:t>Tsoil</w:t>
+      </w:r>
+      <w:proofErr w:type="spellEnd"/>
+      <w:r>
+        <w:rPr>
+          <w:rFonts w:asciiTheme="majorHAnsi" w:hAnsiTheme="majorHAnsi" w:cstheme="majorHAnsi"/>
+        </w:rPr>
+        <w:t>(°C)</w:t>
       </w:r>
     </w:p>
     <w:p>
@@ -5049,14 +5677,24 @@
       <w:r>
         <w:t xml:space="preserve">It is a comma-separated file, with each line representing a time record of the data with a 1-hour time resolution. The record </w:t>
       </w:r>
+      <w:proofErr w:type="spellStart"/>
       <w:r>
         <w:rPr>
           <w:rFonts w:asciiTheme="majorHAnsi" w:hAnsiTheme="majorHAnsi" w:cstheme="majorHAnsi"/>
         </w:rPr>
         <w:t>Tsoil</w:t>
       </w:r>
-      <w:r>
-        <w:t xml:space="preserve"> (soil temperature) should be set to NaN when not available, in which case weather.py set it equal to </w:t>
+      <w:proofErr w:type="spellEnd"/>
+      <w:r>
+        <w:t xml:space="preserve"> (soil temperature) should be set to </w:t>
+      </w:r>
+      <w:proofErr w:type="spellStart"/>
+      <w:r>
+        <w:t>NaN</w:t>
+      </w:r>
+      <w:proofErr w:type="spellEnd"/>
+      <w:r>
+        <w:t xml:space="preserve"> when not available, in which case weather.py set it equal to </w:t>
       </w:r>
       <w:r>
         <w:rPr>
@@ -5251,6 +5889,7 @@
           <w:lang w:val="fr-FR"/>
         </w:rPr>
       </w:pPr>
+      <w:proofErr w:type="spellStart"/>
       <w:r>
         <w:rPr>
           <w:rFonts w:asciiTheme="majorHAnsi" w:hAnsiTheme="majorHAnsi" w:cstheme="majorHAnsi"/>
@@ -5321,14 +5960,32 @@
           <w:szCs w:val="22"/>
           <w:lang w:val="fr-FR"/>
         </w:rPr>
-        <w:t>kg/s</w:t>
-      </w:r>
+        <w:t>kg</w:t>
+      </w:r>
+      <w:proofErr w:type="spellEnd"/>
       <w:r>
         <w:rPr>
           <w:rFonts w:asciiTheme="majorHAnsi" w:hAnsiTheme="majorHAnsi" w:cstheme="majorHAnsi"/>
           <w:szCs w:val="22"/>
           <w:lang w:val="fr-FR"/>
         </w:rPr>
+        <w:t>/</w:t>
+      </w:r>
+      <w:proofErr w:type="spellStart"/>
+      <w:r>
+        <w:rPr>
+          <w:rFonts w:asciiTheme="majorHAnsi" w:hAnsiTheme="majorHAnsi" w:cstheme="majorHAnsi"/>
+          <w:szCs w:val="22"/>
+          <w:lang w:val="fr-FR"/>
+        </w:rPr>
+        <w:t>s</w:t>
+      </w:r>
+      <w:r>
+        <w:rPr>
+          <w:rFonts w:asciiTheme="majorHAnsi" w:hAnsiTheme="majorHAnsi" w:cstheme="majorHAnsi"/>
+          <w:szCs w:val="22"/>
+          <w:lang w:val="fr-FR"/>
+        </w:rPr>
         <w:t>,</w:t>
       </w:r>
       <w:r>
@@ -5339,6 +5996,7 @@
         </w:rPr>
         <w:t>T</w:t>
       </w:r>
+      <w:proofErr w:type="spellEnd"/>
       <w:r>
         <w:rPr>
           <w:rFonts w:asciiTheme="majorHAnsi" w:hAnsiTheme="majorHAnsi" w:cstheme="majorHAnsi"/>
@@ -5355,6 +6013,7 @@
         </w:rPr>
         <w:t>,</w:t>
       </w:r>
+      <w:proofErr w:type="spellStart"/>
       <w:r>
         <w:rPr>
           <w:rFonts w:asciiTheme="majorHAnsi" w:hAnsiTheme="majorHAnsi" w:cstheme="majorHAnsi"/>
@@ -5393,7 +6052,16 @@
           <w:szCs w:val="22"/>
           <w:lang w:val="fr-FR"/>
         </w:rPr>
-        <w:t xml:space="preserve">dur </w:t>
+        <w:t>dur</w:t>
+      </w:r>
+      <w:proofErr w:type="spellEnd"/>
+      <w:r>
+        <w:rPr>
+          <w:rFonts w:asciiTheme="majorHAnsi" w:hAnsiTheme="majorHAnsi" w:cstheme="majorHAnsi"/>
+          <w:szCs w:val="22"/>
+          <w:lang w:val="fr-FR"/>
+        </w:rPr>
+        <w:t xml:space="preserve"> </w:t>
       </w:r>
     </w:p>
     <w:p>
@@ -5686,6 +6354,7 @@
         </w:rPr>
         <w:t xml:space="preserve"> and </w:t>
       </w:r>
+      <w:proofErr w:type="spellStart"/>
       <w:r>
         <w:rPr>
           <w:rFonts w:asciiTheme="majorHAnsi" w:hAnsiTheme="majorHAnsi" w:cstheme="majorHAnsi"/>
@@ -5693,6 +6362,7 @@
         </w:rPr>
         <w:t>dy</w:t>
       </w:r>
+      <w:proofErr w:type="spellEnd"/>
       <w:r>
         <w:rPr>
           <w:szCs w:val="22"/>
@@ -5779,6 +6449,7 @@
         </w:rPr>
         <w:t xml:space="preserve"> and </w:t>
       </w:r>
+      <w:proofErr w:type="spellStart"/>
       <w:r>
         <w:rPr>
           <w:rFonts w:asciiTheme="majorHAnsi" w:hAnsiTheme="majorHAnsi" w:cstheme="majorHAnsi"/>
@@ -5786,6 +6457,7 @@
         </w:rPr>
         <w:t>dy</w:t>
       </w:r>
+      <w:proofErr w:type="spellEnd"/>
       <w:r>
         <w:rPr>
           <w:szCs w:val="22"/>
@@ -5823,6 +6495,7 @@
         </w:rPr>
         <w:t xml:space="preserve"> and </w:t>
       </w:r>
+      <w:proofErr w:type="spellStart"/>
       <w:r>
         <w:rPr>
           <w:rFonts w:asciiTheme="majorHAnsi" w:hAnsiTheme="majorHAnsi" w:cstheme="majorHAnsi"/>
@@ -5830,6 +6503,7 @@
         </w:rPr>
         <w:t>dy</w:t>
       </w:r>
+      <w:proofErr w:type="spellEnd"/>
       <w:r>
         <w:rPr>
           <w:szCs w:val="22"/>
@@ -5858,7 +6532,6 @@
         <w:rPr>
           <w:szCs w:val="22"/>
         </w:rPr>
-        <w:lastRenderedPageBreak/>
         <w:t xml:space="preserve">the gas temperature of the source </w:t>
       </w:r>
       <w:r>
@@ -5899,6 +6572,7 @@
           <w:bCs/>
           <w:szCs w:val="22"/>
         </w:rPr>
+        <w:lastRenderedPageBreak/>
         <w:t>gas_properties.csv</w:t>
       </w:r>
       <w:r>
@@ -5927,6 +6601,7 @@
           <w:szCs w:val="22"/>
         </w:rPr>
       </w:pPr>
+      <w:proofErr w:type="spellStart"/>
       <w:r>
         <w:rPr>
           <w:b/>
@@ -5948,6 +6623,7 @@
         </w:rPr>
         <w:t>grd</w:t>
       </w:r>
+      <w:proofErr w:type="spellEnd"/>
       <w:r>
         <w:rPr>
           <w:b/>
@@ -5976,7 +6652,7 @@
         </w:rPr>
         <w:t>Surfer v6 GRD format (</w:t>
       </w:r>
-      <w:hyperlink r:id="rId20" w:history="1">
+      <w:hyperlink r:id="rId22" w:history="1">
         <w:r>
           <w:rPr>
             <w:rStyle w:val="Hyperlink"/>
@@ -6045,12 +6721,14 @@
         </w:rPr>
         <w:t>“</w:t>
       </w:r>
+      <w:proofErr w:type="spellStart"/>
       <w:r>
         <w:rPr>
           <w:szCs w:val="22"/>
         </w:rPr>
         <w:t>problemname</w:t>
       </w:r>
+      <w:proofErr w:type="spellEnd"/>
       <w:r>
         <w:rPr>
           <w:szCs w:val="22"/>
@@ -6061,7 +6739,21 @@
         <w:rPr>
           <w:szCs w:val="22"/>
         </w:rPr>
-        <w:t xml:space="preserve">.inp. </w:t>
+        <w:t>.</w:t>
+      </w:r>
+      <w:proofErr w:type="spellStart"/>
+      <w:r>
+        <w:rPr>
+          <w:szCs w:val="22"/>
+        </w:rPr>
+        <w:t>inp</w:t>
+      </w:r>
+      <w:proofErr w:type="spellEnd"/>
+      <w:r>
+        <w:rPr>
+          <w:szCs w:val="22"/>
+        </w:rPr>
+        <w:t xml:space="preserve">. </w:t>
       </w:r>
     </w:p>
     <w:p/>
@@ -6611,7 +7303,21 @@
         <w:rPr>
           <w:rFonts w:eastAsiaTheme="minorEastAsia"/>
         </w:rPr>
-        <w:t xml:space="preserve"> hPa. The molar</w:t>
+        <w:t xml:space="preserve"> </w:t>
+      </w:r>
+      <w:proofErr w:type="spellStart"/>
+      <w:r>
+        <w:rPr>
+          <w:rFonts w:eastAsiaTheme="minorEastAsia"/>
+        </w:rPr>
+        <w:t>hPa</w:t>
+      </w:r>
+      <w:proofErr w:type="spellEnd"/>
+      <w:r>
+        <w:rPr>
+          <w:rFonts w:eastAsiaTheme="minorEastAsia"/>
+        </w:rPr>
+        <w:t>. The molar</w:t>
       </w:r>
       <w:r>
         <w:rPr>
@@ -6708,8 +7414,16 @@
         <w:rPr>
           <w:rFonts w:asciiTheme="majorHAnsi" w:hAnsiTheme="majorHAnsi" w:cstheme="majorHAnsi"/>
         </w:rPr>
-        <w:t>-TS –tracking_specie</w:t>
-      </w:r>
+        <w:t>-TS –</w:t>
+      </w:r>
+      <w:proofErr w:type="spellStart"/>
+      <w:r>
+        <w:rPr>
+          <w:rFonts w:asciiTheme="majorHAnsi" w:hAnsiTheme="majorHAnsi" w:cstheme="majorHAnsi"/>
+        </w:rPr>
+        <w:t>tracking_specie</w:t>
+      </w:r>
+      <w:proofErr w:type="spellEnd"/>
       <w:r>
         <w:t>; see Section 4</w:t>
       </w:r>
@@ -6877,7 +7591,14 @@
           <w:b/>
           <w:bCs/>
         </w:rPr>
-        <w:t>sources_input.txt</w:t>
+        <w:t>sources_input.</w:t>
+      </w:r>
+      <w:r>
+        <w:rPr>
+          <w:b/>
+          <w:bCs/>
+        </w:rPr>
+        <w:t>csv</w:t>
       </w:r>
       <w:r>
         <w:t xml:space="preserve"> file.</w:t>
@@ -6927,6 +7648,7 @@
         <w:rPr>
           <w:rFonts w:asciiTheme="majorHAnsi" w:hAnsiTheme="majorHAnsi" w:cstheme="majorHAnsi"/>
         </w:rPr>
+        <w:lastRenderedPageBreak/>
         <w:t>CO2/H2O,H2S/H2O,CT_CO2,ET_CO2,CT_H2S,ET_H2S,M_CO2,M_H2S,M_H2O,</w:t>
       </w:r>
       <w:r>
@@ -7423,7 +8145,6 @@
         </w:numPr>
       </w:pPr>
       <w:r>
-        <w:lastRenderedPageBreak/>
         <w:t xml:space="preserve">The columns with concentration thresholds and exposure times for the persistence calculations are optional. If the user activates the persistence calculation and these data are not provided in </w:t>
       </w:r>
       <w:r>
@@ -7458,7 +8179,11 @@
         <w:t>TWODEE-2</w:t>
       </w:r>
       <w:r>
-        <w:t xml:space="preserve"> or DISGAS represents a constant concentration in the time between the previous and the current output time, i.e. if the gas dispersion simulation is setup to produce an output every 6 hours, VIGIL assumes that the concentration in these 6 hours is equal to the gas concentration at the output time under analysis. This implies that, if the exposure time for a specific concentration threshold is 1 hour and the simulations produce outputs every 6 hours, VIGIL assumes that the concentration overcomes the threshold for at least 1 hour</w:t>
+        <w:t xml:space="preserve"> or DISGAS represents a constant concentration in the time between the </w:t>
+      </w:r>
+      <w:r>
+        <w:lastRenderedPageBreak/>
+        <w:t>previous and the current output time, i.e. if the gas dispersion simulation is setup to produce an output every 6 hours, VIGIL assumes that the concentration in these 6 hours is equal to the gas concentration at the output time under analysis. This implies that, if the exposure time for a specific concentration threshold is 1 hour and the simulations produce outputs every 6 hours, VIGIL assumes that the concentration overcomes the threshold for at least 1 hour</w:t>
       </w:r>
       <w:r>
         <w:t xml:space="preserve"> in the 6 hours before the current output time under analysis. This approach is clearly an assumption and work is underway to improve it.</w:t>
@@ -7515,7 +8240,21 @@
         <w:rPr>
           <w:rFonts w:asciiTheme="majorHAnsi" w:hAnsiTheme="majorHAnsi" w:cstheme="majorHAnsi"/>
         </w:rPr>
-        <w:t xml:space="preserve">-TP --tracking_points </w:t>
+        <w:t>-TP --</w:t>
+      </w:r>
+      <w:proofErr w:type="spellStart"/>
+      <w:r>
+        <w:rPr>
+          <w:rFonts w:asciiTheme="majorHAnsi" w:hAnsiTheme="majorHAnsi" w:cstheme="majorHAnsi"/>
+        </w:rPr>
+        <w:t>tracking_points</w:t>
+      </w:r>
+      <w:proofErr w:type="spellEnd"/>
+      <w:r>
+        <w:rPr>
+          <w:rFonts w:asciiTheme="majorHAnsi" w:hAnsiTheme="majorHAnsi" w:cstheme="majorHAnsi"/>
+        </w:rPr>
+        <w:t xml:space="preserve"> </w:t>
       </w:r>
       <w:r>
         <w:t xml:space="preserve">is activated (see Section </w:t>
@@ -7540,6 +8279,7 @@
       </w:r>
     </w:p>
     <w:p>
+      <w:proofErr w:type="spellStart"/>
       <w:r>
         <w:rPr>
           <w:rFonts w:asciiTheme="majorHAnsi" w:hAnsiTheme="majorHAnsi" w:cstheme="majorHAnsi"/>
@@ -7564,6 +8304,7 @@
         </w:rPr>
         <w:t>z</w:t>
       </w:r>
+      <w:proofErr w:type="spellEnd"/>
     </w:p>
     <w:p>
       <w:pPr>
@@ -7796,7 +8537,21 @@
         <w:rPr>
           <w:rFonts w:asciiTheme="majorHAnsi" w:hAnsiTheme="majorHAnsi" w:cstheme="majorHAnsi"/>
         </w:rPr>
-        <w:t>“file_name.csv”,easting,northing,m above ground</w:t>
+        <w:t>“file_name.csv”,</w:t>
+      </w:r>
+      <w:proofErr w:type="spellStart"/>
+      <w:r>
+        <w:rPr>
+          <w:rFonts w:asciiTheme="majorHAnsi" w:hAnsiTheme="majorHAnsi" w:cstheme="majorHAnsi"/>
+        </w:rPr>
+        <w:t>easting,northing,m</w:t>
+      </w:r>
+      <w:proofErr w:type="spellEnd"/>
+      <w:r>
+        <w:rPr>
+          <w:rFonts w:asciiTheme="majorHAnsi" w:hAnsiTheme="majorHAnsi" w:cstheme="majorHAnsi"/>
+        </w:rPr>
+        <w:t xml:space="preserve"> above ground</w:t>
       </w:r>
     </w:p>
     <w:p>
@@ -7941,79 +8696,82 @@
       <w:pPr>
         <w:pStyle w:val="Heading1"/>
       </w:pPr>
-      <w:bookmarkStart w:id="18" w:name="_Toc111804015"/>
+      <w:bookmarkStart w:id="18" w:name="_Toc205721549"/>
+      <w:r>
+        <w:t xml:space="preserve">4. Running </w:t>
+      </w:r>
+      <w:r>
+        <w:t>VIGIL</w:t>
+      </w:r>
+      <w:bookmarkEnd w:id="18"/>
+    </w:p>
+    <w:p/>
+    <w:p>
+      <w:r>
+        <w:t xml:space="preserve">The workflow from weather data processing to post processing model outputs is shown in Fig. 1 and consist in running the Python scripts in the following sequence: weather.py, run_models.py, </w:t>
+      </w:r>
       <w:r>
         <w:lastRenderedPageBreak/>
-        <w:t xml:space="preserve">4. Running </w:t>
+        <w:t xml:space="preserve">post_process.py. Each of these scripts has several options that can be selected by the user to activate or deactivate the different functionalities available in </w:t>
       </w:r>
       <w:r>
         <w:t>VIGIL</w:t>
       </w:r>
-      <w:bookmarkEnd w:id="18"/>
-    </w:p>
-    <w:p/>
-    <w:p>
-      <w:r>
-        <w:t xml:space="preserve">The workflow from weather data processing to post processing model outputs is shown in Fig. 1 and consist in running the Python scripts in the following sequence: weather.py, run_models.py, post_process.py. Each of these scripts has several options that can be selected by the user to activate or deactivate the different functionalities available in </w:t>
-      </w:r>
-      <w:r>
+      <w:r>
+        <w:t>. The options can be reviewed in the READM</w:t>
+      </w:r>
+      <w:r>
+        <w:t>E</w:t>
+      </w:r>
+      <w:r>
+        <w:t>.md file provided in the package and at any time in the command line by the command:</w:t>
+      </w:r>
+    </w:p>
+    <w:p>
+      <w:pPr>
+        <w:rPr>
+          <w:rFonts w:asciiTheme="majorHAnsi" w:hAnsiTheme="majorHAnsi" w:cstheme="majorHAnsi"/>
+        </w:rPr>
+      </w:pPr>
+      <w:r>
+        <w:rPr>
+          <w:rFonts w:asciiTheme="majorHAnsi" w:hAnsiTheme="majorHAnsi" w:cstheme="majorHAnsi"/>
+        </w:rPr>
+        <w:t>python “script” --help</w:t>
+      </w:r>
+    </w:p>
+    <w:p>
+      <w:pPr>
+        <w:rPr>
+          <w:rFonts w:cs="Times New Roman"/>
+        </w:rPr>
+      </w:pPr>
+      <w:r>
+        <w:rPr>
+          <w:rFonts w:cs="Times New Roman"/>
+        </w:rPr>
+        <w:t xml:space="preserve">where “script” is the name of the Python script. </w:t>
+      </w:r>
+    </w:p>
+    <w:p>
+      <w:pPr>
+        <w:rPr>
+          <w:rFonts w:cs="Times New Roman"/>
+        </w:rPr>
+      </w:pPr>
+      <w:r>
+        <w:rPr>
+          <w:rFonts w:cs="Times New Roman"/>
+        </w:rPr>
+        <w:t xml:space="preserve">Practical examples on the usage of </w:t>
+      </w:r>
+      <w:r>
+        <w:rPr>
+          <w:rFonts w:cs="Times New Roman"/>
+        </w:rPr>
         <w:t>VIGIL</w:t>
       </w:r>
       <w:r>
-        <w:t>. The options can be reviewed in the READM</w:t>
-      </w:r>
-      <w:r>
-        <w:t>E</w:t>
-      </w:r>
-      <w:r>
-        <w:t>.md file provided in the package and at any time in the command line by the command:</w:t>
-      </w:r>
-    </w:p>
-    <w:p>
-      <w:pPr>
-        <w:rPr>
-          <w:rFonts w:asciiTheme="majorHAnsi" w:hAnsiTheme="majorHAnsi" w:cstheme="majorHAnsi"/>
-        </w:rPr>
-      </w:pPr>
-      <w:r>
-        <w:rPr>
-          <w:rFonts w:asciiTheme="majorHAnsi" w:hAnsiTheme="majorHAnsi" w:cstheme="majorHAnsi"/>
-        </w:rPr>
-        <w:t>python “script” --help</w:t>
-      </w:r>
-    </w:p>
-    <w:p>
-      <w:pPr>
-        <w:rPr>
-          <w:rFonts w:cs="Times New Roman"/>
-        </w:rPr>
-      </w:pPr>
-      <w:r>
-        <w:rPr>
-          <w:rFonts w:cs="Times New Roman"/>
-        </w:rPr>
-        <w:t xml:space="preserve">where “script” is the name of the Python script. </w:t>
-      </w:r>
-    </w:p>
-    <w:p>
-      <w:pPr>
-        <w:rPr>
-          <w:rFonts w:cs="Times New Roman"/>
-        </w:rPr>
-      </w:pPr>
-      <w:r>
-        <w:rPr>
-          <w:rFonts w:cs="Times New Roman"/>
-        </w:rPr>
-        <w:t xml:space="preserve">Practical examples on the usage of </w:t>
-      </w:r>
-      <w:r>
-        <w:rPr>
-          <w:rFonts w:cs="Times New Roman"/>
-        </w:rPr>
-        <w:t>VIGIL</w:t>
-      </w:r>
-      <w:r>
         <w:rPr>
           <w:rFonts w:cs="Times New Roman"/>
         </w:rPr>
@@ -8032,7 +8790,7 @@
         <w:pStyle w:val="Heading2"/>
       </w:pPr>
       <w:bookmarkStart w:id="19" w:name="_Ref89437485"/>
-      <w:bookmarkStart w:id="20" w:name="_Toc111804016"/>
+      <w:bookmarkStart w:id="20" w:name="_Toc205721550"/>
       <w:r>
         <w:t>4.1. weather.py</w:t>
       </w:r>
@@ -8182,8 +8940,17 @@
           <w:rFonts w:asciiTheme="majorHAnsi" w:hAnsiTheme="majorHAnsi" w:cstheme="majorHAnsi"/>
           <w:szCs w:val="22"/>
         </w:rPr>
-        <w:t>-M MODE, --mode MODE</w:t>
-      </w:r>
+        <w:t xml:space="preserve">-M MODE, --mode </w:t>
+      </w:r>
+      <w:proofErr w:type="spellStart"/>
+      <w:r>
+        <w:rPr>
+          <w:rFonts w:asciiTheme="majorHAnsi" w:hAnsiTheme="majorHAnsi" w:cstheme="majorHAnsi"/>
+          <w:szCs w:val="22"/>
+        </w:rPr>
+        <w:t>MODE</w:t>
+      </w:r>
+      <w:proofErr w:type="spellEnd"/>
     </w:p>
     <w:p>
       <w:pPr>
@@ -8252,7 +9019,23 @@
           <w:rFonts w:asciiTheme="majorHAnsi" w:hAnsiTheme="majorHAnsi" w:cstheme="majorHAnsi"/>
           <w:szCs w:val="22"/>
         </w:rPr>
-        <w:t>-RT RUN_TYPE, --run_type RUN_TYPE</w:t>
+        <w:t>-RT RUN_TYPE, --</w:t>
+      </w:r>
+      <w:proofErr w:type="spellStart"/>
+      <w:r>
+        <w:rPr>
+          <w:rFonts w:asciiTheme="majorHAnsi" w:hAnsiTheme="majorHAnsi" w:cstheme="majorHAnsi"/>
+          <w:szCs w:val="22"/>
+        </w:rPr>
+        <w:t>run_type</w:t>
+      </w:r>
+      <w:proofErr w:type="spellEnd"/>
+      <w:r>
+        <w:rPr>
+          <w:rFonts w:asciiTheme="majorHAnsi" w:hAnsiTheme="majorHAnsi" w:cstheme="majorHAnsi"/>
+          <w:szCs w:val="22"/>
+        </w:rPr>
+        <w:t xml:space="preserve"> RUN_TYPE</w:t>
       </w:r>
     </w:p>
     <w:p>
@@ -8294,7 +9077,25 @@
           <w:szCs w:val="22"/>
           <w:lang w:val="fr-FR"/>
         </w:rPr>
-        <w:t>-CS CONTINUOUS_SIMULATION, --continuous_simulation CONTINUOUS_SIMULATION</w:t>
+        <w:t>-CS CONTINUOUS_SIMULATION, --</w:t>
+      </w:r>
+      <w:proofErr w:type="spellStart"/>
+      <w:r>
+        <w:rPr>
+          <w:rFonts w:asciiTheme="majorHAnsi" w:hAnsiTheme="majorHAnsi" w:cstheme="majorHAnsi"/>
+          <w:szCs w:val="22"/>
+          <w:lang w:val="fr-FR"/>
+        </w:rPr>
+        <w:t>continuous_simulation</w:t>
+      </w:r>
+      <w:proofErr w:type="spellEnd"/>
+      <w:r>
+        <w:rPr>
+          <w:rFonts w:asciiTheme="majorHAnsi" w:hAnsiTheme="majorHAnsi" w:cstheme="majorHAnsi"/>
+          <w:szCs w:val="22"/>
+          <w:lang w:val="fr-FR"/>
+        </w:rPr>
+        <w:t xml:space="preserve"> CONTINUOUS_SIMULATION</w:t>
       </w:r>
     </w:p>
     <w:p>
@@ -8346,7 +9147,23 @@
           <w:rFonts w:asciiTheme="majorHAnsi" w:hAnsiTheme="majorHAnsi" w:cstheme="majorHAnsi"/>
           <w:szCs w:val="22"/>
         </w:rPr>
-        <w:t>-S START_DATE, --start_date START_DATE</w:t>
+        <w:t>-S START_DATE, --</w:t>
+      </w:r>
+      <w:proofErr w:type="spellStart"/>
+      <w:r>
+        <w:rPr>
+          <w:rFonts w:asciiTheme="majorHAnsi" w:hAnsiTheme="majorHAnsi" w:cstheme="majorHAnsi"/>
+          <w:szCs w:val="22"/>
+        </w:rPr>
+        <w:t>start_date</w:t>
+      </w:r>
+      <w:proofErr w:type="spellEnd"/>
+      <w:r>
+        <w:rPr>
+          <w:rFonts w:asciiTheme="majorHAnsi" w:hAnsiTheme="majorHAnsi" w:cstheme="majorHAnsi"/>
+          <w:szCs w:val="22"/>
+        </w:rPr>
+        <w:t xml:space="preserve"> START_DATE</w:t>
       </w:r>
     </w:p>
     <w:p>
@@ -8392,7 +9209,23 @@
           <w:rFonts w:asciiTheme="majorHAnsi" w:hAnsiTheme="majorHAnsi" w:cstheme="majorHAnsi"/>
           <w:szCs w:val="22"/>
         </w:rPr>
-        <w:t>-E END_DATE, --end_date END_DATE</w:t>
+        <w:t>-E END_DATE, --</w:t>
+      </w:r>
+      <w:proofErr w:type="spellStart"/>
+      <w:r>
+        <w:rPr>
+          <w:rFonts w:asciiTheme="majorHAnsi" w:hAnsiTheme="majorHAnsi" w:cstheme="majorHAnsi"/>
+          <w:szCs w:val="22"/>
+        </w:rPr>
+        <w:t>end_date</w:t>
+      </w:r>
+      <w:proofErr w:type="spellEnd"/>
+      <w:r>
+        <w:rPr>
+          <w:rFonts w:asciiTheme="majorHAnsi" w:hAnsiTheme="majorHAnsi" w:cstheme="majorHAnsi"/>
+          <w:szCs w:val="22"/>
+        </w:rPr>
+        <w:t xml:space="preserve"> END_DATE</w:t>
       </w:r>
     </w:p>
     <w:p>
@@ -8442,7 +9275,21 @@
         <w:rPr>
           <w:rFonts w:asciiTheme="majorHAnsi" w:hAnsiTheme="majorHAnsi" w:cstheme="majorHAnsi"/>
         </w:rPr>
-        <w:t>, --sampled_years SAMPLED_YEARS</w:t>
+        <w:t>, --</w:t>
+      </w:r>
+      <w:proofErr w:type="spellStart"/>
+      <w:r>
+        <w:rPr>
+          <w:rFonts w:asciiTheme="majorHAnsi" w:hAnsiTheme="majorHAnsi" w:cstheme="majorHAnsi"/>
+        </w:rPr>
+        <w:t>sampled_years</w:t>
+      </w:r>
+      <w:proofErr w:type="spellEnd"/>
+      <w:r>
+        <w:rPr>
+          <w:rFonts w:asciiTheme="majorHAnsi" w:hAnsiTheme="majorHAnsi" w:cstheme="majorHAnsi"/>
+        </w:rPr>
+        <w:t xml:space="preserve"> SAMPLED_YEARS</w:t>
       </w:r>
     </w:p>
     <w:p>
@@ -8492,7 +9339,21 @@
         <w:rPr>
           <w:rFonts w:asciiTheme="majorHAnsi" w:hAnsiTheme="majorHAnsi" w:cstheme="majorHAnsi"/>
         </w:rPr>
-        <w:t>_MONTHS, --sampled_months SAMPLED_MONTHS</w:t>
+        <w:t>_MONTHS, --</w:t>
+      </w:r>
+      <w:proofErr w:type="spellStart"/>
+      <w:r>
+        <w:rPr>
+          <w:rFonts w:asciiTheme="majorHAnsi" w:hAnsiTheme="majorHAnsi" w:cstheme="majorHAnsi"/>
+        </w:rPr>
+        <w:t>sampled_months</w:t>
+      </w:r>
+      <w:proofErr w:type="spellEnd"/>
+      <w:r>
+        <w:rPr>
+          <w:rFonts w:asciiTheme="majorHAnsi" w:hAnsiTheme="majorHAnsi" w:cstheme="majorHAnsi"/>
+        </w:rPr>
+        <w:t xml:space="preserve"> SAMPLED_MONTHS</w:t>
       </w:r>
     </w:p>
     <w:p>
@@ -8524,7 +9385,6 @@
         <w:rPr>
           <w:rFonts w:asciiTheme="majorHAnsi" w:hAnsiTheme="majorHAnsi" w:cstheme="majorHAnsi"/>
         </w:rPr>
-        <w:lastRenderedPageBreak/>
         <w:t>-S</w:t>
       </w:r>
       <w:r>
@@ -8555,7 +9415,21 @@
         <w:rPr>
           <w:rFonts w:asciiTheme="majorHAnsi" w:hAnsiTheme="majorHAnsi" w:cstheme="majorHAnsi"/>
         </w:rPr>
-        <w:t>, --sampled_days SAMPLED_DAYS</w:t>
+        <w:t>, --</w:t>
+      </w:r>
+      <w:proofErr w:type="spellStart"/>
+      <w:r>
+        <w:rPr>
+          <w:rFonts w:asciiTheme="majorHAnsi" w:hAnsiTheme="majorHAnsi" w:cstheme="majorHAnsi"/>
+        </w:rPr>
+        <w:t>sampled_days</w:t>
+      </w:r>
+      <w:proofErr w:type="spellEnd"/>
+      <w:r>
+        <w:rPr>
+          <w:rFonts w:asciiTheme="majorHAnsi" w:hAnsiTheme="majorHAnsi" w:cstheme="majorHAnsi"/>
+        </w:rPr>
+        <w:t xml:space="preserve"> SAMPLED_DAYS</w:t>
       </w:r>
     </w:p>
     <w:p>
@@ -8589,7 +9463,23 @@
           <w:rFonts w:asciiTheme="majorHAnsi" w:hAnsiTheme="majorHAnsi" w:cstheme="majorHAnsi"/>
           <w:szCs w:val="22"/>
         </w:rPr>
-        <w:t xml:space="preserve">-V VOLC, --volc VOLC  </w:t>
+        <w:t>-V VOLC, --</w:t>
+      </w:r>
+      <w:proofErr w:type="spellStart"/>
+      <w:r>
+        <w:rPr>
+          <w:rFonts w:asciiTheme="majorHAnsi" w:hAnsiTheme="majorHAnsi" w:cstheme="majorHAnsi"/>
+          <w:szCs w:val="22"/>
+        </w:rPr>
+        <w:t>volc</w:t>
+      </w:r>
+      <w:proofErr w:type="spellEnd"/>
+      <w:r>
+        <w:rPr>
+          <w:rFonts w:asciiTheme="majorHAnsi" w:hAnsiTheme="majorHAnsi" w:cstheme="majorHAnsi"/>
+          <w:szCs w:val="22"/>
+        </w:rPr>
+        <w:t xml:space="preserve"> VOLC  </w:t>
       </w:r>
     </w:p>
     <w:p>
@@ -8603,6 +9493,7 @@
         <w:rPr>
           <w:szCs w:val="22"/>
         </w:rPr>
+        <w:lastRenderedPageBreak/>
         <w:t>This is the volcano ID based on the Smithsonian Institute IDs</w:t>
       </w:r>
       <w:r>
@@ -8617,7 +9508,7 @@
         </w:rPr>
         <w:t xml:space="preserve"> from the </w:t>
       </w:r>
-      <w:hyperlink r:id="rId21" w:history="1">
+      <w:hyperlink r:id="rId23" w:history="1">
         <w:r>
           <w:rPr>
             <w:rStyle w:val="Hyperlink"/>
@@ -8649,7 +9540,39 @@
           <w:rFonts w:asciiTheme="majorHAnsi" w:hAnsiTheme="majorHAnsi" w:cstheme="majorHAnsi"/>
           <w:szCs w:val="22"/>
         </w:rPr>
-        <w:t xml:space="preserve">-LAT LAT, --lat LAT   </w:t>
+        <w:t xml:space="preserve">-LAT </w:t>
+      </w:r>
+      <w:proofErr w:type="spellStart"/>
+      <w:r>
+        <w:rPr>
+          <w:rFonts w:asciiTheme="majorHAnsi" w:hAnsiTheme="majorHAnsi" w:cstheme="majorHAnsi"/>
+          <w:szCs w:val="22"/>
+        </w:rPr>
+        <w:t>LAT</w:t>
+      </w:r>
+      <w:proofErr w:type="spellEnd"/>
+      <w:r>
+        <w:rPr>
+          <w:rFonts w:asciiTheme="majorHAnsi" w:hAnsiTheme="majorHAnsi" w:cstheme="majorHAnsi"/>
+          <w:szCs w:val="22"/>
+        </w:rPr>
+        <w:t>, --</w:t>
+      </w:r>
+      <w:proofErr w:type="spellStart"/>
+      <w:r>
+        <w:rPr>
+          <w:rFonts w:asciiTheme="majorHAnsi" w:hAnsiTheme="majorHAnsi" w:cstheme="majorHAnsi"/>
+          <w:szCs w:val="22"/>
+        </w:rPr>
+        <w:t>lat</w:t>
+      </w:r>
+      <w:proofErr w:type="spellEnd"/>
+      <w:r>
+        <w:rPr>
+          <w:rFonts w:asciiTheme="majorHAnsi" w:hAnsiTheme="majorHAnsi" w:cstheme="majorHAnsi"/>
+          <w:szCs w:val="22"/>
+        </w:rPr>
+        <w:t xml:space="preserve"> LAT   </w:t>
       </w:r>
     </w:p>
     <w:p>
@@ -8688,7 +9611,23 @@
           <w:rFonts w:asciiTheme="majorHAnsi" w:hAnsiTheme="majorHAnsi" w:cstheme="majorHAnsi"/>
           <w:szCs w:val="22"/>
         </w:rPr>
-        <w:t>-V VOLC, --volc VOLC</w:t>
+        <w:t>-V VOLC, --</w:t>
+      </w:r>
+      <w:proofErr w:type="spellStart"/>
+      <w:r>
+        <w:rPr>
+          <w:rFonts w:asciiTheme="majorHAnsi" w:hAnsiTheme="majorHAnsi" w:cstheme="majorHAnsi"/>
+          <w:szCs w:val="22"/>
+        </w:rPr>
+        <w:t>volc</w:t>
+      </w:r>
+      <w:proofErr w:type="spellEnd"/>
+      <w:r>
+        <w:rPr>
+          <w:rFonts w:asciiTheme="majorHAnsi" w:hAnsiTheme="majorHAnsi" w:cstheme="majorHAnsi"/>
+          <w:szCs w:val="22"/>
+        </w:rPr>
+        <w:t xml:space="preserve"> VOLC</w:t>
       </w:r>
       <w:r>
         <w:rPr>
@@ -8723,7 +9662,43 @@
           <w:szCs w:val="22"/>
           <w:lang w:val="en-GB"/>
         </w:rPr>
-        <w:t xml:space="preserve">-LON LON, --lon LON   </w:t>
+        <w:t xml:space="preserve">-LON </w:t>
+      </w:r>
+      <w:proofErr w:type="spellStart"/>
+      <w:r>
+        <w:rPr>
+          <w:rFonts w:asciiTheme="majorHAnsi" w:hAnsiTheme="majorHAnsi" w:cstheme="majorHAnsi"/>
+          <w:szCs w:val="22"/>
+          <w:lang w:val="en-GB"/>
+        </w:rPr>
+        <w:t>LON</w:t>
+      </w:r>
+      <w:proofErr w:type="spellEnd"/>
+      <w:r>
+        <w:rPr>
+          <w:rFonts w:asciiTheme="majorHAnsi" w:hAnsiTheme="majorHAnsi" w:cstheme="majorHAnsi"/>
+          <w:szCs w:val="22"/>
+          <w:lang w:val="en-GB"/>
+        </w:rPr>
+        <w:t>, --</w:t>
+      </w:r>
+      <w:proofErr w:type="spellStart"/>
+      <w:r>
+        <w:rPr>
+          <w:rFonts w:asciiTheme="majorHAnsi" w:hAnsiTheme="majorHAnsi" w:cstheme="majorHAnsi"/>
+          <w:szCs w:val="22"/>
+          <w:lang w:val="en-GB"/>
+        </w:rPr>
+        <w:t>lon</w:t>
+      </w:r>
+      <w:proofErr w:type="spellEnd"/>
+      <w:r>
+        <w:rPr>
+          <w:rFonts w:asciiTheme="majorHAnsi" w:hAnsiTheme="majorHAnsi" w:cstheme="majorHAnsi"/>
+          <w:szCs w:val="22"/>
+          <w:lang w:val="en-GB"/>
+        </w:rPr>
+        <w:t xml:space="preserve"> LON   </w:t>
       </w:r>
     </w:p>
     <w:p>
@@ -8764,7 +9739,23 @@
           <w:rFonts w:asciiTheme="majorHAnsi" w:hAnsiTheme="majorHAnsi" w:cstheme="majorHAnsi"/>
           <w:szCs w:val="22"/>
         </w:rPr>
-        <w:t>-V VOLC, --volc VOLC</w:t>
+        <w:t>-V VOLC, --</w:t>
+      </w:r>
+      <w:proofErr w:type="spellStart"/>
+      <w:r>
+        <w:rPr>
+          <w:rFonts w:asciiTheme="majorHAnsi" w:hAnsiTheme="majorHAnsi" w:cstheme="majorHAnsi"/>
+          <w:szCs w:val="22"/>
+        </w:rPr>
+        <w:t>volc</w:t>
+      </w:r>
+      <w:proofErr w:type="spellEnd"/>
+      <w:r>
+        <w:rPr>
+          <w:rFonts w:asciiTheme="majorHAnsi" w:hAnsiTheme="majorHAnsi" w:cstheme="majorHAnsi"/>
+          <w:szCs w:val="22"/>
+        </w:rPr>
+        <w:t xml:space="preserve"> VOLC</w:t>
       </w:r>
       <w:r>
         <w:rPr>
@@ -8799,7 +9790,25 @@
           <w:szCs w:val="22"/>
           <w:lang w:val="it-IT"/>
         </w:rPr>
-        <w:t>-EL ELEV, --elev ELEV</w:t>
+        <w:t>-EL ELEV, --</w:t>
+      </w:r>
+      <w:proofErr w:type="spellStart"/>
+      <w:r>
+        <w:rPr>
+          <w:rFonts w:asciiTheme="majorHAnsi" w:hAnsiTheme="majorHAnsi" w:cstheme="majorHAnsi"/>
+          <w:szCs w:val="22"/>
+          <w:lang w:val="it-IT"/>
+        </w:rPr>
+        <w:t>elev</w:t>
+      </w:r>
+      <w:proofErr w:type="spellEnd"/>
+      <w:r>
+        <w:rPr>
+          <w:rFonts w:asciiTheme="majorHAnsi" w:hAnsiTheme="majorHAnsi" w:cstheme="majorHAnsi"/>
+          <w:szCs w:val="22"/>
+          <w:lang w:val="it-IT"/>
+        </w:rPr>
+        <w:t xml:space="preserve"> ELEV</w:t>
       </w:r>
     </w:p>
     <w:p>
@@ -8833,14 +9842,44 @@
         <w:rPr>
           <w:szCs w:val="22"/>
         </w:rPr>
-        <w:t xml:space="preserve">elevation (m a.s.l.), to be provided if the option </w:t>
-      </w:r>
-      <w:r>
-        <w:rPr>
-          <w:rFonts w:asciiTheme="majorHAnsi" w:hAnsiTheme="majorHAnsi" w:cstheme="majorHAnsi"/>
-          <w:szCs w:val="22"/>
-        </w:rPr>
-        <w:t>-V VOLC, --volc VOLC</w:t>
+        <w:t xml:space="preserve">elevation (m </w:t>
+      </w:r>
+      <w:proofErr w:type="spellStart"/>
+      <w:r>
+        <w:rPr>
+          <w:szCs w:val="22"/>
+        </w:rPr>
+        <w:t>a.s.l</w:t>
+      </w:r>
+      <w:proofErr w:type="spellEnd"/>
+      <w:r>
+        <w:rPr>
+          <w:szCs w:val="22"/>
+        </w:rPr>
+        <w:t xml:space="preserve">.), to be provided if the option </w:t>
+      </w:r>
+      <w:r>
+        <w:rPr>
+          <w:rFonts w:asciiTheme="majorHAnsi" w:hAnsiTheme="majorHAnsi" w:cstheme="majorHAnsi"/>
+          <w:szCs w:val="22"/>
+        </w:rPr>
+        <w:t>-V VOLC, --</w:t>
+      </w:r>
+      <w:proofErr w:type="spellStart"/>
+      <w:r>
+        <w:rPr>
+          <w:rFonts w:asciiTheme="majorHAnsi" w:hAnsiTheme="majorHAnsi" w:cstheme="majorHAnsi"/>
+          <w:szCs w:val="22"/>
+        </w:rPr>
+        <w:t>volc</w:t>
+      </w:r>
+      <w:proofErr w:type="spellEnd"/>
+      <w:r>
+        <w:rPr>
+          <w:rFonts w:asciiTheme="majorHAnsi" w:hAnsiTheme="majorHAnsi" w:cstheme="majorHAnsi"/>
+          <w:szCs w:val="22"/>
+        </w:rPr>
+        <w:t xml:space="preserve"> VOLC</w:t>
       </w:r>
       <w:r>
         <w:rPr>
@@ -8873,8 +9912,17 @@
           <w:rFonts w:asciiTheme="majorHAnsi" w:hAnsiTheme="majorHAnsi" w:cstheme="majorHAnsi"/>
           <w:szCs w:val="22"/>
         </w:rPr>
-        <w:t>-NS SAMPLES, --samples SAMPLES</w:t>
-      </w:r>
+        <w:t xml:space="preserve">-NS SAMPLES, --samples </w:t>
+      </w:r>
+      <w:proofErr w:type="spellStart"/>
+      <w:r>
+        <w:rPr>
+          <w:rFonts w:asciiTheme="majorHAnsi" w:hAnsiTheme="majorHAnsi" w:cstheme="majorHAnsi"/>
+          <w:szCs w:val="22"/>
+        </w:rPr>
+        <w:t>SAMPLES</w:t>
+      </w:r>
+      <w:proofErr w:type="spellEnd"/>
     </w:p>
     <w:p>
       <w:pPr>
@@ -8927,8 +9975,36 @@
           <w:szCs w:val="22"/>
           <w:lang w:val="it-IT"/>
         </w:rPr>
-        <w:t>-ERA5 ERA5, --ERA5 ERA5</w:t>
-      </w:r>
+        <w:t xml:space="preserve">-ERA5 </w:t>
+      </w:r>
+      <w:proofErr w:type="spellStart"/>
+      <w:r>
+        <w:rPr>
+          <w:rFonts w:asciiTheme="majorHAnsi" w:hAnsiTheme="majorHAnsi" w:cstheme="majorHAnsi"/>
+          <w:szCs w:val="22"/>
+          <w:lang w:val="it-IT"/>
+        </w:rPr>
+        <w:t>ERA5</w:t>
+      </w:r>
+      <w:proofErr w:type="spellEnd"/>
+      <w:r>
+        <w:rPr>
+          <w:rFonts w:asciiTheme="majorHAnsi" w:hAnsiTheme="majorHAnsi" w:cstheme="majorHAnsi"/>
+          <w:szCs w:val="22"/>
+          <w:lang w:val="it-IT"/>
+        </w:rPr>
+        <w:t xml:space="preserve">, --ERA5 </w:t>
+      </w:r>
+      <w:proofErr w:type="spellStart"/>
+      <w:r>
+        <w:rPr>
+          <w:rFonts w:asciiTheme="majorHAnsi" w:hAnsiTheme="majorHAnsi" w:cstheme="majorHAnsi"/>
+          <w:szCs w:val="22"/>
+          <w:lang w:val="it-IT"/>
+        </w:rPr>
+        <w:t>ERA5</w:t>
+      </w:r>
+      <w:proofErr w:type="spellEnd"/>
     </w:p>
     <w:p>
       <w:pPr>
@@ -8986,8 +10062,17 @@
           <w:rFonts w:asciiTheme="majorHAnsi" w:hAnsiTheme="majorHAnsi" w:cstheme="majorHAnsi"/>
           <w:szCs w:val="22"/>
         </w:rPr>
-        <w:t>-WST STATION, --station STATION</w:t>
-      </w:r>
+        <w:t xml:space="preserve">-WST STATION, --station </w:t>
+      </w:r>
+      <w:proofErr w:type="spellStart"/>
+      <w:r>
+        <w:rPr>
+          <w:rFonts w:asciiTheme="majorHAnsi" w:hAnsiTheme="majorHAnsi" w:cstheme="majorHAnsi"/>
+          <w:szCs w:val="22"/>
+        </w:rPr>
+        <w:t>STATION</w:t>
+      </w:r>
+      <w:proofErr w:type="spellEnd"/>
     </w:p>
     <w:p>
       <w:pPr>
@@ -9044,7 +10129,23 @@
           <w:rFonts w:asciiTheme="majorHAnsi" w:hAnsiTheme="majorHAnsi" w:cstheme="majorHAnsi"/>
           <w:szCs w:val="22"/>
         </w:rPr>
-        <w:t>-N NPROC, --nproc NPROC</w:t>
+        <w:t>-N NPROC, --</w:t>
+      </w:r>
+      <w:proofErr w:type="spellStart"/>
+      <w:r>
+        <w:rPr>
+          <w:rFonts w:asciiTheme="majorHAnsi" w:hAnsiTheme="majorHAnsi" w:cstheme="majorHAnsi"/>
+          <w:szCs w:val="22"/>
+        </w:rPr>
+        <w:t>nproc</w:t>
+      </w:r>
+      <w:proofErr w:type="spellEnd"/>
+      <w:r>
+        <w:rPr>
+          <w:rFonts w:asciiTheme="majorHAnsi" w:hAnsiTheme="majorHAnsi" w:cstheme="majorHAnsi"/>
+          <w:szCs w:val="22"/>
+        </w:rPr>
+        <w:t xml:space="preserve"> NPROC</w:t>
       </w:r>
     </w:p>
     <w:p>
@@ -9114,6 +10215,7 @@
         </w:rPr>
         <w:t xml:space="preserve"> </w:t>
       </w:r>
+      <w:proofErr w:type="spellStart"/>
       <w:r>
         <w:rPr>
           <w:rFonts w:asciiTheme="majorHAnsi" w:hAnsiTheme="majorHAnsi" w:cstheme="majorHAnsi"/>
@@ -9121,6 +10223,7 @@
         </w:rPr>
         <w:t>TWODEE-2</w:t>
       </w:r>
+      <w:proofErr w:type="spellEnd"/>
     </w:p>
     <w:p>
       <w:pPr>
@@ -9213,7 +10316,23 @@
           <w:rFonts w:asciiTheme="majorHAnsi" w:hAnsiTheme="majorHAnsi" w:cstheme="majorHAnsi"/>
           <w:szCs w:val="22"/>
         </w:rPr>
-        <w:t>-DG DISGAS, --disgas DISGAS</w:t>
+        <w:t>-DG DISGAS, --</w:t>
+      </w:r>
+      <w:proofErr w:type="spellStart"/>
+      <w:r>
+        <w:rPr>
+          <w:rFonts w:asciiTheme="majorHAnsi" w:hAnsiTheme="majorHAnsi" w:cstheme="majorHAnsi"/>
+          <w:szCs w:val="22"/>
+        </w:rPr>
+        <w:t>disgas</w:t>
+      </w:r>
+      <w:proofErr w:type="spellEnd"/>
+      <w:r>
+        <w:rPr>
+          <w:rFonts w:asciiTheme="majorHAnsi" w:hAnsiTheme="majorHAnsi" w:cstheme="majorHAnsi"/>
+          <w:szCs w:val="22"/>
+        </w:rPr>
+        <w:t xml:space="preserve"> DISGAS</w:t>
       </w:r>
     </w:p>
     <w:p>
@@ -9513,7 +10632,15 @@
         </w:numPr>
       </w:pPr>
       <w:r>
-        <w:t xml:space="preserve">the reference height should be set to 2 m a.s.l. in </w:t>
+        <w:t xml:space="preserve">the reference height should be set to 2 m </w:t>
+      </w:r>
+      <w:proofErr w:type="spellStart"/>
+      <w:r>
+        <w:t>a.s.l</w:t>
+      </w:r>
+      <w:proofErr w:type="spellEnd"/>
+      <w:r>
+        <w:t xml:space="preserve">. in </w:t>
       </w:r>
       <w:r>
         <w:t>TWODEE-2</w:t>
@@ -9539,11 +10666,19 @@
       <w:r>
         <w:t xml:space="preserve"> is automatically set equal to </w:t>
       </w:r>
-      <w:r>
-        <w:rPr>
-          <w:rFonts w:asciiTheme="majorHAnsi" w:hAnsiTheme="majorHAnsi" w:cstheme="majorHAnsi"/>
-        </w:rPr>
-        <w:t>Tref[K]</w:t>
+      <w:proofErr w:type="spellStart"/>
+      <w:r>
+        <w:rPr>
+          <w:rFonts w:asciiTheme="majorHAnsi" w:hAnsiTheme="majorHAnsi" w:cstheme="majorHAnsi"/>
+        </w:rPr>
+        <w:t>Tref</w:t>
+      </w:r>
+      <w:proofErr w:type="spellEnd"/>
+      <w:r>
+        <w:rPr>
+          <w:rFonts w:asciiTheme="majorHAnsi" w:hAnsiTheme="majorHAnsi" w:cstheme="majorHAnsi"/>
+        </w:rPr>
+        <w:t>[K]</w:t>
       </w:r>
       <w:r>
         <w:t xml:space="preserve"> when this is not available. In ERA5 it is always available. </w:t>
@@ -9551,7 +10686,6 @@
     </w:p>
     <w:p>
       <w:r>
-        <w:lastRenderedPageBreak/>
         <w:t xml:space="preserve">This file, together with all the other weather data files (original and processed) are temporarily stored in the folder “simulations/YYYYMMDD” where “YYYYMMDD” is the folder name </w:t>
       </w:r>
       <w:r>
@@ -9569,6 +10703,7 @@
           <w:szCs w:val="22"/>
         </w:rPr>
       </w:pPr>
+      <w:proofErr w:type="spellStart"/>
       <w:r>
         <w:rPr>
           <w:rFonts w:asciiTheme="majorHAnsi" w:hAnsiTheme="majorHAnsi" w:cstheme="majorHAnsi"/>
@@ -9576,12 +10711,14 @@
         </w:rPr>
         <w:t>pressure_levels.grib</w:t>
       </w:r>
+      <w:proofErr w:type="spellEnd"/>
       <w:r>
         <w:rPr>
           <w:szCs w:val="22"/>
         </w:rPr>
         <w:t xml:space="preserve"> and </w:t>
       </w:r>
+      <w:proofErr w:type="spellStart"/>
       <w:r>
         <w:rPr>
           <w:rFonts w:asciiTheme="majorHAnsi" w:hAnsiTheme="majorHAnsi" w:cstheme="majorHAnsi"/>
@@ -9589,6 +10726,7 @@
         </w:rPr>
         <w:t>surface.grib</w:t>
       </w:r>
+      <w:proofErr w:type="spellEnd"/>
       <w:r>
         <w:rPr>
           <w:szCs w:val="22"/>
@@ -9617,7 +10755,14 @@
         <w:rPr>
           <w:szCs w:val="22"/>
         </w:rPr>
-        <w:t xml:space="preserve"> files retrieved from the ERA5 archive, the former containing the data (temperature and wind) at different pressure levels (altitude), the latter containing the data at the surface (temperature, wind, soil temperature and pressure)</w:t>
+        <w:t xml:space="preserve"> files retrieved from the ERA5 archive, the former containing the data (temperature and wind) at different pressure </w:t>
+      </w:r>
+      <w:r>
+        <w:rPr>
+          <w:szCs w:val="22"/>
+        </w:rPr>
+        <w:lastRenderedPageBreak/>
+        <w:t>levels (altitude), the latter containing the data at the surface (temperature, wind, soil temperature and pressure)</w:t>
       </w:r>
       <w:r>
         <w:rPr>
@@ -9637,12 +10782,21 @@
           <w:szCs w:val="22"/>
         </w:rPr>
       </w:pPr>
-      <w:r>
-        <w:rPr>
-          <w:rFonts w:asciiTheme="majorHAnsi" w:hAnsiTheme="majorHAnsi" w:cstheme="majorHAnsi"/>
-          <w:szCs w:val="22"/>
-        </w:rPr>
-        <w:t xml:space="preserve">weather_data_YYYYMMDD </w:t>
+      <w:proofErr w:type="spellStart"/>
+      <w:r>
+        <w:rPr>
+          <w:rFonts w:asciiTheme="majorHAnsi" w:hAnsiTheme="majorHAnsi" w:cstheme="majorHAnsi"/>
+          <w:szCs w:val="22"/>
+        </w:rPr>
+        <w:t>weather_data_YYYYMMDD</w:t>
+      </w:r>
+      <w:proofErr w:type="spellEnd"/>
+      <w:r>
+        <w:rPr>
+          <w:rFonts w:asciiTheme="majorHAnsi" w:hAnsiTheme="majorHAnsi" w:cstheme="majorHAnsi"/>
+          <w:szCs w:val="22"/>
+        </w:rPr>
+        <w:t xml:space="preserve"> </w:t>
       </w:r>
       <w:r>
         <w:rPr>
@@ -9650,6 +10804,7 @@
         </w:rPr>
         <w:t xml:space="preserve">and </w:t>
       </w:r>
+      <w:proofErr w:type="spellStart"/>
       <w:r>
         <w:rPr>
           <w:rFonts w:asciiTheme="majorHAnsi" w:hAnsiTheme="majorHAnsi" w:cstheme="majorHAnsi"/>
@@ -9657,12 +10812,14 @@
         </w:rPr>
         <w:t>weather_data_sl_YYYYMMDD</w:t>
       </w:r>
+      <w:proofErr w:type="spellEnd"/>
       <w:r>
         <w:rPr>
           <w:szCs w:val="22"/>
         </w:rPr>
         <w:t xml:space="preserve">: the GRIB2 versions of </w:t>
       </w:r>
+      <w:proofErr w:type="spellStart"/>
       <w:r>
         <w:rPr>
           <w:rFonts w:asciiTheme="majorHAnsi" w:hAnsiTheme="majorHAnsi" w:cstheme="majorHAnsi"/>
@@ -9670,12 +10827,14 @@
         </w:rPr>
         <w:t>pressure_levels.grib</w:t>
       </w:r>
+      <w:proofErr w:type="spellEnd"/>
       <w:r>
         <w:rPr>
           <w:szCs w:val="22"/>
         </w:rPr>
         <w:t xml:space="preserve"> and </w:t>
       </w:r>
+      <w:proofErr w:type="spellStart"/>
       <w:r>
         <w:rPr>
           <w:rFonts w:asciiTheme="majorHAnsi" w:hAnsiTheme="majorHAnsi" w:cstheme="majorHAnsi"/>
@@ -9683,6 +10842,7 @@
         </w:rPr>
         <w:t>surface.grib</w:t>
       </w:r>
+      <w:proofErr w:type="spellEnd"/>
       <w:r>
         <w:rPr>
           <w:szCs w:val="22"/>
@@ -9808,8 +10968,17 @@
           <w:rFonts w:asciiTheme="majorHAnsi" w:hAnsiTheme="majorHAnsi" w:cstheme="majorHAnsi"/>
           <w:szCs w:val="22"/>
         </w:rPr>
-        <w:t>presfc.dat, preupr.dat, diagno.inp</w:t>
-      </w:r>
+        <w:t xml:space="preserve">presfc.dat, preupr.dat, </w:t>
+      </w:r>
+      <w:proofErr w:type="spellStart"/>
+      <w:r>
+        <w:rPr>
+          <w:rFonts w:asciiTheme="majorHAnsi" w:hAnsiTheme="majorHAnsi" w:cstheme="majorHAnsi"/>
+          <w:szCs w:val="22"/>
+        </w:rPr>
+        <w:t>diagno.inp</w:t>
+      </w:r>
+      <w:proofErr w:type="spellEnd"/>
       <w:r>
         <w:rPr>
           <w:szCs w:val="22"/>
@@ -9834,6 +11003,7 @@
           <w:szCs w:val="22"/>
         </w:rPr>
       </w:pPr>
+      <w:proofErr w:type="spellStart"/>
       <w:r>
         <w:rPr>
           <w:rFonts w:asciiTheme="majorHAnsi" w:hAnsiTheme="majorHAnsi" w:cstheme="majorHAnsi"/>
@@ -9841,6 +11011,7 @@
         </w:rPr>
         <w:t>topography.grd</w:t>
       </w:r>
+      <w:proofErr w:type="spellEnd"/>
       <w:r>
         <w:rPr>
           <w:szCs w:val="22"/>
@@ -9863,7 +11034,7 @@
       <w:pPr>
         <w:pStyle w:val="Heading2"/>
       </w:pPr>
-      <w:bookmarkStart w:id="21" w:name="_Toc111804017"/>
+      <w:bookmarkStart w:id="21" w:name="_Toc205721551"/>
       <w:r>
         <w:t>4.2 run_models.py</w:t>
       </w:r>
@@ -9969,7 +11140,23 @@
           <w:rFonts w:asciiTheme="majorHAnsi" w:hAnsiTheme="majorHAnsi" w:cstheme="majorHAnsi"/>
           <w:szCs w:val="22"/>
         </w:rPr>
-        <w:t>-N NPROC, --nproc NPROC</w:t>
+        <w:t>-N NPROC, --</w:t>
+      </w:r>
+      <w:proofErr w:type="spellStart"/>
+      <w:r>
+        <w:rPr>
+          <w:rFonts w:asciiTheme="majorHAnsi" w:hAnsiTheme="majorHAnsi" w:cstheme="majorHAnsi"/>
+          <w:szCs w:val="22"/>
+        </w:rPr>
+        <w:t>nproc</w:t>
+      </w:r>
+      <w:proofErr w:type="spellEnd"/>
+      <w:r>
+        <w:rPr>
+          <w:rFonts w:asciiTheme="majorHAnsi" w:hAnsiTheme="majorHAnsi" w:cstheme="majorHAnsi"/>
+          <w:szCs w:val="22"/>
+        </w:rPr>
+        <w:t xml:space="preserve"> NPROC</w:t>
       </w:r>
     </w:p>
     <w:p>
@@ -10009,7 +11196,23 @@
           <w:rFonts w:asciiTheme="majorHAnsi" w:hAnsiTheme="majorHAnsi" w:cstheme="majorHAnsi"/>
           <w:szCs w:val="22"/>
         </w:rPr>
-        <w:t>-RT RUN_TYPE, --run_type RUN_TYPE</w:t>
+        <w:t>-RT RUN_TYPE, --</w:t>
+      </w:r>
+      <w:proofErr w:type="spellStart"/>
+      <w:r>
+        <w:rPr>
+          <w:rFonts w:asciiTheme="majorHAnsi" w:hAnsiTheme="majorHAnsi" w:cstheme="majorHAnsi"/>
+          <w:szCs w:val="22"/>
+        </w:rPr>
+        <w:t>run_type</w:t>
+      </w:r>
+      <w:proofErr w:type="spellEnd"/>
+      <w:r>
+        <w:rPr>
+          <w:rFonts w:asciiTheme="majorHAnsi" w:hAnsiTheme="majorHAnsi" w:cstheme="majorHAnsi"/>
+          <w:szCs w:val="22"/>
+        </w:rPr>
+        <w:t xml:space="preserve"> RUN_TYPE</w:t>
       </w:r>
     </w:p>
     <w:p>
@@ -10045,7 +11248,25 @@
           <w:szCs w:val="22"/>
           <w:lang w:val="fr-FR"/>
         </w:rPr>
-        <w:t>-CS CONTINUOUS_SIMULATION, --continuous_simulation CONTINUOUS_SIMULATION</w:t>
+        <w:t>-CS CONTINUOUS_SIMULATION, --</w:t>
+      </w:r>
+      <w:proofErr w:type="spellStart"/>
+      <w:r>
+        <w:rPr>
+          <w:rFonts w:asciiTheme="majorHAnsi" w:hAnsiTheme="majorHAnsi" w:cstheme="majorHAnsi"/>
+          <w:szCs w:val="22"/>
+          <w:lang w:val="fr-FR"/>
+        </w:rPr>
+        <w:t>continuous_simulation</w:t>
+      </w:r>
+      <w:proofErr w:type="spellEnd"/>
+      <w:r>
+        <w:rPr>
+          <w:rFonts w:asciiTheme="majorHAnsi" w:hAnsiTheme="majorHAnsi" w:cstheme="majorHAnsi"/>
+          <w:szCs w:val="22"/>
+          <w:lang w:val="fr-FR"/>
+        </w:rPr>
+        <w:t xml:space="preserve"> CONTINUOUS_SIMULATION</w:t>
       </w:r>
     </w:p>
     <w:p>
@@ -10059,7 +11280,6 @@
         <w:rPr>
           <w:szCs w:val="22"/>
         </w:rPr>
-        <w:lastRenderedPageBreak/>
         <w:t>Specify if the simulation is continuous between the start and end dates</w:t>
       </w:r>
       <w:r>
@@ -10164,8 +11384,17 @@
           <w:rFonts w:asciiTheme="majorHAnsi" w:hAnsiTheme="majorHAnsi" w:cstheme="majorHAnsi"/>
           <w:szCs w:val="22"/>
         </w:rPr>
-        <w:t>inversion INVERSION</w:t>
-      </w:r>
+        <w:t xml:space="preserve">inversion </w:t>
+      </w:r>
+      <w:proofErr w:type="spellStart"/>
+      <w:r>
+        <w:rPr>
+          <w:rFonts w:asciiTheme="majorHAnsi" w:hAnsiTheme="majorHAnsi" w:cstheme="majorHAnsi"/>
+          <w:szCs w:val="22"/>
+        </w:rPr>
+        <w:t>INVERSION</w:t>
+      </w:r>
+      <w:proofErr w:type="spellEnd"/>
     </w:p>
     <w:p>
       <w:pPr>
@@ -10212,8 +11441,17 @@
           <w:rFonts w:asciiTheme="majorHAnsi" w:hAnsiTheme="majorHAnsi" w:cstheme="majorHAnsi"/>
           <w:szCs w:val="22"/>
         </w:rPr>
-        <w:t>--emission_search_iterations</w:t>
-      </w:r>
+        <w:t>--</w:t>
+      </w:r>
+      <w:proofErr w:type="spellStart"/>
+      <w:r>
+        <w:rPr>
+          <w:rFonts w:asciiTheme="majorHAnsi" w:hAnsiTheme="majorHAnsi" w:cstheme="majorHAnsi"/>
+          <w:szCs w:val="22"/>
+        </w:rPr>
+        <w:t>emission_search_iterations</w:t>
+      </w:r>
+      <w:proofErr w:type="spellEnd"/>
       <w:r>
         <w:rPr>
           <w:rFonts w:asciiTheme="majorHAnsi" w:hAnsiTheme="majorHAnsi" w:cstheme="majorHAnsi"/>
@@ -10240,6 +11478,7 @@
         <w:rPr>
           <w:szCs w:val="22"/>
         </w:rPr>
+        <w:lastRenderedPageBreak/>
         <w:t>When the inversion mode is activate</w:t>
       </w:r>
       <w:r>
@@ -10272,7 +11511,23 @@
           <w:rFonts w:asciiTheme="majorHAnsi" w:hAnsiTheme="majorHAnsi" w:cstheme="majorHAnsi"/>
           <w:szCs w:val="22"/>
         </w:rPr>
-        <w:t>-RS RANDOM_SOURCES, --random_sources RANDOM_SOURCES</w:t>
+        <w:t>-RS RANDOM_SOURCES, --</w:t>
+      </w:r>
+      <w:proofErr w:type="spellStart"/>
+      <w:r>
+        <w:rPr>
+          <w:rFonts w:asciiTheme="majorHAnsi" w:hAnsiTheme="majorHAnsi" w:cstheme="majorHAnsi"/>
+          <w:szCs w:val="22"/>
+        </w:rPr>
+        <w:t>random_sources</w:t>
+      </w:r>
+      <w:proofErr w:type="spellEnd"/>
+      <w:r>
+        <w:rPr>
+          <w:rFonts w:asciiTheme="majorHAnsi" w:hAnsiTheme="majorHAnsi" w:cstheme="majorHAnsi"/>
+          <w:szCs w:val="22"/>
+        </w:rPr>
+        <w:t xml:space="preserve"> RANDOM_SOURCES</w:t>
       </w:r>
     </w:p>
     <w:p>
@@ -10304,7 +11559,14 @@
         <w:rPr>
           <w:szCs w:val="22"/>
         </w:rPr>
-        <w:t>: fixed source locations. The probability map file is probability_map.</w:t>
+        <w:t xml:space="preserve">: fixed source locations. The probability map file is </w:t>
+      </w:r>
+      <w:proofErr w:type="spellStart"/>
+      <w:r>
+        <w:rPr>
+          <w:szCs w:val="22"/>
+        </w:rPr>
+        <w:t>probability_map.</w:t>
       </w:r>
       <w:r>
         <w:rPr>
@@ -10312,6 +11574,7 @@
         </w:rPr>
         <w:t>grd</w:t>
       </w:r>
+      <w:proofErr w:type="spellEnd"/>
       <w:r>
         <w:rPr>
           <w:szCs w:val="22"/>
@@ -10336,7 +11599,23 @@
           <w:rFonts w:asciiTheme="majorHAnsi" w:hAnsiTheme="majorHAnsi" w:cstheme="majorHAnsi"/>
           <w:szCs w:val="22"/>
         </w:rPr>
-        <w:t>-NS NSOURCES, --nsources NSOURCES</w:t>
+        <w:t>-NS NSOURCES, --</w:t>
+      </w:r>
+      <w:proofErr w:type="spellStart"/>
+      <w:r>
+        <w:rPr>
+          <w:rFonts w:asciiTheme="majorHAnsi" w:hAnsiTheme="majorHAnsi" w:cstheme="majorHAnsi"/>
+          <w:szCs w:val="22"/>
+        </w:rPr>
+        <w:t>nsources</w:t>
+      </w:r>
+      <w:proofErr w:type="spellEnd"/>
+      <w:r>
+        <w:rPr>
+          <w:rFonts w:asciiTheme="majorHAnsi" w:hAnsiTheme="majorHAnsi" w:cstheme="majorHAnsi"/>
+          <w:szCs w:val="22"/>
+        </w:rPr>
+        <w:t xml:space="preserve"> NSOURCES</w:t>
       </w:r>
     </w:p>
     <w:p>
@@ -10350,8 +11629,16 @@
         <w:rPr>
           <w:szCs w:val="22"/>
         </w:rPr>
-        <w:t>It specifies a number for a fixed number of sources. If “random” is specified, then the script randomly selects the number of sources from an interval defined with -SINT –sources_interval</w:t>
-      </w:r>
+        <w:t>It specifies a number for a fixed number of sources. If “random” is specified, then the script randomly selects the number of sources from an interval defined with -SINT –</w:t>
+      </w:r>
+      <w:proofErr w:type="spellStart"/>
+      <w:r>
+        <w:rPr>
+          <w:szCs w:val="22"/>
+        </w:rPr>
+        <w:t>sources_interval</w:t>
+      </w:r>
+      <w:proofErr w:type="spellEnd"/>
     </w:p>
     <w:p>
       <w:pPr>
@@ -10370,7 +11657,23 @@
           <w:rFonts w:asciiTheme="majorHAnsi" w:hAnsiTheme="majorHAnsi" w:cstheme="majorHAnsi"/>
           <w:szCs w:val="22"/>
         </w:rPr>
-        <w:t>-SINT SOURCES_INTERVAL [SOURCES_INTERVAL ...], --sources_interval SOURCES_INTERVAL [SOURCES_INTERVAL ...]</w:t>
+        <w:t>-SINT SOURCES_INTERVAL [SOURCES_INTERVAL ...], --</w:t>
+      </w:r>
+      <w:proofErr w:type="spellStart"/>
+      <w:r>
+        <w:rPr>
+          <w:rFonts w:asciiTheme="majorHAnsi" w:hAnsiTheme="majorHAnsi" w:cstheme="majorHAnsi"/>
+          <w:szCs w:val="22"/>
+        </w:rPr>
+        <w:t>sources_interval</w:t>
+      </w:r>
+      <w:proofErr w:type="spellEnd"/>
+      <w:r>
+        <w:rPr>
+          <w:rFonts w:asciiTheme="majorHAnsi" w:hAnsiTheme="majorHAnsi" w:cstheme="majorHAnsi"/>
+          <w:szCs w:val="22"/>
+        </w:rPr>
+        <w:t xml:space="preserve"> SOURCES_INTERVAL [SOURCES_INTERVAL ...]</w:t>
       </w:r>
     </w:p>
     <w:p>
@@ -10421,7 +11724,25 @@
           <w:szCs w:val="22"/>
           <w:lang w:val="fr-FR"/>
         </w:rPr>
-        <w:t>-SLOC SOURCE_LOCATION [SOURCE_LOCATION ...], --source_location SOURCE_LOCATION [SOURCE_LOCATION ...]</w:t>
+        <w:t>-SLOC SOURCE_LOCATION [SOURCE_LOCATION ...], --</w:t>
+      </w:r>
+      <w:proofErr w:type="spellStart"/>
+      <w:r>
+        <w:rPr>
+          <w:rFonts w:asciiTheme="majorHAnsi" w:hAnsiTheme="majorHAnsi" w:cstheme="majorHAnsi"/>
+          <w:szCs w:val="22"/>
+          <w:lang w:val="fr-FR"/>
+        </w:rPr>
+        <w:t>source_location</w:t>
+      </w:r>
+      <w:proofErr w:type="spellEnd"/>
+      <w:r>
+        <w:rPr>
+          <w:rFonts w:asciiTheme="majorHAnsi" w:hAnsiTheme="majorHAnsi" w:cstheme="majorHAnsi"/>
+          <w:szCs w:val="22"/>
+          <w:lang w:val="fr-FR"/>
+        </w:rPr>
+        <w:t xml:space="preserve"> SOURCE_LOCATION [SOURCE_LOCATION ...]</w:t>
       </w:r>
     </w:p>
     <w:p>
@@ -10481,7 +11802,25 @@
           <w:szCs w:val="22"/>
           <w:lang w:val="fr-FR"/>
         </w:rPr>
-        <w:t>-SDX SOURCE_DX, --source_dx SOURCE_DX</w:t>
+        <w:t>-SDX SOURCE_DX, --</w:t>
+      </w:r>
+      <w:proofErr w:type="spellStart"/>
+      <w:r>
+        <w:rPr>
+          <w:rFonts w:asciiTheme="majorHAnsi" w:hAnsiTheme="majorHAnsi" w:cstheme="majorHAnsi"/>
+          <w:szCs w:val="22"/>
+          <w:lang w:val="fr-FR"/>
+        </w:rPr>
+        <w:t>source_dx</w:t>
+      </w:r>
+      <w:proofErr w:type="spellEnd"/>
+      <w:r>
+        <w:rPr>
+          <w:rFonts w:asciiTheme="majorHAnsi" w:hAnsiTheme="majorHAnsi" w:cstheme="majorHAnsi"/>
+          <w:szCs w:val="22"/>
+          <w:lang w:val="fr-FR"/>
+        </w:rPr>
+        <w:t xml:space="preserve"> SOURCE_DX</w:t>
       </w:r>
     </w:p>
     <w:p>
@@ -10563,7 +11902,23 @@
           <w:rFonts w:asciiTheme="majorHAnsi" w:hAnsiTheme="majorHAnsi" w:cstheme="majorHAnsi"/>
           <w:szCs w:val="22"/>
         </w:rPr>
-        <w:t>-SDY SOURCE_DY, --source_dy SOURCE_DY</w:t>
+        <w:t>-SDY SOURCE_DY, --</w:t>
+      </w:r>
+      <w:proofErr w:type="spellStart"/>
+      <w:r>
+        <w:rPr>
+          <w:rFonts w:asciiTheme="majorHAnsi" w:hAnsiTheme="majorHAnsi" w:cstheme="majorHAnsi"/>
+          <w:szCs w:val="22"/>
+        </w:rPr>
+        <w:t>source_dy</w:t>
+      </w:r>
+      <w:proofErr w:type="spellEnd"/>
+      <w:r>
+        <w:rPr>
+          <w:rFonts w:asciiTheme="majorHAnsi" w:hAnsiTheme="majorHAnsi" w:cstheme="majorHAnsi"/>
+          <w:szCs w:val="22"/>
+        </w:rPr>
+        <w:t xml:space="preserve"> SOURCE_DY</w:t>
       </w:r>
     </w:p>
     <w:p>
@@ -10635,7 +11990,25 @@
           <w:szCs w:val="22"/>
           <w:lang w:val="fr-FR"/>
         </w:rPr>
-        <w:t>-SDUR SOURCE_DUR, --source_dur SOURCE_DUR</w:t>
+        <w:t>-SDUR SOURCE_DUR, --</w:t>
+      </w:r>
+      <w:proofErr w:type="spellStart"/>
+      <w:r>
+        <w:rPr>
+          <w:rFonts w:asciiTheme="majorHAnsi" w:hAnsiTheme="majorHAnsi" w:cstheme="majorHAnsi"/>
+          <w:szCs w:val="22"/>
+          <w:lang w:val="fr-FR"/>
+        </w:rPr>
+        <w:t>source_dur</w:t>
+      </w:r>
+      <w:proofErr w:type="spellEnd"/>
+      <w:r>
+        <w:rPr>
+          <w:rFonts w:asciiTheme="majorHAnsi" w:hAnsiTheme="majorHAnsi" w:cstheme="majorHAnsi"/>
+          <w:szCs w:val="22"/>
+          <w:lang w:val="fr-FR"/>
+        </w:rPr>
+        <w:t xml:space="preserve"> SOURCE_DUR</w:t>
       </w:r>
     </w:p>
     <w:p>
@@ -10713,7 +12086,25 @@
           <w:szCs w:val="22"/>
           <w:lang w:val="fr-FR"/>
         </w:rPr>
-        <w:t>-D DOMAIN [DOMAIN ...], --domain DOMAIN [DOMAIN ...]</w:t>
+        <w:t>-D DOMAIN [DOMAIN ...], --</w:t>
+      </w:r>
+      <w:proofErr w:type="spellStart"/>
+      <w:r>
+        <w:rPr>
+          <w:rFonts w:asciiTheme="majorHAnsi" w:hAnsiTheme="majorHAnsi" w:cstheme="majorHAnsi"/>
+          <w:szCs w:val="22"/>
+          <w:lang w:val="fr-FR"/>
+        </w:rPr>
+        <w:t>domain</w:t>
+      </w:r>
+      <w:proofErr w:type="spellEnd"/>
+      <w:r>
+        <w:rPr>
+          <w:rFonts w:asciiTheme="majorHAnsi" w:hAnsiTheme="majorHAnsi" w:cstheme="majorHAnsi"/>
+          <w:szCs w:val="22"/>
+          <w:lang w:val="fr-FR"/>
+        </w:rPr>
+        <w:t xml:space="preserve"> DOMAIN [DOMAIN ...]</w:t>
       </w:r>
     </w:p>
     <w:p>
@@ -10811,6 +12202,7 @@
         </w:rPr>
         <w:t xml:space="preserve"> </w:t>
       </w:r>
+      <w:proofErr w:type="spellStart"/>
       <w:r>
         <w:rPr>
           <w:rFonts w:asciiTheme="majorHAnsi" w:hAnsiTheme="majorHAnsi" w:cstheme="majorHAnsi"/>
@@ -10818,6 +12210,7 @@
         </w:rPr>
         <w:t>NX</w:t>
       </w:r>
+      <w:proofErr w:type="spellEnd"/>
       <w:r>
         <w:rPr>
           <w:rFonts w:asciiTheme="majorHAnsi" w:hAnsiTheme="majorHAnsi" w:cstheme="majorHAnsi"/>
@@ -10830,7 +12223,23 @@
           <w:rFonts w:asciiTheme="majorHAnsi" w:hAnsiTheme="majorHAnsi" w:cstheme="majorHAnsi"/>
           <w:szCs w:val="22"/>
         </w:rPr>
-        <w:t>--nx NX</w:t>
+        <w:t>--</w:t>
+      </w:r>
+      <w:proofErr w:type="spellStart"/>
+      <w:r>
+        <w:rPr>
+          <w:rFonts w:asciiTheme="majorHAnsi" w:hAnsiTheme="majorHAnsi" w:cstheme="majorHAnsi"/>
+          <w:szCs w:val="22"/>
+        </w:rPr>
+        <w:t>nx</w:t>
+      </w:r>
+      <w:proofErr w:type="spellEnd"/>
+      <w:r>
+        <w:rPr>
+          <w:rFonts w:asciiTheme="majorHAnsi" w:hAnsiTheme="majorHAnsi" w:cstheme="majorHAnsi"/>
+          <w:szCs w:val="22"/>
+        </w:rPr>
+        <w:t xml:space="preserve"> NX</w:t>
       </w:r>
     </w:p>
     <w:p>
@@ -10910,6 +12319,7 @@
         </w:rPr>
         <w:t xml:space="preserve"> </w:t>
       </w:r>
+      <w:proofErr w:type="spellStart"/>
       <w:r>
         <w:rPr>
           <w:rFonts w:asciiTheme="majorHAnsi" w:hAnsiTheme="majorHAnsi" w:cstheme="majorHAnsi"/>
@@ -10917,6 +12327,7 @@
         </w:rPr>
         <w:t>NY</w:t>
       </w:r>
+      <w:proofErr w:type="spellEnd"/>
       <w:r>
         <w:rPr>
           <w:rFonts w:asciiTheme="majorHAnsi" w:hAnsiTheme="majorHAnsi" w:cstheme="majorHAnsi"/>
@@ -10929,7 +12340,15 @@
           <w:rFonts w:asciiTheme="majorHAnsi" w:hAnsiTheme="majorHAnsi" w:cstheme="majorHAnsi"/>
           <w:szCs w:val="22"/>
         </w:rPr>
-        <w:t>--n</w:t>
+        <w:t>--</w:t>
+      </w:r>
+      <w:proofErr w:type="spellStart"/>
+      <w:r>
+        <w:rPr>
+          <w:rFonts w:asciiTheme="majorHAnsi" w:hAnsiTheme="majorHAnsi" w:cstheme="majorHAnsi"/>
+          <w:szCs w:val="22"/>
+        </w:rPr>
+        <w:t>n</w:t>
       </w:r>
       <w:r>
         <w:rPr>
@@ -10938,6 +12357,7 @@
         </w:rPr>
         <w:t>y</w:t>
       </w:r>
+      <w:proofErr w:type="spellEnd"/>
       <w:r>
         <w:rPr>
           <w:rFonts w:asciiTheme="majorHAnsi" w:hAnsiTheme="majorHAnsi" w:cstheme="majorHAnsi"/>
@@ -11027,8 +12447,33 @@
           <w:rFonts w:asciiTheme="majorHAnsi" w:hAnsiTheme="majorHAnsi" w:cstheme="majorHAnsi"/>
           <w:szCs w:val="22"/>
         </w:rPr>
-        <w:t>-DX DX, --dx DX</w:t>
-      </w:r>
+        <w:t xml:space="preserve">-DX </w:t>
+      </w:r>
+      <w:proofErr w:type="spellStart"/>
+      <w:r>
+        <w:rPr>
+          <w:rFonts w:asciiTheme="majorHAnsi" w:hAnsiTheme="majorHAnsi" w:cstheme="majorHAnsi"/>
+          <w:szCs w:val="22"/>
+        </w:rPr>
+        <w:t>DX</w:t>
+      </w:r>
+      <w:proofErr w:type="spellEnd"/>
+      <w:r>
+        <w:rPr>
+          <w:rFonts w:asciiTheme="majorHAnsi" w:hAnsiTheme="majorHAnsi" w:cstheme="majorHAnsi"/>
+          <w:szCs w:val="22"/>
+        </w:rPr>
+        <w:t xml:space="preserve">, --dx </w:t>
+      </w:r>
+      <w:proofErr w:type="spellStart"/>
+      <w:r>
+        <w:rPr>
+          <w:rFonts w:asciiTheme="majorHAnsi" w:hAnsiTheme="majorHAnsi" w:cstheme="majorHAnsi"/>
+          <w:szCs w:val="22"/>
+        </w:rPr>
+        <w:t>DX</w:t>
+      </w:r>
+      <w:proofErr w:type="spellEnd"/>
     </w:p>
     <w:p>
       <w:pPr>
@@ -11081,7 +12526,15 @@
           <w:rFonts w:asciiTheme="majorHAnsi" w:hAnsiTheme="majorHAnsi" w:cstheme="majorHAnsi"/>
           <w:szCs w:val="22"/>
         </w:rPr>
-        <w:t xml:space="preserve"> D</w:t>
+        <w:t xml:space="preserve"> </w:t>
+      </w:r>
+      <w:proofErr w:type="spellStart"/>
+      <w:r>
+        <w:rPr>
+          <w:rFonts w:asciiTheme="majorHAnsi" w:hAnsiTheme="majorHAnsi" w:cstheme="majorHAnsi"/>
+          <w:szCs w:val="22"/>
+        </w:rPr>
+        <w:t>D</w:t>
       </w:r>
       <w:r>
         <w:rPr>
@@ -11090,12 +12543,21 @@
         </w:rPr>
         <w:t>Y</w:t>
       </w:r>
-      <w:r>
-        <w:rPr>
-          <w:rFonts w:asciiTheme="majorHAnsi" w:hAnsiTheme="majorHAnsi" w:cstheme="majorHAnsi"/>
-          <w:szCs w:val="22"/>
-        </w:rPr>
-        <w:t>, --d</w:t>
+      <w:proofErr w:type="spellEnd"/>
+      <w:r>
+        <w:rPr>
+          <w:rFonts w:asciiTheme="majorHAnsi" w:hAnsiTheme="majorHAnsi" w:cstheme="majorHAnsi"/>
+          <w:szCs w:val="22"/>
+        </w:rPr>
+        <w:t>, --</w:t>
+      </w:r>
+      <w:proofErr w:type="spellStart"/>
+      <w:r>
+        <w:rPr>
+          <w:rFonts w:asciiTheme="majorHAnsi" w:hAnsiTheme="majorHAnsi" w:cstheme="majorHAnsi"/>
+          <w:szCs w:val="22"/>
+        </w:rPr>
+        <w:t>d</w:t>
       </w:r>
       <w:r>
         <w:rPr>
@@ -11104,6 +12566,7 @@
         </w:rPr>
         <w:t>y</w:t>
       </w:r>
+      <w:proofErr w:type="spellEnd"/>
       <w:r>
         <w:rPr>
           <w:rFonts w:asciiTheme="majorHAnsi" w:hAnsiTheme="majorHAnsi" w:cstheme="majorHAnsi"/>
@@ -11182,7 +12645,25 @@
           <w:szCs w:val="22"/>
           <w:lang w:val="fr-FR"/>
         </w:rPr>
-        <w:t>-SEM SOURCE_EMISSION, --source_emission SOURCE_EMISSION</w:t>
+        <w:t>-SEM SOURCE_EMISSION, --</w:t>
+      </w:r>
+      <w:proofErr w:type="spellStart"/>
+      <w:r>
+        <w:rPr>
+          <w:rFonts w:asciiTheme="majorHAnsi" w:hAnsiTheme="majorHAnsi" w:cstheme="majorHAnsi"/>
+          <w:szCs w:val="22"/>
+          <w:lang w:val="fr-FR"/>
+        </w:rPr>
+        <w:t>source_emission</w:t>
+      </w:r>
+      <w:proofErr w:type="spellEnd"/>
+      <w:r>
+        <w:rPr>
+          <w:rFonts w:asciiTheme="majorHAnsi" w:hAnsiTheme="majorHAnsi" w:cstheme="majorHAnsi"/>
+          <w:szCs w:val="22"/>
+          <w:lang w:val="fr-FR"/>
+        </w:rPr>
+        <w:t xml:space="preserve"> SOURCE_EMISSION</w:t>
       </w:r>
     </w:p>
     <w:p>
@@ -11228,8 +12709,23 @@
           <w:rFonts w:asciiTheme="majorHAnsi" w:hAnsiTheme="majorHAnsi" w:cstheme="majorHAnsi"/>
           <w:szCs w:val="22"/>
         </w:rPr>
-        <w:lastRenderedPageBreak/>
-        <w:t>-RER RANDOM_EMISSION, --random_emission RANDOM_EMISSION</w:t>
+        <w:t>-RER RANDOM_EMISSION, --</w:t>
+      </w:r>
+      <w:proofErr w:type="spellStart"/>
+      <w:r>
+        <w:rPr>
+          <w:rFonts w:asciiTheme="majorHAnsi" w:hAnsiTheme="majorHAnsi" w:cstheme="majorHAnsi"/>
+          <w:szCs w:val="22"/>
+        </w:rPr>
+        <w:t>random_emission</w:t>
+      </w:r>
+      <w:proofErr w:type="spellEnd"/>
+      <w:r>
+        <w:rPr>
+          <w:rFonts w:asciiTheme="majorHAnsi" w:hAnsiTheme="majorHAnsi" w:cstheme="majorHAnsi"/>
+          <w:szCs w:val="22"/>
+        </w:rPr>
+        <w:t xml:space="preserve"> RANDOM_EMISSION</w:t>
       </w:r>
     </w:p>
     <w:p>
@@ -11338,7 +12834,23 @@
           <w:rFonts w:asciiTheme="majorHAnsi" w:hAnsiTheme="majorHAnsi" w:cstheme="majorHAnsi"/>
           <w:szCs w:val="22"/>
         </w:rPr>
-        <w:t>--random_emission RANDOM_EMISSION</w:t>
+        <w:t>--</w:t>
+      </w:r>
+      <w:proofErr w:type="spellStart"/>
+      <w:r>
+        <w:rPr>
+          <w:rFonts w:asciiTheme="majorHAnsi" w:hAnsiTheme="majorHAnsi" w:cstheme="majorHAnsi"/>
+          <w:szCs w:val="22"/>
+        </w:rPr>
+        <w:t>random_emission</w:t>
+      </w:r>
+      <w:proofErr w:type="spellEnd"/>
+      <w:r>
+        <w:rPr>
+          <w:rFonts w:asciiTheme="majorHAnsi" w:hAnsiTheme="majorHAnsi" w:cstheme="majorHAnsi"/>
+          <w:szCs w:val="22"/>
+        </w:rPr>
+        <w:t xml:space="preserve"> RANDOM_EMISSION</w:t>
       </w:r>
     </w:p>
     <w:p>
@@ -11364,7 +12876,21 @@
         <w:rPr>
           <w:szCs w:val="22"/>
         </w:rPr>
-        <w:t>normal, ecdf (default: )</w:t>
+        <w:t xml:space="preserve">normal, </w:t>
+      </w:r>
+      <w:proofErr w:type="spellStart"/>
+      <w:r>
+        <w:rPr>
+          <w:szCs w:val="22"/>
+        </w:rPr>
+        <w:t>ecdf</w:t>
+      </w:r>
+      <w:proofErr w:type="spellEnd"/>
+      <w:r>
+        <w:rPr>
+          <w:szCs w:val="22"/>
+        </w:rPr>
+        <w:t xml:space="preserve"> (default: )</w:t>
       </w:r>
       <w:r>
         <w:rPr>
@@ -11396,7 +12922,23 @@
           <w:rFonts w:asciiTheme="majorHAnsi" w:hAnsiTheme="majorHAnsi" w:cstheme="majorHAnsi"/>
           <w:szCs w:val="22"/>
         </w:rPr>
-        <w:t>-PDPAR PROB_DISTR_PARAMS, --prob_distr_params PROB_DISTR_PARAMS</w:t>
+        <w:t>-PDPAR PROB_DISTR_PARAMS, --</w:t>
+      </w:r>
+      <w:proofErr w:type="spellStart"/>
+      <w:r>
+        <w:rPr>
+          <w:rFonts w:asciiTheme="majorHAnsi" w:hAnsiTheme="majorHAnsi" w:cstheme="majorHAnsi"/>
+          <w:szCs w:val="22"/>
+        </w:rPr>
+        <w:t>prob_distr_params</w:t>
+      </w:r>
+      <w:proofErr w:type="spellEnd"/>
+      <w:r>
+        <w:rPr>
+          <w:rFonts w:asciiTheme="majorHAnsi" w:hAnsiTheme="majorHAnsi" w:cstheme="majorHAnsi"/>
+          <w:szCs w:val="22"/>
+        </w:rPr>
+        <w:t xml:space="preserve"> PROB_DISTR_PARAMS</w:t>
       </w:r>
     </w:p>
     <w:p>
@@ -11410,6 +12952,7 @@
         <w:rPr>
           <w:szCs w:val="22"/>
         </w:rPr>
+        <w:lastRenderedPageBreak/>
         <w:t>If -PDEM</w:t>
       </w:r>
       <w:r>
@@ -11464,7 +13007,21 @@
         <w:rPr>
           <w:szCs w:val="22"/>
         </w:rPr>
-        <w:t>. If -PDEM = ecdf, a ‘flux.txt’ file should be provided.</w:t>
+        <w:t xml:space="preserve">. If -PDEM = </w:t>
+      </w:r>
+      <w:proofErr w:type="spellStart"/>
+      <w:r>
+        <w:rPr>
+          <w:szCs w:val="22"/>
+        </w:rPr>
+        <w:t>ecdf</w:t>
+      </w:r>
+      <w:proofErr w:type="spellEnd"/>
+      <w:r>
+        <w:rPr>
+          <w:szCs w:val="22"/>
+        </w:rPr>
+        <w:t>, a ‘flux.txt’ file should be provided.</w:t>
       </w:r>
     </w:p>
     <w:p>
@@ -11491,7 +13048,23 @@
           <w:rFonts w:asciiTheme="majorHAnsi" w:hAnsiTheme="majorHAnsi" w:cstheme="majorHAnsi"/>
           <w:szCs w:val="22"/>
         </w:rPr>
-        <w:t>RD RUN_DURATION, --run_duration RUN_DURATION</w:t>
+        <w:t>RD RUN_DURATION, --</w:t>
+      </w:r>
+      <w:proofErr w:type="spellStart"/>
+      <w:r>
+        <w:rPr>
+          <w:rFonts w:asciiTheme="majorHAnsi" w:hAnsiTheme="majorHAnsi" w:cstheme="majorHAnsi"/>
+          <w:szCs w:val="22"/>
+        </w:rPr>
+        <w:t>run_duration</w:t>
+      </w:r>
+      <w:proofErr w:type="spellEnd"/>
+      <w:r>
+        <w:rPr>
+          <w:rFonts w:asciiTheme="majorHAnsi" w:hAnsiTheme="majorHAnsi" w:cstheme="majorHAnsi"/>
+          <w:szCs w:val="22"/>
+        </w:rPr>
+        <w:t xml:space="preserve"> RUN_DURATION</w:t>
       </w:r>
     </w:p>
     <w:p>
@@ -11551,6 +13124,7 @@
         </w:rPr>
         <w:t>--</w:t>
       </w:r>
+      <w:proofErr w:type="spellStart"/>
       <w:r>
         <w:rPr>
           <w:rFonts w:asciiTheme="majorHAnsi" w:hAnsiTheme="majorHAnsi" w:cstheme="majorHAnsi"/>
@@ -11558,6 +13132,7 @@
         </w:rPr>
         <w:t>continuous_simulation</w:t>
       </w:r>
+      <w:proofErr w:type="spellEnd"/>
       <w:r>
         <w:rPr>
           <w:szCs w:val="22"/>
@@ -11582,7 +13157,23 @@
           <w:rFonts w:asciiTheme="majorHAnsi" w:hAnsiTheme="majorHAnsi" w:cstheme="majorHAnsi"/>
           <w:szCs w:val="22"/>
         </w:rPr>
-        <w:t>-OI OUTPUT_INTERVAL, --output_interval OUTPUT_INTERVAL</w:t>
+        <w:t>-OI OUTPUT_INTERVAL, --</w:t>
+      </w:r>
+      <w:proofErr w:type="spellStart"/>
+      <w:r>
+        <w:rPr>
+          <w:rFonts w:asciiTheme="majorHAnsi" w:hAnsiTheme="majorHAnsi" w:cstheme="majorHAnsi"/>
+          <w:szCs w:val="22"/>
+        </w:rPr>
+        <w:t>output_interval</w:t>
+      </w:r>
+      <w:proofErr w:type="spellEnd"/>
+      <w:r>
+        <w:rPr>
+          <w:rFonts w:asciiTheme="majorHAnsi" w:hAnsiTheme="majorHAnsi" w:cstheme="majorHAnsi"/>
+          <w:szCs w:val="22"/>
+        </w:rPr>
+        <w:t xml:space="preserve"> OUTPUT_INTERVAL</w:t>
       </w:r>
     </w:p>
     <w:p>
@@ -11644,7 +13235,21 @@
         <w:rPr>
           <w:rFonts w:asciiTheme="majorHAnsi" w:hAnsiTheme="majorHAnsi" w:cstheme="majorHAnsi"/>
         </w:rPr>
-        <w:t>-OH OUTPUT_HEIGHTS, --output_heights OUTPUT_HEIGHTS</w:t>
+        <w:t>-OH OUTPUT_HEIGHTS, --</w:t>
+      </w:r>
+      <w:proofErr w:type="spellStart"/>
+      <w:r>
+        <w:rPr>
+          <w:rFonts w:asciiTheme="majorHAnsi" w:hAnsiTheme="majorHAnsi" w:cstheme="majorHAnsi"/>
+        </w:rPr>
+        <w:t>output_heights</w:t>
+      </w:r>
+      <w:proofErr w:type="spellEnd"/>
+      <w:r>
+        <w:rPr>
+          <w:rFonts w:asciiTheme="majorHAnsi" w:hAnsiTheme="majorHAnsi" w:cstheme="majorHAnsi"/>
+        </w:rPr>
+        <w:t xml:space="preserve"> OUTPUT_HEIGHTS</w:t>
       </w:r>
     </w:p>
     <w:p>
@@ -11677,7 +13282,23 @@
           <w:rFonts w:asciiTheme="majorHAnsi" w:hAnsiTheme="majorHAnsi" w:cstheme="majorHAnsi"/>
           <w:szCs w:val="22"/>
         </w:rPr>
-        <w:t>-DI DIAGNO, --diagno DIAGNO</w:t>
+        <w:t>-DI DIAGNO, --</w:t>
+      </w:r>
+      <w:proofErr w:type="spellStart"/>
+      <w:r>
+        <w:rPr>
+          <w:rFonts w:asciiTheme="majorHAnsi" w:hAnsiTheme="majorHAnsi" w:cstheme="majorHAnsi"/>
+          <w:szCs w:val="22"/>
+        </w:rPr>
+        <w:t>diagno</w:t>
+      </w:r>
+      <w:proofErr w:type="spellEnd"/>
+      <w:r>
+        <w:rPr>
+          <w:rFonts w:asciiTheme="majorHAnsi" w:hAnsiTheme="majorHAnsi" w:cstheme="majorHAnsi"/>
+          <w:szCs w:val="22"/>
+        </w:rPr>
+        <w:t xml:space="preserve"> DIAGNO</w:t>
       </w:r>
     </w:p>
     <w:p>
@@ -11769,7 +13390,25 @@
           <w:szCs w:val="22"/>
           <w:lang w:val="it-IT"/>
         </w:rPr>
-        <w:t>DM DISPERSION_MODEL, --dispersion_model DISPERSION_MODEL</w:t>
+        <w:t>DM DISPERSION_MODEL, --</w:t>
+      </w:r>
+      <w:proofErr w:type="spellStart"/>
+      <w:r>
+        <w:rPr>
+          <w:rFonts w:asciiTheme="majorHAnsi" w:hAnsiTheme="majorHAnsi" w:cstheme="majorHAnsi"/>
+          <w:szCs w:val="22"/>
+          <w:lang w:val="it-IT"/>
+        </w:rPr>
+        <w:t>dispersion_model</w:t>
+      </w:r>
+      <w:proofErr w:type="spellEnd"/>
+      <w:r>
+        <w:rPr>
+          <w:rFonts w:asciiTheme="majorHAnsi" w:hAnsiTheme="majorHAnsi" w:cstheme="majorHAnsi"/>
+          <w:szCs w:val="22"/>
+          <w:lang w:val="it-IT"/>
+        </w:rPr>
+        <w:t xml:space="preserve"> DISPERSION_MODEL</w:t>
       </w:r>
     </w:p>
     <w:p>
@@ -11797,6 +13436,7 @@
         </w:rPr>
         <w:t xml:space="preserve">, </w:t>
       </w:r>
+      <w:proofErr w:type="spellStart"/>
       <w:r>
         <w:rPr>
           <w:szCs w:val="22"/>
@@ -11809,6 +13449,7 @@
         </w:rPr>
         <w:t>isgas</w:t>
       </w:r>
+      <w:proofErr w:type="spellEnd"/>
       <w:r>
         <w:rPr>
           <w:szCs w:val="22"/>
@@ -11857,7 +13498,23 @@
           <w:rFonts w:asciiTheme="majorHAnsi" w:hAnsiTheme="majorHAnsi" w:cstheme="majorHAnsi"/>
           <w:szCs w:val="22"/>
         </w:rPr>
-        <w:t>-US USE_SLURM, --use_slurm USE_SLURM</w:t>
+        <w:t>-US USE_SLURM, --</w:t>
+      </w:r>
+      <w:proofErr w:type="spellStart"/>
+      <w:r>
+        <w:rPr>
+          <w:rFonts w:asciiTheme="majorHAnsi" w:hAnsiTheme="majorHAnsi" w:cstheme="majorHAnsi"/>
+          <w:szCs w:val="22"/>
+        </w:rPr>
+        <w:t>use_slurm</w:t>
+      </w:r>
+      <w:proofErr w:type="spellEnd"/>
+      <w:r>
+        <w:rPr>
+          <w:rFonts w:asciiTheme="majorHAnsi" w:hAnsiTheme="majorHAnsi" w:cstheme="majorHAnsi"/>
+          <w:szCs w:val="22"/>
+        </w:rPr>
+        <w:t xml:space="preserve"> USE_SLURM</w:t>
       </w:r>
     </w:p>
     <w:p>
@@ -11871,13 +13528,69 @@
         <w:rPr>
           <w:szCs w:val="22"/>
         </w:rPr>
-        <w:t xml:space="preserve">Option to run the simulation tools via Slurm Workload Manager if available on the system. </w:t>
-      </w:r>
-      <w:r>
-        <w:rPr>
-          <w:szCs w:val="22"/>
-        </w:rPr>
-        <w:t>The slurm commands are launched from within the Python scripts and the available resources are allocated based on the available nodes on the selected partition (see -SP --slurm_partition option) and the number of simultaneous processes (via the -N --nproc command).</w:t>
+        <w:t xml:space="preserve">Option to run the simulation tools via </w:t>
+      </w:r>
+      <w:proofErr w:type="spellStart"/>
+      <w:r>
+        <w:rPr>
+          <w:szCs w:val="22"/>
+        </w:rPr>
+        <w:t>Slurm</w:t>
+      </w:r>
+      <w:proofErr w:type="spellEnd"/>
+      <w:r>
+        <w:rPr>
+          <w:szCs w:val="22"/>
+        </w:rPr>
+        <w:t xml:space="preserve"> Workload Manager if available on the system. </w:t>
+      </w:r>
+      <w:r>
+        <w:rPr>
+          <w:szCs w:val="22"/>
+        </w:rPr>
+        <w:t xml:space="preserve">The </w:t>
+      </w:r>
+      <w:proofErr w:type="spellStart"/>
+      <w:r>
+        <w:rPr>
+          <w:szCs w:val="22"/>
+        </w:rPr>
+        <w:t>slurm</w:t>
+      </w:r>
+      <w:proofErr w:type="spellEnd"/>
+      <w:r>
+        <w:rPr>
+          <w:szCs w:val="22"/>
+        </w:rPr>
+        <w:t xml:space="preserve"> commands are launched from within the Python scripts and the available resources are allocated based on the available nodes on the selected partition (see -SP --</w:t>
+      </w:r>
+      <w:proofErr w:type="spellStart"/>
+      <w:r>
+        <w:rPr>
+          <w:szCs w:val="22"/>
+        </w:rPr>
+        <w:t>slurm_partition</w:t>
+      </w:r>
+      <w:proofErr w:type="spellEnd"/>
+      <w:r>
+        <w:rPr>
+          <w:szCs w:val="22"/>
+        </w:rPr>
+        <w:t xml:space="preserve"> option) and the number of simultaneous processes (via the -N --</w:t>
+      </w:r>
+      <w:proofErr w:type="spellStart"/>
+      <w:r>
+        <w:rPr>
+          <w:szCs w:val="22"/>
+        </w:rPr>
+        <w:t>nproc</w:t>
+      </w:r>
+      <w:proofErr w:type="spellEnd"/>
+      <w:r>
+        <w:rPr>
+          <w:szCs w:val="22"/>
+        </w:rPr>
+        <w:t xml:space="preserve"> command).</w:t>
       </w:r>
     </w:p>
     <w:p>
@@ -11897,7 +13610,23 @@
           <w:rFonts w:asciiTheme="majorHAnsi" w:hAnsiTheme="majorHAnsi" w:cstheme="majorHAnsi"/>
           <w:szCs w:val="22"/>
         </w:rPr>
-        <w:t>-SP SLURM_PARTITION, --slurm_partition SLURM_PARTITION</w:t>
+        <w:t>-SP SLURM_PARTITION, --</w:t>
+      </w:r>
+      <w:proofErr w:type="spellStart"/>
+      <w:r>
+        <w:rPr>
+          <w:rFonts w:asciiTheme="majorHAnsi" w:hAnsiTheme="majorHAnsi" w:cstheme="majorHAnsi"/>
+          <w:szCs w:val="22"/>
+        </w:rPr>
+        <w:t>slurm_partition</w:t>
+      </w:r>
+      <w:proofErr w:type="spellEnd"/>
+      <w:r>
+        <w:rPr>
+          <w:rFonts w:asciiTheme="majorHAnsi" w:hAnsiTheme="majorHAnsi" w:cstheme="majorHAnsi"/>
+          <w:szCs w:val="22"/>
+        </w:rPr>
+        <w:t xml:space="preserve"> SLURM_PARTITION</w:t>
       </w:r>
     </w:p>
     <w:p>
@@ -11911,7 +13640,21 @@
         <w:rPr>
           <w:szCs w:val="22"/>
         </w:rPr>
-        <w:t>Name of the cluster partition where to run the simulations managed by Slurm.</w:t>
+        <w:t xml:space="preserve">Name of the cluster partition where to run the simulations managed by </w:t>
+      </w:r>
+      <w:proofErr w:type="spellStart"/>
+      <w:r>
+        <w:rPr>
+          <w:szCs w:val="22"/>
+        </w:rPr>
+        <w:t>Slurm</w:t>
+      </w:r>
+      <w:proofErr w:type="spellEnd"/>
+      <w:r>
+        <w:rPr>
+          <w:szCs w:val="22"/>
+        </w:rPr>
+        <w:t>.</w:t>
       </w:r>
     </w:p>
     <w:p>
@@ -11931,7 +13674,23 @@
           <w:rFonts w:asciiTheme="majorHAnsi" w:hAnsiTheme="majorHAnsi" w:cstheme="majorHAnsi"/>
           <w:szCs w:val="22"/>
         </w:rPr>
-        <w:t>-TS TRACKING_SPECIE, --tracking_specie TRACKING_SPECIE</w:t>
+        <w:t>-TS TRACKING_SPECIE, --</w:t>
+      </w:r>
+      <w:proofErr w:type="spellStart"/>
+      <w:r>
+        <w:rPr>
+          <w:rFonts w:asciiTheme="majorHAnsi" w:hAnsiTheme="majorHAnsi" w:cstheme="majorHAnsi"/>
+          <w:szCs w:val="22"/>
+        </w:rPr>
+        <w:t>tracking_specie</w:t>
+      </w:r>
+      <w:proofErr w:type="spellEnd"/>
+      <w:r>
+        <w:rPr>
+          <w:rFonts w:asciiTheme="majorHAnsi" w:hAnsiTheme="majorHAnsi" w:cstheme="majorHAnsi"/>
+          <w:szCs w:val="22"/>
+        </w:rPr>
+        <w:t xml:space="preserve"> TRACKING_SPECIE</w:t>
       </w:r>
     </w:p>
     <w:p>
@@ -11972,7 +13731,7 @@
         <w:pStyle w:val="Heading2"/>
       </w:pPr>
       <w:bookmarkStart w:id="22" w:name="_Ref77601587"/>
-      <w:bookmarkStart w:id="23" w:name="_Toc111804018"/>
+      <w:bookmarkStart w:id="23" w:name="_Toc205721552"/>
       <w:r>
         <w:t>4.3 post_process.py</w:t>
       </w:r>
@@ -12005,12 +13764,14 @@
       <w:r>
         <w:t xml:space="preserve">All the processed outputs are stored in the folder </w:t>
       </w:r>
+      <w:proofErr w:type="spellStart"/>
       <w:r>
         <w:rPr>
           <w:rFonts w:asciiTheme="majorHAnsi" w:hAnsiTheme="majorHAnsi" w:cstheme="majorHAnsi"/>
         </w:rPr>
         <w:t>post_processing</w:t>
       </w:r>
+      <w:proofErr w:type="spellEnd"/>
       <w:r>
         <w:rPr>
           <w:rFonts w:cs="Times New Roman"/>
@@ -12057,14 +13818,7 @@
         <w:rPr>
           <w:rFonts w:asciiTheme="majorHAnsi" w:hAnsiTheme="majorHAnsi" w:cstheme="majorHAnsi"/>
         </w:rPr>
-        <w:t xml:space="preserve"> [-TA TIME_AV] [-OF OUTPUT_FORMAT] [-</w:t>
-      </w:r>
-      <w:r>
-        <w:rPr>
-          <w:rFonts w:asciiTheme="majorHAnsi" w:hAnsiTheme="majorHAnsi" w:cstheme="majorHAnsi"/>
-        </w:rPr>
-        <w:lastRenderedPageBreak/>
-        <w:t>PT PLOT_TOPOGRAPHY] [-TI TOPOGRAPHY_ISOLINES] [-PR PLOT_RESOLUTION</w:t>
+        <w:t xml:space="preserve"> [-TA TIME_AV] [-OF OUTPUT_FORMAT] [-PT PLOT_TOPOGRAPHY] [-TI TOPOGRAPHY_ISOLINES] [-PR PLOT_RESOLUTION</w:t>
       </w:r>
       <w:r>
         <w:rPr>
@@ -12124,7 +13878,23 @@
           <w:rFonts w:asciiTheme="majorHAnsi" w:hAnsiTheme="majorHAnsi" w:cstheme="majorHAnsi"/>
           <w:szCs w:val="22"/>
         </w:rPr>
-        <w:t xml:space="preserve">-P PLOT, --plot PLOT  </w:t>
+        <w:t xml:space="preserve">-P PLOT, --plot </w:t>
+      </w:r>
+      <w:proofErr w:type="spellStart"/>
+      <w:r>
+        <w:rPr>
+          <w:rFonts w:asciiTheme="majorHAnsi" w:hAnsiTheme="majorHAnsi" w:cstheme="majorHAnsi"/>
+          <w:szCs w:val="22"/>
+        </w:rPr>
+        <w:t>PLOT</w:t>
+      </w:r>
+      <w:proofErr w:type="spellEnd"/>
+      <w:r>
+        <w:rPr>
+          <w:rFonts w:asciiTheme="majorHAnsi" w:hAnsiTheme="majorHAnsi" w:cstheme="majorHAnsi"/>
+          <w:szCs w:val="22"/>
+        </w:rPr>
+        <w:t xml:space="preserve">  </w:t>
       </w:r>
     </w:p>
     <w:p>
@@ -12194,6 +13964,7 @@
           <w:rFonts w:asciiTheme="majorHAnsi" w:hAnsiTheme="majorHAnsi" w:cstheme="majorHAnsi"/>
           <w:szCs w:val="22"/>
         </w:rPr>
+        <w:lastRenderedPageBreak/>
         <w:t>-</w:t>
       </w:r>
       <w:r>
@@ -12210,6 +13981,7 @@
         </w:rPr>
         <w:t>, --</w:t>
       </w:r>
+      <w:proofErr w:type="spellStart"/>
       <w:r>
         <w:rPr>
           <w:rFonts w:asciiTheme="majorHAnsi" w:hAnsiTheme="majorHAnsi" w:cstheme="majorHAnsi"/>
@@ -12217,6 +13989,7 @@
         </w:rPr>
         <w:t>calculate_ecdf</w:t>
       </w:r>
+      <w:proofErr w:type="spellEnd"/>
       <w:r>
         <w:rPr>
           <w:rFonts w:asciiTheme="majorHAnsi" w:hAnsiTheme="majorHAnsi" w:cstheme="majorHAnsi"/>
@@ -12340,8 +14113,17 @@
           <w:rFonts w:asciiTheme="majorHAnsi" w:hAnsiTheme="majorHAnsi" w:cstheme="majorHAnsi"/>
           <w:szCs w:val="22"/>
         </w:rPr>
-        <w:t>-EX --ex_prob</w:t>
-      </w:r>
+        <w:t>-EX --</w:t>
+      </w:r>
+      <w:proofErr w:type="spellStart"/>
+      <w:r>
+        <w:rPr>
+          <w:rFonts w:asciiTheme="majorHAnsi" w:hAnsiTheme="majorHAnsi" w:cstheme="majorHAnsi"/>
+          <w:szCs w:val="22"/>
+        </w:rPr>
+        <w:t>ex_prob</w:t>
+      </w:r>
+      <w:proofErr w:type="spellEnd"/>
       <w:r>
         <w:rPr>
           <w:szCs w:val="22"/>
@@ -12368,7 +14150,25 @@
           <w:szCs w:val="22"/>
           <w:lang w:val="it-IT"/>
         </w:rPr>
-        <w:t>-EX EX_PROB [EX_PROB ...], --ex_prob EX_PROB [EX_PROB ...]</w:t>
+        <w:t>-EX EX_PROB [EX_PROB ...], --</w:t>
+      </w:r>
+      <w:proofErr w:type="spellStart"/>
+      <w:r>
+        <w:rPr>
+          <w:rFonts w:asciiTheme="majorHAnsi" w:hAnsiTheme="majorHAnsi" w:cstheme="majorHAnsi"/>
+          <w:szCs w:val="22"/>
+          <w:lang w:val="it-IT"/>
+        </w:rPr>
+        <w:t>ex_prob</w:t>
+      </w:r>
+      <w:proofErr w:type="spellEnd"/>
+      <w:r>
+        <w:rPr>
+          <w:rFonts w:asciiTheme="majorHAnsi" w:hAnsiTheme="majorHAnsi" w:cstheme="majorHAnsi"/>
+          <w:szCs w:val="22"/>
+          <w:lang w:val="it-IT"/>
+        </w:rPr>
+        <w:t xml:space="preserve"> EX_PROB [EX_PROB ...]</w:t>
       </w:r>
     </w:p>
     <w:p>
@@ -12384,8 +14184,13 @@
         </w:rPr>
         <w:t>C</w:t>
       </w:r>
-      <w:r>
-        <w:t xml:space="preserve">omma-separated </w:t>
+      <w:proofErr w:type="spellStart"/>
+      <w:r>
+        <w:t>omma</w:t>
+      </w:r>
+      <w:proofErr w:type="spellEnd"/>
+      <w:r>
+        <w:t xml:space="preserve">-separated </w:t>
       </w:r>
       <w:r>
         <w:rPr>
@@ -12435,8 +14240,17 @@
           <w:rFonts w:asciiTheme="majorHAnsi" w:hAnsiTheme="majorHAnsi" w:cstheme="majorHAnsi"/>
           <w:szCs w:val="22"/>
         </w:rPr>
-        <w:t>-PER PERSISTENCE, --persistence PERSISTENCE</w:t>
-      </w:r>
+        <w:t xml:space="preserve">-PER PERSISTENCE, --persistence </w:t>
+      </w:r>
+      <w:proofErr w:type="spellStart"/>
+      <w:r>
+        <w:rPr>
+          <w:rFonts w:asciiTheme="majorHAnsi" w:hAnsiTheme="majorHAnsi" w:cstheme="majorHAnsi"/>
+          <w:szCs w:val="22"/>
+        </w:rPr>
+        <w:t>PERSISTENCE</w:t>
+      </w:r>
+      <w:proofErr w:type="spellEnd"/>
     </w:p>
     <w:p>
       <w:pPr>
@@ -12499,7 +14313,23 @@
           <w:rFonts w:asciiTheme="majorHAnsi" w:hAnsiTheme="majorHAnsi" w:cstheme="majorHAnsi"/>
           <w:szCs w:val="22"/>
         </w:rPr>
-        <w:t>-T TIME_STEPS [TIME_STEPS ...], --time_steps TIME_STEPS [TIME_STEPS ...]</w:t>
+        <w:t>-T TIME_STEPS [TIME_STEPS ...], --</w:t>
+      </w:r>
+      <w:proofErr w:type="spellStart"/>
+      <w:r>
+        <w:rPr>
+          <w:rFonts w:asciiTheme="majorHAnsi" w:hAnsiTheme="majorHAnsi" w:cstheme="majorHAnsi"/>
+          <w:szCs w:val="22"/>
+        </w:rPr>
+        <w:t>time_steps</w:t>
+      </w:r>
+      <w:proofErr w:type="spellEnd"/>
+      <w:r>
+        <w:rPr>
+          <w:rFonts w:asciiTheme="majorHAnsi" w:hAnsiTheme="majorHAnsi" w:cstheme="majorHAnsi"/>
+          <w:szCs w:val="22"/>
+        </w:rPr>
+        <w:t xml:space="preserve"> TIME_STEPS [TIME_STEPS ...]</w:t>
       </w:r>
     </w:p>
     <w:p>
@@ -12515,8 +14345,13 @@
         </w:rPr>
         <w:t>C</w:t>
       </w:r>
-      <w:r>
-        <w:t xml:space="preserve">omma-separated </w:t>
+      <w:proofErr w:type="spellStart"/>
+      <w:r>
+        <w:t>omma</w:t>
+      </w:r>
+      <w:proofErr w:type="spellEnd"/>
+      <w:r>
+        <w:t xml:space="preserve">-separated </w:t>
       </w:r>
       <w:r>
         <w:rPr>
@@ -12596,7 +14431,23 @@
           <w:rFonts w:asciiTheme="majorHAnsi" w:hAnsiTheme="majorHAnsi" w:cstheme="majorHAnsi"/>
           <w:szCs w:val="22"/>
         </w:rPr>
-        <w:t>-L LEVELS [LEVELS ...], --levels LEVELS [LEVELS ...]</w:t>
+        <w:t xml:space="preserve">-L LEVELS [LEVELS ...], --levels </w:t>
+      </w:r>
+      <w:proofErr w:type="spellStart"/>
+      <w:r>
+        <w:rPr>
+          <w:rFonts w:asciiTheme="majorHAnsi" w:hAnsiTheme="majorHAnsi" w:cstheme="majorHAnsi"/>
+          <w:szCs w:val="22"/>
+        </w:rPr>
+        <w:t>LEVELS</w:t>
+      </w:r>
+      <w:proofErr w:type="spellEnd"/>
+      <w:r>
+        <w:rPr>
+          <w:rFonts w:asciiTheme="majorHAnsi" w:hAnsiTheme="majorHAnsi" w:cstheme="majorHAnsi"/>
+          <w:szCs w:val="22"/>
+        </w:rPr>
+        <w:t xml:space="preserve"> [LEVELS ...]</w:t>
       </w:r>
     </w:p>
     <w:p>
@@ -12612,8 +14463,13 @@
         </w:rPr>
         <w:t>C</w:t>
       </w:r>
-      <w:r>
-        <w:t xml:space="preserve">omma-separated </w:t>
+      <w:proofErr w:type="spellStart"/>
+      <w:r>
+        <w:t>omma</w:t>
+      </w:r>
+      <w:proofErr w:type="spellEnd"/>
+      <w:r>
+        <w:t xml:space="preserve">-separated </w:t>
       </w:r>
       <w:r>
         <w:rPr>
@@ -12681,7 +14537,23 @@
           <w:rFonts w:asciiTheme="majorHAnsi" w:hAnsiTheme="majorHAnsi" w:cstheme="majorHAnsi"/>
           <w:szCs w:val="22"/>
         </w:rPr>
-        <w:t>-D DAYS_PLOT [DAYS_PLOT ...], --days_plot DAYS_PLOT [DAYS_PLOT ...]</w:t>
+        <w:t>-D DAYS_PLOT [DAYS_PLOT ...], --</w:t>
+      </w:r>
+      <w:proofErr w:type="spellStart"/>
+      <w:r>
+        <w:rPr>
+          <w:rFonts w:asciiTheme="majorHAnsi" w:hAnsiTheme="majorHAnsi" w:cstheme="majorHAnsi"/>
+          <w:szCs w:val="22"/>
+        </w:rPr>
+        <w:t>days_plot</w:t>
+      </w:r>
+      <w:proofErr w:type="spellEnd"/>
+      <w:r>
+        <w:rPr>
+          <w:rFonts w:asciiTheme="majorHAnsi" w:hAnsiTheme="majorHAnsi" w:cstheme="majorHAnsi"/>
+          <w:szCs w:val="22"/>
+        </w:rPr>
+        <w:t xml:space="preserve"> DAYS_PLOT [DAYS_PLOT ...]</w:t>
       </w:r>
     </w:p>
     <w:p>
@@ -12697,8 +14569,13 @@
         </w:rPr>
         <w:t>C</w:t>
       </w:r>
-      <w:r>
-        <w:t xml:space="preserve">omma-separated </w:t>
+      <w:proofErr w:type="spellStart"/>
+      <w:r>
+        <w:t>omma</w:t>
+      </w:r>
+      <w:proofErr w:type="spellEnd"/>
+      <w:r>
+        <w:t xml:space="preserve">-separated </w:t>
       </w:r>
       <w:r>
         <w:rPr>
@@ -12772,8 +14649,17 @@
           <w:rFonts w:asciiTheme="majorHAnsi" w:hAnsiTheme="majorHAnsi" w:cstheme="majorHAnsi"/>
           <w:szCs w:val="22"/>
         </w:rPr>
-        <w:t>-C CONVERT, --convert CONVERT</w:t>
-      </w:r>
+        <w:t xml:space="preserve">-C CONVERT, --convert </w:t>
+      </w:r>
+      <w:proofErr w:type="spellStart"/>
+      <w:r>
+        <w:rPr>
+          <w:rFonts w:asciiTheme="majorHAnsi" w:hAnsiTheme="majorHAnsi" w:cstheme="majorHAnsi"/>
+          <w:szCs w:val="22"/>
+        </w:rPr>
+        <w:t>CONVERT</w:t>
+      </w:r>
+      <w:proofErr w:type="spellEnd"/>
     </w:p>
     <w:p>
       <w:pPr>
@@ -12839,7 +14725,25 @@
           <w:szCs w:val="22"/>
           <w:lang w:val="nl-NL"/>
         </w:rPr>
-        <w:t>-S SPECIES [SPECIES ...], --species SPECIES [SPECIES ...]</w:t>
+        <w:t xml:space="preserve">-S SPECIES [SPECIES ...], --species </w:t>
+      </w:r>
+      <w:proofErr w:type="spellStart"/>
+      <w:r>
+        <w:rPr>
+          <w:rFonts w:asciiTheme="majorHAnsi" w:hAnsiTheme="majorHAnsi" w:cstheme="majorHAnsi"/>
+          <w:szCs w:val="22"/>
+          <w:lang w:val="nl-NL"/>
+        </w:rPr>
+        <w:t>SPECIES</w:t>
+      </w:r>
+      <w:proofErr w:type="spellEnd"/>
+      <w:r>
+        <w:rPr>
+          <w:rFonts w:asciiTheme="majorHAnsi" w:hAnsiTheme="majorHAnsi" w:cstheme="majorHAnsi"/>
+          <w:szCs w:val="22"/>
+          <w:lang w:val="nl-NL"/>
+        </w:rPr>
+        <w:t xml:space="preserve"> [SPECIES ...]</w:t>
       </w:r>
     </w:p>
     <w:p>
@@ -12855,8 +14759,13 @@
         </w:rPr>
         <w:t>C</w:t>
       </w:r>
-      <w:r>
-        <w:t xml:space="preserve">omma-separated </w:t>
+      <w:proofErr w:type="spellStart"/>
+      <w:r>
+        <w:t>omma</w:t>
+      </w:r>
+      <w:proofErr w:type="spellEnd"/>
+      <w:r>
+        <w:t xml:space="preserve">-separated </w:t>
       </w:r>
       <w:r>
         <w:rPr>
@@ -12900,7 +14809,23 @@
           <w:rFonts w:asciiTheme="majorHAnsi" w:hAnsiTheme="majorHAnsi" w:cstheme="majorHAnsi"/>
           <w:szCs w:val="22"/>
         </w:rPr>
-        <w:t>TS TRACKING_SPECIE, --tracking_specie TRACKING_SPECIE</w:t>
+        <w:t>TS TRACKING_SPECIE, --</w:t>
+      </w:r>
+      <w:proofErr w:type="spellStart"/>
+      <w:r>
+        <w:rPr>
+          <w:rFonts w:asciiTheme="majorHAnsi" w:hAnsiTheme="majorHAnsi" w:cstheme="majorHAnsi"/>
+          <w:szCs w:val="22"/>
+        </w:rPr>
+        <w:t>tracking_specie</w:t>
+      </w:r>
+      <w:proofErr w:type="spellEnd"/>
+      <w:r>
+        <w:rPr>
+          <w:rFonts w:asciiTheme="majorHAnsi" w:hAnsiTheme="majorHAnsi" w:cstheme="majorHAnsi"/>
+          <w:szCs w:val="22"/>
+        </w:rPr>
+        <w:t xml:space="preserve"> TRACKING_SPECIE</w:t>
       </w:r>
     </w:p>
     <w:p>
@@ -12946,7 +14871,23 @@
           <w:rFonts w:asciiTheme="majorHAnsi" w:hAnsiTheme="majorHAnsi" w:cstheme="majorHAnsi"/>
           <w:szCs w:val="22"/>
         </w:rPr>
-        <w:t>-N NPROC, --nproc NPROC</w:t>
+        <w:t>-N NPROC, --</w:t>
+      </w:r>
+      <w:proofErr w:type="spellStart"/>
+      <w:r>
+        <w:rPr>
+          <w:rFonts w:asciiTheme="majorHAnsi" w:hAnsiTheme="majorHAnsi" w:cstheme="majorHAnsi"/>
+          <w:szCs w:val="22"/>
+        </w:rPr>
+        <w:t>nproc</w:t>
+      </w:r>
+      <w:proofErr w:type="spellEnd"/>
+      <w:r>
+        <w:rPr>
+          <w:rFonts w:asciiTheme="majorHAnsi" w:hAnsiTheme="majorHAnsi" w:cstheme="majorHAnsi"/>
+          <w:szCs w:val="22"/>
+        </w:rPr>
+        <w:t xml:space="preserve"> NPROC</w:t>
       </w:r>
     </w:p>
     <w:p>
@@ -12980,8 +14921,17 @@
           <w:rFonts w:asciiTheme="majorHAnsi" w:hAnsiTheme="majorHAnsi" w:cstheme="majorHAnsi"/>
           <w:szCs w:val="22"/>
         </w:rPr>
-        <w:t>-U UNITS, --units UNITS</w:t>
-      </w:r>
+        <w:t xml:space="preserve">-U UNITS, --units </w:t>
+      </w:r>
+      <w:proofErr w:type="spellStart"/>
+      <w:r>
+        <w:rPr>
+          <w:rFonts w:asciiTheme="majorHAnsi" w:hAnsiTheme="majorHAnsi" w:cstheme="majorHAnsi"/>
+          <w:szCs w:val="22"/>
+        </w:rPr>
+        <w:t>UNITS</w:t>
+      </w:r>
+      <w:proofErr w:type="spellEnd"/>
     </w:p>
     <w:p>
       <w:pPr>
@@ -13118,7 +15068,23 @@
           <w:rFonts w:asciiTheme="majorHAnsi" w:hAnsiTheme="majorHAnsi" w:cstheme="majorHAnsi"/>
           <w:szCs w:val="22"/>
         </w:rPr>
-        <w:t>-PL PLOT_LIMITS [PLOT_LIMITS ...], --plot_limits PLOT_LIMITS [PLOT_LIMITS ...]</w:t>
+        <w:t>-PL PLOT_LIMITS [PLOT_LIMITS ...], --</w:t>
+      </w:r>
+      <w:proofErr w:type="spellStart"/>
+      <w:r>
+        <w:rPr>
+          <w:rFonts w:asciiTheme="majorHAnsi" w:hAnsiTheme="majorHAnsi" w:cstheme="majorHAnsi"/>
+          <w:szCs w:val="22"/>
+        </w:rPr>
+        <w:t>plot_limits</w:t>
+      </w:r>
+      <w:proofErr w:type="spellEnd"/>
+      <w:r>
+        <w:rPr>
+          <w:rFonts w:asciiTheme="majorHAnsi" w:hAnsiTheme="majorHAnsi" w:cstheme="majorHAnsi"/>
+          <w:szCs w:val="22"/>
+        </w:rPr>
+        <w:t xml:space="preserve"> PLOT_LIMITS [PLOT_LIMITS ...]</w:t>
       </w:r>
     </w:p>
     <w:p>
@@ -13196,7 +15162,25 @@
           <w:szCs w:val="22"/>
           <w:lang w:val="fr-FR"/>
         </w:rPr>
-        <w:t>-PI PLOT_ISOLINES, --plot_isolines PLOT_ISOLINES</w:t>
+        <w:t>-PI PLOT_ISOLINES, --</w:t>
+      </w:r>
+      <w:proofErr w:type="spellStart"/>
+      <w:r>
+        <w:rPr>
+          <w:rFonts w:asciiTheme="majorHAnsi" w:hAnsiTheme="majorHAnsi" w:cstheme="majorHAnsi"/>
+          <w:szCs w:val="22"/>
+          <w:lang w:val="fr-FR"/>
+        </w:rPr>
+        <w:t>plot_isolines</w:t>
+      </w:r>
+      <w:proofErr w:type="spellEnd"/>
+      <w:r>
+        <w:rPr>
+          <w:rFonts w:asciiTheme="majorHAnsi" w:hAnsiTheme="majorHAnsi" w:cstheme="majorHAnsi"/>
+          <w:szCs w:val="22"/>
+          <w:lang w:val="fr-FR"/>
+        </w:rPr>
+        <w:t xml:space="preserve"> PLOT_ISOLINES</w:t>
       </w:r>
     </w:p>
     <w:p>
@@ -13230,7 +15214,23 @@
           <w:rFonts w:asciiTheme="majorHAnsi" w:hAnsiTheme="majorHAnsi" w:cstheme="majorHAnsi"/>
           <w:szCs w:val="22"/>
         </w:rPr>
-        <w:t>-TA TIME_AV, --time_av TIME_AV</w:t>
+        <w:t>-TA TIME_AV, --</w:t>
+      </w:r>
+      <w:proofErr w:type="spellStart"/>
+      <w:r>
+        <w:rPr>
+          <w:rFonts w:asciiTheme="majorHAnsi" w:hAnsiTheme="majorHAnsi" w:cstheme="majorHAnsi"/>
+          <w:szCs w:val="22"/>
+        </w:rPr>
+        <w:t>time_av</w:t>
+      </w:r>
+      <w:proofErr w:type="spellEnd"/>
+      <w:r>
+        <w:rPr>
+          <w:rFonts w:asciiTheme="majorHAnsi" w:hAnsiTheme="majorHAnsi" w:cstheme="majorHAnsi"/>
+          <w:szCs w:val="22"/>
+        </w:rPr>
+        <w:t xml:space="preserve"> TIME_AV</w:t>
       </w:r>
     </w:p>
     <w:p>
@@ -13295,7 +15295,23 @@
           <w:rFonts w:asciiTheme="majorHAnsi" w:hAnsiTheme="majorHAnsi" w:cstheme="majorHAnsi"/>
           <w:szCs w:val="22"/>
         </w:rPr>
-        <w:t>OF OUTPUT_FORMAT, --output_format OUTPUT_FORMAT</w:t>
+        <w:t>OF OUTPUT_FORMAT, --</w:t>
+      </w:r>
+      <w:proofErr w:type="spellStart"/>
+      <w:r>
+        <w:rPr>
+          <w:rFonts w:asciiTheme="majorHAnsi" w:hAnsiTheme="majorHAnsi" w:cstheme="majorHAnsi"/>
+          <w:szCs w:val="22"/>
+        </w:rPr>
+        <w:t>output_format</w:t>
+      </w:r>
+      <w:proofErr w:type="spellEnd"/>
+      <w:r>
+        <w:rPr>
+          <w:rFonts w:asciiTheme="majorHAnsi" w:hAnsiTheme="majorHAnsi" w:cstheme="majorHAnsi"/>
+          <w:szCs w:val="22"/>
+        </w:rPr>
+        <w:t xml:space="preserve"> OUTPUT_FORMAT</w:t>
       </w:r>
     </w:p>
     <w:p>
@@ -13329,7 +15345,6 @@
           <w:rFonts w:asciiTheme="majorHAnsi" w:hAnsiTheme="majorHAnsi" w:cstheme="majorHAnsi"/>
           <w:szCs w:val="22"/>
         </w:rPr>
-        <w:lastRenderedPageBreak/>
         <w:t>-PT</w:t>
       </w:r>
       <w:r>
@@ -13367,12 +15382,21 @@
         </w:rPr>
         <w:t>, --</w:t>
       </w:r>
-      <w:r>
-        <w:rPr>
-          <w:rFonts w:asciiTheme="majorHAnsi" w:hAnsiTheme="majorHAnsi" w:cstheme="majorHAnsi"/>
-          <w:szCs w:val="22"/>
-        </w:rPr>
-        <w:t>plot_topography PLOT_TOPOGRAPHY</w:t>
+      <w:proofErr w:type="spellStart"/>
+      <w:r>
+        <w:rPr>
+          <w:rFonts w:asciiTheme="majorHAnsi" w:hAnsiTheme="majorHAnsi" w:cstheme="majorHAnsi"/>
+          <w:szCs w:val="22"/>
+        </w:rPr>
+        <w:t>plot_topography</w:t>
+      </w:r>
+      <w:proofErr w:type="spellEnd"/>
+      <w:r>
+        <w:rPr>
+          <w:rFonts w:asciiTheme="majorHAnsi" w:hAnsiTheme="majorHAnsi" w:cstheme="majorHAnsi"/>
+          <w:szCs w:val="22"/>
+        </w:rPr>
+        <w:t xml:space="preserve"> PLOT_TOPOGRAPHY</w:t>
       </w:r>
     </w:p>
     <w:p>
@@ -13386,7 +15410,21 @@
         <w:rPr>
           <w:szCs w:val="22"/>
         </w:rPr>
-        <w:t>Plot an additional layer representing the topography elevation in the graphical outputs. This is based on the topography.grd file. Note that this add significant extra time in the post processing.</w:t>
+        <w:t xml:space="preserve">Plot an additional layer representing the topography elevation in the graphical outputs. This is based on the </w:t>
+      </w:r>
+      <w:proofErr w:type="spellStart"/>
+      <w:r>
+        <w:rPr>
+          <w:szCs w:val="22"/>
+        </w:rPr>
+        <w:t>topography.grd</w:t>
+      </w:r>
+      <w:proofErr w:type="spellEnd"/>
+      <w:r>
+        <w:rPr>
+          <w:szCs w:val="22"/>
+        </w:rPr>
+        <w:t xml:space="preserve"> file. Note that this add significant extra time in the post processing.</w:t>
       </w:r>
     </w:p>
     <w:p>
@@ -13406,7 +15444,23 @@
           <w:rFonts w:asciiTheme="majorHAnsi" w:hAnsiTheme="majorHAnsi" w:cstheme="majorHAnsi"/>
           <w:szCs w:val="22"/>
         </w:rPr>
-        <w:t>-TI TOPOGRAPHY_ISOLINES, --topography_isolines TOPOGRAPHY_ISOLINES</w:t>
+        <w:t>-TI TOPOGRAPHY_ISOLINES, --</w:t>
+      </w:r>
+      <w:proofErr w:type="spellStart"/>
+      <w:r>
+        <w:rPr>
+          <w:rFonts w:asciiTheme="majorHAnsi" w:hAnsiTheme="majorHAnsi" w:cstheme="majorHAnsi"/>
+          <w:szCs w:val="22"/>
+        </w:rPr>
+        <w:t>topography_isolines</w:t>
+      </w:r>
+      <w:proofErr w:type="spellEnd"/>
+      <w:r>
+        <w:rPr>
+          <w:rFonts w:asciiTheme="majorHAnsi" w:hAnsiTheme="majorHAnsi" w:cstheme="majorHAnsi"/>
+          <w:szCs w:val="22"/>
+        </w:rPr>
+        <w:t xml:space="preserve"> TOPOGRAPHY_ISOLINES</w:t>
       </w:r>
     </w:p>
     <w:p>
@@ -13426,7 +15480,21 @@
         <w:rPr>
           <w:szCs w:val="22"/>
         </w:rPr>
-        <w:t xml:space="preserve"> a.s.l.</w:t>
+        <w:t xml:space="preserve"> </w:t>
+      </w:r>
+      <w:proofErr w:type="spellStart"/>
+      <w:r>
+        <w:rPr>
+          <w:szCs w:val="22"/>
+        </w:rPr>
+        <w:t>a.s.l</w:t>
+      </w:r>
+      <w:proofErr w:type="spellEnd"/>
+      <w:r>
+        <w:rPr>
+          <w:szCs w:val="22"/>
+        </w:rPr>
+        <w:t>.</w:t>
       </w:r>
       <w:r>
         <w:rPr>
@@ -13458,6 +15526,7 @@
           <w:rFonts w:asciiTheme="majorHAnsi" w:hAnsiTheme="majorHAnsi" w:cstheme="majorHAnsi"/>
           <w:szCs w:val="22"/>
         </w:rPr>
+        <w:lastRenderedPageBreak/>
         <w:t>-PR</w:t>
       </w:r>
       <w:r>
@@ -13495,12 +15564,21 @@
         </w:rPr>
         <w:t>, --</w:t>
       </w:r>
-      <w:r>
-        <w:rPr>
-          <w:rFonts w:asciiTheme="majorHAnsi" w:hAnsiTheme="majorHAnsi" w:cstheme="majorHAnsi"/>
-          <w:szCs w:val="22"/>
-        </w:rPr>
-        <w:t>plot_resolution PLOT_RESOLUTION</w:t>
+      <w:proofErr w:type="spellStart"/>
+      <w:r>
+        <w:rPr>
+          <w:rFonts w:asciiTheme="majorHAnsi" w:hAnsiTheme="majorHAnsi" w:cstheme="majorHAnsi"/>
+          <w:szCs w:val="22"/>
+        </w:rPr>
+        <w:t>plot_resolution</w:t>
+      </w:r>
+      <w:proofErr w:type="spellEnd"/>
+      <w:r>
+        <w:rPr>
+          <w:rFonts w:asciiTheme="majorHAnsi" w:hAnsiTheme="majorHAnsi" w:cstheme="majorHAnsi"/>
+          <w:szCs w:val="22"/>
+        </w:rPr>
+        <w:t xml:space="preserve"> PLOT_RESOLUTION</w:t>
       </w:r>
     </w:p>
     <w:p>
@@ -13534,7 +15612,23 @@
           <w:rFonts w:asciiTheme="majorHAnsi" w:hAnsiTheme="majorHAnsi" w:cstheme="majorHAnsi"/>
           <w:szCs w:val="22"/>
         </w:rPr>
-        <w:t>-TP TRACKING_POINTS, --tracking_points TRACKING_POINTS</w:t>
+        <w:t>-TP TRACKING_POINTS, --</w:t>
+      </w:r>
+      <w:proofErr w:type="spellStart"/>
+      <w:r>
+        <w:rPr>
+          <w:rFonts w:asciiTheme="majorHAnsi" w:hAnsiTheme="majorHAnsi" w:cstheme="majorHAnsi"/>
+          <w:szCs w:val="22"/>
+        </w:rPr>
+        <w:t>tracking_points</w:t>
+      </w:r>
+      <w:proofErr w:type="spellEnd"/>
+      <w:r>
+        <w:rPr>
+          <w:rFonts w:asciiTheme="majorHAnsi" w:hAnsiTheme="majorHAnsi" w:cstheme="majorHAnsi"/>
+          <w:szCs w:val="22"/>
+        </w:rPr>
+        <w:t xml:space="preserve"> TRACKING_POINTS</w:t>
       </w:r>
     </w:p>
     <w:p>
@@ -13572,7 +15666,7 @@
       <w:pPr>
         <w:pStyle w:val="Heading1"/>
       </w:pPr>
-      <w:bookmarkStart w:id="24" w:name="_Toc111804019"/>
+      <w:bookmarkStart w:id="24" w:name="_Toc205721553"/>
       <w:r>
         <w:rPr>
           <w:b w:val="0"/>
@@ -13634,13 +15728,29 @@
         <w:t xml:space="preserve"> DISGAS is applied to simulate gas dispersion from </w:t>
       </w:r>
       <w:r>
-        <w:t>the Solfatara volcano (Campi Flegrei, Italy)</w:t>
+        <w:t xml:space="preserve">the Solfatara volcano (Campi </w:t>
+      </w:r>
+      <w:proofErr w:type="spellStart"/>
+      <w:r>
+        <w:t>Flegrei</w:t>
+      </w:r>
+      <w:proofErr w:type="spellEnd"/>
+      <w:r>
+        <w:t>, Italy)</w:t>
       </w:r>
       <w:r>
         <w:t xml:space="preserve"> and </w:t>
       </w:r>
       <w:r>
-        <w:t>La Soufrière de Guadeloupe volcano (Lesser Antilles). In the third example</w:t>
+        <w:t xml:space="preserve">La </w:t>
+      </w:r>
+      <w:proofErr w:type="spellStart"/>
+      <w:r>
+        <w:t>Soufrière</w:t>
+      </w:r>
+      <w:proofErr w:type="spellEnd"/>
+      <w:r>
+        <w:t xml:space="preserve"> de Guadeloupe volcano (Lesser Antilles). In the third example</w:t>
       </w:r>
       <w:r>
         <w:t>,</w:t>
@@ -13652,7 +15762,23 @@
         <w:t>TWODEE-2</w:t>
       </w:r>
       <w:r>
-        <w:t xml:space="preserve"> is applied to simulate the heavy gas emission from the Mefite d’Ansanto area (Campanian region, Italy)</w:t>
+        <w:t xml:space="preserve"> is applied to simulate the heavy gas emission from the </w:t>
+      </w:r>
+      <w:proofErr w:type="spellStart"/>
+      <w:r>
+        <w:t>Mefite</w:t>
+      </w:r>
+      <w:proofErr w:type="spellEnd"/>
+      <w:r>
+        <w:t xml:space="preserve"> </w:t>
+      </w:r>
+      <w:proofErr w:type="spellStart"/>
+      <w:r>
+        <w:t>d’Ansanto</w:t>
+      </w:r>
+      <w:proofErr w:type="spellEnd"/>
+      <w:r>
+        <w:t xml:space="preserve"> area (Campanian region, Italy)</w:t>
       </w:r>
       <w:r>
         <w:t>.</w:t>
@@ -13672,26 +15798,70 @@
           <w:lang w:val="it-IT"/>
         </w:rPr>
       </w:pPr>
-      <w:bookmarkStart w:id="25" w:name="_Toc111804020"/>
+      <w:bookmarkStart w:id="25" w:name="_Toc205721554"/>
       <w:r>
         <w:rPr>
           <w:rFonts w:eastAsiaTheme="minorHAnsi"/>
           <w:lang w:val="it-IT"/>
         </w:rPr>
-        <w:t>5.1 Ex</w:t>
-      </w:r>
+        <w:t xml:space="preserve">5.1 </w:t>
+      </w:r>
+      <w:proofErr w:type="spellStart"/>
       <w:r>
         <w:rPr>
           <w:rFonts w:eastAsiaTheme="minorHAnsi"/>
           <w:lang w:val="it-IT"/>
         </w:rPr>
-        <w:t xml:space="preserve">ample 1: </w:t>
-      </w:r>
-      <w:r>
-        <w:rPr>
+        <w:t>Ex</w:t>
+      </w:r>
+      <w:r>
+        <w:rPr>
+          <w:rFonts w:eastAsiaTheme="minorHAnsi"/>
           <w:lang w:val="it-IT"/>
         </w:rPr>
-        <w:t>Solfatara volcano (Campi Flegrei, Italy)</w:t>
+        <w:t>ample</w:t>
+      </w:r>
+      <w:proofErr w:type="spellEnd"/>
+      <w:r>
+        <w:rPr>
+          <w:rFonts w:eastAsiaTheme="minorHAnsi"/>
+          <w:lang w:val="it-IT"/>
+        </w:rPr>
+        <w:t xml:space="preserve"> 1: </w:t>
+      </w:r>
+      <w:r>
+        <w:rPr>
+          <w:lang w:val="it-IT"/>
+        </w:rPr>
+        <w:t xml:space="preserve">Solfatara </w:t>
+      </w:r>
+      <w:proofErr w:type="spellStart"/>
+      <w:r>
+        <w:rPr>
+          <w:lang w:val="it-IT"/>
+        </w:rPr>
+        <w:t>volcano</w:t>
+      </w:r>
+      <w:proofErr w:type="spellEnd"/>
+      <w:r>
+        <w:rPr>
+          <w:lang w:val="it-IT"/>
+        </w:rPr>
+        <w:t xml:space="preserve"> (Campi Flegrei, </w:t>
+      </w:r>
+      <w:proofErr w:type="spellStart"/>
+      <w:r>
+        <w:rPr>
+          <w:lang w:val="it-IT"/>
+        </w:rPr>
+        <w:t>Italy</w:t>
+      </w:r>
+      <w:proofErr w:type="spellEnd"/>
+      <w:r>
+        <w:rPr>
+          <w:lang w:val="it-IT"/>
+        </w:rPr>
+        <w:t>)</w:t>
       </w:r>
       <w:bookmarkEnd w:id="25"/>
     </w:p>
@@ -13985,98 +16155,109 @@
         <w:t xml:space="preserve"> as the simulated plume component</w:t>
       </w:r>
       <w:r>
-        <w:t xml:space="preserve">; hence no conversion is carried out in the post processing </w:t>
-      </w:r>
-      <w:r>
+        <w:t>; hence no conversion is carried out in the post processing stage</w:t>
+      </w:r>
+      <w:r>
+        <w:t xml:space="preserve">. </w:t>
+      </w:r>
+      <w:r>
+        <w:t xml:space="preserve">The simulations were carried </w:t>
+      </w:r>
+      <w:r>
+        <w:t>for 24 hours (</w:t>
+      </w:r>
+      <w:r>
+        <w:rPr>
+          <w:rFonts w:asciiTheme="majorHAnsi" w:hAnsiTheme="majorHAnsi" w:cstheme="majorHAnsi"/>
+        </w:rPr>
+        <w:t>-RD</w:t>
+      </w:r>
+      <w:r>
+        <w:t xml:space="preserve"> not specified, hence the default duration is 24 hours)</w:t>
+      </w:r>
+      <w:r>
+        <w:t xml:space="preserve"> with the following command:</w:t>
+      </w:r>
+    </w:p>
+    <w:p>
+      <w:pPr>
+        <w:jc w:val="both"/>
+        <w:rPr>
+          <w:rFonts w:asciiTheme="majorHAnsi" w:hAnsiTheme="majorHAnsi" w:cstheme="majorHAnsi"/>
+        </w:rPr>
+      </w:pPr>
+      <w:r>
+        <w:rPr>
+          <w:rFonts w:asciiTheme="majorHAnsi" w:hAnsiTheme="majorHAnsi" w:cstheme="majorHAnsi"/>
+        </w:rPr>
+        <w:t xml:space="preserve">python ../../run_models.py </w:t>
+      </w:r>
+      <w:r>
+        <w:rPr>
+          <w:rFonts w:asciiTheme="majorHAnsi" w:hAnsiTheme="majorHAnsi" w:cstheme="majorHAnsi"/>
+        </w:rPr>
+        <w:t xml:space="preserve">-RS False -D UTM,4517000,426000,4522000,431000 -NX 100 -NY 100 -N 1 -DM </w:t>
+      </w:r>
+      <w:proofErr w:type="spellStart"/>
+      <w:r>
+        <w:rPr>
+          <w:rFonts w:asciiTheme="majorHAnsi" w:hAnsiTheme="majorHAnsi" w:cstheme="majorHAnsi"/>
+        </w:rPr>
+        <w:t>disgas</w:t>
+      </w:r>
+      <w:proofErr w:type="spellEnd"/>
+      <w:r>
+        <w:rPr>
+          <w:rFonts w:asciiTheme="majorHAnsi" w:hAnsiTheme="majorHAnsi" w:cstheme="majorHAnsi"/>
+        </w:rPr>
+        <w:t xml:space="preserve"> -TS CO2 -OH 0,0.5,1.5,5,15,30</w:t>
+      </w:r>
+    </w:p>
+    <w:p>
+      <w:pPr>
+        <w:rPr>
+          <w:rFonts w:cs="Times New Roman"/>
+        </w:rPr>
+      </w:pPr>
+      <w:r>
+        <w:t xml:space="preserve">Note the option </w:t>
+      </w:r>
+      <w:r>
+        <w:rPr>
+          <w:rFonts w:asciiTheme="minorHAnsi" w:hAnsiTheme="minorHAnsi" w:cstheme="minorHAnsi"/>
+        </w:rPr>
+        <w:t xml:space="preserve">-RS </w:t>
+      </w:r>
+      <w:r>
+        <w:rPr>
+          <w:rFonts w:asciiTheme="minorHAnsi" w:hAnsiTheme="minorHAnsi" w:cstheme="minorHAnsi"/>
+        </w:rPr>
+        <w:t>False</w:t>
+      </w:r>
+      <w:r>
+        <w:rPr>
+          <w:rFonts w:asciiTheme="minorHAnsi" w:hAnsiTheme="minorHAnsi" w:cstheme="minorHAnsi"/>
+        </w:rPr>
+        <w:t xml:space="preserve"> </w:t>
+      </w:r>
+      <w:r>
+        <w:rPr>
+          <w:rFonts w:cs="Times New Roman"/>
+        </w:rPr>
+        <w:t>that informs VIGIL to use fixed gas sources from the source_input.txt file.</w:t>
+      </w:r>
+    </w:p>
+    <w:p>
+      <w:pPr>
+        <w:rPr>
+          <w:rFonts w:cs="Times New Roman"/>
+        </w:rPr>
+      </w:pPr>
+      <w:r>
+        <w:rPr>
+          <w:rFonts w:cs="Times New Roman"/>
+        </w:rPr>
         <w:lastRenderedPageBreak/>
-        <w:t>stage</w:t>
-      </w:r>
-      <w:r>
-        <w:t xml:space="preserve">. </w:t>
-      </w:r>
-      <w:r>
-        <w:t xml:space="preserve">The simulations were carried </w:t>
-      </w:r>
-      <w:r>
-        <w:t>for 24 hours (</w:t>
-      </w:r>
-      <w:r>
-        <w:rPr>
-          <w:rFonts w:asciiTheme="majorHAnsi" w:hAnsiTheme="majorHAnsi" w:cstheme="majorHAnsi"/>
-        </w:rPr>
-        <w:t>-RD</w:t>
-      </w:r>
-      <w:r>
-        <w:t xml:space="preserve"> not specified, hence the default duration is 24 hours)</w:t>
-      </w:r>
-      <w:r>
-        <w:t xml:space="preserve"> with the following command:</w:t>
-      </w:r>
-    </w:p>
-    <w:p>
-      <w:pPr>
-        <w:jc w:val="both"/>
-        <w:rPr>
-          <w:rFonts w:asciiTheme="majorHAnsi" w:hAnsiTheme="majorHAnsi" w:cstheme="majorHAnsi"/>
-        </w:rPr>
-      </w:pPr>
-      <w:r>
-        <w:rPr>
-          <w:rFonts w:asciiTheme="majorHAnsi" w:hAnsiTheme="majorHAnsi" w:cstheme="majorHAnsi"/>
-        </w:rPr>
-        <w:t xml:space="preserve">python ../../run_models.py </w:t>
-      </w:r>
-      <w:r>
-        <w:rPr>
-          <w:rFonts w:asciiTheme="majorHAnsi" w:hAnsiTheme="majorHAnsi" w:cstheme="majorHAnsi"/>
-        </w:rPr>
-        <w:t>-RS False -D UTM,4517000,426000,4522000,431000 -NX 100 -NY 100 -N 1 -DM disgas -TS CO2 -OH 0,0.5,1.5,5,15,30</w:t>
-      </w:r>
-    </w:p>
-    <w:p>
-      <w:pPr>
-        <w:rPr>
-          <w:rFonts w:cs="Times New Roman"/>
-        </w:rPr>
-      </w:pPr>
-      <w:r>
-        <w:t xml:space="preserve">Note the option </w:t>
-      </w:r>
-      <w:r>
-        <w:rPr>
-          <w:rFonts w:asciiTheme="minorHAnsi" w:hAnsiTheme="minorHAnsi" w:cstheme="minorHAnsi"/>
-        </w:rPr>
-        <w:t xml:space="preserve">-RS </w:t>
-      </w:r>
-      <w:r>
-        <w:rPr>
-          <w:rFonts w:asciiTheme="minorHAnsi" w:hAnsiTheme="minorHAnsi" w:cstheme="minorHAnsi"/>
-        </w:rPr>
-        <w:t>False</w:t>
-      </w:r>
-      <w:r>
-        <w:rPr>
-          <w:rFonts w:asciiTheme="minorHAnsi" w:hAnsiTheme="minorHAnsi" w:cstheme="minorHAnsi"/>
-        </w:rPr>
-        <w:t xml:space="preserve"> </w:t>
-      </w:r>
-      <w:r>
-        <w:rPr>
-          <w:rFonts w:cs="Times New Roman"/>
-        </w:rPr>
-        <w:t>that informs VIGIL to use fixed gas sources from the source_input.txt file.</w:t>
-      </w:r>
-    </w:p>
-    <w:p>
-      <w:pPr>
-        <w:rPr>
-          <w:rFonts w:cs="Times New Roman"/>
-        </w:rPr>
-      </w:pPr>
-      <w:r>
-        <w:rPr>
-          <w:rFonts w:cs="Times New Roman"/>
-        </w:rPr>
         <w:t>We finally carried out post-processing with the following command:</w:t>
       </w:r>
     </w:p>
@@ -14353,7 +16534,6 @@
         <w:rPr>
           <w:noProof/>
         </w:rPr>
-        <w:lastRenderedPageBreak/>
         <w:drawing>
           <wp:inline distT="0" distB="0" distL="0" distR="0" wp14:anchorId="11E69894" wp14:editId="43B6A396">
             <wp:extent cx="5567290" cy="5063408"/>
@@ -14370,7 +16550,7 @@
                     <pic:cNvPicPr/>
                   </pic:nvPicPr>
                   <pic:blipFill>
-                    <a:blip r:embed="rId22" cstate="print">
+                    <a:blip r:embed="rId24" cstate="print">
                       <a:extLst>
                         <a:ext uri="{28A0092B-C50C-407E-A947-70E740481C1C}">
                           <a14:useLocalDpi xmlns:a14="http://schemas.microsoft.com/office/drawing/2010/main" val="0"/>
@@ -14459,7 +16639,7 @@
           <w:lang w:val="fr-FR"/>
         </w:rPr>
       </w:pPr>
-      <w:bookmarkStart w:id="27" w:name="_Toc111804021"/>
+      <w:bookmarkStart w:id="27" w:name="_Toc205721555"/>
       <w:r>
         <w:rPr>
           <w:lang w:val="fr-FR"/>
@@ -14488,7 +16668,21 @@
         <w:rPr>
           <w:lang w:val="fr-FR"/>
         </w:rPr>
-        <w:t>: La Soufrière de Guadeloupe (Lesser Antilles)</w:t>
+        <w:t>: La Soufrière de Guadeloupe (</w:t>
+      </w:r>
+      <w:proofErr w:type="spellStart"/>
+      <w:r>
+        <w:rPr>
+          <w:lang w:val="fr-FR"/>
+        </w:rPr>
+        <w:t>Lesser</w:t>
+      </w:r>
+      <w:proofErr w:type="spellEnd"/>
+      <w:r>
+        <w:rPr>
+          <w:lang w:val="fr-FR"/>
+        </w:rPr>
+        <w:t xml:space="preserve"> Antilles)</w:t>
       </w:r>
       <w:bookmarkEnd w:id="27"/>
     </w:p>
@@ -14504,7 +16698,15 @@
         <w:jc w:val="both"/>
       </w:pPr>
       <w:r>
-        <w:t>La Soufrière de Guadeloupe is currently the second most active emitter of volcanic gases in the Lesser Antilles island arc. The volcano has been in unrest since 1992 and represents the most important volcanic hydrothermal system of the region, whose present-day fumarolic activity is dominated by a passive dispersion regime. This passive condition at source is ensured since the fumaroles (mainly composed of H</w:t>
+        <w:t xml:space="preserve">La </w:t>
+      </w:r>
+      <w:proofErr w:type="spellStart"/>
+      <w:r>
+        <w:t>Soufrière</w:t>
+      </w:r>
+      <w:proofErr w:type="spellEnd"/>
+      <w:r>
+        <w:t xml:space="preserve"> de Guadeloupe is currently the second most active emitter of volcanic gases in the Lesser Antilles island arc. The volcano has been in unrest since 1992 and represents the most important volcanic hydrothermal system of the region, whose present-day fumarolic activity is dominated by a passive dispersion regime. This passive condition at source is ensured since the fumaroles (mainly composed of H</w:t>
       </w:r>
       <w:r>
         <w:rPr>
@@ -14605,7 +16807,6 @@
         <w:rPr>
           <w:rFonts w:asciiTheme="majorHAnsi" w:hAnsiTheme="majorHAnsi" w:cstheme="majorHAnsi"/>
         </w:rPr>
-        <w:lastRenderedPageBreak/>
         <w:t xml:space="preserve">python </w:t>
       </w:r>
       <w:r>
@@ -14755,7 +16956,15 @@
         <w:t>the BGS Eruption source parameters database</w:t>
       </w:r>
       <w:r>
-        <w:t xml:space="preserve"> by specifying the Smithsonian Institute ID of La Soufriére de Guadeloupe (</w:t>
+        <w:t xml:space="preserve"> by specifying the Smithsonian Institute ID of La </w:t>
+      </w:r>
+      <w:proofErr w:type="spellStart"/>
+      <w:r>
+        <w:t>Soufriére</w:t>
+      </w:r>
+      <w:proofErr w:type="spellEnd"/>
+      <w:r>
+        <w:t xml:space="preserve"> de Guadeloupe (</w:t>
       </w:r>
       <w:r>
         <w:rPr>
@@ -14939,6 +17148,7 @@
         </w:rPr>
         <w:t xml:space="preserve"> file stored in the folder </w:t>
       </w:r>
+      <w:proofErr w:type="spellStart"/>
       <w:r>
         <w:rPr>
           <w:rFonts w:cs="Times New Roman"/>
@@ -14947,6 +17157,7 @@
         </w:rPr>
         <w:t>weather_stations</w:t>
       </w:r>
+      <w:proofErr w:type="spellEnd"/>
       <w:r>
         <w:rPr>
           <w:rFonts w:cs="Times New Roman"/>
@@ -14990,6 +17201,7 @@
         </w:rPr>
         <w:t xml:space="preserve">bservatoire </w:t>
       </w:r>
+      <w:proofErr w:type="spellStart"/>
       <w:r>
         <w:rPr>
           <w:rFonts w:cs="Times New Roman"/>
@@ -15000,8 +17212,16 @@
         <w:rPr>
           <w:rFonts w:cs="Times New Roman"/>
         </w:rPr>
-        <w:t xml:space="preserve">olcanologique et </w:t>
-      </w:r>
+        <w:t>olcanologique</w:t>
+      </w:r>
+      <w:proofErr w:type="spellEnd"/>
+      <w:r>
+        <w:rPr>
+          <w:rFonts w:cs="Times New Roman"/>
+        </w:rPr>
+        <w:t xml:space="preserve"> et </w:t>
+      </w:r>
+      <w:proofErr w:type="spellStart"/>
       <w:r>
         <w:rPr>
           <w:rFonts w:cs="Times New Roman"/>
@@ -15012,7 +17232,14 @@
         <w:rPr>
           <w:rFonts w:cs="Times New Roman"/>
         </w:rPr>
-        <w:t xml:space="preserve">ismologique de la </w:t>
+        <w:t>ismologique</w:t>
+      </w:r>
+      <w:proofErr w:type="spellEnd"/>
+      <w:r>
+        <w:rPr>
+          <w:rFonts w:cs="Times New Roman"/>
+        </w:rPr>
+        <w:t xml:space="preserve"> de la </w:t>
       </w:r>
       <w:r>
         <w:rPr>
@@ -15030,13 +17257,27 @@
         <w:rPr>
           <w:rFonts w:cs="Times New Roman"/>
         </w:rPr>
-        <w:t xml:space="preserve"> - I</w:t>
-      </w:r>
-      <w:r>
-        <w:rPr>
-          <w:rFonts w:cs="Times New Roman"/>
-        </w:rPr>
-        <w:t>nstitut de</w:t>
+        <w:t xml:space="preserve"> - </w:t>
+      </w:r>
+      <w:proofErr w:type="spellStart"/>
+      <w:r>
+        <w:rPr>
+          <w:rFonts w:cs="Times New Roman"/>
+        </w:rPr>
+        <w:t>I</w:t>
+      </w:r>
+      <w:r>
+        <w:rPr>
+          <w:rFonts w:cs="Times New Roman"/>
+        </w:rPr>
+        <w:t>nstitut</w:t>
+      </w:r>
+      <w:proofErr w:type="spellEnd"/>
+      <w:r>
+        <w:rPr>
+          <w:rFonts w:cs="Times New Roman"/>
+        </w:rPr>
+        <w:t xml:space="preserve"> de</w:t>
       </w:r>
       <w:r>
         <w:rPr>
@@ -15179,7 +17420,35 @@
         <w:rPr>
           <w:rFonts w:asciiTheme="majorHAnsi" w:hAnsiTheme="majorHAnsi" w:cstheme="majorHAnsi"/>
         </w:rPr>
-        <w:t>run_models.py -N 100 -RS True -NS 5 -SINT 2,5 -D UTM,1774000,642900,1775995,645390 -NX 166 -NY 133 -RER True -PDEM ecdf -TS H2O -DM disgas -OH 0,1,2,4,10,20,30</w:t>
+        <w:t xml:space="preserve">run_models.py -N 100 -RS True -NS 5 -SINT 2,5 -D UTM,1774000,642900,1775995,645390 -NX 166 -NY 133 -RER True -PDEM </w:t>
+      </w:r>
+      <w:proofErr w:type="spellStart"/>
+      <w:r>
+        <w:rPr>
+          <w:rFonts w:asciiTheme="majorHAnsi" w:hAnsiTheme="majorHAnsi" w:cstheme="majorHAnsi"/>
+        </w:rPr>
+        <w:t>ecdf</w:t>
+      </w:r>
+      <w:proofErr w:type="spellEnd"/>
+      <w:r>
+        <w:rPr>
+          <w:rFonts w:asciiTheme="majorHAnsi" w:hAnsiTheme="majorHAnsi" w:cstheme="majorHAnsi"/>
+        </w:rPr>
+        <w:t xml:space="preserve"> -TS H2O -DM </w:t>
+      </w:r>
+      <w:proofErr w:type="spellStart"/>
+      <w:r>
+        <w:rPr>
+          <w:rFonts w:asciiTheme="majorHAnsi" w:hAnsiTheme="majorHAnsi" w:cstheme="majorHAnsi"/>
+        </w:rPr>
+        <w:t>disgas</w:t>
+      </w:r>
+      <w:proofErr w:type="spellEnd"/>
+      <w:r>
+        <w:rPr>
+          <w:rFonts w:asciiTheme="majorHAnsi" w:hAnsiTheme="majorHAnsi" w:cstheme="majorHAnsi"/>
+        </w:rPr>
+        <w:t xml:space="preserve"> -OH 0,1,2,4,10,20,30</w:t>
       </w:r>
     </w:p>
     <w:p>
@@ -15240,7 +17509,21 @@
         <w:rPr>
           <w:rFonts w:asciiTheme="majorHAnsi" w:hAnsiTheme="majorHAnsi" w:cstheme="majorHAnsi"/>
         </w:rPr>
-        <w:t xml:space="preserve">-PDEM ecdf </w:t>
+        <w:t xml:space="preserve">-PDEM </w:t>
+      </w:r>
+      <w:proofErr w:type="spellStart"/>
+      <w:r>
+        <w:rPr>
+          <w:rFonts w:asciiTheme="majorHAnsi" w:hAnsiTheme="majorHAnsi" w:cstheme="majorHAnsi"/>
+        </w:rPr>
+        <w:t>ecdf</w:t>
+      </w:r>
+      <w:proofErr w:type="spellEnd"/>
+      <w:r>
+        <w:rPr>
+          <w:rFonts w:asciiTheme="majorHAnsi" w:hAnsiTheme="majorHAnsi" w:cstheme="majorHAnsi"/>
+        </w:rPr>
+        <w:t xml:space="preserve"> </w:t>
       </w:r>
       <w:r>
         <w:rPr>
@@ -15252,7 +17535,21 @@
         <w:rPr>
           <w:rFonts w:asciiTheme="majorHAnsi" w:hAnsiTheme="majorHAnsi" w:cstheme="majorHAnsi"/>
         </w:rPr>
-        <w:t>TS H2O -DM disgas -OH 0,1,2,4,10,20,30</w:t>
+        <w:t xml:space="preserve">TS H2O -DM </w:t>
+      </w:r>
+      <w:proofErr w:type="spellStart"/>
+      <w:r>
+        <w:rPr>
+          <w:rFonts w:asciiTheme="majorHAnsi" w:hAnsiTheme="majorHAnsi" w:cstheme="majorHAnsi"/>
+        </w:rPr>
+        <w:t>disgas</w:t>
+      </w:r>
+      <w:proofErr w:type="spellEnd"/>
+      <w:r>
+        <w:rPr>
+          <w:rFonts w:asciiTheme="majorHAnsi" w:hAnsiTheme="majorHAnsi" w:cstheme="majorHAnsi"/>
+        </w:rPr>
+        <w:t xml:space="preserve"> -OH 0,1,2,4,10,20,30</w:t>
       </w:r>
     </w:p>
     <w:p>
@@ -15313,7 +17610,21 @@
         <w:rPr>
           <w:rFonts w:cs="Times New Roman"/>
         </w:rPr>
-        <w:t xml:space="preserve"> specified in the disgas.inp file</w:t>
+        <w:t xml:space="preserve"> specified in the </w:t>
+      </w:r>
+      <w:proofErr w:type="spellStart"/>
+      <w:r>
+        <w:rPr>
+          <w:rFonts w:cs="Times New Roman"/>
+        </w:rPr>
+        <w:t>disgas.inp</w:t>
+      </w:r>
+      <w:proofErr w:type="spellEnd"/>
+      <w:r>
+        <w:rPr>
+          <w:rFonts w:cs="Times New Roman"/>
+        </w:rPr>
+        <w:t xml:space="preserve"> file</w:t>
       </w:r>
       <w:r>
         <w:rPr>
@@ -15331,8 +17642,16 @@
         <w:rPr>
           <w:rFonts w:asciiTheme="majorHAnsi" w:hAnsiTheme="majorHAnsi" w:cstheme="majorHAnsi"/>
         </w:rPr>
-        <w:t>-PDEM ecdf</w:t>
-      </w:r>
+        <w:t xml:space="preserve">-PDEM </w:t>
+      </w:r>
+      <w:proofErr w:type="spellStart"/>
+      <w:r>
+        <w:rPr>
+          <w:rFonts w:asciiTheme="majorHAnsi" w:hAnsiTheme="majorHAnsi" w:cstheme="majorHAnsi"/>
+        </w:rPr>
+        <w:t>ecdf</w:t>
+      </w:r>
+      <w:proofErr w:type="spellEnd"/>
       <w:r>
         <w:rPr>
           <w:rFonts w:cs="Times New Roman"/>
@@ -15389,7 +17708,14 @@
         <w:rPr>
           <w:rFonts w:cs="Times New Roman"/>
         </w:rPr>
-        <w:t xml:space="preserve"> on the data available from the literature on this observable (Massaro et al., </w:t>
+        <w:t xml:space="preserve"> on the data </w:t>
+      </w:r>
+      <w:r>
+        <w:rPr>
+          <w:rFonts w:cs="Times New Roman"/>
+        </w:rPr>
+        <w:lastRenderedPageBreak/>
+        <w:t xml:space="preserve">available from the literature on this observable (Massaro et al., </w:t>
       </w:r>
       <w:r>
         <w:rPr>
@@ -15475,6 +17801,7 @@
         </w:rPr>
         <w:t xml:space="preserve">guess </w:t>
       </w:r>
+      <w:proofErr w:type="spellStart"/>
       <w:r>
         <w:rPr>
           <w:rFonts w:cs="Times New Roman"/>
@@ -15491,6 +17818,7 @@
         </w:rPr>
         <w:t>grd</w:t>
       </w:r>
+      <w:proofErr w:type="spellEnd"/>
       <w:r>
         <w:rPr>
           <w:rFonts w:cs="Times New Roman"/>
@@ -15594,7 +17922,6 @@
           <w:noProof/>
           <w:lang w:eastAsia="it-IT"/>
         </w:rPr>
-        <w:lastRenderedPageBreak/>
         <w:drawing>
           <wp:inline distT="0" distB="0" distL="0" distR="0" wp14:anchorId="5F735B5C" wp14:editId="6784D088">
             <wp:extent cx="5166360" cy="4612094"/>
@@ -15611,7 +17938,7 @@
                     <pic:cNvPicPr/>
                   </pic:nvPicPr>
                   <pic:blipFill>
-                    <a:blip r:embed="rId23" cstate="print">
+                    <a:blip r:embed="rId25" cstate="print">
                       <a:extLst>
                         <a:ext uri="{28A0092B-C50C-407E-A947-70E740481C1C}">
                           <a14:useLocalDpi xmlns:a14="http://schemas.microsoft.com/office/drawing/2010/main" val="0"/>
@@ -15920,6 +18247,7 @@
         </w:rPr>
         <w:t xml:space="preserve"> hour in </w:t>
       </w:r>
+      <w:proofErr w:type="spellStart"/>
       <w:r>
         <w:rPr>
           <w:rFonts w:cs="Times New Roman"/>
@@ -15928,6 +18256,7 @@
         </w:rPr>
         <w:t>disgas.inp</w:t>
       </w:r>
+      <w:proofErr w:type="spellEnd"/>
       <w:r>
         <w:rPr>
           <w:rFonts w:cs="Times New Roman"/>
@@ -15952,6 +18281,7 @@
         </w:rPr>
         <w:t xml:space="preserve"> as specified in </w:t>
       </w:r>
+      <w:proofErr w:type="spellStart"/>
       <w:r>
         <w:rPr>
           <w:rFonts w:cs="Times New Roman"/>
@@ -15960,6 +18290,7 @@
         </w:rPr>
         <w:t>disgas.inp</w:t>
       </w:r>
+      <w:proofErr w:type="spellEnd"/>
       <w:r>
         <w:rPr>
           <w:rFonts w:cs="Times New Roman"/>
@@ -16054,6 +18385,7 @@
               <w:rPr>
                 <w:b/>
               </w:rPr>
+              <w:lastRenderedPageBreak/>
               <w:t>Tracking point ID</w:t>
             </w:r>
           </w:p>
@@ -16068,11 +18400,19 @@
                 <w:b/>
               </w:rPr>
             </w:pPr>
+            <w:proofErr w:type="spellStart"/>
             <w:r>
               <w:rPr>
                 <w:b/>
               </w:rPr>
-              <w:t>Easting (m)</w:t>
+              <w:t>Easting</w:t>
+            </w:r>
+            <w:proofErr w:type="spellEnd"/>
+            <w:r>
+              <w:rPr>
+                <w:b/>
+              </w:rPr>
+              <w:t xml:space="preserve"> (m)</w:t>
             </w:r>
           </w:p>
         </w:tc>
@@ -16086,11 +18426,19 @@
                 <w:b/>
               </w:rPr>
             </w:pPr>
+            <w:proofErr w:type="spellStart"/>
             <w:r>
               <w:rPr>
                 <w:b/>
               </w:rPr>
-              <w:t xml:space="preserve">Northing (m) </w:t>
+              <w:t>Northing</w:t>
+            </w:r>
+            <w:proofErr w:type="spellEnd"/>
+            <w:r>
+              <w:rPr>
+                <w:b/>
+              </w:rPr>
+              <w:t xml:space="preserve"> (m) </w:t>
             </w:r>
           </w:p>
         </w:tc>
@@ -16104,11 +18452,33 @@
                 <w:b/>
               </w:rPr>
             </w:pPr>
+            <w:proofErr w:type="spellStart"/>
             <w:r>
               <w:rPr>
                 <w:b/>
               </w:rPr>
-              <w:t>Elevation (m above ground)</w:t>
+              <w:t>Elevation</w:t>
+            </w:r>
+            <w:proofErr w:type="spellEnd"/>
+            <w:r>
+              <w:rPr>
+                <w:b/>
+              </w:rPr>
+              <w:t xml:space="preserve"> (m </w:t>
+            </w:r>
+            <w:proofErr w:type="spellStart"/>
+            <w:r>
+              <w:rPr>
+                <w:b/>
+              </w:rPr>
+              <w:t>above</w:t>
+            </w:r>
+            <w:proofErr w:type="spellEnd"/>
+            <w:r>
+              <w:rPr>
+                <w:b/>
+              </w:rPr>
+              <w:t xml:space="preserve"> ground)</w:t>
             </w:r>
           </w:p>
         </w:tc>
@@ -16245,7 +18615,6 @@
         <w:rPr>
           <w:noProof/>
         </w:rPr>
-        <w:lastRenderedPageBreak/>
         <w:drawing>
           <wp:inline distT="0" distB="0" distL="0" distR="0" wp14:anchorId="0AE1425C" wp14:editId="262B26B6">
             <wp:extent cx="5660723" cy="4587619"/>
@@ -16264,7 +18633,7 @@
                     </pic:cNvPicPr>
                   </pic:nvPicPr>
                   <pic:blipFill>
-                    <a:blip r:embed="rId24" cstate="print">
+                    <a:blip r:embed="rId26" cstate="print">
                       <a:extLst>
                         <a:ext uri="{28A0092B-C50C-407E-A947-70E740481C1C}">
                           <a14:useLocalDpi xmlns:a14="http://schemas.microsoft.com/office/drawing/2010/main" val="0"/>
@@ -16432,7 +18801,7 @@
                     </pic:cNvPicPr>
                   </pic:nvPicPr>
                   <pic:blipFill>
-                    <a:blip r:embed="rId25" cstate="print">
+                    <a:blip r:embed="rId27" cstate="print">
                       <a:extLst>
                         <a:ext uri="{28A0092B-C50C-407E-A947-70E740481C1C}">
                           <a14:useLocalDpi xmlns:a14="http://schemas.microsoft.com/office/drawing/2010/main" val="0"/>
@@ -16669,7 +19038,7 @@
                     </pic:cNvPicPr>
                   </pic:nvPicPr>
                   <pic:blipFill>
-                    <a:blip r:embed="rId26" cstate="print">
+                    <a:blip r:embed="rId28" cstate="print">
                       <a:extLst>
                         <a:ext uri="{28A0092B-C50C-407E-A947-70E740481C1C}">
                           <a14:useLocalDpi xmlns:a14="http://schemas.microsoft.com/office/drawing/2010/main" val="0"/>
@@ -16759,20 +19128,46 @@
       <w:pPr>
         <w:pStyle w:val="Heading2"/>
       </w:pPr>
-      <w:bookmarkStart w:id="28" w:name="_Toc111804022"/>
-      <w:r>
-        <w:t xml:space="preserve">5.3 Example 3: Mefite </w:t>
-      </w:r>
-      <w:r>
-        <w:t>d’Ansanto area (Italy)</w:t>
+      <w:bookmarkStart w:id="28" w:name="_Toc205721556"/>
+      <w:r>
+        <w:t xml:space="preserve">5.3 Example 3: </w:t>
+      </w:r>
+      <w:proofErr w:type="spellStart"/>
+      <w:r>
+        <w:t>Mefite</w:t>
+      </w:r>
+      <w:proofErr w:type="spellEnd"/>
+      <w:r>
+        <w:t xml:space="preserve"> </w:t>
+      </w:r>
+      <w:proofErr w:type="spellStart"/>
+      <w:r>
+        <w:t>d’Ansanto</w:t>
+      </w:r>
+      <w:proofErr w:type="spellEnd"/>
+      <w:r>
+        <w:t xml:space="preserve"> area (Italy)</w:t>
       </w:r>
       <w:bookmarkEnd w:id="28"/>
     </w:p>
     <w:p/>
     <w:p>
       <w:bookmarkStart w:id="29" w:name="_Hlk59545343"/>
-      <w:r>
-        <w:t>Mefite d’Ansanto represents the largest natural emission of low temperature CO</w:t>
+      <w:proofErr w:type="spellStart"/>
+      <w:r>
+        <w:t>Mefite</w:t>
+      </w:r>
+      <w:proofErr w:type="spellEnd"/>
+      <w:r>
+        <w:t xml:space="preserve"> </w:t>
+      </w:r>
+      <w:proofErr w:type="spellStart"/>
+      <w:r>
+        <w:t>d’Ansanto</w:t>
+      </w:r>
+      <w:proofErr w:type="spellEnd"/>
+      <w:r>
+        <w:t xml:space="preserve"> represents the largest natural emission of low temperature CO</w:t>
       </w:r>
       <w:r>
         <w:rPr>
@@ -16793,10 +19188,23 @@
         <w:t>In the</w:t>
       </w:r>
       <w:r>
-        <w:t xml:space="preserve"> Mefite</w:t>
-      </w:r>
-      <w:r>
-        <w:t xml:space="preserve"> d’Ansanto area</w:t>
+        <w:t xml:space="preserve"> </w:t>
+      </w:r>
+      <w:proofErr w:type="spellStart"/>
+      <w:r>
+        <w:t>Mefite</w:t>
+      </w:r>
+      <w:proofErr w:type="spellEnd"/>
+      <w:r>
+        <w:t xml:space="preserve"> </w:t>
+      </w:r>
+      <w:proofErr w:type="spellStart"/>
+      <w:r>
+        <w:t>d’Ansanto</w:t>
+      </w:r>
+      <w:proofErr w:type="spellEnd"/>
+      <w:r>
+        <w:t xml:space="preserve"> area</w:t>
       </w:r>
       <w:r>
         <w:t xml:space="preserve">, during periods with stable atmosphere </w:t>
@@ -17747,7 +20155,15 @@
           </w:tcPr>
           <w:p>
             <w:r>
-              <w:t>C threshold [ppm]</w:t>
+              <w:t xml:space="preserve">C </w:t>
+            </w:r>
+            <w:proofErr w:type="spellStart"/>
+            <w:r>
+              <w:t>threshold</w:t>
+            </w:r>
+            <w:proofErr w:type="spellEnd"/>
+            <w:r>
+              <w:t xml:space="preserve"> [ppm]</w:t>
             </w:r>
           </w:p>
         </w:tc>
@@ -17758,8 +20174,13 @@
             <w:hideMark/>
           </w:tcPr>
           <w:p>
+            <w:proofErr w:type="spellStart"/>
             <w:r>
-              <w:t>Exposure time [hours]</w:t>
+              <w:t>Exposure</w:t>
+            </w:r>
+            <w:proofErr w:type="spellEnd"/>
+            <w:r>
+              <w:t xml:space="preserve"> time [hours]</w:t>
             </w:r>
           </w:p>
         </w:tc>
@@ -17984,7 +20405,7 @@
                     <pic:cNvPicPr/>
                   </pic:nvPicPr>
                   <pic:blipFill>
-                    <a:blip r:embed="rId27">
+                    <a:blip r:embed="rId29">
                       <a:extLst>
                         <a:ext uri="{28A0092B-C50C-407E-A947-70E740481C1C}">
                           <a14:useLocalDpi xmlns:a14="http://schemas.microsoft.com/office/drawing/2010/main" val="0"/>
@@ -18088,7 +20509,7 @@
                     <pic:cNvPicPr/>
                   </pic:nvPicPr>
                   <pic:blipFill>
-                    <a:blip r:embed="rId28">
+                    <a:blip r:embed="rId30">
                       <a:extLst>
                         <a:ext uri="{28A0092B-C50C-407E-A947-70E740481C1C}">
                           <a14:useLocalDpi xmlns:a14="http://schemas.microsoft.com/office/drawing/2010/main" val="0"/>
@@ -18224,7 +20645,7 @@
                     <pic:cNvPicPr/>
                   </pic:nvPicPr>
                   <pic:blipFill>
-                    <a:blip r:embed="rId29">
+                    <a:blip r:embed="rId31">
                       <a:extLst>
                         <a:ext uri="{28A0092B-C50C-407E-A947-70E740481C1C}">
                           <a14:useLocalDpi xmlns:a14="http://schemas.microsoft.com/office/drawing/2010/main" val="0"/>
@@ -18322,7 +20743,7 @@
                     <pic:cNvPicPr/>
                   </pic:nvPicPr>
                   <pic:blipFill>
-                    <a:blip r:embed="rId30">
+                    <a:blip r:embed="rId32">
                       <a:extLst>
                         <a:ext uri="{28A0092B-C50C-407E-A947-70E740481C1C}">
                           <a14:useLocalDpi xmlns:a14="http://schemas.microsoft.com/office/drawing/2010/main" val="0"/>
@@ -18428,7 +20849,7 @@
       <w:pPr>
         <w:pStyle w:val="Heading1"/>
       </w:pPr>
-      <w:bookmarkStart w:id="30" w:name="_Toc111804023"/>
+      <w:bookmarkStart w:id="30" w:name="_Toc205721557"/>
       <w:r>
         <w:t>6. Future perspective</w:t>
       </w:r>
@@ -18490,7 +20911,7 @@
       <w:r>
         <w:t xml:space="preserve"> meteorological data (e.g. outputs of </w:t>
       </w:r>
-      <w:hyperlink r:id="rId31" w:history="1">
+      <w:hyperlink r:id="rId33" w:history="1">
         <w:r>
           <w:rPr>
             <w:rStyle w:val="Hyperlink"/>
@@ -18537,7 +20958,7 @@
       <w:pPr>
         <w:pStyle w:val="Heading1"/>
       </w:pPr>
-      <w:bookmarkStart w:id="31" w:name="_Toc111804024"/>
+      <w:bookmarkStart w:id="31" w:name="_Toc205721558"/>
       <w:r>
         <w:t>Acknowledgments</w:t>
       </w:r>
@@ -18598,7 +21019,7 @@
       <w:pPr>
         <w:pStyle w:val="Heading1"/>
       </w:pPr>
-      <w:bookmarkStart w:id="32" w:name="_Toc111804025"/>
+      <w:bookmarkStart w:id="32" w:name="_Toc205721559"/>
       <w:r>
         <w:t>References</w:t>
       </w:r>
@@ -18623,7 +21044,15 @@
         <w:t xml:space="preserve">Cardellini, C., Chiodini, G., Frondini, F., Avino, R., Bagnato, E., Caliro, S., and Rosiello, A., 2017. </w:t>
       </w:r>
       <w:r>
-        <w:t xml:space="preserve">Monitoring diffuse volcanic degassing during volcanic unrests: the case of Campi Flegrei (Italy). </w:t>
+        <w:t xml:space="preserve">Monitoring diffuse volcanic degassing during volcanic unrests: the case of Campi </w:t>
+      </w:r>
+      <w:proofErr w:type="spellStart"/>
+      <w:r>
+        <w:t>Flegrei</w:t>
+      </w:r>
+      <w:proofErr w:type="spellEnd"/>
+      <w:r>
+        <w:t xml:space="preserve"> (Italy). </w:t>
       </w:r>
       <w:r>
         <w:rPr>
@@ -18646,26 +21075,78 @@
         <w:t xml:space="preserve">Chiodini, G., Todesco, M., Caliro, S., Del Gaudio, C., Macedonio, G., and Russo, M., 2003. </w:t>
       </w:r>
       <w:r>
-        <w:t>Magma degassing as a trigger of bradyseismic events: T</w:t>
+        <w:t xml:space="preserve">Magma degassing as a trigger of </w:t>
+      </w:r>
+      <w:proofErr w:type="spellStart"/>
+      <w:r>
+        <w:t>bradyseismic</w:t>
+      </w:r>
+      <w:proofErr w:type="spellEnd"/>
+      <w:r>
+        <w:t xml:space="preserve"> events: T</w:t>
       </w:r>
       <w:r>
         <w:t>h</w:t>
       </w:r>
       <w:r>
-        <w:t xml:space="preserve">e case of Phlegrean Fields (Italy). </w:t>
-      </w:r>
+        <w:t xml:space="preserve">e case of </w:t>
+      </w:r>
+      <w:proofErr w:type="spellStart"/>
+      <w:r>
+        <w:t>Phlegrean</w:t>
+      </w:r>
+      <w:proofErr w:type="spellEnd"/>
+      <w:r>
+        <w:t xml:space="preserve"> Fields (Italy). </w:t>
+      </w:r>
+      <w:proofErr w:type="spellStart"/>
       <w:r>
         <w:rPr>
           <w:lang w:val="it-IT"/>
         </w:rPr>
-        <w:t>Geophysical Research Letters, 30(8).</w:t>
-      </w:r>
-    </w:p>
-    <w:p>
+        <w:t>Geophysical</w:t>
+      </w:r>
+      <w:proofErr w:type="spellEnd"/>
       <w:r>
         <w:rPr>
           <w:lang w:val="it-IT"/>
         </w:rPr>
+        <w:t xml:space="preserve"> </w:t>
+      </w:r>
+      <w:proofErr w:type="spellStart"/>
+      <w:r>
+        <w:rPr>
+          <w:lang w:val="it-IT"/>
+        </w:rPr>
+        <w:t>Research</w:t>
+      </w:r>
+      <w:proofErr w:type="spellEnd"/>
+      <w:r>
+        <w:rPr>
+          <w:lang w:val="it-IT"/>
+        </w:rPr>
+        <w:t xml:space="preserve"> </w:t>
+      </w:r>
+      <w:proofErr w:type="spellStart"/>
+      <w:r>
+        <w:rPr>
+          <w:lang w:val="it-IT"/>
+        </w:rPr>
+        <w:t>Letters</w:t>
+      </w:r>
+      <w:proofErr w:type="spellEnd"/>
+      <w:r>
+        <w:rPr>
+          <w:lang w:val="it-IT"/>
+        </w:rPr>
+        <w:t>, 30(8).</w:t>
+      </w:r>
+    </w:p>
+    <w:p>
+      <w:r>
+        <w:rPr>
+          <w:lang w:val="it-IT"/>
+        </w:rPr>
         <w:t xml:space="preserve">Chiodini, G., Granieri, D., Avino, R., Caliro, S., Costa, A., Minopoli, C., and Vilardo, G., 2010. </w:t>
       </w:r>
       <w:r>
@@ -18678,7 +21159,23 @@
         <w:t>2</w:t>
       </w:r>
       <w:r>
-        <w:t xml:space="preserve"> Earth degassing: Case of Mefite d'Ansanto (southern Apennines), Italy. Geophysical Research Letters, 37(11).</w:t>
+        <w:t xml:space="preserve"> Earth degassing: Case of </w:t>
+      </w:r>
+      <w:proofErr w:type="spellStart"/>
+      <w:r>
+        <w:t>Mefite</w:t>
+      </w:r>
+      <w:proofErr w:type="spellEnd"/>
+      <w:r>
+        <w:t xml:space="preserve"> </w:t>
+      </w:r>
+      <w:proofErr w:type="spellStart"/>
+      <w:r>
+        <w:t>d'Ansanto</w:t>
+      </w:r>
+      <w:proofErr w:type="spellEnd"/>
+      <w:r>
+        <w:t xml:space="preserve"> (southern Apennines), Italy. Geophysical Research Letters, 37(11).</w:t>
       </w:r>
     </w:p>
     <w:p>
@@ -18697,7 +21194,15 @@
         <w:t xml:space="preserve">Costa, A., Chiodini, G., Granieri, D., Folch, A., Hankin, R.K.S., Caliro, S., and Cardellini, C., 2008. </w:t>
       </w:r>
       <w:r>
-        <w:t>A shallow‐layer model for heavy gas dispersion from natural sources: Application and hazard assessment at Caldara di Manziana, Italy. Geochemistry, Geophysics, Geosystems, 9(3).</w:t>
+        <w:t xml:space="preserve">A shallow‐layer model for heavy gas dispersion from natural sources: Application and hazard assessment at Caldara di </w:t>
+      </w:r>
+      <w:proofErr w:type="spellStart"/>
+      <w:r>
+        <w:t>Manziana</w:t>
+      </w:r>
+      <w:proofErr w:type="spellEnd"/>
+      <w:r>
+        <w:t>, Italy. Geochemistry, Geophysics, Geosystems, 9(3).</w:t>
       </w:r>
     </w:p>
     <w:p>
@@ -18735,20 +21240,42 @@
         <w:t>-2.0</w:t>
       </w:r>
       <w:r>
-        <w:t xml:space="preserve">: a model for passive DISpersion of GAS. </w:t>
+        <w:t xml:space="preserve">: a model for passive </w:t>
+      </w:r>
+      <w:proofErr w:type="spellStart"/>
+      <w:r>
+        <w:t>DISpersion</w:t>
+      </w:r>
+      <w:proofErr w:type="spellEnd"/>
+      <w:r>
+        <w:t xml:space="preserve"> of GAS. </w:t>
       </w:r>
       <w:r>
         <w:rPr>
           <w:lang w:val="it-IT"/>
         </w:rPr>
-        <w:t>Rapporti tecnici INGV. Istituto Nazionale Di Geofisica e Vulcanologia, Italy, 332, 2039e7941.</w:t>
-      </w:r>
-    </w:p>
-    <w:p>
+        <w:t xml:space="preserve">Rapporti tecnici INGV. Istituto Nazionale Di Geofisica e Vulcanologia, </w:t>
+      </w:r>
+      <w:proofErr w:type="spellStart"/>
       <w:r>
         <w:rPr>
           <w:lang w:val="it-IT"/>
         </w:rPr>
+        <w:t>Italy</w:t>
+      </w:r>
+      <w:proofErr w:type="spellEnd"/>
+      <w:r>
+        <w:rPr>
+          <w:lang w:val="it-IT"/>
+        </w:rPr>
+        <w:t>, 332, 2039e7941.</w:t>
+      </w:r>
+    </w:p>
+    <w:p>
+      <w:r>
+        <w:rPr>
+          <w:lang w:val="it-IT"/>
+        </w:rPr>
         <w:t>Dioguardi, F., Massaro, S., Chio</w:t>
       </w:r>
       <w:r>
@@ -18758,7 +21285,31 @@
         <w:t xml:space="preserve">dini, G., Costa, A., Folch, A., Macedonio, G., Sandri, L., Selva, J., Tamburello, G., 2022. </w:t>
       </w:r>
       <w:r>
-        <w:t>VIGIL: A Python tool for automatized probabilistic VolcanIc Gas dIspersion modeLling.</w:t>
+        <w:t xml:space="preserve">VIGIL: A Python tool for automatized probabilistic </w:t>
+      </w:r>
+      <w:proofErr w:type="spellStart"/>
+      <w:r>
+        <w:t>VolcanIc</w:t>
+      </w:r>
+      <w:proofErr w:type="spellEnd"/>
+      <w:r>
+        <w:t xml:space="preserve"> Gas </w:t>
+      </w:r>
+      <w:proofErr w:type="spellStart"/>
+      <w:r>
+        <w:t>dIspersion</w:t>
+      </w:r>
+      <w:proofErr w:type="spellEnd"/>
+      <w:r>
+        <w:t xml:space="preserve"> </w:t>
+      </w:r>
+      <w:proofErr w:type="spellStart"/>
+      <w:r>
+        <w:t>modeLling</w:t>
+      </w:r>
+      <w:proofErr w:type="spellEnd"/>
+      <w:r>
+        <w:t>.</w:t>
       </w:r>
       <w:r>
         <w:t xml:space="preserve"> Annals of Geophysics, 65(1), </w:t>
@@ -18769,7 +21320,7 @@
       <w:r>
         <w:t xml:space="preserve">, </w:t>
       </w:r>
-      <w:hyperlink r:id="rId32" w:history="1">
+      <w:hyperlink r:id="rId34" w:history="1">
         <w:r>
           <w:rPr>
             <w:rStyle w:val="Hyperlink"/>
@@ -18793,7 +21344,15 @@
     </w:p>
     <w:p>
       <w:r>
-        <w:t>Edmonds, M., Grattan, J., Michnowicz, S., 2018. Volcanic gas: silent killers. In Observing the Volcano World: Volcano Crisis Communication, 65-84. Springer, Cham.</w:t>
+        <w:t xml:space="preserve">Edmonds, M., Grattan, J., </w:t>
+      </w:r>
+      <w:proofErr w:type="spellStart"/>
+      <w:r>
+        <w:t>Michnowicz</w:t>
+      </w:r>
+      <w:proofErr w:type="spellEnd"/>
+      <w:r>
+        <w:t>, S., 2018. Volcanic gas: silent killers. In Observing the Volcano World: Volcano Crisis Communication, 65-84. Springer, Cham.</w:t>
       </w:r>
     </w:p>
     <w:p>
@@ -18825,13 +21384,37 @@
     </w:p>
     <w:p>
       <w:r>
-        <w:t xml:space="preserve">Folch, A., Barcons, J., Kozono, T., and Costa, A., 2017. High-resolution modelling of atmospheric dispersion of dense gas using </w:t>
+        <w:t xml:space="preserve">Folch, A., </w:t>
+      </w:r>
+      <w:proofErr w:type="spellStart"/>
+      <w:r>
+        <w:t>Barcons</w:t>
+      </w:r>
+      <w:proofErr w:type="spellEnd"/>
+      <w:r>
+        <w:t xml:space="preserve">, J., </w:t>
+      </w:r>
+      <w:proofErr w:type="spellStart"/>
+      <w:r>
+        <w:t>Kozono</w:t>
+      </w:r>
+      <w:proofErr w:type="spellEnd"/>
+      <w:r>
+        <w:t xml:space="preserve">, T., and Costa, A., 2017. High-resolution modelling of atmospheric dispersion of dense gas using </w:t>
       </w:r>
       <w:r>
         <w:t>TWODEE-2</w:t>
       </w:r>
       <w:r>
-        <w:t>.1: application to the 1986 Lake Nyos limnic eruption. Natural Hazards and Earth System Sciences.</w:t>
+        <w:t xml:space="preserve">.1: application to the 1986 Lake </w:t>
+      </w:r>
+      <w:proofErr w:type="spellStart"/>
+      <w:r>
+        <w:t>Nyos</w:t>
+      </w:r>
+      <w:proofErr w:type="spellEnd"/>
+      <w:r>
+        <w:t xml:space="preserve"> limnic eruption. Natural Hazards and Earth System Sciences.</w:t>
       </w:r>
     </w:p>
     <w:p>
@@ -18839,12 +21422,28 @@
         <w:t xml:space="preserve">Granieri D., Costa A., Macedonio G., Chiodini G., Bisson M., 2013. </w:t>
       </w:r>
       <w:r>
-        <w:t>Carbon dioxide in the city of Naples: contri-bution and effects of the volcanic source. Journal of Volcanology and Geothermal Research, 260, 52-62.</w:t>
-      </w:r>
-    </w:p>
-    <w:p>
-      <w:r>
-        <w:t xml:space="preserve">Hankin, R.K.S., and Britter, R.E., 1999. </w:t>
+        <w:t xml:space="preserve">Carbon dioxide in the city of Naples: </w:t>
+      </w:r>
+      <w:proofErr w:type="spellStart"/>
+      <w:r>
+        <w:t>contri-bution</w:t>
+      </w:r>
+      <w:proofErr w:type="spellEnd"/>
+      <w:r>
+        <w:t xml:space="preserve"> and effects of the volcanic source. Journal of Volcanology and Geothermal Research, 260, 52-62.</w:t>
+      </w:r>
+    </w:p>
+    <w:p>
+      <w:r>
+        <w:t xml:space="preserve">Hankin, R.K.S., and </w:t>
+      </w:r>
+      <w:proofErr w:type="spellStart"/>
+      <w:r>
+        <w:t>Britter</w:t>
+      </w:r>
+      <w:proofErr w:type="spellEnd"/>
+      <w:r>
+        <w:t xml:space="preserve">, R.E., 1999. </w:t>
       </w:r>
       <w:r>
         <w:t>TWODEE-2</w:t>
@@ -18866,7 +21465,15 @@
     </w:p>
     <w:p>
       <w:r>
-        <w:t xml:space="preserve">Massaro, S., Dioguardi, F., Sandri, L., Tamburello, G., Selva, J., Moune, S., Jessop, D.E., Moretti, R., Komorowski, J.-C., Costa, A. Testing gas dispersion modelling at La Soufrière volcano (Guadeloupe, Lesser Antilles). </w:t>
+        <w:t xml:space="preserve">Massaro, S., Dioguardi, F., Sandri, L., Tamburello, G., Selva, J., Moune, S., Jessop, D.E., Moretti, R., Komorowski, J.-C., Costa, A. Testing gas dispersion modelling at La </w:t>
+      </w:r>
+      <w:proofErr w:type="spellStart"/>
+      <w:r>
+        <w:t>Soufrière</w:t>
+      </w:r>
+      <w:proofErr w:type="spellEnd"/>
+      <w:r>
+        <w:t xml:space="preserve"> volcano (Guadeloupe, Lesser Antilles). </w:t>
       </w:r>
       <w:r>
         <w:t>Journal of Volcanology and Geothermal Research</w:t>
@@ -18877,7 +21484,7 @@
       <w:r>
         <w:t xml:space="preserve"> </w:t>
       </w:r>
-      <w:hyperlink r:id="rId33" w:history="1">
+      <w:hyperlink r:id="rId35" w:history="1">
         <w:r>
           <w:rPr>
             <w:rStyle w:val="Hyperlink"/>
@@ -18919,7 +21526,15 @@
         <w:t xml:space="preserve">Pedone, M., Granieri, D., Moretti, R., Fedele, A., Troise, C., Somma, R., and De Natale, G., 2017. </w:t>
       </w:r>
       <w:r>
-        <w:t>Improved quanti-fication of CO</w:t>
+        <w:t xml:space="preserve">Improved </w:t>
+      </w:r>
+      <w:proofErr w:type="spellStart"/>
+      <w:r>
+        <w:t>quanti-fication</w:t>
+      </w:r>
+      <w:proofErr w:type="spellEnd"/>
+      <w:r>
+        <w:t xml:space="preserve"> of CO</w:t>
       </w:r>
       <w:r>
         <w:rPr>
@@ -18928,7 +21543,23 @@
         <w:t>2</w:t>
       </w:r>
       <w:r>
-        <w:t xml:space="preserve"> emission at Campi Flegrei by combined Lagrangian Stochastic and Eulerian dispersion modelling. Atmospheric Environment, 170, 1-11.</w:t>
+        <w:t xml:space="preserve"> emission at Campi </w:t>
+      </w:r>
+      <w:proofErr w:type="spellStart"/>
+      <w:r>
+        <w:t>Flegrei</w:t>
+      </w:r>
+      <w:proofErr w:type="spellEnd"/>
+      <w:r>
+        <w:t xml:space="preserve"> by combined </w:t>
+      </w:r>
+      <w:proofErr w:type="spellStart"/>
+      <w:r>
+        <w:t>Lagrangian</w:t>
+      </w:r>
+      <w:proofErr w:type="spellEnd"/>
+      <w:r>
+        <w:t xml:space="preserve"> Stochastic and Eulerian dispersion modelling. Atmospheric Environment, 170, 1-11.</w:t>
       </w:r>
     </w:p>
     <w:p>
@@ -18938,26 +21569,92 @@
         </w:rPr>
       </w:pPr>
       <w:r>
-        <w:t xml:space="preserve">Prabha T., Mursch-Radlgruber E., 1999. Modeling of diffusion in a wide Alpine Valley. </w:t>
-      </w:r>
+        <w:t>Prabha T., Mursch-</w:t>
+      </w:r>
+      <w:proofErr w:type="spellStart"/>
+      <w:r>
+        <w:t>Radlgruber</w:t>
+      </w:r>
+      <w:proofErr w:type="spellEnd"/>
+      <w:r>
+        <w:t xml:space="preserve"> E., 1999. </w:t>
+      </w:r>
+      <w:proofErr w:type="spellStart"/>
+      <w:r>
+        <w:t>Modeling</w:t>
+      </w:r>
+      <w:proofErr w:type="spellEnd"/>
+      <w:r>
+        <w:t xml:space="preserve"> of diffusion in a wide Alpine Valley. </w:t>
+      </w:r>
+      <w:proofErr w:type="spellStart"/>
       <w:r>
         <w:rPr>
           <w:lang w:val="it-IT"/>
         </w:rPr>
-        <w:t>Theor. Appl. Climatol., 64, 93-103.</w:t>
-      </w:r>
-    </w:p>
-    <w:p>
-      <w:pPr>
+        <w:t>Theor</w:t>
+      </w:r>
+      <w:proofErr w:type="spellEnd"/>
+      <w:r>
         <w:rPr>
           <w:lang w:val="it-IT"/>
         </w:rPr>
-      </w:pPr>
+        <w:t xml:space="preserve">. </w:t>
+      </w:r>
+      <w:proofErr w:type="spellStart"/>
       <w:r>
         <w:rPr>
           <w:lang w:val="it-IT"/>
         </w:rPr>
-        <w:t xml:space="preserve">Sandri, L., Costa, A., Selva, J., Tonini, R., Macedonio, G., Folch, A., and Sulpizio, R., 2016. </w:t>
+        <w:t>Appl</w:t>
+      </w:r>
+      <w:proofErr w:type="spellEnd"/>
+      <w:r>
+        <w:rPr>
+          <w:lang w:val="it-IT"/>
+        </w:rPr>
+        <w:t xml:space="preserve">. </w:t>
+      </w:r>
+      <w:proofErr w:type="spellStart"/>
+      <w:r>
+        <w:rPr>
+          <w:lang w:val="it-IT"/>
+        </w:rPr>
+        <w:t>Climatol</w:t>
+      </w:r>
+      <w:proofErr w:type="spellEnd"/>
+      <w:r>
+        <w:rPr>
+          <w:lang w:val="it-IT"/>
+        </w:rPr>
+        <w:t>., 64, 93-103.</w:t>
+      </w:r>
+    </w:p>
+    <w:p>
+      <w:pPr>
+        <w:rPr>
+          <w:lang w:val="it-IT"/>
+        </w:rPr>
+      </w:pPr>
+      <w:r>
+        <w:rPr>
+          <w:lang w:val="it-IT"/>
+        </w:rPr>
+        <w:t xml:space="preserve">Sandri, L., Costa, A., Selva, J., Tonini, R., Macedonio, G., Folch, A., and </w:t>
+      </w:r>
+      <w:proofErr w:type="spellStart"/>
+      <w:r>
+        <w:rPr>
+          <w:lang w:val="it-IT"/>
+        </w:rPr>
+        <w:t>Sulpizio</w:t>
+      </w:r>
+      <w:proofErr w:type="spellEnd"/>
+      <w:r>
+        <w:rPr>
+          <w:lang w:val="it-IT"/>
+        </w:rPr>
+        <w:t xml:space="preserve">, R., 2016. </w:t>
       </w:r>
       <w:r>
         <w:t xml:space="preserve">Beyond eruptive scenarios: assessing tephra fallout hazard from Neapolitan volcanoes. </w:t>
@@ -18982,41 +21679,121 @@
         <w:t xml:space="preserve">Selva, J., Orsi, G., Di Vito, M. A., Marzocchi, W., and Sandri, L., 2012a. </w:t>
       </w:r>
       <w:r>
-        <w:t xml:space="preserve">Probability hazard map for future vent opening at the Campi Flegrei caldera, Italy. </w:t>
-      </w:r>
+        <w:t xml:space="preserve">Probability hazard map for future vent opening at the Campi </w:t>
+      </w:r>
+      <w:proofErr w:type="spellStart"/>
+      <w:r>
+        <w:t>Flegrei</w:t>
+      </w:r>
+      <w:proofErr w:type="spellEnd"/>
+      <w:r>
+        <w:t xml:space="preserve"> caldera, Italy. </w:t>
+      </w:r>
+      <w:proofErr w:type="spellStart"/>
       <w:r>
         <w:rPr>
           <w:lang w:val="it-IT"/>
         </w:rPr>
-        <w:t xml:space="preserve">Bulletin of </w:t>
-      </w:r>
+        <w:t>Bulletin</w:t>
+      </w:r>
+      <w:proofErr w:type="spellEnd"/>
       <w:r>
         <w:rPr>
           <w:lang w:val="it-IT"/>
         </w:rPr>
+        <w:t xml:space="preserve"> of </w:t>
+      </w:r>
+      <w:proofErr w:type="spellStart"/>
+      <w:r>
+        <w:rPr>
+          <w:lang w:val="it-IT"/>
+        </w:rPr>
         <w:t>V</w:t>
       </w:r>
       <w:r>
         <w:rPr>
           <w:lang w:val="it-IT"/>
         </w:rPr>
-        <w:t>olcanology, 74(2), 497-510.</w:t>
-      </w:r>
-    </w:p>
-    <w:p>
+        <w:t>olcanology</w:t>
+      </w:r>
+      <w:proofErr w:type="spellEnd"/>
       <w:r>
         <w:rPr>
           <w:lang w:val="it-IT"/>
         </w:rPr>
+        <w:t>, 74(2), 497-510.</w:t>
+      </w:r>
+    </w:p>
+    <w:p>
+      <w:r>
+        <w:rPr>
+          <w:lang w:val="it-IT"/>
+        </w:rPr>
         <w:t xml:space="preserve">Selva, J., Marzocchi, W., Papale, P., &amp; Sandri, L., 2012b. </w:t>
       </w:r>
       <w:r>
-        <w:t>Operational eruption forecasting at high-risk volcanoes: the case of Campi Flegrei, Naples. Journal of Applied Volcanology, 1(1), 5.</w:t>
-      </w:r>
-    </w:p>
-    <w:p>
-      <w:r>
-        <w:t>Tamburello, G., Moune, S., Allard, P., Venugopal, S., Robert, V., Rosas-Carbajal, M., Deroussi, Gaëtan-Thierry Kitou, Didier, T., Komorowski, J.C., Beauducel, F., De Chabalier J.B., Le Marchand, A., Le Friant, A., Bonifacie, M., Dessert, C., and Moretti, R., 2019. Spatio-Temporal Relationships between Fumarolic Activity, Hydrothermal Fluid Circulation and Geophysical Signals at an Arc Volcano in Degassing Unrest: La Soufrière of Guadeloupe (French West Indies). Geosciences, 9(11), 480.</w:t>
+        <w:t xml:space="preserve">Operational eruption forecasting at high-risk volcanoes: the case of Campi </w:t>
+      </w:r>
+      <w:proofErr w:type="spellStart"/>
+      <w:r>
+        <w:t>Flegrei</w:t>
+      </w:r>
+      <w:proofErr w:type="spellEnd"/>
+      <w:r>
+        <w:t>, Naples. Journal of Applied Volcanology, 1(1), 5.</w:t>
+      </w:r>
+    </w:p>
+    <w:p>
+      <w:r>
+        <w:t xml:space="preserve">Tamburello, G., Moune, S., Allard, P., Venugopal, S., Robert, V., Rosas-Carbajal, M., </w:t>
+      </w:r>
+      <w:proofErr w:type="spellStart"/>
+      <w:r>
+        <w:t>Deroussi</w:t>
+      </w:r>
+      <w:proofErr w:type="spellEnd"/>
+      <w:r>
+        <w:t xml:space="preserve">, Gaëtan-Thierry </w:t>
+      </w:r>
+      <w:proofErr w:type="spellStart"/>
+      <w:r>
+        <w:t>Kitou</w:t>
+      </w:r>
+      <w:proofErr w:type="spellEnd"/>
+      <w:r>
+        <w:t xml:space="preserve">, Didier, T., Komorowski, J.C., </w:t>
+      </w:r>
+      <w:proofErr w:type="spellStart"/>
+      <w:r>
+        <w:t>Beauducel</w:t>
+      </w:r>
+      <w:proofErr w:type="spellEnd"/>
+      <w:r>
+        <w:t xml:space="preserve">, F., De </w:t>
+      </w:r>
+      <w:proofErr w:type="spellStart"/>
+      <w:r>
+        <w:t>Chabalier</w:t>
+      </w:r>
+      <w:proofErr w:type="spellEnd"/>
+      <w:r>
+        <w:t xml:space="preserve"> J.B., Le Marchand, A., Le Friant, A., Bonifacie, M., Dessert, C., and Moretti, R., 2019. </w:t>
+      </w:r>
+      <w:proofErr w:type="spellStart"/>
+      <w:r>
+        <w:t>Spatio</w:t>
+      </w:r>
+      <w:proofErr w:type="spellEnd"/>
+      <w:r>
+        <w:t xml:space="preserve">-Temporal Relationships between Fumarolic Activity, Hydrothermal Fluid Circulation and Geophysical Signals at an Arc Volcano in Degassing Unrest: La </w:t>
+      </w:r>
+      <w:proofErr w:type="spellStart"/>
+      <w:r>
+        <w:t>Soufrière</w:t>
+      </w:r>
+      <w:proofErr w:type="spellEnd"/>
+      <w:r>
+        <w:t xml:space="preserve"> of Guadeloupe (French West Indies). Geosciences, 9(11), 480.</w:t>
       </w:r>
     </w:p>
     <w:p>
@@ -19033,7 +21810,23 @@
           <w:rFonts w:eastAsia="Arial Unicode MS"/>
           <w:color w:val="000000"/>
         </w:rPr>
-        <w:t xml:space="preserve">Tarquini S., Isola I., Favalli M., Battistini A., 2007. </w:t>
+        <w:t xml:space="preserve">Tarquini S., Isola I., </w:t>
+      </w:r>
+      <w:proofErr w:type="spellStart"/>
+      <w:r>
+        <w:rPr>
+          <w:rFonts w:eastAsia="Arial Unicode MS"/>
+          <w:color w:val="000000"/>
+        </w:rPr>
+        <w:t>Favalli</w:t>
+      </w:r>
+      <w:proofErr w:type="spellEnd"/>
+      <w:r>
+        <w:rPr>
+          <w:rFonts w:eastAsia="Arial Unicode MS"/>
+          <w:color w:val="000000"/>
+        </w:rPr>
+        <w:t xml:space="preserve"> M., Battistini A., 2007. </w:t>
       </w:r>
       <w:r>
         <w:rPr>
@@ -19052,7 +21845,7 @@
       </w:r>
     </w:p>
     <w:sectPr>
-      <w:footerReference w:type="default" r:id="rId34"/>
+      <w:footerReference w:type="default" r:id="rId36"/>
       <w:pgSz w:w="11906" w:h="16838"/>
       <w:pgMar w:top="1440" w:right="1440" w:bottom="1440" w:left="1440" w:header="708" w:footer="708" w:gutter="0"/>
       <w:pgNumType w:start="1"/>

--- a/Manual/User_Manual.docx
+++ b/Manual/User_Manual.docx
@@ -53,72 +53,8 @@
         <w:rPr>
           <w:lang w:val="it-IT"/>
         </w:rPr>
-        <w:t xml:space="preserve">: a tool for </w:t>
-      </w:r>
-      <w:proofErr w:type="spellStart"/>
-      <w:r>
-        <w:rPr>
-          <w:lang w:val="it-IT"/>
-        </w:rPr>
-        <w:t>Automatized</w:t>
-      </w:r>
-      <w:proofErr w:type="spellEnd"/>
-      <w:r>
-        <w:rPr>
-          <w:lang w:val="it-IT"/>
-        </w:rPr>
-        <w:t xml:space="preserve"> </w:t>
-      </w:r>
-      <w:proofErr w:type="spellStart"/>
-      <w:r>
-        <w:rPr>
-          <w:lang w:val="it-IT"/>
-        </w:rPr>
-        <w:t>Probabilistic</w:t>
-      </w:r>
-      <w:proofErr w:type="spellEnd"/>
-      <w:r>
-        <w:rPr>
-          <w:lang w:val="it-IT"/>
-        </w:rPr>
-        <w:t xml:space="preserve"> </w:t>
-      </w:r>
-      <w:proofErr w:type="spellStart"/>
-      <w:r>
-        <w:rPr>
-          <w:lang w:val="it-IT"/>
-        </w:rPr>
-        <w:t>Volcanic</w:t>
-      </w:r>
-      <w:proofErr w:type="spellEnd"/>
-      <w:r>
-        <w:rPr>
-          <w:lang w:val="it-IT"/>
-        </w:rPr>
-        <w:t xml:space="preserve"> Gas </w:t>
-      </w:r>
-      <w:proofErr w:type="spellStart"/>
-      <w:r>
-        <w:rPr>
-          <w:lang w:val="it-IT"/>
-        </w:rPr>
-        <w:t>Dispersion</w:t>
-      </w:r>
-      <w:proofErr w:type="spellEnd"/>
-      <w:r>
-        <w:rPr>
-          <w:lang w:val="it-IT"/>
-        </w:rPr>
-        <w:t xml:space="preserve"> </w:t>
-      </w:r>
-      <w:proofErr w:type="spellStart"/>
-      <w:r>
-        <w:rPr>
-          <w:lang w:val="it-IT"/>
-        </w:rPr>
-        <w:t>Modelling</w:t>
-      </w:r>
-      <w:proofErr w:type="spellEnd"/>
+        <w:t>: a tool for Automatized Probabilistic Volcanic Gas Dispersion Modelling</w:t>
+      </w:r>
     </w:p>
     <w:p>
       <w:pPr>
@@ -244,47 +180,36 @@
           <w:sz w:val="28"/>
           <w:lang w:val="it-IT"/>
         </w:rPr>
-        <w:t xml:space="preserve">lla Terra e </w:t>
-      </w:r>
-      <w:proofErr w:type="spellStart"/>
+        <w:t>lla Terra e Geoambientali</w:t>
+      </w:r>
       <w:r>
         <w:rPr>
           <w:sz w:val="28"/>
           <w:lang w:val="it-IT"/>
         </w:rPr>
-        <w:t>Geoambientali</w:t>
-      </w:r>
-      <w:proofErr w:type="spellEnd"/>
+        <w:t xml:space="preserve">, </w:t>
+      </w:r>
       <w:r>
         <w:rPr>
           <w:sz w:val="28"/>
           <w:lang w:val="it-IT"/>
         </w:rPr>
-        <w:t xml:space="preserve">, </w:t>
+        <w:t>Bari</w:t>
       </w:r>
       <w:r>
         <w:rPr>
           <w:sz w:val="28"/>
           <w:lang w:val="it-IT"/>
         </w:rPr>
-        <w:t>Bari</w:t>
+        <w:t xml:space="preserve">, </w:t>
       </w:r>
       <w:r>
         <w:rPr>
           <w:sz w:val="28"/>
           <w:lang w:val="it-IT"/>
         </w:rPr>
-        <w:t xml:space="preserve">, </w:t>
-      </w:r>
-      <w:proofErr w:type="spellStart"/>
-      <w:r>
-        <w:rPr>
-          <w:sz w:val="28"/>
-          <w:lang w:val="it-IT"/>
-        </w:rPr>
         <w:t>Italy</w:t>
       </w:r>
-      <w:proofErr w:type="spellEnd"/>
     </w:p>
     <w:p>
       <w:pPr>
@@ -1894,31 +1819,141 @@
         <w:t xml:space="preserve"> (</w:t>
       </w:r>
       <w:r>
-        <w:t xml:space="preserve">automatic probabilistic </w:t>
-      </w:r>
-      <w:proofErr w:type="spellStart"/>
-      <w:r>
-        <w:t>VolcanIc</w:t>
-      </w:r>
-      <w:proofErr w:type="spellEnd"/>
-      <w:r>
-        <w:t xml:space="preserve"> Gas </w:t>
-      </w:r>
-      <w:proofErr w:type="spellStart"/>
-      <w:r>
-        <w:t>dIspersion</w:t>
-      </w:r>
-      <w:proofErr w:type="spellEnd"/>
+        <w:t>automatic probabilistic VolcanIc Gas dIspersion modeLling</w:t>
+      </w:r>
+      <w:r>
+        <w:t xml:space="preserve">) tool is a collection of Python scripts designed to aid the user with the usage of gas dispersion models (both passive gas dispersion and heavy gas flow) and to automatically perform probabilistic simulations. Two open-source Eulerian models are supported: DISGAS </w:t>
+      </w:r>
+      <w:r>
+        <w:t>v</w:t>
+      </w:r>
+      <w:r>
+        <w:t>2.</w:t>
+      </w:r>
+      <w:r>
+        <w:t>5.</w:t>
+      </w:r>
+      <w:r>
+        <w:t>1</w:t>
+      </w:r>
+      <w:r>
+        <w:t xml:space="preserve"> (Costa et al., 2005; Costa and Macedonio, 2016) and </w:t>
+      </w:r>
+      <w:r>
+        <w:t>TWODEE-2</w:t>
+      </w:r>
       <w:r>
         <w:t xml:space="preserve"> </w:t>
       </w:r>
-      <w:proofErr w:type="spellStart"/>
-      <w:r>
-        <w:t>modeLling</w:t>
-      </w:r>
-      <w:proofErr w:type="spellEnd"/>
-      <w:r>
-        <w:t xml:space="preserve">) tool is a collection of Python scripts designed to aid the user with the usage of gas dispersion models (both passive gas dispersion and heavy gas flow) and to automatically perform probabilistic simulations. Two open-source Eulerian models are supported: DISGAS </w:t>
+      <w:r>
+        <w:t>v2.</w:t>
+      </w:r>
+      <w:r>
+        <w:t>6</w:t>
+      </w:r>
+      <w:r>
+        <w:t xml:space="preserve"> </w:t>
+      </w:r>
+      <w:r>
+        <w:t>(Hankin and Britter, 1999; Folch et al., 2009), which are coupled with a mass-consistent Diagnostic Wind Model (</w:t>
+      </w:r>
+      <w:r>
+        <w:t>DIAGNO v1.</w:t>
+      </w:r>
+      <w:r>
+        <w:t>2.3</w:t>
+      </w:r>
+      <w:r>
+        <w:t xml:space="preserve">, Douglas et al., 1990). Both models are written in Fortran-90 while </w:t>
+      </w:r>
+      <w:r>
+        <w:t>VIGIL</w:t>
+      </w:r>
+      <w:r>
+        <w:t xml:space="preserve"> is implemented through Python v3, an open-source, general-purpose, interpreted high-level programming language. </w:t>
+      </w:r>
+    </w:p>
+    <w:p>
+      <w:pPr>
+        <w:pStyle w:val="Heading1"/>
+      </w:pPr>
+      <w:bookmarkStart w:id="1" w:name="_Toc205721541"/>
+      <w:r>
+        <w:t xml:space="preserve">1. </w:t>
+      </w:r>
+      <w:r>
+        <w:t>Introduction</w:t>
+      </w:r>
+      <w:bookmarkEnd w:id="1"/>
+    </w:p>
+    <w:p>
+      <w:r>
+        <w:t xml:space="preserve">Volcanic eruptions are very hazardous events which can have a devastating impact on human settlements worldwide. In the last decades, probabilistic volcanic hazard assessment methodologies have allowed the quantification of intrinsic uncertainties related to volcanic eruptions, which play a fundamental role in risk reduction strategies, making them of interest to both scientists and decision makers (e.g., Marzocchi et al., 2006; Selva et al., 2012a,b; Sandri et al., 2016). In this scenario, the study of gas dispersion is a key for the understanding the </w:t>
+      </w:r>
+      <w:r>
+        <w:t>physic</w:t>
+      </w:r>
+      <w:r>
+        <w:t xml:space="preserve">-chemical changes occurring in the magmatic feeding system or in the hydrothermal aquifer (i.e., Edmonds et al. 2018; Massaro et al., </w:t>
+      </w:r>
+      <w:r>
+        <w:t>2021</w:t>
+      </w:r>
+      <w:r>
+        <w:t xml:space="preserve">), irrespective of magmatic and non-magmatic unrest. In last the decades, numerical modelling has investigated on the different </w:t>
+      </w:r>
+      <w:r>
+        <w:t>behaviour</w:t>
+      </w:r>
+      <w:r>
+        <w:t xml:space="preserve"> of both heavy (e.g. Costa et al., 2008; Folch et al., 2009, 2017) and light volcanic gases (e.g., Costa et al., 2005; Chiodini et al., 2010, Granieri et al., 2013; Pedone et al., 2017) accounting for topographic effects, variation of atmospheric conditions and wind directions. For a gas denser than air, the flow </w:t>
+      </w:r>
+      <w:r>
+        <w:t>behaviour</w:t>
+      </w:r>
+      <w:r>
+        <w:t xml:space="preserve"> over complex topography is generally described using depth-averaged variables (shallow layer approach, e.g., Hankin and Britter, 1999), while for dispersion of a diluted gas passively driven by wind advection and atmospheric turbulence, simpler advection-diffusion equations can be solved (e.g. Prabha and Mursch-Radlgruber, 1999).</w:t>
+      </w:r>
+    </w:p>
+    <w:p>
+      <w:r>
+        <w:t xml:space="preserve">Here we present </w:t>
+      </w:r>
+      <w:r>
+        <w:t>the new version of</w:t>
+      </w:r>
+      <w:r>
+        <w:t xml:space="preserve"> </w:t>
+      </w:r>
+      <w:r>
+        <w:t>VIGIL</w:t>
+      </w:r>
+      <w:r>
+        <w:t xml:space="preserve"> (v1.3</w:t>
+      </w:r>
+      <w:r>
+        <w:t>.</w:t>
+      </w:r>
+      <w:r>
+        <w:t>7</w:t>
+      </w:r>
+      <w:r>
+        <w:t>)</w:t>
+      </w:r>
+      <w:r>
+        <w:t xml:space="preserve">, which </w:t>
+      </w:r>
+      <w:r>
+        <w:t>builds on the previously presented v1.</w:t>
+      </w:r>
+      <w:r>
+        <w:t>3</w:t>
+      </w:r>
+      <w:r>
+        <w:t xml:space="preserve"> (Dioguardi et al. 2022) and </w:t>
+      </w:r>
+      <w:r>
+        <w:t xml:space="preserve">is designed to control an automatic simulation routine and environment for DISGAS </w:t>
       </w:r>
       <w:r>
         <w:t>v</w:t>
@@ -1927,10 +1962,7 @@
         <w:t>2.</w:t>
       </w:r>
       <w:r>
-        <w:t>5.</w:t>
-      </w:r>
-      <w:r>
-        <w:t>1</w:t>
+        <w:t>6</w:t>
       </w:r>
       <w:r>
         <w:t xml:space="preserve"> (Costa et al., 2005; Costa and Macedonio, 2016) and </w:t>
@@ -1948,173 +1980,13 @@
         <w:t>6</w:t>
       </w:r>
       <w:r>
+        <w:t>.3</w:t>
+      </w:r>
+      <w:r>
         <w:t xml:space="preserve"> </w:t>
       </w:r>
       <w:r>
-        <w:t xml:space="preserve">(Hankin and </w:t>
-      </w:r>
-      <w:proofErr w:type="spellStart"/>
-      <w:r>
-        <w:t>Britter</w:t>
-      </w:r>
-      <w:proofErr w:type="spellEnd"/>
-      <w:r>
-        <w:t>, 1999; Folch et al., 2009), which are coupled with a mass-consistent Diagnostic Wind Model (</w:t>
-      </w:r>
-      <w:r>
-        <w:t>DIAGNO v1.</w:t>
-      </w:r>
-      <w:r>
-        <w:t>2.3</w:t>
-      </w:r>
-      <w:r>
-        <w:t xml:space="preserve">, Douglas et al., 1990). Both models are written in Fortran-90 while </w:t>
-      </w:r>
-      <w:r>
-        <w:t>VIGIL</w:t>
-      </w:r>
-      <w:r>
-        <w:t xml:space="preserve"> is implemented through Python v3, an open-source, general-purpose, interpreted high-level programming language. </w:t>
-      </w:r>
-    </w:p>
-    <w:p>
-      <w:pPr>
-        <w:pStyle w:val="Heading1"/>
-      </w:pPr>
-      <w:bookmarkStart w:id="1" w:name="_Toc205721541"/>
-      <w:r>
-        <w:t xml:space="preserve">1. </w:t>
-      </w:r>
-      <w:r>
-        <w:t>Introduction</w:t>
-      </w:r>
-      <w:bookmarkEnd w:id="1"/>
-    </w:p>
-    <w:p>
-      <w:r>
-        <w:t xml:space="preserve">Volcanic eruptions are very hazardous events which can have a devastating impact on human settlements worldwide. In the last decades, probabilistic volcanic hazard assessment methodologies have allowed the quantification of intrinsic uncertainties related to volcanic eruptions, which play a fundamental role in risk reduction strategies, making them of interest to both scientists and decision makers (e.g., Marzocchi et al., 2006; Selva et al., 2012a,b; Sandri et al., 2016). In this scenario, the study of gas dispersion is a key for the understanding the </w:t>
-      </w:r>
-      <w:r>
-        <w:t>physic</w:t>
-      </w:r>
-      <w:r>
-        <w:t xml:space="preserve">-chemical changes occurring in the magmatic feeding system or in the hydrothermal aquifer (i.e., Edmonds et al. 2018; Massaro et al., </w:t>
-      </w:r>
-      <w:r>
-        <w:t>2021</w:t>
-      </w:r>
-      <w:r>
-        <w:t xml:space="preserve">), irrespective of magmatic and non-magmatic unrest. In last the decades, numerical modelling has investigated on the different </w:t>
-      </w:r>
-      <w:r>
-        <w:t>behaviour</w:t>
-      </w:r>
-      <w:r>
-        <w:t xml:space="preserve"> of both heavy (e.g. Costa et al., 2008; Folch et al., 2009, 2017) and light volcanic gases (e.g., Costa et al., 2005; Chiodini et al., 2010, Granieri et al., 2013; Pedone et al., 2017) accounting for topographic effects, variation of atmospheric conditions and wind directions. For a gas denser than air, the flow </w:t>
-      </w:r>
-      <w:r>
-        <w:t>behaviour</w:t>
-      </w:r>
-      <w:r>
-        <w:t xml:space="preserve"> over complex topography is generally described using depth-averaged variables (shallow layer approach, e.g., Hankin and </w:t>
-      </w:r>
-      <w:proofErr w:type="spellStart"/>
-      <w:r>
-        <w:t>Britter</w:t>
-      </w:r>
-      <w:proofErr w:type="spellEnd"/>
-      <w:r>
-        <w:t>, 1999), while for dispersion of a diluted gas passively driven by wind advection and atmospheric turbulence, simpler advection-diffusion equations can be solved (e.g. Prabha and Mursch-</w:t>
-      </w:r>
-      <w:proofErr w:type="spellStart"/>
-      <w:r>
-        <w:t>Radlgruber</w:t>
-      </w:r>
-      <w:proofErr w:type="spellEnd"/>
-      <w:r>
-        <w:t>, 1999).</w:t>
-      </w:r>
-    </w:p>
-    <w:p>
-      <w:r>
-        <w:t xml:space="preserve">Here we present </w:t>
-      </w:r>
-      <w:r>
-        <w:t>the new version of</w:t>
-      </w:r>
-      <w:r>
-        <w:t xml:space="preserve"> </w:t>
-      </w:r>
-      <w:r>
-        <w:t>VIGIL</w:t>
-      </w:r>
-      <w:r>
-        <w:t xml:space="preserve"> (v1.3</w:t>
-      </w:r>
-      <w:r>
-        <w:t>.</w:t>
-      </w:r>
-      <w:r>
-        <w:t>7</w:t>
-      </w:r>
-      <w:r>
-        <w:t>)</w:t>
-      </w:r>
-      <w:r>
-        <w:t xml:space="preserve">, which </w:t>
-      </w:r>
-      <w:r>
-        <w:t>builds on the previously presented v1.</w:t>
-      </w:r>
-      <w:r>
-        <w:t>3</w:t>
-      </w:r>
-      <w:r>
-        <w:t xml:space="preserve"> (Dioguardi et al. 2022) and </w:t>
-      </w:r>
-      <w:r>
-        <w:t xml:space="preserve">is designed to control an automatic simulation routine and environment for DISGAS </w:t>
-      </w:r>
-      <w:r>
-        <w:t>v</w:t>
-      </w:r>
-      <w:r>
-        <w:t>2.</w:t>
-      </w:r>
-      <w:r>
-        <w:t>6</w:t>
-      </w:r>
-      <w:r>
-        <w:t xml:space="preserve"> (Costa et al., 2005; Costa and Macedonio, 2016) and </w:t>
-      </w:r>
-      <w:r>
-        <w:t>TWODEE-2</w:t>
-      </w:r>
-      <w:r>
-        <w:t xml:space="preserve"> </w:t>
-      </w:r>
-      <w:r>
-        <w:t>v2.</w:t>
-      </w:r>
-      <w:r>
-        <w:t>6</w:t>
-      </w:r>
-      <w:r>
-        <w:t>.3</w:t>
-      </w:r>
-      <w:r>
-        <w:t xml:space="preserve"> </w:t>
-      </w:r>
-      <w:r>
-        <w:t xml:space="preserve">(Hankin and </w:t>
-      </w:r>
-      <w:proofErr w:type="spellStart"/>
-      <w:r>
-        <w:t>Britter</w:t>
-      </w:r>
-      <w:proofErr w:type="spellEnd"/>
-      <w:r>
-        <w:t>, 1999; Folch et al., 2009) coupled with a mass-consistent Diagnostic Wind Model (D</w:t>
+        <w:t>(Hankin and Britter, 1999; Folch et al., 2009) coupled with a mass-consistent Diagnostic Wind Model (D</w:t>
       </w:r>
       <w:r>
         <w:t>IAGNO v1.</w:t>
@@ -2967,7 +2839,6 @@
       <w:r>
         <w:t xml:space="preserve"> and </w:t>
       </w:r>
-      <w:proofErr w:type="spellStart"/>
       <w:r>
         <w:rPr>
           <w:i/>
@@ -2984,7 +2855,6 @@
         </w:rPr>
         <w:t>z</w:t>
       </w:r>
-      <w:proofErr w:type="spellEnd"/>
       <w:r>
         <w:t xml:space="preserve"> are the diagonal scaled diffusion coefficients and </w:t>
       </w:r>
@@ -3386,7 +3256,6 @@
       <w:r>
         <w:t xml:space="preserve">Where </w:t>
       </w:r>
-      <w:proofErr w:type="spellStart"/>
       <w:r>
         <w:rPr>
           <w:rFonts w:ascii="Noto Sans Symbols" w:eastAsia="Noto Sans Symbols" w:hAnsi="Noto Sans Symbols" w:cs="Noto Sans Symbols"/>
@@ -3402,11 +3271,9 @@
         </w:rPr>
         <w:t>g</w:t>
       </w:r>
-      <w:proofErr w:type="spellEnd"/>
       <w:r>
         <w:t xml:space="preserve"> and </w:t>
       </w:r>
-      <w:proofErr w:type="spellStart"/>
       <w:r>
         <w:rPr>
           <w:rFonts w:ascii="Noto Sans Symbols" w:eastAsia="Noto Sans Symbols" w:hAnsi="Noto Sans Symbols" w:cs="Noto Sans Symbols"/>
@@ -3422,7 +3289,6 @@
         </w:rPr>
         <w:t>a</w:t>
       </w:r>
-      <w:proofErr w:type="spellEnd"/>
       <w:r>
         <w:t xml:space="preserve"> are the air and the gas densities</w:t>
       </w:r>
@@ -3595,7 +3461,6 @@
       <w:r>
         <w:t xml:space="preserve"> code solves a time-dependent model for the flow of a heavy gas based on the shallow layer approach. It is built on the depth-averaged equations for a gas cloud resulting from mixing a gas of density </w:t>
       </w:r>
-      <w:proofErr w:type="spellStart"/>
       <w:r>
         <w:rPr>
           <w:i/>
@@ -3609,11 +3474,9 @@
         </w:rPr>
         <w:t>g</w:t>
       </w:r>
-      <w:proofErr w:type="spellEnd"/>
       <w:r>
         <w:t xml:space="preserve"> with an ambient fluid (air) of density </w:t>
       </w:r>
-      <w:proofErr w:type="spellStart"/>
       <w:r>
         <w:rPr>
           <w:i/>
@@ -3627,11 +3490,9 @@
         </w:rPr>
         <w:t>a</w:t>
       </w:r>
-      <w:proofErr w:type="spellEnd"/>
       <w:r>
         <w:t xml:space="preserve"> (</w:t>
       </w:r>
-      <w:proofErr w:type="spellStart"/>
       <w:r>
         <w:rPr>
           <w:i/>
@@ -3645,11 +3506,9 @@
         </w:rPr>
         <w:t>g</w:t>
       </w:r>
-      <w:proofErr w:type="spellEnd"/>
       <w:r>
         <w:t xml:space="preserve"> &gt; </w:t>
       </w:r>
-      <w:proofErr w:type="spellStart"/>
       <w:r>
         <w:rPr>
           <w:i/>
@@ -3663,7 +3522,6 @@
         </w:rPr>
         <w:t>a</w:t>
       </w:r>
-      <w:proofErr w:type="spellEnd"/>
       <w:r>
         <w:t xml:space="preserve">). </w:t>
       </w:r>
@@ -3671,15 +3529,7 @@
         <w:t>TWODEE-2</w:t>
       </w:r>
       <w:r>
-        <w:t xml:space="preserve"> is derived from the optimization and improvement of a previous Fortran-77 version developed by Hankin and </w:t>
-      </w:r>
-      <w:proofErr w:type="spellStart"/>
-      <w:r>
-        <w:t>Britter</w:t>
-      </w:r>
-      <w:proofErr w:type="spellEnd"/>
-      <w:r>
-        <w:t xml:space="preserve"> (1999). Under the assumption that </w:t>
+        <w:t xml:space="preserve"> is derived from the optimization and improvement of a previous Fortran-77 version developed by Hankin and Britter (1999). Under the assumption that </w:t>
       </w:r>
       <w:r>
         <w:rPr>
@@ -3960,29 +3810,13 @@
         <w:t xml:space="preserve"> an Empirical Cumulative Distribution Function (ECDF) (random source emission). A combination of fixed and random emissions is also possible. </w:t>
       </w:r>
       <w:r>
-        <w:t xml:space="preserve">This script is also optionally interfaced with </w:t>
-      </w:r>
-      <w:proofErr w:type="spellStart"/>
-      <w:r>
-        <w:t>Slurm</w:t>
-      </w:r>
-      <w:proofErr w:type="spellEnd"/>
-      <w:r>
-        <w:t xml:space="preserve"> Workload Manager to run DIAGNO, DISGAS and </w:t>
+        <w:t xml:space="preserve">This script is also optionally interfaced with Slurm Workload Manager to run DIAGNO, DISGAS and </w:t>
       </w:r>
       <w:r>
         <w:t>TWODEE-2</w:t>
       </w:r>
       <w:r>
-        <w:t xml:space="preserve"> on a cluster using the available resources with </w:t>
-      </w:r>
-      <w:proofErr w:type="spellStart"/>
-      <w:r>
-        <w:t>Slurm</w:t>
-      </w:r>
-      <w:proofErr w:type="spellEnd"/>
-      <w:r>
-        <w:t xml:space="preserve">. </w:t>
+        <w:t xml:space="preserve"> on a cluster using the available resources with Slurm. </w:t>
       </w:r>
       <w:r>
         <w:t xml:space="preserve">In the latest version, an automatic scenario detection has been introduced, i.e., VIGIL calculates </w:t>
@@ -4082,15 +3916,7 @@
         <w:t xml:space="preserve"> shows </w:t>
       </w:r>
       <w:r>
-        <w:t>the workflow composed by the three stages (</w:t>
-      </w:r>
-      <w:proofErr w:type="spellStart"/>
-      <w:r>
-        <w:t>retrival</w:t>
-      </w:r>
-      <w:proofErr w:type="spellEnd"/>
-      <w:r>
-        <w:t xml:space="preserve"> and managing of weather data, running of the models and the post-processing). </w:t>
+        <w:t xml:space="preserve">the workflow composed by the three stages (retrival and managing of weather data, running of the models and the post-processing). </w:t>
       </w:r>
     </w:p>
     <w:p>
@@ -4204,14 +4030,12 @@
       <w:r>
         <w:t xml:space="preserve"> (</w:t>
       </w:r>
-      <w:proofErr w:type="spellStart"/>
       <w:r>
         <w:rPr>
           <w:rFonts w:asciiTheme="majorHAnsi" w:hAnsiTheme="majorHAnsi" w:cstheme="majorHAnsi"/>
         </w:rPr>
         <w:t>diagno</w:t>
       </w:r>
-      <w:proofErr w:type="spellEnd"/>
       <w:r>
         <w:t>)</w:t>
       </w:r>
@@ -4221,14 +4045,12 @@
       <w:r>
         <w:t>(</w:t>
       </w:r>
-      <w:proofErr w:type="spellStart"/>
       <w:r>
         <w:rPr>
           <w:rFonts w:asciiTheme="majorHAnsi" w:hAnsiTheme="majorHAnsi" w:cstheme="majorHAnsi"/>
         </w:rPr>
         <w:t>disgas</w:t>
       </w:r>
-      <w:proofErr w:type="spellEnd"/>
       <w:r>
         <w:t xml:space="preserve">) </w:t>
       </w:r>
@@ -4463,19 +4285,11 @@
           <w:numId w:val="2"/>
         </w:numPr>
       </w:pPr>
-      <w:proofErr w:type="spellStart"/>
       <w:r>
         <w:rPr>
           <w:b/>
         </w:rPr>
-        <w:t>grib</w:t>
-      </w:r>
-      <w:proofErr w:type="spellEnd"/>
-      <w:r>
-        <w:rPr>
-          <w:b/>
-        </w:rPr>
-        <w:t>-tools</w:t>
+        <w:t>grib-tools</w:t>
       </w:r>
       <w:r>
         <w:t xml:space="preserve">: for Windows, it is used chocolatey to install it. </w:t>
@@ -4497,11 +4311,9 @@
       <w:r>
         <w:t>“</w:t>
       </w:r>
-      <w:proofErr w:type="spellStart"/>
       <w:r>
         <w:t>eccodes</w:t>
       </w:r>
-      <w:proofErr w:type="spellEnd"/>
       <w:r>
         <w:t>”</w:t>
       </w:r>
@@ -4547,15 +4359,7 @@
         </w:r>
       </w:hyperlink>
       <w:r>
-        <w:t>. The user needs to install the personal key in a .</w:t>
-      </w:r>
-      <w:proofErr w:type="spellStart"/>
-      <w:r>
-        <w:t>cdsapirc</w:t>
-      </w:r>
-      <w:proofErr w:type="spellEnd"/>
-      <w:r>
-        <w:t xml:space="preserve"> file, to save in different locations depending on the OS. </w:t>
+        <w:t xml:space="preserve">. The user needs to install the personal key in a .cdsapirc file, to save in different locations depending on the OS. </w:t>
       </w:r>
     </w:p>
     <w:p>
@@ -4573,46 +4377,17 @@
         <w:t>Python modules</w:t>
       </w:r>
       <w:r>
-        <w:t xml:space="preserve"> needed are: </w:t>
-      </w:r>
-      <w:proofErr w:type="spellStart"/>
-      <w:r>
-        <w:t>cdsapi</w:t>
-      </w:r>
-      <w:proofErr w:type="spellEnd"/>
-      <w:r>
-        <w:t>,</w:t>
-      </w:r>
-      <w:r>
-        <w:t xml:space="preserve"> matplotlib, </w:t>
-      </w:r>
-      <w:proofErr w:type="spellStart"/>
-      <w:r>
-        <w:t>openpyxl</w:t>
-      </w:r>
-      <w:proofErr w:type="spellEnd"/>
-      <w:r>
-        <w:t>,</w:t>
+        <w:t xml:space="preserve"> needed are: cdsapi,</w:t>
+      </w:r>
+      <w:r>
+        <w:t xml:space="preserve"> matplotlib, openpyxl,</w:t>
       </w:r>
       <w:r>
         <w:t xml:space="preserve"> pandas, </w:t>
       </w:r>
       <w:r>
-        <w:t xml:space="preserve">pathos, </w:t>
-      </w:r>
-      <w:proofErr w:type="spellStart"/>
-      <w:r>
-        <w:t>utm</w:t>
-      </w:r>
-      <w:proofErr w:type="spellEnd"/>
-      <w:r>
-        <w:t xml:space="preserve">, </w:t>
-      </w:r>
-      <w:proofErr w:type="spellStart"/>
-      <w:r>
-        <w:t>scipy</w:t>
-      </w:r>
-      <w:proofErr w:type="spellEnd"/>
+        <w:t>pathos, utm, scipy</w:t>
+      </w:r>
       <w:r>
         <w:t>.</w:t>
       </w:r>
@@ -4661,7 +4436,6 @@
       <w:r>
         <w:t xml:space="preserve"> An </w:t>
       </w:r>
-      <w:proofErr w:type="spellStart"/>
       <w:r>
         <w:rPr>
           <w:b/>
@@ -4669,7 +4443,6 @@
         </w:rPr>
         <w:t>environment.yml</w:t>
       </w:r>
-      <w:proofErr w:type="spellEnd"/>
       <w:r>
         <w:t xml:space="preserve"> file, which contains the name of the environment (“vigil” is the default) and the required modules, is available in the distribution in order to set the Conda environment quickly and easily.</w:t>
       </w:r>
@@ -4704,70 +4477,22 @@
           <w:lang w:val="fr-FR"/>
         </w:rPr>
       </w:pPr>
-      <w:proofErr w:type="spellStart"/>
       <w:r>
         <w:rPr>
           <w:rStyle w:val="None"/>
           <w:rFonts w:asciiTheme="majorHAnsi" w:hAnsiTheme="majorHAnsi" w:cstheme="majorHAnsi"/>
           <w:lang w:val="fr-FR"/>
         </w:rPr>
-        <w:t>conda</w:t>
-      </w:r>
-      <w:proofErr w:type="spellEnd"/>
+        <w:t xml:space="preserve">conda </w:t>
+      </w:r>
       <w:r>
         <w:rPr>
           <w:rStyle w:val="None"/>
           <w:rFonts w:asciiTheme="majorHAnsi" w:hAnsiTheme="majorHAnsi" w:cstheme="majorHAnsi"/>
           <w:lang w:val="fr-FR"/>
         </w:rPr>
-        <w:t xml:space="preserve"> </w:t>
-      </w:r>
-      <w:proofErr w:type="spellStart"/>
-      <w:r>
-        <w:rPr>
-          <w:rStyle w:val="None"/>
-          <w:rFonts w:asciiTheme="majorHAnsi" w:hAnsiTheme="majorHAnsi" w:cstheme="majorHAnsi"/>
-          <w:lang w:val="fr-FR"/>
-        </w:rPr>
-        <w:t>env</w:t>
-      </w:r>
-      <w:proofErr w:type="spellEnd"/>
-      <w:r>
-        <w:rPr>
-          <w:rStyle w:val="None"/>
-          <w:rFonts w:asciiTheme="majorHAnsi" w:hAnsiTheme="majorHAnsi" w:cstheme="majorHAnsi"/>
-          <w:lang w:val="fr-FR"/>
-        </w:rPr>
-        <w:t xml:space="preserve"> </w:t>
-      </w:r>
-      <w:proofErr w:type="spellStart"/>
-      <w:r>
-        <w:rPr>
-          <w:rStyle w:val="None"/>
-          <w:rFonts w:asciiTheme="majorHAnsi" w:hAnsiTheme="majorHAnsi" w:cstheme="majorHAnsi"/>
-          <w:lang w:val="fr-FR"/>
-        </w:rPr>
-        <w:t>create</w:t>
-      </w:r>
-      <w:proofErr w:type="spellEnd"/>
-      <w:r>
-        <w:rPr>
-          <w:rStyle w:val="None"/>
-          <w:rFonts w:asciiTheme="majorHAnsi" w:hAnsiTheme="majorHAnsi" w:cstheme="majorHAnsi"/>
-          <w:lang w:val="fr-FR"/>
-        </w:rPr>
-        <w:t xml:space="preserve"> -f </w:t>
-      </w:r>
-      <w:proofErr w:type="spellStart"/>
-      <w:r>
-        <w:rPr>
-          <w:rStyle w:val="None"/>
-          <w:rFonts w:asciiTheme="majorHAnsi" w:hAnsiTheme="majorHAnsi" w:cstheme="majorHAnsi"/>
-          <w:lang w:val="fr-FR"/>
-        </w:rPr>
-        <w:t>environment.yml</w:t>
-      </w:r>
-      <w:proofErr w:type="spellEnd"/>
+        <w:t>env create -f environment.yml</w:t>
+      </w:r>
     </w:p>
     <w:p>
       <w:pPr>
@@ -4795,63 +4520,40 @@
           <w:rFonts w:asciiTheme="majorHAnsi" w:hAnsiTheme="majorHAnsi" w:cstheme="majorHAnsi"/>
         </w:rPr>
       </w:pPr>
-      <w:proofErr w:type="spellStart"/>
       <w:r>
         <w:rPr>
           <w:rStyle w:val="None"/>
           <w:rFonts w:asciiTheme="majorHAnsi" w:hAnsiTheme="majorHAnsi" w:cstheme="majorHAnsi"/>
         </w:rPr>
-        <w:t>conda</w:t>
-      </w:r>
-      <w:proofErr w:type="spellEnd"/>
+        <w:t xml:space="preserve">conda activate </w:t>
+      </w:r>
       <w:r>
         <w:rPr>
           <w:rStyle w:val="None"/>
           <w:rFonts w:asciiTheme="majorHAnsi" w:hAnsiTheme="majorHAnsi" w:cstheme="majorHAnsi"/>
         </w:rPr>
-        <w:t xml:space="preserve"> activate </w:t>
+        <w:t>vigil</w:t>
       </w:r>
       <w:r>
         <w:rPr>
           <w:rStyle w:val="None"/>
           <w:rFonts w:asciiTheme="majorHAnsi" w:hAnsiTheme="majorHAnsi" w:cstheme="majorHAnsi"/>
         </w:rPr>
-        <w:t>vigil</w:t>
-      </w:r>
-      <w:r>
+        <w:t xml:space="preserve"> </w:t>
+      </w:r>
+    </w:p>
+    <w:p>
+      <w:pPr>
+        <w:pStyle w:val="ListParagraph"/>
         <w:rPr>
           <w:rStyle w:val="None"/>
-          <w:rFonts w:asciiTheme="majorHAnsi" w:hAnsiTheme="majorHAnsi" w:cstheme="majorHAnsi"/>
-        </w:rPr>
-        <w:t xml:space="preserve"> </w:t>
-      </w:r>
-    </w:p>
-    <w:p>
-      <w:pPr>
-        <w:pStyle w:val="ListParagraph"/>
+        </w:rPr>
+      </w:pPr>
+      <w:r>
         <w:rPr>
           <w:rStyle w:val="None"/>
         </w:rPr>
-      </w:pPr>
-      <w:r>
-        <w:rPr>
-          <w:rStyle w:val="None"/>
-        </w:rPr>
-        <w:t xml:space="preserve">(assuming the name “vigil” is not chanced in </w:t>
-      </w:r>
-      <w:proofErr w:type="spellStart"/>
-      <w:r>
-        <w:rPr>
-          <w:rStyle w:val="None"/>
-        </w:rPr>
-        <w:t>environment.yml</w:t>
-      </w:r>
-      <w:proofErr w:type="spellEnd"/>
-      <w:r>
-        <w:rPr>
-          <w:rStyle w:val="None"/>
-        </w:rPr>
-        <w:t>)</w:t>
+        <w:t>(assuming the name “vigil” is not chanced in environment.yml)</w:t>
       </w:r>
     </w:p>
     <w:p>
@@ -4880,21 +4582,12 @@
           <w:rFonts w:asciiTheme="majorHAnsi" w:hAnsiTheme="majorHAnsi" w:cstheme="majorHAnsi"/>
         </w:rPr>
       </w:pPr>
-      <w:proofErr w:type="spellStart"/>
       <w:r>
         <w:rPr>
           <w:rStyle w:val="None"/>
           <w:rFonts w:asciiTheme="majorHAnsi" w:hAnsiTheme="majorHAnsi" w:cstheme="majorHAnsi"/>
         </w:rPr>
-        <w:t>conda</w:t>
-      </w:r>
-      <w:proofErr w:type="spellEnd"/>
-      <w:r>
-        <w:rPr>
-          <w:rStyle w:val="None"/>
-          <w:rFonts w:asciiTheme="majorHAnsi" w:hAnsiTheme="majorHAnsi" w:cstheme="majorHAnsi"/>
-        </w:rPr>
-        <w:t xml:space="preserve"> deactivate </w:t>
+        <w:t xml:space="preserve">conda deactivate </w:t>
       </w:r>
     </w:p>
     <w:p>
@@ -4966,14 +4659,12 @@
           <w:numId w:val="6"/>
         </w:numPr>
       </w:pPr>
-      <w:proofErr w:type="spellStart"/>
       <w:r>
         <w:rPr>
           <w:b/>
         </w:rPr>
         <w:t>diagno.inp</w:t>
       </w:r>
-      <w:proofErr w:type="spellEnd"/>
       <w:r>
         <w:t xml:space="preserve">: it denotes the DIAGNO input file. </w:t>
       </w:r>
@@ -4981,15 +4672,7 @@
         <w:t>This file has a fixed structure</w:t>
       </w:r>
       <w:r>
-        <w:t xml:space="preserve">, which is explained in the DIAGNO user manual available in the DISGAS package. Working versions can be found in the Example folders: the user can use any working version of the </w:t>
-      </w:r>
-      <w:proofErr w:type="spellStart"/>
-      <w:r>
-        <w:t>diagno.inp</w:t>
-      </w:r>
-      <w:proofErr w:type="spellEnd"/>
-      <w:r>
-        <w:t xml:space="preserve"> file from the example without modifying it. weather.py modifies all the necessary entries</w:t>
+        <w:t>, which is explained in the DIAGNO user manual available in the DISGAS package. Working versions can be found in the Example folders: the user can use any working version of the diagno.inp file from the example without modifying it. weather.py modifies all the necessary entries</w:t>
       </w:r>
       <w:r>
         <w:t xml:space="preserve"> based on the simulation setup</w:t>
@@ -5010,30 +4693,8 @@
         <w:rPr>
           <w:b/>
         </w:rPr>
-        <w:t>“</w:t>
-      </w:r>
-      <w:proofErr w:type="spellStart"/>
-      <w:r>
-        <w:rPr>
-          <w:b/>
-        </w:rPr>
-        <w:t>problemname</w:t>
-      </w:r>
-      <w:proofErr w:type="spellEnd"/>
-      <w:r>
-        <w:rPr>
-          <w:b/>
-        </w:rPr>
-        <w:t>”.</w:t>
-      </w:r>
-      <w:proofErr w:type="spellStart"/>
-      <w:r>
-        <w:rPr>
-          <w:b/>
-        </w:rPr>
-        <w:t>inp</w:t>
-      </w:r>
-      <w:proofErr w:type="spellEnd"/>
+        <w:t>“problemname”.inp</w:t>
+      </w:r>
       <w:r>
         <w:t xml:space="preserve">: it is the control file of DISGAS and/or </w:t>
       </w:r>
@@ -5041,24 +4702,11 @@
         <w:t>TWODEE-2</w:t>
       </w:r>
       <w:r>
-        <w:t>. “</w:t>
-      </w:r>
-      <w:proofErr w:type="spellStart"/>
-      <w:r>
-        <w:t>problemname</w:t>
-      </w:r>
-      <w:proofErr w:type="spellEnd"/>
-      <w:r>
-        <w:t>” should be “</w:t>
-      </w:r>
-      <w:proofErr w:type="spellStart"/>
-      <w:r>
-        <w:t>di</w:t>
+        <w:t>. “problemname” should be “di</w:t>
       </w:r>
       <w:r>
         <w:t>sgas</w:t>
       </w:r>
-      <w:proofErr w:type="spellEnd"/>
       <w:r>
         <w:t>” or “</w:t>
       </w:r>
@@ -5081,37 +4729,13 @@
         <w:t>Similar to</w:t>
       </w:r>
       <w:r>
-        <w:t xml:space="preserve"> </w:t>
-      </w:r>
-      <w:proofErr w:type="spellStart"/>
-      <w:r>
-        <w:t>diagno.inp</w:t>
-      </w:r>
-      <w:proofErr w:type="spellEnd"/>
-      <w:r>
-        <w:t>, the user can take any of the files in the Example folders; run_models.py will take care of modifying these files accordingly.</w:t>
+        <w:t xml:space="preserve"> diagno.inp, the user can take any of the files in the Example folders; run_models.py will take care of modifying these files accordingly.</w:t>
       </w:r>
       <w:r>
         <w:t xml:space="preserve"> NOTE: it is recommended to avoid and/or delete any comments in the input files as to avoid issues when run_models.py modifies them. </w:t>
       </w:r>
       <w:r>
-        <w:t xml:space="preserve">Future versions of VIGIL will use built-in templates of </w:t>
-      </w:r>
-      <w:proofErr w:type="spellStart"/>
-      <w:r>
-        <w:t>diagno.inp</w:t>
-      </w:r>
-      <w:proofErr w:type="spellEnd"/>
-      <w:r>
-        <w:t xml:space="preserve">, </w:t>
-      </w:r>
-      <w:proofErr w:type="spellStart"/>
-      <w:r>
-        <w:t>disgas.inp</w:t>
-      </w:r>
-      <w:proofErr w:type="spellEnd"/>
-      <w:r>
-        <w:t xml:space="preserve"> and </w:t>
+        <w:t xml:space="preserve">Future versions of VIGIL will use built-in templates of diagno.inp, disgas.inp and </w:t>
       </w:r>
       <w:r>
         <w:t>TWODEE-2</w:t>
@@ -5128,14 +4752,12 @@
           <w:numId w:val="6"/>
         </w:numPr>
       </w:pPr>
-      <w:proofErr w:type="spellStart"/>
       <w:r>
         <w:rPr>
           <w:b/>
         </w:rPr>
         <w:t>topography.grd</w:t>
       </w:r>
-      <w:proofErr w:type="spellEnd"/>
       <w:r>
         <w:t xml:space="preserve">: a file that describes the topography in </w:t>
       </w:r>
@@ -5180,14 +4802,12 @@
           <w:numId w:val="6"/>
         </w:numPr>
       </w:pPr>
-      <w:proofErr w:type="spellStart"/>
       <w:r>
         <w:rPr>
           <w:b/>
         </w:rPr>
         <w:t>roughness.grd</w:t>
       </w:r>
-      <w:proofErr w:type="spellEnd"/>
       <w:r>
         <w:t xml:space="preserve">: a file that describes the roughness length in ASCII </w:t>
       </w:r>
@@ -5212,23 +4832,7 @@
         <w:t>)</w:t>
       </w:r>
       <w:r>
-        <w:t xml:space="preserve">. In DISGAS it is possible to set a uniform value in the </w:t>
-      </w:r>
-      <w:proofErr w:type="spellStart"/>
-      <w:r>
-        <w:t>disgas.inp</w:t>
-      </w:r>
-      <w:proofErr w:type="spellEnd"/>
-      <w:r>
-        <w:t xml:space="preserve"> file, in which case </w:t>
-      </w:r>
-      <w:proofErr w:type="spellStart"/>
-      <w:r>
-        <w:t>roughness.grd</w:t>
-      </w:r>
-      <w:proofErr w:type="spellEnd"/>
-      <w:r>
-        <w:t xml:space="preserve"> is not required.</w:t>
+        <w:t>. In DISGAS it is possible to set a uniform value in the disgas.inp file, in which case roughness.grd is not required.</w:t>
       </w:r>
     </w:p>
     <w:p>
@@ -5273,14 +4877,12 @@
       <w:r>
         <w:t xml:space="preserve"> a “</w:t>
       </w:r>
-      <w:proofErr w:type="spellStart"/>
       <w:r>
         <w:rPr>
           <w:b/>
         </w:rPr>
         <w:t>weather_stations</w:t>
       </w:r>
-      <w:proofErr w:type="spellEnd"/>
       <w:r>
         <w:t xml:space="preserve">” folder </w:t>
       </w:r>
@@ -5318,15 +4920,7 @@
         <w:t xml:space="preserve"> the folder</w:t>
       </w:r>
       <w:r>
-        <w:t xml:space="preserve"> “</w:t>
-      </w:r>
-      <w:proofErr w:type="spellStart"/>
-      <w:r>
-        <w:t>weather_stations</w:t>
-      </w:r>
-      <w:proofErr w:type="spellEnd"/>
-      <w:r>
-        <w:t xml:space="preserve">”. Mandatory only when the user run DIAGNO with local </w:t>
+        <w:t xml:space="preserve"> “weather_stations”. Mandatory only when the user run DIAGNO with local </w:t>
       </w:r>
       <w:r>
         <w:t>meteorological</w:t>
@@ -5467,40 +5061,16 @@
         <w:rPr>
           <w:b/>
         </w:rPr>
-        <w:t>“</w:t>
-      </w:r>
-      <w:proofErr w:type="spellStart"/>
+        <w:t>“file_name”.</w:t>
+      </w:r>
       <w:r>
         <w:rPr>
           <w:b/>
         </w:rPr>
-        <w:t>file_name”.</w:t>
-      </w:r>
-      <w:r>
-        <w:rPr>
-          <w:b/>
-        </w:rPr>
         <w:t>csv</w:t>
       </w:r>
-      <w:proofErr w:type="spellEnd"/>
-      <w:r>
-        <w:t>: it contains the meteorological data acquired by a weather station. The file has to be included in the “</w:t>
-      </w:r>
-      <w:proofErr w:type="spellStart"/>
-      <w:r>
-        <w:t>weather_station</w:t>
-      </w:r>
-      <w:proofErr w:type="spellEnd"/>
-      <w:r>
-        <w:t xml:space="preserve">” folder. Mandatory only when the user run DIAGNO with local </w:t>
-      </w:r>
-      <w:proofErr w:type="spellStart"/>
-      <w:r>
-        <w:t>meterological</w:t>
-      </w:r>
-      <w:proofErr w:type="spellEnd"/>
-      <w:r>
-        <w:t xml:space="preserve"> data</w:t>
+      <w:r>
+        <w:t>: it contains the meteorological data acquired by a weather station. The file has to be included in the “weather_station” folder. Mandatory only when the user run DIAGNO with local meterological data</w:t>
       </w:r>
       <w:r>
         <w:t xml:space="preserve"> (-WST True, see section </w:t>
@@ -5562,139 +5132,79 @@
           <w:rFonts w:asciiTheme="majorHAnsi" w:hAnsiTheme="majorHAnsi" w:cstheme="majorHAnsi"/>
         </w:rPr>
       </w:pPr>
-      <w:proofErr w:type="spellStart"/>
-      <w:r>
-        <w:rPr>
-          <w:rFonts w:asciiTheme="majorHAnsi" w:hAnsiTheme="majorHAnsi" w:cstheme="majorHAnsi"/>
-        </w:rPr>
-        <w:t>yyyymmdd</w:t>
-      </w:r>
-      <w:proofErr w:type="spellEnd"/>
-      <w:r>
-        <w:rPr>
-          <w:rFonts w:asciiTheme="majorHAnsi" w:hAnsiTheme="majorHAnsi" w:cstheme="majorHAnsi"/>
-        </w:rPr>
-        <w:t xml:space="preserve">-HH:MM,T(°C),Wind </w:t>
-      </w:r>
-      <w:proofErr w:type="spellStart"/>
-      <w:r>
-        <w:rPr>
-          <w:rFonts w:asciiTheme="majorHAnsi" w:hAnsiTheme="majorHAnsi" w:cstheme="majorHAnsi"/>
-        </w:rPr>
-        <w:t>dir</w:t>
-      </w:r>
-      <w:proofErr w:type="spellEnd"/>
-      <w:r>
-        <w:rPr>
-          <w:rFonts w:asciiTheme="majorHAnsi" w:hAnsiTheme="majorHAnsi" w:cstheme="majorHAnsi"/>
-        </w:rPr>
-        <w:t xml:space="preserve"> (°N),Wind speed(km/h),P(</w:t>
-      </w:r>
-      <w:proofErr w:type="spellStart"/>
-      <w:r>
-        <w:rPr>
-          <w:rFonts w:asciiTheme="majorHAnsi" w:hAnsiTheme="majorHAnsi" w:cstheme="majorHAnsi"/>
-        </w:rPr>
-        <w:t>hPa</w:t>
-      </w:r>
-      <w:proofErr w:type="spellEnd"/>
-      <w:r>
-        <w:rPr>
-          <w:rFonts w:asciiTheme="majorHAnsi" w:hAnsiTheme="majorHAnsi" w:cstheme="majorHAnsi"/>
-        </w:rPr>
-        <w:t>),</w:t>
-      </w:r>
-      <w:proofErr w:type="spellStart"/>
+      <w:r>
+        <w:rPr>
+          <w:rFonts w:asciiTheme="majorHAnsi" w:hAnsiTheme="majorHAnsi" w:cstheme="majorHAnsi"/>
+        </w:rPr>
+        <w:t>yyyymmdd-HH:MM,T(°C),Wind dir (°N),Wind speed(km/h),P(hPa),Tsoil(°C)</w:t>
+      </w:r>
+    </w:p>
+    <w:p>
+      <w:pPr>
+        <w:pStyle w:val="ListParagraph"/>
+        <w:rPr>
+          <w:rFonts w:asciiTheme="majorHAnsi" w:hAnsiTheme="majorHAnsi" w:cstheme="majorHAnsi"/>
+        </w:rPr>
+      </w:pPr>
+      <w:r>
+        <w:rPr>
+          <w:rFonts w:asciiTheme="majorHAnsi" w:hAnsiTheme="majorHAnsi" w:cstheme="majorHAnsi"/>
+        </w:rPr>
+        <w:t>20160416-00:05,14.186667,41.819018,5.031000,857.216500,NaN</w:t>
+      </w:r>
+    </w:p>
+    <w:p>
+      <w:pPr>
+        <w:pStyle w:val="ListParagraph"/>
+        <w:rPr>
+          <w:rFonts w:asciiTheme="majorHAnsi" w:hAnsiTheme="majorHAnsi" w:cstheme="majorHAnsi"/>
+        </w:rPr>
+      </w:pPr>
+      <w:r>
+        <w:rPr>
+          <w:rFonts w:asciiTheme="majorHAnsi" w:hAnsiTheme="majorHAnsi" w:cstheme="majorHAnsi"/>
+        </w:rPr>
+        <w:t>20160416-01:05,13.893333,45.242331,4.203500,856.367333,NaN</w:t>
+      </w:r>
+    </w:p>
+    <w:p>
+      <w:pPr>
+        <w:pStyle w:val="ListParagraph"/>
+        <w:rPr>
+          <w:rFonts w:asciiTheme="majorHAnsi" w:hAnsiTheme="majorHAnsi" w:cstheme="majorHAnsi"/>
+        </w:rPr>
+      </w:pPr>
+      <w:r>
+        <w:rPr>
+          <w:rFonts w:asciiTheme="majorHAnsi" w:hAnsiTheme="majorHAnsi" w:cstheme="majorHAnsi"/>
+        </w:rPr>
+        <w:t>(…)</w:t>
+      </w:r>
+    </w:p>
+    <w:p>
+      <w:pPr>
+        <w:pStyle w:val="ListParagraph"/>
+      </w:pPr>
+    </w:p>
+    <w:p>
+      <w:pPr>
+        <w:pStyle w:val="ListParagraph"/>
+        <w:rPr>
+          <w:rFonts w:asciiTheme="majorHAnsi" w:hAnsiTheme="majorHAnsi" w:cstheme="majorHAnsi"/>
+          <w:sz w:val="18"/>
+        </w:rPr>
+      </w:pPr>
+      <w:r>
+        <w:t xml:space="preserve">It is a comma-separated file, with each line representing a time record of the data with a 1-hour time resolution. The record </w:t>
+      </w:r>
       <w:r>
         <w:rPr>
           <w:rFonts w:asciiTheme="majorHAnsi" w:hAnsiTheme="majorHAnsi" w:cstheme="majorHAnsi"/>
         </w:rPr>
         <w:t>Tsoil</w:t>
       </w:r>
-      <w:proofErr w:type="spellEnd"/>
-      <w:r>
-        <w:rPr>
-          <w:rFonts w:asciiTheme="majorHAnsi" w:hAnsiTheme="majorHAnsi" w:cstheme="majorHAnsi"/>
-        </w:rPr>
-        <w:t>(°C)</w:t>
-      </w:r>
-    </w:p>
-    <w:p>
-      <w:pPr>
-        <w:pStyle w:val="ListParagraph"/>
-        <w:rPr>
-          <w:rFonts w:asciiTheme="majorHAnsi" w:hAnsiTheme="majorHAnsi" w:cstheme="majorHAnsi"/>
-        </w:rPr>
-      </w:pPr>
-      <w:r>
-        <w:rPr>
-          <w:rFonts w:asciiTheme="majorHAnsi" w:hAnsiTheme="majorHAnsi" w:cstheme="majorHAnsi"/>
-        </w:rPr>
-        <w:t>20160416-00:05,14.186667,41.819018,5.031000,857.216500,NaN</w:t>
-      </w:r>
-    </w:p>
-    <w:p>
-      <w:pPr>
-        <w:pStyle w:val="ListParagraph"/>
-        <w:rPr>
-          <w:rFonts w:asciiTheme="majorHAnsi" w:hAnsiTheme="majorHAnsi" w:cstheme="majorHAnsi"/>
-        </w:rPr>
-      </w:pPr>
-      <w:r>
-        <w:rPr>
-          <w:rFonts w:asciiTheme="majorHAnsi" w:hAnsiTheme="majorHAnsi" w:cstheme="majorHAnsi"/>
-        </w:rPr>
-        <w:t>20160416-01:05,13.893333,45.242331,4.203500,856.367333,NaN</w:t>
-      </w:r>
-    </w:p>
-    <w:p>
-      <w:pPr>
-        <w:pStyle w:val="ListParagraph"/>
-        <w:rPr>
-          <w:rFonts w:asciiTheme="majorHAnsi" w:hAnsiTheme="majorHAnsi" w:cstheme="majorHAnsi"/>
-        </w:rPr>
-      </w:pPr>
-      <w:r>
-        <w:rPr>
-          <w:rFonts w:asciiTheme="majorHAnsi" w:hAnsiTheme="majorHAnsi" w:cstheme="majorHAnsi"/>
-        </w:rPr>
-        <w:t>(…)</w:t>
-      </w:r>
-    </w:p>
-    <w:p>
-      <w:pPr>
-        <w:pStyle w:val="ListParagraph"/>
-      </w:pPr>
-    </w:p>
-    <w:p>
-      <w:pPr>
-        <w:pStyle w:val="ListParagraph"/>
-        <w:rPr>
-          <w:rFonts w:asciiTheme="majorHAnsi" w:hAnsiTheme="majorHAnsi" w:cstheme="majorHAnsi"/>
-          <w:sz w:val="18"/>
-        </w:rPr>
-      </w:pPr>
-      <w:r>
-        <w:t xml:space="preserve">It is a comma-separated file, with each line representing a time record of the data with a 1-hour time resolution. The record </w:t>
-      </w:r>
-      <w:proofErr w:type="spellStart"/>
-      <w:r>
-        <w:rPr>
-          <w:rFonts w:asciiTheme="majorHAnsi" w:hAnsiTheme="majorHAnsi" w:cstheme="majorHAnsi"/>
-        </w:rPr>
-        <w:t>Tsoil</w:t>
-      </w:r>
-      <w:proofErr w:type="spellEnd"/>
-      <w:r>
-        <w:t xml:space="preserve"> (soil temperature) should be set to </w:t>
-      </w:r>
-      <w:proofErr w:type="spellStart"/>
-      <w:r>
-        <w:t>NaN</w:t>
-      </w:r>
-      <w:proofErr w:type="spellEnd"/>
-      <w:r>
-        <w:t xml:space="preserve"> when not available, in which case weather.py set it equal to </w:t>
+      <w:r>
+        <w:t xml:space="preserve"> (soil temperature) should be set to NaN when not available, in which case weather.py set it equal to </w:t>
       </w:r>
       <w:r>
         <w:rPr>
@@ -5889,7 +5399,6 @@
           <w:lang w:val="fr-FR"/>
         </w:rPr>
       </w:pPr>
-      <w:proofErr w:type="spellStart"/>
       <w:r>
         <w:rPr>
           <w:rFonts w:asciiTheme="majorHAnsi" w:hAnsiTheme="majorHAnsi" w:cstheme="majorHAnsi"/>
@@ -5960,25 +5469,23 @@
           <w:szCs w:val="22"/>
           <w:lang w:val="fr-FR"/>
         </w:rPr>
-        <w:t>kg</w:t>
-      </w:r>
-      <w:proofErr w:type="spellEnd"/>
+        <w:t>kg/s</w:t>
+      </w:r>
       <w:r>
         <w:rPr>
           <w:rFonts w:asciiTheme="majorHAnsi" w:hAnsiTheme="majorHAnsi" w:cstheme="majorHAnsi"/>
           <w:szCs w:val="22"/>
           <w:lang w:val="fr-FR"/>
         </w:rPr>
-        <w:t>/</w:t>
-      </w:r>
-      <w:proofErr w:type="spellStart"/>
+        <w:t>,</w:t>
+      </w:r>
       <w:r>
         <w:rPr>
           <w:rFonts w:asciiTheme="majorHAnsi" w:hAnsiTheme="majorHAnsi" w:cstheme="majorHAnsi"/>
           <w:szCs w:val="22"/>
           <w:lang w:val="fr-FR"/>
         </w:rPr>
-        <w:t>s</w:t>
+        <w:t>T</w:t>
       </w:r>
       <w:r>
         <w:rPr>
@@ -5986,6 +5493,14 @@
           <w:szCs w:val="22"/>
           <w:lang w:val="fr-FR"/>
         </w:rPr>
+        <w:tab/>
+      </w:r>
+      <w:r>
+        <w:rPr>
+          <w:rFonts w:asciiTheme="majorHAnsi" w:hAnsiTheme="majorHAnsi" w:cstheme="majorHAnsi"/>
+          <w:szCs w:val="22"/>
+          <w:lang w:val="fr-FR"/>
+        </w:rPr>
         <w:t>,</w:t>
       </w:r>
       <w:r>
@@ -5994,375 +5509,338 @@
           <w:szCs w:val="22"/>
           <w:lang w:val="fr-FR"/>
         </w:rPr>
+        <w:t>dx</w:t>
+      </w:r>
+      <w:r>
+        <w:rPr>
+          <w:rFonts w:asciiTheme="majorHAnsi" w:hAnsiTheme="majorHAnsi" w:cstheme="majorHAnsi"/>
+          <w:szCs w:val="22"/>
+          <w:lang w:val="fr-FR"/>
+        </w:rPr>
+        <w:t>,</w:t>
+      </w:r>
+      <w:r>
+        <w:rPr>
+          <w:rFonts w:asciiTheme="majorHAnsi" w:hAnsiTheme="majorHAnsi" w:cstheme="majorHAnsi"/>
+          <w:szCs w:val="22"/>
+          <w:lang w:val="fr-FR"/>
+        </w:rPr>
+        <w:t>dy</w:t>
+      </w:r>
+      <w:r>
+        <w:rPr>
+          <w:rFonts w:asciiTheme="majorHAnsi" w:hAnsiTheme="majorHAnsi" w:cstheme="majorHAnsi"/>
+          <w:szCs w:val="22"/>
+          <w:lang w:val="fr-FR"/>
+        </w:rPr>
+        <w:t>,</w:t>
+      </w:r>
+      <w:r>
+        <w:rPr>
+          <w:rFonts w:asciiTheme="majorHAnsi" w:hAnsiTheme="majorHAnsi" w:cstheme="majorHAnsi"/>
+          <w:szCs w:val="22"/>
+          <w:lang w:val="fr-FR"/>
+        </w:rPr>
+        <w:t xml:space="preserve">dur </w:t>
+      </w:r>
+    </w:p>
+    <w:p>
+      <w:pPr>
+        <w:pStyle w:val="ListParagraph"/>
+        <w:rPr>
+          <w:rFonts w:asciiTheme="majorHAnsi" w:hAnsiTheme="majorHAnsi" w:cstheme="majorHAnsi"/>
+          <w:szCs w:val="22"/>
+        </w:rPr>
+      </w:pPr>
+      <w:r>
+        <w:rPr>
+          <w:rFonts w:asciiTheme="majorHAnsi" w:hAnsiTheme="majorHAnsi" w:cstheme="majorHAnsi"/>
+          <w:szCs w:val="22"/>
+        </w:rPr>
+        <w:t>427225</w:t>
+      </w:r>
+      <w:r>
+        <w:rPr>
+          <w:rFonts w:asciiTheme="majorHAnsi" w:hAnsiTheme="majorHAnsi" w:cstheme="majorHAnsi"/>
+          <w:szCs w:val="22"/>
+        </w:rPr>
+        <w:t>,</w:t>
+      </w:r>
+      <w:r>
+        <w:rPr>
+          <w:rFonts w:asciiTheme="majorHAnsi" w:hAnsiTheme="majorHAnsi" w:cstheme="majorHAnsi"/>
+          <w:szCs w:val="22"/>
+        </w:rPr>
+        <w:t>4519625</w:t>
+      </w:r>
+      <w:r>
+        <w:rPr>
+          <w:rFonts w:asciiTheme="majorHAnsi" w:hAnsiTheme="majorHAnsi" w:cstheme="majorHAnsi"/>
+          <w:szCs w:val="22"/>
+        </w:rPr>
+        <w:t>,</w:t>
+      </w:r>
+      <w:r>
+        <w:rPr>
+          <w:rFonts w:asciiTheme="majorHAnsi" w:hAnsiTheme="majorHAnsi" w:cstheme="majorHAnsi"/>
+          <w:szCs w:val="22"/>
+        </w:rPr>
+        <w:t>0</w:t>
+      </w:r>
+      <w:r>
+        <w:rPr>
+          <w:rFonts w:asciiTheme="majorHAnsi" w:hAnsiTheme="majorHAnsi" w:cstheme="majorHAnsi"/>
+          <w:szCs w:val="22"/>
+        </w:rPr>
+        <w:t>,</w:t>
+      </w:r>
+      <w:r>
+        <w:rPr>
+          <w:rFonts w:asciiTheme="majorHAnsi" w:hAnsiTheme="majorHAnsi" w:cstheme="majorHAnsi"/>
+          <w:szCs w:val="22"/>
+        </w:rPr>
+        <w:t>1</w:t>
+      </w:r>
+      <w:r>
+        <w:rPr>
+          <w:rFonts w:asciiTheme="majorHAnsi" w:hAnsiTheme="majorHAnsi" w:cstheme="majorHAnsi"/>
+          <w:szCs w:val="22"/>
+        </w:rPr>
+        <w:t>,</w:t>
+      </w:r>
+      <w:r>
+        <w:rPr>
+          <w:rFonts w:asciiTheme="majorHAnsi" w:hAnsiTheme="majorHAnsi" w:cstheme="majorHAnsi"/>
+          <w:szCs w:val="22"/>
+        </w:rPr>
+        <w:t>0.430844907</w:t>
+      </w:r>
+      <w:r>
+        <w:rPr>
+          <w:rFonts w:asciiTheme="majorHAnsi" w:hAnsiTheme="majorHAnsi" w:cstheme="majorHAnsi"/>
+          <w:szCs w:val="22"/>
+        </w:rPr>
+        <w:t>,</w:t>
+      </w:r>
+      <w:r>
+        <w:rPr>
+          <w:rFonts w:asciiTheme="majorHAnsi" w:hAnsiTheme="majorHAnsi" w:cstheme="majorHAnsi"/>
+          <w:szCs w:val="22"/>
+        </w:rPr>
+        <w:t>293</w:t>
+      </w:r>
+      <w:r>
+        <w:rPr>
+          <w:rFonts w:asciiTheme="majorHAnsi" w:hAnsiTheme="majorHAnsi" w:cstheme="majorHAnsi"/>
+          <w:szCs w:val="22"/>
+        </w:rPr>
+        <w:t>,</w:t>
+      </w:r>
+      <w:r>
+        <w:rPr>
+          <w:rFonts w:asciiTheme="majorHAnsi" w:hAnsiTheme="majorHAnsi" w:cstheme="majorHAnsi"/>
+          <w:szCs w:val="22"/>
+        </w:rPr>
+        <w:t>1</w:t>
+      </w:r>
+      <w:r>
+        <w:rPr>
+          <w:rFonts w:asciiTheme="majorHAnsi" w:hAnsiTheme="majorHAnsi" w:cstheme="majorHAnsi"/>
+          <w:szCs w:val="22"/>
+        </w:rPr>
+        <w:t>,</w:t>
+      </w:r>
+      <w:r>
+        <w:rPr>
+          <w:rFonts w:asciiTheme="majorHAnsi" w:hAnsiTheme="majorHAnsi" w:cstheme="majorHAnsi"/>
+          <w:szCs w:val="22"/>
+        </w:rPr>
+        <w:t>1</w:t>
+      </w:r>
+      <w:r>
+        <w:rPr>
+          <w:rFonts w:asciiTheme="majorHAnsi" w:hAnsiTheme="majorHAnsi" w:cstheme="majorHAnsi"/>
+          <w:szCs w:val="22"/>
+        </w:rPr>
+        <w:t>,</w:t>
+      </w:r>
+      <w:r>
+        <w:rPr>
+          <w:rFonts w:asciiTheme="majorHAnsi" w:hAnsiTheme="majorHAnsi" w:cstheme="majorHAnsi"/>
+          <w:szCs w:val="22"/>
+        </w:rPr>
+        <w:t>32600</w:t>
+      </w:r>
+    </w:p>
+    <w:p>
+      <w:pPr>
+        <w:pStyle w:val="ListParagraph"/>
+        <w:rPr>
+          <w:rFonts w:asciiTheme="majorHAnsi" w:hAnsiTheme="majorHAnsi" w:cstheme="majorHAnsi"/>
+          <w:szCs w:val="22"/>
+        </w:rPr>
+      </w:pPr>
+      <w:r>
+        <w:rPr>
+          <w:rFonts w:asciiTheme="majorHAnsi" w:hAnsiTheme="majorHAnsi" w:cstheme="majorHAnsi"/>
+          <w:szCs w:val="22"/>
+        </w:rPr>
+        <w:t>(…)</w:t>
+      </w:r>
+    </w:p>
+    <w:p>
+      <w:pPr>
+        <w:pStyle w:val="ListParagraph"/>
+        <w:rPr>
+          <w:szCs w:val="22"/>
+        </w:rPr>
+      </w:pPr>
+      <w:r>
+        <w:rPr>
+          <w:szCs w:val="22"/>
+        </w:rPr>
+        <w:t xml:space="preserve">Where </w:t>
+      </w:r>
+      <w:r>
+        <w:rPr>
+          <w:rFonts w:asciiTheme="majorHAnsi" w:hAnsiTheme="majorHAnsi" w:cstheme="majorHAnsi"/>
+          <w:szCs w:val="22"/>
+        </w:rPr>
+        <w:t>x</w:t>
+      </w:r>
+      <w:r>
+        <w:rPr>
+          <w:szCs w:val="22"/>
+        </w:rPr>
+        <w:t xml:space="preserve">, </w:t>
+      </w:r>
+      <w:r>
+        <w:rPr>
+          <w:rFonts w:asciiTheme="majorHAnsi" w:hAnsiTheme="majorHAnsi" w:cstheme="majorHAnsi"/>
+          <w:szCs w:val="22"/>
+        </w:rPr>
+        <w:t>y</w:t>
+      </w:r>
+      <w:r>
+        <w:rPr>
+          <w:szCs w:val="22"/>
+        </w:rPr>
+        <w:t xml:space="preserve"> and </w:t>
+      </w:r>
+      <w:r>
+        <w:rPr>
+          <w:rFonts w:asciiTheme="majorHAnsi" w:hAnsiTheme="majorHAnsi" w:cstheme="majorHAnsi"/>
+          <w:szCs w:val="22"/>
+        </w:rPr>
+        <w:t>z</w:t>
+      </w:r>
+      <w:r>
+        <w:rPr>
+          <w:szCs w:val="22"/>
+        </w:rPr>
+        <w:t xml:space="preserve"> are the </w:t>
+      </w:r>
+      <w:r>
+        <w:rPr>
+          <w:szCs w:val="22"/>
+        </w:rPr>
+        <w:t>UTM coordinates (easting, northing) and elevation above the ground in m</w:t>
+      </w:r>
+      <w:r>
+        <w:rPr>
+          <w:szCs w:val="22"/>
+        </w:rPr>
+        <w:t xml:space="preserve"> of the center of the source</w:t>
+      </w:r>
+      <w:r>
+        <w:rPr>
+          <w:szCs w:val="22"/>
+        </w:rPr>
+        <w:t xml:space="preserve">, respectively, </w:t>
+      </w:r>
+      <w:r>
+        <w:rPr>
+          <w:rFonts w:asciiTheme="majorHAnsi" w:hAnsiTheme="majorHAnsi" w:cstheme="majorHAnsi"/>
+          <w:szCs w:val="22"/>
+        </w:rPr>
+        <w:t>prob</w:t>
+      </w:r>
+      <w:r>
+        <w:rPr>
+          <w:szCs w:val="22"/>
+        </w:rPr>
+        <w:t xml:space="preserve"> is the probability of the emission (which in the current version of </w:t>
+      </w:r>
+      <w:r>
+        <w:rPr>
+          <w:szCs w:val="22"/>
+        </w:rPr>
+        <w:t xml:space="preserve">VIGIL </w:t>
+      </w:r>
+      <w:r>
+        <w:rPr>
+          <w:szCs w:val="22"/>
+        </w:rPr>
+        <w:t xml:space="preserve">does not play any role in the computation), </w:t>
+      </w:r>
+      <w:r>
+        <w:rPr>
+          <w:rFonts w:asciiTheme="majorHAnsi" w:hAnsiTheme="majorHAnsi" w:cstheme="majorHAnsi"/>
+          <w:szCs w:val="22"/>
+        </w:rPr>
+        <w:t xml:space="preserve">kg/s </w:t>
+      </w:r>
+      <w:r>
+        <w:rPr>
+          <w:szCs w:val="22"/>
+        </w:rPr>
+        <w:t xml:space="preserve">is the </w:t>
+      </w:r>
+      <w:r>
+        <w:rPr>
+          <w:szCs w:val="22"/>
+        </w:rPr>
+        <w:t xml:space="preserve">gas </w:t>
+      </w:r>
+      <w:r>
+        <w:rPr>
+          <w:szCs w:val="22"/>
+        </w:rPr>
+        <w:t xml:space="preserve">emission rate, </w:t>
+      </w:r>
+      <w:r>
+        <w:rPr>
+          <w:rFonts w:asciiTheme="majorHAnsi" w:hAnsiTheme="majorHAnsi" w:cstheme="majorHAnsi"/>
+          <w:szCs w:val="22"/>
+        </w:rPr>
         <w:t>T</w:t>
       </w:r>
-      <w:proofErr w:type="spellEnd"/>
-      <w:r>
-        <w:rPr>
-          <w:rFonts w:asciiTheme="majorHAnsi" w:hAnsiTheme="majorHAnsi" w:cstheme="majorHAnsi"/>
-          <w:szCs w:val="22"/>
-          <w:lang w:val="fr-FR"/>
-        </w:rPr>
-        <w:tab/>
-      </w:r>
-      <w:r>
-        <w:rPr>
-          <w:rFonts w:asciiTheme="majorHAnsi" w:hAnsiTheme="majorHAnsi" w:cstheme="majorHAnsi"/>
-          <w:szCs w:val="22"/>
-          <w:lang w:val="fr-FR"/>
-        </w:rPr>
-        <w:t>,</w:t>
-      </w:r>
-      <w:proofErr w:type="spellStart"/>
-      <w:r>
-        <w:rPr>
-          <w:rFonts w:asciiTheme="majorHAnsi" w:hAnsiTheme="majorHAnsi" w:cstheme="majorHAnsi"/>
-          <w:szCs w:val="22"/>
-          <w:lang w:val="fr-FR"/>
+      <w:r>
+        <w:rPr>
+          <w:szCs w:val="22"/>
+        </w:rPr>
+        <w:t xml:space="preserve"> is the gas temperature at the source in K, </w:t>
+      </w:r>
+      <w:r>
+        <w:rPr>
+          <w:rFonts w:asciiTheme="majorHAnsi" w:hAnsiTheme="majorHAnsi" w:cstheme="majorHAnsi"/>
+          <w:szCs w:val="22"/>
         </w:rPr>
         <w:t>dx</w:t>
       </w:r>
       <w:r>
         <w:rPr>
-          <w:rFonts w:asciiTheme="majorHAnsi" w:hAnsiTheme="majorHAnsi" w:cstheme="majorHAnsi"/>
-          <w:szCs w:val="22"/>
-          <w:lang w:val="fr-FR"/>
-        </w:rPr>
-        <w:t>,</w:t>
-      </w:r>
-      <w:r>
-        <w:rPr>
-          <w:rFonts w:asciiTheme="majorHAnsi" w:hAnsiTheme="majorHAnsi" w:cstheme="majorHAnsi"/>
-          <w:szCs w:val="22"/>
-          <w:lang w:val="fr-FR"/>
+          <w:szCs w:val="22"/>
+        </w:rPr>
+        <w:t xml:space="preserve"> and </w:t>
+      </w:r>
+      <w:r>
+        <w:rPr>
+          <w:rFonts w:asciiTheme="majorHAnsi" w:hAnsiTheme="majorHAnsi" w:cstheme="majorHAnsi"/>
+          <w:szCs w:val="22"/>
         </w:rPr>
         <w:t>dy</w:t>
       </w:r>
-      <w:r>
-        <w:rPr>
-          <w:rFonts w:asciiTheme="majorHAnsi" w:hAnsiTheme="majorHAnsi" w:cstheme="majorHAnsi"/>
-          <w:szCs w:val="22"/>
-          <w:lang w:val="fr-FR"/>
-        </w:rPr>
-        <w:t>,</w:t>
-      </w:r>
-      <w:r>
-        <w:rPr>
-          <w:rFonts w:asciiTheme="majorHAnsi" w:hAnsiTheme="majorHAnsi" w:cstheme="majorHAnsi"/>
-          <w:szCs w:val="22"/>
-          <w:lang w:val="fr-FR"/>
-        </w:rPr>
-        <w:t>dur</w:t>
-      </w:r>
-      <w:proofErr w:type="spellEnd"/>
-      <w:r>
-        <w:rPr>
-          <w:rFonts w:asciiTheme="majorHAnsi" w:hAnsiTheme="majorHAnsi" w:cstheme="majorHAnsi"/>
-          <w:szCs w:val="22"/>
-          <w:lang w:val="fr-FR"/>
-        </w:rPr>
-        <w:t xml:space="preserve"> </w:t>
-      </w:r>
-    </w:p>
-    <w:p>
-      <w:pPr>
-        <w:pStyle w:val="ListParagraph"/>
-        <w:rPr>
-          <w:rFonts w:asciiTheme="majorHAnsi" w:hAnsiTheme="majorHAnsi" w:cstheme="majorHAnsi"/>
-          <w:szCs w:val="22"/>
-        </w:rPr>
-      </w:pPr>
-      <w:r>
-        <w:rPr>
-          <w:rFonts w:asciiTheme="majorHAnsi" w:hAnsiTheme="majorHAnsi" w:cstheme="majorHAnsi"/>
-          <w:szCs w:val="22"/>
-        </w:rPr>
-        <w:t>427225</w:t>
-      </w:r>
-      <w:r>
-        <w:rPr>
-          <w:rFonts w:asciiTheme="majorHAnsi" w:hAnsiTheme="majorHAnsi" w:cstheme="majorHAnsi"/>
-          <w:szCs w:val="22"/>
-        </w:rPr>
-        <w:t>,</w:t>
-      </w:r>
-      <w:r>
-        <w:rPr>
-          <w:rFonts w:asciiTheme="majorHAnsi" w:hAnsiTheme="majorHAnsi" w:cstheme="majorHAnsi"/>
-          <w:szCs w:val="22"/>
-        </w:rPr>
-        <w:t>4519625</w:t>
-      </w:r>
-      <w:r>
-        <w:rPr>
-          <w:rFonts w:asciiTheme="majorHAnsi" w:hAnsiTheme="majorHAnsi" w:cstheme="majorHAnsi"/>
-          <w:szCs w:val="22"/>
-        </w:rPr>
-        <w:t>,</w:t>
-      </w:r>
-      <w:r>
-        <w:rPr>
-          <w:rFonts w:asciiTheme="majorHAnsi" w:hAnsiTheme="majorHAnsi" w:cstheme="majorHAnsi"/>
-          <w:szCs w:val="22"/>
-        </w:rPr>
-        <w:t>0</w:t>
-      </w:r>
-      <w:r>
-        <w:rPr>
-          <w:rFonts w:asciiTheme="majorHAnsi" w:hAnsiTheme="majorHAnsi" w:cstheme="majorHAnsi"/>
-          <w:szCs w:val="22"/>
-        </w:rPr>
-        <w:t>,</w:t>
-      </w:r>
-      <w:r>
-        <w:rPr>
-          <w:rFonts w:asciiTheme="majorHAnsi" w:hAnsiTheme="majorHAnsi" w:cstheme="majorHAnsi"/>
-          <w:szCs w:val="22"/>
-        </w:rPr>
-        <w:t>1</w:t>
-      </w:r>
-      <w:r>
-        <w:rPr>
-          <w:rFonts w:asciiTheme="majorHAnsi" w:hAnsiTheme="majorHAnsi" w:cstheme="majorHAnsi"/>
-          <w:szCs w:val="22"/>
-        </w:rPr>
-        <w:t>,</w:t>
-      </w:r>
-      <w:r>
-        <w:rPr>
-          <w:rFonts w:asciiTheme="majorHAnsi" w:hAnsiTheme="majorHAnsi" w:cstheme="majorHAnsi"/>
-          <w:szCs w:val="22"/>
-        </w:rPr>
-        <w:t>0.430844907</w:t>
-      </w:r>
-      <w:r>
-        <w:rPr>
-          <w:rFonts w:asciiTheme="majorHAnsi" w:hAnsiTheme="majorHAnsi" w:cstheme="majorHAnsi"/>
-          <w:szCs w:val="22"/>
-        </w:rPr>
-        <w:t>,</w:t>
-      </w:r>
-      <w:r>
-        <w:rPr>
-          <w:rFonts w:asciiTheme="majorHAnsi" w:hAnsiTheme="majorHAnsi" w:cstheme="majorHAnsi"/>
-          <w:szCs w:val="22"/>
-        </w:rPr>
-        <w:t>293</w:t>
-      </w:r>
-      <w:r>
-        <w:rPr>
-          <w:rFonts w:asciiTheme="majorHAnsi" w:hAnsiTheme="majorHAnsi" w:cstheme="majorHAnsi"/>
-          <w:szCs w:val="22"/>
-        </w:rPr>
-        <w:t>,</w:t>
-      </w:r>
-      <w:r>
-        <w:rPr>
-          <w:rFonts w:asciiTheme="majorHAnsi" w:hAnsiTheme="majorHAnsi" w:cstheme="majorHAnsi"/>
-          <w:szCs w:val="22"/>
-        </w:rPr>
-        <w:t>1</w:t>
-      </w:r>
-      <w:r>
-        <w:rPr>
-          <w:rFonts w:asciiTheme="majorHAnsi" w:hAnsiTheme="majorHAnsi" w:cstheme="majorHAnsi"/>
-          <w:szCs w:val="22"/>
-        </w:rPr>
-        <w:t>,</w:t>
-      </w:r>
-      <w:r>
-        <w:rPr>
-          <w:rFonts w:asciiTheme="majorHAnsi" w:hAnsiTheme="majorHAnsi" w:cstheme="majorHAnsi"/>
-          <w:szCs w:val="22"/>
-        </w:rPr>
-        <w:t>1</w:t>
-      </w:r>
-      <w:r>
-        <w:rPr>
-          <w:rFonts w:asciiTheme="majorHAnsi" w:hAnsiTheme="majorHAnsi" w:cstheme="majorHAnsi"/>
-          <w:szCs w:val="22"/>
-        </w:rPr>
-        <w:t>,</w:t>
-      </w:r>
-      <w:r>
-        <w:rPr>
-          <w:rFonts w:asciiTheme="majorHAnsi" w:hAnsiTheme="majorHAnsi" w:cstheme="majorHAnsi"/>
-          <w:szCs w:val="22"/>
-        </w:rPr>
-        <w:t>32600</w:t>
-      </w:r>
-    </w:p>
-    <w:p>
-      <w:pPr>
-        <w:pStyle w:val="ListParagraph"/>
-        <w:rPr>
-          <w:rFonts w:asciiTheme="majorHAnsi" w:hAnsiTheme="majorHAnsi" w:cstheme="majorHAnsi"/>
-          <w:szCs w:val="22"/>
-        </w:rPr>
-      </w:pPr>
-      <w:r>
-        <w:rPr>
-          <w:rFonts w:asciiTheme="majorHAnsi" w:hAnsiTheme="majorHAnsi" w:cstheme="majorHAnsi"/>
-          <w:szCs w:val="22"/>
-        </w:rPr>
-        <w:t>(…)</w:t>
-      </w:r>
-    </w:p>
-    <w:p>
-      <w:pPr>
-        <w:pStyle w:val="ListParagraph"/>
-        <w:rPr>
-          <w:szCs w:val="22"/>
-        </w:rPr>
-      </w:pPr>
-      <w:r>
-        <w:rPr>
-          <w:szCs w:val="22"/>
-        </w:rPr>
-        <w:t xml:space="preserve">Where </w:t>
-      </w:r>
-      <w:r>
-        <w:rPr>
-          <w:rFonts w:asciiTheme="majorHAnsi" w:hAnsiTheme="majorHAnsi" w:cstheme="majorHAnsi"/>
-          <w:szCs w:val="22"/>
-        </w:rPr>
-        <w:t>x</w:t>
-      </w:r>
-      <w:r>
-        <w:rPr>
-          <w:szCs w:val="22"/>
-        </w:rPr>
-        <w:t xml:space="preserve">, </w:t>
-      </w:r>
-      <w:r>
-        <w:rPr>
-          <w:rFonts w:asciiTheme="majorHAnsi" w:hAnsiTheme="majorHAnsi" w:cstheme="majorHAnsi"/>
-          <w:szCs w:val="22"/>
-        </w:rPr>
-        <w:t>y</w:t>
-      </w:r>
-      <w:r>
-        <w:rPr>
-          <w:szCs w:val="22"/>
-        </w:rPr>
-        <w:t xml:space="preserve"> and </w:t>
-      </w:r>
-      <w:r>
-        <w:rPr>
-          <w:rFonts w:asciiTheme="majorHAnsi" w:hAnsiTheme="majorHAnsi" w:cstheme="majorHAnsi"/>
-          <w:szCs w:val="22"/>
-        </w:rPr>
-        <w:t>z</w:t>
-      </w:r>
-      <w:r>
-        <w:rPr>
-          <w:szCs w:val="22"/>
-        </w:rPr>
-        <w:t xml:space="preserve"> are the </w:t>
-      </w:r>
-      <w:r>
-        <w:rPr>
-          <w:szCs w:val="22"/>
-        </w:rPr>
-        <w:t>UTM coordinates (easting, northing) and elevation above the ground in m</w:t>
-      </w:r>
-      <w:r>
-        <w:rPr>
-          <w:szCs w:val="22"/>
-        </w:rPr>
-        <w:t xml:space="preserve"> of the center of the source</w:t>
-      </w:r>
-      <w:r>
-        <w:rPr>
-          <w:szCs w:val="22"/>
-        </w:rPr>
-        <w:t xml:space="preserve">, respectively, </w:t>
-      </w:r>
-      <w:r>
-        <w:rPr>
-          <w:rFonts w:asciiTheme="majorHAnsi" w:hAnsiTheme="majorHAnsi" w:cstheme="majorHAnsi"/>
-          <w:szCs w:val="22"/>
-        </w:rPr>
-        <w:t>prob</w:t>
-      </w:r>
-      <w:r>
-        <w:rPr>
-          <w:szCs w:val="22"/>
-        </w:rPr>
-        <w:t xml:space="preserve"> is the probability of the emission (which in the current version of </w:t>
-      </w:r>
-      <w:r>
-        <w:rPr>
-          <w:szCs w:val="22"/>
-        </w:rPr>
-        <w:t xml:space="preserve">VIGIL </w:t>
-      </w:r>
-      <w:r>
-        <w:rPr>
-          <w:szCs w:val="22"/>
-        </w:rPr>
-        <w:t xml:space="preserve">does not play any role in the computation), </w:t>
-      </w:r>
-      <w:r>
-        <w:rPr>
-          <w:rFonts w:asciiTheme="majorHAnsi" w:hAnsiTheme="majorHAnsi" w:cstheme="majorHAnsi"/>
-          <w:szCs w:val="22"/>
-        </w:rPr>
-        <w:t xml:space="preserve">kg/s </w:t>
-      </w:r>
-      <w:r>
-        <w:rPr>
-          <w:szCs w:val="22"/>
-        </w:rPr>
-        <w:t xml:space="preserve">is the </w:t>
-      </w:r>
-      <w:r>
-        <w:rPr>
-          <w:szCs w:val="22"/>
-        </w:rPr>
-        <w:t xml:space="preserve">gas </w:t>
-      </w:r>
-      <w:r>
-        <w:rPr>
-          <w:szCs w:val="22"/>
-        </w:rPr>
-        <w:t xml:space="preserve">emission rate, </w:t>
-      </w:r>
-      <w:r>
-        <w:rPr>
-          <w:rFonts w:asciiTheme="majorHAnsi" w:hAnsiTheme="majorHAnsi" w:cstheme="majorHAnsi"/>
-          <w:szCs w:val="22"/>
-        </w:rPr>
-        <w:t>T</w:t>
-      </w:r>
-      <w:r>
-        <w:rPr>
-          <w:szCs w:val="22"/>
-        </w:rPr>
-        <w:t xml:space="preserve"> is the gas temperature at the source in K, </w:t>
-      </w:r>
-      <w:r>
-        <w:rPr>
-          <w:rFonts w:asciiTheme="majorHAnsi" w:hAnsiTheme="majorHAnsi" w:cstheme="majorHAnsi"/>
-          <w:szCs w:val="22"/>
-        </w:rPr>
-        <w:t>dx</w:t>
-      </w:r>
-      <w:r>
-        <w:rPr>
-          <w:szCs w:val="22"/>
-        </w:rPr>
-        <w:t xml:space="preserve"> and </w:t>
-      </w:r>
-      <w:proofErr w:type="spellStart"/>
-      <w:r>
-        <w:rPr>
-          <w:rFonts w:asciiTheme="majorHAnsi" w:hAnsiTheme="majorHAnsi" w:cstheme="majorHAnsi"/>
-          <w:szCs w:val="22"/>
-        </w:rPr>
-        <w:t>dy</w:t>
-      </w:r>
-      <w:proofErr w:type="spellEnd"/>
       <w:r>
         <w:rPr>
           <w:szCs w:val="22"/>
@@ -6449,7 +5927,6 @@
         </w:rPr>
         <w:t xml:space="preserve"> and </w:t>
       </w:r>
-      <w:proofErr w:type="spellStart"/>
       <w:r>
         <w:rPr>
           <w:rFonts w:asciiTheme="majorHAnsi" w:hAnsiTheme="majorHAnsi" w:cstheme="majorHAnsi"/>
@@ -6457,7 +5934,6 @@
         </w:rPr>
         <w:t>dy</w:t>
       </w:r>
-      <w:proofErr w:type="spellEnd"/>
       <w:r>
         <w:rPr>
           <w:szCs w:val="22"/>
@@ -6495,7 +5971,6 @@
         </w:rPr>
         <w:t xml:space="preserve"> and </w:t>
       </w:r>
-      <w:proofErr w:type="spellStart"/>
       <w:r>
         <w:rPr>
           <w:rFonts w:asciiTheme="majorHAnsi" w:hAnsiTheme="majorHAnsi" w:cstheme="majorHAnsi"/>
@@ -6503,7 +5978,6 @@
         </w:rPr>
         <w:t>dy</w:t>
       </w:r>
-      <w:proofErr w:type="spellEnd"/>
       <w:r>
         <w:rPr>
           <w:szCs w:val="22"/>
@@ -6601,7 +6075,6 @@
           <w:szCs w:val="22"/>
         </w:rPr>
       </w:pPr>
-      <w:proofErr w:type="spellStart"/>
       <w:r>
         <w:rPr>
           <w:b/>
@@ -6623,7 +6096,6 @@
         </w:rPr>
         <w:t>grd</w:t>
       </w:r>
-      <w:proofErr w:type="spellEnd"/>
       <w:r>
         <w:rPr>
           <w:b/>
@@ -6721,14 +6193,12 @@
         </w:rPr>
         <w:t>“</w:t>
       </w:r>
-      <w:proofErr w:type="spellStart"/>
       <w:r>
         <w:rPr>
           <w:szCs w:val="22"/>
         </w:rPr>
         <w:t>problemname</w:t>
       </w:r>
-      <w:proofErr w:type="spellEnd"/>
       <w:r>
         <w:rPr>
           <w:szCs w:val="22"/>
@@ -6739,21 +6209,7 @@
         <w:rPr>
           <w:szCs w:val="22"/>
         </w:rPr>
-        <w:t>.</w:t>
-      </w:r>
-      <w:proofErr w:type="spellStart"/>
-      <w:r>
-        <w:rPr>
-          <w:szCs w:val="22"/>
-        </w:rPr>
-        <w:t>inp</w:t>
-      </w:r>
-      <w:proofErr w:type="spellEnd"/>
-      <w:r>
-        <w:rPr>
-          <w:szCs w:val="22"/>
-        </w:rPr>
-        <w:t xml:space="preserve">. </w:t>
+        <w:t xml:space="preserve">.inp. </w:t>
       </w:r>
     </w:p>
     <w:p/>
@@ -7303,21 +6759,7 @@
         <w:rPr>
           <w:rFonts w:eastAsiaTheme="minorEastAsia"/>
         </w:rPr>
-        <w:t xml:space="preserve"> </w:t>
-      </w:r>
-      <w:proofErr w:type="spellStart"/>
-      <w:r>
-        <w:rPr>
-          <w:rFonts w:eastAsiaTheme="minorEastAsia"/>
-        </w:rPr>
-        <w:t>hPa</w:t>
-      </w:r>
-      <w:proofErr w:type="spellEnd"/>
-      <w:r>
-        <w:rPr>
-          <w:rFonts w:eastAsiaTheme="minorEastAsia"/>
-        </w:rPr>
-        <w:t>. The molar</w:t>
+        <w:t xml:space="preserve"> hPa. The molar</w:t>
       </w:r>
       <w:r>
         <w:rPr>
@@ -7414,16 +6856,8 @@
         <w:rPr>
           <w:rFonts w:asciiTheme="majorHAnsi" w:hAnsiTheme="majorHAnsi" w:cstheme="majorHAnsi"/>
         </w:rPr>
-        <w:t>-TS –</w:t>
-      </w:r>
-      <w:proofErr w:type="spellStart"/>
-      <w:r>
-        <w:rPr>
-          <w:rFonts w:asciiTheme="majorHAnsi" w:hAnsiTheme="majorHAnsi" w:cstheme="majorHAnsi"/>
-        </w:rPr>
-        <w:t>tracking_specie</w:t>
-      </w:r>
-      <w:proofErr w:type="spellEnd"/>
+        <w:t>-TS –tracking_specie</w:t>
+      </w:r>
       <w:r>
         <w:t>; see Section 4</w:t>
       </w:r>
@@ -8240,21 +7674,7 @@
         <w:rPr>
           <w:rFonts w:asciiTheme="majorHAnsi" w:hAnsiTheme="majorHAnsi" w:cstheme="majorHAnsi"/>
         </w:rPr>
-        <w:t>-TP --</w:t>
-      </w:r>
-      <w:proofErr w:type="spellStart"/>
-      <w:r>
-        <w:rPr>
-          <w:rFonts w:asciiTheme="majorHAnsi" w:hAnsiTheme="majorHAnsi" w:cstheme="majorHAnsi"/>
-        </w:rPr>
-        <w:t>tracking_points</w:t>
-      </w:r>
-      <w:proofErr w:type="spellEnd"/>
-      <w:r>
-        <w:rPr>
-          <w:rFonts w:asciiTheme="majorHAnsi" w:hAnsiTheme="majorHAnsi" w:cstheme="majorHAnsi"/>
-        </w:rPr>
-        <w:t xml:space="preserve"> </w:t>
+        <w:t xml:space="preserve">-TP --tracking_points </w:t>
       </w:r>
       <w:r>
         <w:t xml:space="preserve">is activated (see Section </w:t>
@@ -8279,7 +7699,6 @@
       </w:r>
     </w:p>
     <w:p>
-      <w:proofErr w:type="spellStart"/>
       <w:r>
         <w:rPr>
           <w:rFonts w:asciiTheme="majorHAnsi" w:hAnsiTheme="majorHAnsi" w:cstheme="majorHAnsi"/>
@@ -8304,7 +7723,6 @@
         </w:rPr>
         <w:t>z</w:t>
       </w:r>
-      <w:proofErr w:type="spellEnd"/>
     </w:p>
     <w:p>
       <w:pPr>
@@ -8537,21 +7955,7 @@
         <w:rPr>
           <w:rFonts w:asciiTheme="majorHAnsi" w:hAnsiTheme="majorHAnsi" w:cstheme="majorHAnsi"/>
         </w:rPr>
-        <w:t>“file_name.csv”,</w:t>
-      </w:r>
-      <w:proofErr w:type="spellStart"/>
-      <w:r>
-        <w:rPr>
-          <w:rFonts w:asciiTheme="majorHAnsi" w:hAnsiTheme="majorHAnsi" w:cstheme="majorHAnsi"/>
-        </w:rPr>
-        <w:t>easting,northing,m</w:t>
-      </w:r>
-      <w:proofErr w:type="spellEnd"/>
-      <w:r>
-        <w:rPr>
-          <w:rFonts w:asciiTheme="majorHAnsi" w:hAnsiTheme="majorHAnsi" w:cstheme="majorHAnsi"/>
-        </w:rPr>
-        <w:t xml:space="preserve"> above ground</w:t>
+        <w:t>“file_name.csv”,easting,northing,m above ground</w:t>
       </w:r>
     </w:p>
     <w:p>
@@ -8637,7 +8041,7 @@
         <w:rPr>
           <w:rFonts w:asciiTheme="majorHAnsi" w:hAnsiTheme="majorHAnsi" w:cstheme="majorHAnsi"/>
         </w:rPr>
-        <w:t>11/04/2024 10:00:00,462,0.24</w:t>
+        <w:t>11/04/2024 10:00,462,0.24</w:t>
       </w:r>
     </w:p>
     <w:p>
@@ -8651,7 +8055,7 @@
         <w:rPr>
           <w:rFonts w:asciiTheme="majorHAnsi" w:hAnsiTheme="majorHAnsi" w:cstheme="majorHAnsi"/>
         </w:rPr>
-        <w:t>11/04/2024 12:00:00,449.5,0.42</w:t>
+        <w:t>11/04/2024 12:00,449.5,0.42</w:t>
       </w:r>
     </w:p>
     <w:p>
@@ -8665,7 +8069,7 @@
         <w:rPr>
           <w:rFonts w:asciiTheme="majorHAnsi" w:hAnsiTheme="majorHAnsi" w:cstheme="majorHAnsi"/>
         </w:rPr>
-        <w:t>11/04/2024 16:00:00,449.8,0.24</w:t>
+        <w:t>11/04/2024 16:00,449.8,0.24</w:t>
       </w:r>
     </w:p>
     <w:p>
@@ -8688,6 +8092,66 @@
       </w:pPr>
       <w:r>
         <w:t>Where the gas species needs to match those indicated as tracking species in the run and the units are ppm.</w:t>
+      </w:r>
+      <w:r>
+        <w:t xml:space="preserve"> The time stamps must be formatted as </w:t>
+      </w:r>
+      <w:r>
+        <w:rPr>
+          <w:rFonts w:asciiTheme="majorHAnsi" w:hAnsiTheme="majorHAnsi" w:cstheme="majorHAnsi"/>
+        </w:rPr>
+        <w:t>DD</w:t>
+      </w:r>
+      <w:r>
+        <w:rPr>
+          <w:rFonts w:asciiTheme="majorHAnsi" w:hAnsiTheme="majorHAnsi" w:cstheme="majorHAnsi"/>
+        </w:rPr>
+        <w:t>/</w:t>
+      </w:r>
+      <w:r>
+        <w:rPr>
+          <w:rFonts w:asciiTheme="majorHAnsi" w:hAnsiTheme="majorHAnsi" w:cstheme="majorHAnsi"/>
+        </w:rPr>
+        <w:t>MM</w:t>
+      </w:r>
+      <w:r>
+        <w:rPr>
+          <w:rFonts w:asciiTheme="majorHAnsi" w:hAnsiTheme="majorHAnsi" w:cstheme="majorHAnsi"/>
+        </w:rPr>
+        <w:t>/</w:t>
+      </w:r>
+      <w:r>
+        <w:rPr>
+          <w:rFonts w:asciiTheme="majorHAnsi" w:hAnsiTheme="majorHAnsi" w:cstheme="majorHAnsi"/>
+        </w:rPr>
+        <w:t>YYYY</w:t>
+      </w:r>
+      <w:r>
+        <w:rPr>
+          <w:rFonts w:asciiTheme="majorHAnsi" w:hAnsiTheme="majorHAnsi" w:cstheme="majorHAnsi"/>
+        </w:rPr>
+        <w:t xml:space="preserve"> </w:t>
+      </w:r>
+      <w:r>
+        <w:rPr>
+          <w:rFonts w:asciiTheme="majorHAnsi" w:hAnsiTheme="majorHAnsi" w:cstheme="majorHAnsi"/>
+        </w:rPr>
+        <w:t>HH</w:t>
+      </w:r>
+      <w:r>
+        <w:rPr>
+          <w:rFonts w:asciiTheme="majorHAnsi" w:hAnsiTheme="majorHAnsi" w:cstheme="majorHAnsi"/>
+        </w:rPr>
+        <w:t>:</w:t>
+      </w:r>
+      <w:r>
+        <w:rPr>
+          <w:rFonts w:asciiTheme="majorHAnsi" w:hAnsiTheme="majorHAnsi" w:cstheme="majorHAnsi"/>
+        </w:rPr>
+        <w:t>MM</w:t>
+      </w:r>
+      <w:r>
+        <w:t>.</w:t>
       </w:r>
     </w:p>
     <w:bookmarkEnd w:id="17"/>
@@ -8940,17 +8404,8 @@
           <w:rFonts w:asciiTheme="majorHAnsi" w:hAnsiTheme="majorHAnsi" w:cstheme="majorHAnsi"/>
           <w:szCs w:val="22"/>
         </w:rPr>
-        <w:t xml:space="preserve">-M MODE, --mode </w:t>
-      </w:r>
-      <w:proofErr w:type="spellStart"/>
-      <w:r>
-        <w:rPr>
-          <w:rFonts w:asciiTheme="majorHAnsi" w:hAnsiTheme="majorHAnsi" w:cstheme="majorHAnsi"/>
-          <w:szCs w:val="22"/>
-        </w:rPr>
-        <w:t>MODE</w:t>
-      </w:r>
-      <w:proofErr w:type="spellEnd"/>
+        <w:t>-M MODE, --mode MODE</w:t>
+      </w:r>
     </w:p>
     <w:p>
       <w:pPr>
@@ -9019,23 +8474,7 @@
           <w:rFonts w:asciiTheme="majorHAnsi" w:hAnsiTheme="majorHAnsi" w:cstheme="majorHAnsi"/>
           <w:szCs w:val="22"/>
         </w:rPr>
-        <w:t>-RT RUN_TYPE, --</w:t>
-      </w:r>
-      <w:proofErr w:type="spellStart"/>
-      <w:r>
-        <w:rPr>
-          <w:rFonts w:asciiTheme="majorHAnsi" w:hAnsiTheme="majorHAnsi" w:cstheme="majorHAnsi"/>
-          <w:szCs w:val="22"/>
-        </w:rPr>
-        <w:t>run_type</w:t>
-      </w:r>
-      <w:proofErr w:type="spellEnd"/>
-      <w:r>
-        <w:rPr>
-          <w:rFonts w:asciiTheme="majorHAnsi" w:hAnsiTheme="majorHAnsi" w:cstheme="majorHAnsi"/>
-          <w:szCs w:val="22"/>
-        </w:rPr>
-        <w:t xml:space="preserve"> RUN_TYPE</w:t>
+        <w:t>-RT RUN_TYPE, --run_type RUN_TYPE</w:t>
       </w:r>
     </w:p>
     <w:p>
@@ -9077,25 +8516,7 @@
           <w:szCs w:val="22"/>
           <w:lang w:val="fr-FR"/>
         </w:rPr>
-        <w:t>-CS CONTINUOUS_SIMULATION, --</w:t>
-      </w:r>
-      <w:proofErr w:type="spellStart"/>
-      <w:r>
-        <w:rPr>
-          <w:rFonts w:asciiTheme="majorHAnsi" w:hAnsiTheme="majorHAnsi" w:cstheme="majorHAnsi"/>
-          <w:szCs w:val="22"/>
-          <w:lang w:val="fr-FR"/>
-        </w:rPr>
-        <w:t>continuous_simulation</w:t>
-      </w:r>
-      <w:proofErr w:type="spellEnd"/>
-      <w:r>
-        <w:rPr>
-          <w:rFonts w:asciiTheme="majorHAnsi" w:hAnsiTheme="majorHAnsi" w:cstheme="majorHAnsi"/>
-          <w:szCs w:val="22"/>
-          <w:lang w:val="fr-FR"/>
-        </w:rPr>
-        <w:t xml:space="preserve"> CONTINUOUS_SIMULATION</w:t>
+        <w:t>-CS CONTINUOUS_SIMULATION, --continuous_simulation CONTINUOUS_SIMULATION</w:t>
       </w:r>
     </w:p>
     <w:p>
@@ -9147,23 +8568,7 @@
           <w:rFonts w:asciiTheme="majorHAnsi" w:hAnsiTheme="majorHAnsi" w:cstheme="majorHAnsi"/>
           <w:szCs w:val="22"/>
         </w:rPr>
-        <w:t>-S START_DATE, --</w:t>
-      </w:r>
-      <w:proofErr w:type="spellStart"/>
-      <w:r>
-        <w:rPr>
-          <w:rFonts w:asciiTheme="majorHAnsi" w:hAnsiTheme="majorHAnsi" w:cstheme="majorHAnsi"/>
-          <w:szCs w:val="22"/>
-        </w:rPr>
-        <w:t>start_date</w:t>
-      </w:r>
-      <w:proofErr w:type="spellEnd"/>
-      <w:r>
-        <w:rPr>
-          <w:rFonts w:asciiTheme="majorHAnsi" w:hAnsiTheme="majorHAnsi" w:cstheme="majorHAnsi"/>
-          <w:szCs w:val="22"/>
-        </w:rPr>
-        <w:t xml:space="preserve"> START_DATE</w:t>
+        <w:t>-S START_DATE, --start_date START_DATE</w:t>
       </w:r>
     </w:p>
     <w:p>
@@ -9209,23 +8614,7 @@
           <w:rFonts w:asciiTheme="majorHAnsi" w:hAnsiTheme="majorHAnsi" w:cstheme="majorHAnsi"/>
           <w:szCs w:val="22"/>
         </w:rPr>
-        <w:t>-E END_DATE, --</w:t>
-      </w:r>
-      <w:proofErr w:type="spellStart"/>
-      <w:r>
-        <w:rPr>
-          <w:rFonts w:asciiTheme="majorHAnsi" w:hAnsiTheme="majorHAnsi" w:cstheme="majorHAnsi"/>
-          <w:szCs w:val="22"/>
-        </w:rPr>
-        <w:t>end_date</w:t>
-      </w:r>
-      <w:proofErr w:type="spellEnd"/>
-      <w:r>
-        <w:rPr>
-          <w:rFonts w:asciiTheme="majorHAnsi" w:hAnsiTheme="majorHAnsi" w:cstheme="majorHAnsi"/>
-          <w:szCs w:val="22"/>
-        </w:rPr>
-        <w:t xml:space="preserve"> END_DATE</w:t>
+        <w:t>-E END_DATE, --end_date END_DATE</w:t>
       </w:r>
     </w:p>
     <w:p>
@@ -9275,21 +8664,7 @@
         <w:rPr>
           <w:rFonts w:asciiTheme="majorHAnsi" w:hAnsiTheme="majorHAnsi" w:cstheme="majorHAnsi"/>
         </w:rPr>
-        <w:t>, --</w:t>
-      </w:r>
-      <w:proofErr w:type="spellStart"/>
-      <w:r>
-        <w:rPr>
-          <w:rFonts w:asciiTheme="majorHAnsi" w:hAnsiTheme="majorHAnsi" w:cstheme="majorHAnsi"/>
-        </w:rPr>
-        <w:t>sampled_years</w:t>
-      </w:r>
-      <w:proofErr w:type="spellEnd"/>
-      <w:r>
-        <w:rPr>
-          <w:rFonts w:asciiTheme="majorHAnsi" w:hAnsiTheme="majorHAnsi" w:cstheme="majorHAnsi"/>
-        </w:rPr>
-        <w:t xml:space="preserve"> SAMPLED_YEARS</w:t>
+        <w:t>, --sampled_years SAMPLED_YEARS</w:t>
       </w:r>
     </w:p>
     <w:p>
@@ -9339,21 +8714,7 @@
         <w:rPr>
           <w:rFonts w:asciiTheme="majorHAnsi" w:hAnsiTheme="majorHAnsi" w:cstheme="majorHAnsi"/>
         </w:rPr>
-        <w:t>_MONTHS, --</w:t>
-      </w:r>
-      <w:proofErr w:type="spellStart"/>
-      <w:r>
-        <w:rPr>
-          <w:rFonts w:asciiTheme="majorHAnsi" w:hAnsiTheme="majorHAnsi" w:cstheme="majorHAnsi"/>
-        </w:rPr>
-        <w:t>sampled_months</w:t>
-      </w:r>
-      <w:proofErr w:type="spellEnd"/>
-      <w:r>
-        <w:rPr>
-          <w:rFonts w:asciiTheme="majorHAnsi" w:hAnsiTheme="majorHAnsi" w:cstheme="majorHAnsi"/>
-        </w:rPr>
-        <w:t xml:space="preserve"> SAMPLED_MONTHS</w:t>
+        <w:t>_MONTHS, --sampled_months SAMPLED_MONTHS</w:t>
       </w:r>
     </w:p>
     <w:p>
@@ -9415,21 +8776,7 @@
         <w:rPr>
           <w:rFonts w:asciiTheme="majorHAnsi" w:hAnsiTheme="majorHAnsi" w:cstheme="majorHAnsi"/>
         </w:rPr>
-        <w:t>, --</w:t>
-      </w:r>
-      <w:proofErr w:type="spellStart"/>
-      <w:r>
-        <w:rPr>
-          <w:rFonts w:asciiTheme="majorHAnsi" w:hAnsiTheme="majorHAnsi" w:cstheme="majorHAnsi"/>
-        </w:rPr>
-        <w:t>sampled_days</w:t>
-      </w:r>
-      <w:proofErr w:type="spellEnd"/>
-      <w:r>
-        <w:rPr>
-          <w:rFonts w:asciiTheme="majorHAnsi" w:hAnsiTheme="majorHAnsi" w:cstheme="majorHAnsi"/>
-        </w:rPr>
-        <w:t xml:space="preserve"> SAMPLED_DAYS</w:t>
+        <w:t>, --sampled_days SAMPLED_DAYS</w:t>
       </w:r>
     </w:p>
     <w:p>
@@ -9463,23 +8810,7 @@
           <w:rFonts w:asciiTheme="majorHAnsi" w:hAnsiTheme="majorHAnsi" w:cstheme="majorHAnsi"/>
           <w:szCs w:val="22"/>
         </w:rPr>
-        <w:t>-V VOLC, --</w:t>
-      </w:r>
-      <w:proofErr w:type="spellStart"/>
-      <w:r>
-        <w:rPr>
-          <w:rFonts w:asciiTheme="majorHAnsi" w:hAnsiTheme="majorHAnsi" w:cstheme="majorHAnsi"/>
-          <w:szCs w:val="22"/>
-        </w:rPr>
-        <w:t>volc</w:t>
-      </w:r>
-      <w:proofErr w:type="spellEnd"/>
-      <w:r>
-        <w:rPr>
-          <w:rFonts w:asciiTheme="majorHAnsi" w:hAnsiTheme="majorHAnsi" w:cstheme="majorHAnsi"/>
-          <w:szCs w:val="22"/>
-        </w:rPr>
-        <w:t xml:space="preserve"> VOLC  </w:t>
+        <w:t xml:space="preserve">-V VOLC, --volc VOLC  </w:t>
       </w:r>
     </w:p>
     <w:p>
@@ -9540,39 +8871,7 @@
           <w:rFonts w:asciiTheme="majorHAnsi" w:hAnsiTheme="majorHAnsi" w:cstheme="majorHAnsi"/>
           <w:szCs w:val="22"/>
         </w:rPr>
-        <w:t xml:space="preserve">-LAT </w:t>
-      </w:r>
-      <w:proofErr w:type="spellStart"/>
-      <w:r>
-        <w:rPr>
-          <w:rFonts w:asciiTheme="majorHAnsi" w:hAnsiTheme="majorHAnsi" w:cstheme="majorHAnsi"/>
-          <w:szCs w:val="22"/>
-        </w:rPr>
-        <w:t>LAT</w:t>
-      </w:r>
-      <w:proofErr w:type="spellEnd"/>
-      <w:r>
-        <w:rPr>
-          <w:rFonts w:asciiTheme="majorHAnsi" w:hAnsiTheme="majorHAnsi" w:cstheme="majorHAnsi"/>
-          <w:szCs w:val="22"/>
-        </w:rPr>
-        <w:t>, --</w:t>
-      </w:r>
-      <w:proofErr w:type="spellStart"/>
-      <w:r>
-        <w:rPr>
-          <w:rFonts w:asciiTheme="majorHAnsi" w:hAnsiTheme="majorHAnsi" w:cstheme="majorHAnsi"/>
-          <w:szCs w:val="22"/>
-        </w:rPr>
-        <w:t>lat</w:t>
-      </w:r>
-      <w:proofErr w:type="spellEnd"/>
-      <w:r>
-        <w:rPr>
-          <w:rFonts w:asciiTheme="majorHAnsi" w:hAnsiTheme="majorHAnsi" w:cstheme="majorHAnsi"/>
-          <w:szCs w:val="22"/>
-        </w:rPr>
-        <w:t xml:space="preserve"> LAT   </w:t>
+        <w:t xml:space="preserve">-LAT LAT, --lat LAT   </w:t>
       </w:r>
     </w:p>
     <w:p>
@@ -9611,23 +8910,7 @@
           <w:rFonts w:asciiTheme="majorHAnsi" w:hAnsiTheme="majorHAnsi" w:cstheme="majorHAnsi"/>
           <w:szCs w:val="22"/>
         </w:rPr>
-        <w:t>-V VOLC, --</w:t>
-      </w:r>
-      <w:proofErr w:type="spellStart"/>
-      <w:r>
-        <w:rPr>
-          <w:rFonts w:asciiTheme="majorHAnsi" w:hAnsiTheme="majorHAnsi" w:cstheme="majorHAnsi"/>
-          <w:szCs w:val="22"/>
-        </w:rPr>
-        <w:t>volc</w:t>
-      </w:r>
-      <w:proofErr w:type="spellEnd"/>
-      <w:r>
-        <w:rPr>
-          <w:rFonts w:asciiTheme="majorHAnsi" w:hAnsiTheme="majorHAnsi" w:cstheme="majorHAnsi"/>
-          <w:szCs w:val="22"/>
-        </w:rPr>
-        <w:t xml:space="preserve"> VOLC</w:t>
+        <w:t>-V VOLC, --volc VOLC</w:t>
       </w:r>
       <w:r>
         <w:rPr>
@@ -9662,53 +8945,17 @@
           <w:szCs w:val="22"/>
           <w:lang w:val="en-GB"/>
         </w:rPr>
-        <w:t xml:space="preserve">-LON </w:t>
-      </w:r>
-      <w:proofErr w:type="spellStart"/>
-      <w:r>
+        <w:t xml:space="preserve">-LON LON, --lon LON   </w:t>
+      </w:r>
+    </w:p>
+    <w:p>
+      <w:pPr>
+        <w:pStyle w:val="ListParagraph"/>
         <w:rPr>
           <w:rFonts w:asciiTheme="majorHAnsi" w:hAnsiTheme="majorHAnsi" w:cstheme="majorHAnsi"/>
           <w:szCs w:val="22"/>
           <w:lang w:val="en-GB"/>
         </w:rPr>
-        <w:t>LON</w:t>
-      </w:r>
-      <w:proofErr w:type="spellEnd"/>
-      <w:r>
-        <w:rPr>
-          <w:rFonts w:asciiTheme="majorHAnsi" w:hAnsiTheme="majorHAnsi" w:cstheme="majorHAnsi"/>
-          <w:szCs w:val="22"/>
-          <w:lang w:val="en-GB"/>
-        </w:rPr>
-        <w:t>, --</w:t>
-      </w:r>
-      <w:proofErr w:type="spellStart"/>
-      <w:r>
-        <w:rPr>
-          <w:rFonts w:asciiTheme="majorHAnsi" w:hAnsiTheme="majorHAnsi" w:cstheme="majorHAnsi"/>
-          <w:szCs w:val="22"/>
-          <w:lang w:val="en-GB"/>
-        </w:rPr>
-        <w:t>lon</w:t>
-      </w:r>
-      <w:proofErr w:type="spellEnd"/>
-      <w:r>
-        <w:rPr>
-          <w:rFonts w:asciiTheme="majorHAnsi" w:hAnsiTheme="majorHAnsi" w:cstheme="majorHAnsi"/>
-          <w:szCs w:val="22"/>
-          <w:lang w:val="en-GB"/>
-        </w:rPr>
-        <w:t xml:space="preserve"> LON   </w:t>
-      </w:r>
-    </w:p>
-    <w:p>
-      <w:pPr>
-        <w:pStyle w:val="ListParagraph"/>
-        <w:rPr>
-          <w:rFonts w:asciiTheme="majorHAnsi" w:hAnsiTheme="majorHAnsi" w:cstheme="majorHAnsi"/>
-          <w:szCs w:val="22"/>
-          <w:lang w:val="en-GB"/>
-        </w:rPr>
       </w:pPr>
       <w:r>
         <w:rPr>
@@ -9739,23 +8986,7 @@
           <w:rFonts w:asciiTheme="majorHAnsi" w:hAnsiTheme="majorHAnsi" w:cstheme="majorHAnsi"/>
           <w:szCs w:val="22"/>
         </w:rPr>
-        <w:t>-V VOLC, --</w:t>
-      </w:r>
-      <w:proofErr w:type="spellStart"/>
-      <w:r>
-        <w:rPr>
-          <w:rFonts w:asciiTheme="majorHAnsi" w:hAnsiTheme="majorHAnsi" w:cstheme="majorHAnsi"/>
-          <w:szCs w:val="22"/>
-        </w:rPr>
-        <w:t>volc</w:t>
-      </w:r>
-      <w:proofErr w:type="spellEnd"/>
-      <w:r>
-        <w:rPr>
-          <w:rFonts w:asciiTheme="majorHAnsi" w:hAnsiTheme="majorHAnsi" w:cstheme="majorHAnsi"/>
-          <w:szCs w:val="22"/>
-        </w:rPr>
-        <w:t xml:space="preserve"> VOLC</w:t>
+        <w:t>-V VOLC, --volc VOLC</w:t>
       </w:r>
       <w:r>
         <w:rPr>
@@ -9790,25 +9021,7 @@
           <w:szCs w:val="22"/>
           <w:lang w:val="it-IT"/>
         </w:rPr>
-        <w:t>-EL ELEV, --</w:t>
-      </w:r>
-      <w:proofErr w:type="spellStart"/>
-      <w:r>
-        <w:rPr>
-          <w:rFonts w:asciiTheme="majorHAnsi" w:hAnsiTheme="majorHAnsi" w:cstheme="majorHAnsi"/>
-          <w:szCs w:val="22"/>
-          <w:lang w:val="it-IT"/>
-        </w:rPr>
-        <w:t>elev</w:t>
-      </w:r>
-      <w:proofErr w:type="spellEnd"/>
-      <w:r>
-        <w:rPr>
-          <w:rFonts w:asciiTheme="majorHAnsi" w:hAnsiTheme="majorHAnsi" w:cstheme="majorHAnsi"/>
-          <w:szCs w:val="22"/>
-          <w:lang w:val="it-IT"/>
-        </w:rPr>
-        <w:t xml:space="preserve"> ELEV</w:t>
+        <w:t>-EL ELEV, --elev ELEV</w:t>
       </w:r>
     </w:p>
     <w:p>
@@ -9842,44 +9055,14 @@
         <w:rPr>
           <w:szCs w:val="22"/>
         </w:rPr>
-        <w:t xml:space="preserve">elevation (m </w:t>
-      </w:r>
-      <w:proofErr w:type="spellStart"/>
-      <w:r>
-        <w:rPr>
-          <w:szCs w:val="22"/>
-        </w:rPr>
-        <w:t>a.s.l</w:t>
-      </w:r>
-      <w:proofErr w:type="spellEnd"/>
-      <w:r>
-        <w:rPr>
-          <w:szCs w:val="22"/>
-        </w:rPr>
-        <w:t xml:space="preserve">.), to be provided if the option </w:t>
-      </w:r>
-      <w:r>
-        <w:rPr>
-          <w:rFonts w:asciiTheme="majorHAnsi" w:hAnsiTheme="majorHAnsi" w:cstheme="majorHAnsi"/>
-          <w:szCs w:val="22"/>
-        </w:rPr>
-        <w:t>-V VOLC, --</w:t>
-      </w:r>
-      <w:proofErr w:type="spellStart"/>
-      <w:r>
-        <w:rPr>
-          <w:rFonts w:asciiTheme="majorHAnsi" w:hAnsiTheme="majorHAnsi" w:cstheme="majorHAnsi"/>
-          <w:szCs w:val="22"/>
-        </w:rPr>
-        <w:t>volc</w:t>
-      </w:r>
-      <w:proofErr w:type="spellEnd"/>
-      <w:r>
-        <w:rPr>
-          <w:rFonts w:asciiTheme="majorHAnsi" w:hAnsiTheme="majorHAnsi" w:cstheme="majorHAnsi"/>
-          <w:szCs w:val="22"/>
-        </w:rPr>
-        <w:t xml:space="preserve"> VOLC</w:t>
+        <w:t xml:space="preserve">elevation (m a.s.l.), to be provided if the option </w:t>
+      </w:r>
+      <w:r>
+        <w:rPr>
+          <w:rFonts w:asciiTheme="majorHAnsi" w:hAnsiTheme="majorHAnsi" w:cstheme="majorHAnsi"/>
+          <w:szCs w:val="22"/>
+        </w:rPr>
+        <w:t>-V VOLC, --volc VOLC</w:t>
       </w:r>
       <w:r>
         <w:rPr>
@@ -9912,17 +9095,8 @@
           <w:rFonts w:asciiTheme="majorHAnsi" w:hAnsiTheme="majorHAnsi" w:cstheme="majorHAnsi"/>
           <w:szCs w:val="22"/>
         </w:rPr>
-        <w:t xml:space="preserve">-NS SAMPLES, --samples </w:t>
-      </w:r>
-      <w:proofErr w:type="spellStart"/>
-      <w:r>
-        <w:rPr>
-          <w:rFonts w:asciiTheme="majorHAnsi" w:hAnsiTheme="majorHAnsi" w:cstheme="majorHAnsi"/>
-          <w:szCs w:val="22"/>
-        </w:rPr>
-        <w:t>SAMPLES</w:t>
-      </w:r>
-      <w:proofErr w:type="spellEnd"/>
+        <w:t>-NS SAMPLES, --samples SAMPLES</w:t>
+      </w:r>
     </w:p>
     <w:p>
       <w:pPr>
@@ -9975,36 +9149,8 @@
           <w:szCs w:val="22"/>
           <w:lang w:val="it-IT"/>
         </w:rPr>
-        <w:t xml:space="preserve">-ERA5 </w:t>
-      </w:r>
-      <w:proofErr w:type="spellStart"/>
-      <w:r>
-        <w:rPr>
-          <w:rFonts w:asciiTheme="majorHAnsi" w:hAnsiTheme="majorHAnsi" w:cstheme="majorHAnsi"/>
-          <w:szCs w:val="22"/>
-          <w:lang w:val="it-IT"/>
-        </w:rPr>
-        <w:t>ERA5</w:t>
-      </w:r>
-      <w:proofErr w:type="spellEnd"/>
-      <w:r>
-        <w:rPr>
-          <w:rFonts w:asciiTheme="majorHAnsi" w:hAnsiTheme="majorHAnsi" w:cstheme="majorHAnsi"/>
-          <w:szCs w:val="22"/>
-          <w:lang w:val="it-IT"/>
-        </w:rPr>
-        <w:t xml:space="preserve">, --ERA5 </w:t>
-      </w:r>
-      <w:proofErr w:type="spellStart"/>
-      <w:r>
-        <w:rPr>
-          <w:rFonts w:asciiTheme="majorHAnsi" w:hAnsiTheme="majorHAnsi" w:cstheme="majorHAnsi"/>
-          <w:szCs w:val="22"/>
-          <w:lang w:val="it-IT"/>
-        </w:rPr>
-        <w:t>ERA5</w:t>
-      </w:r>
-      <w:proofErr w:type="spellEnd"/>
+        <w:t>-ERA5 ERA5, --ERA5 ERA5</w:t>
+      </w:r>
     </w:p>
     <w:p>
       <w:pPr>
@@ -10062,17 +9208,8 @@
           <w:rFonts w:asciiTheme="majorHAnsi" w:hAnsiTheme="majorHAnsi" w:cstheme="majorHAnsi"/>
           <w:szCs w:val="22"/>
         </w:rPr>
-        <w:t xml:space="preserve">-WST STATION, --station </w:t>
-      </w:r>
-      <w:proofErr w:type="spellStart"/>
-      <w:r>
-        <w:rPr>
-          <w:rFonts w:asciiTheme="majorHAnsi" w:hAnsiTheme="majorHAnsi" w:cstheme="majorHAnsi"/>
-          <w:szCs w:val="22"/>
-        </w:rPr>
-        <w:t>STATION</w:t>
-      </w:r>
-      <w:proofErr w:type="spellEnd"/>
+        <w:t>-WST STATION, --station STATION</w:t>
+      </w:r>
     </w:p>
     <w:p>
       <w:pPr>
@@ -10129,23 +9266,7 @@
           <w:rFonts w:asciiTheme="majorHAnsi" w:hAnsiTheme="majorHAnsi" w:cstheme="majorHAnsi"/>
           <w:szCs w:val="22"/>
         </w:rPr>
-        <w:t>-N NPROC, --</w:t>
-      </w:r>
-      <w:proofErr w:type="spellStart"/>
-      <w:r>
-        <w:rPr>
-          <w:rFonts w:asciiTheme="majorHAnsi" w:hAnsiTheme="majorHAnsi" w:cstheme="majorHAnsi"/>
-          <w:szCs w:val="22"/>
-        </w:rPr>
-        <w:t>nproc</w:t>
-      </w:r>
-      <w:proofErr w:type="spellEnd"/>
-      <w:r>
-        <w:rPr>
-          <w:rFonts w:asciiTheme="majorHAnsi" w:hAnsiTheme="majorHAnsi" w:cstheme="majorHAnsi"/>
-          <w:szCs w:val="22"/>
-        </w:rPr>
-        <w:t xml:space="preserve"> NPROC</w:t>
+        <w:t>-N NPROC, --nproc NPROC</w:t>
       </w:r>
     </w:p>
     <w:p>
@@ -10215,7 +9336,6 @@
         </w:rPr>
         <w:t xml:space="preserve"> </w:t>
       </w:r>
-      <w:proofErr w:type="spellStart"/>
       <w:r>
         <w:rPr>
           <w:rFonts w:asciiTheme="majorHAnsi" w:hAnsiTheme="majorHAnsi" w:cstheme="majorHAnsi"/>
@@ -10223,7 +9343,6 @@
         </w:rPr>
         <w:t>TWODEE-2</w:t>
       </w:r>
-      <w:proofErr w:type="spellEnd"/>
     </w:p>
     <w:p>
       <w:pPr>
@@ -10316,23 +9435,7 @@
           <w:rFonts w:asciiTheme="majorHAnsi" w:hAnsiTheme="majorHAnsi" w:cstheme="majorHAnsi"/>
           <w:szCs w:val="22"/>
         </w:rPr>
-        <w:t>-DG DISGAS, --</w:t>
-      </w:r>
-      <w:proofErr w:type="spellStart"/>
-      <w:r>
-        <w:rPr>
-          <w:rFonts w:asciiTheme="majorHAnsi" w:hAnsiTheme="majorHAnsi" w:cstheme="majorHAnsi"/>
-          <w:szCs w:val="22"/>
-        </w:rPr>
-        <w:t>disgas</w:t>
-      </w:r>
-      <w:proofErr w:type="spellEnd"/>
-      <w:r>
-        <w:rPr>
-          <w:rFonts w:asciiTheme="majorHAnsi" w:hAnsiTheme="majorHAnsi" w:cstheme="majorHAnsi"/>
-          <w:szCs w:val="22"/>
-        </w:rPr>
-        <w:t xml:space="preserve"> DISGAS</w:t>
+        <w:t>-DG DISGAS, --disgas DISGAS</w:t>
       </w:r>
     </w:p>
     <w:p>
@@ -10632,15 +9735,7 @@
         </w:numPr>
       </w:pPr>
       <w:r>
-        <w:t xml:space="preserve">the reference height should be set to 2 m </w:t>
-      </w:r>
-      <w:proofErr w:type="spellStart"/>
-      <w:r>
-        <w:t>a.s.l</w:t>
-      </w:r>
-      <w:proofErr w:type="spellEnd"/>
-      <w:r>
-        <w:t xml:space="preserve">. in </w:t>
+        <w:t xml:space="preserve">the reference height should be set to 2 m a.s.l. in </w:t>
       </w:r>
       <w:r>
         <w:t>TWODEE-2</w:t>
@@ -10666,19 +9761,11 @@
       <w:r>
         <w:t xml:space="preserve"> is automatically set equal to </w:t>
       </w:r>
-      <w:proofErr w:type="spellStart"/>
-      <w:r>
-        <w:rPr>
-          <w:rFonts w:asciiTheme="majorHAnsi" w:hAnsiTheme="majorHAnsi" w:cstheme="majorHAnsi"/>
-        </w:rPr>
-        <w:t>Tref</w:t>
-      </w:r>
-      <w:proofErr w:type="spellEnd"/>
-      <w:r>
-        <w:rPr>
-          <w:rFonts w:asciiTheme="majorHAnsi" w:hAnsiTheme="majorHAnsi" w:cstheme="majorHAnsi"/>
-        </w:rPr>
-        <w:t>[K]</w:t>
+      <w:r>
+        <w:rPr>
+          <w:rFonts w:asciiTheme="majorHAnsi" w:hAnsiTheme="majorHAnsi" w:cstheme="majorHAnsi"/>
+        </w:rPr>
+        <w:t>Tref[K]</w:t>
       </w:r>
       <w:r>
         <w:t xml:space="preserve"> when this is not available. In ERA5 it is always available. </w:t>
@@ -10703,7 +9790,6 @@
           <w:szCs w:val="22"/>
         </w:rPr>
       </w:pPr>
-      <w:proofErr w:type="spellStart"/>
       <w:r>
         <w:rPr>
           <w:rFonts w:asciiTheme="majorHAnsi" w:hAnsiTheme="majorHAnsi" w:cstheme="majorHAnsi"/>
@@ -10711,14 +9797,12 @@
         </w:rPr>
         <w:t>pressure_levels.grib</w:t>
       </w:r>
-      <w:proofErr w:type="spellEnd"/>
       <w:r>
         <w:rPr>
           <w:szCs w:val="22"/>
         </w:rPr>
         <w:t xml:space="preserve"> and </w:t>
       </w:r>
-      <w:proofErr w:type="spellStart"/>
       <w:r>
         <w:rPr>
           <w:rFonts w:asciiTheme="majorHAnsi" w:hAnsiTheme="majorHAnsi" w:cstheme="majorHAnsi"/>
@@ -10726,7 +9810,6 @@
         </w:rPr>
         <w:t>surface.grib</w:t>
       </w:r>
-      <w:proofErr w:type="spellEnd"/>
       <w:r>
         <w:rPr>
           <w:szCs w:val="22"/>
@@ -10782,21 +9865,12 @@
           <w:szCs w:val="22"/>
         </w:rPr>
       </w:pPr>
-      <w:proofErr w:type="spellStart"/>
-      <w:r>
-        <w:rPr>
-          <w:rFonts w:asciiTheme="majorHAnsi" w:hAnsiTheme="majorHAnsi" w:cstheme="majorHAnsi"/>
-          <w:szCs w:val="22"/>
-        </w:rPr>
-        <w:t>weather_data_YYYYMMDD</w:t>
-      </w:r>
-      <w:proofErr w:type="spellEnd"/>
-      <w:r>
-        <w:rPr>
-          <w:rFonts w:asciiTheme="majorHAnsi" w:hAnsiTheme="majorHAnsi" w:cstheme="majorHAnsi"/>
-          <w:szCs w:val="22"/>
-        </w:rPr>
-        <w:t xml:space="preserve"> </w:t>
+      <w:r>
+        <w:rPr>
+          <w:rFonts w:asciiTheme="majorHAnsi" w:hAnsiTheme="majorHAnsi" w:cstheme="majorHAnsi"/>
+          <w:szCs w:val="22"/>
+        </w:rPr>
+        <w:t xml:space="preserve">weather_data_YYYYMMDD </w:t>
       </w:r>
       <w:r>
         <w:rPr>
@@ -10804,7 +9878,6 @@
         </w:rPr>
         <w:t xml:space="preserve">and </w:t>
       </w:r>
-      <w:proofErr w:type="spellStart"/>
       <w:r>
         <w:rPr>
           <w:rFonts w:asciiTheme="majorHAnsi" w:hAnsiTheme="majorHAnsi" w:cstheme="majorHAnsi"/>
@@ -10812,14 +9885,12 @@
         </w:rPr>
         <w:t>weather_data_sl_YYYYMMDD</w:t>
       </w:r>
-      <w:proofErr w:type="spellEnd"/>
       <w:r>
         <w:rPr>
           <w:szCs w:val="22"/>
         </w:rPr>
         <w:t xml:space="preserve">: the GRIB2 versions of </w:t>
       </w:r>
-      <w:proofErr w:type="spellStart"/>
       <w:r>
         <w:rPr>
           <w:rFonts w:asciiTheme="majorHAnsi" w:hAnsiTheme="majorHAnsi" w:cstheme="majorHAnsi"/>
@@ -10827,14 +9898,12 @@
         </w:rPr>
         <w:t>pressure_levels.grib</w:t>
       </w:r>
-      <w:proofErr w:type="spellEnd"/>
       <w:r>
         <w:rPr>
           <w:szCs w:val="22"/>
         </w:rPr>
         <w:t xml:space="preserve"> and </w:t>
       </w:r>
-      <w:proofErr w:type="spellStart"/>
       <w:r>
         <w:rPr>
           <w:rFonts w:asciiTheme="majorHAnsi" w:hAnsiTheme="majorHAnsi" w:cstheme="majorHAnsi"/>
@@ -10842,7 +9911,6 @@
         </w:rPr>
         <w:t>surface.grib</w:t>
       </w:r>
-      <w:proofErr w:type="spellEnd"/>
       <w:r>
         <w:rPr>
           <w:szCs w:val="22"/>
@@ -10968,17 +10036,8 @@
           <w:rFonts w:asciiTheme="majorHAnsi" w:hAnsiTheme="majorHAnsi" w:cstheme="majorHAnsi"/>
           <w:szCs w:val="22"/>
         </w:rPr>
-        <w:t xml:space="preserve">presfc.dat, preupr.dat, </w:t>
-      </w:r>
-      <w:proofErr w:type="spellStart"/>
-      <w:r>
-        <w:rPr>
-          <w:rFonts w:asciiTheme="majorHAnsi" w:hAnsiTheme="majorHAnsi" w:cstheme="majorHAnsi"/>
-          <w:szCs w:val="22"/>
-        </w:rPr>
-        <w:t>diagno.inp</w:t>
-      </w:r>
-      <w:proofErr w:type="spellEnd"/>
+        <w:t>presfc.dat, preupr.dat, diagno.inp</w:t>
+      </w:r>
       <w:r>
         <w:rPr>
           <w:szCs w:val="22"/>
@@ -11003,7 +10062,6 @@
           <w:szCs w:val="22"/>
         </w:rPr>
       </w:pPr>
-      <w:proofErr w:type="spellStart"/>
       <w:r>
         <w:rPr>
           <w:rFonts w:asciiTheme="majorHAnsi" w:hAnsiTheme="majorHAnsi" w:cstheme="majorHAnsi"/>
@@ -11011,7 +10069,6 @@
         </w:rPr>
         <w:t>topography.grd</w:t>
       </w:r>
-      <w:proofErr w:type="spellEnd"/>
       <w:r>
         <w:rPr>
           <w:szCs w:val="22"/>
@@ -11140,23 +10197,7 @@
           <w:rFonts w:asciiTheme="majorHAnsi" w:hAnsiTheme="majorHAnsi" w:cstheme="majorHAnsi"/>
           <w:szCs w:val="22"/>
         </w:rPr>
-        <w:t>-N NPROC, --</w:t>
-      </w:r>
-      <w:proofErr w:type="spellStart"/>
-      <w:r>
-        <w:rPr>
-          <w:rFonts w:asciiTheme="majorHAnsi" w:hAnsiTheme="majorHAnsi" w:cstheme="majorHAnsi"/>
-          <w:szCs w:val="22"/>
-        </w:rPr>
-        <w:t>nproc</w:t>
-      </w:r>
-      <w:proofErr w:type="spellEnd"/>
-      <w:r>
-        <w:rPr>
-          <w:rFonts w:asciiTheme="majorHAnsi" w:hAnsiTheme="majorHAnsi" w:cstheme="majorHAnsi"/>
-          <w:szCs w:val="22"/>
-        </w:rPr>
-        <w:t xml:space="preserve"> NPROC</w:t>
+        <w:t>-N NPROC, --nproc NPROC</w:t>
       </w:r>
     </w:p>
     <w:p>
@@ -11196,23 +10237,7 @@
           <w:rFonts w:asciiTheme="majorHAnsi" w:hAnsiTheme="majorHAnsi" w:cstheme="majorHAnsi"/>
           <w:szCs w:val="22"/>
         </w:rPr>
-        <w:t>-RT RUN_TYPE, --</w:t>
-      </w:r>
-      <w:proofErr w:type="spellStart"/>
-      <w:r>
-        <w:rPr>
-          <w:rFonts w:asciiTheme="majorHAnsi" w:hAnsiTheme="majorHAnsi" w:cstheme="majorHAnsi"/>
-          <w:szCs w:val="22"/>
-        </w:rPr>
-        <w:t>run_type</w:t>
-      </w:r>
-      <w:proofErr w:type="spellEnd"/>
-      <w:r>
-        <w:rPr>
-          <w:rFonts w:asciiTheme="majorHAnsi" w:hAnsiTheme="majorHAnsi" w:cstheme="majorHAnsi"/>
-          <w:szCs w:val="22"/>
-        </w:rPr>
-        <w:t xml:space="preserve"> RUN_TYPE</w:t>
+        <w:t>-RT RUN_TYPE, --run_type RUN_TYPE</w:t>
       </w:r>
     </w:p>
     <w:p>
@@ -11248,25 +10273,7 @@
           <w:szCs w:val="22"/>
           <w:lang w:val="fr-FR"/>
         </w:rPr>
-        <w:t>-CS CONTINUOUS_SIMULATION, --</w:t>
-      </w:r>
-      <w:proofErr w:type="spellStart"/>
-      <w:r>
-        <w:rPr>
-          <w:rFonts w:asciiTheme="majorHAnsi" w:hAnsiTheme="majorHAnsi" w:cstheme="majorHAnsi"/>
-          <w:szCs w:val="22"/>
-          <w:lang w:val="fr-FR"/>
-        </w:rPr>
-        <w:t>continuous_simulation</w:t>
-      </w:r>
-      <w:proofErr w:type="spellEnd"/>
-      <w:r>
-        <w:rPr>
-          <w:rFonts w:asciiTheme="majorHAnsi" w:hAnsiTheme="majorHAnsi" w:cstheme="majorHAnsi"/>
-          <w:szCs w:val="22"/>
-          <w:lang w:val="fr-FR"/>
-        </w:rPr>
-        <w:t xml:space="preserve"> CONTINUOUS_SIMULATION</w:t>
+        <w:t>-CS CONTINUOUS_SIMULATION, --continuous_simulation CONTINUOUS_SIMULATION</w:t>
       </w:r>
     </w:p>
     <w:p>
@@ -11384,17 +10391,8 @@
           <w:rFonts w:asciiTheme="majorHAnsi" w:hAnsiTheme="majorHAnsi" w:cstheme="majorHAnsi"/>
           <w:szCs w:val="22"/>
         </w:rPr>
-        <w:t xml:space="preserve">inversion </w:t>
-      </w:r>
-      <w:proofErr w:type="spellStart"/>
-      <w:r>
-        <w:rPr>
-          <w:rFonts w:asciiTheme="majorHAnsi" w:hAnsiTheme="majorHAnsi" w:cstheme="majorHAnsi"/>
-          <w:szCs w:val="22"/>
-        </w:rPr>
-        <w:t>INVERSION</w:t>
-      </w:r>
-      <w:proofErr w:type="spellEnd"/>
+        <w:t>inversion INVERSION</w:t>
+      </w:r>
     </w:p>
     <w:p>
       <w:pPr>
@@ -11441,17 +10439,8 @@
           <w:rFonts w:asciiTheme="majorHAnsi" w:hAnsiTheme="majorHAnsi" w:cstheme="majorHAnsi"/>
           <w:szCs w:val="22"/>
         </w:rPr>
-        <w:t>--</w:t>
-      </w:r>
-      <w:proofErr w:type="spellStart"/>
-      <w:r>
-        <w:rPr>
-          <w:rFonts w:asciiTheme="majorHAnsi" w:hAnsiTheme="majorHAnsi" w:cstheme="majorHAnsi"/>
-          <w:szCs w:val="22"/>
-        </w:rPr>
-        <w:t>emission_search_iterations</w:t>
-      </w:r>
-      <w:proofErr w:type="spellEnd"/>
+        <w:t>--emission_search_iterations</w:t>
+      </w:r>
       <w:r>
         <w:rPr>
           <w:rFonts w:asciiTheme="majorHAnsi" w:hAnsiTheme="majorHAnsi" w:cstheme="majorHAnsi"/>
@@ -11511,23 +10500,7 @@
           <w:rFonts w:asciiTheme="majorHAnsi" w:hAnsiTheme="majorHAnsi" w:cstheme="majorHAnsi"/>
           <w:szCs w:val="22"/>
         </w:rPr>
-        <w:t>-RS RANDOM_SOURCES, --</w:t>
-      </w:r>
-      <w:proofErr w:type="spellStart"/>
-      <w:r>
-        <w:rPr>
-          <w:rFonts w:asciiTheme="majorHAnsi" w:hAnsiTheme="majorHAnsi" w:cstheme="majorHAnsi"/>
-          <w:szCs w:val="22"/>
-        </w:rPr>
-        <w:t>random_sources</w:t>
-      </w:r>
-      <w:proofErr w:type="spellEnd"/>
-      <w:r>
-        <w:rPr>
-          <w:rFonts w:asciiTheme="majorHAnsi" w:hAnsiTheme="majorHAnsi" w:cstheme="majorHAnsi"/>
-          <w:szCs w:val="22"/>
-        </w:rPr>
-        <w:t xml:space="preserve"> RANDOM_SOURCES</w:t>
+        <w:t>-RS RANDOM_SOURCES, --random_sources RANDOM_SOURCES</w:t>
       </w:r>
     </w:p>
     <w:p>
@@ -11559,14 +10532,7 @@
         <w:rPr>
           <w:szCs w:val="22"/>
         </w:rPr>
-        <w:t xml:space="preserve">: fixed source locations. The probability map file is </w:t>
-      </w:r>
-      <w:proofErr w:type="spellStart"/>
-      <w:r>
-        <w:rPr>
-          <w:szCs w:val="22"/>
-        </w:rPr>
-        <w:t>probability_map.</w:t>
+        <w:t>: fixed source locations. The probability map file is probability_map.</w:t>
       </w:r>
       <w:r>
         <w:rPr>
@@ -11574,7 +10540,6 @@
         </w:rPr>
         <w:t>grd</w:t>
       </w:r>
-      <w:proofErr w:type="spellEnd"/>
       <w:r>
         <w:rPr>
           <w:szCs w:val="22"/>
@@ -11599,23 +10564,7 @@
           <w:rFonts w:asciiTheme="majorHAnsi" w:hAnsiTheme="majorHAnsi" w:cstheme="majorHAnsi"/>
           <w:szCs w:val="22"/>
         </w:rPr>
-        <w:t>-NS NSOURCES, --</w:t>
-      </w:r>
-      <w:proofErr w:type="spellStart"/>
-      <w:r>
-        <w:rPr>
-          <w:rFonts w:asciiTheme="majorHAnsi" w:hAnsiTheme="majorHAnsi" w:cstheme="majorHAnsi"/>
-          <w:szCs w:val="22"/>
-        </w:rPr>
-        <w:t>nsources</w:t>
-      </w:r>
-      <w:proofErr w:type="spellEnd"/>
-      <w:r>
-        <w:rPr>
-          <w:rFonts w:asciiTheme="majorHAnsi" w:hAnsiTheme="majorHAnsi" w:cstheme="majorHAnsi"/>
-          <w:szCs w:val="22"/>
-        </w:rPr>
-        <w:t xml:space="preserve"> NSOURCES</w:t>
+        <w:t>-NS NSOURCES, --nsources NSOURCES</w:t>
       </w:r>
     </w:p>
     <w:p>
@@ -11629,16 +10578,8 @@
         <w:rPr>
           <w:szCs w:val="22"/>
         </w:rPr>
-        <w:t>It specifies a number for a fixed number of sources. If “random” is specified, then the script randomly selects the number of sources from an interval defined with -SINT –</w:t>
-      </w:r>
-      <w:proofErr w:type="spellStart"/>
-      <w:r>
-        <w:rPr>
-          <w:szCs w:val="22"/>
-        </w:rPr>
-        <w:t>sources_interval</w:t>
-      </w:r>
-      <w:proofErr w:type="spellEnd"/>
+        <w:t>It specifies a number for a fixed number of sources. If “random” is specified, then the script randomly selects the number of sources from an interval defined with -SINT –sources_interval</w:t>
+      </w:r>
     </w:p>
     <w:p>
       <w:pPr>
@@ -11657,23 +10598,7 @@
           <w:rFonts w:asciiTheme="majorHAnsi" w:hAnsiTheme="majorHAnsi" w:cstheme="majorHAnsi"/>
           <w:szCs w:val="22"/>
         </w:rPr>
-        <w:t>-SINT SOURCES_INTERVAL [SOURCES_INTERVAL ...], --</w:t>
-      </w:r>
-      <w:proofErr w:type="spellStart"/>
-      <w:r>
-        <w:rPr>
-          <w:rFonts w:asciiTheme="majorHAnsi" w:hAnsiTheme="majorHAnsi" w:cstheme="majorHAnsi"/>
-          <w:szCs w:val="22"/>
-        </w:rPr>
-        <w:t>sources_interval</w:t>
-      </w:r>
-      <w:proofErr w:type="spellEnd"/>
-      <w:r>
-        <w:rPr>
-          <w:rFonts w:asciiTheme="majorHAnsi" w:hAnsiTheme="majorHAnsi" w:cstheme="majorHAnsi"/>
-          <w:szCs w:val="22"/>
-        </w:rPr>
-        <w:t xml:space="preserve"> SOURCES_INTERVAL [SOURCES_INTERVAL ...]</w:t>
+        <w:t>-SINT SOURCES_INTERVAL [SOURCES_INTERVAL ...], --sources_interval SOURCES_INTERVAL [SOURCES_INTERVAL ...]</w:t>
       </w:r>
     </w:p>
     <w:p>
@@ -11724,25 +10649,7 @@
           <w:szCs w:val="22"/>
           <w:lang w:val="fr-FR"/>
         </w:rPr>
-        <w:t>-SLOC SOURCE_LOCATION [SOURCE_LOCATION ...], --</w:t>
-      </w:r>
-      <w:proofErr w:type="spellStart"/>
-      <w:r>
-        <w:rPr>
-          <w:rFonts w:asciiTheme="majorHAnsi" w:hAnsiTheme="majorHAnsi" w:cstheme="majorHAnsi"/>
-          <w:szCs w:val="22"/>
-          <w:lang w:val="fr-FR"/>
-        </w:rPr>
-        <w:t>source_location</w:t>
-      </w:r>
-      <w:proofErr w:type="spellEnd"/>
-      <w:r>
-        <w:rPr>
-          <w:rFonts w:asciiTheme="majorHAnsi" w:hAnsiTheme="majorHAnsi" w:cstheme="majorHAnsi"/>
-          <w:szCs w:val="22"/>
-          <w:lang w:val="fr-FR"/>
-        </w:rPr>
-        <w:t xml:space="preserve"> SOURCE_LOCATION [SOURCE_LOCATION ...]</w:t>
+        <w:t>-SLOC SOURCE_LOCATION [SOURCE_LOCATION ...], --source_location SOURCE_LOCATION [SOURCE_LOCATION ...]</w:t>
       </w:r>
     </w:p>
     <w:p>
@@ -11802,25 +10709,7 @@
           <w:szCs w:val="22"/>
           <w:lang w:val="fr-FR"/>
         </w:rPr>
-        <w:t>-SDX SOURCE_DX, --</w:t>
-      </w:r>
-      <w:proofErr w:type="spellStart"/>
-      <w:r>
-        <w:rPr>
-          <w:rFonts w:asciiTheme="majorHAnsi" w:hAnsiTheme="majorHAnsi" w:cstheme="majorHAnsi"/>
-          <w:szCs w:val="22"/>
-          <w:lang w:val="fr-FR"/>
-        </w:rPr>
-        <w:t>source_dx</w:t>
-      </w:r>
-      <w:proofErr w:type="spellEnd"/>
-      <w:r>
-        <w:rPr>
-          <w:rFonts w:asciiTheme="majorHAnsi" w:hAnsiTheme="majorHAnsi" w:cstheme="majorHAnsi"/>
-          <w:szCs w:val="22"/>
-          <w:lang w:val="fr-FR"/>
-        </w:rPr>
-        <w:t xml:space="preserve"> SOURCE_DX</w:t>
+        <w:t>-SDX SOURCE_DX, --source_dx SOURCE_DX</w:t>
       </w:r>
     </w:p>
     <w:p>
@@ -11902,23 +10791,7 @@
           <w:rFonts w:asciiTheme="majorHAnsi" w:hAnsiTheme="majorHAnsi" w:cstheme="majorHAnsi"/>
           <w:szCs w:val="22"/>
         </w:rPr>
-        <w:t>-SDY SOURCE_DY, --</w:t>
-      </w:r>
-      <w:proofErr w:type="spellStart"/>
-      <w:r>
-        <w:rPr>
-          <w:rFonts w:asciiTheme="majorHAnsi" w:hAnsiTheme="majorHAnsi" w:cstheme="majorHAnsi"/>
-          <w:szCs w:val="22"/>
-        </w:rPr>
-        <w:t>source_dy</w:t>
-      </w:r>
-      <w:proofErr w:type="spellEnd"/>
-      <w:r>
-        <w:rPr>
-          <w:rFonts w:asciiTheme="majorHAnsi" w:hAnsiTheme="majorHAnsi" w:cstheme="majorHAnsi"/>
-          <w:szCs w:val="22"/>
-        </w:rPr>
-        <w:t xml:space="preserve"> SOURCE_DY</w:t>
+        <w:t>-SDY SOURCE_DY, --source_dy SOURCE_DY</w:t>
       </w:r>
     </w:p>
     <w:p>
@@ -11990,25 +10863,7 @@
           <w:szCs w:val="22"/>
           <w:lang w:val="fr-FR"/>
         </w:rPr>
-        <w:t>-SDUR SOURCE_DUR, --</w:t>
-      </w:r>
-      <w:proofErr w:type="spellStart"/>
-      <w:r>
-        <w:rPr>
-          <w:rFonts w:asciiTheme="majorHAnsi" w:hAnsiTheme="majorHAnsi" w:cstheme="majorHAnsi"/>
-          <w:szCs w:val="22"/>
-          <w:lang w:val="fr-FR"/>
-        </w:rPr>
-        <w:t>source_dur</w:t>
-      </w:r>
-      <w:proofErr w:type="spellEnd"/>
-      <w:r>
-        <w:rPr>
-          <w:rFonts w:asciiTheme="majorHAnsi" w:hAnsiTheme="majorHAnsi" w:cstheme="majorHAnsi"/>
-          <w:szCs w:val="22"/>
-          <w:lang w:val="fr-FR"/>
-        </w:rPr>
-        <w:t xml:space="preserve"> SOURCE_DUR</w:t>
+        <w:t>-SDUR SOURCE_DUR, --source_dur SOURCE_DUR</w:t>
       </w:r>
     </w:p>
     <w:p>
@@ -12086,25 +10941,7 @@
           <w:szCs w:val="22"/>
           <w:lang w:val="fr-FR"/>
         </w:rPr>
-        <w:t>-D DOMAIN [DOMAIN ...], --</w:t>
-      </w:r>
-      <w:proofErr w:type="spellStart"/>
-      <w:r>
-        <w:rPr>
-          <w:rFonts w:asciiTheme="majorHAnsi" w:hAnsiTheme="majorHAnsi" w:cstheme="majorHAnsi"/>
-          <w:szCs w:val="22"/>
-          <w:lang w:val="fr-FR"/>
-        </w:rPr>
-        <w:t>domain</w:t>
-      </w:r>
-      <w:proofErr w:type="spellEnd"/>
-      <w:r>
-        <w:rPr>
-          <w:rFonts w:asciiTheme="majorHAnsi" w:hAnsiTheme="majorHAnsi" w:cstheme="majorHAnsi"/>
-          <w:szCs w:val="22"/>
-          <w:lang w:val="fr-FR"/>
-        </w:rPr>
-        <w:t xml:space="preserve"> DOMAIN [DOMAIN ...]</w:t>
+        <w:t>-D DOMAIN [DOMAIN ...], --domain DOMAIN [DOMAIN ...]</w:t>
       </w:r>
     </w:p>
     <w:p>
@@ -12202,7 +11039,6 @@
         </w:rPr>
         <w:t xml:space="preserve"> </w:t>
       </w:r>
-      <w:proofErr w:type="spellStart"/>
       <w:r>
         <w:rPr>
           <w:rFonts w:asciiTheme="majorHAnsi" w:hAnsiTheme="majorHAnsi" w:cstheme="majorHAnsi"/>
@@ -12210,7 +11046,6 @@
         </w:rPr>
         <w:t>NX</w:t>
       </w:r>
-      <w:proofErr w:type="spellEnd"/>
       <w:r>
         <w:rPr>
           <w:rFonts w:asciiTheme="majorHAnsi" w:hAnsiTheme="majorHAnsi" w:cstheme="majorHAnsi"/>
@@ -12223,23 +11058,7 @@
           <w:rFonts w:asciiTheme="majorHAnsi" w:hAnsiTheme="majorHAnsi" w:cstheme="majorHAnsi"/>
           <w:szCs w:val="22"/>
         </w:rPr>
-        <w:t>--</w:t>
-      </w:r>
-      <w:proofErr w:type="spellStart"/>
-      <w:r>
-        <w:rPr>
-          <w:rFonts w:asciiTheme="majorHAnsi" w:hAnsiTheme="majorHAnsi" w:cstheme="majorHAnsi"/>
-          <w:szCs w:val="22"/>
-        </w:rPr>
-        <w:t>nx</w:t>
-      </w:r>
-      <w:proofErr w:type="spellEnd"/>
-      <w:r>
-        <w:rPr>
-          <w:rFonts w:asciiTheme="majorHAnsi" w:hAnsiTheme="majorHAnsi" w:cstheme="majorHAnsi"/>
-          <w:szCs w:val="22"/>
-        </w:rPr>
-        <w:t xml:space="preserve"> NX</w:t>
+        <w:t>--nx NX</w:t>
       </w:r>
     </w:p>
     <w:p>
@@ -12319,7 +11138,6 @@
         </w:rPr>
         <w:t xml:space="preserve"> </w:t>
       </w:r>
-      <w:proofErr w:type="spellStart"/>
       <w:r>
         <w:rPr>
           <w:rFonts w:asciiTheme="majorHAnsi" w:hAnsiTheme="majorHAnsi" w:cstheme="majorHAnsi"/>
@@ -12327,7 +11145,6 @@
         </w:rPr>
         <w:t>NY</w:t>
       </w:r>
-      <w:proofErr w:type="spellEnd"/>
       <w:r>
         <w:rPr>
           <w:rFonts w:asciiTheme="majorHAnsi" w:hAnsiTheme="majorHAnsi" w:cstheme="majorHAnsi"/>
@@ -12340,15 +11157,7 @@
           <w:rFonts w:asciiTheme="majorHAnsi" w:hAnsiTheme="majorHAnsi" w:cstheme="majorHAnsi"/>
           <w:szCs w:val="22"/>
         </w:rPr>
-        <w:t>--</w:t>
-      </w:r>
-      <w:proofErr w:type="spellStart"/>
-      <w:r>
-        <w:rPr>
-          <w:rFonts w:asciiTheme="majorHAnsi" w:hAnsiTheme="majorHAnsi" w:cstheme="majorHAnsi"/>
-          <w:szCs w:val="22"/>
-        </w:rPr>
-        <w:t>n</w:t>
+        <w:t>--n</w:t>
       </w:r>
       <w:r>
         <w:rPr>
@@ -12357,7 +11166,6 @@
         </w:rPr>
         <w:t>y</w:t>
       </w:r>
-      <w:proofErr w:type="spellEnd"/>
       <w:r>
         <w:rPr>
           <w:rFonts w:asciiTheme="majorHAnsi" w:hAnsiTheme="majorHAnsi" w:cstheme="majorHAnsi"/>
@@ -12447,33 +11255,8 @@
           <w:rFonts w:asciiTheme="majorHAnsi" w:hAnsiTheme="majorHAnsi" w:cstheme="majorHAnsi"/>
           <w:szCs w:val="22"/>
         </w:rPr>
-        <w:t xml:space="preserve">-DX </w:t>
-      </w:r>
-      <w:proofErr w:type="spellStart"/>
-      <w:r>
-        <w:rPr>
-          <w:rFonts w:asciiTheme="majorHAnsi" w:hAnsiTheme="majorHAnsi" w:cstheme="majorHAnsi"/>
-          <w:szCs w:val="22"/>
-        </w:rPr>
-        <w:t>DX</w:t>
-      </w:r>
-      <w:proofErr w:type="spellEnd"/>
-      <w:r>
-        <w:rPr>
-          <w:rFonts w:asciiTheme="majorHAnsi" w:hAnsiTheme="majorHAnsi" w:cstheme="majorHAnsi"/>
-          <w:szCs w:val="22"/>
-        </w:rPr>
-        <w:t xml:space="preserve">, --dx </w:t>
-      </w:r>
-      <w:proofErr w:type="spellStart"/>
-      <w:r>
-        <w:rPr>
-          <w:rFonts w:asciiTheme="majorHAnsi" w:hAnsiTheme="majorHAnsi" w:cstheme="majorHAnsi"/>
-          <w:szCs w:val="22"/>
-        </w:rPr>
-        <w:t>DX</w:t>
-      </w:r>
-      <w:proofErr w:type="spellEnd"/>
+        <w:t>-DX DX, --dx DX</w:t>
+      </w:r>
     </w:p>
     <w:p>
       <w:pPr>
@@ -12526,15 +11309,7 @@
           <w:rFonts w:asciiTheme="majorHAnsi" w:hAnsiTheme="majorHAnsi" w:cstheme="majorHAnsi"/>
           <w:szCs w:val="22"/>
         </w:rPr>
-        <w:t xml:space="preserve"> </w:t>
-      </w:r>
-      <w:proofErr w:type="spellStart"/>
-      <w:r>
-        <w:rPr>
-          <w:rFonts w:asciiTheme="majorHAnsi" w:hAnsiTheme="majorHAnsi" w:cstheme="majorHAnsi"/>
-          <w:szCs w:val="22"/>
-        </w:rPr>
-        <w:t>D</w:t>
+        <w:t xml:space="preserve"> D</w:t>
       </w:r>
       <w:r>
         <w:rPr>
@@ -12543,21 +11318,12 @@
         </w:rPr>
         <w:t>Y</w:t>
       </w:r>
-      <w:proofErr w:type="spellEnd"/>
-      <w:r>
-        <w:rPr>
-          <w:rFonts w:asciiTheme="majorHAnsi" w:hAnsiTheme="majorHAnsi" w:cstheme="majorHAnsi"/>
-          <w:szCs w:val="22"/>
-        </w:rPr>
-        <w:t>, --</w:t>
-      </w:r>
-      <w:proofErr w:type="spellStart"/>
-      <w:r>
-        <w:rPr>
-          <w:rFonts w:asciiTheme="majorHAnsi" w:hAnsiTheme="majorHAnsi" w:cstheme="majorHAnsi"/>
-          <w:szCs w:val="22"/>
-        </w:rPr>
-        <w:t>d</w:t>
+      <w:r>
+        <w:rPr>
+          <w:rFonts w:asciiTheme="majorHAnsi" w:hAnsiTheme="majorHAnsi" w:cstheme="majorHAnsi"/>
+          <w:szCs w:val="22"/>
+        </w:rPr>
+        <w:t>, --d</w:t>
       </w:r>
       <w:r>
         <w:rPr>
@@ -12566,7 +11332,6 @@
         </w:rPr>
         <w:t>y</w:t>
       </w:r>
-      <w:proofErr w:type="spellEnd"/>
       <w:r>
         <w:rPr>
           <w:rFonts w:asciiTheme="majorHAnsi" w:hAnsiTheme="majorHAnsi" w:cstheme="majorHAnsi"/>
@@ -12645,25 +11410,7 @@
           <w:szCs w:val="22"/>
           <w:lang w:val="fr-FR"/>
         </w:rPr>
-        <w:t>-SEM SOURCE_EMISSION, --</w:t>
-      </w:r>
-      <w:proofErr w:type="spellStart"/>
-      <w:r>
-        <w:rPr>
-          <w:rFonts w:asciiTheme="majorHAnsi" w:hAnsiTheme="majorHAnsi" w:cstheme="majorHAnsi"/>
-          <w:szCs w:val="22"/>
-          <w:lang w:val="fr-FR"/>
-        </w:rPr>
-        <w:t>source_emission</w:t>
-      </w:r>
-      <w:proofErr w:type="spellEnd"/>
-      <w:r>
-        <w:rPr>
-          <w:rFonts w:asciiTheme="majorHAnsi" w:hAnsiTheme="majorHAnsi" w:cstheme="majorHAnsi"/>
-          <w:szCs w:val="22"/>
-          <w:lang w:val="fr-FR"/>
-        </w:rPr>
-        <w:t xml:space="preserve"> SOURCE_EMISSION</w:t>
+        <w:t>-SEM SOURCE_EMISSION, --source_emission SOURCE_EMISSION</w:t>
       </w:r>
     </w:p>
     <w:p>
@@ -12709,23 +11456,7 @@
           <w:rFonts w:asciiTheme="majorHAnsi" w:hAnsiTheme="majorHAnsi" w:cstheme="majorHAnsi"/>
           <w:szCs w:val="22"/>
         </w:rPr>
-        <w:t>-RER RANDOM_EMISSION, --</w:t>
-      </w:r>
-      <w:proofErr w:type="spellStart"/>
-      <w:r>
-        <w:rPr>
-          <w:rFonts w:asciiTheme="majorHAnsi" w:hAnsiTheme="majorHAnsi" w:cstheme="majorHAnsi"/>
-          <w:szCs w:val="22"/>
-        </w:rPr>
-        <w:t>random_emission</w:t>
-      </w:r>
-      <w:proofErr w:type="spellEnd"/>
-      <w:r>
-        <w:rPr>
-          <w:rFonts w:asciiTheme="majorHAnsi" w:hAnsiTheme="majorHAnsi" w:cstheme="majorHAnsi"/>
-          <w:szCs w:val="22"/>
-        </w:rPr>
-        <w:t xml:space="preserve"> RANDOM_EMISSION</w:t>
+        <w:t>-RER RANDOM_EMISSION, --random_emission RANDOM_EMISSION</w:t>
       </w:r>
     </w:p>
     <w:p>
@@ -12834,23 +11565,7 @@
           <w:rFonts w:asciiTheme="majorHAnsi" w:hAnsiTheme="majorHAnsi" w:cstheme="majorHAnsi"/>
           <w:szCs w:val="22"/>
         </w:rPr>
-        <w:t>--</w:t>
-      </w:r>
-      <w:proofErr w:type="spellStart"/>
-      <w:r>
-        <w:rPr>
-          <w:rFonts w:asciiTheme="majorHAnsi" w:hAnsiTheme="majorHAnsi" w:cstheme="majorHAnsi"/>
-          <w:szCs w:val="22"/>
-        </w:rPr>
-        <w:t>random_emission</w:t>
-      </w:r>
-      <w:proofErr w:type="spellEnd"/>
-      <w:r>
-        <w:rPr>
-          <w:rFonts w:asciiTheme="majorHAnsi" w:hAnsiTheme="majorHAnsi" w:cstheme="majorHAnsi"/>
-          <w:szCs w:val="22"/>
-        </w:rPr>
-        <w:t xml:space="preserve"> RANDOM_EMISSION</w:t>
+        <w:t>--random_emission RANDOM_EMISSION</w:t>
       </w:r>
     </w:p>
     <w:p>
@@ -12876,21 +11591,7 @@
         <w:rPr>
           <w:szCs w:val="22"/>
         </w:rPr>
-        <w:t xml:space="preserve">normal, </w:t>
-      </w:r>
-      <w:proofErr w:type="spellStart"/>
-      <w:r>
-        <w:rPr>
-          <w:szCs w:val="22"/>
-        </w:rPr>
-        <w:t>ecdf</w:t>
-      </w:r>
-      <w:proofErr w:type="spellEnd"/>
-      <w:r>
-        <w:rPr>
-          <w:szCs w:val="22"/>
-        </w:rPr>
-        <w:t xml:space="preserve"> (default: )</w:t>
+        <w:t>normal, ecdf (default: )</w:t>
       </w:r>
       <w:r>
         <w:rPr>
@@ -12922,23 +11623,7 @@
           <w:rFonts w:asciiTheme="majorHAnsi" w:hAnsiTheme="majorHAnsi" w:cstheme="majorHAnsi"/>
           <w:szCs w:val="22"/>
         </w:rPr>
-        <w:t>-PDPAR PROB_DISTR_PARAMS, --</w:t>
-      </w:r>
-      <w:proofErr w:type="spellStart"/>
-      <w:r>
-        <w:rPr>
-          <w:rFonts w:asciiTheme="majorHAnsi" w:hAnsiTheme="majorHAnsi" w:cstheme="majorHAnsi"/>
-          <w:szCs w:val="22"/>
-        </w:rPr>
-        <w:t>prob_distr_params</w:t>
-      </w:r>
-      <w:proofErr w:type="spellEnd"/>
-      <w:r>
-        <w:rPr>
-          <w:rFonts w:asciiTheme="majorHAnsi" w:hAnsiTheme="majorHAnsi" w:cstheme="majorHAnsi"/>
-          <w:szCs w:val="22"/>
-        </w:rPr>
-        <w:t xml:space="preserve"> PROB_DISTR_PARAMS</w:t>
+        <w:t>-PDPAR PROB_DISTR_PARAMS, --prob_distr_params PROB_DISTR_PARAMS</w:t>
       </w:r>
     </w:p>
     <w:p>
@@ -13007,21 +11692,7 @@
         <w:rPr>
           <w:szCs w:val="22"/>
         </w:rPr>
-        <w:t xml:space="preserve">. If -PDEM = </w:t>
-      </w:r>
-      <w:proofErr w:type="spellStart"/>
-      <w:r>
-        <w:rPr>
-          <w:szCs w:val="22"/>
-        </w:rPr>
-        <w:t>ecdf</w:t>
-      </w:r>
-      <w:proofErr w:type="spellEnd"/>
-      <w:r>
-        <w:rPr>
-          <w:szCs w:val="22"/>
-        </w:rPr>
-        <w:t>, a ‘flux.txt’ file should be provided.</w:t>
+        <w:t>. If -PDEM = ecdf, a ‘flux.txt’ file should be provided.</w:t>
       </w:r>
     </w:p>
     <w:p>
@@ -13048,23 +11719,7 @@
           <w:rFonts w:asciiTheme="majorHAnsi" w:hAnsiTheme="majorHAnsi" w:cstheme="majorHAnsi"/>
           <w:szCs w:val="22"/>
         </w:rPr>
-        <w:t>RD RUN_DURATION, --</w:t>
-      </w:r>
-      <w:proofErr w:type="spellStart"/>
-      <w:r>
-        <w:rPr>
-          <w:rFonts w:asciiTheme="majorHAnsi" w:hAnsiTheme="majorHAnsi" w:cstheme="majorHAnsi"/>
-          <w:szCs w:val="22"/>
-        </w:rPr>
-        <w:t>run_duration</w:t>
-      </w:r>
-      <w:proofErr w:type="spellEnd"/>
-      <w:r>
-        <w:rPr>
-          <w:rFonts w:asciiTheme="majorHAnsi" w:hAnsiTheme="majorHAnsi" w:cstheme="majorHAnsi"/>
-          <w:szCs w:val="22"/>
-        </w:rPr>
-        <w:t xml:space="preserve"> RUN_DURATION</w:t>
+        <w:t>RD RUN_DURATION, --run_duration RUN_DURATION</w:t>
       </w:r>
     </w:p>
     <w:p>
@@ -13124,7 +11779,6 @@
         </w:rPr>
         <w:t>--</w:t>
       </w:r>
-      <w:proofErr w:type="spellStart"/>
       <w:r>
         <w:rPr>
           <w:rFonts w:asciiTheme="majorHAnsi" w:hAnsiTheme="majorHAnsi" w:cstheme="majorHAnsi"/>
@@ -13132,7 +11786,6 @@
         </w:rPr>
         <w:t>continuous_simulation</w:t>
       </w:r>
-      <w:proofErr w:type="spellEnd"/>
       <w:r>
         <w:rPr>
           <w:szCs w:val="22"/>
@@ -13157,23 +11810,7 @@
           <w:rFonts w:asciiTheme="majorHAnsi" w:hAnsiTheme="majorHAnsi" w:cstheme="majorHAnsi"/>
           <w:szCs w:val="22"/>
         </w:rPr>
-        <w:t>-OI OUTPUT_INTERVAL, --</w:t>
-      </w:r>
-      <w:proofErr w:type="spellStart"/>
-      <w:r>
-        <w:rPr>
-          <w:rFonts w:asciiTheme="majorHAnsi" w:hAnsiTheme="majorHAnsi" w:cstheme="majorHAnsi"/>
-          <w:szCs w:val="22"/>
-        </w:rPr>
-        <w:t>output_interval</w:t>
-      </w:r>
-      <w:proofErr w:type="spellEnd"/>
-      <w:r>
-        <w:rPr>
-          <w:rFonts w:asciiTheme="majorHAnsi" w:hAnsiTheme="majorHAnsi" w:cstheme="majorHAnsi"/>
-          <w:szCs w:val="22"/>
-        </w:rPr>
-        <w:t xml:space="preserve"> OUTPUT_INTERVAL</w:t>
+        <w:t>-OI OUTPUT_INTERVAL, --output_interval OUTPUT_INTERVAL</w:t>
       </w:r>
     </w:p>
     <w:p>
@@ -13235,21 +11872,7 @@
         <w:rPr>
           <w:rFonts w:asciiTheme="majorHAnsi" w:hAnsiTheme="majorHAnsi" w:cstheme="majorHAnsi"/>
         </w:rPr>
-        <w:t>-OH OUTPUT_HEIGHTS, --</w:t>
-      </w:r>
-      <w:proofErr w:type="spellStart"/>
-      <w:r>
-        <w:rPr>
-          <w:rFonts w:asciiTheme="majorHAnsi" w:hAnsiTheme="majorHAnsi" w:cstheme="majorHAnsi"/>
-        </w:rPr>
-        <w:t>output_heights</w:t>
-      </w:r>
-      <w:proofErr w:type="spellEnd"/>
-      <w:r>
-        <w:rPr>
-          <w:rFonts w:asciiTheme="majorHAnsi" w:hAnsiTheme="majorHAnsi" w:cstheme="majorHAnsi"/>
-        </w:rPr>
-        <w:t xml:space="preserve"> OUTPUT_HEIGHTS</w:t>
+        <w:t>-OH OUTPUT_HEIGHTS, --output_heights OUTPUT_HEIGHTS</w:t>
       </w:r>
     </w:p>
     <w:p>
@@ -13282,23 +11905,7 @@
           <w:rFonts w:asciiTheme="majorHAnsi" w:hAnsiTheme="majorHAnsi" w:cstheme="majorHAnsi"/>
           <w:szCs w:val="22"/>
         </w:rPr>
-        <w:t>-DI DIAGNO, --</w:t>
-      </w:r>
-      <w:proofErr w:type="spellStart"/>
-      <w:r>
-        <w:rPr>
-          <w:rFonts w:asciiTheme="majorHAnsi" w:hAnsiTheme="majorHAnsi" w:cstheme="majorHAnsi"/>
-          <w:szCs w:val="22"/>
-        </w:rPr>
-        <w:t>diagno</w:t>
-      </w:r>
-      <w:proofErr w:type="spellEnd"/>
-      <w:r>
-        <w:rPr>
-          <w:rFonts w:asciiTheme="majorHAnsi" w:hAnsiTheme="majorHAnsi" w:cstheme="majorHAnsi"/>
-          <w:szCs w:val="22"/>
-        </w:rPr>
-        <w:t xml:space="preserve"> DIAGNO</w:t>
+        <w:t>-DI DIAGNO, --diagno DIAGNO</w:t>
       </w:r>
     </w:p>
     <w:p>
@@ -13390,25 +11997,7 @@
           <w:szCs w:val="22"/>
           <w:lang w:val="it-IT"/>
         </w:rPr>
-        <w:t>DM DISPERSION_MODEL, --</w:t>
-      </w:r>
-      <w:proofErr w:type="spellStart"/>
-      <w:r>
-        <w:rPr>
-          <w:rFonts w:asciiTheme="majorHAnsi" w:hAnsiTheme="majorHAnsi" w:cstheme="majorHAnsi"/>
-          <w:szCs w:val="22"/>
-          <w:lang w:val="it-IT"/>
-        </w:rPr>
-        <w:t>dispersion_model</w:t>
-      </w:r>
-      <w:proofErr w:type="spellEnd"/>
-      <w:r>
-        <w:rPr>
-          <w:rFonts w:asciiTheme="majorHAnsi" w:hAnsiTheme="majorHAnsi" w:cstheme="majorHAnsi"/>
-          <w:szCs w:val="22"/>
-          <w:lang w:val="it-IT"/>
-        </w:rPr>
-        <w:t xml:space="preserve"> DISPERSION_MODEL</w:t>
+        <w:t>DM DISPERSION_MODEL, --dispersion_model DISPERSION_MODEL</w:t>
       </w:r>
     </w:p>
     <w:p>
@@ -13436,7 +12025,6 @@
         </w:rPr>
         <w:t xml:space="preserve">, </w:t>
       </w:r>
-      <w:proofErr w:type="spellStart"/>
       <w:r>
         <w:rPr>
           <w:szCs w:val="22"/>
@@ -13449,7 +12037,6 @@
         </w:rPr>
         <w:t>isgas</w:t>
       </w:r>
-      <w:proofErr w:type="spellEnd"/>
       <w:r>
         <w:rPr>
           <w:szCs w:val="22"/>
@@ -13498,23 +12085,7 @@
           <w:rFonts w:asciiTheme="majorHAnsi" w:hAnsiTheme="majorHAnsi" w:cstheme="majorHAnsi"/>
           <w:szCs w:val="22"/>
         </w:rPr>
-        <w:t>-US USE_SLURM, --</w:t>
-      </w:r>
-      <w:proofErr w:type="spellStart"/>
-      <w:r>
-        <w:rPr>
-          <w:rFonts w:asciiTheme="majorHAnsi" w:hAnsiTheme="majorHAnsi" w:cstheme="majorHAnsi"/>
-          <w:szCs w:val="22"/>
-        </w:rPr>
-        <w:t>use_slurm</w:t>
-      </w:r>
-      <w:proofErr w:type="spellEnd"/>
-      <w:r>
-        <w:rPr>
-          <w:rFonts w:asciiTheme="majorHAnsi" w:hAnsiTheme="majorHAnsi" w:cstheme="majorHAnsi"/>
-          <w:szCs w:val="22"/>
-        </w:rPr>
-        <w:t xml:space="preserve"> USE_SLURM</w:t>
+        <w:t>-US USE_SLURM, --use_slurm USE_SLURM</w:t>
       </w:r>
     </w:p>
     <w:p>
@@ -13528,69 +12099,13 @@
         <w:rPr>
           <w:szCs w:val="22"/>
         </w:rPr>
-        <w:t xml:space="preserve">Option to run the simulation tools via </w:t>
-      </w:r>
-      <w:proofErr w:type="spellStart"/>
-      <w:r>
-        <w:rPr>
-          <w:szCs w:val="22"/>
-        </w:rPr>
-        <w:t>Slurm</w:t>
-      </w:r>
-      <w:proofErr w:type="spellEnd"/>
-      <w:r>
-        <w:rPr>
-          <w:szCs w:val="22"/>
-        </w:rPr>
-        <w:t xml:space="preserve"> Workload Manager if available on the system. </w:t>
-      </w:r>
-      <w:r>
-        <w:rPr>
-          <w:szCs w:val="22"/>
-        </w:rPr>
-        <w:t xml:space="preserve">The </w:t>
-      </w:r>
-      <w:proofErr w:type="spellStart"/>
-      <w:r>
-        <w:rPr>
-          <w:szCs w:val="22"/>
-        </w:rPr>
-        <w:t>slurm</w:t>
-      </w:r>
-      <w:proofErr w:type="spellEnd"/>
-      <w:r>
-        <w:rPr>
-          <w:szCs w:val="22"/>
-        </w:rPr>
-        <w:t xml:space="preserve"> commands are launched from within the Python scripts and the available resources are allocated based on the available nodes on the selected partition (see -SP --</w:t>
-      </w:r>
-      <w:proofErr w:type="spellStart"/>
-      <w:r>
-        <w:rPr>
-          <w:szCs w:val="22"/>
-        </w:rPr>
-        <w:t>slurm_partition</w:t>
-      </w:r>
-      <w:proofErr w:type="spellEnd"/>
-      <w:r>
-        <w:rPr>
-          <w:szCs w:val="22"/>
-        </w:rPr>
-        <w:t xml:space="preserve"> option) and the number of simultaneous processes (via the -N --</w:t>
-      </w:r>
-      <w:proofErr w:type="spellStart"/>
-      <w:r>
-        <w:rPr>
-          <w:szCs w:val="22"/>
-        </w:rPr>
-        <w:t>nproc</w:t>
-      </w:r>
-      <w:proofErr w:type="spellEnd"/>
-      <w:r>
-        <w:rPr>
-          <w:szCs w:val="22"/>
-        </w:rPr>
-        <w:t xml:space="preserve"> command).</w:t>
+        <w:t xml:space="preserve">Option to run the simulation tools via Slurm Workload Manager if available on the system. </w:t>
+      </w:r>
+      <w:r>
+        <w:rPr>
+          <w:szCs w:val="22"/>
+        </w:rPr>
+        <w:t>The slurm commands are launched from within the Python scripts and the available resources are allocated based on the available nodes on the selected partition (see -SP --slurm_partition option) and the number of simultaneous processes (via the -N --nproc command).</w:t>
       </w:r>
     </w:p>
     <w:p>
@@ -13610,23 +12125,7 @@
           <w:rFonts w:asciiTheme="majorHAnsi" w:hAnsiTheme="majorHAnsi" w:cstheme="majorHAnsi"/>
           <w:szCs w:val="22"/>
         </w:rPr>
-        <w:t>-SP SLURM_PARTITION, --</w:t>
-      </w:r>
-      <w:proofErr w:type="spellStart"/>
-      <w:r>
-        <w:rPr>
-          <w:rFonts w:asciiTheme="majorHAnsi" w:hAnsiTheme="majorHAnsi" w:cstheme="majorHAnsi"/>
-          <w:szCs w:val="22"/>
-        </w:rPr>
-        <w:t>slurm_partition</w:t>
-      </w:r>
-      <w:proofErr w:type="spellEnd"/>
-      <w:r>
-        <w:rPr>
-          <w:rFonts w:asciiTheme="majorHAnsi" w:hAnsiTheme="majorHAnsi" w:cstheme="majorHAnsi"/>
-          <w:szCs w:val="22"/>
-        </w:rPr>
-        <w:t xml:space="preserve"> SLURM_PARTITION</w:t>
+        <w:t>-SP SLURM_PARTITION, --slurm_partition SLURM_PARTITION</w:t>
       </w:r>
     </w:p>
     <w:p>
@@ -13640,21 +12139,7 @@
         <w:rPr>
           <w:szCs w:val="22"/>
         </w:rPr>
-        <w:t xml:space="preserve">Name of the cluster partition where to run the simulations managed by </w:t>
-      </w:r>
-      <w:proofErr w:type="spellStart"/>
-      <w:r>
-        <w:rPr>
-          <w:szCs w:val="22"/>
-        </w:rPr>
-        <w:t>Slurm</w:t>
-      </w:r>
-      <w:proofErr w:type="spellEnd"/>
-      <w:r>
-        <w:rPr>
-          <w:szCs w:val="22"/>
-        </w:rPr>
-        <w:t>.</w:t>
+        <w:t>Name of the cluster partition where to run the simulations managed by Slurm.</w:t>
       </w:r>
     </w:p>
     <w:p>
@@ -13674,23 +12159,7 @@
           <w:rFonts w:asciiTheme="majorHAnsi" w:hAnsiTheme="majorHAnsi" w:cstheme="majorHAnsi"/>
           <w:szCs w:val="22"/>
         </w:rPr>
-        <w:t>-TS TRACKING_SPECIE, --</w:t>
-      </w:r>
-      <w:proofErr w:type="spellStart"/>
-      <w:r>
-        <w:rPr>
-          <w:rFonts w:asciiTheme="majorHAnsi" w:hAnsiTheme="majorHAnsi" w:cstheme="majorHAnsi"/>
-          <w:szCs w:val="22"/>
-        </w:rPr>
-        <w:t>tracking_specie</w:t>
-      </w:r>
-      <w:proofErr w:type="spellEnd"/>
-      <w:r>
-        <w:rPr>
-          <w:rFonts w:asciiTheme="majorHAnsi" w:hAnsiTheme="majorHAnsi" w:cstheme="majorHAnsi"/>
-          <w:szCs w:val="22"/>
-        </w:rPr>
-        <w:t xml:space="preserve"> TRACKING_SPECIE</w:t>
+        <w:t>-TS TRACKING_SPECIE, --tracking_specie TRACKING_SPECIE</w:t>
       </w:r>
     </w:p>
     <w:p>
@@ -13764,14 +12233,12 @@
       <w:r>
         <w:t xml:space="preserve">All the processed outputs are stored in the folder </w:t>
       </w:r>
-      <w:proofErr w:type="spellStart"/>
       <w:r>
         <w:rPr>
           <w:rFonts w:asciiTheme="majorHAnsi" w:hAnsiTheme="majorHAnsi" w:cstheme="majorHAnsi"/>
         </w:rPr>
         <w:t>post_processing</w:t>
       </w:r>
-      <w:proofErr w:type="spellEnd"/>
       <w:r>
         <w:rPr>
           <w:rFonts w:cs="Times New Roman"/>
@@ -13878,23 +12345,7 @@
           <w:rFonts w:asciiTheme="majorHAnsi" w:hAnsiTheme="majorHAnsi" w:cstheme="majorHAnsi"/>
           <w:szCs w:val="22"/>
         </w:rPr>
-        <w:t xml:space="preserve">-P PLOT, --plot </w:t>
-      </w:r>
-      <w:proofErr w:type="spellStart"/>
-      <w:r>
-        <w:rPr>
-          <w:rFonts w:asciiTheme="majorHAnsi" w:hAnsiTheme="majorHAnsi" w:cstheme="majorHAnsi"/>
-          <w:szCs w:val="22"/>
-        </w:rPr>
-        <w:t>PLOT</w:t>
-      </w:r>
-      <w:proofErr w:type="spellEnd"/>
-      <w:r>
-        <w:rPr>
-          <w:rFonts w:asciiTheme="majorHAnsi" w:hAnsiTheme="majorHAnsi" w:cstheme="majorHAnsi"/>
-          <w:szCs w:val="22"/>
-        </w:rPr>
-        <w:t xml:space="preserve">  </w:t>
+        <w:t xml:space="preserve">-P PLOT, --plot PLOT  </w:t>
       </w:r>
     </w:p>
     <w:p>
@@ -13981,7 +12432,6 @@
         </w:rPr>
         <w:t>, --</w:t>
       </w:r>
-      <w:proofErr w:type="spellStart"/>
       <w:r>
         <w:rPr>
           <w:rFonts w:asciiTheme="majorHAnsi" w:hAnsiTheme="majorHAnsi" w:cstheme="majorHAnsi"/>
@@ -13989,7 +12439,6 @@
         </w:rPr>
         <w:t>calculate_ecdf</w:t>
       </w:r>
-      <w:proofErr w:type="spellEnd"/>
       <w:r>
         <w:rPr>
           <w:rFonts w:asciiTheme="majorHAnsi" w:hAnsiTheme="majorHAnsi" w:cstheme="majorHAnsi"/>
@@ -14113,17 +12562,8 @@
           <w:rFonts w:asciiTheme="majorHAnsi" w:hAnsiTheme="majorHAnsi" w:cstheme="majorHAnsi"/>
           <w:szCs w:val="22"/>
         </w:rPr>
-        <w:t>-EX --</w:t>
-      </w:r>
-      <w:proofErr w:type="spellStart"/>
-      <w:r>
-        <w:rPr>
-          <w:rFonts w:asciiTheme="majorHAnsi" w:hAnsiTheme="majorHAnsi" w:cstheme="majorHAnsi"/>
-          <w:szCs w:val="22"/>
-        </w:rPr>
-        <w:t>ex_prob</w:t>
-      </w:r>
-      <w:proofErr w:type="spellEnd"/>
+        <w:t>-EX --ex_prob</w:t>
+      </w:r>
       <w:r>
         <w:rPr>
           <w:szCs w:val="22"/>
@@ -14150,25 +12590,7 @@
           <w:szCs w:val="22"/>
           <w:lang w:val="it-IT"/>
         </w:rPr>
-        <w:t>-EX EX_PROB [EX_PROB ...], --</w:t>
-      </w:r>
-      <w:proofErr w:type="spellStart"/>
-      <w:r>
-        <w:rPr>
-          <w:rFonts w:asciiTheme="majorHAnsi" w:hAnsiTheme="majorHAnsi" w:cstheme="majorHAnsi"/>
-          <w:szCs w:val="22"/>
-          <w:lang w:val="it-IT"/>
-        </w:rPr>
-        <w:t>ex_prob</w:t>
-      </w:r>
-      <w:proofErr w:type="spellEnd"/>
-      <w:r>
-        <w:rPr>
-          <w:rFonts w:asciiTheme="majorHAnsi" w:hAnsiTheme="majorHAnsi" w:cstheme="majorHAnsi"/>
-          <w:szCs w:val="22"/>
-          <w:lang w:val="it-IT"/>
-        </w:rPr>
-        <w:t xml:space="preserve"> EX_PROB [EX_PROB ...]</w:t>
+        <w:t>-EX EX_PROB [EX_PROB ...], --ex_prob EX_PROB [EX_PROB ...]</w:t>
       </w:r>
     </w:p>
     <w:p>
@@ -14184,13 +12606,8 @@
         </w:rPr>
         <w:t>C</w:t>
       </w:r>
-      <w:proofErr w:type="spellStart"/>
-      <w:r>
-        <w:t>omma</w:t>
-      </w:r>
-      <w:proofErr w:type="spellEnd"/>
-      <w:r>
-        <w:t xml:space="preserve">-separated </w:t>
+      <w:r>
+        <w:t xml:space="preserve">omma-separated </w:t>
       </w:r>
       <w:r>
         <w:rPr>
@@ -14240,17 +12657,8 @@
           <w:rFonts w:asciiTheme="majorHAnsi" w:hAnsiTheme="majorHAnsi" w:cstheme="majorHAnsi"/>
           <w:szCs w:val="22"/>
         </w:rPr>
-        <w:t xml:space="preserve">-PER PERSISTENCE, --persistence </w:t>
-      </w:r>
-      <w:proofErr w:type="spellStart"/>
-      <w:r>
-        <w:rPr>
-          <w:rFonts w:asciiTheme="majorHAnsi" w:hAnsiTheme="majorHAnsi" w:cstheme="majorHAnsi"/>
-          <w:szCs w:val="22"/>
-        </w:rPr>
-        <w:t>PERSISTENCE</w:t>
-      </w:r>
-      <w:proofErr w:type="spellEnd"/>
+        <w:t>-PER PERSISTENCE, --persistence PERSISTENCE</w:t>
+      </w:r>
     </w:p>
     <w:p>
       <w:pPr>
@@ -14313,23 +12721,7 @@
           <w:rFonts w:asciiTheme="majorHAnsi" w:hAnsiTheme="majorHAnsi" w:cstheme="majorHAnsi"/>
           <w:szCs w:val="22"/>
         </w:rPr>
-        <w:t>-T TIME_STEPS [TIME_STEPS ...], --</w:t>
-      </w:r>
-      <w:proofErr w:type="spellStart"/>
-      <w:r>
-        <w:rPr>
-          <w:rFonts w:asciiTheme="majorHAnsi" w:hAnsiTheme="majorHAnsi" w:cstheme="majorHAnsi"/>
-          <w:szCs w:val="22"/>
-        </w:rPr>
-        <w:t>time_steps</w:t>
-      </w:r>
-      <w:proofErr w:type="spellEnd"/>
-      <w:r>
-        <w:rPr>
-          <w:rFonts w:asciiTheme="majorHAnsi" w:hAnsiTheme="majorHAnsi" w:cstheme="majorHAnsi"/>
-          <w:szCs w:val="22"/>
-        </w:rPr>
-        <w:t xml:space="preserve"> TIME_STEPS [TIME_STEPS ...]</w:t>
+        <w:t>-T TIME_STEPS [TIME_STEPS ...], --time_steps TIME_STEPS [TIME_STEPS ...]</w:t>
       </w:r>
     </w:p>
     <w:p>
@@ -14345,13 +12737,8 @@
         </w:rPr>
         <w:t>C</w:t>
       </w:r>
-      <w:proofErr w:type="spellStart"/>
-      <w:r>
-        <w:t>omma</w:t>
-      </w:r>
-      <w:proofErr w:type="spellEnd"/>
-      <w:r>
-        <w:t xml:space="preserve">-separated </w:t>
+      <w:r>
+        <w:t xml:space="preserve">omma-separated </w:t>
       </w:r>
       <w:r>
         <w:rPr>
@@ -14431,23 +12818,7 @@
           <w:rFonts w:asciiTheme="majorHAnsi" w:hAnsiTheme="majorHAnsi" w:cstheme="majorHAnsi"/>
           <w:szCs w:val="22"/>
         </w:rPr>
-        <w:t xml:space="preserve">-L LEVELS [LEVELS ...], --levels </w:t>
-      </w:r>
-      <w:proofErr w:type="spellStart"/>
-      <w:r>
-        <w:rPr>
-          <w:rFonts w:asciiTheme="majorHAnsi" w:hAnsiTheme="majorHAnsi" w:cstheme="majorHAnsi"/>
-          <w:szCs w:val="22"/>
-        </w:rPr>
-        <w:t>LEVELS</w:t>
-      </w:r>
-      <w:proofErr w:type="spellEnd"/>
-      <w:r>
-        <w:rPr>
-          <w:rFonts w:asciiTheme="majorHAnsi" w:hAnsiTheme="majorHAnsi" w:cstheme="majorHAnsi"/>
-          <w:szCs w:val="22"/>
-        </w:rPr>
-        <w:t xml:space="preserve"> [LEVELS ...]</w:t>
+        <w:t>-L LEVELS [LEVELS ...], --levels LEVELS [LEVELS ...]</w:t>
       </w:r>
     </w:p>
     <w:p>
@@ -14463,13 +12834,8 @@
         </w:rPr>
         <w:t>C</w:t>
       </w:r>
-      <w:proofErr w:type="spellStart"/>
-      <w:r>
-        <w:t>omma</w:t>
-      </w:r>
-      <w:proofErr w:type="spellEnd"/>
-      <w:r>
-        <w:t xml:space="preserve">-separated </w:t>
+      <w:r>
+        <w:t xml:space="preserve">omma-separated </w:t>
       </w:r>
       <w:r>
         <w:rPr>
@@ -14537,23 +12903,7 @@
           <w:rFonts w:asciiTheme="majorHAnsi" w:hAnsiTheme="majorHAnsi" w:cstheme="majorHAnsi"/>
           <w:szCs w:val="22"/>
         </w:rPr>
-        <w:t>-D DAYS_PLOT [DAYS_PLOT ...], --</w:t>
-      </w:r>
-      <w:proofErr w:type="spellStart"/>
-      <w:r>
-        <w:rPr>
-          <w:rFonts w:asciiTheme="majorHAnsi" w:hAnsiTheme="majorHAnsi" w:cstheme="majorHAnsi"/>
-          <w:szCs w:val="22"/>
-        </w:rPr>
-        <w:t>days_plot</w:t>
-      </w:r>
-      <w:proofErr w:type="spellEnd"/>
-      <w:r>
-        <w:rPr>
-          <w:rFonts w:asciiTheme="majorHAnsi" w:hAnsiTheme="majorHAnsi" w:cstheme="majorHAnsi"/>
-          <w:szCs w:val="22"/>
-        </w:rPr>
-        <w:t xml:space="preserve"> DAYS_PLOT [DAYS_PLOT ...]</w:t>
+        <w:t>-D DAYS_PLOT [DAYS_PLOT ...], --days_plot DAYS_PLOT [DAYS_PLOT ...]</w:t>
       </w:r>
     </w:p>
     <w:p>
@@ -14569,13 +12919,8 @@
         </w:rPr>
         <w:t>C</w:t>
       </w:r>
-      <w:proofErr w:type="spellStart"/>
-      <w:r>
-        <w:t>omma</w:t>
-      </w:r>
-      <w:proofErr w:type="spellEnd"/>
-      <w:r>
-        <w:t xml:space="preserve">-separated </w:t>
+      <w:r>
+        <w:t xml:space="preserve">omma-separated </w:t>
       </w:r>
       <w:r>
         <w:rPr>
@@ -14649,17 +12994,8 @@
           <w:rFonts w:asciiTheme="majorHAnsi" w:hAnsiTheme="majorHAnsi" w:cstheme="majorHAnsi"/>
           <w:szCs w:val="22"/>
         </w:rPr>
-        <w:t xml:space="preserve">-C CONVERT, --convert </w:t>
-      </w:r>
-      <w:proofErr w:type="spellStart"/>
-      <w:r>
-        <w:rPr>
-          <w:rFonts w:asciiTheme="majorHAnsi" w:hAnsiTheme="majorHAnsi" w:cstheme="majorHAnsi"/>
-          <w:szCs w:val="22"/>
-        </w:rPr>
-        <w:t>CONVERT</w:t>
-      </w:r>
-      <w:proofErr w:type="spellEnd"/>
+        <w:t>-C CONVERT, --convert CONVERT</w:t>
+      </w:r>
     </w:p>
     <w:p>
       <w:pPr>
@@ -14725,25 +13061,7 @@
           <w:szCs w:val="22"/>
           <w:lang w:val="nl-NL"/>
         </w:rPr>
-        <w:t xml:space="preserve">-S SPECIES [SPECIES ...], --species </w:t>
-      </w:r>
-      <w:proofErr w:type="spellStart"/>
-      <w:r>
-        <w:rPr>
-          <w:rFonts w:asciiTheme="majorHAnsi" w:hAnsiTheme="majorHAnsi" w:cstheme="majorHAnsi"/>
-          <w:szCs w:val="22"/>
-          <w:lang w:val="nl-NL"/>
-        </w:rPr>
-        <w:t>SPECIES</w:t>
-      </w:r>
-      <w:proofErr w:type="spellEnd"/>
-      <w:r>
-        <w:rPr>
-          <w:rFonts w:asciiTheme="majorHAnsi" w:hAnsiTheme="majorHAnsi" w:cstheme="majorHAnsi"/>
-          <w:szCs w:val="22"/>
-          <w:lang w:val="nl-NL"/>
-        </w:rPr>
-        <w:t xml:space="preserve"> [SPECIES ...]</w:t>
+        <w:t>-S SPECIES [SPECIES ...], --species SPECIES [SPECIES ...]</w:t>
       </w:r>
     </w:p>
     <w:p>
@@ -14759,13 +13077,8 @@
         </w:rPr>
         <w:t>C</w:t>
       </w:r>
-      <w:proofErr w:type="spellStart"/>
-      <w:r>
-        <w:t>omma</w:t>
-      </w:r>
-      <w:proofErr w:type="spellEnd"/>
-      <w:r>
-        <w:t xml:space="preserve">-separated </w:t>
+      <w:r>
+        <w:t xml:space="preserve">omma-separated </w:t>
       </w:r>
       <w:r>
         <w:rPr>
@@ -14809,23 +13122,7 @@
           <w:rFonts w:asciiTheme="majorHAnsi" w:hAnsiTheme="majorHAnsi" w:cstheme="majorHAnsi"/>
           <w:szCs w:val="22"/>
         </w:rPr>
-        <w:t>TS TRACKING_SPECIE, --</w:t>
-      </w:r>
-      <w:proofErr w:type="spellStart"/>
-      <w:r>
-        <w:rPr>
-          <w:rFonts w:asciiTheme="majorHAnsi" w:hAnsiTheme="majorHAnsi" w:cstheme="majorHAnsi"/>
-          <w:szCs w:val="22"/>
-        </w:rPr>
-        <w:t>tracking_specie</w:t>
-      </w:r>
-      <w:proofErr w:type="spellEnd"/>
-      <w:r>
-        <w:rPr>
-          <w:rFonts w:asciiTheme="majorHAnsi" w:hAnsiTheme="majorHAnsi" w:cstheme="majorHAnsi"/>
-          <w:szCs w:val="22"/>
-        </w:rPr>
-        <w:t xml:space="preserve"> TRACKING_SPECIE</w:t>
+        <w:t>TS TRACKING_SPECIE, --tracking_specie TRACKING_SPECIE</w:t>
       </w:r>
     </w:p>
     <w:p>
@@ -14871,23 +13168,7 @@
           <w:rFonts w:asciiTheme="majorHAnsi" w:hAnsiTheme="majorHAnsi" w:cstheme="majorHAnsi"/>
           <w:szCs w:val="22"/>
         </w:rPr>
-        <w:t>-N NPROC, --</w:t>
-      </w:r>
-      <w:proofErr w:type="spellStart"/>
-      <w:r>
-        <w:rPr>
-          <w:rFonts w:asciiTheme="majorHAnsi" w:hAnsiTheme="majorHAnsi" w:cstheme="majorHAnsi"/>
-          <w:szCs w:val="22"/>
-        </w:rPr>
-        <w:t>nproc</w:t>
-      </w:r>
-      <w:proofErr w:type="spellEnd"/>
-      <w:r>
-        <w:rPr>
-          <w:rFonts w:asciiTheme="majorHAnsi" w:hAnsiTheme="majorHAnsi" w:cstheme="majorHAnsi"/>
-          <w:szCs w:val="22"/>
-        </w:rPr>
-        <w:t xml:space="preserve"> NPROC</w:t>
+        <w:t>-N NPROC, --nproc NPROC</w:t>
       </w:r>
     </w:p>
     <w:p>
@@ -14921,17 +13202,8 @@
           <w:rFonts w:asciiTheme="majorHAnsi" w:hAnsiTheme="majorHAnsi" w:cstheme="majorHAnsi"/>
           <w:szCs w:val="22"/>
         </w:rPr>
-        <w:t xml:space="preserve">-U UNITS, --units </w:t>
-      </w:r>
-      <w:proofErr w:type="spellStart"/>
-      <w:r>
-        <w:rPr>
-          <w:rFonts w:asciiTheme="majorHAnsi" w:hAnsiTheme="majorHAnsi" w:cstheme="majorHAnsi"/>
-          <w:szCs w:val="22"/>
-        </w:rPr>
-        <w:t>UNITS</w:t>
-      </w:r>
-      <w:proofErr w:type="spellEnd"/>
+        <w:t>-U UNITS, --units UNITS</w:t>
+      </w:r>
     </w:p>
     <w:p>
       <w:pPr>
@@ -15068,23 +13340,7 @@
           <w:rFonts w:asciiTheme="majorHAnsi" w:hAnsiTheme="majorHAnsi" w:cstheme="majorHAnsi"/>
           <w:szCs w:val="22"/>
         </w:rPr>
-        <w:t>-PL PLOT_LIMITS [PLOT_LIMITS ...], --</w:t>
-      </w:r>
-      <w:proofErr w:type="spellStart"/>
-      <w:r>
-        <w:rPr>
-          <w:rFonts w:asciiTheme="majorHAnsi" w:hAnsiTheme="majorHAnsi" w:cstheme="majorHAnsi"/>
-          <w:szCs w:val="22"/>
-        </w:rPr>
-        <w:t>plot_limits</w:t>
-      </w:r>
-      <w:proofErr w:type="spellEnd"/>
-      <w:r>
-        <w:rPr>
-          <w:rFonts w:asciiTheme="majorHAnsi" w:hAnsiTheme="majorHAnsi" w:cstheme="majorHAnsi"/>
-          <w:szCs w:val="22"/>
-        </w:rPr>
-        <w:t xml:space="preserve"> PLOT_LIMITS [PLOT_LIMITS ...]</w:t>
+        <w:t>-PL PLOT_LIMITS [PLOT_LIMITS ...], --plot_limits PLOT_LIMITS [PLOT_LIMITS ...]</w:t>
       </w:r>
     </w:p>
     <w:p>
@@ -15162,25 +13418,7 @@
           <w:szCs w:val="22"/>
           <w:lang w:val="fr-FR"/>
         </w:rPr>
-        <w:t>-PI PLOT_ISOLINES, --</w:t>
-      </w:r>
-      <w:proofErr w:type="spellStart"/>
-      <w:r>
-        <w:rPr>
-          <w:rFonts w:asciiTheme="majorHAnsi" w:hAnsiTheme="majorHAnsi" w:cstheme="majorHAnsi"/>
-          <w:szCs w:val="22"/>
-          <w:lang w:val="fr-FR"/>
-        </w:rPr>
-        <w:t>plot_isolines</w:t>
-      </w:r>
-      <w:proofErr w:type="spellEnd"/>
-      <w:r>
-        <w:rPr>
-          <w:rFonts w:asciiTheme="majorHAnsi" w:hAnsiTheme="majorHAnsi" w:cstheme="majorHAnsi"/>
-          <w:szCs w:val="22"/>
-          <w:lang w:val="fr-FR"/>
-        </w:rPr>
-        <w:t xml:space="preserve"> PLOT_ISOLINES</w:t>
+        <w:t>-PI PLOT_ISOLINES, --plot_isolines PLOT_ISOLINES</w:t>
       </w:r>
     </w:p>
     <w:p>
@@ -15214,23 +13452,7 @@
           <w:rFonts w:asciiTheme="majorHAnsi" w:hAnsiTheme="majorHAnsi" w:cstheme="majorHAnsi"/>
           <w:szCs w:val="22"/>
         </w:rPr>
-        <w:t>-TA TIME_AV, --</w:t>
-      </w:r>
-      <w:proofErr w:type="spellStart"/>
-      <w:r>
-        <w:rPr>
-          <w:rFonts w:asciiTheme="majorHAnsi" w:hAnsiTheme="majorHAnsi" w:cstheme="majorHAnsi"/>
-          <w:szCs w:val="22"/>
-        </w:rPr>
-        <w:t>time_av</w:t>
-      </w:r>
-      <w:proofErr w:type="spellEnd"/>
-      <w:r>
-        <w:rPr>
-          <w:rFonts w:asciiTheme="majorHAnsi" w:hAnsiTheme="majorHAnsi" w:cstheme="majorHAnsi"/>
-          <w:szCs w:val="22"/>
-        </w:rPr>
-        <w:t xml:space="preserve"> TIME_AV</w:t>
+        <w:t>-TA TIME_AV, --time_av TIME_AV</w:t>
       </w:r>
     </w:p>
     <w:p>
@@ -15295,23 +13517,7 @@
           <w:rFonts w:asciiTheme="majorHAnsi" w:hAnsiTheme="majorHAnsi" w:cstheme="majorHAnsi"/>
           <w:szCs w:val="22"/>
         </w:rPr>
-        <w:t>OF OUTPUT_FORMAT, --</w:t>
-      </w:r>
-      <w:proofErr w:type="spellStart"/>
-      <w:r>
-        <w:rPr>
-          <w:rFonts w:asciiTheme="majorHAnsi" w:hAnsiTheme="majorHAnsi" w:cstheme="majorHAnsi"/>
-          <w:szCs w:val="22"/>
-        </w:rPr>
-        <w:t>output_format</w:t>
-      </w:r>
-      <w:proofErr w:type="spellEnd"/>
-      <w:r>
-        <w:rPr>
-          <w:rFonts w:asciiTheme="majorHAnsi" w:hAnsiTheme="majorHAnsi" w:cstheme="majorHAnsi"/>
-          <w:szCs w:val="22"/>
-        </w:rPr>
-        <w:t xml:space="preserve"> OUTPUT_FORMAT</w:t>
+        <w:t>OF OUTPUT_FORMAT, --output_format OUTPUT_FORMAT</w:t>
       </w:r>
     </w:p>
     <w:p>
@@ -15382,21 +13588,12 @@
         </w:rPr>
         <w:t>, --</w:t>
       </w:r>
-      <w:proofErr w:type="spellStart"/>
-      <w:r>
-        <w:rPr>
-          <w:rFonts w:asciiTheme="majorHAnsi" w:hAnsiTheme="majorHAnsi" w:cstheme="majorHAnsi"/>
-          <w:szCs w:val="22"/>
-        </w:rPr>
-        <w:t>plot_topography</w:t>
-      </w:r>
-      <w:proofErr w:type="spellEnd"/>
-      <w:r>
-        <w:rPr>
-          <w:rFonts w:asciiTheme="majorHAnsi" w:hAnsiTheme="majorHAnsi" w:cstheme="majorHAnsi"/>
-          <w:szCs w:val="22"/>
-        </w:rPr>
-        <w:t xml:space="preserve"> PLOT_TOPOGRAPHY</w:t>
+      <w:r>
+        <w:rPr>
+          <w:rFonts w:asciiTheme="majorHAnsi" w:hAnsiTheme="majorHAnsi" w:cstheme="majorHAnsi"/>
+          <w:szCs w:val="22"/>
+        </w:rPr>
+        <w:t>plot_topography PLOT_TOPOGRAPHY</w:t>
       </w:r>
     </w:p>
     <w:p>
@@ -15410,21 +13607,7 @@
         <w:rPr>
           <w:szCs w:val="22"/>
         </w:rPr>
-        <w:t xml:space="preserve">Plot an additional layer representing the topography elevation in the graphical outputs. This is based on the </w:t>
-      </w:r>
-      <w:proofErr w:type="spellStart"/>
-      <w:r>
-        <w:rPr>
-          <w:szCs w:val="22"/>
-        </w:rPr>
-        <w:t>topography.grd</w:t>
-      </w:r>
-      <w:proofErr w:type="spellEnd"/>
-      <w:r>
-        <w:rPr>
-          <w:szCs w:val="22"/>
-        </w:rPr>
-        <w:t xml:space="preserve"> file. Note that this add significant extra time in the post processing.</w:t>
+        <w:t>Plot an additional layer representing the topography elevation in the graphical outputs. This is based on the topography.grd file. Note that this add significant extra time in the post processing.</w:t>
       </w:r>
     </w:p>
     <w:p>
@@ -15444,23 +13627,7 @@
           <w:rFonts w:asciiTheme="majorHAnsi" w:hAnsiTheme="majorHAnsi" w:cstheme="majorHAnsi"/>
           <w:szCs w:val="22"/>
         </w:rPr>
-        <w:t>-TI TOPOGRAPHY_ISOLINES, --</w:t>
-      </w:r>
-      <w:proofErr w:type="spellStart"/>
-      <w:r>
-        <w:rPr>
-          <w:rFonts w:asciiTheme="majorHAnsi" w:hAnsiTheme="majorHAnsi" w:cstheme="majorHAnsi"/>
-          <w:szCs w:val="22"/>
-        </w:rPr>
-        <w:t>topography_isolines</w:t>
-      </w:r>
-      <w:proofErr w:type="spellEnd"/>
-      <w:r>
-        <w:rPr>
-          <w:rFonts w:asciiTheme="majorHAnsi" w:hAnsiTheme="majorHAnsi" w:cstheme="majorHAnsi"/>
-          <w:szCs w:val="22"/>
-        </w:rPr>
-        <w:t xml:space="preserve"> TOPOGRAPHY_ISOLINES</w:t>
+        <w:t>-TI TOPOGRAPHY_ISOLINES, --topography_isolines TOPOGRAPHY_ISOLINES</w:t>
       </w:r>
     </w:p>
     <w:p>
@@ -15480,21 +13647,7 @@
         <w:rPr>
           <w:szCs w:val="22"/>
         </w:rPr>
-        <w:t xml:space="preserve"> </w:t>
-      </w:r>
-      <w:proofErr w:type="spellStart"/>
-      <w:r>
-        <w:rPr>
-          <w:szCs w:val="22"/>
-        </w:rPr>
-        <w:t>a.s.l</w:t>
-      </w:r>
-      <w:proofErr w:type="spellEnd"/>
-      <w:r>
-        <w:rPr>
-          <w:szCs w:val="22"/>
-        </w:rPr>
-        <w:t>.</w:t>
+        <w:t xml:space="preserve"> a.s.l.</w:t>
       </w:r>
       <w:r>
         <w:rPr>
@@ -15564,21 +13717,12 @@
         </w:rPr>
         <w:t>, --</w:t>
       </w:r>
-      <w:proofErr w:type="spellStart"/>
-      <w:r>
-        <w:rPr>
-          <w:rFonts w:asciiTheme="majorHAnsi" w:hAnsiTheme="majorHAnsi" w:cstheme="majorHAnsi"/>
-          <w:szCs w:val="22"/>
-        </w:rPr>
-        <w:t>plot_resolution</w:t>
-      </w:r>
-      <w:proofErr w:type="spellEnd"/>
-      <w:r>
-        <w:rPr>
-          <w:rFonts w:asciiTheme="majorHAnsi" w:hAnsiTheme="majorHAnsi" w:cstheme="majorHAnsi"/>
-          <w:szCs w:val="22"/>
-        </w:rPr>
-        <w:t xml:space="preserve"> PLOT_RESOLUTION</w:t>
+      <w:r>
+        <w:rPr>
+          <w:rFonts w:asciiTheme="majorHAnsi" w:hAnsiTheme="majorHAnsi" w:cstheme="majorHAnsi"/>
+          <w:szCs w:val="22"/>
+        </w:rPr>
+        <w:t>plot_resolution PLOT_RESOLUTION</w:t>
       </w:r>
     </w:p>
     <w:p>
@@ -15612,23 +13756,7 @@
           <w:rFonts w:asciiTheme="majorHAnsi" w:hAnsiTheme="majorHAnsi" w:cstheme="majorHAnsi"/>
           <w:szCs w:val="22"/>
         </w:rPr>
-        <w:t>-TP TRACKING_POINTS, --</w:t>
-      </w:r>
-      <w:proofErr w:type="spellStart"/>
-      <w:r>
-        <w:rPr>
-          <w:rFonts w:asciiTheme="majorHAnsi" w:hAnsiTheme="majorHAnsi" w:cstheme="majorHAnsi"/>
-          <w:szCs w:val="22"/>
-        </w:rPr>
-        <w:t>tracking_points</w:t>
-      </w:r>
-      <w:proofErr w:type="spellEnd"/>
-      <w:r>
-        <w:rPr>
-          <w:rFonts w:asciiTheme="majorHAnsi" w:hAnsiTheme="majorHAnsi" w:cstheme="majorHAnsi"/>
-          <w:szCs w:val="22"/>
-        </w:rPr>
-        <w:t xml:space="preserve"> TRACKING_POINTS</w:t>
+        <w:t>-TP TRACKING_POINTS, --tracking_points TRACKING_POINTS</w:t>
       </w:r>
     </w:p>
     <w:p>
@@ -15728,29 +13856,13 @@
         <w:t xml:space="preserve"> DISGAS is applied to simulate gas dispersion from </w:t>
       </w:r>
       <w:r>
-        <w:t xml:space="preserve">the Solfatara volcano (Campi </w:t>
-      </w:r>
-      <w:proofErr w:type="spellStart"/>
-      <w:r>
-        <w:t>Flegrei</w:t>
-      </w:r>
-      <w:proofErr w:type="spellEnd"/>
-      <w:r>
-        <w:t>, Italy)</w:t>
+        <w:t>the Solfatara volcano (Campi Flegrei, Italy)</w:t>
       </w:r>
       <w:r>
         <w:t xml:space="preserve"> and </w:t>
       </w:r>
       <w:r>
-        <w:t xml:space="preserve">La </w:t>
-      </w:r>
-      <w:proofErr w:type="spellStart"/>
-      <w:r>
-        <w:t>Soufrière</w:t>
-      </w:r>
-      <w:proofErr w:type="spellEnd"/>
-      <w:r>
-        <w:t xml:space="preserve"> de Guadeloupe volcano (Lesser Antilles). In the third example</w:t>
+        <w:t>La Soufrière de Guadeloupe volcano (Lesser Antilles). In the third example</w:t>
       </w:r>
       <w:r>
         <w:t>,</w:t>
@@ -15762,23 +13874,7 @@
         <w:t>TWODEE-2</w:t>
       </w:r>
       <w:r>
-        <w:t xml:space="preserve"> is applied to simulate the heavy gas emission from the </w:t>
-      </w:r>
-      <w:proofErr w:type="spellStart"/>
-      <w:r>
-        <w:t>Mefite</w:t>
-      </w:r>
-      <w:proofErr w:type="spellEnd"/>
-      <w:r>
-        <w:t xml:space="preserve"> </w:t>
-      </w:r>
-      <w:proofErr w:type="spellStart"/>
-      <w:r>
-        <w:t>d’Ansanto</w:t>
-      </w:r>
-      <w:proofErr w:type="spellEnd"/>
-      <w:r>
-        <w:t xml:space="preserve"> area (Campanian region, Italy)</w:t>
+        <w:t xml:space="preserve"> is applied to simulate the heavy gas emission from the Mefite d’Ansanto area (Campanian region, Italy)</w:t>
       </w:r>
       <w:r>
         <w:t>.</w:t>
@@ -15804,72 +13900,28 @@
           <w:rFonts w:eastAsiaTheme="minorHAnsi"/>
           <w:lang w:val="it-IT"/>
         </w:rPr>
-        <w:t xml:space="preserve">5.1 </w:t>
-      </w:r>
-      <w:proofErr w:type="spellStart"/>
+        <w:t>5.1 Ex</w:t>
+      </w:r>
       <w:r>
         <w:rPr>
           <w:rFonts w:eastAsiaTheme="minorHAnsi"/>
           <w:lang w:val="it-IT"/>
         </w:rPr>
-        <w:t>Ex</w:t>
-      </w:r>
-      <w:r>
-        <w:rPr>
-          <w:rFonts w:eastAsiaTheme="minorHAnsi"/>
+        <w:t xml:space="preserve">ample 1: </w:t>
+      </w:r>
+      <w:r>
+        <w:rPr>
           <w:lang w:val="it-IT"/>
         </w:rPr>
-        <w:t>ample</w:t>
-      </w:r>
-      <w:proofErr w:type="spellEnd"/>
-      <w:r>
-        <w:rPr>
-          <w:rFonts w:eastAsiaTheme="minorHAnsi"/>
+        <w:t>Solfatara volcano (Campi Flegrei, Italy)</w:t>
+      </w:r>
+      <w:bookmarkEnd w:id="25"/>
+    </w:p>
+    <w:p>
+      <w:pPr>
+        <w:rPr>
           <w:lang w:val="it-IT"/>
         </w:rPr>
-        <w:t xml:space="preserve"> 1: </w:t>
-      </w:r>
-      <w:r>
-        <w:rPr>
-          <w:lang w:val="it-IT"/>
-        </w:rPr>
-        <w:t xml:space="preserve">Solfatara </w:t>
-      </w:r>
-      <w:proofErr w:type="spellStart"/>
-      <w:r>
-        <w:rPr>
-          <w:lang w:val="it-IT"/>
-        </w:rPr>
-        <w:t>volcano</w:t>
-      </w:r>
-      <w:proofErr w:type="spellEnd"/>
-      <w:r>
-        <w:rPr>
-          <w:lang w:val="it-IT"/>
-        </w:rPr>
-        <w:t xml:space="preserve"> (Campi Flegrei, </w:t>
-      </w:r>
-      <w:proofErr w:type="spellStart"/>
-      <w:r>
-        <w:rPr>
-          <w:lang w:val="it-IT"/>
-        </w:rPr>
-        <w:t>Italy</w:t>
-      </w:r>
-      <w:proofErr w:type="spellEnd"/>
-      <w:r>
-        <w:rPr>
-          <w:lang w:val="it-IT"/>
-        </w:rPr>
-        <w:t>)</w:t>
-      </w:r>
-      <w:bookmarkEnd w:id="25"/>
-    </w:p>
-    <w:p>
-      <w:pPr>
-        <w:rPr>
-          <w:lang w:val="it-IT"/>
-        </w:rPr>
       </w:pPr>
     </w:p>
     <w:p>
@@ -16196,21 +14248,7 @@
         <w:rPr>
           <w:rFonts w:asciiTheme="majorHAnsi" w:hAnsiTheme="majorHAnsi" w:cstheme="majorHAnsi"/>
         </w:rPr>
-        <w:t xml:space="preserve">-RS False -D UTM,4517000,426000,4522000,431000 -NX 100 -NY 100 -N 1 -DM </w:t>
-      </w:r>
-      <w:proofErr w:type="spellStart"/>
-      <w:r>
-        <w:rPr>
-          <w:rFonts w:asciiTheme="majorHAnsi" w:hAnsiTheme="majorHAnsi" w:cstheme="majorHAnsi"/>
-        </w:rPr>
-        <w:t>disgas</w:t>
-      </w:r>
-      <w:proofErr w:type="spellEnd"/>
-      <w:r>
-        <w:rPr>
-          <w:rFonts w:asciiTheme="majorHAnsi" w:hAnsiTheme="majorHAnsi" w:cstheme="majorHAnsi"/>
-        </w:rPr>
-        <w:t xml:space="preserve"> -TS CO2 -OH 0,0.5,1.5,5,15,30</w:t>
+        <w:t>-RS False -D UTM,4517000,426000,4522000,431000 -NX 100 -NY 100 -N 1 -DM disgas -TS CO2 -OH 0,0.5,1.5,5,15,30</w:t>
       </w:r>
     </w:p>
     <w:p>
@@ -16668,29 +14706,15 @@
         <w:rPr>
           <w:lang w:val="fr-FR"/>
         </w:rPr>
-        <w:t>: La Soufrière de Guadeloupe (</w:t>
-      </w:r>
-      <w:proofErr w:type="spellStart"/>
-      <w:r>
+        <w:t>: La Soufrière de Guadeloupe (Lesser Antilles)</w:t>
+      </w:r>
+      <w:bookmarkEnd w:id="27"/>
+    </w:p>
+    <w:p>
+      <w:pPr>
         <w:rPr>
           <w:lang w:val="fr-FR"/>
         </w:rPr>
-        <w:t>Lesser</w:t>
-      </w:r>
-      <w:proofErr w:type="spellEnd"/>
-      <w:r>
-        <w:rPr>
-          <w:lang w:val="fr-FR"/>
-        </w:rPr>
-        <w:t xml:space="preserve"> Antilles)</w:t>
-      </w:r>
-      <w:bookmarkEnd w:id="27"/>
-    </w:p>
-    <w:p>
-      <w:pPr>
-        <w:rPr>
-          <w:lang w:val="fr-FR"/>
-        </w:rPr>
       </w:pPr>
     </w:p>
     <w:p>
@@ -16698,15 +14722,7 @@
         <w:jc w:val="both"/>
       </w:pPr>
       <w:r>
-        <w:t xml:space="preserve">La </w:t>
-      </w:r>
-      <w:proofErr w:type="spellStart"/>
-      <w:r>
-        <w:t>Soufrière</w:t>
-      </w:r>
-      <w:proofErr w:type="spellEnd"/>
-      <w:r>
-        <w:t xml:space="preserve"> de Guadeloupe is currently the second most active emitter of volcanic gases in the Lesser Antilles island arc. The volcano has been in unrest since 1992 and represents the most important volcanic hydrothermal system of the region, whose present-day fumarolic activity is dominated by a passive dispersion regime. This passive condition at source is ensured since the fumaroles (mainly composed of H</w:t>
+        <w:t>La Soufrière de Guadeloupe is currently the second most active emitter of volcanic gases in the Lesser Antilles island arc. The volcano has been in unrest since 1992 and represents the most important volcanic hydrothermal system of the region, whose present-day fumarolic activity is dominated by a passive dispersion regime. This passive condition at source is ensured since the fumaroles (mainly composed of H</w:t>
       </w:r>
       <w:r>
         <w:rPr>
@@ -16956,15 +14972,7 @@
         <w:t>the BGS Eruption source parameters database</w:t>
       </w:r>
       <w:r>
-        <w:t xml:space="preserve"> by specifying the Smithsonian Institute ID of La </w:t>
-      </w:r>
-      <w:proofErr w:type="spellStart"/>
-      <w:r>
-        <w:t>Soufriére</w:t>
-      </w:r>
-      <w:proofErr w:type="spellEnd"/>
-      <w:r>
-        <w:t xml:space="preserve"> de Guadeloupe (</w:t>
+        <w:t xml:space="preserve"> by specifying the Smithsonian Institute ID of La Soufriére de Guadeloupe (</w:t>
       </w:r>
       <w:r>
         <w:rPr>
@@ -17148,7 +15156,6 @@
         </w:rPr>
         <w:t xml:space="preserve"> file stored in the folder </w:t>
       </w:r>
-      <w:proofErr w:type="spellStart"/>
       <w:r>
         <w:rPr>
           <w:rFonts w:cs="Times New Roman"/>
@@ -17157,7 +15164,6 @@
         </w:rPr>
         <w:t>weather_stations</w:t>
       </w:r>
-      <w:proofErr w:type="spellEnd"/>
       <w:r>
         <w:rPr>
           <w:rFonts w:cs="Times New Roman"/>
@@ -17201,7 +15207,6 @@
         </w:rPr>
         <w:t xml:space="preserve">bservatoire </w:t>
       </w:r>
-      <w:proofErr w:type="spellStart"/>
       <w:r>
         <w:rPr>
           <w:rFonts w:cs="Times New Roman"/>
@@ -17212,16 +15217,8 @@
         <w:rPr>
           <w:rFonts w:cs="Times New Roman"/>
         </w:rPr>
-        <w:t>olcanologique</w:t>
-      </w:r>
-      <w:proofErr w:type="spellEnd"/>
-      <w:r>
-        <w:rPr>
-          <w:rFonts w:cs="Times New Roman"/>
-        </w:rPr>
-        <w:t xml:space="preserve"> et </w:t>
-      </w:r>
-      <w:proofErr w:type="spellStart"/>
+        <w:t xml:space="preserve">olcanologique et </w:t>
+      </w:r>
       <w:r>
         <w:rPr>
           <w:rFonts w:cs="Times New Roman"/>
@@ -17232,14 +15229,7 @@
         <w:rPr>
           <w:rFonts w:cs="Times New Roman"/>
         </w:rPr>
-        <w:t>ismologique</w:t>
-      </w:r>
-      <w:proofErr w:type="spellEnd"/>
-      <w:r>
-        <w:rPr>
-          <w:rFonts w:cs="Times New Roman"/>
-        </w:rPr>
-        <w:t xml:space="preserve"> de la </w:t>
+        <w:t xml:space="preserve">ismologique de la </w:t>
       </w:r>
       <w:r>
         <w:rPr>
@@ -17257,27 +15247,13 @@
         <w:rPr>
           <w:rFonts w:cs="Times New Roman"/>
         </w:rPr>
-        <w:t xml:space="preserve"> - </w:t>
-      </w:r>
-      <w:proofErr w:type="spellStart"/>
-      <w:r>
-        <w:rPr>
-          <w:rFonts w:cs="Times New Roman"/>
-        </w:rPr>
-        <w:t>I</w:t>
-      </w:r>
-      <w:r>
-        <w:rPr>
-          <w:rFonts w:cs="Times New Roman"/>
-        </w:rPr>
-        <w:t>nstitut</w:t>
-      </w:r>
-      <w:proofErr w:type="spellEnd"/>
-      <w:r>
-        <w:rPr>
-          <w:rFonts w:cs="Times New Roman"/>
-        </w:rPr>
-        <w:t xml:space="preserve"> de</w:t>
+        <w:t xml:space="preserve"> - I</w:t>
+      </w:r>
+      <w:r>
+        <w:rPr>
+          <w:rFonts w:cs="Times New Roman"/>
+        </w:rPr>
+        <w:t>nstitut de</w:t>
       </w:r>
       <w:r>
         <w:rPr>
@@ -17420,35 +15396,7 @@
         <w:rPr>
           <w:rFonts w:asciiTheme="majorHAnsi" w:hAnsiTheme="majorHAnsi" w:cstheme="majorHAnsi"/>
         </w:rPr>
-        <w:t xml:space="preserve">run_models.py -N 100 -RS True -NS 5 -SINT 2,5 -D UTM,1774000,642900,1775995,645390 -NX 166 -NY 133 -RER True -PDEM </w:t>
-      </w:r>
-      <w:proofErr w:type="spellStart"/>
-      <w:r>
-        <w:rPr>
-          <w:rFonts w:asciiTheme="majorHAnsi" w:hAnsiTheme="majorHAnsi" w:cstheme="majorHAnsi"/>
-        </w:rPr>
-        <w:t>ecdf</w:t>
-      </w:r>
-      <w:proofErr w:type="spellEnd"/>
-      <w:r>
-        <w:rPr>
-          <w:rFonts w:asciiTheme="majorHAnsi" w:hAnsiTheme="majorHAnsi" w:cstheme="majorHAnsi"/>
-        </w:rPr>
-        <w:t xml:space="preserve"> -TS H2O -DM </w:t>
-      </w:r>
-      <w:proofErr w:type="spellStart"/>
-      <w:r>
-        <w:rPr>
-          <w:rFonts w:asciiTheme="majorHAnsi" w:hAnsiTheme="majorHAnsi" w:cstheme="majorHAnsi"/>
-        </w:rPr>
-        <w:t>disgas</w:t>
-      </w:r>
-      <w:proofErr w:type="spellEnd"/>
-      <w:r>
-        <w:rPr>
-          <w:rFonts w:asciiTheme="majorHAnsi" w:hAnsiTheme="majorHAnsi" w:cstheme="majorHAnsi"/>
-        </w:rPr>
-        <w:t xml:space="preserve"> -OH 0,1,2,4,10,20,30</w:t>
+        <w:t>run_models.py -N 100 -RS True -NS 5 -SINT 2,5 -D UTM,1774000,642900,1775995,645390 -NX 166 -NY 133 -RER True -PDEM ecdf -TS H2O -DM disgas -OH 0,1,2,4,10,20,30</w:t>
       </w:r>
     </w:p>
     <w:p>
@@ -17509,87 +15457,59 @@
         <w:rPr>
           <w:rFonts w:asciiTheme="majorHAnsi" w:hAnsiTheme="majorHAnsi" w:cstheme="majorHAnsi"/>
         </w:rPr>
-        <w:t xml:space="preserve">-PDEM </w:t>
-      </w:r>
-      <w:proofErr w:type="spellStart"/>
-      <w:r>
-        <w:rPr>
-          <w:rFonts w:asciiTheme="majorHAnsi" w:hAnsiTheme="majorHAnsi" w:cstheme="majorHAnsi"/>
-        </w:rPr>
-        <w:t>ecdf</w:t>
-      </w:r>
-      <w:proofErr w:type="spellEnd"/>
-      <w:r>
-        <w:rPr>
-          <w:rFonts w:asciiTheme="majorHAnsi" w:hAnsiTheme="majorHAnsi" w:cstheme="majorHAnsi"/>
+        <w:t xml:space="preserve">-PDEM ecdf </w:t>
+      </w:r>
+      <w:r>
+        <w:rPr>
+          <w:rFonts w:asciiTheme="majorHAnsi" w:hAnsiTheme="majorHAnsi" w:cstheme="majorHAnsi"/>
+        </w:rPr>
+        <w:t>-</w:t>
+      </w:r>
+      <w:r>
+        <w:rPr>
+          <w:rFonts w:asciiTheme="majorHAnsi" w:hAnsiTheme="majorHAnsi" w:cstheme="majorHAnsi"/>
+        </w:rPr>
+        <w:t>TS H2O -DM disgas -OH 0,1,2,4,10,20,30</w:t>
+      </w:r>
+    </w:p>
+    <w:p>
+      <w:pPr>
+        <w:rPr>
+          <w:rFonts w:cs="Times New Roman"/>
+        </w:rPr>
+      </w:pPr>
+      <w:r>
+        <w:rPr>
+          <w:rFonts w:cs="Times New Roman"/>
+        </w:rPr>
+        <w:t>In the case 2a we run the 100 simulations for the 100 days in parallel (</w:t>
+      </w:r>
+      <w:r>
+        <w:rPr>
+          <w:rFonts w:asciiTheme="majorHAnsi" w:hAnsiTheme="majorHAnsi" w:cstheme="majorHAnsi"/>
+        </w:rPr>
+        <w:t xml:space="preserve">-N </w:t>
+      </w:r>
+      <w:r>
+        <w:rPr>
+          <w:rFonts w:asciiTheme="majorHAnsi" w:hAnsiTheme="majorHAnsi" w:cstheme="majorHAnsi"/>
+        </w:rPr>
+        <w:t>100</w:t>
+      </w:r>
+      <w:r>
+        <w:rPr>
+          <w:rFonts w:cs="Times New Roman"/>
+        </w:rPr>
+        <w:t>).</w:t>
+      </w:r>
+      <w:r>
+        <w:rPr>
+          <w:rFonts w:cs="Times New Roman"/>
         </w:rPr>
         <w:t xml:space="preserve"> </w:t>
       </w:r>
       <w:r>
         <w:rPr>
-          <w:rFonts w:asciiTheme="majorHAnsi" w:hAnsiTheme="majorHAnsi" w:cstheme="majorHAnsi"/>
-        </w:rPr>
-        <w:t>-</w:t>
-      </w:r>
-      <w:r>
-        <w:rPr>
-          <w:rFonts w:asciiTheme="majorHAnsi" w:hAnsiTheme="majorHAnsi" w:cstheme="majorHAnsi"/>
-        </w:rPr>
-        <w:t xml:space="preserve">TS H2O -DM </w:t>
-      </w:r>
-      <w:proofErr w:type="spellStart"/>
-      <w:r>
-        <w:rPr>
-          <w:rFonts w:asciiTheme="majorHAnsi" w:hAnsiTheme="majorHAnsi" w:cstheme="majorHAnsi"/>
-        </w:rPr>
-        <w:t>disgas</w:t>
-      </w:r>
-      <w:proofErr w:type="spellEnd"/>
-      <w:r>
-        <w:rPr>
-          <w:rFonts w:asciiTheme="majorHAnsi" w:hAnsiTheme="majorHAnsi" w:cstheme="majorHAnsi"/>
-        </w:rPr>
-        <w:t xml:space="preserve"> -OH 0,1,2,4,10,20,30</w:t>
-      </w:r>
-    </w:p>
-    <w:p>
-      <w:pPr>
-        <w:rPr>
-          <w:rFonts w:cs="Times New Roman"/>
-        </w:rPr>
-      </w:pPr>
-      <w:r>
-        <w:rPr>
-          <w:rFonts w:cs="Times New Roman"/>
-        </w:rPr>
-        <w:t>In the case 2a we run the 100 simulations for the 100 days in parallel (</w:t>
-      </w:r>
-      <w:r>
-        <w:rPr>
-          <w:rFonts w:asciiTheme="majorHAnsi" w:hAnsiTheme="majorHAnsi" w:cstheme="majorHAnsi"/>
-        </w:rPr>
-        <w:t xml:space="preserve">-N </w:t>
-      </w:r>
-      <w:r>
-        <w:rPr>
-          <w:rFonts w:asciiTheme="majorHAnsi" w:hAnsiTheme="majorHAnsi" w:cstheme="majorHAnsi"/>
-        </w:rPr>
-        <w:t>100</w:t>
-      </w:r>
-      <w:r>
-        <w:rPr>
-          <w:rFonts w:cs="Times New Roman"/>
-        </w:rPr>
-        <w:t>).</w:t>
-      </w:r>
-      <w:r>
-        <w:rPr>
-          <w:rFonts w:cs="Times New Roman"/>
-        </w:rPr>
-        <w:t xml:space="preserve"> </w:t>
-      </w:r>
-      <w:r>
-        <w:rPr>
           <w:rFonts w:cs="Times New Roman"/>
         </w:rPr>
         <w:t xml:space="preserve">We run simulations </w:t>
@@ -17610,21 +15530,7 @@
         <w:rPr>
           <w:rFonts w:cs="Times New Roman"/>
         </w:rPr>
-        <w:t xml:space="preserve"> specified in the </w:t>
-      </w:r>
-      <w:proofErr w:type="spellStart"/>
-      <w:r>
-        <w:rPr>
-          <w:rFonts w:cs="Times New Roman"/>
-        </w:rPr>
-        <w:t>disgas.inp</w:t>
-      </w:r>
-      <w:proofErr w:type="spellEnd"/>
-      <w:r>
-        <w:rPr>
-          <w:rFonts w:cs="Times New Roman"/>
-        </w:rPr>
-        <w:t xml:space="preserve"> file</w:t>
+        <w:t xml:space="preserve"> specified in the disgas.inp file</w:t>
       </w:r>
       <w:r>
         <w:rPr>
@@ -17642,16 +15548,8 @@
         <w:rPr>
           <w:rFonts w:asciiTheme="majorHAnsi" w:hAnsiTheme="majorHAnsi" w:cstheme="majorHAnsi"/>
         </w:rPr>
-        <w:t xml:space="preserve">-PDEM </w:t>
-      </w:r>
-      <w:proofErr w:type="spellStart"/>
-      <w:r>
-        <w:rPr>
-          <w:rFonts w:asciiTheme="majorHAnsi" w:hAnsiTheme="majorHAnsi" w:cstheme="majorHAnsi"/>
-        </w:rPr>
-        <w:t>ecdf</w:t>
-      </w:r>
-      <w:proofErr w:type="spellEnd"/>
+        <w:t>-PDEM ecdf</w:t>
+      </w:r>
       <w:r>
         <w:rPr>
           <w:rFonts w:cs="Times New Roman"/>
@@ -17801,7 +15699,6 @@
         </w:rPr>
         <w:t xml:space="preserve">guess </w:t>
       </w:r>
-      <w:proofErr w:type="spellStart"/>
       <w:r>
         <w:rPr>
           <w:rFonts w:cs="Times New Roman"/>
@@ -17818,7 +15715,6 @@
         </w:rPr>
         <w:t>grd</w:t>
       </w:r>
-      <w:proofErr w:type="spellEnd"/>
       <w:r>
         <w:rPr>
           <w:rFonts w:cs="Times New Roman"/>
@@ -18247,7 +16143,6 @@
         </w:rPr>
         <w:t xml:space="preserve"> hour in </w:t>
       </w:r>
-      <w:proofErr w:type="spellStart"/>
       <w:r>
         <w:rPr>
           <w:rFonts w:cs="Times New Roman"/>
@@ -18256,7 +16151,6 @@
         </w:rPr>
         <w:t>disgas.inp</w:t>
       </w:r>
-      <w:proofErr w:type="spellEnd"/>
       <w:r>
         <w:rPr>
           <w:rFonts w:cs="Times New Roman"/>
@@ -18281,7 +16175,6 @@
         </w:rPr>
         <w:t xml:space="preserve"> as specified in </w:t>
       </w:r>
-      <w:proofErr w:type="spellStart"/>
       <w:r>
         <w:rPr>
           <w:rFonts w:cs="Times New Roman"/>
@@ -18290,7 +16183,6 @@
         </w:rPr>
         <w:t>disgas.inp</w:t>
       </w:r>
-      <w:proofErr w:type="spellEnd"/>
       <w:r>
         <w:rPr>
           <w:rFonts w:cs="Times New Roman"/>
@@ -18400,19 +16292,11 @@
                 <w:b/>
               </w:rPr>
             </w:pPr>
-            <w:proofErr w:type="spellStart"/>
             <w:r>
               <w:rPr>
                 <w:b/>
               </w:rPr>
-              <w:t>Easting</w:t>
-            </w:r>
-            <w:proofErr w:type="spellEnd"/>
-            <w:r>
-              <w:rPr>
-                <w:b/>
-              </w:rPr>
-              <w:t xml:space="preserve"> (m)</w:t>
+              <w:t>Easting (m)</w:t>
             </w:r>
           </w:p>
         </w:tc>
@@ -18426,19 +16310,11 @@
                 <w:b/>
               </w:rPr>
             </w:pPr>
-            <w:proofErr w:type="spellStart"/>
             <w:r>
               <w:rPr>
                 <w:b/>
               </w:rPr>
-              <w:t>Northing</w:t>
-            </w:r>
-            <w:proofErr w:type="spellEnd"/>
-            <w:r>
-              <w:rPr>
-                <w:b/>
-              </w:rPr>
-              <w:t xml:space="preserve"> (m) </w:t>
+              <w:t xml:space="preserve">Northing (m) </w:t>
             </w:r>
           </w:p>
         </w:tc>
@@ -18452,33 +16328,11 @@
                 <w:b/>
               </w:rPr>
             </w:pPr>
-            <w:proofErr w:type="spellStart"/>
             <w:r>
               <w:rPr>
                 <w:b/>
               </w:rPr>
-              <w:t>Elevation</w:t>
-            </w:r>
-            <w:proofErr w:type="spellEnd"/>
-            <w:r>
-              <w:rPr>
-                <w:b/>
-              </w:rPr>
-              <w:t xml:space="preserve"> (m </w:t>
-            </w:r>
-            <w:proofErr w:type="spellStart"/>
-            <w:r>
-              <w:rPr>
-                <w:b/>
-              </w:rPr>
-              <w:t>above</w:t>
-            </w:r>
-            <w:proofErr w:type="spellEnd"/>
-            <w:r>
-              <w:rPr>
-                <w:b/>
-              </w:rPr>
-              <w:t xml:space="preserve"> ground)</w:t>
+              <w:t>Elevation (m above ground)</w:t>
             </w:r>
           </w:p>
         </w:tc>
@@ -19130,44 +16984,18 @@
       </w:pPr>
       <w:bookmarkStart w:id="28" w:name="_Toc205721556"/>
       <w:r>
-        <w:t xml:space="preserve">5.3 Example 3: </w:t>
-      </w:r>
-      <w:proofErr w:type="spellStart"/>
-      <w:r>
-        <w:t>Mefite</w:t>
-      </w:r>
-      <w:proofErr w:type="spellEnd"/>
-      <w:r>
-        <w:t xml:space="preserve"> </w:t>
-      </w:r>
-      <w:proofErr w:type="spellStart"/>
-      <w:r>
-        <w:t>d’Ansanto</w:t>
-      </w:r>
-      <w:proofErr w:type="spellEnd"/>
-      <w:r>
-        <w:t xml:space="preserve"> area (Italy)</w:t>
+        <w:t xml:space="preserve">5.3 Example 3: Mefite </w:t>
+      </w:r>
+      <w:r>
+        <w:t>d’Ansanto area (Italy)</w:t>
       </w:r>
       <w:bookmarkEnd w:id="28"/>
     </w:p>
     <w:p/>
     <w:p>
       <w:bookmarkStart w:id="29" w:name="_Hlk59545343"/>
-      <w:proofErr w:type="spellStart"/>
-      <w:r>
-        <w:t>Mefite</w:t>
-      </w:r>
-      <w:proofErr w:type="spellEnd"/>
-      <w:r>
-        <w:t xml:space="preserve"> </w:t>
-      </w:r>
-      <w:proofErr w:type="spellStart"/>
-      <w:r>
-        <w:t>d’Ansanto</w:t>
-      </w:r>
-      <w:proofErr w:type="spellEnd"/>
-      <w:r>
-        <w:t xml:space="preserve"> represents the largest natural emission of low temperature CO</w:t>
+      <w:r>
+        <w:t>Mefite d’Ansanto represents the largest natural emission of low temperature CO</w:t>
       </w:r>
       <w:r>
         <w:rPr>
@@ -19188,23 +17016,10 @@
         <w:t>In the</w:t>
       </w:r>
       <w:r>
-        <w:t xml:space="preserve"> </w:t>
-      </w:r>
-      <w:proofErr w:type="spellStart"/>
-      <w:r>
-        <w:t>Mefite</w:t>
-      </w:r>
-      <w:proofErr w:type="spellEnd"/>
-      <w:r>
-        <w:t xml:space="preserve"> </w:t>
-      </w:r>
-      <w:proofErr w:type="spellStart"/>
-      <w:r>
-        <w:t>d’Ansanto</w:t>
-      </w:r>
-      <w:proofErr w:type="spellEnd"/>
-      <w:r>
-        <w:t xml:space="preserve"> area</w:t>
+        <w:t xml:space="preserve"> Mefite</w:t>
+      </w:r>
+      <w:r>
+        <w:t xml:space="preserve"> d’Ansanto area</w:t>
       </w:r>
       <w:r>
         <w:t xml:space="preserve">, during periods with stable atmosphere </w:t>
@@ -20155,15 +17970,7 @@
           </w:tcPr>
           <w:p>
             <w:r>
-              <w:t xml:space="preserve">C </w:t>
-            </w:r>
-            <w:proofErr w:type="spellStart"/>
-            <w:r>
-              <w:t>threshold</w:t>
-            </w:r>
-            <w:proofErr w:type="spellEnd"/>
-            <w:r>
-              <w:t xml:space="preserve"> [ppm]</w:t>
+              <w:t>C threshold [ppm]</w:t>
             </w:r>
           </w:p>
         </w:tc>
@@ -20174,13 +17981,8 @@
             <w:hideMark/>
           </w:tcPr>
           <w:p>
-            <w:proofErr w:type="spellStart"/>
             <w:r>
-              <w:t>Exposure</w:t>
-            </w:r>
-            <w:proofErr w:type="spellEnd"/>
-            <w:r>
-              <w:t xml:space="preserve"> time [hours]</w:t>
+              <w:t>Exposure time [hours]</w:t>
             </w:r>
           </w:p>
         </w:tc>
@@ -21044,15 +18846,7 @@
         <w:t xml:space="preserve">Cardellini, C., Chiodini, G., Frondini, F., Avino, R., Bagnato, E., Caliro, S., and Rosiello, A., 2017. </w:t>
       </w:r>
       <w:r>
-        <w:t xml:space="preserve">Monitoring diffuse volcanic degassing during volcanic unrests: the case of Campi </w:t>
-      </w:r>
-      <w:proofErr w:type="spellStart"/>
-      <w:r>
-        <w:t>Flegrei</w:t>
-      </w:r>
-      <w:proofErr w:type="spellEnd"/>
-      <w:r>
-        <w:t xml:space="preserve"> (Italy). </w:t>
+        <w:t xml:space="preserve">Monitoring diffuse volcanic degassing during volcanic unrests: the case of Campi Flegrei (Italy). </w:t>
       </w:r>
       <w:r>
         <w:rPr>
@@ -21075,78 +18869,26 @@
         <w:t xml:space="preserve">Chiodini, G., Todesco, M., Caliro, S., Del Gaudio, C., Macedonio, G., and Russo, M., 2003. </w:t>
       </w:r>
       <w:r>
-        <w:t xml:space="preserve">Magma degassing as a trigger of </w:t>
-      </w:r>
-      <w:proofErr w:type="spellStart"/>
-      <w:r>
-        <w:t>bradyseismic</w:t>
-      </w:r>
-      <w:proofErr w:type="spellEnd"/>
-      <w:r>
-        <w:t xml:space="preserve"> events: T</w:t>
+        <w:t>Magma degassing as a trigger of bradyseismic events: T</w:t>
       </w:r>
       <w:r>
         <w:t>h</w:t>
       </w:r>
       <w:r>
-        <w:t xml:space="preserve">e case of </w:t>
-      </w:r>
-      <w:proofErr w:type="spellStart"/>
-      <w:r>
-        <w:t>Phlegrean</w:t>
-      </w:r>
-      <w:proofErr w:type="spellEnd"/>
-      <w:r>
-        <w:t xml:space="preserve"> Fields (Italy). </w:t>
-      </w:r>
-      <w:proofErr w:type="spellStart"/>
+        <w:t xml:space="preserve">e case of Phlegrean Fields (Italy). </w:t>
+      </w:r>
       <w:r>
         <w:rPr>
           <w:lang w:val="it-IT"/>
         </w:rPr>
-        <w:t>Geophysical</w:t>
-      </w:r>
-      <w:proofErr w:type="spellEnd"/>
+        <w:t>Geophysical Research Letters, 30(8).</w:t>
+      </w:r>
+    </w:p>
+    <w:p>
       <w:r>
         <w:rPr>
           <w:lang w:val="it-IT"/>
         </w:rPr>
-        <w:t xml:space="preserve"> </w:t>
-      </w:r>
-      <w:proofErr w:type="spellStart"/>
-      <w:r>
-        <w:rPr>
-          <w:lang w:val="it-IT"/>
-        </w:rPr>
-        <w:t>Research</w:t>
-      </w:r>
-      <w:proofErr w:type="spellEnd"/>
-      <w:r>
-        <w:rPr>
-          <w:lang w:val="it-IT"/>
-        </w:rPr>
-        <w:t xml:space="preserve"> </w:t>
-      </w:r>
-      <w:proofErr w:type="spellStart"/>
-      <w:r>
-        <w:rPr>
-          <w:lang w:val="it-IT"/>
-        </w:rPr>
-        <w:t>Letters</w:t>
-      </w:r>
-      <w:proofErr w:type="spellEnd"/>
-      <w:r>
-        <w:rPr>
-          <w:lang w:val="it-IT"/>
-        </w:rPr>
-        <w:t>, 30(8).</w:t>
-      </w:r>
-    </w:p>
-    <w:p>
-      <w:r>
-        <w:rPr>
-          <w:lang w:val="it-IT"/>
-        </w:rPr>
         <w:t xml:space="preserve">Chiodini, G., Granieri, D., Avino, R., Caliro, S., Costa, A., Minopoli, C., and Vilardo, G., 2010. </w:t>
       </w:r>
       <w:r>
@@ -21159,23 +18901,7 @@
         <w:t>2</w:t>
       </w:r>
       <w:r>
-        <w:t xml:space="preserve"> Earth degassing: Case of </w:t>
-      </w:r>
-      <w:proofErr w:type="spellStart"/>
-      <w:r>
-        <w:t>Mefite</w:t>
-      </w:r>
-      <w:proofErr w:type="spellEnd"/>
-      <w:r>
-        <w:t xml:space="preserve"> </w:t>
-      </w:r>
-      <w:proofErr w:type="spellStart"/>
-      <w:r>
-        <w:t>d'Ansanto</w:t>
-      </w:r>
-      <w:proofErr w:type="spellEnd"/>
-      <w:r>
-        <w:t xml:space="preserve"> (southern Apennines), Italy. Geophysical Research Letters, 37(11).</w:t>
+        <w:t xml:space="preserve"> Earth degassing: Case of Mefite d'Ansanto (southern Apennines), Italy. Geophysical Research Letters, 37(11).</w:t>
       </w:r>
     </w:p>
     <w:p>
@@ -21194,15 +18920,7 @@
         <w:t xml:space="preserve">Costa, A., Chiodini, G., Granieri, D., Folch, A., Hankin, R.K.S., Caliro, S., and Cardellini, C., 2008. </w:t>
       </w:r>
       <w:r>
-        <w:t xml:space="preserve">A shallow‐layer model for heavy gas dispersion from natural sources: Application and hazard assessment at Caldara di </w:t>
-      </w:r>
-      <w:proofErr w:type="spellStart"/>
-      <w:r>
-        <w:t>Manziana</w:t>
-      </w:r>
-      <w:proofErr w:type="spellEnd"/>
-      <w:r>
-        <w:t>, Italy. Geochemistry, Geophysics, Geosystems, 9(3).</w:t>
+        <w:t>A shallow‐layer model for heavy gas dispersion from natural sources: Application and hazard assessment at Caldara di Manziana, Italy. Geochemistry, Geophysics, Geosystems, 9(3).</w:t>
       </w:r>
     </w:p>
     <w:p>
@@ -21240,76 +18958,30 @@
         <w:t>-2.0</w:t>
       </w:r>
       <w:r>
-        <w:t xml:space="preserve">: a model for passive </w:t>
-      </w:r>
-      <w:proofErr w:type="spellStart"/>
-      <w:r>
-        <w:t>DISpersion</w:t>
-      </w:r>
-      <w:proofErr w:type="spellEnd"/>
-      <w:r>
-        <w:t xml:space="preserve"> of GAS. </w:t>
+        <w:t xml:space="preserve">: a model for passive DISpersion of GAS. </w:t>
       </w:r>
       <w:r>
         <w:rPr>
           <w:lang w:val="it-IT"/>
         </w:rPr>
-        <w:t xml:space="preserve">Rapporti tecnici INGV. Istituto Nazionale Di Geofisica e Vulcanologia, </w:t>
-      </w:r>
-      <w:proofErr w:type="spellStart"/>
+        <w:t>Rapporti tecnici INGV. Istituto Nazionale Di Geofisica e Vulcanologia, Italy, 332, 2039e7941.</w:t>
+      </w:r>
+    </w:p>
+    <w:p>
       <w:r>
         <w:rPr>
           <w:lang w:val="it-IT"/>
         </w:rPr>
-        <w:t>Italy</w:t>
-      </w:r>
-      <w:proofErr w:type="spellEnd"/>
+        <w:t>Dioguardi, F., Massaro, S., Chio</w:t>
+      </w:r>
       <w:r>
         <w:rPr>
           <w:lang w:val="it-IT"/>
         </w:rPr>
-        <w:t>, 332, 2039e7941.</w:t>
-      </w:r>
-    </w:p>
-    <w:p>
-      <w:r>
-        <w:rPr>
-          <w:lang w:val="it-IT"/>
-        </w:rPr>
-        <w:t>Dioguardi, F., Massaro, S., Chio</w:t>
-      </w:r>
-      <w:r>
-        <w:rPr>
-          <w:lang w:val="it-IT"/>
-        </w:rPr>
         <w:t xml:space="preserve">dini, G., Costa, A., Folch, A., Macedonio, G., Sandri, L., Selva, J., Tamburello, G., 2022. </w:t>
       </w:r>
       <w:r>
-        <w:t xml:space="preserve">VIGIL: A Python tool for automatized probabilistic </w:t>
-      </w:r>
-      <w:proofErr w:type="spellStart"/>
-      <w:r>
-        <w:t>VolcanIc</w:t>
-      </w:r>
-      <w:proofErr w:type="spellEnd"/>
-      <w:r>
-        <w:t xml:space="preserve"> Gas </w:t>
-      </w:r>
-      <w:proofErr w:type="spellStart"/>
-      <w:r>
-        <w:t>dIspersion</w:t>
-      </w:r>
-      <w:proofErr w:type="spellEnd"/>
-      <w:r>
-        <w:t xml:space="preserve"> </w:t>
-      </w:r>
-      <w:proofErr w:type="spellStart"/>
-      <w:r>
-        <w:t>modeLling</w:t>
-      </w:r>
-      <w:proofErr w:type="spellEnd"/>
-      <w:r>
-        <w:t>.</w:t>
+        <w:t>VIGIL: A Python tool for automatized probabilistic VolcanIc Gas dIspersion modeLling.</w:t>
       </w:r>
       <w:r>
         <w:t xml:space="preserve"> Annals of Geophysics, 65(1), </w:t>
@@ -21344,15 +19016,7 @@
     </w:p>
     <w:p>
       <w:r>
-        <w:t xml:space="preserve">Edmonds, M., Grattan, J., </w:t>
-      </w:r>
-      <w:proofErr w:type="spellStart"/>
-      <w:r>
-        <w:t>Michnowicz</w:t>
-      </w:r>
-      <w:proofErr w:type="spellEnd"/>
-      <w:r>
-        <w:t>, S., 2018. Volcanic gas: silent killers. In Observing the Volcano World: Volcano Crisis Communication, 65-84. Springer, Cham.</w:t>
+        <w:t>Edmonds, M., Grattan, J., Michnowicz, S., 2018. Volcanic gas: silent killers. In Observing the Volcano World: Volcano Crisis Communication, 65-84. Springer, Cham.</w:t>
       </w:r>
     </w:p>
     <w:p>
@@ -21384,37 +19048,13 @@
     </w:p>
     <w:p>
       <w:r>
-        <w:t xml:space="preserve">Folch, A., </w:t>
-      </w:r>
-      <w:proofErr w:type="spellStart"/>
-      <w:r>
-        <w:t>Barcons</w:t>
-      </w:r>
-      <w:proofErr w:type="spellEnd"/>
-      <w:r>
-        <w:t xml:space="preserve">, J., </w:t>
-      </w:r>
-      <w:proofErr w:type="spellStart"/>
-      <w:r>
-        <w:t>Kozono</w:t>
-      </w:r>
-      <w:proofErr w:type="spellEnd"/>
-      <w:r>
-        <w:t xml:space="preserve">, T., and Costa, A., 2017. High-resolution modelling of atmospheric dispersion of dense gas using </w:t>
+        <w:t xml:space="preserve">Folch, A., Barcons, J., Kozono, T., and Costa, A., 2017. High-resolution modelling of atmospheric dispersion of dense gas using </w:t>
       </w:r>
       <w:r>
         <w:t>TWODEE-2</w:t>
       </w:r>
       <w:r>
-        <w:t xml:space="preserve">.1: application to the 1986 Lake </w:t>
-      </w:r>
-      <w:proofErr w:type="spellStart"/>
-      <w:r>
-        <w:t>Nyos</w:t>
-      </w:r>
-      <w:proofErr w:type="spellEnd"/>
-      <w:r>
-        <w:t xml:space="preserve"> limnic eruption. Natural Hazards and Earth System Sciences.</w:t>
+        <w:t>.1: application to the 1986 Lake Nyos limnic eruption. Natural Hazards and Earth System Sciences.</w:t>
       </w:r>
     </w:p>
     <w:p>
@@ -21422,28 +19062,12 @@
         <w:t xml:space="preserve">Granieri D., Costa A., Macedonio G., Chiodini G., Bisson M., 2013. </w:t>
       </w:r>
       <w:r>
-        <w:t xml:space="preserve">Carbon dioxide in the city of Naples: </w:t>
-      </w:r>
-      <w:proofErr w:type="spellStart"/>
-      <w:r>
-        <w:t>contri-bution</w:t>
-      </w:r>
-      <w:proofErr w:type="spellEnd"/>
-      <w:r>
-        <w:t xml:space="preserve"> and effects of the volcanic source. Journal of Volcanology and Geothermal Research, 260, 52-62.</w:t>
-      </w:r>
-    </w:p>
-    <w:p>
-      <w:r>
-        <w:t xml:space="preserve">Hankin, R.K.S., and </w:t>
-      </w:r>
-      <w:proofErr w:type="spellStart"/>
-      <w:r>
-        <w:t>Britter</w:t>
-      </w:r>
-      <w:proofErr w:type="spellEnd"/>
-      <w:r>
-        <w:t xml:space="preserve">, R.E., 1999. </w:t>
+        <w:t>Carbon dioxide in the city of Naples: contri-bution and effects of the volcanic source. Journal of Volcanology and Geothermal Research, 260, 52-62.</w:t>
+      </w:r>
+    </w:p>
+    <w:p>
+      <w:r>
+        <w:t xml:space="preserve">Hankin, R.K.S., and Britter, R.E., 1999. </w:t>
       </w:r>
       <w:r>
         <w:t>TWODEE-2</w:t>
@@ -21465,15 +19089,7 @@
     </w:p>
     <w:p>
       <w:r>
-        <w:t xml:space="preserve">Massaro, S., Dioguardi, F., Sandri, L., Tamburello, G., Selva, J., Moune, S., Jessop, D.E., Moretti, R., Komorowski, J.-C., Costa, A. Testing gas dispersion modelling at La </w:t>
-      </w:r>
-      <w:proofErr w:type="spellStart"/>
-      <w:r>
-        <w:t>Soufrière</w:t>
-      </w:r>
-      <w:proofErr w:type="spellEnd"/>
-      <w:r>
-        <w:t xml:space="preserve"> volcano (Guadeloupe, Lesser Antilles). </w:t>
+        <w:t xml:space="preserve">Massaro, S., Dioguardi, F., Sandri, L., Tamburello, G., Selva, J., Moune, S., Jessop, D.E., Moretti, R., Komorowski, J.-C., Costa, A. Testing gas dispersion modelling at La Soufrière volcano (Guadeloupe, Lesser Antilles). </w:t>
       </w:r>
       <w:r>
         <w:t>Journal of Volcanology and Geothermal Research</w:t>
@@ -21526,15 +19142,7 @@
         <w:t xml:space="preserve">Pedone, M., Granieri, D., Moretti, R., Fedele, A., Troise, C., Somma, R., and De Natale, G., 2017. </w:t>
       </w:r>
       <w:r>
-        <w:t xml:space="preserve">Improved </w:t>
-      </w:r>
-      <w:proofErr w:type="spellStart"/>
-      <w:r>
-        <w:t>quanti-fication</w:t>
-      </w:r>
-      <w:proofErr w:type="spellEnd"/>
-      <w:r>
-        <w:t xml:space="preserve"> of CO</w:t>
+        <w:t>Improved quanti-fication of CO</w:t>
       </w:r>
       <w:r>
         <w:rPr>
@@ -21543,23 +19151,7 @@
         <w:t>2</w:t>
       </w:r>
       <w:r>
-        <w:t xml:space="preserve"> emission at Campi </w:t>
-      </w:r>
-      <w:proofErr w:type="spellStart"/>
-      <w:r>
-        <w:t>Flegrei</w:t>
-      </w:r>
-      <w:proofErr w:type="spellEnd"/>
-      <w:r>
-        <w:t xml:space="preserve"> by combined </w:t>
-      </w:r>
-      <w:proofErr w:type="spellStart"/>
-      <w:r>
-        <w:t>Lagrangian</w:t>
-      </w:r>
-      <w:proofErr w:type="spellEnd"/>
-      <w:r>
-        <w:t xml:space="preserve"> Stochastic and Eulerian dispersion modelling. Atmospheric Environment, 170, 1-11.</w:t>
+        <w:t xml:space="preserve"> emission at Campi Flegrei by combined Lagrangian Stochastic and Eulerian dispersion modelling. Atmospheric Environment, 170, 1-11.</w:t>
       </w:r>
     </w:p>
     <w:p>
@@ -21569,231 +19161,85 @@
         </w:rPr>
       </w:pPr>
       <w:r>
-        <w:t>Prabha T., Mursch-</w:t>
-      </w:r>
-      <w:proofErr w:type="spellStart"/>
-      <w:r>
-        <w:t>Radlgruber</w:t>
-      </w:r>
-      <w:proofErr w:type="spellEnd"/>
-      <w:r>
-        <w:t xml:space="preserve"> E., 1999. </w:t>
-      </w:r>
-      <w:proofErr w:type="spellStart"/>
-      <w:r>
-        <w:t>Modeling</w:t>
-      </w:r>
-      <w:proofErr w:type="spellEnd"/>
-      <w:r>
-        <w:t xml:space="preserve"> of diffusion in a wide Alpine Valley. </w:t>
-      </w:r>
-      <w:proofErr w:type="spellStart"/>
+        <w:t xml:space="preserve">Prabha T., Mursch-Radlgruber E., 1999. Modeling of diffusion in a wide Alpine Valley. </w:t>
+      </w:r>
       <w:r>
         <w:rPr>
           <w:lang w:val="it-IT"/>
         </w:rPr>
-        <w:t>Theor</w:t>
-      </w:r>
-      <w:proofErr w:type="spellEnd"/>
-      <w:r>
+        <w:t>Theor. Appl. Climatol., 64, 93-103.</w:t>
+      </w:r>
+    </w:p>
+    <w:p>
+      <w:pPr>
         <w:rPr>
           <w:lang w:val="it-IT"/>
         </w:rPr>
-        <w:t xml:space="preserve">. </w:t>
-      </w:r>
-      <w:proofErr w:type="spellStart"/>
+      </w:pPr>
       <w:r>
         <w:rPr>
           <w:lang w:val="it-IT"/>
         </w:rPr>
-        <w:t>Appl</w:t>
-      </w:r>
-      <w:proofErr w:type="spellEnd"/>
+        <w:t xml:space="preserve">Sandri, L., Costa, A., Selva, J., Tonini, R., Macedonio, G., Folch, A., and Sulpizio, R., 2016. </w:t>
+      </w:r>
+      <w:r>
+        <w:t xml:space="preserve">Beyond eruptive scenarios: assessing tephra fallout hazard from Neapolitan volcanoes. </w:t>
+      </w:r>
       <w:r>
         <w:rPr>
           <w:lang w:val="it-IT"/>
         </w:rPr>
-        <w:t xml:space="preserve">. </w:t>
-      </w:r>
-      <w:proofErr w:type="spellStart"/>
-      <w:r>
+        <w:t>Scientific Reports, 6, 24271.</w:t>
+      </w:r>
+    </w:p>
+    <w:p>
+      <w:pPr>
         <w:rPr>
           <w:lang w:val="it-IT"/>
         </w:rPr>
-        <w:t>Climatol</w:t>
-      </w:r>
-      <w:proofErr w:type="spellEnd"/>
+      </w:pPr>
       <w:r>
         <w:rPr>
           <w:lang w:val="it-IT"/>
         </w:rPr>
-        <w:t>., 64, 93-103.</w:t>
-      </w:r>
-    </w:p>
-    <w:p>
-      <w:pPr>
+        <w:t xml:space="preserve">Selva, J., Orsi, G., Di Vito, M. A., Marzocchi, W., and Sandri, L., 2012a. </w:t>
+      </w:r>
+      <w:r>
+        <w:t xml:space="preserve">Probability hazard map for future vent opening at the Campi Flegrei caldera, Italy. </w:t>
+      </w:r>
+      <w:r>
         <w:rPr>
           <w:lang w:val="it-IT"/>
         </w:rPr>
-      </w:pPr>
+        <w:t xml:space="preserve">Bulletin of </w:t>
+      </w:r>
       <w:r>
         <w:rPr>
           <w:lang w:val="it-IT"/>
         </w:rPr>
-        <w:t xml:space="preserve">Sandri, L., Costa, A., Selva, J., Tonini, R., Macedonio, G., Folch, A., and </w:t>
-      </w:r>
-      <w:proofErr w:type="spellStart"/>
+        <w:t>V</w:t>
+      </w:r>
       <w:r>
         <w:rPr>
           <w:lang w:val="it-IT"/>
         </w:rPr>
-        <w:t>Sulpizio</w:t>
-      </w:r>
-      <w:proofErr w:type="spellEnd"/>
+        <w:t>olcanology, 74(2), 497-510.</w:t>
+      </w:r>
+    </w:p>
+    <w:p>
       <w:r>
         <w:rPr>
           <w:lang w:val="it-IT"/>
         </w:rPr>
-        <w:t xml:space="preserve">, R., 2016. </w:t>
-      </w:r>
-      <w:r>
-        <w:t xml:space="preserve">Beyond eruptive scenarios: assessing tephra fallout hazard from Neapolitan volcanoes. </w:t>
-      </w:r>
-      <w:r>
-        <w:rPr>
-          <w:lang w:val="it-IT"/>
-        </w:rPr>
-        <w:t>Scientific Reports, 6, 24271.</w:t>
-      </w:r>
-    </w:p>
-    <w:p>
-      <w:pPr>
-        <w:rPr>
-          <w:lang w:val="it-IT"/>
-        </w:rPr>
-      </w:pPr>
-      <w:r>
-        <w:rPr>
-          <w:lang w:val="it-IT"/>
-        </w:rPr>
-        <w:t xml:space="preserve">Selva, J., Orsi, G., Di Vito, M. A., Marzocchi, W., and Sandri, L., 2012a. </w:t>
-      </w:r>
-      <w:r>
-        <w:t xml:space="preserve">Probability hazard map for future vent opening at the Campi </w:t>
-      </w:r>
-      <w:proofErr w:type="spellStart"/>
-      <w:r>
-        <w:t>Flegrei</w:t>
-      </w:r>
-      <w:proofErr w:type="spellEnd"/>
-      <w:r>
-        <w:t xml:space="preserve"> caldera, Italy. </w:t>
-      </w:r>
-      <w:proofErr w:type="spellStart"/>
-      <w:r>
-        <w:rPr>
-          <w:lang w:val="it-IT"/>
-        </w:rPr>
-        <w:t>Bulletin</w:t>
-      </w:r>
-      <w:proofErr w:type="spellEnd"/>
-      <w:r>
-        <w:rPr>
-          <w:lang w:val="it-IT"/>
-        </w:rPr>
-        <w:t xml:space="preserve"> of </w:t>
-      </w:r>
-      <w:proofErr w:type="spellStart"/>
-      <w:r>
-        <w:rPr>
-          <w:lang w:val="it-IT"/>
-        </w:rPr>
-        <w:t>V</w:t>
-      </w:r>
-      <w:r>
-        <w:rPr>
-          <w:lang w:val="it-IT"/>
-        </w:rPr>
-        <w:t>olcanology</w:t>
-      </w:r>
-      <w:proofErr w:type="spellEnd"/>
-      <w:r>
-        <w:rPr>
-          <w:lang w:val="it-IT"/>
-        </w:rPr>
-        <w:t>, 74(2), 497-510.</w:t>
-      </w:r>
-    </w:p>
-    <w:p>
-      <w:r>
-        <w:rPr>
-          <w:lang w:val="it-IT"/>
-        </w:rPr>
         <w:t xml:space="preserve">Selva, J., Marzocchi, W., Papale, P., &amp; Sandri, L., 2012b. </w:t>
       </w:r>
       <w:r>
-        <w:t xml:space="preserve">Operational eruption forecasting at high-risk volcanoes: the case of Campi </w:t>
-      </w:r>
-      <w:proofErr w:type="spellStart"/>
-      <w:r>
-        <w:t>Flegrei</w:t>
-      </w:r>
-      <w:proofErr w:type="spellEnd"/>
-      <w:r>
-        <w:t>, Naples. Journal of Applied Volcanology, 1(1), 5.</w:t>
-      </w:r>
-    </w:p>
-    <w:p>
-      <w:r>
-        <w:t xml:space="preserve">Tamburello, G., Moune, S., Allard, P., Venugopal, S., Robert, V., Rosas-Carbajal, M., </w:t>
-      </w:r>
-      <w:proofErr w:type="spellStart"/>
-      <w:r>
-        <w:t>Deroussi</w:t>
-      </w:r>
-      <w:proofErr w:type="spellEnd"/>
-      <w:r>
-        <w:t xml:space="preserve">, Gaëtan-Thierry </w:t>
-      </w:r>
-      <w:proofErr w:type="spellStart"/>
-      <w:r>
-        <w:t>Kitou</w:t>
-      </w:r>
-      <w:proofErr w:type="spellEnd"/>
-      <w:r>
-        <w:t xml:space="preserve">, Didier, T., Komorowski, J.C., </w:t>
-      </w:r>
-      <w:proofErr w:type="spellStart"/>
-      <w:r>
-        <w:t>Beauducel</w:t>
-      </w:r>
-      <w:proofErr w:type="spellEnd"/>
-      <w:r>
-        <w:t xml:space="preserve">, F., De </w:t>
-      </w:r>
-      <w:proofErr w:type="spellStart"/>
-      <w:r>
-        <w:t>Chabalier</w:t>
-      </w:r>
-      <w:proofErr w:type="spellEnd"/>
-      <w:r>
-        <w:t xml:space="preserve"> J.B., Le Marchand, A., Le Friant, A., Bonifacie, M., Dessert, C., and Moretti, R., 2019. </w:t>
-      </w:r>
-      <w:proofErr w:type="spellStart"/>
-      <w:r>
-        <w:t>Spatio</w:t>
-      </w:r>
-      <w:proofErr w:type="spellEnd"/>
-      <w:r>
-        <w:t xml:space="preserve">-Temporal Relationships between Fumarolic Activity, Hydrothermal Fluid Circulation and Geophysical Signals at an Arc Volcano in Degassing Unrest: La </w:t>
-      </w:r>
-      <w:proofErr w:type="spellStart"/>
-      <w:r>
-        <w:t>Soufrière</w:t>
-      </w:r>
-      <w:proofErr w:type="spellEnd"/>
-      <w:r>
-        <w:t xml:space="preserve"> of Guadeloupe (French West Indies). Geosciences, 9(11), 480.</w:t>
+        <w:t>Operational eruption forecasting at high-risk volcanoes: the case of Campi Flegrei, Naples. Journal of Applied Volcanology, 1(1), 5.</w:t>
+      </w:r>
+    </w:p>
+    <w:p>
+      <w:r>
+        <w:t>Tamburello, G., Moune, S., Allard, P., Venugopal, S., Robert, V., Rosas-Carbajal, M., Deroussi, Gaëtan-Thierry Kitou, Didier, T., Komorowski, J.C., Beauducel, F., De Chabalier J.B., Le Marchand, A., Le Friant, A., Bonifacie, M., Dessert, C., and Moretti, R., 2019. Spatio-Temporal Relationships between Fumarolic Activity, Hydrothermal Fluid Circulation and Geophysical Signals at an Arc Volcano in Degassing Unrest: La Soufrière of Guadeloupe (French West Indies). Geosciences, 9(11), 480.</w:t>
       </w:r>
     </w:p>
     <w:p>
@@ -21810,23 +19256,7 @@
           <w:rFonts w:eastAsia="Arial Unicode MS"/>
           <w:color w:val="000000"/>
         </w:rPr>
-        <w:t xml:space="preserve">Tarquini S., Isola I., </w:t>
-      </w:r>
-      <w:proofErr w:type="spellStart"/>
-      <w:r>
-        <w:rPr>
-          <w:rFonts w:eastAsia="Arial Unicode MS"/>
-          <w:color w:val="000000"/>
-        </w:rPr>
-        <w:t>Favalli</w:t>
-      </w:r>
-      <w:proofErr w:type="spellEnd"/>
-      <w:r>
-        <w:rPr>
-          <w:rFonts w:eastAsia="Arial Unicode MS"/>
-          <w:color w:val="000000"/>
-        </w:rPr>
-        <w:t xml:space="preserve"> M., Battistini A., 2007. </w:t>
+        <w:t xml:space="preserve">Tarquini S., Isola I., Favalli M., Battistini A., 2007. </w:t>
       </w:r>
       <w:r>
         <w:rPr>

--- a/Manual/User_Manual.docx
+++ b/Manual/User_Manual.docx
@@ -8261,11 +8261,7 @@
       <w:bookmarkEnd w:id="19"/>
       <w:bookmarkEnd w:id="20"/>
     </w:p>
-    <w:p>
-      <w:pPr>
-        <w:pStyle w:val="Heading2"/>
-      </w:pPr>
-    </w:p>
+    <w:p/>
     <w:p>
       <w:r>
         <w:t>This script is run to retrieve weather data from ERA5 archive</w:t>
@@ -13764,31 +13760,122 @@
         <w:pStyle w:val="ListParagraph"/>
         <w:rPr>
           <w:rFonts w:asciiTheme="majorHAnsi" w:hAnsiTheme="majorHAnsi" w:cstheme="majorHAnsi"/>
+        </w:rPr>
+      </w:pPr>
+      <w:r>
+        <w:rPr>
+          <w:szCs w:val="22"/>
+        </w:rPr>
+        <w:t xml:space="preserve">“True”: </w:t>
+      </w:r>
+      <w:r>
+        <w:t xml:space="preserve">Extrapolate gas concentration at locations specified in the file </w:t>
+      </w:r>
+      <w:r>
+        <w:rPr>
+          <w:rFonts w:asciiTheme="majorHAnsi" w:hAnsiTheme="majorHAnsi" w:cstheme="majorHAnsi"/>
+        </w:rPr>
+        <w:t>tracking_points.</w:t>
+      </w:r>
+      <w:r>
+        <w:rPr>
+          <w:rFonts w:asciiTheme="majorHAnsi" w:hAnsiTheme="majorHAnsi" w:cstheme="majorHAnsi"/>
+        </w:rPr>
+        <w:t>csv</w:t>
+      </w:r>
+    </w:p>
+    <w:p>
+      <w:pPr>
+        <w:pStyle w:val="ListParagraph"/>
+        <w:numPr>
+          <w:ilvl w:val="0"/>
+          <w:numId w:val="7"/>
+        </w:numPr>
+        <w:rPr>
+          <w:rFonts w:asciiTheme="majorHAnsi" w:hAnsiTheme="majorHAnsi" w:cstheme="majorHAnsi"/>
+          <w:szCs w:val="22"/>
+        </w:rPr>
+      </w:pPr>
+      <w:r>
+        <w:rPr>
+          <w:rFonts w:asciiTheme="majorHAnsi" w:hAnsiTheme="majorHAnsi" w:cstheme="majorHAnsi"/>
+          <w:szCs w:val="22"/>
+        </w:rPr>
+        <w:t>-</w:t>
+      </w:r>
+      <w:r>
+        <w:rPr>
+          <w:rFonts w:asciiTheme="majorHAnsi" w:hAnsiTheme="majorHAnsi" w:cstheme="majorHAnsi"/>
+          <w:szCs w:val="22"/>
+        </w:rPr>
+        <w:t>I</w:t>
+      </w:r>
+      <w:r>
+        <w:rPr>
+          <w:rFonts w:asciiTheme="majorHAnsi" w:hAnsiTheme="majorHAnsi" w:cstheme="majorHAnsi"/>
+          <w:szCs w:val="22"/>
+        </w:rPr>
+        <w:t xml:space="preserve"> </w:t>
+      </w:r>
+      <w:r>
+        <w:rPr>
+          <w:rFonts w:asciiTheme="majorHAnsi" w:hAnsiTheme="majorHAnsi" w:cstheme="majorHAnsi"/>
+          <w:szCs w:val="22"/>
+        </w:rPr>
+        <w:t>INVERSION</w:t>
+      </w:r>
+      <w:r>
+        <w:rPr>
+          <w:rFonts w:asciiTheme="majorHAnsi" w:hAnsiTheme="majorHAnsi" w:cstheme="majorHAnsi"/>
+          <w:szCs w:val="22"/>
+        </w:rPr>
+        <w:t>, --</w:t>
+      </w:r>
+      <w:r>
+        <w:rPr>
+          <w:rFonts w:asciiTheme="majorHAnsi" w:hAnsiTheme="majorHAnsi" w:cstheme="majorHAnsi"/>
+          <w:szCs w:val="22"/>
+        </w:rPr>
+        <w:t>inversion</w:t>
+      </w:r>
+      <w:r>
+        <w:rPr>
+          <w:rFonts w:asciiTheme="majorHAnsi" w:hAnsiTheme="majorHAnsi" w:cstheme="majorHAnsi"/>
+          <w:szCs w:val="22"/>
+        </w:rPr>
+        <w:t xml:space="preserve"> </w:t>
+      </w:r>
+      <w:r>
+        <w:rPr>
+          <w:rFonts w:asciiTheme="majorHAnsi" w:hAnsiTheme="majorHAnsi" w:cstheme="majorHAnsi"/>
+          <w:szCs w:val="22"/>
+        </w:rPr>
+        <w:t>INVERSION</w:t>
+      </w:r>
+    </w:p>
+    <w:p>
+      <w:pPr>
+        <w:pStyle w:val="ListParagraph"/>
+        <w:rPr>
+          <w:rFonts w:asciiTheme="majorHAnsi" w:hAnsiTheme="majorHAnsi" w:cstheme="majorHAnsi"/>
+        </w:rPr>
+      </w:pPr>
+      <w:r>
+        <w:rPr>
+          <w:szCs w:val="22"/>
+        </w:rPr>
+        <w:t>If True, it creates plots of the inversion runs when VIGIL is run in inversion mode.</w:t>
+      </w:r>
+    </w:p>
+    <w:p>
+      <w:pPr>
+        <w:pStyle w:val="ListParagraph"/>
+        <w:rPr>
+          <w:rFonts w:asciiTheme="majorHAnsi" w:hAnsiTheme="majorHAnsi" w:cstheme="majorHAnsi"/>
           <w:sz w:val="20"/>
           <w:szCs w:val="22"/>
         </w:rPr>
       </w:pPr>
-      <w:r>
-        <w:rPr>
-          <w:szCs w:val="22"/>
-        </w:rPr>
-        <w:t xml:space="preserve">“True”: </w:t>
-      </w:r>
-      <w:r>
-        <w:t xml:space="preserve">Extrapolate gas concentration at locations specified in the file </w:t>
-      </w:r>
-      <w:r>
-        <w:rPr>
-          <w:rFonts w:asciiTheme="majorHAnsi" w:hAnsiTheme="majorHAnsi" w:cstheme="majorHAnsi"/>
-        </w:rPr>
-        <w:t>tracking_points.</w:t>
-      </w:r>
-      <w:r>
-        <w:rPr>
-          <w:rFonts w:asciiTheme="majorHAnsi" w:hAnsiTheme="majorHAnsi" w:cstheme="majorHAnsi"/>
-        </w:rPr>
-        <w:t>csv</w:t>
-      </w:r>
     </w:p>
     <w:p>
       <w:pPr>
@@ -14242,6 +14329,7 @@
         <w:rPr>
           <w:rFonts w:asciiTheme="majorHAnsi" w:hAnsiTheme="majorHAnsi" w:cstheme="majorHAnsi"/>
         </w:rPr>
+        <w:lastRenderedPageBreak/>
         <w:t xml:space="preserve">python ../../run_models.py </w:t>
       </w:r>
       <w:r>
@@ -14295,7 +14383,6 @@
         <w:rPr>
           <w:rFonts w:cs="Times New Roman"/>
         </w:rPr>
-        <w:lastRenderedPageBreak/>
         <w:t>We finally carried out post-processing with the following command:</w:t>
       </w:r>
     </w:p>
@@ -14572,6 +14659,7 @@
         <w:rPr>
           <w:noProof/>
         </w:rPr>
+        <w:lastRenderedPageBreak/>
         <w:drawing>
           <wp:inline distT="0" distB="0" distL="0" distR="0" wp14:anchorId="11E69894" wp14:editId="43B6A396">
             <wp:extent cx="5567290" cy="5063408"/>
@@ -14823,6 +14911,7 @@
         <w:rPr>
           <w:rFonts w:asciiTheme="majorHAnsi" w:hAnsiTheme="majorHAnsi" w:cstheme="majorHAnsi"/>
         </w:rPr>
+        <w:lastRenderedPageBreak/>
         <w:t xml:space="preserve">python </w:t>
       </w:r>
       <w:r>
@@ -15606,14 +15695,7 @@
         <w:rPr>
           <w:rFonts w:cs="Times New Roman"/>
         </w:rPr>
-        <w:t xml:space="preserve"> on the data </w:t>
-      </w:r>
-      <w:r>
-        <w:rPr>
-          <w:rFonts w:cs="Times New Roman"/>
-        </w:rPr>
-        <w:lastRenderedPageBreak/>
-        <w:t xml:space="preserve">available from the literature on this observable (Massaro et al., </w:t>
+        <w:t xml:space="preserve"> on the data available from the literature on this observable (Massaro et al., </w:t>
       </w:r>
       <w:r>
         <w:rPr>
@@ -15818,6 +15900,7 @@
           <w:noProof/>
           <w:lang w:eastAsia="it-IT"/>
         </w:rPr>
+        <w:lastRenderedPageBreak/>
         <w:drawing>
           <wp:inline distT="0" distB="0" distL="0" distR="0" wp14:anchorId="5F735B5C" wp14:editId="6784D088">
             <wp:extent cx="5166360" cy="4612094"/>
@@ -16277,7 +16360,6 @@
               <w:rPr>
                 <w:b/>
               </w:rPr>
-              <w:lastRenderedPageBreak/>
               <w:t>Tracking point ID</w:t>
             </w:r>
           </w:p>
@@ -16469,6 +16551,7 @@
         <w:rPr>
           <w:noProof/>
         </w:rPr>
+        <w:lastRenderedPageBreak/>
         <w:drawing>
           <wp:inline distT="0" distB="0" distL="0" distR="0" wp14:anchorId="0AE1425C" wp14:editId="262B26B6">
             <wp:extent cx="5660723" cy="4587619"/>

--- a/Manual/User_Manual.docx
+++ b/Manual/User_Manual.docx
@@ -35,26 +35,78 @@
         <w:rPr>
           <w:lang w:val="it-IT"/>
         </w:rPr>
-        <w:t>3</w:t>
+        <w:t>4</w:t>
       </w:r>
       <w:r>
         <w:rPr>
           <w:lang w:val="it-IT"/>
         </w:rPr>
-        <w:t>.</w:t>
-      </w:r>
+        <w:t xml:space="preserve">: a tool for </w:t>
+      </w:r>
+      <w:proofErr w:type="spellStart"/>
       <w:r>
         <w:rPr>
           <w:lang w:val="it-IT"/>
         </w:rPr>
-        <w:t>8</w:t>
-      </w:r>
+        <w:t>Automatized</w:t>
+      </w:r>
+      <w:proofErr w:type="spellEnd"/>
       <w:r>
         <w:rPr>
           <w:lang w:val="it-IT"/>
         </w:rPr>
-        <w:t>: a tool for Automatized Probabilistic Volcanic Gas Dispersion Modelling</w:t>
-      </w:r>
+        <w:t xml:space="preserve"> </w:t>
+      </w:r>
+      <w:proofErr w:type="spellStart"/>
+      <w:r>
+        <w:rPr>
+          <w:lang w:val="it-IT"/>
+        </w:rPr>
+        <w:t>Probabilistic</w:t>
+      </w:r>
+      <w:proofErr w:type="spellEnd"/>
+      <w:r>
+        <w:rPr>
+          <w:lang w:val="it-IT"/>
+        </w:rPr>
+        <w:t xml:space="preserve"> </w:t>
+      </w:r>
+      <w:proofErr w:type="spellStart"/>
+      <w:r>
+        <w:rPr>
+          <w:lang w:val="it-IT"/>
+        </w:rPr>
+        <w:t>Volcanic</w:t>
+      </w:r>
+      <w:proofErr w:type="spellEnd"/>
+      <w:r>
+        <w:rPr>
+          <w:lang w:val="it-IT"/>
+        </w:rPr>
+        <w:t xml:space="preserve"> Gas </w:t>
+      </w:r>
+      <w:proofErr w:type="spellStart"/>
+      <w:r>
+        <w:rPr>
+          <w:lang w:val="it-IT"/>
+        </w:rPr>
+        <w:t>Dispersion</w:t>
+      </w:r>
+      <w:proofErr w:type="spellEnd"/>
+      <w:r>
+        <w:rPr>
+          <w:lang w:val="it-IT"/>
+        </w:rPr>
+        <w:t xml:space="preserve"> </w:t>
+      </w:r>
+      <w:proofErr w:type="spellStart"/>
+      <w:r>
+        <w:rPr>
+          <w:lang w:val="it-IT"/>
+        </w:rPr>
+        <w:t>Modelling</w:t>
+      </w:r>
+      <w:proofErr w:type="spellEnd"/>
     </w:p>
     <w:p>
       <w:pPr>
@@ -152,7 +204,7 @@
           <w:vertAlign w:val="superscript"/>
           <w:lang w:val="it-IT"/>
         </w:rPr>
-        <w:t xml:space="preserve">1 </w:t>
+        <w:t>1</w:t>
       </w:r>
       <w:r>
         <w:rPr>
@@ -180,36 +232,47 @@
           <w:sz w:val="28"/>
           <w:lang w:val="it-IT"/>
         </w:rPr>
-        <w:t>lla Terra e Geoambientali</w:t>
-      </w:r>
+        <w:t xml:space="preserve">lla Terra e </w:t>
+      </w:r>
+      <w:proofErr w:type="spellStart"/>
       <w:r>
         <w:rPr>
           <w:sz w:val="28"/>
           <w:lang w:val="it-IT"/>
         </w:rPr>
-        <w:t xml:space="preserve">, </w:t>
-      </w:r>
+        <w:t>Geoambientali</w:t>
+      </w:r>
+      <w:proofErr w:type="spellEnd"/>
       <w:r>
         <w:rPr>
           <w:sz w:val="28"/>
           <w:lang w:val="it-IT"/>
         </w:rPr>
-        <w:t>Bari</w:t>
+        <w:t xml:space="preserve">, </w:t>
       </w:r>
       <w:r>
         <w:rPr>
           <w:sz w:val="28"/>
           <w:lang w:val="it-IT"/>
         </w:rPr>
-        <w:t xml:space="preserve">, </w:t>
+        <w:t>Bari</w:t>
       </w:r>
       <w:r>
         <w:rPr>
           <w:sz w:val="28"/>
           <w:lang w:val="it-IT"/>
         </w:rPr>
+        <w:t xml:space="preserve">, </w:t>
+      </w:r>
+      <w:proofErr w:type="spellStart"/>
+      <w:r>
+        <w:rPr>
+          <w:sz w:val="28"/>
+          <w:lang w:val="it-IT"/>
+        </w:rPr>
         <w:t>Italy</w:t>
       </w:r>
+      <w:proofErr w:type="spellEnd"/>
     </w:p>
     <w:p>
       <w:pPr>
@@ -1819,8 +1882,29 @@
         <w:t xml:space="preserve"> (</w:t>
       </w:r>
       <w:r>
-        <w:t>automatic probabilistic VolcanIc Gas dIspersion modeLling</w:t>
-      </w:r>
+        <w:t xml:space="preserve">automatic probabilistic </w:t>
+      </w:r>
+      <w:proofErr w:type="spellStart"/>
+      <w:r>
+        <w:t>VolcanIc</w:t>
+      </w:r>
+      <w:proofErr w:type="spellEnd"/>
+      <w:r>
+        <w:t xml:space="preserve"> Gas </w:t>
+      </w:r>
+      <w:proofErr w:type="spellStart"/>
+      <w:r>
+        <w:t>dIspersion</w:t>
+      </w:r>
+      <w:proofErr w:type="spellEnd"/>
+      <w:r>
+        <w:t xml:space="preserve"> </w:t>
+      </w:r>
+      <w:proofErr w:type="spellStart"/>
+      <w:r>
+        <w:t>modeLling</w:t>
+      </w:r>
+      <w:proofErr w:type="spellEnd"/>
       <w:r>
         <w:t xml:space="preserve">) tool is a collection of Python scripts designed to aid the user with the usage of gas dispersion models (both passive gas dispersion and heavy gas flow) and to automatically perform probabilistic simulations. Two open-source Eulerian models are supported: DISGAS </w:t>
       </w:r>
@@ -1855,7 +1939,15 @@
         <w:t xml:space="preserve"> </w:t>
       </w:r>
       <w:r>
-        <w:t>(Hankin and Britter, 1999; Folch et al., 2009), which are coupled with a mass-consistent Diagnostic Wind Model (</w:t>
+        <w:t xml:space="preserve">(Hankin and </w:t>
+      </w:r>
+      <w:proofErr w:type="spellStart"/>
+      <w:r>
+        <w:t>Britter</w:t>
+      </w:r>
+      <w:proofErr w:type="spellEnd"/>
+      <w:r>
+        <w:t>, 1999; Folch et al., 2009), which are coupled with a mass-consistent Diagnostic Wind Model (</w:t>
       </w:r>
       <w:r>
         <w:t>DIAGNO v1.</w:t>
@@ -1887,6 +1979,9 @@
       <w:bookmarkEnd w:id="1"/>
     </w:p>
     <w:p>
+      <w:pPr>
+        <w:jc w:val="both"/>
+      </w:pPr>
       <w:r>
         <w:t xml:space="preserve">Volcanic eruptions are very hazardous events which can have a devastating impact on human settlements worldwide. In the last decades, probabilistic volcanic hazard assessment methodologies have allowed the quantification of intrinsic uncertainties related to volcanic eruptions, which play a fundamental role in risk reduction strategies, making them of interest to both scientists and decision makers (e.g., Marzocchi et al., 2006; Selva et al., 2012a,b; Sandri et al., 2016). In this scenario, the study of gas dispersion is a key for the understanding the </w:t>
       </w:r>
@@ -1912,10 +2007,29 @@
         <w:t>behaviour</w:t>
       </w:r>
       <w:r>
-        <w:t xml:space="preserve"> over complex topography is generally described using depth-averaged variables (shallow layer approach, e.g., Hankin and Britter, 1999), while for dispersion of a diluted gas passively driven by wind advection and atmospheric turbulence, simpler advection-diffusion equations can be solved (e.g. Prabha and Mursch-Radlgruber, 1999).</w:t>
-      </w:r>
-    </w:p>
-    <w:p>
+        <w:t xml:space="preserve"> over complex topography is generally described using depth-averaged variables (shallow layer approach, e.g., Hankin and </w:t>
+      </w:r>
+      <w:proofErr w:type="spellStart"/>
+      <w:r>
+        <w:t>Britter</w:t>
+      </w:r>
+      <w:proofErr w:type="spellEnd"/>
+      <w:r>
+        <w:t>, 1999), while for dispersion of a diluted gas passively driven by wind advection and atmospheric turbulence, simpler advection-diffusion equations can be solved (e.g. Prabha and Mursch-</w:t>
+      </w:r>
+      <w:proofErr w:type="spellStart"/>
+      <w:r>
+        <w:t>Radlgruber</w:t>
+      </w:r>
+      <w:proofErr w:type="spellEnd"/>
+      <w:r>
+        <w:t>, 1999).</w:t>
+      </w:r>
+    </w:p>
+    <w:p>
+      <w:pPr>
+        <w:jc w:val="both"/>
+      </w:pPr>
       <w:r>
         <w:t xml:space="preserve">Here we present </w:t>
       </w:r>
@@ -1986,7 +2100,15 @@
         <w:t xml:space="preserve"> </w:t>
       </w:r>
       <w:r>
-        <w:t>(Hankin and Britter, 1999; Folch et al., 2009) coupled with a mass-consistent Diagnostic Wind Model (D</w:t>
+        <w:t xml:space="preserve">(Hankin and </w:t>
+      </w:r>
+      <w:proofErr w:type="spellStart"/>
+      <w:r>
+        <w:t>Britter</w:t>
+      </w:r>
+      <w:proofErr w:type="spellEnd"/>
+      <w:r>
+        <w:t>, 1999; Folch et al., 2009) coupled with a mass-consistent Diagnostic Wind Model (D</w:t>
       </w:r>
       <w:r>
         <w:t>IAGNO v1.</w:t>
@@ -2007,7 +2129,13 @@
         <w:t xml:space="preserve"> and DIAGNO, respectively.</w:t>
       </w:r>
       <w:r>
-        <w:t xml:space="preserve"> By simplifying meteorological data collection and processing and automatizing the generation of input data, the running of the models (when possible in parallel) and the generation of outputs (also graphical), this tool can be used to provide a probabilistic volcanic gas modelling for volcanic hazard assessment purposes. In particular, </w:t>
+        <w:t xml:space="preserve"> By simplifying meteorological data collection and processing and automatizing the generation of input data, the running of the models (when </w:t>
+      </w:r>
+      <w:r>
+        <w:t>possible,</w:t>
+      </w:r>
+      <w:r>
+        <w:t xml:space="preserve"> in parallel) and the generation of outputs (also graphical), this tool can be used to provide a probabilistic volcanic gas modelling for volcanic hazard assessment purposes. </w:t>
       </w:r>
       <w:r>
         <w:t>DISGAS</w:t>
@@ -2032,6 +2160,9 @@
       </w:r>
     </w:p>
     <w:p>
+      <w:pPr>
+        <w:jc w:val="both"/>
+      </w:pPr>
       <w:r>
         <w:t xml:space="preserve">In the following we firstly describe the physical models on which the models are based, then we present the </w:t>
       </w:r>
@@ -2058,6 +2189,7 @@
         <w:rPr>
           <w:rStyle w:val="None"/>
         </w:rPr>
+        <w:lastRenderedPageBreak/>
         <w:t xml:space="preserve">2. </w:t>
       </w:r>
       <w:r>
@@ -2839,6 +2971,7 @@
       <w:r>
         <w:t xml:space="preserve"> and </w:t>
       </w:r>
+      <w:proofErr w:type="spellStart"/>
       <w:r>
         <w:rPr>
           <w:i/>
@@ -2855,6 +2988,7 @@
         </w:rPr>
         <w:t>z</w:t>
       </w:r>
+      <w:proofErr w:type="spellEnd"/>
       <w:r>
         <w:t xml:space="preserve"> are the diagonal scaled diffusion coefficients and </w:t>
       </w:r>
@@ -3256,6 +3390,7 @@
       <w:r>
         <w:t xml:space="preserve">Where </w:t>
       </w:r>
+      <w:proofErr w:type="spellStart"/>
       <w:r>
         <w:rPr>
           <w:rFonts w:ascii="Noto Sans Symbols" w:eastAsia="Noto Sans Symbols" w:hAnsi="Noto Sans Symbols" w:cs="Noto Sans Symbols"/>
@@ -3271,9 +3406,11 @@
         </w:rPr>
         <w:t>g</w:t>
       </w:r>
+      <w:proofErr w:type="spellEnd"/>
       <w:r>
         <w:t xml:space="preserve"> and </w:t>
       </w:r>
+      <w:proofErr w:type="spellStart"/>
       <w:r>
         <w:rPr>
           <w:rFonts w:ascii="Noto Sans Symbols" w:eastAsia="Noto Sans Symbols" w:hAnsi="Noto Sans Symbols" w:cs="Noto Sans Symbols"/>
@@ -3289,6 +3426,7 @@
         </w:rPr>
         <w:t>a</w:t>
       </w:r>
+      <w:proofErr w:type="spellEnd"/>
       <w:r>
         <w:t xml:space="preserve"> are the air and the gas densities</w:t>
       </w:r>
@@ -3435,6 +3573,7 @@
       </w:pPr>
       <w:bookmarkStart w:id="4" w:name="_Toc205721544"/>
       <w:r>
+        <w:lastRenderedPageBreak/>
         <w:t>2.</w:t>
       </w:r>
       <w:r>
@@ -3461,6 +3600,7 @@
       <w:r>
         <w:t xml:space="preserve"> code solves a time-dependent model for the flow of a heavy gas based on the shallow layer approach. It is built on the depth-averaged equations for a gas cloud resulting from mixing a gas of density </w:t>
       </w:r>
+      <w:proofErr w:type="spellStart"/>
       <w:r>
         <w:rPr>
           <w:i/>
@@ -3474,9 +3614,11 @@
         </w:rPr>
         <w:t>g</w:t>
       </w:r>
+      <w:proofErr w:type="spellEnd"/>
       <w:r>
         <w:t xml:space="preserve"> with an ambient fluid (air) of density </w:t>
       </w:r>
+      <w:proofErr w:type="spellStart"/>
       <w:r>
         <w:rPr>
           <w:i/>
@@ -3490,9 +3632,11 @@
         </w:rPr>
         <w:t>a</w:t>
       </w:r>
+      <w:proofErr w:type="spellEnd"/>
       <w:r>
         <w:t xml:space="preserve"> (</w:t>
       </w:r>
+      <w:proofErr w:type="spellStart"/>
       <w:r>
         <w:rPr>
           <w:i/>
@@ -3506,9 +3650,11 @@
         </w:rPr>
         <w:t>g</w:t>
       </w:r>
+      <w:proofErr w:type="spellEnd"/>
       <w:r>
         <w:t xml:space="preserve"> &gt; </w:t>
       </w:r>
+      <w:proofErr w:type="spellStart"/>
       <w:r>
         <w:rPr>
           <w:i/>
@@ -3522,6 +3668,7 @@
         </w:rPr>
         <w:t>a</w:t>
       </w:r>
+      <w:proofErr w:type="spellEnd"/>
       <w:r>
         <w:t xml:space="preserve">). </w:t>
       </w:r>
@@ -3529,7 +3676,15 @@
         <w:t>TWODEE-2</w:t>
       </w:r>
       <w:r>
-        <w:t xml:space="preserve"> is derived from the optimization and improvement of a previous Fortran-77 version developed by Hankin and Britter (1999). Under the assumption that </w:t>
+        <w:t xml:space="preserve"> is derived from the optimization and improvement of a previous Fortran-77 version developed by Hankin and </w:t>
+      </w:r>
+      <w:proofErr w:type="spellStart"/>
+      <w:r>
+        <w:t>Britter</w:t>
+      </w:r>
+      <w:proofErr w:type="spellEnd"/>
+      <w:r>
+        <w:t xml:space="preserve"> (1999). Under the assumption that </w:t>
       </w:r>
       <w:r>
         <w:rPr>
@@ -3556,7 +3711,15 @@
         <w:t>TWODEE-2</w:t>
       </w:r>
       <w:r>
-        <w:t xml:space="preserve"> allows the option “MET_NC”, to use outputs of numerical weather prediction or reanalysis models in NetCDF format. This option is ideal for using high-resolution meteorology obtained by running a numerical weather prediction model.</w:t>
+        <w:t xml:space="preserve"> allows the option “MET_NC”, to use outputs of numerical weather prediction or reanalysis models in </w:t>
+      </w:r>
+      <w:proofErr w:type="spellStart"/>
+      <w:r>
+        <w:t>NetCDF</w:t>
+      </w:r>
+      <w:proofErr w:type="spellEnd"/>
+      <w:r>
+        <w:t xml:space="preserve"> format. This option is ideal for using high-resolution meteorology obtained by running a numerical weather prediction model.</w:t>
       </w:r>
     </w:p>
     <w:p/>
@@ -3810,13 +3973,29 @@
         <w:t xml:space="preserve"> an Empirical Cumulative Distribution Function (ECDF) (random source emission). A combination of fixed and random emissions is also possible. </w:t>
       </w:r>
       <w:r>
-        <w:t xml:space="preserve">This script is also optionally interfaced with Slurm Workload Manager to run DIAGNO, DISGAS and </w:t>
+        <w:t xml:space="preserve">This script is also optionally interfaced with </w:t>
+      </w:r>
+      <w:proofErr w:type="spellStart"/>
+      <w:r>
+        <w:t>Slurm</w:t>
+      </w:r>
+      <w:proofErr w:type="spellEnd"/>
+      <w:r>
+        <w:t xml:space="preserve"> Workload Manager to run DIAGNO, DISGAS and </w:t>
       </w:r>
       <w:r>
         <w:t>TWODEE-2</w:t>
       </w:r>
       <w:r>
-        <w:t xml:space="preserve"> on a cluster using the available resources with Slurm. </w:t>
+        <w:t xml:space="preserve"> on a cluster using the available resources with </w:t>
+      </w:r>
+      <w:proofErr w:type="spellStart"/>
+      <w:r>
+        <w:t>Slurm</w:t>
+      </w:r>
+      <w:proofErr w:type="spellEnd"/>
+      <w:r>
+        <w:t xml:space="preserve">. </w:t>
       </w:r>
       <w:r>
         <w:t xml:space="preserve">In the latest version, an automatic scenario detection has been introduced, i.e., VIGIL calculates </w:t>
@@ -3916,23 +4095,35 @@
         <w:t xml:space="preserve"> shows </w:t>
       </w:r>
       <w:r>
-        <w:t xml:space="preserve">the workflow composed by the three stages (retrival and managing of weather data, running of the models and the post-processing). </w:t>
+        <w:t>the workflow composed by the three stages (</w:t>
+      </w:r>
+      <w:proofErr w:type="spellStart"/>
+      <w:r>
+        <w:t>retrival</w:t>
+      </w:r>
+      <w:proofErr w:type="spellEnd"/>
+      <w:r>
+        <w:t xml:space="preserve"> and managing of weather data, running of the models and the post-processing). </w:t>
       </w:r>
     </w:p>
     <w:p>
       <w:pPr>
         <w:keepNext/>
       </w:pPr>
+    </w:p>
+    <w:p>
+      <w:pPr>
+        <w:keepNext/>
+      </w:pPr>
       <w:r>
         <w:rPr>
           <w:noProof/>
         </w:rPr>
-        <w:lastRenderedPageBreak/>
         <w:drawing>
-          <wp:inline distT="0" distB="0" distL="0" distR="0" wp14:anchorId="49A6E2C4" wp14:editId="762D6104">
-            <wp:extent cx="5705475" cy="4521537"/>
+          <wp:inline distT="0" distB="0" distL="0" distR="0" wp14:anchorId="3305C1BE" wp14:editId="5E015EDB">
+            <wp:extent cx="4026535" cy="3154260"/>
             <wp:effectExtent l="0" t="0" r="0" b="0"/>
-            <wp:docPr id="1052214303" name="Immagine 1"/>
+            <wp:docPr id="594623899" name="Immagine 1"/>
             <wp:cNvGraphicFramePr>
               <a:graphicFrameLocks xmlns:a="http://schemas.openxmlformats.org/drawingml/2006/main" noChangeAspect="1"/>
             </wp:cNvGraphicFramePr>
@@ -3940,12 +4131,12 @@
               <a:graphicData uri="http://schemas.openxmlformats.org/drawingml/2006/picture">
                 <pic:pic xmlns:pic="http://schemas.openxmlformats.org/drawingml/2006/picture">
                   <pic:nvPicPr>
-                    <pic:cNvPr id="1052214303" name="Immagine 1052214303"/>
+                    <pic:cNvPr id="594623899" name="Immagine 594623899"/>
                     <pic:cNvPicPr/>
                   </pic:nvPicPr>
                   <pic:blipFill rotWithShape="1">
                     <a:blip r:embed="rId11"/>
-                    <a:srcRect r="30406" b="26468"/>
+                    <a:srcRect r="29745" b="26624"/>
                     <a:stretch>
                       <a:fillRect/>
                     </a:stretch>
@@ -3953,7 +4144,7 @@
                   <pic:spPr bwMode="auto">
                     <a:xfrm>
                       <a:off x="0" y="0"/>
-                      <a:ext cx="5763645" cy="4567636"/>
+                      <a:ext cx="4026716" cy="3154402"/>
                     </a:xfrm>
                     <a:prstGeom prst="rect">
                       <a:avLst/>
@@ -3976,24 +4167,77 @@
     </w:p>
     <w:p>
       <w:pPr>
-        <w:pStyle w:val="Caption"/>
-      </w:pPr>
-      <w:r>
+        <w:keepNext/>
+      </w:pPr>
+      <w:r>
+        <w:rPr>
+          <w:i/>
+          <w:iCs/>
+          <w:color w:val="44546A" w:themeColor="text2"/>
+          <w:sz w:val="18"/>
+          <w:szCs w:val="18"/>
+        </w:rPr>
         <w:t xml:space="preserve">Figure </w:t>
       </w:r>
-      <w:fldSimple w:instr=" SEQ Figure \* ARABIC ">
-        <w:r>
-          <w:rPr>
-            <w:noProof/>
-          </w:rPr>
-          <w:t>1</w:t>
-        </w:r>
-      </w:fldSimple>
-      <w:r>
-        <w:t xml:space="preserve">. </w:t>
-      </w:r>
-      <w:r>
-        <w:t>Directory tree of the VIGIL tool.</w:t>
+      <w:r>
+        <w:rPr>
+          <w:i/>
+          <w:iCs/>
+          <w:color w:val="44546A" w:themeColor="text2"/>
+          <w:sz w:val="18"/>
+          <w:szCs w:val="18"/>
+        </w:rPr>
+        <w:fldChar w:fldCharType="begin"/>
+      </w:r>
+      <w:r>
+        <w:rPr>
+          <w:i/>
+          <w:iCs/>
+          <w:color w:val="44546A" w:themeColor="text2"/>
+          <w:sz w:val="18"/>
+          <w:szCs w:val="18"/>
+        </w:rPr>
+        <w:instrText xml:space="preserve"> SEQ Figure \* ARABIC </w:instrText>
+      </w:r>
+      <w:r>
+        <w:rPr>
+          <w:i/>
+          <w:iCs/>
+          <w:color w:val="44546A" w:themeColor="text2"/>
+          <w:sz w:val="18"/>
+          <w:szCs w:val="18"/>
+        </w:rPr>
+        <w:fldChar w:fldCharType="separate"/>
+      </w:r>
+      <w:r>
+        <w:rPr>
+          <w:i/>
+          <w:iCs/>
+          <w:color w:val="44546A" w:themeColor="text2"/>
+          <w:sz w:val="18"/>
+          <w:szCs w:val="18"/>
+        </w:rPr>
+        <w:t>1</w:t>
+      </w:r>
+      <w:r>
+        <w:rPr>
+          <w:i/>
+          <w:iCs/>
+          <w:color w:val="44546A" w:themeColor="text2"/>
+          <w:sz w:val="18"/>
+          <w:szCs w:val="18"/>
+        </w:rPr>
+        <w:fldChar w:fldCharType="end"/>
+      </w:r>
+      <w:r>
+        <w:rPr>
+          <w:i/>
+          <w:iCs/>
+          <w:color w:val="44546A" w:themeColor="text2"/>
+          <w:sz w:val="18"/>
+          <w:szCs w:val="18"/>
+        </w:rPr>
+        <w:t>. Directory tree of the VIGIL tool.</w:t>
       </w:r>
     </w:p>
     <w:p>
@@ -4030,12 +4274,14 @@
       <w:r>
         <w:t xml:space="preserve"> (</w:t>
       </w:r>
+      <w:proofErr w:type="spellStart"/>
       <w:r>
         <w:rPr>
           <w:rFonts w:asciiTheme="majorHAnsi" w:hAnsiTheme="majorHAnsi" w:cstheme="majorHAnsi"/>
         </w:rPr>
         <w:t>diagno</w:t>
       </w:r>
+      <w:proofErr w:type="spellEnd"/>
       <w:r>
         <w:t>)</w:t>
       </w:r>
@@ -4045,12 +4291,14 @@
       <w:r>
         <w:t>(</w:t>
       </w:r>
+      <w:proofErr w:type="spellStart"/>
       <w:r>
         <w:rPr>
           <w:rFonts w:asciiTheme="majorHAnsi" w:hAnsiTheme="majorHAnsi" w:cstheme="majorHAnsi"/>
         </w:rPr>
         <w:t>disgas</w:t>
       </w:r>
+      <w:proofErr w:type="spellEnd"/>
       <w:r>
         <w:t xml:space="preserve">) </w:t>
       </w:r>
@@ -4286,13 +4534,39 @@
         </w:numPr>
       </w:pPr>
       <w:r>
+        <w:t>Grib files processing tools, specifically:</w:t>
+      </w:r>
+    </w:p>
+    <w:p>
+      <w:pPr>
+        <w:pStyle w:val="ListParagraph"/>
+        <w:numPr>
+          <w:ilvl w:val="1"/>
+          <w:numId w:val="2"/>
+        </w:numPr>
+      </w:pPr>
+      <w:proofErr w:type="spellStart"/>
+      <w:r>
         <w:rPr>
           <w:b/>
         </w:rPr>
-        <w:t>grib-tools</w:t>
-      </w:r>
-      <w:r>
-        <w:t xml:space="preserve">: for Windows, it is used chocolatey to install it. </w:t>
+        <w:t>grib</w:t>
+      </w:r>
+      <w:proofErr w:type="spellEnd"/>
+      <w:r>
+        <w:rPr>
+          <w:b/>
+        </w:rPr>
+        <w:t>-tools</w:t>
+      </w:r>
+      <w:r>
+        <w:t>: for Windows, chocolatey</w:t>
+      </w:r>
+      <w:r>
+        <w:t xml:space="preserve"> can be used</w:t>
+      </w:r>
+      <w:r>
+        <w:t xml:space="preserve"> to install it. </w:t>
       </w:r>
       <w:hyperlink r:id="rId16" w:history="1">
         <w:r>
@@ -4306,19 +4580,56 @@
         <w:t>;</w:t>
       </w:r>
       <w:r>
-        <w:t xml:space="preserve"> for Linux, it is required the installation of </w:t>
-      </w:r>
-      <w:r>
-        <w:t>“</w:t>
-      </w:r>
-      <w:r>
+        <w:t xml:space="preserve"> </w:t>
+      </w:r>
+    </w:p>
+    <w:p>
+      <w:pPr>
+        <w:pStyle w:val="ListParagraph"/>
+        <w:numPr>
+          <w:ilvl w:val="1"/>
+          <w:numId w:val="2"/>
+        </w:numPr>
+      </w:pPr>
+      <w:proofErr w:type="spellStart"/>
+      <w:r>
+        <w:rPr>
+          <w:b/>
+          <w:bCs/>
+        </w:rPr>
         <w:t>eccodes</w:t>
       </w:r>
-      <w:r>
-        <w:t>”</w:t>
-      </w:r>
-      <w:r>
-        <w:t xml:space="preserve">. In both cases, it is required to add the binaries folder to the system PATH. </w:t>
+      <w:proofErr w:type="spellEnd"/>
+      <w:r>
+        <w:t xml:space="preserve"> (</w:t>
+      </w:r>
+      <w:hyperlink r:id="rId17" w:history="1">
+        <w:r>
+          <w:rPr>
+            <w:rStyle w:val="Hyperlink"/>
+          </w:rPr>
+          <w:t>https://confluence.ecmwf.int/display/ECC</w:t>
+        </w:r>
+      </w:hyperlink>
+      <w:r>
+        <w:t xml:space="preserve">) </w:t>
+      </w:r>
+      <w:r>
+        <w:t>for Linux</w:t>
+      </w:r>
+      <w:r>
+        <w:t>.</w:t>
+      </w:r>
+      <w:r>
+        <w:t xml:space="preserve"> </w:t>
+      </w:r>
+    </w:p>
+    <w:p>
+      <w:pPr>
+        <w:ind w:left="709"/>
+      </w:pPr>
+      <w:r>
+        <w:t xml:space="preserve">In both cases, it is required to add the binaries folder to the system PATH. </w:t>
       </w:r>
     </w:p>
     <w:p>
@@ -4333,13 +4644,12 @@
         <w:rPr>
           <w:b/>
         </w:rPr>
-        <w:lastRenderedPageBreak/>
         <w:t>CDSAPI client key</w:t>
       </w:r>
       <w:r>
         <w:t xml:space="preserve">: it is needed to download the ERA5 reanalysis data. The user has to register at: </w:t>
       </w:r>
-      <w:hyperlink r:id="rId17" w:history="1">
+      <w:hyperlink r:id="rId18" w:history="1">
         <w:r>
           <w:rPr>
             <w:rStyle w:val="Hyperlink"/>
@@ -4350,7 +4660,7 @@
       <w:r>
         <w:t xml:space="preserve">. Once the registration is approved, to get the data follow the instructions at: </w:t>
       </w:r>
-      <w:hyperlink r:id="rId18" w:history="1">
+      <w:hyperlink r:id="rId19" w:history="1">
         <w:r>
           <w:rPr>
             <w:rStyle w:val="Hyperlink"/>
@@ -4359,7 +4669,15 @@
         </w:r>
       </w:hyperlink>
       <w:r>
-        <w:t xml:space="preserve">. The user needs to install the personal key in a .cdsapirc file, to save in different locations depending on the OS. </w:t>
+        <w:t>. The user needs to install the personal key in a .</w:t>
+      </w:r>
+      <w:proofErr w:type="spellStart"/>
+      <w:r>
+        <w:t>cdsapirc</w:t>
+      </w:r>
+      <w:proofErr w:type="spellEnd"/>
+      <w:r>
+        <w:t xml:space="preserve"> file, to save in different locations depending on the OS. </w:t>
       </w:r>
     </w:p>
     <w:p>
@@ -4371,23 +4689,53 @@
         </w:numPr>
       </w:pPr>
       <w:r>
+        <w:lastRenderedPageBreak/>
         <w:t xml:space="preserve">Additional </w:t>
       </w:r>
       <w:r>
         <w:t>Python modules</w:t>
       </w:r>
       <w:r>
-        <w:t xml:space="preserve"> needed are: cdsapi,</w:t>
-      </w:r>
-      <w:r>
-        <w:t xml:space="preserve"> matplotlib, openpyxl,</w:t>
+        <w:t xml:space="preserve"> needed are: </w:t>
+      </w:r>
+      <w:proofErr w:type="spellStart"/>
+      <w:r>
+        <w:t>cdsapi</w:t>
+      </w:r>
+      <w:proofErr w:type="spellEnd"/>
+      <w:r>
+        <w:t>,</w:t>
+      </w:r>
+      <w:r>
+        <w:t xml:space="preserve"> matplotlib, </w:t>
+      </w:r>
+      <w:proofErr w:type="spellStart"/>
+      <w:r>
+        <w:t>openpyxl</w:t>
+      </w:r>
+      <w:proofErr w:type="spellEnd"/>
+      <w:r>
+        <w:t>,</w:t>
       </w:r>
       <w:r>
         <w:t xml:space="preserve"> pandas, </w:t>
       </w:r>
       <w:r>
-        <w:t>pathos, utm, scipy</w:t>
-      </w:r>
+        <w:t xml:space="preserve">pathos, </w:t>
+      </w:r>
+      <w:proofErr w:type="spellStart"/>
+      <w:r>
+        <w:t>utm</w:t>
+      </w:r>
+      <w:proofErr w:type="spellEnd"/>
+      <w:r>
+        <w:t xml:space="preserve">, </w:t>
+      </w:r>
+      <w:proofErr w:type="spellStart"/>
+      <w:r>
+        <w:t>scipy</w:t>
+      </w:r>
+      <w:proofErr w:type="spellEnd"/>
       <w:r>
         <w:t>.</w:t>
       </w:r>
@@ -4419,7 +4767,7 @@
       <w:r>
         <w:t>by using Anaconda (</w:t>
       </w:r>
-      <w:hyperlink r:id="rId19" w:history="1">
+      <w:hyperlink r:id="rId20" w:history="1">
         <w:r>
           <w:rPr>
             <w:rStyle w:val="Hyperlink"/>
@@ -4436,6 +4784,7 @@
       <w:r>
         <w:t xml:space="preserve"> An </w:t>
       </w:r>
+      <w:proofErr w:type="spellStart"/>
       <w:r>
         <w:rPr>
           <w:b/>
@@ -4443,6 +4792,7 @@
         </w:rPr>
         <w:t>environment.yml</w:t>
       </w:r>
+      <w:proofErr w:type="spellEnd"/>
       <w:r>
         <w:t xml:space="preserve"> file, which contains the name of the environment (“vigil” is the default) and the required modules, is available in the distribution in order to set the Conda environment quickly and easily.</w:t>
       </w:r>
@@ -4477,22 +4827,70 @@
           <w:lang w:val="fr-FR"/>
         </w:rPr>
       </w:pPr>
+      <w:proofErr w:type="spellStart"/>
       <w:r>
         <w:rPr>
           <w:rStyle w:val="None"/>
           <w:rFonts w:asciiTheme="majorHAnsi" w:hAnsiTheme="majorHAnsi" w:cstheme="majorHAnsi"/>
           <w:lang w:val="fr-FR"/>
         </w:rPr>
-        <w:t xml:space="preserve">conda </w:t>
-      </w:r>
+        <w:t>conda</w:t>
+      </w:r>
+      <w:proofErr w:type="spellEnd"/>
       <w:r>
         <w:rPr>
           <w:rStyle w:val="None"/>
           <w:rFonts w:asciiTheme="majorHAnsi" w:hAnsiTheme="majorHAnsi" w:cstheme="majorHAnsi"/>
           <w:lang w:val="fr-FR"/>
         </w:rPr>
-        <w:t>env create -f environment.yml</w:t>
-      </w:r>
+        <w:t xml:space="preserve"> </w:t>
+      </w:r>
+      <w:proofErr w:type="spellStart"/>
+      <w:r>
+        <w:rPr>
+          <w:rStyle w:val="None"/>
+          <w:rFonts w:asciiTheme="majorHAnsi" w:hAnsiTheme="majorHAnsi" w:cstheme="majorHAnsi"/>
+          <w:lang w:val="fr-FR"/>
+        </w:rPr>
+        <w:t>env</w:t>
+      </w:r>
+      <w:proofErr w:type="spellEnd"/>
+      <w:r>
+        <w:rPr>
+          <w:rStyle w:val="None"/>
+          <w:rFonts w:asciiTheme="majorHAnsi" w:hAnsiTheme="majorHAnsi" w:cstheme="majorHAnsi"/>
+          <w:lang w:val="fr-FR"/>
+        </w:rPr>
+        <w:t xml:space="preserve"> </w:t>
+      </w:r>
+      <w:proofErr w:type="spellStart"/>
+      <w:r>
+        <w:rPr>
+          <w:rStyle w:val="None"/>
+          <w:rFonts w:asciiTheme="majorHAnsi" w:hAnsiTheme="majorHAnsi" w:cstheme="majorHAnsi"/>
+          <w:lang w:val="fr-FR"/>
+        </w:rPr>
+        <w:t>create</w:t>
+      </w:r>
+      <w:proofErr w:type="spellEnd"/>
+      <w:r>
+        <w:rPr>
+          <w:rStyle w:val="None"/>
+          <w:rFonts w:asciiTheme="majorHAnsi" w:hAnsiTheme="majorHAnsi" w:cstheme="majorHAnsi"/>
+          <w:lang w:val="fr-FR"/>
+        </w:rPr>
+        <w:t xml:space="preserve"> -f </w:t>
+      </w:r>
+      <w:proofErr w:type="spellStart"/>
+      <w:r>
+        <w:rPr>
+          <w:rStyle w:val="None"/>
+          <w:rFonts w:asciiTheme="majorHAnsi" w:hAnsiTheme="majorHAnsi" w:cstheme="majorHAnsi"/>
+          <w:lang w:val="fr-FR"/>
+        </w:rPr>
+        <w:t>environment.yml</w:t>
+      </w:r>
+      <w:proofErr w:type="spellEnd"/>
     </w:p>
     <w:p>
       <w:pPr>
@@ -4520,18 +4918,27 @@
           <w:rFonts w:asciiTheme="majorHAnsi" w:hAnsiTheme="majorHAnsi" w:cstheme="majorHAnsi"/>
         </w:rPr>
       </w:pPr>
+      <w:proofErr w:type="spellStart"/>
       <w:r>
         <w:rPr>
           <w:rStyle w:val="None"/>
           <w:rFonts w:asciiTheme="majorHAnsi" w:hAnsiTheme="majorHAnsi" w:cstheme="majorHAnsi"/>
         </w:rPr>
-        <w:t xml:space="preserve">conda activate </w:t>
-      </w:r>
+        <w:t>conda</w:t>
+      </w:r>
+      <w:proofErr w:type="spellEnd"/>
       <w:r>
         <w:rPr>
           <w:rStyle w:val="None"/>
           <w:rFonts w:asciiTheme="majorHAnsi" w:hAnsiTheme="majorHAnsi" w:cstheme="majorHAnsi"/>
         </w:rPr>
+        <w:t xml:space="preserve"> activate </w:t>
+      </w:r>
+      <w:r>
+        <w:rPr>
+          <w:rStyle w:val="None"/>
+          <w:rFonts w:asciiTheme="majorHAnsi" w:hAnsiTheme="majorHAnsi" w:cstheme="majorHAnsi"/>
+        </w:rPr>
         <w:t>vigil</w:t>
       </w:r>
       <w:r>
@@ -4553,7 +4960,21 @@
         <w:rPr>
           <w:rStyle w:val="None"/>
         </w:rPr>
-        <w:t>(assuming the name “vigil” is not chanced in environment.yml)</w:t>
+        <w:t xml:space="preserve">(assuming the name “vigil” is not chanced in </w:t>
+      </w:r>
+      <w:proofErr w:type="spellStart"/>
+      <w:r>
+        <w:rPr>
+          <w:rStyle w:val="None"/>
+        </w:rPr>
+        <w:t>environment.yml</w:t>
+      </w:r>
+      <w:proofErr w:type="spellEnd"/>
+      <w:r>
+        <w:rPr>
+          <w:rStyle w:val="None"/>
+        </w:rPr>
+        <w:t>)</w:t>
       </w:r>
     </w:p>
     <w:p>
@@ -4582,12 +5003,21 @@
           <w:rFonts w:asciiTheme="majorHAnsi" w:hAnsiTheme="majorHAnsi" w:cstheme="majorHAnsi"/>
         </w:rPr>
       </w:pPr>
+      <w:proofErr w:type="spellStart"/>
       <w:r>
         <w:rPr>
           <w:rStyle w:val="None"/>
           <w:rFonts w:asciiTheme="majorHAnsi" w:hAnsiTheme="majorHAnsi" w:cstheme="majorHAnsi"/>
         </w:rPr>
-        <w:t xml:space="preserve">conda deactivate </w:t>
+        <w:t>conda</w:t>
+      </w:r>
+      <w:proofErr w:type="spellEnd"/>
+      <w:r>
+        <w:rPr>
+          <w:rStyle w:val="None"/>
+          <w:rFonts w:asciiTheme="majorHAnsi" w:hAnsiTheme="majorHAnsi" w:cstheme="majorHAnsi"/>
+        </w:rPr>
+        <w:t xml:space="preserve"> deactivate </w:t>
       </w:r>
     </w:p>
     <w:p>
@@ -4659,12 +5089,14 @@
           <w:numId w:val="6"/>
         </w:numPr>
       </w:pPr>
+      <w:proofErr w:type="spellStart"/>
       <w:r>
         <w:rPr>
           <w:b/>
         </w:rPr>
         <w:t>diagno.inp</w:t>
       </w:r>
+      <w:proofErr w:type="spellEnd"/>
       <w:r>
         <w:t xml:space="preserve">: it denotes the DIAGNO input file. </w:t>
       </w:r>
@@ -4672,7 +5104,15 @@
         <w:t>This file has a fixed structure</w:t>
       </w:r>
       <w:r>
-        <w:t>, which is explained in the DIAGNO user manual available in the DISGAS package. Working versions can be found in the Example folders: the user can use any working version of the diagno.inp file from the example without modifying it. weather.py modifies all the necessary entries</w:t>
+        <w:t xml:space="preserve">, which is explained in the DIAGNO user manual available in the DISGAS package. Working versions can be found in the Example folders: the user can use any working version of the </w:t>
+      </w:r>
+      <w:proofErr w:type="spellStart"/>
+      <w:r>
+        <w:t>diagno.inp</w:t>
+      </w:r>
+      <w:proofErr w:type="spellEnd"/>
+      <w:r>
+        <w:t xml:space="preserve"> file from the example without modifying it. weather.py modifies all the necessary entries</w:t>
       </w:r>
       <w:r>
         <w:t xml:space="preserve"> based on the simulation setup</w:t>
@@ -4693,8 +5133,30 @@
         <w:rPr>
           <w:b/>
         </w:rPr>
-        <w:t>“problemname”.inp</w:t>
-      </w:r>
+        <w:t>“</w:t>
+      </w:r>
+      <w:proofErr w:type="spellStart"/>
+      <w:r>
+        <w:rPr>
+          <w:b/>
+        </w:rPr>
+        <w:t>problemname</w:t>
+      </w:r>
+      <w:proofErr w:type="spellEnd"/>
+      <w:r>
+        <w:rPr>
+          <w:b/>
+        </w:rPr>
+        <w:t>”.</w:t>
+      </w:r>
+      <w:proofErr w:type="spellStart"/>
+      <w:r>
+        <w:rPr>
+          <w:b/>
+        </w:rPr>
+        <w:t>inp</w:t>
+      </w:r>
+      <w:proofErr w:type="spellEnd"/>
       <w:r>
         <w:t xml:space="preserve">: it is the control file of DISGAS and/or </w:t>
       </w:r>
@@ -4702,11 +5164,24 @@
         <w:t>TWODEE-2</w:t>
       </w:r>
       <w:r>
-        <w:t>. “problemname” should be “di</w:t>
+        <w:t>. “</w:t>
+      </w:r>
+      <w:proofErr w:type="spellStart"/>
+      <w:r>
+        <w:t>problemname</w:t>
+      </w:r>
+      <w:proofErr w:type="spellEnd"/>
+      <w:r>
+        <w:t>” should be “</w:t>
+      </w:r>
+      <w:proofErr w:type="spellStart"/>
+      <w:r>
+        <w:t>di</w:t>
       </w:r>
       <w:r>
         <w:t>sgas</w:t>
       </w:r>
+      <w:proofErr w:type="spellEnd"/>
       <w:r>
         <w:t>” or “</w:t>
       </w:r>
@@ -4729,13 +5204,37 @@
         <w:t>Similar to</w:t>
       </w:r>
       <w:r>
-        <w:t xml:space="preserve"> diagno.inp, the user can take any of the files in the Example folders; run_models.py will take care of modifying these files accordingly.</w:t>
+        <w:t xml:space="preserve"> </w:t>
+      </w:r>
+      <w:proofErr w:type="spellStart"/>
+      <w:r>
+        <w:t>diagno.inp</w:t>
+      </w:r>
+      <w:proofErr w:type="spellEnd"/>
+      <w:r>
+        <w:t>, the user can take any of the files in the Example folders; run_models.py will take care of modifying these files accordingly.</w:t>
       </w:r>
       <w:r>
         <w:t xml:space="preserve"> NOTE: it is recommended to avoid and/or delete any comments in the input files as to avoid issues when run_models.py modifies them. </w:t>
       </w:r>
       <w:r>
-        <w:t xml:space="preserve">Future versions of VIGIL will use built-in templates of diagno.inp, disgas.inp and </w:t>
+        <w:t xml:space="preserve">Future versions of VIGIL will use built-in templates of </w:t>
+      </w:r>
+      <w:proofErr w:type="spellStart"/>
+      <w:r>
+        <w:t>diagno.inp</w:t>
+      </w:r>
+      <w:proofErr w:type="spellEnd"/>
+      <w:r>
+        <w:t xml:space="preserve">, </w:t>
+      </w:r>
+      <w:proofErr w:type="spellStart"/>
+      <w:r>
+        <w:t>disgas.inp</w:t>
+      </w:r>
+      <w:proofErr w:type="spellEnd"/>
+      <w:r>
+        <w:t xml:space="preserve"> and </w:t>
       </w:r>
       <w:r>
         <w:t>TWODEE-2</w:t>
@@ -4752,12 +5251,14 @@
           <w:numId w:val="6"/>
         </w:numPr>
       </w:pPr>
+      <w:proofErr w:type="spellStart"/>
       <w:r>
         <w:rPr>
           <w:b/>
         </w:rPr>
         <w:t>topography.grd</w:t>
       </w:r>
+      <w:proofErr w:type="spellEnd"/>
       <w:r>
         <w:t xml:space="preserve">: a file that describes the topography in </w:t>
       </w:r>
@@ -4769,50 +5270,6 @@
       </w:r>
       <w:r>
         <w:t>GRD</w:t>
-      </w:r>
-      <w:r>
-        <w:t xml:space="preserve"> format</w:t>
-      </w:r>
-      <w:r>
-        <w:t xml:space="preserve"> (</w:t>
-      </w:r>
-      <w:hyperlink r:id="rId20" w:history="1">
-        <w:r>
-          <w:rPr>
-            <w:rStyle w:val="Hyperlink"/>
-          </w:rPr>
-          <w:t>http://surferhelp.goldensoftware.com/topics/ascii_grid_file_format.htm</w:t>
-        </w:r>
-      </w:hyperlink>
-      <w:r>
-        <w:t>)</w:t>
-      </w:r>
-      <w:r>
-        <w:t>.</w:t>
-      </w:r>
-      <w:r>
-        <w:t xml:space="preserve"> </w:t>
-      </w:r>
-    </w:p>
-    <w:p>
-      <w:pPr>
-        <w:pStyle w:val="ListParagraph"/>
-        <w:numPr>
-          <w:ilvl w:val="0"/>
-          <w:numId w:val="6"/>
-        </w:numPr>
-      </w:pPr>
-      <w:r>
-        <w:rPr>
-          <w:b/>
-        </w:rPr>
-        <w:t>roughness.grd</w:t>
-      </w:r>
-      <w:r>
-        <w:t xml:space="preserve">: a file that describes the roughness length in ASCII </w:t>
-      </w:r>
-      <w:r>
-        <w:t>Surfer v6 GRD</w:t>
       </w:r>
       <w:r>
         <w:t xml:space="preserve"> format</w:t>
@@ -4832,7 +5289,183 @@
         <w:t>)</w:t>
       </w:r>
       <w:r>
-        <w:t>. In DISGAS it is possible to set a uniform value in the disgas.inp file, in which case roughness.grd is not required.</w:t>
+        <w:t>.</w:t>
+      </w:r>
+      <w:r>
+        <w:t xml:space="preserve"> </w:t>
+      </w:r>
+    </w:p>
+    <w:p>
+      <w:pPr>
+        <w:pStyle w:val="ListParagraph"/>
+        <w:numPr>
+          <w:ilvl w:val="0"/>
+          <w:numId w:val="6"/>
+        </w:numPr>
+      </w:pPr>
+      <w:proofErr w:type="spellStart"/>
+      <w:r>
+        <w:rPr>
+          <w:b/>
+        </w:rPr>
+        <w:t>roughness.grd</w:t>
+      </w:r>
+      <w:proofErr w:type="spellEnd"/>
+      <w:r>
+        <w:t xml:space="preserve">: a file that describes the roughness length in ASCII </w:t>
+      </w:r>
+      <w:r>
+        <w:t>Surfer v6 GRD</w:t>
+      </w:r>
+      <w:r>
+        <w:t xml:space="preserve"> format</w:t>
+      </w:r>
+      <w:r>
+        <w:t xml:space="preserve"> (</w:t>
+      </w:r>
+      <w:hyperlink r:id="rId22" w:history="1">
+        <w:r>
+          <w:rPr>
+            <w:rStyle w:val="Hyperlink"/>
+          </w:rPr>
+          <w:t>http://surferhelp.goldensoftware.com/topics/ascii_grid_file_format.htm</w:t>
+        </w:r>
+      </w:hyperlink>
+      <w:r>
+        <w:t>)</w:t>
+      </w:r>
+      <w:r>
+        <w:t xml:space="preserve">. In DISGAS it is possible to set a uniform value in the </w:t>
+      </w:r>
+      <w:proofErr w:type="spellStart"/>
+      <w:r>
+        <w:t>disgas.inp</w:t>
+      </w:r>
+      <w:proofErr w:type="spellEnd"/>
+      <w:r>
+        <w:t xml:space="preserve"> file, in which case </w:t>
+      </w:r>
+      <w:proofErr w:type="spellStart"/>
+      <w:r>
+        <w:t>roughness.grd</w:t>
+      </w:r>
+      <w:proofErr w:type="spellEnd"/>
+      <w:r>
+        <w:t xml:space="preserve"> is not required.</w:t>
+      </w:r>
+    </w:p>
+    <w:p>
+      <w:pPr>
+        <w:pStyle w:val="ListParagraph"/>
+        <w:rPr>
+          <w:b/>
+        </w:rPr>
+      </w:pPr>
+    </w:p>
+    <w:p>
+      <w:pPr>
+        <w:rPr>
+          <w:color w:val="000000" w:themeColor="text1"/>
+        </w:rPr>
+      </w:pPr>
+      <w:r>
+        <w:rPr>
+          <w:color w:val="000000" w:themeColor="text1"/>
+        </w:rPr>
+        <w:t>Figure 2 shows the folders structure created by VIGIL in runtime. It is important to stress that the “simulations” folder provided by weather.py will be the input folder for the run_models.py. At the same time, the “simulations” folder created by run_models.py will the input folder for the post_process.py. For each script, the Input and Output files are indicated. The “simulations” is create by weather.py and contains the daily meteorological data files used to run DIAGNO. Once “run_models.py” is activated, it will internally change the “simulations” folder creating two new subfolders: “</w:t>
+      </w:r>
+      <w:proofErr w:type="spellStart"/>
+      <w:r>
+        <w:rPr>
+          <w:color w:val="000000" w:themeColor="text1"/>
+        </w:rPr>
+        <w:t>diagno</w:t>
+      </w:r>
+      <w:proofErr w:type="spellEnd"/>
+      <w:r>
+        <w:rPr>
+          <w:color w:val="000000" w:themeColor="text1"/>
+        </w:rPr>
+        <w:t xml:space="preserve">” and “runs”. These folders will contain the Input and Output data (files and folders) of the DIAGNO and DISGAS/TWODEE-2 simulations.  </w:t>
+      </w:r>
+    </w:p>
+    <w:p>
+      <w:pPr>
+        <w:pStyle w:val="ListParagraph"/>
+      </w:pPr>
+    </w:p>
+    <w:p/>
+    <w:p>
+      <w:r>
+        <w:rPr>
+          <w:noProof/>
+        </w:rPr>
+        <w:drawing>
+          <wp:inline distT="0" distB="0" distL="0" distR="0" wp14:anchorId="4C9A9858" wp14:editId="7E33E853">
+            <wp:extent cx="5731234" cy="2793394"/>
+            <wp:effectExtent l="0" t="0" r="0" b="635"/>
+            <wp:docPr id="1305648846" name="Immagine 2"/>
+            <wp:cNvGraphicFramePr>
+              <a:graphicFrameLocks xmlns:a="http://schemas.openxmlformats.org/drawingml/2006/main" noChangeAspect="1"/>
+            </wp:cNvGraphicFramePr>
+            <a:graphic xmlns:a="http://schemas.openxmlformats.org/drawingml/2006/main">
+              <a:graphicData uri="http://schemas.openxmlformats.org/drawingml/2006/picture">
+                <pic:pic xmlns:pic="http://schemas.openxmlformats.org/drawingml/2006/picture">
+                  <pic:nvPicPr>
+                    <pic:cNvPr id="1305648846" name="Immagine 1305648846"/>
+                    <pic:cNvPicPr/>
+                  </pic:nvPicPr>
+                  <pic:blipFill rotWithShape="1">
+                    <a:blip r:embed="rId23"/>
+                    <a:srcRect t="3642" b="9706"/>
+                    <a:stretch>
+                      <a:fillRect/>
+                    </a:stretch>
+                  </pic:blipFill>
+                  <pic:spPr bwMode="auto">
+                    <a:xfrm>
+                      <a:off x="0" y="0"/>
+                      <a:ext cx="5731510" cy="2793528"/>
+                    </a:xfrm>
+                    <a:prstGeom prst="rect">
+                      <a:avLst/>
+                    </a:prstGeom>
+                    <a:ln>
+                      <a:noFill/>
+                    </a:ln>
+                    <a:extLst>
+                      <a:ext uri="{53640926-AAD7-44D8-BBD7-CCE9431645EC}">
+                        <a14:shadowObscured xmlns:a14="http://schemas.microsoft.com/office/drawing/2010/main"/>
+                      </a:ext>
+                    </a:extLst>
+                  </pic:spPr>
+                </pic:pic>
+              </a:graphicData>
+            </a:graphic>
+          </wp:inline>
+        </w:drawing>
+      </w:r>
+    </w:p>
+    <w:p>
+      <w:pPr>
+        <w:keepNext/>
+        <w:rPr>
+          <w:i/>
+          <w:iCs/>
+          <w:color w:val="44546A" w:themeColor="text2"/>
+          <w:sz w:val="18"/>
+          <w:szCs w:val="18"/>
+        </w:rPr>
+      </w:pPr>
+      <w:r>
+        <w:rPr>
+          <w:i/>
+          <w:iCs/>
+          <w:color w:val="44546A" w:themeColor="text2"/>
+          <w:sz w:val="18"/>
+          <w:szCs w:val="18"/>
+        </w:rPr>
+        <w:t xml:space="preserve">Figure 2. Folder structure indicating the input and output folders/file for each script. </w:t>
       </w:r>
     </w:p>
     <w:p>
@@ -4850,7 +5483,6 @@
       <w:bookmarkStart w:id="16" w:name="_Hlk59530310"/>
       <w:bookmarkEnd w:id="15"/>
       <w:r>
-        <w:lastRenderedPageBreak/>
         <w:t>Other optional files are required depending on the options chosen by the user.</w:t>
       </w:r>
       <w:r>
@@ -4877,12 +5509,14 @@
       <w:r>
         <w:t xml:space="preserve"> a “</w:t>
       </w:r>
+      <w:proofErr w:type="spellStart"/>
       <w:r>
         <w:rPr>
           <w:b/>
         </w:rPr>
         <w:t>weather_stations</w:t>
       </w:r>
+      <w:proofErr w:type="spellEnd"/>
       <w:r>
         <w:t xml:space="preserve">” folder </w:t>
       </w:r>
@@ -4920,7 +5554,15 @@
         <w:t xml:space="preserve"> the folder</w:t>
       </w:r>
       <w:r>
-        <w:t xml:space="preserve"> “weather_stations”. Mandatory only when the user run DIAGNO with local </w:t>
+        <w:t xml:space="preserve"> “</w:t>
+      </w:r>
+      <w:proofErr w:type="spellStart"/>
+      <w:r>
+        <w:t>weather_stations</w:t>
+      </w:r>
+      <w:proofErr w:type="spellEnd"/>
+      <w:r>
+        <w:t xml:space="preserve">”. Mandatory only when the user run DIAGNO with local </w:t>
       </w:r>
       <w:r>
         <w:t>meteorological</w:t>
@@ -5061,16 +5703,40 @@
         <w:rPr>
           <w:b/>
         </w:rPr>
-        <w:t>“file_name”.</w:t>
-      </w:r>
+        <w:t>“</w:t>
+      </w:r>
+      <w:proofErr w:type="spellStart"/>
       <w:r>
         <w:rPr>
           <w:b/>
         </w:rPr>
+        <w:t>file_name”.</w:t>
+      </w:r>
+      <w:r>
+        <w:rPr>
+          <w:b/>
+        </w:rPr>
         <w:t>csv</w:t>
       </w:r>
-      <w:r>
-        <w:t>: it contains the meteorological data acquired by a weather station. The file has to be included in the “weather_station” folder. Mandatory only when the user run DIAGNO with local meterological data</w:t>
+      <w:proofErr w:type="spellEnd"/>
+      <w:r>
+        <w:t>: it contains the meteorological data acquired by a weather station. The file has to be included in the “</w:t>
+      </w:r>
+      <w:proofErr w:type="spellStart"/>
+      <w:r>
+        <w:t>weather_station</w:t>
+      </w:r>
+      <w:proofErr w:type="spellEnd"/>
+      <w:r>
+        <w:t xml:space="preserve">” folder. Mandatory only when the user run DIAGNO with local </w:t>
+      </w:r>
+      <w:proofErr w:type="spellStart"/>
+      <w:r>
+        <w:t>meterological</w:t>
+      </w:r>
+      <w:proofErr w:type="spellEnd"/>
+      <w:r>
+        <w:t xml:space="preserve"> data</w:t>
       </w:r>
       <w:r>
         <w:t xml:space="preserve"> (-WST True, see section </w:t>
@@ -5132,11 +5798,61 @@
           <w:rFonts w:asciiTheme="majorHAnsi" w:hAnsiTheme="majorHAnsi" w:cstheme="majorHAnsi"/>
         </w:rPr>
       </w:pPr>
-      <w:r>
-        <w:rPr>
-          <w:rFonts w:asciiTheme="majorHAnsi" w:hAnsiTheme="majorHAnsi" w:cstheme="majorHAnsi"/>
-        </w:rPr>
-        <w:t>yyyymmdd-HH:MM,T(°C),Wind dir (°N),Wind speed(km/h),P(hPa),Tsoil(°C)</w:t>
+      <w:proofErr w:type="spellStart"/>
+      <w:r>
+        <w:rPr>
+          <w:rFonts w:asciiTheme="majorHAnsi" w:hAnsiTheme="majorHAnsi" w:cstheme="majorHAnsi"/>
+        </w:rPr>
+        <w:t>yyyymmdd</w:t>
+      </w:r>
+      <w:proofErr w:type="spellEnd"/>
+      <w:r>
+        <w:rPr>
+          <w:rFonts w:asciiTheme="majorHAnsi" w:hAnsiTheme="majorHAnsi" w:cstheme="majorHAnsi"/>
+        </w:rPr>
+        <w:t xml:space="preserve">-HH:MM,T(°C),Wind </w:t>
+      </w:r>
+      <w:proofErr w:type="spellStart"/>
+      <w:r>
+        <w:rPr>
+          <w:rFonts w:asciiTheme="majorHAnsi" w:hAnsiTheme="majorHAnsi" w:cstheme="majorHAnsi"/>
+        </w:rPr>
+        <w:t>dir</w:t>
+      </w:r>
+      <w:proofErr w:type="spellEnd"/>
+      <w:r>
+        <w:rPr>
+          <w:rFonts w:asciiTheme="majorHAnsi" w:hAnsiTheme="majorHAnsi" w:cstheme="majorHAnsi"/>
+        </w:rPr>
+        <w:t xml:space="preserve"> (°N),Wind speed(km/h),P(</w:t>
+      </w:r>
+      <w:proofErr w:type="spellStart"/>
+      <w:r>
+        <w:rPr>
+          <w:rFonts w:asciiTheme="majorHAnsi" w:hAnsiTheme="majorHAnsi" w:cstheme="majorHAnsi"/>
+        </w:rPr>
+        <w:t>hPa</w:t>
+      </w:r>
+      <w:proofErr w:type="spellEnd"/>
+      <w:r>
+        <w:rPr>
+          <w:rFonts w:asciiTheme="majorHAnsi" w:hAnsiTheme="majorHAnsi" w:cstheme="majorHAnsi"/>
+        </w:rPr>
+        <w:t>),</w:t>
+      </w:r>
+      <w:proofErr w:type="spellStart"/>
+      <w:r>
+        <w:rPr>
+          <w:rFonts w:asciiTheme="majorHAnsi" w:hAnsiTheme="majorHAnsi" w:cstheme="majorHAnsi"/>
+        </w:rPr>
+        <w:t>Tsoil</w:t>
+      </w:r>
+      <w:proofErr w:type="spellEnd"/>
+      <w:r>
+        <w:rPr>
+          <w:rFonts w:asciiTheme="majorHAnsi" w:hAnsiTheme="majorHAnsi" w:cstheme="majorHAnsi"/>
+        </w:rPr>
+        <w:t>(°C)</w:t>
       </w:r>
     </w:p>
     <w:p>
@@ -5197,14 +5913,24 @@
       <w:r>
         <w:t xml:space="preserve">It is a comma-separated file, with each line representing a time record of the data with a 1-hour time resolution. The record </w:t>
       </w:r>
+      <w:proofErr w:type="spellStart"/>
       <w:r>
         <w:rPr>
           <w:rFonts w:asciiTheme="majorHAnsi" w:hAnsiTheme="majorHAnsi" w:cstheme="majorHAnsi"/>
         </w:rPr>
         <w:t>Tsoil</w:t>
       </w:r>
-      <w:r>
-        <w:t xml:space="preserve"> (soil temperature) should be set to NaN when not available, in which case weather.py set it equal to </w:t>
+      <w:proofErr w:type="spellEnd"/>
+      <w:r>
+        <w:t xml:space="preserve"> (soil temperature) should be set to </w:t>
+      </w:r>
+      <w:proofErr w:type="spellStart"/>
+      <w:r>
+        <w:t>NaN</w:t>
+      </w:r>
+      <w:proofErr w:type="spellEnd"/>
+      <w:r>
+        <w:t xml:space="preserve"> when not available, in which case weather.py set it equal to </w:t>
       </w:r>
       <w:r>
         <w:rPr>
@@ -5262,6 +5988,7 @@
     </w:p>
     <w:p>
       <w:r>
+        <w:lastRenderedPageBreak/>
         <w:t>Further optional files can be provided to control the emission sources. These are:</w:t>
       </w:r>
     </w:p>
@@ -5399,6 +6126,7 @@
           <w:lang w:val="fr-FR"/>
         </w:rPr>
       </w:pPr>
+      <w:proofErr w:type="spellStart"/>
       <w:r>
         <w:rPr>
           <w:rFonts w:asciiTheme="majorHAnsi" w:hAnsiTheme="majorHAnsi" w:cstheme="majorHAnsi"/>
@@ -5469,14 +6197,32 @@
           <w:szCs w:val="22"/>
           <w:lang w:val="fr-FR"/>
         </w:rPr>
-        <w:t>kg/s</w:t>
-      </w:r>
+        <w:t>kg</w:t>
+      </w:r>
+      <w:proofErr w:type="spellEnd"/>
       <w:r>
         <w:rPr>
           <w:rFonts w:asciiTheme="majorHAnsi" w:hAnsiTheme="majorHAnsi" w:cstheme="majorHAnsi"/>
           <w:szCs w:val="22"/>
           <w:lang w:val="fr-FR"/>
         </w:rPr>
+        <w:t>/</w:t>
+      </w:r>
+      <w:proofErr w:type="spellStart"/>
+      <w:r>
+        <w:rPr>
+          <w:rFonts w:asciiTheme="majorHAnsi" w:hAnsiTheme="majorHAnsi" w:cstheme="majorHAnsi"/>
+          <w:szCs w:val="22"/>
+          <w:lang w:val="fr-FR"/>
+        </w:rPr>
+        <w:t>s</w:t>
+      </w:r>
+      <w:r>
+        <w:rPr>
+          <w:rFonts w:asciiTheme="majorHAnsi" w:hAnsiTheme="majorHAnsi" w:cstheme="majorHAnsi"/>
+          <w:szCs w:val="22"/>
+          <w:lang w:val="fr-FR"/>
+        </w:rPr>
         <w:t>,</w:t>
       </w:r>
       <w:r>
@@ -5487,6 +6233,7 @@
         </w:rPr>
         <w:t>T</w:t>
       </w:r>
+      <w:proofErr w:type="spellEnd"/>
       <w:r>
         <w:rPr>
           <w:rFonts w:asciiTheme="majorHAnsi" w:hAnsiTheme="majorHAnsi" w:cstheme="majorHAnsi"/>
@@ -5503,6 +6250,7 @@
         </w:rPr>
         <w:t>,</w:t>
       </w:r>
+      <w:proofErr w:type="spellStart"/>
       <w:r>
         <w:rPr>
           <w:rFonts w:asciiTheme="majorHAnsi" w:hAnsiTheme="majorHAnsi" w:cstheme="majorHAnsi"/>
@@ -5541,7 +6289,16 @@
           <w:szCs w:val="22"/>
           <w:lang w:val="fr-FR"/>
         </w:rPr>
-        <w:t xml:space="preserve">dur </w:t>
+        <w:t>dur</w:t>
+      </w:r>
+      <w:proofErr w:type="spellEnd"/>
+      <w:r>
+        <w:rPr>
+          <w:rFonts w:asciiTheme="majorHAnsi" w:hAnsiTheme="majorHAnsi" w:cstheme="majorHAnsi"/>
+          <w:szCs w:val="22"/>
+          <w:lang w:val="fr-FR"/>
+        </w:rPr>
+        <w:t xml:space="preserve"> </w:t>
       </w:r>
     </w:p>
     <w:p>
@@ -5834,6 +6591,7 @@
         </w:rPr>
         <w:t xml:space="preserve"> and </w:t>
       </w:r>
+      <w:proofErr w:type="spellStart"/>
       <w:r>
         <w:rPr>
           <w:rFonts w:asciiTheme="majorHAnsi" w:hAnsiTheme="majorHAnsi" w:cstheme="majorHAnsi"/>
@@ -5841,6 +6599,7 @@
         </w:rPr>
         <w:t>dy</w:t>
       </w:r>
+      <w:proofErr w:type="spellEnd"/>
       <w:r>
         <w:rPr>
           <w:szCs w:val="22"/>
@@ -5906,7 +6665,7 @@
         <w:rPr>
           <w:szCs w:val="22"/>
         </w:rPr>
-        <w:t>TWODEE-2-2</w:t>
+        <w:t>TWODEE-2</w:t>
       </w:r>
       <w:r>
         <w:rPr>
@@ -5927,6 +6686,7 @@
         </w:rPr>
         <w:t xml:space="preserve"> and </w:t>
       </w:r>
+      <w:proofErr w:type="spellStart"/>
       <w:r>
         <w:rPr>
           <w:rFonts w:asciiTheme="majorHAnsi" w:hAnsiTheme="majorHAnsi" w:cstheme="majorHAnsi"/>
@@ -5934,6 +6694,7 @@
         </w:rPr>
         <w:t>dy</w:t>
       </w:r>
+      <w:proofErr w:type="spellEnd"/>
       <w:r>
         <w:rPr>
           <w:szCs w:val="22"/>
@@ -5971,6 +6732,7 @@
         </w:rPr>
         <w:t xml:space="preserve"> and </w:t>
       </w:r>
+      <w:proofErr w:type="spellStart"/>
       <w:r>
         <w:rPr>
           <w:rFonts w:asciiTheme="majorHAnsi" w:hAnsiTheme="majorHAnsi" w:cstheme="majorHAnsi"/>
@@ -5978,6 +6740,7 @@
         </w:rPr>
         <w:t>dy</w:t>
       </w:r>
+      <w:proofErr w:type="spellEnd"/>
       <w:r>
         <w:rPr>
           <w:szCs w:val="22"/>
@@ -6006,6 +6769,49 @@
         <w:rPr>
           <w:szCs w:val="22"/>
         </w:rPr>
+        <w:t xml:space="preserve"> when the </w:t>
+      </w:r>
+      <w:r>
+        <w:rPr>
+          <w:szCs w:val="22"/>
+          <w:u w:val="single"/>
+        </w:rPr>
+        <w:t>continuous simulation option</w:t>
+      </w:r>
+      <w:r>
+        <w:rPr>
+          <w:szCs w:val="22"/>
+        </w:rPr>
+        <w:t xml:space="preserve"> is used</w:t>
+      </w:r>
+      <w:r>
+        <w:rPr>
+          <w:szCs w:val="22"/>
+        </w:rPr>
+        <w:t xml:space="preserve"> (</w:t>
+      </w:r>
+      <w:r>
+        <w:rPr>
+          <w:szCs w:val="22"/>
+        </w:rPr>
+        <w:t xml:space="preserve">single run) the duration of the source for each point of the domain needs to be set accordingly to the duration of the simulations. For example: the simulation starts from 20110412 to 20110514 (2 days), therefore the duration of each source in the sources_input.txt should be set as 48 hours = 172800 seconds. </w:t>
+      </w:r>
+    </w:p>
+    <w:p>
+      <w:pPr>
+        <w:pStyle w:val="ListParagraph"/>
+        <w:numPr>
+          <w:ilvl w:val="0"/>
+          <w:numId w:val="16"/>
+        </w:numPr>
+        <w:rPr>
+          <w:szCs w:val="22"/>
+        </w:rPr>
+      </w:pPr>
+      <w:r>
+        <w:rPr>
+          <w:szCs w:val="22"/>
+        </w:rPr>
         <w:t xml:space="preserve">the gas temperature of the source </w:t>
       </w:r>
       <w:r>
@@ -6046,7 +6852,6 @@
           <w:bCs/>
           <w:szCs w:val="22"/>
         </w:rPr>
-        <w:lastRenderedPageBreak/>
         <w:t>gas_properties.csv</w:t>
       </w:r>
       <w:r>
@@ -6075,6 +6880,7 @@
           <w:szCs w:val="22"/>
         </w:rPr>
       </w:pPr>
+      <w:proofErr w:type="spellStart"/>
       <w:r>
         <w:rPr>
           <w:b/>
@@ -6096,6 +6902,7 @@
         </w:rPr>
         <w:t>grd</w:t>
       </w:r>
+      <w:proofErr w:type="spellEnd"/>
       <w:r>
         <w:rPr>
           <w:b/>
@@ -6124,7 +6931,7 @@
         </w:rPr>
         <w:t>Surfer v6 GRD format (</w:t>
       </w:r>
-      <w:hyperlink r:id="rId22" w:history="1">
+      <w:hyperlink r:id="rId24" w:history="1">
         <w:r>
           <w:rPr>
             <w:rStyle w:val="Hyperlink"/>
@@ -6193,12 +7000,14 @@
         </w:rPr>
         <w:t>“</w:t>
       </w:r>
+      <w:proofErr w:type="spellStart"/>
       <w:r>
         <w:rPr>
           <w:szCs w:val="22"/>
         </w:rPr>
         <w:t>problemname</w:t>
       </w:r>
+      <w:proofErr w:type="spellEnd"/>
       <w:r>
         <w:rPr>
           <w:szCs w:val="22"/>
@@ -6209,7 +7018,21 @@
         <w:rPr>
           <w:szCs w:val="22"/>
         </w:rPr>
-        <w:t xml:space="preserve">.inp. </w:t>
+        <w:t>.</w:t>
+      </w:r>
+      <w:proofErr w:type="spellStart"/>
+      <w:r>
+        <w:rPr>
+          <w:szCs w:val="22"/>
+        </w:rPr>
+        <w:t>inp</w:t>
+      </w:r>
+      <w:proofErr w:type="spellEnd"/>
+      <w:r>
+        <w:rPr>
+          <w:szCs w:val="22"/>
+        </w:rPr>
+        <w:t xml:space="preserve">. </w:t>
       </w:r>
     </w:p>
     <w:p/>
@@ -6759,7 +7582,21 @@
         <w:rPr>
           <w:rFonts w:eastAsiaTheme="minorEastAsia"/>
         </w:rPr>
-        <w:t xml:space="preserve"> hPa. The molar</w:t>
+        <w:t xml:space="preserve"> </w:t>
+      </w:r>
+      <w:proofErr w:type="spellStart"/>
+      <w:r>
+        <w:rPr>
+          <w:rFonts w:eastAsiaTheme="minorEastAsia"/>
+        </w:rPr>
+        <w:t>hPa</w:t>
+      </w:r>
+      <w:proofErr w:type="spellEnd"/>
+      <w:r>
+        <w:rPr>
+          <w:rFonts w:eastAsiaTheme="minorEastAsia"/>
+        </w:rPr>
+        <w:t>. The molar</w:t>
       </w:r>
       <w:r>
         <w:rPr>
@@ -6838,7 +7675,11 @@
         <w:t xml:space="preserve">) </w:t>
       </w:r>
       <w:r>
-        <w:t xml:space="preserve">(Tamburello et al. 2019, Massaro et al., </w:t>
+        <w:t xml:space="preserve">(Tamburello et al. 2019, </w:t>
+      </w:r>
+      <w:r>
+        <w:lastRenderedPageBreak/>
+        <w:t xml:space="preserve">Massaro et al., </w:t>
       </w:r>
       <w:r>
         <w:t>2021</w:t>
@@ -6856,8 +7697,16 @@
         <w:rPr>
           <w:rFonts w:asciiTheme="majorHAnsi" w:hAnsiTheme="majorHAnsi" w:cstheme="majorHAnsi"/>
         </w:rPr>
-        <w:t>-TS –tracking_specie</w:t>
-      </w:r>
+        <w:t>-TS –</w:t>
+      </w:r>
+      <w:proofErr w:type="spellStart"/>
+      <w:r>
+        <w:rPr>
+          <w:rFonts w:asciiTheme="majorHAnsi" w:hAnsiTheme="majorHAnsi" w:cstheme="majorHAnsi"/>
+        </w:rPr>
+        <w:t>tracking_specie</w:t>
+      </w:r>
+      <w:proofErr w:type="spellEnd"/>
       <w:r>
         <w:t>; see Section 4</w:t>
       </w:r>
@@ -7082,284 +7931,284 @@
         <w:rPr>
           <w:rFonts w:asciiTheme="majorHAnsi" w:hAnsiTheme="majorHAnsi" w:cstheme="majorHAnsi"/>
         </w:rPr>
+        <w:t>CO2/H2O,H2S/H2O,CT_CO2,ET_CO2,CT_H2S,ET_H2S,M_CO2,M_H2S,M_H2O,</w:t>
+      </w:r>
+      <w:r>
+        <w:rPr>
+          <w:rFonts w:asciiTheme="majorHAnsi" w:hAnsiTheme="majorHAnsi" w:cstheme="majorHAnsi"/>
+        </w:rPr>
+        <w:t>BG_CO2</w:t>
+      </w:r>
+      <w:r>
+        <w:rPr>
+          <w:rFonts w:asciiTheme="majorHAnsi" w:hAnsiTheme="majorHAnsi" w:cstheme="majorHAnsi"/>
+        </w:rPr>
+        <w:t>,T_CO2,R_CO2,R_H2S</w:t>
+      </w:r>
+    </w:p>
+    <w:p>
+      <w:pPr>
+        <w:rPr>
+          <w:rFonts w:asciiTheme="majorHAnsi" w:hAnsiTheme="majorHAnsi" w:cstheme="majorHAnsi"/>
+        </w:rPr>
+      </w:pPr>
+      <w:r>
+        <w:rPr>
+          <w:rFonts w:asciiTheme="majorHAnsi" w:hAnsiTheme="majorHAnsi" w:cstheme="majorHAnsi"/>
+        </w:rPr>
+        <w:t>0.011,0.0115,1000,</w:t>
+      </w:r>
+      <w:r>
+        <w:rPr>
+          <w:rFonts w:asciiTheme="majorHAnsi" w:hAnsiTheme="majorHAnsi" w:cstheme="majorHAnsi"/>
+        </w:rPr>
+        <w:t>24,</w:t>
+      </w:r>
+      <w:r>
+        <w:rPr>
+          <w:rFonts w:asciiTheme="majorHAnsi" w:hAnsiTheme="majorHAnsi" w:cstheme="majorHAnsi"/>
+        </w:rPr>
+        <w:t>0.05</w:t>
+      </w:r>
+      <w:r>
+        <w:rPr>
+          <w:rFonts w:asciiTheme="majorHAnsi" w:hAnsiTheme="majorHAnsi" w:cstheme="majorHAnsi"/>
+        </w:rPr>
+        <w:t>,</w:t>
+      </w:r>
+      <w:r>
+        <w:rPr>
+          <w:rFonts w:asciiTheme="majorHAnsi" w:hAnsiTheme="majorHAnsi" w:cstheme="majorHAnsi"/>
+        </w:rPr>
+        <w:t>24,44.01,34.1,18.015</w:t>
+      </w:r>
+      <w:r>
+        <w:rPr>
+          <w:rFonts w:asciiTheme="majorHAnsi" w:hAnsiTheme="majorHAnsi" w:cstheme="majorHAnsi"/>
+        </w:rPr>
+        <w:t>,400</w:t>
+      </w:r>
+      <w:r>
+        <w:rPr>
+          <w:rFonts w:asciiTheme="majorHAnsi" w:hAnsiTheme="majorHAnsi" w:cstheme="majorHAnsi"/>
+        </w:rPr>
+        <w:t>,</w:t>
+      </w:r>
+      <w:r>
+        <w:rPr>
+          <w:rFonts w:asciiTheme="majorHAnsi" w:hAnsiTheme="majorHAnsi" w:cstheme="majorHAnsi"/>
+        </w:rPr>
+        <w:t>300,188.92,243.96</w:t>
+      </w:r>
+    </w:p>
+    <w:p>
+      <w:pPr>
+        <w:rPr>
+          <w:rFonts w:asciiTheme="majorHAnsi" w:hAnsiTheme="majorHAnsi" w:cstheme="majorHAnsi"/>
+        </w:rPr>
+      </w:pPr>
+      <w:r>
+        <w:rPr>
+          <w:rFonts w:asciiTheme="majorHAnsi" w:hAnsiTheme="majorHAnsi" w:cstheme="majorHAnsi"/>
+        </w:rPr>
+        <w:t>0.0111,0.0064,3500,</w:t>
+      </w:r>
+      <w:r>
+        <w:rPr>
+          <w:rFonts w:asciiTheme="majorHAnsi" w:hAnsiTheme="majorHAnsi" w:cstheme="majorHAnsi"/>
+        </w:rPr>
+        <w:t>24,</w:t>
+      </w:r>
+      <w:r>
+        <w:rPr>
+          <w:rFonts w:asciiTheme="majorHAnsi" w:hAnsiTheme="majorHAnsi" w:cstheme="majorHAnsi"/>
+        </w:rPr>
+        <w:t>0.13,1</w:t>
+      </w:r>
+    </w:p>
+    <w:p>
+      <w:pPr>
+        <w:rPr>
+          <w:rFonts w:asciiTheme="majorHAnsi" w:hAnsiTheme="majorHAnsi" w:cstheme="majorHAnsi"/>
+        </w:rPr>
+      </w:pPr>
+      <w:r>
+        <w:rPr>
+          <w:rFonts w:asciiTheme="majorHAnsi" w:hAnsiTheme="majorHAnsi" w:cstheme="majorHAnsi"/>
+        </w:rPr>
+        <w:t>0.0121,0.0064,5000,</w:t>
+      </w:r>
+      <w:r>
+        <w:rPr>
+          <w:rFonts w:asciiTheme="majorHAnsi" w:hAnsiTheme="majorHAnsi" w:cstheme="majorHAnsi"/>
+        </w:rPr>
+        <w:t>8,</w:t>
+      </w:r>
+      <w:r>
+        <w:rPr>
+          <w:rFonts w:asciiTheme="majorHAnsi" w:hAnsiTheme="majorHAnsi" w:cstheme="majorHAnsi"/>
+        </w:rPr>
+        <w:t>0.2,1</w:t>
+      </w:r>
+    </w:p>
+    <w:p>
+      <w:pPr>
+        <w:rPr>
+          <w:rFonts w:asciiTheme="majorHAnsi" w:hAnsiTheme="majorHAnsi" w:cstheme="majorHAnsi"/>
+        </w:rPr>
+      </w:pPr>
+      <w:r>
+        <w:rPr>
+          <w:rFonts w:asciiTheme="majorHAnsi" w:hAnsiTheme="majorHAnsi" w:cstheme="majorHAnsi"/>
+        </w:rPr>
+        <w:t>0.0123,0.0056,15000,</w:t>
+      </w:r>
+      <w:r>
+        <w:rPr>
+          <w:rFonts w:asciiTheme="majorHAnsi" w:hAnsiTheme="majorHAnsi" w:cstheme="majorHAnsi"/>
+        </w:rPr>
+        <w:t>1,</w:t>
+      </w:r>
+      <w:r>
+        <w:rPr>
+          <w:rFonts w:asciiTheme="majorHAnsi" w:hAnsiTheme="majorHAnsi" w:cstheme="majorHAnsi"/>
+        </w:rPr>
+        <w:t>5,1</w:t>
+      </w:r>
+    </w:p>
+    <w:p>
+      <w:pPr>
+        <w:rPr>
+          <w:rFonts w:asciiTheme="majorHAnsi" w:hAnsiTheme="majorHAnsi" w:cstheme="majorHAnsi"/>
+        </w:rPr>
+      </w:pPr>
+      <w:r>
+        <w:rPr>
+          <w:rFonts w:asciiTheme="majorHAnsi" w:hAnsiTheme="majorHAnsi" w:cstheme="majorHAnsi"/>
+        </w:rPr>
+        <w:t>0.0128,0.0063,30000,</w:t>
+      </w:r>
+      <w:r>
+        <w:rPr>
+          <w:rFonts w:asciiTheme="majorHAnsi" w:hAnsiTheme="majorHAnsi" w:cstheme="majorHAnsi"/>
+        </w:rPr>
+        <w:t>1,</w:t>
+      </w:r>
+      <w:r>
+        <w:rPr>
+          <w:rFonts w:asciiTheme="majorHAnsi" w:hAnsiTheme="majorHAnsi" w:cstheme="majorHAnsi"/>
+        </w:rPr>
+        <w:t>100,1</w:t>
+      </w:r>
+    </w:p>
+    <w:p>
+      <w:pPr>
+        <w:rPr>
+          <w:rFonts w:asciiTheme="majorHAnsi" w:hAnsiTheme="majorHAnsi" w:cstheme="majorHAnsi"/>
+        </w:rPr>
+      </w:pPr>
+      <w:r>
+        <w:rPr>
+          <w:rFonts w:asciiTheme="majorHAnsi" w:hAnsiTheme="majorHAnsi" w:cstheme="majorHAnsi"/>
+        </w:rPr>
+        <w:t>0.0143,0.0062,100000,</w:t>
+      </w:r>
+      <w:r>
+        <w:rPr>
+          <w:rFonts w:asciiTheme="majorHAnsi" w:hAnsiTheme="majorHAnsi" w:cstheme="majorHAnsi"/>
+        </w:rPr>
+        <w:t>1</w:t>
+      </w:r>
+    </w:p>
+    <w:p>
+      <w:pPr>
+        <w:rPr>
+          <w:rFonts w:asciiTheme="majorHAnsi" w:hAnsiTheme="majorHAnsi" w:cstheme="majorHAnsi"/>
+        </w:rPr>
+      </w:pPr>
+      <w:r>
+        <w:rPr>
+          <w:rFonts w:asciiTheme="majorHAnsi" w:hAnsiTheme="majorHAnsi" w:cstheme="majorHAnsi"/>
+        </w:rPr>
+        <w:t>0.0143,0.0064</w:t>
+      </w:r>
+    </w:p>
+    <w:p>
+      <w:pPr>
+        <w:rPr>
+          <w:rFonts w:asciiTheme="majorHAnsi" w:hAnsiTheme="majorHAnsi" w:cstheme="majorHAnsi"/>
+        </w:rPr>
+      </w:pPr>
+      <w:r>
+        <w:rPr>
+          <w:rFonts w:asciiTheme="majorHAnsi" w:hAnsiTheme="majorHAnsi" w:cstheme="majorHAnsi"/>
+        </w:rPr>
+        <w:t>0.015,0.0121</w:t>
+      </w:r>
+    </w:p>
+    <w:p>
+      <w:pPr>
+        <w:rPr>
+          <w:rFonts w:asciiTheme="majorHAnsi" w:hAnsiTheme="majorHAnsi" w:cstheme="majorHAnsi"/>
+        </w:rPr>
+      </w:pPr>
+      <w:r>
+        <w:rPr>
+          <w:rFonts w:asciiTheme="majorHAnsi" w:hAnsiTheme="majorHAnsi" w:cstheme="majorHAnsi"/>
+        </w:rPr>
+        <w:t>0.0151,0.0066</w:t>
+      </w:r>
+    </w:p>
+    <w:p>
+      <w:pPr>
+        <w:rPr>
+          <w:rFonts w:asciiTheme="majorHAnsi" w:hAnsiTheme="majorHAnsi" w:cstheme="majorHAnsi"/>
+        </w:rPr>
+      </w:pPr>
+      <w:r>
+        <w:rPr>
+          <w:rFonts w:asciiTheme="majorHAnsi" w:hAnsiTheme="majorHAnsi" w:cstheme="majorHAnsi"/>
+        </w:rPr>
+        <w:t>0.0153,0.0063</w:t>
+      </w:r>
+    </w:p>
+    <w:p>
+      <w:pPr>
+        <w:rPr>
+          <w:rFonts w:asciiTheme="majorHAnsi" w:hAnsiTheme="majorHAnsi" w:cstheme="majorHAnsi"/>
+        </w:rPr>
+      </w:pPr>
+      <w:r>
+        <w:rPr>
+          <w:rFonts w:asciiTheme="majorHAnsi" w:hAnsiTheme="majorHAnsi" w:cstheme="majorHAnsi"/>
+        </w:rPr>
+        <w:t>0.0153,0.0153</w:t>
+      </w:r>
+    </w:p>
+    <w:p>
+      <w:pPr>
+        <w:rPr>
+          <w:rFonts w:asciiTheme="majorHAnsi" w:hAnsiTheme="majorHAnsi" w:cstheme="majorHAnsi"/>
+        </w:rPr>
+      </w:pPr>
+      <w:r>
+        <w:rPr>
+          <w:rFonts w:asciiTheme="majorHAnsi" w:hAnsiTheme="majorHAnsi" w:cstheme="majorHAnsi"/>
+        </w:rPr>
+        <w:t>(…)</w:t>
+      </w:r>
+    </w:p>
+    <w:p>
+      <w:pPr>
+        <w:rPr>
+          <w:rFonts w:cs="Times New Roman"/>
+        </w:rPr>
+      </w:pPr>
+      <w:r>
+        <w:rPr>
+          <w:rFonts w:cs="Times New Roman"/>
+        </w:rPr>
         <w:lastRenderedPageBreak/>
-        <w:t>CO2/H2O,H2S/H2O,CT_CO2,ET_CO2,CT_H2S,ET_H2S,M_CO2,M_H2S,M_H2O,</w:t>
-      </w:r>
-      <w:r>
-        <w:rPr>
-          <w:rFonts w:asciiTheme="majorHAnsi" w:hAnsiTheme="majorHAnsi" w:cstheme="majorHAnsi"/>
-        </w:rPr>
-        <w:t>BG_CO2</w:t>
-      </w:r>
-      <w:r>
-        <w:rPr>
-          <w:rFonts w:asciiTheme="majorHAnsi" w:hAnsiTheme="majorHAnsi" w:cstheme="majorHAnsi"/>
-        </w:rPr>
-        <w:t>,T_CO2,R_CO2,R_H2S</w:t>
-      </w:r>
-    </w:p>
-    <w:p>
-      <w:pPr>
-        <w:rPr>
-          <w:rFonts w:asciiTheme="majorHAnsi" w:hAnsiTheme="majorHAnsi" w:cstheme="majorHAnsi"/>
-        </w:rPr>
-      </w:pPr>
-      <w:r>
-        <w:rPr>
-          <w:rFonts w:asciiTheme="majorHAnsi" w:hAnsiTheme="majorHAnsi" w:cstheme="majorHAnsi"/>
-        </w:rPr>
-        <w:t>0.011,0.0115,1000,</w:t>
-      </w:r>
-      <w:r>
-        <w:rPr>
-          <w:rFonts w:asciiTheme="majorHAnsi" w:hAnsiTheme="majorHAnsi" w:cstheme="majorHAnsi"/>
-        </w:rPr>
-        <w:t>24,</w:t>
-      </w:r>
-      <w:r>
-        <w:rPr>
-          <w:rFonts w:asciiTheme="majorHAnsi" w:hAnsiTheme="majorHAnsi" w:cstheme="majorHAnsi"/>
-        </w:rPr>
-        <w:t>0.05</w:t>
-      </w:r>
-      <w:r>
-        <w:rPr>
-          <w:rFonts w:asciiTheme="majorHAnsi" w:hAnsiTheme="majorHAnsi" w:cstheme="majorHAnsi"/>
-        </w:rPr>
-        <w:t>,</w:t>
-      </w:r>
-      <w:r>
-        <w:rPr>
-          <w:rFonts w:asciiTheme="majorHAnsi" w:hAnsiTheme="majorHAnsi" w:cstheme="majorHAnsi"/>
-        </w:rPr>
-        <w:t>24,44.01,34.1,18.015</w:t>
-      </w:r>
-      <w:r>
-        <w:rPr>
-          <w:rFonts w:asciiTheme="majorHAnsi" w:hAnsiTheme="majorHAnsi" w:cstheme="majorHAnsi"/>
-        </w:rPr>
-        <w:t>,400</w:t>
-      </w:r>
-      <w:r>
-        <w:rPr>
-          <w:rFonts w:asciiTheme="majorHAnsi" w:hAnsiTheme="majorHAnsi" w:cstheme="majorHAnsi"/>
-        </w:rPr>
-        <w:t>,</w:t>
-      </w:r>
-      <w:r>
-        <w:rPr>
-          <w:rFonts w:asciiTheme="majorHAnsi" w:hAnsiTheme="majorHAnsi" w:cstheme="majorHAnsi"/>
-        </w:rPr>
-        <w:t>300,188.92,243.96</w:t>
-      </w:r>
-    </w:p>
-    <w:p>
-      <w:pPr>
-        <w:rPr>
-          <w:rFonts w:asciiTheme="majorHAnsi" w:hAnsiTheme="majorHAnsi" w:cstheme="majorHAnsi"/>
-        </w:rPr>
-      </w:pPr>
-      <w:r>
-        <w:rPr>
-          <w:rFonts w:asciiTheme="majorHAnsi" w:hAnsiTheme="majorHAnsi" w:cstheme="majorHAnsi"/>
-        </w:rPr>
-        <w:t>0.0111,0.0064,3500,</w:t>
-      </w:r>
-      <w:r>
-        <w:rPr>
-          <w:rFonts w:asciiTheme="majorHAnsi" w:hAnsiTheme="majorHAnsi" w:cstheme="majorHAnsi"/>
-        </w:rPr>
-        <w:t>24,</w:t>
-      </w:r>
-      <w:r>
-        <w:rPr>
-          <w:rFonts w:asciiTheme="majorHAnsi" w:hAnsiTheme="majorHAnsi" w:cstheme="majorHAnsi"/>
-        </w:rPr>
-        <w:t>0.13,1</w:t>
-      </w:r>
-    </w:p>
-    <w:p>
-      <w:pPr>
-        <w:rPr>
-          <w:rFonts w:asciiTheme="majorHAnsi" w:hAnsiTheme="majorHAnsi" w:cstheme="majorHAnsi"/>
-        </w:rPr>
-      </w:pPr>
-      <w:r>
-        <w:rPr>
-          <w:rFonts w:asciiTheme="majorHAnsi" w:hAnsiTheme="majorHAnsi" w:cstheme="majorHAnsi"/>
-        </w:rPr>
-        <w:t>0.0121,0.0064,5000,</w:t>
-      </w:r>
-      <w:r>
-        <w:rPr>
-          <w:rFonts w:asciiTheme="majorHAnsi" w:hAnsiTheme="majorHAnsi" w:cstheme="majorHAnsi"/>
-        </w:rPr>
-        <w:t>8,</w:t>
-      </w:r>
-      <w:r>
-        <w:rPr>
-          <w:rFonts w:asciiTheme="majorHAnsi" w:hAnsiTheme="majorHAnsi" w:cstheme="majorHAnsi"/>
-        </w:rPr>
-        <w:t>0.2,1</w:t>
-      </w:r>
-    </w:p>
-    <w:p>
-      <w:pPr>
-        <w:rPr>
-          <w:rFonts w:asciiTheme="majorHAnsi" w:hAnsiTheme="majorHAnsi" w:cstheme="majorHAnsi"/>
-        </w:rPr>
-      </w:pPr>
-      <w:r>
-        <w:rPr>
-          <w:rFonts w:asciiTheme="majorHAnsi" w:hAnsiTheme="majorHAnsi" w:cstheme="majorHAnsi"/>
-        </w:rPr>
-        <w:t>0.0123,0.0056,15000,</w:t>
-      </w:r>
-      <w:r>
-        <w:rPr>
-          <w:rFonts w:asciiTheme="majorHAnsi" w:hAnsiTheme="majorHAnsi" w:cstheme="majorHAnsi"/>
-        </w:rPr>
-        <w:t>1,</w:t>
-      </w:r>
-      <w:r>
-        <w:rPr>
-          <w:rFonts w:asciiTheme="majorHAnsi" w:hAnsiTheme="majorHAnsi" w:cstheme="majorHAnsi"/>
-        </w:rPr>
-        <w:t>5,1</w:t>
-      </w:r>
-    </w:p>
-    <w:p>
-      <w:pPr>
-        <w:rPr>
-          <w:rFonts w:asciiTheme="majorHAnsi" w:hAnsiTheme="majorHAnsi" w:cstheme="majorHAnsi"/>
-        </w:rPr>
-      </w:pPr>
-      <w:r>
-        <w:rPr>
-          <w:rFonts w:asciiTheme="majorHAnsi" w:hAnsiTheme="majorHAnsi" w:cstheme="majorHAnsi"/>
-        </w:rPr>
-        <w:t>0.0128,0.0063,30000,</w:t>
-      </w:r>
-      <w:r>
-        <w:rPr>
-          <w:rFonts w:asciiTheme="majorHAnsi" w:hAnsiTheme="majorHAnsi" w:cstheme="majorHAnsi"/>
-        </w:rPr>
-        <w:t>1,</w:t>
-      </w:r>
-      <w:r>
-        <w:rPr>
-          <w:rFonts w:asciiTheme="majorHAnsi" w:hAnsiTheme="majorHAnsi" w:cstheme="majorHAnsi"/>
-        </w:rPr>
-        <w:t>100,1</w:t>
-      </w:r>
-    </w:p>
-    <w:p>
-      <w:pPr>
-        <w:rPr>
-          <w:rFonts w:asciiTheme="majorHAnsi" w:hAnsiTheme="majorHAnsi" w:cstheme="majorHAnsi"/>
-        </w:rPr>
-      </w:pPr>
-      <w:r>
-        <w:rPr>
-          <w:rFonts w:asciiTheme="majorHAnsi" w:hAnsiTheme="majorHAnsi" w:cstheme="majorHAnsi"/>
-        </w:rPr>
-        <w:t>0.0143,0.0062,100000,</w:t>
-      </w:r>
-      <w:r>
-        <w:rPr>
-          <w:rFonts w:asciiTheme="majorHAnsi" w:hAnsiTheme="majorHAnsi" w:cstheme="majorHAnsi"/>
-        </w:rPr>
-        <w:t>1</w:t>
-      </w:r>
-    </w:p>
-    <w:p>
-      <w:pPr>
-        <w:rPr>
-          <w:rFonts w:asciiTheme="majorHAnsi" w:hAnsiTheme="majorHAnsi" w:cstheme="majorHAnsi"/>
-        </w:rPr>
-      </w:pPr>
-      <w:r>
-        <w:rPr>
-          <w:rFonts w:asciiTheme="majorHAnsi" w:hAnsiTheme="majorHAnsi" w:cstheme="majorHAnsi"/>
-        </w:rPr>
-        <w:t>0.0143,0.0064</w:t>
-      </w:r>
-    </w:p>
-    <w:p>
-      <w:pPr>
-        <w:rPr>
-          <w:rFonts w:asciiTheme="majorHAnsi" w:hAnsiTheme="majorHAnsi" w:cstheme="majorHAnsi"/>
-        </w:rPr>
-      </w:pPr>
-      <w:r>
-        <w:rPr>
-          <w:rFonts w:asciiTheme="majorHAnsi" w:hAnsiTheme="majorHAnsi" w:cstheme="majorHAnsi"/>
-        </w:rPr>
-        <w:t>0.015,0.0121</w:t>
-      </w:r>
-    </w:p>
-    <w:p>
-      <w:pPr>
-        <w:rPr>
-          <w:rFonts w:asciiTheme="majorHAnsi" w:hAnsiTheme="majorHAnsi" w:cstheme="majorHAnsi"/>
-        </w:rPr>
-      </w:pPr>
-      <w:r>
-        <w:rPr>
-          <w:rFonts w:asciiTheme="majorHAnsi" w:hAnsiTheme="majorHAnsi" w:cstheme="majorHAnsi"/>
-        </w:rPr>
-        <w:t>0.0151,0.0066</w:t>
-      </w:r>
-    </w:p>
-    <w:p>
-      <w:pPr>
-        <w:rPr>
-          <w:rFonts w:asciiTheme="majorHAnsi" w:hAnsiTheme="majorHAnsi" w:cstheme="majorHAnsi"/>
-        </w:rPr>
-      </w:pPr>
-      <w:r>
-        <w:rPr>
-          <w:rFonts w:asciiTheme="majorHAnsi" w:hAnsiTheme="majorHAnsi" w:cstheme="majorHAnsi"/>
-        </w:rPr>
-        <w:t>0.0153,0.0063</w:t>
-      </w:r>
-    </w:p>
-    <w:p>
-      <w:pPr>
-        <w:rPr>
-          <w:rFonts w:asciiTheme="majorHAnsi" w:hAnsiTheme="majorHAnsi" w:cstheme="majorHAnsi"/>
-        </w:rPr>
-      </w:pPr>
-      <w:r>
-        <w:rPr>
-          <w:rFonts w:asciiTheme="majorHAnsi" w:hAnsiTheme="majorHAnsi" w:cstheme="majorHAnsi"/>
-        </w:rPr>
-        <w:t>0.0153,0.0153</w:t>
-      </w:r>
-    </w:p>
-    <w:p>
-      <w:pPr>
-        <w:rPr>
-          <w:rFonts w:asciiTheme="majorHAnsi" w:hAnsiTheme="majorHAnsi" w:cstheme="majorHAnsi"/>
-        </w:rPr>
-      </w:pPr>
-      <w:r>
-        <w:rPr>
-          <w:rFonts w:asciiTheme="majorHAnsi" w:hAnsiTheme="majorHAnsi" w:cstheme="majorHAnsi"/>
-        </w:rPr>
-        <w:t>(…)</w:t>
-      </w:r>
-    </w:p>
-    <w:p>
-      <w:pPr>
-        <w:rPr>
-          <w:rFonts w:cs="Times New Roman"/>
-        </w:rPr>
-      </w:pPr>
-      <w:r>
-        <w:rPr>
-          <w:rFonts w:cs="Times New Roman"/>
-        </w:rPr>
         <w:t>Where the columns with headers with “/” define the molar ratio</w:t>
       </w:r>
       <w:r>
@@ -7613,288 +8462,307 @@
         <w:t>TWODEE-2</w:t>
       </w:r>
       <w:r>
-        <w:t xml:space="preserve"> or DISGAS represents a constant concentration in the time between the </w:t>
-      </w:r>
-      <w:r>
+        <w:t xml:space="preserve"> or DISGAS represents a constant concentration in the time between the previous and the current output time, i.e. if the gas dispersion simulation is setup to produce an output every 6 hours, VIGIL assumes that the concentration in these 6 hours is equal to the gas concentration at the output time under analysis. This implies that, if the exposure time for a specific concentration threshold is 1 hour and the simulations produce outputs every 6 hours, VIGIL assumes that the concentration overcomes the threshold for at least 1 hour</w:t>
+      </w:r>
+      <w:r>
+        <w:t xml:space="preserve"> in the 6 hours before the current output time under analysis. This approach is clearly an assumption and work is underway to improve it.</w:t>
+      </w:r>
+    </w:p>
+    <w:p>
+      <w:pPr>
+        <w:rPr>
+          <w:lang w:val="en-US"/>
+        </w:rPr>
+      </w:pPr>
+    </w:p>
+    <w:p>
+      <w:r>
+        <w:rPr>
+          <w:lang w:val="en-US"/>
+        </w:rPr>
+        <w:t>T</w:t>
+      </w:r>
+      <w:r>
+        <w:t xml:space="preserve">he user can </w:t>
+      </w:r>
+      <w:r>
+        <w:t xml:space="preserve">also </w:t>
+      </w:r>
+      <w:r>
+        <w:t xml:space="preserve">provide the optional file </w:t>
+      </w:r>
+      <w:r>
+        <w:rPr>
+          <w:b/>
+        </w:rPr>
+        <w:t>tracking_points.</w:t>
+      </w:r>
+      <w:r>
+        <w:rPr>
+          <w:b/>
+        </w:rPr>
+        <w:t>csv</w:t>
+      </w:r>
+      <w:r>
+        <w:t xml:space="preserve"> that is used by </w:t>
+      </w:r>
+      <w:r>
+        <w:rPr>
+          <w:rFonts w:asciiTheme="majorHAnsi" w:hAnsiTheme="majorHAnsi" w:cstheme="majorHAnsi"/>
+        </w:rPr>
+        <w:t>post.process.py</w:t>
+      </w:r>
+      <w:r>
+        <w:t xml:space="preserve"> if the option </w:t>
+      </w:r>
+      <w:r>
+        <w:rPr>
+          <w:rFonts w:asciiTheme="majorHAnsi" w:hAnsiTheme="majorHAnsi" w:cstheme="majorHAnsi"/>
+        </w:rPr>
+        <w:t>-TP --</w:t>
+      </w:r>
+      <w:proofErr w:type="spellStart"/>
+      <w:r>
+        <w:rPr>
+          <w:rFonts w:asciiTheme="majorHAnsi" w:hAnsiTheme="majorHAnsi" w:cstheme="majorHAnsi"/>
+        </w:rPr>
+        <w:t>tracking_points</w:t>
+      </w:r>
+      <w:proofErr w:type="spellEnd"/>
+      <w:r>
+        <w:rPr>
+          <w:rFonts w:asciiTheme="majorHAnsi" w:hAnsiTheme="majorHAnsi" w:cstheme="majorHAnsi"/>
+        </w:rPr>
+        <w:t xml:space="preserve"> </w:t>
+      </w:r>
+      <w:r>
+        <w:t xml:space="preserve">is activated (see Section </w:t>
+      </w:r>
+      <w:r>
+        <w:fldChar w:fldCharType="begin"/>
+      </w:r>
+      <w:r>
+        <w:instrText xml:space="preserve"> REF _Ref77601587 \h </w:instrText>
+      </w:r>
+      <w:r>
+        <w:fldChar w:fldCharType="separate"/>
+      </w:r>
+      <w:r>
+        <w:t>4.3 post_process.py</w:t>
+      </w:r>
+      <w:r>
+        <w:fldChar w:fldCharType="end"/>
+      </w:r>
+      <w:r>
+        <w:t>). The file contains a list of locations where the concentration fields resulting from the simulations are interpolated. It is structured as in the example below:</w:t>
+      </w:r>
+    </w:p>
+    <w:p>
+      <w:proofErr w:type="spellStart"/>
+      <w:r>
+        <w:rPr>
+          <w:rFonts w:asciiTheme="majorHAnsi" w:hAnsiTheme="majorHAnsi" w:cstheme="majorHAnsi"/>
+        </w:rPr>
+        <w:t>X,</w:t>
+      </w:r>
+      <w:r>
+        <w:rPr>
+          <w:rFonts w:asciiTheme="majorHAnsi" w:hAnsiTheme="majorHAnsi" w:cstheme="majorHAnsi"/>
+        </w:rPr>
+        <w:t>y</w:t>
+      </w:r>
+      <w:r>
+        <w:rPr>
+          <w:rFonts w:asciiTheme="majorHAnsi" w:hAnsiTheme="majorHAnsi" w:cstheme="majorHAnsi"/>
+        </w:rPr>
+        <w:t>,</w:t>
+      </w:r>
+      <w:r>
+        <w:rPr>
+          <w:rFonts w:asciiTheme="majorHAnsi" w:hAnsiTheme="majorHAnsi" w:cstheme="majorHAnsi"/>
+        </w:rPr>
+        <w:t>z</w:t>
+      </w:r>
+      <w:proofErr w:type="spellEnd"/>
+    </w:p>
+    <w:p>
+      <w:pPr>
+        <w:rPr>
+          <w:rFonts w:asciiTheme="majorHAnsi" w:hAnsiTheme="majorHAnsi" w:cstheme="majorHAnsi"/>
+        </w:rPr>
+      </w:pPr>
+      <w:r>
+        <w:rPr>
+          <w:rFonts w:asciiTheme="majorHAnsi" w:hAnsiTheme="majorHAnsi" w:cstheme="majorHAnsi"/>
+        </w:rPr>
+        <w:t>69694</w:t>
+      </w:r>
+      <w:r>
+        <w:rPr>
+          <w:rFonts w:asciiTheme="majorHAnsi" w:hAnsiTheme="majorHAnsi" w:cstheme="majorHAnsi"/>
+        </w:rPr>
+        <w:t>5</w:t>
+      </w:r>
+      <w:r>
+        <w:rPr>
+          <w:rFonts w:asciiTheme="majorHAnsi" w:hAnsiTheme="majorHAnsi" w:cstheme="majorHAnsi"/>
+        </w:rPr>
+        <w:t>,</w:t>
+      </w:r>
+      <w:r>
+        <w:rPr>
+          <w:rFonts w:asciiTheme="majorHAnsi" w:hAnsiTheme="majorHAnsi" w:cstheme="majorHAnsi"/>
+        </w:rPr>
+        <w:t>1474693</w:t>
+      </w:r>
+      <w:r>
+        <w:rPr>
+          <w:rFonts w:asciiTheme="majorHAnsi" w:hAnsiTheme="majorHAnsi" w:cstheme="majorHAnsi"/>
+        </w:rPr>
+        <w:t>,</w:t>
+      </w:r>
+      <w:r>
+        <w:rPr>
+          <w:rFonts w:asciiTheme="majorHAnsi" w:hAnsiTheme="majorHAnsi" w:cstheme="majorHAnsi"/>
+        </w:rPr>
+        <w:t>0</w:t>
+      </w:r>
+    </w:p>
+    <w:p>
+      <w:pPr>
+        <w:rPr>
+          <w:rFonts w:asciiTheme="majorHAnsi" w:hAnsiTheme="majorHAnsi" w:cstheme="majorHAnsi"/>
+        </w:rPr>
+      </w:pPr>
+      <w:r>
+        <w:rPr>
+          <w:rFonts w:asciiTheme="majorHAnsi" w:hAnsiTheme="majorHAnsi" w:cstheme="majorHAnsi"/>
+        </w:rPr>
+        <w:t>696945</w:t>
+      </w:r>
+      <w:r>
+        <w:rPr>
+          <w:rFonts w:asciiTheme="majorHAnsi" w:hAnsiTheme="majorHAnsi" w:cstheme="majorHAnsi"/>
+        </w:rPr>
+        <w:t>,</w:t>
+      </w:r>
+      <w:r>
+        <w:rPr>
+          <w:rFonts w:asciiTheme="majorHAnsi" w:hAnsiTheme="majorHAnsi" w:cstheme="majorHAnsi"/>
+        </w:rPr>
+        <w:t>1474693</w:t>
+      </w:r>
+      <w:r>
+        <w:rPr>
+          <w:rFonts w:asciiTheme="majorHAnsi" w:hAnsiTheme="majorHAnsi" w:cstheme="majorHAnsi"/>
+        </w:rPr>
+        <w:t>,</w:t>
+      </w:r>
+      <w:r>
+        <w:rPr>
+          <w:rFonts w:asciiTheme="majorHAnsi" w:hAnsiTheme="majorHAnsi" w:cstheme="majorHAnsi"/>
+        </w:rPr>
+        <w:t>2</w:t>
+      </w:r>
+    </w:p>
+    <w:p>
+      <w:pPr>
+        <w:rPr>
+          <w:rFonts w:asciiTheme="majorHAnsi" w:hAnsiTheme="majorHAnsi" w:cstheme="majorHAnsi"/>
+        </w:rPr>
+      </w:pPr>
+      <w:r>
+        <w:rPr>
+          <w:rFonts w:asciiTheme="majorHAnsi" w:hAnsiTheme="majorHAnsi" w:cstheme="majorHAnsi"/>
+        </w:rPr>
+        <w:t>696945</w:t>
+      </w:r>
+      <w:r>
+        <w:rPr>
+          <w:rFonts w:asciiTheme="majorHAnsi" w:hAnsiTheme="majorHAnsi" w:cstheme="majorHAnsi"/>
+        </w:rPr>
+        <w:t>,</w:t>
+      </w:r>
+      <w:r>
+        <w:rPr>
+          <w:rFonts w:asciiTheme="majorHAnsi" w:hAnsiTheme="majorHAnsi" w:cstheme="majorHAnsi"/>
+        </w:rPr>
+        <w:t>1474693</w:t>
+      </w:r>
+      <w:r>
+        <w:rPr>
+          <w:rFonts w:asciiTheme="majorHAnsi" w:hAnsiTheme="majorHAnsi" w:cstheme="majorHAnsi"/>
+        </w:rPr>
+        <w:t>,</w:t>
+      </w:r>
+      <w:r>
+        <w:rPr>
+          <w:rFonts w:asciiTheme="majorHAnsi" w:hAnsiTheme="majorHAnsi" w:cstheme="majorHAnsi"/>
+        </w:rPr>
+        <w:t>10</w:t>
+      </w:r>
+    </w:p>
+    <w:p>
+      <w:pPr>
+        <w:rPr>
+          <w:rFonts w:asciiTheme="majorHAnsi" w:hAnsiTheme="majorHAnsi" w:cstheme="majorHAnsi"/>
+        </w:rPr>
+      </w:pPr>
+      <w:r>
+        <w:rPr>
+          <w:rFonts w:asciiTheme="majorHAnsi" w:hAnsiTheme="majorHAnsi" w:cstheme="majorHAnsi"/>
+        </w:rPr>
+        <w:t>696945</w:t>
+      </w:r>
+      <w:r>
+        <w:rPr>
+          <w:rFonts w:asciiTheme="majorHAnsi" w:hAnsiTheme="majorHAnsi" w:cstheme="majorHAnsi"/>
+        </w:rPr>
+        <w:t>,</w:t>
+      </w:r>
+      <w:r>
+        <w:rPr>
+          <w:rFonts w:asciiTheme="majorHAnsi" w:hAnsiTheme="majorHAnsi" w:cstheme="majorHAnsi"/>
+        </w:rPr>
+        <w:t>1474693</w:t>
+      </w:r>
+      <w:r>
+        <w:rPr>
+          <w:rFonts w:asciiTheme="majorHAnsi" w:hAnsiTheme="majorHAnsi" w:cstheme="majorHAnsi"/>
+        </w:rPr>
+        <w:t>,</w:t>
+      </w:r>
+      <w:r>
+        <w:rPr>
+          <w:rFonts w:asciiTheme="majorHAnsi" w:hAnsiTheme="majorHAnsi" w:cstheme="majorHAnsi"/>
+        </w:rPr>
+        <w:t>80</w:t>
+      </w:r>
+    </w:p>
+    <w:p>
+      <w:pPr>
+        <w:rPr>
+          <w:rFonts w:cs="Times New Roman"/>
+        </w:rPr>
+      </w:pPr>
+      <w:r>
+        <w:rPr>
+          <w:rFonts w:cs="Times New Roman"/>
+        </w:rPr>
+        <w:t>where x, y and z are the easting (or longitude), northing (or latitude) and elevation (m above the ground) of the tracking point.</w:t>
+      </w:r>
+      <w:r>
+        <w:rPr>
+          <w:rFonts w:cs="Times New Roman"/>
+        </w:rPr>
+        <w:t xml:space="preserve"> The code ignores any line in which the coordinates or the elevation do </w:t>
+      </w:r>
+      <w:r>
+        <w:rPr>
+          <w:rFonts w:cs="Times New Roman"/>
+        </w:rPr>
         <w:lastRenderedPageBreak/>
-        <w:t>previous and the current output time, i.e. if the gas dispersion simulation is setup to produce an output every 6 hours, VIGIL assumes that the concentration in these 6 hours is equal to the gas concentration at the output time under analysis. This implies that, if the exposure time for a specific concentration threshold is 1 hour and the simulations produce outputs every 6 hours, VIGIL assumes that the concentration overcomes the threshold for at least 1 hour</w:t>
-      </w:r>
-      <w:r>
-        <w:t xml:space="preserve"> in the 6 hours before the current output time under analysis. This approach is clearly an assumption and work is underway to improve it.</w:t>
-      </w:r>
-    </w:p>
-    <w:p>
-      <w:pPr>
-        <w:rPr>
-          <w:lang w:val="en-US"/>
-        </w:rPr>
-      </w:pPr>
-    </w:p>
-    <w:p>
-      <w:r>
-        <w:rPr>
-          <w:lang w:val="en-US"/>
-        </w:rPr>
-        <w:t>T</w:t>
-      </w:r>
-      <w:r>
-        <w:t xml:space="preserve">he user can </w:t>
-      </w:r>
-      <w:r>
-        <w:t xml:space="preserve">also </w:t>
-      </w:r>
-      <w:r>
-        <w:t xml:space="preserve">provide the optional file </w:t>
-      </w:r>
-      <w:r>
-        <w:rPr>
-          <w:b/>
-        </w:rPr>
-        <w:t>tracking_points.</w:t>
-      </w:r>
-      <w:r>
-        <w:rPr>
-          <w:b/>
-        </w:rPr>
-        <w:t>csv</w:t>
-      </w:r>
-      <w:r>
-        <w:t xml:space="preserve"> that is used by </w:t>
-      </w:r>
-      <w:r>
-        <w:rPr>
-          <w:rFonts w:asciiTheme="majorHAnsi" w:hAnsiTheme="majorHAnsi" w:cstheme="majorHAnsi"/>
-        </w:rPr>
-        <w:t>post.process.py</w:t>
-      </w:r>
-      <w:r>
-        <w:t xml:space="preserve"> if the option </w:t>
-      </w:r>
-      <w:r>
-        <w:rPr>
-          <w:rFonts w:asciiTheme="majorHAnsi" w:hAnsiTheme="majorHAnsi" w:cstheme="majorHAnsi"/>
-        </w:rPr>
-        <w:t xml:space="preserve">-TP --tracking_points </w:t>
-      </w:r>
-      <w:r>
-        <w:t xml:space="preserve">is activated (see Section </w:t>
-      </w:r>
-      <w:r>
-        <w:fldChar w:fldCharType="begin"/>
-      </w:r>
-      <w:r>
-        <w:instrText xml:space="preserve"> REF _Ref77601587 \h </w:instrText>
-      </w:r>
-      <w:r>
-        <w:fldChar w:fldCharType="separate"/>
-      </w:r>
-      <w:r>
-        <w:t>4.3 post_process.py</w:t>
-      </w:r>
-      <w:r>
-        <w:fldChar w:fldCharType="end"/>
-      </w:r>
-      <w:r>
-        <w:t>). The file contains a list of locations where the concentration fields resulting from the simulations are interpolated. It is structured as in the example below:</w:t>
-      </w:r>
-    </w:p>
-    <w:p>
-      <w:r>
-        <w:rPr>
-          <w:rFonts w:asciiTheme="majorHAnsi" w:hAnsiTheme="majorHAnsi" w:cstheme="majorHAnsi"/>
-        </w:rPr>
-        <w:t>X,</w:t>
-      </w:r>
-      <w:r>
-        <w:rPr>
-          <w:rFonts w:asciiTheme="majorHAnsi" w:hAnsiTheme="majorHAnsi" w:cstheme="majorHAnsi"/>
-        </w:rPr>
-        <w:t>y</w:t>
-      </w:r>
-      <w:r>
-        <w:rPr>
-          <w:rFonts w:asciiTheme="majorHAnsi" w:hAnsiTheme="majorHAnsi" w:cstheme="majorHAnsi"/>
-        </w:rPr>
-        <w:t>,</w:t>
-      </w:r>
-      <w:r>
-        <w:rPr>
-          <w:rFonts w:asciiTheme="majorHAnsi" w:hAnsiTheme="majorHAnsi" w:cstheme="majorHAnsi"/>
-        </w:rPr>
-        <w:t>z</w:t>
-      </w:r>
-    </w:p>
-    <w:p>
-      <w:pPr>
-        <w:rPr>
-          <w:rFonts w:asciiTheme="majorHAnsi" w:hAnsiTheme="majorHAnsi" w:cstheme="majorHAnsi"/>
-        </w:rPr>
-      </w:pPr>
-      <w:r>
-        <w:rPr>
-          <w:rFonts w:asciiTheme="majorHAnsi" w:hAnsiTheme="majorHAnsi" w:cstheme="majorHAnsi"/>
-        </w:rPr>
-        <w:t>69694</w:t>
-      </w:r>
-      <w:r>
-        <w:rPr>
-          <w:rFonts w:asciiTheme="majorHAnsi" w:hAnsiTheme="majorHAnsi" w:cstheme="majorHAnsi"/>
-        </w:rPr>
-        <w:t>5</w:t>
-      </w:r>
-      <w:r>
-        <w:rPr>
-          <w:rFonts w:asciiTheme="majorHAnsi" w:hAnsiTheme="majorHAnsi" w:cstheme="majorHAnsi"/>
-        </w:rPr>
-        <w:t>,</w:t>
-      </w:r>
-      <w:r>
-        <w:rPr>
-          <w:rFonts w:asciiTheme="majorHAnsi" w:hAnsiTheme="majorHAnsi" w:cstheme="majorHAnsi"/>
-        </w:rPr>
-        <w:t>1474693</w:t>
-      </w:r>
-      <w:r>
-        <w:rPr>
-          <w:rFonts w:asciiTheme="majorHAnsi" w:hAnsiTheme="majorHAnsi" w:cstheme="majorHAnsi"/>
-        </w:rPr>
-        <w:t>,</w:t>
-      </w:r>
-      <w:r>
-        <w:rPr>
-          <w:rFonts w:asciiTheme="majorHAnsi" w:hAnsiTheme="majorHAnsi" w:cstheme="majorHAnsi"/>
-        </w:rPr>
-        <w:t>0</w:t>
-      </w:r>
-    </w:p>
-    <w:p>
-      <w:pPr>
-        <w:rPr>
-          <w:rFonts w:asciiTheme="majorHAnsi" w:hAnsiTheme="majorHAnsi" w:cstheme="majorHAnsi"/>
-        </w:rPr>
-      </w:pPr>
-      <w:r>
-        <w:rPr>
-          <w:rFonts w:asciiTheme="majorHAnsi" w:hAnsiTheme="majorHAnsi" w:cstheme="majorHAnsi"/>
-        </w:rPr>
-        <w:t>696945</w:t>
-      </w:r>
-      <w:r>
-        <w:rPr>
-          <w:rFonts w:asciiTheme="majorHAnsi" w:hAnsiTheme="majorHAnsi" w:cstheme="majorHAnsi"/>
-        </w:rPr>
-        <w:t>,</w:t>
-      </w:r>
-      <w:r>
-        <w:rPr>
-          <w:rFonts w:asciiTheme="majorHAnsi" w:hAnsiTheme="majorHAnsi" w:cstheme="majorHAnsi"/>
-        </w:rPr>
-        <w:t>1474693</w:t>
-      </w:r>
-      <w:r>
-        <w:rPr>
-          <w:rFonts w:asciiTheme="majorHAnsi" w:hAnsiTheme="majorHAnsi" w:cstheme="majorHAnsi"/>
-        </w:rPr>
-        <w:t>,</w:t>
-      </w:r>
-      <w:r>
-        <w:rPr>
-          <w:rFonts w:asciiTheme="majorHAnsi" w:hAnsiTheme="majorHAnsi" w:cstheme="majorHAnsi"/>
-        </w:rPr>
-        <w:t>2</w:t>
-      </w:r>
-    </w:p>
-    <w:p>
-      <w:pPr>
-        <w:rPr>
-          <w:rFonts w:asciiTheme="majorHAnsi" w:hAnsiTheme="majorHAnsi" w:cstheme="majorHAnsi"/>
-        </w:rPr>
-      </w:pPr>
-      <w:r>
-        <w:rPr>
-          <w:rFonts w:asciiTheme="majorHAnsi" w:hAnsiTheme="majorHAnsi" w:cstheme="majorHAnsi"/>
-        </w:rPr>
-        <w:t>696945</w:t>
-      </w:r>
-      <w:r>
-        <w:rPr>
-          <w:rFonts w:asciiTheme="majorHAnsi" w:hAnsiTheme="majorHAnsi" w:cstheme="majorHAnsi"/>
-        </w:rPr>
-        <w:t>,</w:t>
-      </w:r>
-      <w:r>
-        <w:rPr>
-          <w:rFonts w:asciiTheme="majorHAnsi" w:hAnsiTheme="majorHAnsi" w:cstheme="majorHAnsi"/>
-        </w:rPr>
-        <w:t>1474693</w:t>
-      </w:r>
-      <w:r>
-        <w:rPr>
-          <w:rFonts w:asciiTheme="majorHAnsi" w:hAnsiTheme="majorHAnsi" w:cstheme="majorHAnsi"/>
-        </w:rPr>
-        <w:t>,</w:t>
-      </w:r>
-      <w:r>
-        <w:rPr>
-          <w:rFonts w:asciiTheme="majorHAnsi" w:hAnsiTheme="majorHAnsi" w:cstheme="majorHAnsi"/>
-        </w:rPr>
-        <w:t>10</w:t>
-      </w:r>
-    </w:p>
-    <w:p>
-      <w:pPr>
-        <w:rPr>
-          <w:rFonts w:asciiTheme="majorHAnsi" w:hAnsiTheme="majorHAnsi" w:cstheme="majorHAnsi"/>
-        </w:rPr>
-      </w:pPr>
-      <w:r>
-        <w:rPr>
-          <w:rFonts w:asciiTheme="majorHAnsi" w:hAnsiTheme="majorHAnsi" w:cstheme="majorHAnsi"/>
-        </w:rPr>
-        <w:t>696945</w:t>
-      </w:r>
-      <w:r>
-        <w:rPr>
-          <w:rFonts w:asciiTheme="majorHAnsi" w:hAnsiTheme="majorHAnsi" w:cstheme="majorHAnsi"/>
-        </w:rPr>
-        <w:t>,</w:t>
-      </w:r>
-      <w:r>
-        <w:rPr>
-          <w:rFonts w:asciiTheme="majorHAnsi" w:hAnsiTheme="majorHAnsi" w:cstheme="majorHAnsi"/>
-        </w:rPr>
-        <w:t>1474693</w:t>
-      </w:r>
-      <w:r>
-        <w:rPr>
-          <w:rFonts w:asciiTheme="majorHAnsi" w:hAnsiTheme="majorHAnsi" w:cstheme="majorHAnsi"/>
-        </w:rPr>
-        <w:t>,</w:t>
-      </w:r>
-      <w:r>
-        <w:rPr>
-          <w:rFonts w:asciiTheme="majorHAnsi" w:hAnsiTheme="majorHAnsi" w:cstheme="majorHAnsi"/>
-        </w:rPr>
-        <w:t>80</w:t>
-      </w:r>
-    </w:p>
-    <w:p>
-      <w:pPr>
-        <w:rPr>
-          <w:rFonts w:cs="Times New Roman"/>
-        </w:rPr>
-      </w:pPr>
-      <w:r>
-        <w:rPr>
-          <w:rFonts w:cs="Times New Roman"/>
-        </w:rPr>
-        <w:t>where x, y and z are the easting (or longitude), northing (or latitude) and elevation (m above the ground) of the tracking point.</w:t>
-      </w:r>
-      <w:r>
-        <w:rPr>
-          <w:rFonts w:cs="Times New Roman"/>
-        </w:rPr>
-        <w:t xml:space="preserve"> The code ignores any line in which the coordinates or the elevation do not represent realistic value and is able to recognize UTM or geographic coordinates. If tracking points are activated, the interpolated concentration at each time step is saved in an output .txt file for each simulation; these outputs are then used to create hazard curves (ECDF vs. concentration) for the location at each time step.</w:t>
+        <w:t>not represent realistic value and is able to recognize UTM or geographic coordinates. If tracking points are activated, the interpolated concentration at each time step is saved in an output .txt file for each simulation; these outputs are then used to create hazard curves (ECDF vs. concentration) for the location at each time step.</w:t>
       </w:r>
     </w:p>
     <w:p>
@@ -7955,7 +8823,21 @@
         <w:rPr>
           <w:rFonts w:asciiTheme="majorHAnsi" w:hAnsiTheme="majorHAnsi" w:cstheme="majorHAnsi"/>
         </w:rPr>
-        <w:t>“file_name.csv”,easting,northing,m above ground</w:t>
+        <w:t>“file_name.csv”,</w:t>
+      </w:r>
+      <w:proofErr w:type="spellStart"/>
+      <w:r>
+        <w:rPr>
+          <w:rFonts w:asciiTheme="majorHAnsi" w:hAnsiTheme="majorHAnsi" w:cstheme="majorHAnsi"/>
+        </w:rPr>
+        <w:t>easting,northing,m</w:t>
+      </w:r>
+      <w:proofErr w:type="spellEnd"/>
+      <w:r>
+        <w:rPr>
+          <w:rFonts w:asciiTheme="majorHAnsi" w:hAnsiTheme="majorHAnsi" w:cstheme="majorHAnsi"/>
+        </w:rPr>
+        <w:t xml:space="preserve"> above ground</w:t>
       </w:r>
     </w:p>
     <w:p>
@@ -8172,11 +9054,7 @@
     <w:p/>
     <w:p>
       <w:r>
-        <w:t xml:space="preserve">The workflow from weather data processing to post processing model outputs is shown in Fig. 1 and consist in running the Python scripts in the following sequence: weather.py, run_models.py, </w:t>
-      </w:r>
-      <w:r>
-        <w:lastRenderedPageBreak/>
-        <w:t xml:space="preserve">post_process.py. Each of these scripts has several options that can be selected by the user to activate or deactivate the different functionalities available in </w:t>
+        <w:t xml:space="preserve">The workflow from weather data processing to post processing model outputs is shown in Fig. 1 and consist in running the Python scripts in the following sequence: weather.py, run_models.py, post_process.py. Each of these scripts has several options that can be selected by the user to activate or deactivate the different functionalities available in </w:t>
       </w:r>
       <w:r>
         <w:t>VIGIL</w:t>
@@ -8380,6 +9258,7 @@
         <w:rPr>
           <w:szCs w:val="22"/>
         </w:rPr>
+        <w:lastRenderedPageBreak/>
         <w:t>Command to show the guide to this script.</w:t>
       </w:r>
     </w:p>
@@ -8400,8 +9279,17 @@
           <w:rFonts w:asciiTheme="majorHAnsi" w:hAnsiTheme="majorHAnsi" w:cstheme="majorHAnsi"/>
           <w:szCs w:val="22"/>
         </w:rPr>
-        <w:t>-M MODE, --mode MODE</w:t>
-      </w:r>
+        <w:t xml:space="preserve">-M MODE, --mode </w:t>
+      </w:r>
+      <w:proofErr w:type="spellStart"/>
+      <w:r>
+        <w:rPr>
+          <w:rFonts w:asciiTheme="majorHAnsi" w:hAnsiTheme="majorHAnsi" w:cstheme="majorHAnsi"/>
+          <w:szCs w:val="22"/>
+        </w:rPr>
+        <w:t>MODE</w:t>
+      </w:r>
+      <w:proofErr w:type="spellEnd"/>
     </w:p>
     <w:p>
       <w:pPr>
@@ -8470,7 +9358,23 @@
           <w:rFonts w:asciiTheme="majorHAnsi" w:hAnsiTheme="majorHAnsi" w:cstheme="majorHAnsi"/>
           <w:szCs w:val="22"/>
         </w:rPr>
-        <w:t>-RT RUN_TYPE, --run_type RUN_TYPE</w:t>
+        <w:t>-RT RUN_TYPE, --</w:t>
+      </w:r>
+      <w:proofErr w:type="spellStart"/>
+      <w:r>
+        <w:rPr>
+          <w:rFonts w:asciiTheme="majorHAnsi" w:hAnsiTheme="majorHAnsi" w:cstheme="majorHAnsi"/>
+          <w:szCs w:val="22"/>
+        </w:rPr>
+        <w:t>run_type</w:t>
+      </w:r>
+      <w:proofErr w:type="spellEnd"/>
+      <w:r>
+        <w:rPr>
+          <w:rFonts w:asciiTheme="majorHAnsi" w:hAnsiTheme="majorHAnsi" w:cstheme="majorHAnsi"/>
+          <w:szCs w:val="22"/>
+        </w:rPr>
+        <w:t xml:space="preserve"> RUN_TYPE</w:t>
       </w:r>
     </w:p>
     <w:p>
@@ -8512,7 +9416,25 @@
           <w:szCs w:val="22"/>
           <w:lang w:val="fr-FR"/>
         </w:rPr>
-        <w:t>-CS CONTINUOUS_SIMULATION, --continuous_simulation CONTINUOUS_SIMULATION</w:t>
+        <w:t>-CS CONTINUOUS_SIMULATION, --</w:t>
+      </w:r>
+      <w:proofErr w:type="spellStart"/>
+      <w:r>
+        <w:rPr>
+          <w:rFonts w:asciiTheme="majorHAnsi" w:hAnsiTheme="majorHAnsi" w:cstheme="majorHAnsi"/>
+          <w:szCs w:val="22"/>
+          <w:lang w:val="fr-FR"/>
+        </w:rPr>
+        <w:t>continuous_simulation</w:t>
+      </w:r>
+      <w:proofErr w:type="spellEnd"/>
+      <w:r>
+        <w:rPr>
+          <w:rFonts w:asciiTheme="majorHAnsi" w:hAnsiTheme="majorHAnsi" w:cstheme="majorHAnsi"/>
+          <w:szCs w:val="22"/>
+          <w:lang w:val="fr-FR"/>
+        </w:rPr>
+        <w:t xml:space="preserve"> CONTINUOUS_SIMULATION</w:t>
       </w:r>
     </w:p>
     <w:p>
@@ -8564,7 +9486,23 @@
           <w:rFonts w:asciiTheme="majorHAnsi" w:hAnsiTheme="majorHAnsi" w:cstheme="majorHAnsi"/>
           <w:szCs w:val="22"/>
         </w:rPr>
-        <w:t>-S START_DATE, --start_date START_DATE</w:t>
+        <w:t>-S START_DATE, --</w:t>
+      </w:r>
+      <w:proofErr w:type="spellStart"/>
+      <w:r>
+        <w:rPr>
+          <w:rFonts w:asciiTheme="majorHAnsi" w:hAnsiTheme="majorHAnsi" w:cstheme="majorHAnsi"/>
+          <w:szCs w:val="22"/>
+        </w:rPr>
+        <w:t>start_date</w:t>
+      </w:r>
+      <w:proofErr w:type="spellEnd"/>
+      <w:r>
+        <w:rPr>
+          <w:rFonts w:asciiTheme="majorHAnsi" w:hAnsiTheme="majorHAnsi" w:cstheme="majorHAnsi"/>
+          <w:szCs w:val="22"/>
+        </w:rPr>
+        <w:t xml:space="preserve"> START_DATE</w:t>
       </w:r>
     </w:p>
     <w:p>
@@ -8610,7 +9548,23 @@
           <w:rFonts w:asciiTheme="majorHAnsi" w:hAnsiTheme="majorHAnsi" w:cstheme="majorHAnsi"/>
           <w:szCs w:val="22"/>
         </w:rPr>
-        <w:t>-E END_DATE, --end_date END_DATE</w:t>
+        <w:t>-E END_DATE, --</w:t>
+      </w:r>
+      <w:proofErr w:type="spellStart"/>
+      <w:r>
+        <w:rPr>
+          <w:rFonts w:asciiTheme="majorHAnsi" w:hAnsiTheme="majorHAnsi" w:cstheme="majorHAnsi"/>
+          <w:szCs w:val="22"/>
+        </w:rPr>
+        <w:t>end_date</w:t>
+      </w:r>
+      <w:proofErr w:type="spellEnd"/>
+      <w:r>
+        <w:rPr>
+          <w:rFonts w:asciiTheme="majorHAnsi" w:hAnsiTheme="majorHAnsi" w:cstheme="majorHAnsi"/>
+          <w:szCs w:val="22"/>
+        </w:rPr>
+        <w:t xml:space="preserve"> END_DATE</w:t>
       </w:r>
     </w:p>
     <w:p>
@@ -8660,7 +9614,21 @@
         <w:rPr>
           <w:rFonts w:asciiTheme="majorHAnsi" w:hAnsiTheme="majorHAnsi" w:cstheme="majorHAnsi"/>
         </w:rPr>
-        <w:t>, --sampled_years SAMPLED_YEARS</w:t>
+        <w:t>, --</w:t>
+      </w:r>
+      <w:proofErr w:type="spellStart"/>
+      <w:r>
+        <w:rPr>
+          <w:rFonts w:asciiTheme="majorHAnsi" w:hAnsiTheme="majorHAnsi" w:cstheme="majorHAnsi"/>
+        </w:rPr>
+        <w:t>sampled_years</w:t>
+      </w:r>
+      <w:proofErr w:type="spellEnd"/>
+      <w:r>
+        <w:rPr>
+          <w:rFonts w:asciiTheme="majorHAnsi" w:hAnsiTheme="majorHAnsi" w:cstheme="majorHAnsi"/>
+        </w:rPr>
+        <w:t xml:space="preserve"> SAMPLED_YEARS</w:t>
       </w:r>
     </w:p>
     <w:p>
@@ -8710,7 +9678,21 @@
         <w:rPr>
           <w:rFonts w:asciiTheme="majorHAnsi" w:hAnsiTheme="majorHAnsi" w:cstheme="majorHAnsi"/>
         </w:rPr>
-        <w:t>_MONTHS, --sampled_months SAMPLED_MONTHS</w:t>
+        <w:t>_MONTHS, --</w:t>
+      </w:r>
+      <w:proofErr w:type="spellStart"/>
+      <w:r>
+        <w:rPr>
+          <w:rFonts w:asciiTheme="majorHAnsi" w:hAnsiTheme="majorHAnsi" w:cstheme="majorHAnsi"/>
+        </w:rPr>
+        <w:t>sampled_months</w:t>
+      </w:r>
+      <w:proofErr w:type="spellEnd"/>
+      <w:r>
+        <w:rPr>
+          <w:rFonts w:asciiTheme="majorHAnsi" w:hAnsiTheme="majorHAnsi" w:cstheme="majorHAnsi"/>
+        </w:rPr>
+        <w:t xml:space="preserve"> SAMPLED_MONTHS</w:t>
       </w:r>
     </w:p>
     <w:p>
@@ -8772,7 +9754,21 @@
         <w:rPr>
           <w:rFonts w:asciiTheme="majorHAnsi" w:hAnsiTheme="majorHAnsi" w:cstheme="majorHAnsi"/>
         </w:rPr>
-        <w:t>, --sampled_days SAMPLED_DAYS</w:t>
+        <w:t>, --</w:t>
+      </w:r>
+      <w:proofErr w:type="spellStart"/>
+      <w:r>
+        <w:rPr>
+          <w:rFonts w:asciiTheme="majorHAnsi" w:hAnsiTheme="majorHAnsi" w:cstheme="majorHAnsi"/>
+        </w:rPr>
+        <w:t>sampled_days</w:t>
+      </w:r>
+      <w:proofErr w:type="spellEnd"/>
+      <w:r>
+        <w:rPr>
+          <w:rFonts w:asciiTheme="majorHAnsi" w:hAnsiTheme="majorHAnsi" w:cstheme="majorHAnsi"/>
+        </w:rPr>
+        <w:t xml:space="preserve"> SAMPLED_DAYS</w:t>
       </w:r>
     </w:p>
     <w:p>
@@ -8806,7 +9802,23 @@
           <w:rFonts w:asciiTheme="majorHAnsi" w:hAnsiTheme="majorHAnsi" w:cstheme="majorHAnsi"/>
           <w:szCs w:val="22"/>
         </w:rPr>
-        <w:t xml:space="preserve">-V VOLC, --volc VOLC  </w:t>
+        <w:t>-V VOLC, --</w:t>
+      </w:r>
+      <w:proofErr w:type="spellStart"/>
+      <w:r>
+        <w:rPr>
+          <w:rFonts w:asciiTheme="majorHAnsi" w:hAnsiTheme="majorHAnsi" w:cstheme="majorHAnsi"/>
+          <w:szCs w:val="22"/>
+        </w:rPr>
+        <w:t>volc</w:t>
+      </w:r>
+      <w:proofErr w:type="spellEnd"/>
+      <w:r>
+        <w:rPr>
+          <w:rFonts w:asciiTheme="majorHAnsi" w:hAnsiTheme="majorHAnsi" w:cstheme="majorHAnsi"/>
+          <w:szCs w:val="22"/>
+        </w:rPr>
+        <w:t xml:space="preserve"> VOLC  </w:t>
       </w:r>
     </w:p>
     <w:p>
@@ -8820,7 +9832,6 @@
         <w:rPr>
           <w:szCs w:val="22"/>
         </w:rPr>
-        <w:lastRenderedPageBreak/>
         <w:t>This is the volcano ID based on the Smithsonian Institute IDs</w:t>
       </w:r>
       <w:r>
@@ -8835,7 +9846,7 @@
         </w:rPr>
         <w:t xml:space="preserve"> from the </w:t>
       </w:r>
-      <w:hyperlink r:id="rId23" w:history="1">
+      <w:hyperlink r:id="rId25" w:history="1">
         <w:r>
           <w:rPr>
             <w:rStyle w:val="Hyperlink"/>
@@ -8867,7 +9878,39 @@
           <w:rFonts w:asciiTheme="majorHAnsi" w:hAnsiTheme="majorHAnsi" w:cstheme="majorHAnsi"/>
           <w:szCs w:val="22"/>
         </w:rPr>
-        <w:t xml:space="preserve">-LAT LAT, --lat LAT   </w:t>
+        <w:t xml:space="preserve">-LAT </w:t>
+      </w:r>
+      <w:proofErr w:type="spellStart"/>
+      <w:r>
+        <w:rPr>
+          <w:rFonts w:asciiTheme="majorHAnsi" w:hAnsiTheme="majorHAnsi" w:cstheme="majorHAnsi"/>
+          <w:szCs w:val="22"/>
+        </w:rPr>
+        <w:t>LAT</w:t>
+      </w:r>
+      <w:proofErr w:type="spellEnd"/>
+      <w:r>
+        <w:rPr>
+          <w:rFonts w:asciiTheme="majorHAnsi" w:hAnsiTheme="majorHAnsi" w:cstheme="majorHAnsi"/>
+          <w:szCs w:val="22"/>
+        </w:rPr>
+        <w:t>, --</w:t>
+      </w:r>
+      <w:proofErr w:type="spellStart"/>
+      <w:r>
+        <w:rPr>
+          <w:rFonts w:asciiTheme="majorHAnsi" w:hAnsiTheme="majorHAnsi" w:cstheme="majorHAnsi"/>
+          <w:szCs w:val="22"/>
+        </w:rPr>
+        <w:t>lat</w:t>
+      </w:r>
+      <w:proofErr w:type="spellEnd"/>
+      <w:r>
+        <w:rPr>
+          <w:rFonts w:asciiTheme="majorHAnsi" w:hAnsiTheme="majorHAnsi" w:cstheme="majorHAnsi"/>
+          <w:szCs w:val="22"/>
+        </w:rPr>
+        <w:t xml:space="preserve"> LAT   </w:t>
       </w:r>
     </w:p>
     <w:p>
@@ -8906,7 +9949,23 @@
           <w:rFonts w:asciiTheme="majorHAnsi" w:hAnsiTheme="majorHAnsi" w:cstheme="majorHAnsi"/>
           <w:szCs w:val="22"/>
         </w:rPr>
-        <w:t>-V VOLC, --volc VOLC</w:t>
+        <w:t>-V VOLC, --</w:t>
+      </w:r>
+      <w:proofErr w:type="spellStart"/>
+      <w:r>
+        <w:rPr>
+          <w:rFonts w:asciiTheme="majorHAnsi" w:hAnsiTheme="majorHAnsi" w:cstheme="majorHAnsi"/>
+          <w:szCs w:val="22"/>
+        </w:rPr>
+        <w:t>volc</w:t>
+      </w:r>
+      <w:proofErr w:type="spellEnd"/>
+      <w:r>
+        <w:rPr>
+          <w:rFonts w:asciiTheme="majorHAnsi" w:hAnsiTheme="majorHAnsi" w:cstheme="majorHAnsi"/>
+          <w:szCs w:val="22"/>
+        </w:rPr>
+        <w:t xml:space="preserve"> VOLC</w:t>
       </w:r>
       <w:r>
         <w:rPr>
@@ -8941,7 +10000,43 @@
           <w:szCs w:val="22"/>
           <w:lang w:val="en-GB"/>
         </w:rPr>
-        <w:t xml:space="preserve">-LON LON, --lon LON   </w:t>
+        <w:t xml:space="preserve">-LON </w:t>
+      </w:r>
+      <w:proofErr w:type="spellStart"/>
+      <w:r>
+        <w:rPr>
+          <w:rFonts w:asciiTheme="majorHAnsi" w:hAnsiTheme="majorHAnsi" w:cstheme="majorHAnsi"/>
+          <w:szCs w:val="22"/>
+          <w:lang w:val="en-GB"/>
+        </w:rPr>
+        <w:t>LON</w:t>
+      </w:r>
+      <w:proofErr w:type="spellEnd"/>
+      <w:r>
+        <w:rPr>
+          <w:rFonts w:asciiTheme="majorHAnsi" w:hAnsiTheme="majorHAnsi" w:cstheme="majorHAnsi"/>
+          <w:szCs w:val="22"/>
+          <w:lang w:val="en-GB"/>
+        </w:rPr>
+        <w:t>, --</w:t>
+      </w:r>
+      <w:proofErr w:type="spellStart"/>
+      <w:r>
+        <w:rPr>
+          <w:rFonts w:asciiTheme="majorHAnsi" w:hAnsiTheme="majorHAnsi" w:cstheme="majorHAnsi"/>
+          <w:szCs w:val="22"/>
+          <w:lang w:val="en-GB"/>
+        </w:rPr>
+        <w:t>lon</w:t>
+      </w:r>
+      <w:proofErr w:type="spellEnd"/>
+      <w:r>
+        <w:rPr>
+          <w:rFonts w:asciiTheme="majorHAnsi" w:hAnsiTheme="majorHAnsi" w:cstheme="majorHAnsi"/>
+          <w:szCs w:val="22"/>
+          <w:lang w:val="en-GB"/>
+        </w:rPr>
+        <w:t xml:space="preserve"> LON   </w:t>
       </w:r>
     </w:p>
     <w:p>
@@ -8982,7 +10077,23 @@
           <w:rFonts w:asciiTheme="majorHAnsi" w:hAnsiTheme="majorHAnsi" w:cstheme="majorHAnsi"/>
           <w:szCs w:val="22"/>
         </w:rPr>
-        <w:t>-V VOLC, --volc VOLC</w:t>
+        <w:t>-V VOLC, --</w:t>
+      </w:r>
+      <w:proofErr w:type="spellStart"/>
+      <w:r>
+        <w:rPr>
+          <w:rFonts w:asciiTheme="majorHAnsi" w:hAnsiTheme="majorHAnsi" w:cstheme="majorHAnsi"/>
+          <w:szCs w:val="22"/>
+        </w:rPr>
+        <w:t>volc</w:t>
+      </w:r>
+      <w:proofErr w:type="spellEnd"/>
+      <w:r>
+        <w:rPr>
+          <w:rFonts w:asciiTheme="majorHAnsi" w:hAnsiTheme="majorHAnsi" w:cstheme="majorHAnsi"/>
+          <w:szCs w:val="22"/>
+        </w:rPr>
+        <w:t xml:space="preserve"> VOLC</w:t>
       </w:r>
       <w:r>
         <w:rPr>
@@ -9017,7 +10128,25 @@
           <w:szCs w:val="22"/>
           <w:lang w:val="it-IT"/>
         </w:rPr>
-        <w:t>-EL ELEV, --elev ELEV</w:t>
+        <w:t>-EL ELEV, --</w:t>
+      </w:r>
+      <w:proofErr w:type="spellStart"/>
+      <w:r>
+        <w:rPr>
+          <w:rFonts w:asciiTheme="majorHAnsi" w:hAnsiTheme="majorHAnsi" w:cstheme="majorHAnsi"/>
+          <w:szCs w:val="22"/>
+          <w:lang w:val="it-IT"/>
+        </w:rPr>
+        <w:t>elev</w:t>
+      </w:r>
+      <w:proofErr w:type="spellEnd"/>
+      <w:r>
+        <w:rPr>
+          <w:rFonts w:asciiTheme="majorHAnsi" w:hAnsiTheme="majorHAnsi" w:cstheme="majorHAnsi"/>
+          <w:szCs w:val="22"/>
+          <w:lang w:val="it-IT"/>
+        </w:rPr>
+        <w:t xml:space="preserve"> ELEV</w:t>
       </w:r>
     </w:p>
     <w:p>
@@ -9051,14 +10180,44 @@
         <w:rPr>
           <w:szCs w:val="22"/>
         </w:rPr>
-        <w:t xml:space="preserve">elevation (m a.s.l.), to be provided if the option </w:t>
-      </w:r>
-      <w:r>
-        <w:rPr>
-          <w:rFonts w:asciiTheme="majorHAnsi" w:hAnsiTheme="majorHAnsi" w:cstheme="majorHAnsi"/>
-          <w:szCs w:val="22"/>
-        </w:rPr>
-        <w:t>-V VOLC, --volc VOLC</w:t>
+        <w:t xml:space="preserve">elevation (m </w:t>
+      </w:r>
+      <w:proofErr w:type="spellStart"/>
+      <w:r>
+        <w:rPr>
+          <w:szCs w:val="22"/>
+        </w:rPr>
+        <w:t>a.s.l</w:t>
+      </w:r>
+      <w:proofErr w:type="spellEnd"/>
+      <w:r>
+        <w:rPr>
+          <w:szCs w:val="22"/>
+        </w:rPr>
+        <w:t xml:space="preserve">.), to be provided if the option </w:t>
+      </w:r>
+      <w:r>
+        <w:rPr>
+          <w:rFonts w:asciiTheme="majorHAnsi" w:hAnsiTheme="majorHAnsi" w:cstheme="majorHAnsi"/>
+          <w:szCs w:val="22"/>
+        </w:rPr>
+        <w:t>-V VOLC, --</w:t>
+      </w:r>
+      <w:proofErr w:type="spellStart"/>
+      <w:r>
+        <w:rPr>
+          <w:rFonts w:asciiTheme="majorHAnsi" w:hAnsiTheme="majorHAnsi" w:cstheme="majorHAnsi"/>
+          <w:szCs w:val="22"/>
+        </w:rPr>
+        <w:t>volc</w:t>
+      </w:r>
+      <w:proofErr w:type="spellEnd"/>
+      <w:r>
+        <w:rPr>
+          <w:rFonts w:asciiTheme="majorHAnsi" w:hAnsiTheme="majorHAnsi" w:cstheme="majorHAnsi"/>
+          <w:szCs w:val="22"/>
+        </w:rPr>
+        <w:t xml:space="preserve"> VOLC</w:t>
       </w:r>
       <w:r>
         <w:rPr>
@@ -9091,8 +10250,17 @@
           <w:rFonts w:asciiTheme="majorHAnsi" w:hAnsiTheme="majorHAnsi" w:cstheme="majorHAnsi"/>
           <w:szCs w:val="22"/>
         </w:rPr>
-        <w:t>-NS SAMPLES, --samples SAMPLES</w:t>
-      </w:r>
+        <w:t xml:space="preserve">-NS SAMPLES, --samples </w:t>
+      </w:r>
+      <w:proofErr w:type="spellStart"/>
+      <w:r>
+        <w:rPr>
+          <w:rFonts w:asciiTheme="majorHAnsi" w:hAnsiTheme="majorHAnsi" w:cstheme="majorHAnsi"/>
+          <w:szCs w:val="22"/>
+        </w:rPr>
+        <w:t>SAMPLES</w:t>
+      </w:r>
+      <w:proofErr w:type="spellEnd"/>
     </w:p>
     <w:p>
       <w:pPr>
@@ -9145,8 +10313,36 @@
           <w:szCs w:val="22"/>
           <w:lang w:val="it-IT"/>
         </w:rPr>
-        <w:t>-ERA5 ERA5, --ERA5 ERA5</w:t>
-      </w:r>
+        <w:t xml:space="preserve">-ERA5 </w:t>
+      </w:r>
+      <w:proofErr w:type="spellStart"/>
+      <w:r>
+        <w:rPr>
+          <w:rFonts w:asciiTheme="majorHAnsi" w:hAnsiTheme="majorHAnsi" w:cstheme="majorHAnsi"/>
+          <w:szCs w:val="22"/>
+          <w:lang w:val="it-IT"/>
+        </w:rPr>
+        <w:t>ERA5</w:t>
+      </w:r>
+      <w:proofErr w:type="spellEnd"/>
+      <w:r>
+        <w:rPr>
+          <w:rFonts w:asciiTheme="majorHAnsi" w:hAnsiTheme="majorHAnsi" w:cstheme="majorHAnsi"/>
+          <w:szCs w:val="22"/>
+          <w:lang w:val="it-IT"/>
+        </w:rPr>
+        <w:t xml:space="preserve">, --ERA5 </w:t>
+      </w:r>
+      <w:proofErr w:type="spellStart"/>
+      <w:r>
+        <w:rPr>
+          <w:rFonts w:asciiTheme="majorHAnsi" w:hAnsiTheme="majorHAnsi" w:cstheme="majorHAnsi"/>
+          <w:szCs w:val="22"/>
+          <w:lang w:val="it-IT"/>
+        </w:rPr>
+        <w:t>ERA5</w:t>
+      </w:r>
+      <w:proofErr w:type="spellEnd"/>
     </w:p>
     <w:p>
       <w:pPr>
@@ -9204,8 +10400,17 @@
           <w:rFonts w:asciiTheme="majorHAnsi" w:hAnsiTheme="majorHAnsi" w:cstheme="majorHAnsi"/>
           <w:szCs w:val="22"/>
         </w:rPr>
-        <w:t>-WST STATION, --station STATION</w:t>
-      </w:r>
+        <w:t xml:space="preserve">-WST STATION, --station </w:t>
+      </w:r>
+      <w:proofErr w:type="spellStart"/>
+      <w:r>
+        <w:rPr>
+          <w:rFonts w:asciiTheme="majorHAnsi" w:hAnsiTheme="majorHAnsi" w:cstheme="majorHAnsi"/>
+          <w:szCs w:val="22"/>
+        </w:rPr>
+        <w:t>STATION</w:t>
+      </w:r>
+      <w:proofErr w:type="spellEnd"/>
     </w:p>
     <w:p>
       <w:pPr>
@@ -9262,7 +10467,23 @@
           <w:rFonts w:asciiTheme="majorHAnsi" w:hAnsiTheme="majorHAnsi" w:cstheme="majorHAnsi"/>
           <w:szCs w:val="22"/>
         </w:rPr>
-        <w:t>-N NPROC, --nproc NPROC</w:t>
+        <w:t>-N NPROC, --</w:t>
+      </w:r>
+      <w:proofErr w:type="spellStart"/>
+      <w:r>
+        <w:rPr>
+          <w:rFonts w:asciiTheme="majorHAnsi" w:hAnsiTheme="majorHAnsi" w:cstheme="majorHAnsi"/>
+          <w:szCs w:val="22"/>
+        </w:rPr>
+        <w:t>nproc</w:t>
+      </w:r>
+      <w:proofErr w:type="spellEnd"/>
+      <w:r>
+        <w:rPr>
+          <w:rFonts w:asciiTheme="majorHAnsi" w:hAnsiTheme="majorHAnsi" w:cstheme="majorHAnsi"/>
+          <w:szCs w:val="22"/>
+        </w:rPr>
+        <w:t xml:space="preserve"> NPROC</w:t>
       </w:r>
     </w:p>
     <w:p>
@@ -9332,6 +10553,7 @@
         </w:rPr>
         <w:t xml:space="preserve"> </w:t>
       </w:r>
+      <w:proofErr w:type="spellStart"/>
       <w:r>
         <w:rPr>
           <w:rFonts w:asciiTheme="majorHAnsi" w:hAnsiTheme="majorHAnsi" w:cstheme="majorHAnsi"/>
@@ -9339,6 +10561,7 @@
         </w:rPr>
         <w:t>TWODEE-2</w:t>
       </w:r>
+      <w:proofErr w:type="spellEnd"/>
     </w:p>
     <w:p>
       <w:pPr>
@@ -9431,7 +10654,23 @@
           <w:rFonts w:asciiTheme="majorHAnsi" w:hAnsiTheme="majorHAnsi" w:cstheme="majorHAnsi"/>
           <w:szCs w:val="22"/>
         </w:rPr>
-        <w:t>-DG DISGAS, --disgas DISGAS</w:t>
+        <w:t>-DG DISGAS, --</w:t>
+      </w:r>
+      <w:proofErr w:type="spellStart"/>
+      <w:r>
+        <w:rPr>
+          <w:rFonts w:asciiTheme="majorHAnsi" w:hAnsiTheme="majorHAnsi" w:cstheme="majorHAnsi"/>
+          <w:szCs w:val="22"/>
+        </w:rPr>
+        <w:t>disgas</w:t>
+      </w:r>
+      <w:proofErr w:type="spellEnd"/>
+      <w:r>
+        <w:rPr>
+          <w:rFonts w:asciiTheme="majorHAnsi" w:hAnsiTheme="majorHAnsi" w:cstheme="majorHAnsi"/>
+          <w:szCs w:val="22"/>
+        </w:rPr>
+        <w:t xml:space="preserve"> DISGAS</w:t>
       </w:r>
     </w:p>
     <w:p>
@@ -9731,7 +10970,15 @@
         </w:numPr>
       </w:pPr>
       <w:r>
-        <w:t xml:space="preserve">the reference height should be set to 2 m a.s.l. in </w:t>
+        <w:t xml:space="preserve">the reference height should be set to 2 m </w:t>
+      </w:r>
+      <w:proofErr w:type="spellStart"/>
+      <w:r>
+        <w:t>a.s.l</w:t>
+      </w:r>
+      <w:proofErr w:type="spellEnd"/>
+      <w:r>
+        <w:t xml:space="preserve">. in </w:t>
       </w:r>
       <w:r>
         <w:t>TWODEE-2</w:t>
@@ -9786,6 +11033,7 @@
           <w:szCs w:val="22"/>
         </w:rPr>
       </w:pPr>
+      <w:proofErr w:type="spellStart"/>
       <w:r>
         <w:rPr>
           <w:rFonts w:asciiTheme="majorHAnsi" w:hAnsiTheme="majorHAnsi" w:cstheme="majorHAnsi"/>
@@ -9793,12 +11041,14 @@
         </w:rPr>
         <w:t>pressure_levels.grib</w:t>
       </w:r>
+      <w:proofErr w:type="spellEnd"/>
       <w:r>
         <w:rPr>
           <w:szCs w:val="22"/>
         </w:rPr>
         <w:t xml:space="preserve"> and </w:t>
       </w:r>
+      <w:proofErr w:type="spellStart"/>
       <w:r>
         <w:rPr>
           <w:rFonts w:asciiTheme="majorHAnsi" w:hAnsiTheme="majorHAnsi" w:cstheme="majorHAnsi"/>
@@ -9806,6 +11056,7 @@
         </w:rPr>
         <w:t>surface.grib</w:t>
       </w:r>
+      <w:proofErr w:type="spellEnd"/>
       <w:r>
         <w:rPr>
           <w:szCs w:val="22"/>
@@ -9834,14 +11085,7 @@
         <w:rPr>
           <w:szCs w:val="22"/>
         </w:rPr>
-        <w:t xml:space="preserve"> files retrieved from the ERA5 archive, the former containing the data (temperature and wind) at different pressure </w:t>
-      </w:r>
-      <w:r>
-        <w:rPr>
-          <w:szCs w:val="22"/>
-        </w:rPr>
-        <w:lastRenderedPageBreak/>
-        <w:t>levels (altitude), the latter containing the data at the surface (temperature, wind, soil temperature and pressure)</w:t>
+        <w:t xml:space="preserve"> files retrieved from the ERA5 archive, the former containing the data (temperature and wind) at different pressure levels (altitude), the latter containing the data at the surface (temperature, wind, soil temperature and pressure)</w:t>
       </w:r>
       <w:r>
         <w:rPr>
@@ -9861,12 +11105,21 @@
           <w:szCs w:val="22"/>
         </w:rPr>
       </w:pPr>
-      <w:r>
-        <w:rPr>
-          <w:rFonts w:asciiTheme="majorHAnsi" w:hAnsiTheme="majorHAnsi" w:cstheme="majorHAnsi"/>
-          <w:szCs w:val="22"/>
-        </w:rPr>
-        <w:t xml:space="preserve">weather_data_YYYYMMDD </w:t>
+      <w:proofErr w:type="spellStart"/>
+      <w:r>
+        <w:rPr>
+          <w:rFonts w:asciiTheme="majorHAnsi" w:hAnsiTheme="majorHAnsi" w:cstheme="majorHAnsi"/>
+          <w:szCs w:val="22"/>
+        </w:rPr>
+        <w:t>weather_data_YYYYMMDD</w:t>
+      </w:r>
+      <w:proofErr w:type="spellEnd"/>
+      <w:r>
+        <w:rPr>
+          <w:rFonts w:asciiTheme="majorHAnsi" w:hAnsiTheme="majorHAnsi" w:cstheme="majorHAnsi"/>
+          <w:szCs w:val="22"/>
+        </w:rPr>
+        <w:t xml:space="preserve"> </w:t>
       </w:r>
       <w:r>
         <w:rPr>
@@ -9874,6 +11127,7 @@
         </w:rPr>
         <w:t xml:space="preserve">and </w:t>
       </w:r>
+      <w:proofErr w:type="spellStart"/>
       <w:r>
         <w:rPr>
           <w:rFonts w:asciiTheme="majorHAnsi" w:hAnsiTheme="majorHAnsi" w:cstheme="majorHAnsi"/>
@@ -9881,12 +11135,14 @@
         </w:rPr>
         <w:t>weather_data_sl_YYYYMMDD</w:t>
       </w:r>
+      <w:proofErr w:type="spellEnd"/>
       <w:r>
         <w:rPr>
           <w:szCs w:val="22"/>
         </w:rPr>
         <w:t xml:space="preserve">: the GRIB2 versions of </w:t>
       </w:r>
+      <w:proofErr w:type="spellStart"/>
       <w:r>
         <w:rPr>
           <w:rFonts w:asciiTheme="majorHAnsi" w:hAnsiTheme="majorHAnsi" w:cstheme="majorHAnsi"/>
@@ -9894,12 +11150,14 @@
         </w:rPr>
         <w:t>pressure_levels.grib</w:t>
       </w:r>
+      <w:proofErr w:type="spellEnd"/>
       <w:r>
         <w:rPr>
           <w:szCs w:val="22"/>
         </w:rPr>
         <w:t xml:space="preserve"> and </w:t>
       </w:r>
+      <w:proofErr w:type="spellStart"/>
       <w:r>
         <w:rPr>
           <w:rFonts w:asciiTheme="majorHAnsi" w:hAnsiTheme="majorHAnsi" w:cstheme="majorHAnsi"/>
@@ -9907,6 +11165,7 @@
         </w:rPr>
         <w:t>surface.grib</w:t>
       </w:r>
+      <w:proofErr w:type="spellEnd"/>
       <w:r>
         <w:rPr>
           <w:szCs w:val="22"/>
@@ -10032,8 +11291,17 @@
           <w:rFonts w:asciiTheme="majorHAnsi" w:hAnsiTheme="majorHAnsi" w:cstheme="majorHAnsi"/>
           <w:szCs w:val="22"/>
         </w:rPr>
-        <w:t>presfc.dat, preupr.dat, diagno.inp</w:t>
-      </w:r>
+        <w:t xml:space="preserve">presfc.dat, preupr.dat, </w:t>
+      </w:r>
+      <w:proofErr w:type="spellStart"/>
+      <w:r>
+        <w:rPr>
+          <w:rFonts w:asciiTheme="majorHAnsi" w:hAnsiTheme="majorHAnsi" w:cstheme="majorHAnsi"/>
+          <w:szCs w:val="22"/>
+        </w:rPr>
+        <w:t>diagno.inp</w:t>
+      </w:r>
+      <w:proofErr w:type="spellEnd"/>
       <w:r>
         <w:rPr>
           <w:szCs w:val="22"/>
@@ -10058,6 +11326,7 @@
           <w:szCs w:val="22"/>
         </w:rPr>
       </w:pPr>
+      <w:proofErr w:type="spellStart"/>
       <w:r>
         <w:rPr>
           <w:rFonts w:asciiTheme="majorHAnsi" w:hAnsiTheme="majorHAnsi" w:cstheme="majorHAnsi"/>
@@ -10065,6 +11334,7 @@
         </w:rPr>
         <w:t>topography.grd</w:t>
       </w:r>
+      <w:proofErr w:type="spellEnd"/>
       <w:r>
         <w:rPr>
           <w:szCs w:val="22"/>
@@ -10096,6 +11366,7 @@
     <w:p/>
     <w:p>
       <w:r>
+        <w:lastRenderedPageBreak/>
         <w:t xml:space="preserve">This script is used to control the simulations of DIAGNO, DISGAS and </w:t>
       </w:r>
       <w:r>
@@ -10193,7 +11464,23 @@
           <w:rFonts w:asciiTheme="majorHAnsi" w:hAnsiTheme="majorHAnsi" w:cstheme="majorHAnsi"/>
           <w:szCs w:val="22"/>
         </w:rPr>
-        <w:t>-N NPROC, --nproc NPROC</w:t>
+        <w:t>-N NPROC, --</w:t>
+      </w:r>
+      <w:proofErr w:type="spellStart"/>
+      <w:r>
+        <w:rPr>
+          <w:rFonts w:asciiTheme="majorHAnsi" w:hAnsiTheme="majorHAnsi" w:cstheme="majorHAnsi"/>
+          <w:szCs w:val="22"/>
+        </w:rPr>
+        <w:t>nproc</w:t>
+      </w:r>
+      <w:proofErr w:type="spellEnd"/>
+      <w:r>
+        <w:rPr>
+          <w:rFonts w:asciiTheme="majorHAnsi" w:hAnsiTheme="majorHAnsi" w:cstheme="majorHAnsi"/>
+          <w:szCs w:val="22"/>
+        </w:rPr>
+        <w:t xml:space="preserve"> NPROC</w:t>
       </w:r>
     </w:p>
     <w:p>
@@ -10233,7 +11520,23 @@
           <w:rFonts w:asciiTheme="majorHAnsi" w:hAnsiTheme="majorHAnsi" w:cstheme="majorHAnsi"/>
           <w:szCs w:val="22"/>
         </w:rPr>
-        <w:t>-RT RUN_TYPE, --run_type RUN_TYPE</w:t>
+        <w:t>-RT RUN_TYPE, --</w:t>
+      </w:r>
+      <w:proofErr w:type="spellStart"/>
+      <w:r>
+        <w:rPr>
+          <w:rFonts w:asciiTheme="majorHAnsi" w:hAnsiTheme="majorHAnsi" w:cstheme="majorHAnsi"/>
+          <w:szCs w:val="22"/>
+        </w:rPr>
+        <w:t>run_type</w:t>
+      </w:r>
+      <w:proofErr w:type="spellEnd"/>
+      <w:r>
+        <w:rPr>
+          <w:rFonts w:asciiTheme="majorHAnsi" w:hAnsiTheme="majorHAnsi" w:cstheme="majorHAnsi"/>
+          <w:szCs w:val="22"/>
+        </w:rPr>
+        <w:t xml:space="preserve"> RUN_TYPE</w:t>
       </w:r>
     </w:p>
     <w:p>
@@ -10269,7 +11572,25 @@
           <w:szCs w:val="22"/>
           <w:lang w:val="fr-FR"/>
         </w:rPr>
-        <w:t>-CS CONTINUOUS_SIMULATION, --continuous_simulation CONTINUOUS_SIMULATION</w:t>
+        <w:t>-CS CONTINUOUS_SIMULATION, --</w:t>
+      </w:r>
+      <w:proofErr w:type="spellStart"/>
+      <w:r>
+        <w:rPr>
+          <w:rFonts w:asciiTheme="majorHAnsi" w:hAnsiTheme="majorHAnsi" w:cstheme="majorHAnsi"/>
+          <w:szCs w:val="22"/>
+          <w:lang w:val="fr-FR"/>
+        </w:rPr>
+        <w:t>continuous_simulation</w:t>
+      </w:r>
+      <w:proofErr w:type="spellEnd"/>
+      <w:r>
+        <w:rPr>
+          <w:rFonts w:asciiTheme="majorHAnsi" w:hAnsiTheme="majorHAnsi" w:cstheme="majorHAnsi"/>
+          <w:szCs w:val="22"/>
+          <w:lang w:val="fr-FR"/>
+        </w:rPr>
+        <w:t xml:space="preserve"> CONTINUOUS_SIMULATION</w:t>
       </w:r>
     </w:p>
     <w:p>
@@ -10387,8 +11708,17 @@
           <w:rFonts w:asciiTheme="majorHAnsi" w:hAnsiTheme="majorHAnsi" w:cstheme="majorHAnsi"/>
           <w:szCs w:val="22"/>
         </w:rPr>
-        <w:t>inversion INVERSION</w:t>
-      </w:r>
+        <w:t xml:space="preserve">inversion </w:t>
+      </w:r>
+      <w:proofErr w:type="spellStart"/>
+      <w:r>
+        <w:rPr>
+          <w:rFonts w:asciiTheme="majorHAnsi" w:hAnsiTheme="majorHAnsi" w:cstheme="majorHAnsi"/>
+          <w:szCs w:val="22"/>
+        </w:rPr>
+        <w:t>INVERSION</w:t>
+      </w:r>
+      <w:proofErr w:type="spellEnd"/>
     </w:p>
     <w:p>
       <w:pPr>
@@ -10435,8 +11765,17 @@
           <w:rFonts w:asciiTheme="majorHAnsi" w:hAnsiTheme="majorHAnsi" w:cstheme="majorHAnsi"/>
           <w:szCs w:val="22"/>
         </w:rPr>
-        <w:t>--emission_search_iterations</w:t>
-      </w:r>
+        <w:t>--</w:t>
+      </w:r>
+      <w:proofErr w:type="spellStart"/>
+      <w:r>
+        <w:rPr>
+          <w:rFonts w:asciiTheme="majorHAnsi" w:hAnsiTheme="majorHAnsi" w:cstheme="majorHAnsi"/>
+          <w:szCs w:val="22"/>
+        </w:rPr>
+        <w:t>emission_search_iterations</w:t>
+      </w:r>
+      <w:proofErr w:type="spellEnd"/>
       <w:r>
         <w:rPr>
           <w:rFonts w:asciiTheme="majorHAnsi" w:hAnsiTheme="majorHAnsi" w:cstheme="majorHAnsi"/>
@@ -10463,7 +11802,6 @@
         <w:rPr>
           <w:szCs w:val="22"/>
         </w:rPr>
-        <w:lastRenderedPageBreak/>
         <w:t>When the inversion mode is activate</w:t>
       </w:r>
       <w:r>
@@ -10496,7 +11834,23 @@
           <w:rFonts w:asciiTheme="majorHAnsi" w:hAnsiTheme="majorHAnsi" w:cstheme="majorHAnsi"/>
           <w:szCs w:val="22"/>
         </w:rPr>
-        <w:t>-RS RANDOM_SOURCES, --random_sources RANDOM_SOURCES</w:t>
+        <w:t>-RS RANDOM_SOURCES, --</w:t>
+      </w:r>
+      <w:proofErr w:type="spellStart"/>
+      <w:r>
+        <w:rPr>
+          <w:rFonts w:asciiTheme="majorHAnsi" w:hAnsiTheme="majorHAnsi" w:cstheme="majorHAnsi"/>
+          <w:szCs w:val="22"/>
+        </w:rPr>
+        <w:t>random_sources</w:t>
+      </w:r>
+      <w:proofErr w:type="spellEnd"/>
+      <w:r>
+        <w:rPr>
+          <w:rFonts w:asciiTheme="majorHAnsi" w:hAnsiTheme="majorHAnsi" w:cstheme="majorHAnsi"/>
+          <w:szCs w:val="22"/>
+        </w:rPr>
+        <w:t xml:space="preserve"> RANDOM_SOURCES</w:t>
       </w:r>
     </w:p>
     <w:p>
@@ -10528,7 +11882,14 @@
         <w:rPr>
           <w:szCs w:val="22"/>
         </w:rPr>
-        <w:t>: fixed source locations. The probability map file is probability_map.</w:t>
+        <w:t xml:space="preserve">: fixed source locations. The probability map file is </w:t>
+      </w:r>
+      <w:proofErr w:type="spellStart"/>
+      <w:r>
+        <w:rPr>
+          <w:szCs w:val="22"/>
+        </w:rPr>
+        <w:t>probability_map.</w:t>
       </w:r>
       <w:r>
         <w:rPr>
@@ -10536,6 +11897,7 @@
         </w:rPr>
         <w:t>grd</w:t>
       </w:r>
+      <w:proofErr w:type="spellEnd"/>
       <w:r>
         <w:rPr>
           <w:szCs w:val="22"/>
@@ -10560,7 +11922,23 @@
           <w:rFonts w:asciiTheme="majorHAnsi" w:hAnsiTheme="majorHAnsi" w:cstheme="majorHAnsi"/>
           <w:szCs w:val="22"/>
         </w:rPr>
-        <w:t>-NS NSOURCES, --nsources NSOURCES</w:t>
+        <w:t>-NS NSOURCES, --</w:t>
+      </w:r>
+      <w:proofErr w:type="spellStart"/>
+      <w:r>
+        <w:rPr>
+          <w:rFonts w:asciiTheme="majorHAnsi" w:hAnsiTheme="majorHAnsi" w:cstheme="majorHAnsi"/>
+          <w:szCs w:val="22"/>
+        </w:rPr>
+        <w:t>nsources</w:t>
+      </w:r>
+      <w:proofErr w:type="spellEnd"/>
+      <w:r>
+        <w:rPr>
+          <w:rFonts w:asciiTheme="majorHAnsi" w:hAnsiTheme="majorHAnsi" w:cstheme="majorHAnsi"/>
+          <w:szCs w:val="22"/>
+        </w:rPr>
+        <w:t xml:space="preserve"> NSOURCES</w:t>
       </w:r>
     </w:p>
     <w:p>
@@ -10574,8 +11952,16 @@
         <w:rPr>
           <w:szCs w:val="22"/>
         </w:rPr>
-        <w:t>It specifies a number for a fixed number of sources. If “random” is specified, then the script randomly selects the number of sources from an interval defined with -SINT –sources_interval</w:t>
-      </w:r>
+        <w:t>It specifies a number for a fixed number of sources. If “random” is specified, then the script randomly selects the number of sources from an interval defined with -SINT –</w:t>
+      </w:r>
+      <w:proofErr w:type="spellStart"/>
+      <w:r>
+        <w:rPr>
+          <w:szCs w:val="22"/>
+        </w:rPr>
+        <w:t>sources_interval</w:t>
+      </w:r>
+      <w:proofErr w:type="spellEnd"/>
     </w:p>
     <w:p>
       <w:pPr>
@@ -10594,7 +11980,23 @@
           <w:rFonts w:asciiTheme="majorHAnsi" w:hAnsiTheme="majorHAnsi" w:cstheme="majorHAnsi"/>
           <w:szCs w:val="22"/>
         </w:rPr>
-        <w:t>-SINT SOURCES_INTERVAL [SOURCES_INTERVAL ...], --sources_interval SOURCES_INTERVAL [SOURCES_INTERVAL ...]</w:t>
+        <w:t>-SINT SOURCES_INTERVAL [SOURCES_INTERVAL ...], --</w:t>
+      </w:r>
+      <w:proofErr w:type="spellStart"/>
+      <w:r>
+        <w:rPr>
+          <w:rFonts w:asciiTheme="majorHAnsi" w:hAnsiTheme="majorHAnsi" w:cstheme="majorHAnsi"/>
+          <w:szCs w:val="22"/>
+        </w:rPr>
+        <w:t>sources_interval</w:t>
+      </w:r>
+      <w:proofErr w:type="spellEnd"/>
+      <w:r>
+        <w:rPr>
+          <w:rFonts w:asciiTheme="majorHAnsi" w:hAnsiTheme="majorHAnsi" w:cstheme="majorHAnsi"/>
+          <w:szCs w:val="22"/>
+        </w:rPr>
+        <w:t xml:space="preserve"> SOURCES_INTERVAL [SOURCES_INTERVAL ...]</w:t>
       </w:r>
     </w:p>
     <w:p>
@@ -10645,7 +12047,25 @@
           <w:szCs w:val="22"/>
           <w:lang w:val="fr-FR"/>
         </w:rPr>
-        <w:t>-SLOC SOURCE_LOCATION [SOURCE_LOCATION ...], --source_location SOURCE_LOCATION [SOURCE_LOCATION ...]</w:t>
+        <w:t>-SLOC SOURCE_LOCATION [SOURCE_LOCATION ...], --</w:t>
+      </w:r>
+      <w:proofErr w:type="spellStart"/>
+      <w:r>
+        <w:rPr>
+          <w:rFonts w:asciiTheme="majorHAnsi" w:hAnsiTheme="majorHAnsi" w:cstheme="majorHAnsi"/>
+          <w:szCs w:val="22"/>
+          <w:lang w:val="fr-FR"/>
+        </w:rPr>
+        <w:t>source_location</w:t>
+      </w:r>
+      <w:proofErr w:type="spellEnd"/>
+      <w:r>
+        <w:rPr>
+          <w:rFonts w:asciiTheme="majorHAnsi" w:hAnsiTheme="majorHAnsi" w:cstheme="majorHAnsi"/>
+          <w:szCs w:val="22"/>
+          <w:lang w:val="fr-FR"/>
+        </w:rPr>
+        <w:t xml:space="preserve"> SOURCE_LOCATION [SOURCE_LOCATION ...]</w:t>
       </w:r>
     </w:p>
     <w:p>
@@ -10705,7 +12125,25 @@
           <w:szCs w:val="22"/>
           <w:lang w:val="fr-FR"/>
         </w:rPr>
-        <w:t>-SDX SOURCE_DX, --source_dx SOURCE_DX</w:t>
+        <w:t>-SDX SOURCE_DX, --</w:t>
+      </w:r>
+      <w:proofErr w:type="spellStart"/>
+      <w:r>
+        <w:rPr>
+          <w:rFonts w:asciiTheme="majorHAnsi" w:hAnsiTheme="majorHAnsi" w:cstheme="majorHAnsi"/>
+          <w:szCs w:val="22"/>
+          <w:lang w:val="fr-FR"/>
+        </w:rPr>
+        <w:t>source_dx</w:t>
+      </w:r>
+      <w:proofErr w:type="spellEnd"/>
+      <w:r>
+        <w:rPr>
+          <w:rFonts w:asciiTheme="majorHAnsi" w:hAnsiTheme="majorHAnsi" w:cstheme="majorHAnsi"/>
+          <w:szCs w:val="22"/>
+          <w:lang w:val="fr-FR"/>
+        </w:rPr>
+        <w:t xml:space="preserve"> SOURCE_DX</w:t>
       </w:r>
     </w:p>
     <w:p>
@@ -10787,7 +12225,23 @@
           <w:rFonts w:asciiTheme="majorHAnsi" w:hAnsiTheme="majorHAnsi" w:cstheme="majorHAnsi"/>
           <w:szCs w:val="22"/>
         </w:rPr>
-        <w:t>-SDY SOURCE_DY, --source_dy SOURCE_DY</w:t>
+        <w:t>-SDY SOURCE_DY, --</w:t>
+      </w:r>
+      <w:proofErr w:type="spellStart"/>
+      <w:r>
+        <w:rPr>
+          <w:rFonts w:asciiTheme="majorHAnsi" w:hAnsiTheme="majorHAnsi" w:cstheme="majorHAnsi"/>
+          <w:szCs w:val="22"/>
+        </w:rPr>
+        <w:t>source_dy</w:t>
+      </w:r>
+      <w:proofErr w:type="spellEnd"/>
+      <w:r>
+        <w:rPr>
+          <w:rFonts w:asciiTheme="majorHAnsi" w:hAnsiTheme="majorHAnsi" w:cstheme="majorHAnsi"/>
+          <w:szCs w:val="22"/>
+        </w:rPr>
+        <w:t xml:space="preserve"> SOURCE_DY</w:t>
       </w:r>
     </w:p>
     <w:p>
@@ -10801,6 +12255,7 @@
         <w:rPr>
           <w:szCs w:val="22"/>
         </w:rPr>
+        <w:lastRenderedPageBreak/>
         <w:t xml:space="preserve">Extension [m] along the Y direction of </w:t>
       </w:r>
       <w:r>
@@ -10859,7 +12314,25 @@
           <w:szCs w:val="22"/>
           <w:lang w:val="fr-FR"/>
         </w:rPr>
-        <w:t>-SDUR SOURCE_DUR, --source_dur SOURCE_DUR</w:t>
+        <w:t>-SDUR SOURCE_DUR, --</w:t>
+      </w:r>
+      <w:proofErr w:type="spellStart"/>
+      <w:r>
+        <w:rPr>
+          <w:rFonts w:asciiTheme="majorHAnsi" w:hAnsiTheme="majorHAnsi" w:cstheme="majorHAnsi"/>
+          <w:szCs w:val="22"/>
+          <w:lang w:val="fr-FR"/>
+        </w:rPr>
+        <w:t>source_dur</w:t>
+      </w:r>
+      <w:proofErr w:type="spellEnd"/>
+      <w:r>
+        <w:rPr>
+          <w:rFonts w:asciiTheme="majorHAnsi" w:hAnsiTheme="majorHAnsi" w:cstheme="majorHAnsi"/>
+          <w:szCs w:val="22"/>
+          <w:lang w:val="fr-FR"/>
+        </w:rPr>
+        <w:t xml:space="preserve"> SOURCE_DUR</w:t>
       </w:r>
     </w:p>
     <w:p>
@@ -10937,7 +12410,25 @@
           <w:szCs w:val="22"/>
           <w:lang w:val="fr-FR"/>
         </w:rPr>
-        <w:t>-D DOMAIN [DOMAIN ...], --domain DOMAIN [DOMAIN ...]</w:t>
+        <w:t>-D DOMAIN [DOMAIN ...], --</w:t>
+      </w:r>
+      <w:proofErr w:type="spellStart"/>
+      <w:r>
+        <w:rPr>
+          <w:rFonts w:asciiTheme="majorHAnsi" w:hAnsiTheme="majorHAnsi" w:cstheme="majorHAnsi"/>
+          <w:szCs w:val="22"/>
+          <w:lang w:val="fr-FR"/>
+        </w:rPr>
+        <w:t>domain</w:t>
+      </w:r>
+      <w:proofErr w:type="spellEnd"/>
+      <w:r>
+        <w:rPr>
+          <w:rFonts w:asciiTheme="majorHAnsi" w:hAnsiTheme="majorHAnsi" w:cstheme="majorHAnsi"/>
+          <w:szCs w:val="22"/>
+          <w:lang w:val="fr-FR"/>
+        </w:rPr>
+        <w:t xml:space="preserve"> DOMAIN [DOMAIN ...]</w:t>
       </w:r>
     </w:p>
     <w:p>
@@ -11035,6 +12526,7 @@
         </w:rPr>
         <w:t xml:space="preserve"> </w:t>
       </w:r>
+      <w:proofErr w:type="spellStart"/>
       <w:r>
         <w:rPr>
           <w:rFonts w:asciiTheme="majorHAnsi" w:hAnsiTheme="majorHAnsi" w:cstheme="majorHAnsi"/>
@@ -11042,6 +12534,7 @@
         </w:rPr>
         <w:t>NX</w:t>
       </w:r>
+      <w:proofErr w:type="spellEnd"/>
       <w:r>
         <w:rPr>
           <w:rFonts w:asciiTheme="majorHAnsi" w:hAnsiTheme="majorHAnsi" w:cstheme="majorHAnsi"/>
@@ -11054,7 +12547,23 @@
           <w:rFonts w:asciiTheme="majorHAnsi" w:hAnsiTheme="majorHAnsi" w:cstheme="majorHAnsi"/>
           <w:szCs w:val="22"/>
         </w:rPr>
-        <w:t>--nx NX</w:t>
+        <w:t>--</w:t>
+      </w:r>
+      <w:proofErr w:type="spellStart"/>
+      <w:r>
+        <w:rPr>
+          <w:rFonts w:asciiTheme="majorHAnsi" w:hAnsiTheme="majorHAnsi" w:cstheme="majorHAnsi"/>
+          <w:szCs w:val="22"/>
+        </w:rPr>
+        <w:t>nx</w:t>
+      </w:r>
+      <w:proofErr w:type="spellEnd"/>
+      <w:r>
+        <w:rPr>
+          <w:rFonts w:asciiTheme="majorHAnsi" w:hAnsiTheme="majorHAnsi" w:cstheme="majorHAnsi"/>
+          <w:szCs w:val="22"/>
+        </w:rPr>
+        <w:t xml:space="preserve"> NX</w:t>
       </w:r>
     </w:p>
     <w:p>
@@ -11134,6 +12643,7 @@
         </w:rPr>
         <w:t xml:space="preserve"> </w:t>
       </w:r>
+      <w:proofErr w:type="spellStart"/>
       <w:r>
         <w:rPr>
           <w:rFonts w:asciiTheme="majorHAnsi" w:hAnsiTheme="majorHAnsi" w:cstheme="majorHAnsi"/>
@@ -11141,6 +12651,7 @@
         </w:rPr>
         <w:t>NY</w:t>
       </w:r>
+      <w:proofErr w:type="spellEnd"/>
       <w:r>
         <w:rPr>
           <w:rFonts w:asciiTheme="majorHAnsi" w:hAnsiTheme="majorHAnsi" w:cstheme="majorHAnsi"/>
@@ -11153,7 +12664,15 @@
           <w:rFonts w:asciiTheme="majorHAnsi" w:hAnsiTheme="majorHAnsi" w:cstheme="majorHAnsi"/>
           <w:szCs w:val="22"/>
         </w:rPr>
-        <w:t>--n</w:t>
+        <w:t>--</w:t>
+      </w:r>
+      <w:proofErr w:type="spellStart"/>
+      <w:r>
+        <w:rPr>
+          <w:rFonts w:asciiTheme="majorHAnsi" w:hAnsiTheme="majorHAnsi" w:cstheme="majorHAnsi"/>
+          <w:szCs w:val="22"/>
+        </w:rPr>
+        <w:t>n</w:t>
       </w:r>
       <w:r>
         <w:rPr>
@@ -11162,6 +12681,7 @@
         </w:rPr>
         <w:t>y</w:t>
       </w:r>
+      <w:proofErr w:type="spellEnd"/>
       <w:r>
         <w:rPr>
           <w:rFonts w:asciiTheme="majorHAnsi" w:hAnsiTheme="majorHAnsi" w:cstheme="majorHAnsi"/>
@@ -11251,8 +12771,33 @@
           <w:rFonts w:asciiTheme="majorHAnsi" w:hAnsiTheme="majorHAnsi" w:cstheme="majorHAnsi"/>
           <w:szCs w:val="22"/>
         </w:rPr>
-        <w:t>-DX DX, --dx DX</w:t>
-      </w:r>
+        <w:t xml:space="preserve">-DX </w:t>
+      </w:r>
+      <w:proofErr w:type="spellStart"/>
+      <w:r>
+        <w:rPr>
+          <w:rFonts w:asciiTheme="majorHAnsi" w:hAnsiTheme="majorHAnsi" w:cstheme="majorHAnsi"/>
+          <w:szCs w:val="22"/>
+        </w:rPr>
+        <w:t>DX</w:t>
+      </w:r>
+      <w:proofErr w:type="spellEnd"/>
+      <w:r>
+        <w:rPr>
+          <w:rFonts w:asciiTheme="majorHAnsi" w:hAnsiTheme="majorHAnsi" w:cstheme="majorHAnsi"/>
+          <w:szCs w:val="22"/>
+        </w:rPr>
+        <w:t xml:space="preserve">, --dx </w:t>
+      </w:r>
+      <w:proofErr w:type="spellStart"/>
+      <w:r>
+        <w:rPr>
+          <w:rFonts w:asciiTheme="majorHAnsi" w:hAnsiTheme="majorHAnsi" w:cstheme="majorHAnsi"/>
+          <w:szCs w:val="22"/>
+        </w:rPr>
+        <w:t>DX</w:t>
+      </w:r>
+      <w:proofErr w:type="spellEnd"/>
     </w:p>
     <w:p>
       <w:pPr>
@@ -11305,7 +12850,15 @@
           <w:rFonts w:asciiTheme="majorHAnsi" w:hAnsiTheme="majorHAnsi" w:cstheme="majorHAnsi"/>
           <w:szCs w:val="22"/>
         </w:rPr>
-        <w:t xml:space="preserve"> D</w:t>
+        <w:t xml:space="preserve"> </w:t>
+      </w:r>
+      <w:proofErr w:type="spellStart"/>
+      <w:r>
+        <w:rPr>
+          <w:rFonts w:asciiTheme="majorHAnsi" w:hAnsiTheme="majorHAnsi" w:cstheme="majorHAnsi"/>
+          <w:szCs w:val="22"/>
+        </w:rPr>
+        <w:t>D</w:t>
       </w:r>
       <w:r>
         <w:rPr>
@@ -11314,12 +12867,21 @@
         </w:rPr>
         <w:t>Y</w:t>
       </w:r>
-      <w:r>
-        <w:rPr>
-          <w:rFonts w:asciiTheme="majorHAnsi" w:hAnsiTheme="majorHAnsi" w:cstheme="majorHAnsi"/>
-          <w:szCs w:val="22"/>
-        </w:rPr>
-        <w:t>, --d</w:t>
+      <w:proofErr w:type="spellEnd"/>
+      <w:r>
+        <w:rPr>
+          <w:rFonts w:asciiTheme="majorHAnsi" w:hAnsiTheme="majorHAnsi" w:cstheme="majorHAnsi"/>
+          <w:szCs w:val="22"/>
+        </w:rPr>
+        <w:t>, --</w:t>
+      </w:r>
+      <w:proofErr w:type="spellStart"/>
+      <w:r>
+        <w:rPr>
+          <w:rFonts w:asciiTheme="majorHAnsi" w:hAnsiTheme="majorHAnsi" w:cstheme="majorHAnsi"/>
+          <w:szCs w:val="22"/>
+        </w:rPr>
+        <w:t>d</w:t>
       </w:r>
       <w:r>
         <w:rPr>
@@ -11328,6 +12890,7 @@
         </w:rPr>
         <w:t>y</w:t>
       </w:r>
+      <w:proofErr w:type="spellEnd"/>
       <w:r>
         <w:rPr>
           <w:rFonts w:asciiTheme="majorHAnsi" w:hAnsiTheme="majorHAnsi" w:cstheme="majorHAnsi"/>
@@ -11406,7 +12969,25 @@
           <w:szCs w:val="22"/>
           <w:lang w:val="fr-FR"/>
         </w:rPr>
-        <w:t>-SEM SOURCE_EMISSION, --source_emission SOURCE_EMISSION</w:t>
+        <w:t>-SEM SOURCE_EMISSION, --</w:t>
+      </w:r>
+      <w:proofErr w:type="spellStart"/>
+      <w:r>
+        <w:rPr>
+          <w:rFonts w:asciiTheme="majorHAnsi" w:hAnsiTheme="majorHAnsi" w:cstheme="majorHAnsi"/>
+          <w:szCs w:val="22"/>
+          <w:lang w:val="fr-FR"/>
+        </w:rPr>
+        <w:t>source_emission</w:t>
+      </w:r>
+      <w:proofErr w:type="spellEnd"/>
+      <w:r>
+        <w:rPr>
+          <w:rFonts w:asciiTheme="majorHAnsi" w:hAnsiTheme="majorHAnsi" w:cstheme="majorHAnsi"/>
+          <w:szCs w:val="22"/>
+          <w:lang w:val="fr-FR"/>
+        </w:rPr>
+        <w:t xml:space="preserve"> SOURCE_EMISSION</w:t>
       </w:r>
     </w:p>
     <w:p>
@@ -11452,7 +13033,23 @@
           <w:rFonts w:asciiTheme="majorHAnsi" w:hAnsiTheme="majorHAnsi" w:cstheme="majorHAnsi"/>
           <w:szCs w:val="22"/>
         </w:rPr>
-        <w:t>-RER RANDOM_EMISSION, --random_emission RANDOM_EMISSION</w:t>
+        <w:t>-RER RANDOM_EMISSION, --</w:t>
+      </w:r>
+      <w:proofErr w:type="spellStart"/>
+      <w:r>
+        <w:rPr>
+          <w:rFonts w:asciiTheme="majorHAnsi" w:hAnsiTheme="majorHAnsi" w:cstheme="majorHAnsi"/>
+          <w:szCs w:val="22"/>
+        </w:rPr>
+        <w:t>random_emission</w:t>
+      </w:r>
+      <w:proofErr w:type="spellEnd"/>
+      <w:r>
+        <w:rPr>
+          <w:rFonts w:asciiTheme="majorHAnsi" w:hAnsiTheme="majorHAnsi" w:cstheme="majorHAnsi"/>
+          <w:szCs w:val="22"/>
+        </w:rPr>
+        <w:t xml:space="preserve"> RANDOM_EMISSION</w:t>
       </w:r>
     </w:p>
     <w:p>
@@ -11561,7 +13158,23 @@
           <w:rFonts w:asciiTheme="majorHAnsi" w:hAnsiTheme="majorHAnsi" w:cstheme="majorHAnsi"/>
           <w:szCs w:val="22"/>
         </w:rPr>
-        <w:t>--random_emission RANDOM_EMISSION</w:t>
+        <w:t>--</w:t>
+      </w:r>
+      <w:proofErr w:type="spellStart"/>
+      <w:r>
+        <w:rPr>
+          <w:rFonts w:asciiTheme="majorHAnsi" w:hAnsiTheme="majorHAnsi" w:cstheme="majorHAnsi"/>
+          <w:szCs w:val="22"/>
+        </w:rPr>
+        <w:t>random_emission</w:t>
+      </w:r>
+      <w:proofErr w:type="spellEnd"/>
+      <w:r>
+        <w:rPr>
+          <w:rFonts w:asciiTheme="majorHAnsi" w:hAnsiTheme="majorHAnsi" w:cstheme="majorHAnsi"/>
+          <w:szCs w:val="22"/>
+        </w:rPr>
+        <w:t xml:space="preserve"> RANDOM_EMISSION</w:t>
       </w:r>
     </w:p>
     <w:p>
@@ -11587,7 +13200,21 @@
         <w:rPr>
           <w:szCs w:val="22"/>
         </w:rPr>
-        <w:t>normal, ecdf (default: )</w:t>
+        <w:t xml:space="preserve">normal, </w:t>
+      </w:r>
+      <w:proofErr w:type="spellStart"/>
+      <w:r>
+        <w:rPr>
+          <w:szCs w:val="22"/>
+        </w:rPr>
+        <w:t>ecdf</w:t>
+      </w:r>
+      <w:proofErr w:type="spellEnd"/>
+      <w:r>
+        <w:rPr>
+          <w:szCs w:val="22"/>
+        </w:rPr>
+        <w:t xml:space="preserve"> (default: )</w:t>
       </w:r>
       <w:r>
         <w:rPr>
@@ -11619,7 +13246,23 @@
           <w:rFonts w:asciiTheme="majorHAnsi" w:hAnsiTheme="majorHAnsi" w:cstheme="majorHAnsi"/>
           <w:szCs w:val="22"/>
         </w:rPr>
-        <w:t>-PDPAR PROB_DISTR_PARAMS, --prob_distr_params PROB_DISTR_PARAMS</w:t>
+        <w:t>-PDPAR PROB_DISTR_PARAMS, --</w:t>
+      </w:r>
+      <w:proofErr w:type="spellStart"/>
+      <w:r>
+        <w:rPr>
+          <w:rFonts w:asciiTheme="majorHAnsi" w:hAnsiTheme="majorHAnsi" w:cstheme="majorHAnsi"/>
+          <w:szCs w:val="22"/>
+        </w:rPr>
+        <w:t>prob_distr_params</w:t>
+      </w:r>
+      <w:proofErr w:type="spellEnd"/>
+      <w:r>
+        <w:rPr>
+          <w:rFonts w:asciiTheme="majorHAnsi" w:hAnsiTheme="majorHAnsi" w:cstheme="majorHAnsi"/>
+          <w:szCs w:val="22"/>
+        </w:rPr>
+        <w:t xml:space="preserve"> PROB_DISTR_PARAMS</w:t>
       </w:r>
     </w:p>
     <w:p>
@@ -11633,7 +13276,6 @@
         <w:rPr>
           <w:szCs w:val="22"/>
         </w:rPr>
-        <w:lastRenderedPageBreak/>
         <w:t>If -PDEM</w:t>
       </w:r>
       <w:r>
@@ -11688,7 +13330,21 @@
         <w:rPr>
           <w:szCs w:val="22"/>
         </w:rPr>
-        <w:t>. If -PDEM = ecdf, a ‘flux.txt’ file should be provided.</w:t>
+        <w:t xml:space="preserve">. If -PDEM = </w:t>
+      </w:r>
+      <w:proofErr w:type="spellStart"/>
+      <w:r>
+        <w:rPr>
+          <w:szCs w:val="22"/>
+        </w:rPr>
+        <w:t>ecdf</w:t>
+      </w:r>
+      <w:proofErr w:type="spellEnd"/>
+      <w:r>
+        <w:rPr>
+          <w:szCs w:val="22"/>
+        </w:rPr>
+        <w:t>, a ‘flux.txt’ file should be provided.</w:t>
       </w:r>
     </w:p>
     <w:p>
@@ -11715,7 +13371,23 @@
           <w:rFonts w:asciiTheme="majorHAnsi" w:hAnsiTheme="majorHAnsi" w:cstheme="majorHAnsi"/>
           <w:szCs w:val="22"/>
         </w:rPr>
-        <w:t>RD RUN_DURATION, --run_duration RUN_DURATION</w:t>
+        <w:t>RD RUN_DURATION, --</w:t>
+      </w:r>
+      <w:proofErr w:type="spellStart"/>
+      <w:r>
+        <w:rPr>
+          <w:rFonts w:asciiTheme="majorHAnsi" w:hAnsiTheme="majorHAnsi" w:cstheme="majorHAnsi"/>
+          <w:szCs w:val="22"/>
+        </w:rPr>
+        <w:t>run_duration</w:t>
+      </w:r>
+      <w:proofErr w:type="spellEnd"/>
+      <w:r>
+        <w:rPr>
+          <w:rFonts w:asciiTheme="majorHAnsi" w:hAnsiTheme="majorHAnsi" w:cstheme="majorHAnsi"/>
+          <w:szCs w:val="22"/>
+        </w:rPr>
+        <w:t xml:space="preserve"> RUN_DURATION</w:t>
       </w:r>
     </w:p>
     <w:p>
@@ -11775,6 +13447,7 @@
         </w:rPr>
         <w:t>--</w:t>
       </w:r>
+      <w:proofErr w:type="spellStart"/>
       <w:r>
         <w:rPr>
           <w:rFonts w:asciiTheme="majorHAnsi" w:hAnsiTheme="majorHAnsi" w:cstheme="majorHAnsi"/>
@@ -11782,6 +13455,7 @@
         </w:rPr>
         <w:t>continuous_simulation</w:t>
       </w:r>
+      <w:proofErr w:type="spellEnd"/>
       <w:r>
         <w:rPr>
           <w:szCs w:val="22"/>
@@ -11806,7 +13480,23 @@
           <w:rFonts w:asciiTheme="majorHAnsi" w:hAnsiTheme="majorHAnsi" w:cstheme="majorHAnsi"/>
           <w:szCs w:val="22"/>
         </w:rPr>
-        <w:t>-OI OUTPUT_INTERVAL, --output_interval OUTPUT_INTERVAL</w:t>
+        <w:t>-OI OUTPUT_INTERVAL, --</w:t>
+      </w:r>
+      <w:proofErr w:type="spellStart"/>
+      <w:r>
+        <w:rPr>
+          <w:rFonts w:asciiTheme="majorHAnsi" w:hAnsiTheme="majorHAnsi" w:cstheme="majorHAnsi"/>
+          <w:szCs w:val="22"/>
+        </w:rPr>
+        <w:t>output_interval</w:t>
+      </w:r>
+      <w:proofErr w:type="spellEnd"/>
+      <w:r>
+        <w:rPr>
+          <w:rFonts w:asciiTheme="majorHAnsi" w:hAnsiTheme="majorHAnsi" w:cstheme="majorHAnsi"/>
+          <w:szCs w:val="22"/>
+        </w:rPr>
+        <w:t xml:space="preserve"> OUTPUT_INTERVAL</w:t>
       </w:r>
     </w:p>
     <w:p>
@@ -11868,7 +13558,21 @@
         <w:rPr>
           <w:rFonts w:asciiTheme="majorHAnsi" w:hAnsiTheme="majorHAnsi" w:cstheme="majorHAnsi"/>
         </w:rPr>
-        <w:t>-OH OUTPUT_HEIGHTS, --output_heights OUTPUT_HEIGHTS</w:t>
+        <w:t>-OH OUTPUT_HEIGHTS, --</w:t>
+      </w:r>
+      <w:proofErr w:type="spellStart"/>
+      <w:r>
+        <w:rPr>
+          <w:rFonts w:asciiTheme="majorHAnsi" w:hAnsiTheme="majorHAnsi" w:cstheme="majorHAnsi"/>
+        </w:rPr>
+        <w:t>output_heights</w:t>
+      </w:r>
+      <w:proofErr w:type="spellEnd"/>
+      <w:r>
+        <w:rPr>
+          <w:rFonts w:asciiTheme="majorHAnsi" w:hAnsiTheme="majorHAnsi" w:cstheme="majorHAnsi"/>
+        </w:rPr>
+        <w:t xml:space="preserve"> OUTPUT_HEIGHTS</w:t>
       </w:r>
     </w:p>
     <w:p>
@@ -11901,7 +13605,23 @@
           <w:rFonts w:asciiTheme="majorHAnsi" w:hAnsiTheme="majorHAnsi" w:cstheme="majorHAnsi"/>
           <w:szCs w:val="22"/>
         </w:rPr>
-        <w:t>-DI DIAGNO, --diagno DIAGNO</w:t>
+        <w:t>-DI DIAGNO, --</w:t>
+      </w:r>
+      <w:proofErr w:type="spellStart"/>
+      <w:r>
+        <w:rPr>
+          <w:rFonts w:asciiTheme="majorHAnsi" w:hAnsiTheme="majorHAnsi" w:cstheme="majorHAnsi"/>
+          <w:szCs w:val="22"/>
+        </w:rPr>
+        <w:t>diagno</w:t>
+      </w:r>
+      <w:proofErr w:type="spellEnd"/>
+      <w:r>
+        <w:rPr>
+          <w:rFonts w:asciiTheme="majorHAnsi" w:hAnsiTheme="majorHAnsi" w:cstheme="majorHAnsi"/>
+          <w:szCs w:val="22"/>
+        </w:rPr>
+        <w:t xml:space="preserve"> DIAGNO</w:t>
       </w:r>
     </w:p>
     <w:p>
@@ -11993,7 +13713,25 @@
           <w:szCs w:val="22"/>
           <w:lang w:val="it-IT"/>
         </w:rPr>
-        <w:t>DM DISPERSION_MODEL, --dispersion_model DISPERSION_MODEL</w:t>
+        <w:t>DM DISPERSION_MODEL, --</w:t>
+      </w:r>
+      <w:proofErr w:type="spellStart"/>
+      <w:r>
+        <w:rPr>
+          <w:rFonts w:asciiTheme="majorHAnsi" w:hAnsiTheme="majorHAnsi" w:cstheme="majorHAnsi"/>
+          <w:szCs w:val="22"/>
+          <w:lang w:val="it-IT"/>
+        </w:rPr>
+        <w:t>dispersion_model</w:t>
+      </w:r>
+      <w:proofErr w:type="spellEnd"/>
+      <w:r>
+        <w:rPr>
+          <w:rFonts w:asciiTheme="majorHAnsi" w:hAnsiTheme="majorHAnsi" w:cstheme="majorHAnsi"/>
+          <w:szCs w:val="22"/>
+          <w:lang w:val="it-IT"/>
+        </w:rPr>
+        <w:t xml:space="preserve"> DISPERSION_MODEL</w:t>
       </w:r>
     </w:p>
     <w:p>
@@ -12021,6 +13759,7 @@
         </w:rPr>
         <w:t xml:space="preserve">, </w:t>
       </w:r>
+      <w:proofErr w:type="spellStart"/>
       <w:r>
         <w:rPr>
           <w:szCs w:val="22"/>
@@ -12033,6 +13772,7 @@
         </w:rPr>
         <w:t>isgas</w:t>
       </w:r>
+      <w:proofErr w:type="spellEnd"/>
       <w:r>
         <w:rPr>
           <w:szCs w:val="22"/>
@@ -12081,7 +13821,23 @@
           <w:rFonts w:asciiTheme="majorHAnsi" w:hAnsiTheme="majorHAnsi" w:cstheme="majorHAnsi"/>
           <w:szCs w:val="22"/>
         </w:rPr>
-        <w:t>-US USE_SLURM, --use_slurm USE_SLURM</w:t>
+        <w:t>-US USE_SLURM, --</w:t>
+      </w:r>
+      <w:proofErr w:type="spellStart"/>
+      <w:r>
+        <w:rPr>
+          <w:rFonts w:asciiTheme="majorHAnsi" w:hAnsiTheme="majorHAnsi" w:cstheme="majorHAnsi"/>
+          <w:szCs w:val="22"/>
+        </w:rPr>
+        <w:t>use_slurm</w:t>
+      </w:r>
+      <w:proofErr w:type="spellEnd"/>
+      <w:r>
+        <w:rPr>
+          <w:rFonts w:asciiTheme="majorHAnsi" w:hAnsiTheme="majorHAnsi" w:cstheme="majorHAnsi"/>
+          <w:szCs w:val="22"/>
+        </w:rPr>
+        <w:t xml:space="preserve"> USE_SLURM</w:t>
       </w:r>
     </w:p>
     <w:p>
@@ -12095,13 +13851,70 @@
         <w:rPr>
           <w:szCs w:val="22"/>
         </w:rPr>
-        <w:t xml:space="preserve">Option to run the simulation tools via Slurm Workload Manager if available on the system. </w:t>
-      </w:r>
-      <w:r>
-        <w:rPr>
-          <w:szCs w:val="22"/>
-        </w:rPr>
-        <w:t>The slurm commands are launched from within the Python scripts and the available resources are allocated based on the available nodes on the selected partition (see -SP --slurm_partition option) and the number of simultaneous processes (via the -N --nproc command).</w:t>
+        <w:lastRenderedPageBreak/>
+        <w:t xml:space="preserve">Option to run the simulation tools via </w:t>
+      </w:r>
+      <w:proofErr w:type="spellStart"/>
+      <w:r>
+        <w:rPr>
+          <w:szCs w:val="22"/>
+        </w:rPr>
+        <w:t>Slurm</w:t>
+      </w:r>
+      <w:proofErr w:type="spellEnd"/>
+      <w:r>
+        <w:rPr>
+          <w:szCs w:val="22"/>
+        </w:rPr>
+        <w:t xml:space="preserve"> Workload Manager if available on the system. </w:t>
+      </w:r>
+      <w:r>
+        <w:rPr>
+          <w:szCs w:val="22"/>
+        </w:rPr>
+        <w:t xml:space="preserve">The </w:t>
+      </w:r>
+      <w:proofErr w:type="spellStart"/>
+      <w:r>
+        <w:rPr>
+          <w:szCs w:val="22"/>
+        </w:rPr>
+        <w:t>slurm</w:t>
+      </w:r>
+      <w:proofErr w:type="spellEnd"/>
+      <w:r>
+        <w:rPr>
+          <w:szCs w:val="22"/>
+        </w:rPr>
+        <w:t xml:space="preserve"> commands are launched from within the Python scripts and the available resources are allocated based on the available nodes on the selected partition (see -SP --</w:t>
+      </w:r>
+      <w:proofErr w:type="spellStart"/>
+      <w:r>
+        <w:rPr>
+          <w:szCs w:val="22"/>
+        </w:rPr>
+        <w:t>slurm_partition</w:t>
+      </w:r>
+      <w:proofErr w:type="spellEnd"/>
+      <w:r>
+        <w:rPr>
+          <w:szCs w:val="22"/>
+        </w:rPr>
+        <w:t xml:space="preserve"> option) and the number of simultaneous processes (via the -N --</w:t>
+      </w:r>
+      <w:proofErr w:type="spellStart"/>
+      <w:r>
+        <w:rPr>
+          <w:szCs w:val="22"/>
+        </w:rPr>
+        <w:t>nproc</w:t>
+      </w:r>
+      <w:proofErr w:type="spellEnd"/>
+      <w:r>
+        <w:rPr>
+          <w:szCs w:val="22"/>
+        </w:rPr>
+        <w:t xml:space="preserve"> command).</w:t>
       </w:r>
     </w:p>
     <w:p>
@@ -12121,7 +13934,23 @@
           <w:rFonts w:asciiTheme="majorHAnsi" w:hAnsiTheme="majorHAnsi" w:cstheme="majorHAnsi"/>
           <w:szCs w:val="22"/>
         </w:rPr>
-        <w:t>-SP SLURM_PARTITION, --slurm_partition SLURM_PARTITION</w:t>
+        <w:t>-SP SLURM_PARTITION, --</w:t>
+      </w:r>
+      <w:proofErr w:type="spellStart"/>
+      <w:r>
+        <w:rPr>
+          <w:rFonts w:asciiTheme="majorHAnsi" w:hAnsiTheme="majorHAnsi" w:cstheme="majorHAnsi"/>
+          <w:szCs w:val="22"/>
+        </w:rPr>
+        <w:t>slurm_partition</w:t>
+      </w:r>
+      <w:proofErr w:type="spellEnd"/>
+      <w:r>
+        <w:rPr>
+          <w:rFonts w:asciiTheme="majorHAnsi" w:hAnsiTheme="majorHAnsi" w:cstheme="majorHAnsi"/>
+          <w:szCs w:val="22"/>
+        </w:rPr>
+        <w:t xml:space="preserve"> SLURM_PARTITION</w:t>
       </w:r>
     </w:p>
     <w:p>
@@ -12135,7 +13964,21 @@
         <w:rPr>
           <w:szCs w:val="22"/>
         </w:rPr>
-        <w:t>Name of the cluster partition where to run the simulations managed by Slurm.</w:t>
+        <w:t xml:space="preserve">Name of the cluster partition where to run the simulations managed by </w:t>
+      </w:r>
+      <w:proofErr w:type="spellStart"/>
+      <w:r>
+        <w:rPr>
+          <w:szCs w:val="22"/>
+        </w:rPr>
+        <w:t>Slurm</w:t>
+      </w:r>
+      <w:proofErr w:type="spellEnd"/>
+      <w:r>
+        <w:rPr>
+          <w:szCs w:val="22"/>
+        </w:rPr>
+        <w:t>.</w:t>
       </w:r>
     </w:p>
     <w:p>
@@ -12155,7 +13998,23 @@
           <w:rFonts w:asciiTheme="majorHAnsi" w:hAnsiTheme="majorHAnsi" w:cstheme="majorHAnsi"/>
           <w:szCs w:val="22"/>
         </w:rPr>
-        <w:t>-TS TRACKING_SPECIE, --tracking_specie TRACKING_SPECIE</w:t>
+        <w:t>-TS TRACKING_SPECIE, --</w:t>
+      </w:r>
+      <w:proofErr w:type="spellStart"/>
+      <w:r>
+        <w:rPr>
+          <w:rFonts w:asciiTheme="majorHAnsi" w:hAnsiTheme="majorHAnsi" w:cstheme="majorHAnsi"/>
+          <w:szCs w:val="22"/>
+        </w:rPr>
+        <w:t>tracking_specie</w:t>
+      </w:r>
+      <w:proofErr w:type="spellEnd"/>
+      <w:r>
+        <w:rPr>
+          <w:rFonts w:asciiTheme="majorHAnsi" w:hAnsiTheme="majorHAnsi" w:cstheme="majorHAnsi"/>
+          <w:szCs w:val="22"/>
+        </w:rPr>
+        <w:t xml:space="preserve"> TRACKING_SPECIE</w:t>
       </w:r>
     </w:p>
     <w:p>
@@ -12229,12 +14088,14 @@
       <w:r>
         <w:t xml:space="preserve">All the processed outputs are stored in the folder </w:t>
       </w:r>
+      <w:proofErr w:type="spellStart"/>
       <w:r>
         <w:rPr>
           <w:rFonts w:asciiTheme="majorHAnsi" w:hAnsiTheme="majorHAnsi" w:cstheme="majorHAnsi"/>
         </w:rPr>
         <w:t>post_processing</w:t>
       </w:r>
+      <w:proofErr w:type="spellEnd"/>
       <w:r>
         <w:rPr>
           <w:rFonts w:cs="Times New Roman"/>
@@ -12341,7 +14202,23 @@
           <w:rFonts w:asciiTheme="majorHAnsi" w:hAnsiTheme="majorHAnsi" w:cstheme="majorHAnsi"/>
           <w:szCs w:val="22"/>
         </w:rPr>
-        <w:t xml:space="preserve">-P PLOT, --plot PLOT  </w:t>
+        <w:t xml:space="preserve">-P PLOT, --plot </w:t>
+      </w:r>
+      <w:proofErr w:type="spellStart"/>
+      <w:r>
+        <w:rPr>
+          <w:rFonts w:asciiTheme="majorHAnsi" w:hAnsiTheme="majorHAnsi" w:cstheme="majorHAnsi"/>
+          <w:szCs w:val="22"/>
+        </w:rPr>
+        <w:t>PLOT</w:t>
+      </w:r>
+      <w:proofErr w:type="spellEnd"/>
+      <w:r>
+        <w:rPr>
+          <w:rFonts w:asciiTheme="majorHAnsi" w:hAnsiTheme="majorHAnsi" w:cstheme="majorHAnsi"/>
+          <w:szCs w:val="22"/>
+        </w:rPr>
+        <w:t xml:space="preserve">  </w:t>
       </w:r>
     </w:p>
     <w:p>
@@ -12411,7 +14288,6 @@
           <w:rFonts w:asciiTheme="majorHAnsi" w:hAnsiTheme="majorHAnsi" w:cstheme="majorHAnsi"/>
           <w:szCs w:val="22"/>
         </w:rPr>
-        <w:lastRenderedPageBreak/>
         <w:t>-</w:t>
       </w:r>
       <w:r>
@@ -12428,6 +14304,7 @@
         </w:rPr>
         <w:t>, --</w:t>
       </w:r>
+      <w:proofErr w:type="spellStart"/>
       <w:r>
         <w:rPr>
           <w:rFonts w:asciiTheme="majorHAnsi" w:hAnsiTheme="majorHAnsi" w:cstheme="majorHAnsi"/>
@@ -12435,6 +14312,7 @@
         </w:rPr>
         <w:t>calculate_ecdf</w:t>
       </w:r>
+      <w:proofErr w:type="spellEnd"/>
       <w:r>
         <w:rPr>
           <w:rFonts w:asciiTheme="majorHAnsi" w:hAnsiTheme="majorHAnsi" w:cstheme="majorHAnsi"/>
@@ -12558,8 +14436,17 @@
           <w:rFonts w:asciiTheme="majorHAnsi" w:hAnsiTheme="majorHAnsi" w:cstheme="majorHAnsi"/>
           <w:szCs w:val="22"/>
         </w:rPr>
-        <w:t>-EX --ex_prob</w:t>
-      </w:r>
+        <w:t>-EX --</w:t>
+      </w:r>
+      <w:proofErr w:type="spellStart"/>
+      <w:r>
+        <w:rPr>
+          <w:rFonts w:asciiTheme="majorHAnsi" w:hAnsiTheme="majorHAnsi" w:cstheme="majorHAnsi"/>
+          <w:szCs w:val="22"/>
+        </w:rPr>
+        <w:t>ex_prob</w:t>
+      </w:r>
+      <w:proofErr w:type="spellEnd"/>
       <w:r>
         <w:rPr>
           <w:szCs w:val="22"/>
@@ -12586,7 +14473,25 @@
           <w:szCs w:val="22"/>
           <w:lang w:val="it-IT"/>
         </w:rPr>
-        <w:t>-EX EX_PROB [EX_PROB ...], --ex_prob EX_PROB [EX_PROB ...]</w:t>
+        <w:t>-EX EX_PROB [EX_PROB ...], --</w:t>
+      </w:r>
+      <w:proofErr w:type="spellStart"/>
+      <w:r>
+        <w:rPr>
+          <w:rFonts w:asciiTheme="majorHAnsi" w:hAnsiTheme="majorHAnsi" w:cstheme="majorHAnsi"/>
+          <w:szCs w:val="22"/>
+          <w:lang w:val="it-IT"/>
+        </w:rPr>
+        <w:t>ex_prob</w:t>
+      </w:r>
+      <w:proofErr w:type="spellEnd"/>
+      <w:r>
+        <w:rPr>
+          <w:rFonts w:asciiTheme="majorHAnsi" w:hAnsiTheme="majorHAnsi" w:cstheme="majorHAnsi"/>
+          <w:szCs w:val="22"/>
+          <w:lang w:val="it-IT"/>
+        </w:rPr>
+        <w:t xml:space="preserve"> EX_PROB [EX_PROB ...]</w:t>
       </w:r>
     </w:p>
     <w:p>
@@ -12602,8 +14507,13 @@
         </w:rPr>
         <w:t>C</w:t>
       </w:r>
-      <w:r>
-        <w:t xml:space="preserve">omma-separated </w:t>
+      <w:proofErr w:type="spellStart"/>
+      <w:r>
+        <w:t>omma</w:t>
+      </w:r>
+      <w:proofErr w:type="spellEnd"/>
+      <w:r>
+        <w:t xml:space="preserve">-separated </w:t>
       </w:r>
       <w:r>
         <w:rPr>
@@ -12653,8 +14563,17 @@
           <w:rFonts w:asciiTheme="majorHAnsi" w:hAnsiTheme="majorHAnsi" w:cstheme="majorHAnsi"/>
           <w:szCs w:val="22"/>
         </w:rPr>
-        <w:t>-PER PERSISTENCE, --persistence PERSISTENCE</w:t>
-      </w:r>
+        <w:t xml:space="preserve">-PER PERSISTENCE, --persistence </w:t>
+      </w:r>
+      <w:proofErr w:type="spellStart"/>
+      <w:r>
+        <w:rPr>
+          <w:rFonts w:asciiTheme="majorHAnsi" w:hAnsiTheme="majorHAnsi" w:cstheme="majorHAnsi"/>
+          <w:szCs w:val="22"/>
+        </w:rPr>
+        <w:t>PERSISTENCE</w:t>
+      </w:r>
+      <w:proofErr w:type="spellEnd"/>
     </w:p>
     <w:p>
       <w:pPr>
@@ -12717,7 +14636,23 @@
           <w:rFonts w:asciiTheme="majorHAnsi" w:hAnsiTheme="majorHAnsi" w:cstheme="majorHAnsi"/>
           <w:szCs w:val="22"/>
         </w:rPr>
-        <w:t>-T TIME_STEPS [TIME_STEPS ...], --time_steps TIME_STEPS [TIME_STEPS ...]</w:t>
+        <w:t>-T TIME_STEPS [TIME_STEPS ...], --</w:t>
+      </w:r>
+      <w:proofErr w:type="spellStart"/>
+      <w:r>
+        <w:rPr>
+          <w:rFonts w:asciiTheme="majorHAnsi" w:hAnsiTheme="majorHAnsi" w:cstheme="majorHAnsi"/>
+          <w:szCs w:val="22"/>
+        </w:rPr>
+        <w:t>time_steps</w:t>
+      </w:r>
+      <w:proofErr w:type="spellEnd"/>
+      <w:r>
+        <w:rPr>
+          <w:rFonts w:asciiTheme="majorHAnsi" w:hAnsiTheme="majorHAnsi" w:cstheme="majorHAnsi"/>
+          <w:szCs w:val="22"/>
+        </w:rPr>
+        <w:t xml:space="preserve"> TIME_STEPS [TIME_STEPS ...]</w:t>
       </w:r>
     </w:p>
     <w:p>
@@ -12733,8 +14668,13 @@
         </w:rPr>
         <w:t>C</w:t>
       </w:r>
-      <w:r>
-        <w:t xml:space="preserve">omma-separated </w:t>
+      <w:proofErr w:type="spellStart"/>
+      <w:r>
+        <w:t>omma</w:t>
+      </w:r>
+      <w:proofErr w:type="spellEnd"/>
+      <w:r>
+        <w:t xml:space="preserve">-separated </w:t>
       </w:r>
       <w:r>
         <w:rPr>
@@ -12814,7 +14754,23 @@
           <w:rFonts w:asciiTheme="majorHAnsi" w:hAnsiTheme="majorHAnsi" w:cstheme="majorHAnsi"/>
           <w:szCs w:val="22"/>
         </w:rPr>
-        <w:t>-L LEVELS [LEVELS ...], --levels LEVELS [LEVELS ...]</w:t>
+        <w:t xml:space="preserve">-L LEVELS [LEVELS ...], --levels </w:t>
+      </w:r>
+      <w:proofErr w:type="spellStart"/>
+      <w:r>
+        <w:rPr>
+          <w:rFonts w:asciiTheme="majorHAnsi" w:hAnsiTheme="majorHAnsi" w:cstheme="majorHAnsi"/>
+          <w:szCs w:val="22"/>
+        </w:rPr>
+        <w:t>LEVELS</w:t>
+      </w:r>
+      <w:proofErr w:type="spellEnd"/>
+      <w:r>
+        <w:rPr>
+          <w:rFonts w:asciiTheme="majorHAnsi" w:hAnsiTheme="majorHAnsi" w:cstheme="majorHAnsi"/>
+          <w:szCs w:val="22"/>
+        </w:rPr>
+        <w:t xml:space="preserve"> [LEVELS ...]</w:t>
       </w:r>
     </w:p>
     <w:p>
@@ -12830,8 +14786,13 @@
         </w:rPr>
         <w:t>C</w:t>
       </w:r>
-      <w:r>
-        <w:t xml:space="preserve">omma-separated </w:t>
+      <w:proofErr w:type="spellStart"/>
+      <w:r>
+        <w:t>omma</w:t>
+      </w:r>
+      <w:proofErr w:type="spellEnd"/>
+      <w:r>
+        <w:t xml:space="preserve">-separated </w:t>
       </w:r>
       <w:r>
         <w:rPr>
@@ -12899,7 +14860,23 @@
           <w:rFonts w:asciiTheme="majorHAnsi" w:hAnsiTheme="majorHAnsi" w:cstheme="majorHAnsi"/>
           <w:szCs w:val="22"/>
         </w:rPr>
-        <w:t>-D DAYS_PLOT [DAYS_PLOT ...], --days_plot DAYS_PLOT [DAYS_PLOT ...]</w:t>
+        <w:t>-D DAYS_PLOT [DAYS_PLOT ...], --</w:t>
+      </w:r>
+      <w:proofErr w:type="spellStart"/>
+      <w:r>
+        <w:rPr>
+          <w:rFonts w:asciiTheme="majorHAnsi" w:hAnsiTheme="majorHAnsi" w:cstheme="majorHAnsi"/>
+          <w:szCs w:val="22"/>
+        </w:rPr>
+        <w:t>days_plot</w:t>
+      </w:r>
+      <w:proofErr w:type="spellEnd"/>
+      <w:r>
+        <w:rPr>
+          <w:rFonts w:asciiTheme="majorHAnsi" w:hAnsiTheme="majorHAnsi" w:cstheme="majorHAnsi"/>
+          <w:szCs w:val="22"/>
+        </w:rPr>
+        <w:t xml:space="preserve"> DAYS_PLOT [DAYS_PLOT ...]</w:t>
       </w:r>
     </w:p>
     <w:p>
@@ -12915,8 +14892,13 @@
         </w:rPr>
         <w:t>C</w:t>
       </w:r>
-      <w:r>
-        <w:t xml:space="preserve">omma-separated </w:t>
+      <w:proofErr w:type="spellStart"/>
+      <w:r>
+        <w:t>omma</w:t>
+      </w:r>
+      <w:proofErr w:type="spellEnd"/>
+      <w:r>
+        <w:t xml:space="preserve">-separated </w:t>
       </w:r>
       <w:r>
         <w:rPr>
@@ -12990,8 +14972,17 @@
           <w:rFonts w:asciiTheme="majorHAnsi" w:hAnsiTheme="majorHAnsi" w:cstheme="majorHAnsi"/>
           <w:szCs w:val="22"/>
         </w:rPr>
-        <w:t>-C CONVERT, --convert CONVERT</w:t>
-      </w:r>
+        <w:t xml:space="preserve">-C CONVERT, --convert </w:t>
+      </w:r>
+      <w:proofErr w:type="spellStart"/>
+      <w:r>
+        <w:rPr>
+          <w:rFonts w:asciiTheme="majorHAnsi" w:hAnsiTheme="majorHAnsi" w:cstheme="majorHAnsi"/>
+          <w:szCs w:val="22"/>
+        </w:rPr>
+        <w:t>CONVERT</w:t>
+      </w:r>
+      <w:proofErr w:type="spellEnd"/>
     </w:p>
     <w:p>
       <w:pPr>
@@ -13004,6 +14995,7 @@
         <w:rPr>
           <w:szCs w:val="22"/>
         </w:rPr>
+        <w:lastRenderedPageBreak/>
         <w:t xml:space="preserve">If </w:t>
       </w:r>
       <w:r>
@@ -13057,7 +15049,25 @@
           <w:szCs w:val="22"/>
           <w:lang w:val="nl-NL"/>
         </w:rPr>
-        <w:t>-S SPECIES [SPECIES ...], --species SPECIES [SPECIES ...]</w:t>
+        <w:t xml:space="preserve">-S SPECIES [SPECIES ...], --species </w:t>
+      </w:r>
+      <w:proofErr w:type="spellStart"/>
+      <w:r>
+        <w:rPr>
+          <w:rFonts w:asciiTheme="majorHAnsi" w:hAnsiTheme="majorHAnsi" w:cstheme="majorHAnsi"/>
+          <w:szCs w:val="22"/>
+          <w:lang w:val="nl-NL"/>
+        </w:rPr>
+        <w:t>SPECIES</w:t>
+      </w:r>
+      <w:proofErr w:type="spellEnd"/>
+      <w:r>
+        <w:rPr>
+          <w:rFonts w:asciiTheme="majorHAnsi" w:hAnsiTheme="majorHAnsi" w:cstheme="majorHAnsi"/>
+          <w:szCs w:val="22"/>
+          <w:lang w:val="nl-NL"/>
+        </w:rPr>
+        <w:t xml:space="preserve"> [SPECIES ...]</w:t>
       </w:r>
     </w:p>
     <w:p>
@@ -13073,8 +15083,13 @@
         </w:rPr>
         <w:t>C</w:t>
       </w:r>
-      <w:r>
-        <w:t xml:space="preserve">omma-separated </w:t>
+      <w:proofErr w:type="spellStart"/>
+      <w:r>
+        <w:t>omma</w:t>
+      </w:r>
+      <w:proofErr w:type="spellEnd"/>
+      <w:r>
+        <w:t xml:space="preserve">-separated </w:t>
       </w:r>
       <w:r>
         <w:rPr>
@@ -13118,7 +15133,23 @@
           <w:rFonts w:asciiTheme="majorHAnsi" w:hAnsiTheme="majorHAnsi" w:cstheme="majorHAnsi"/>
           <w:szCs w:val="22"/>
         </w:rPr>
-        <w:t>TS TRACKING_SPECIE, --tracking_specie TRACKING_SPECIE</w:t>
+        <w:t>TS TRACKING_SPECIE, --</w:t>
+      </w:r>
+      <w:proofErr w:type="spellStart"/>
+      <w:r>
+        <w:rPr>
+          <w:rFonts w:asciiTheme="majorHAnsi" w:hAnsiTheme="majorHAnsi" w:cstheme="majorHAnsi"/>
+          <w:szCs w:val="22"/>
+        </w:rPr>
+        <w:t>tracking_specie</w:t>
+      </w:r>
+      <w:proofErr w:type="spellEnd"/>
+      <w:r>
+        <w:rPr>
+          <w:rFonts w:asciiTheme="majorHAnsi" w:hAnsiTheme="majorHAnsi" w:cstheme="majorHAnsi"/>
+          <w:szCs w:val="22"/>
+        </w:rPr>
+        <w:t xml:space="preserve"> TRACKING_SPECIE</w:t>
       </w:r>
     </w:p>
     <w:p>
@@ -13164,7 +15195,23 @@
           <w:rFonts w:asciiTheme="majorHAnsi" w:hAnsiTheme="majorHAnsi" w:cstheme="majorHAnsi"/>
           <w:szCs w:val="22"/>
         </w:rPr>
-        <w:t>-N NPROC, --nproc NPROC</w:t>
+        <w:t>-N NPROC, --</w:t>
+      </w:r>
+      <w:proofErr w:type="spellStart"/>
+      <w:r>
+        <w:rPr>
+          <w:rFonts w:asciiTheme="majorHAnsi" w:hAnsiTheme="majorHAnsi" w:cstheme="majorHAnsi"/>
+          <w:szCs w:val="22"/>
+        </w:rPr>
+        <w:t>nproc</w:t>
+      </w:r>
+      <w:proofErr w:type="spellEnd"/>
+      <w:r>
+        <w:rPr>
+          <w:rFonts w:asciiTheme="majorHAnsi" w:hAnsiTheme="majorHAnsi" w:cstheme="majorHAnsi"/>
+          <w:szCs w:val="22"/>
+        </w:rPr>
+        <w:t xml:space="preserve"> NPROC</w:t>
       </w:r>
     </w:p>
     <w:p>
@@ -13198,8 +15245,17 @@
           <w:rFonts w:asciiTheme="majorHAnsi" w:hAnsiTheme="majorHAnsi" w:cstheme="majorHAnsi"/>
           <w:szCs w:val="22"/>
         </w:rPr>
-        <w:t>-U UNITS, --units UNITS</w:t>
-      </w:r>
+        <w:t xml:space="preserve">-U UNITS, --units </w:t>
+      </w:r>
+      <w:proofErr w:type="spellStart"/>
+      <w:r>
+        <w:rPr>
+          <w:rFonts w:asciiTheme="majorHAnsi" w:hAnsiTheme="majorHAnsi" w:cstheme="majorHAnsi"/>
+          <w:szCs w:val="22"/>
+        </w:rPr>
+        <w:t>UNITS</w:t>
+      </w:r>
+      <w:proofErr w:type="spellEnd"/>
     </w:p>
     <w:p>
       <w:pPr>
@@ -13336,7 +15392,23 @@
           <w:rFonts w:asciiTheme="majorHAnsi" w:hAnsiTheme="majorHAnsi" w:cstheme="majorHAnsi"/>
           <w:szCs w:val="22"/>
         </w:rPr>
-        <w:t>-PL PLOT_LIMITS [PLOT_LIMITS ...], --plot_limits PLOT_LIMITS [PLOT_LIMITS ...]</w:t>
+        <w:t>-PL PLOT_LIMITS [PLOT_LIMITS ...], --</w:t>
+      </w:r>
+      <w:proofErr w:type="spellStart"/>
+      <w:r>
+        <w:rPr>
+          <w:rFonts w:asciiTheme="majorHAnsi" w:hAnsiTheme="majorHAnsi" w:cstheme="majorHAnsi"/>
+          <w:szCs w:val="22"/>
+        </w:rPr>
+        <w:t>plot_limits</w:t>
+      </w:r>
+      <w:proofErr w:type="spellEnd"/>
+      <w:r>
+        <w:rPr>
+          <w:rFonts w:asciiTheme="majorHAnsi" w:hAnsiTheme="majorHAnsi" w:cstheme="majorHAnsi"/>
+          <w:szCs w:val="22"/>
+        </w:rPr>
+        <w:t xml:space="preserve"> PLOT_LIMITS [PLOT_LIMITS ...]</w:t>
       </w:r>
     </w:p>
     <w:p>
@@ -13414,7 +15486,25 @@
           <w:szCs w:val="22"/>
           <w:lang w:val="fr-FR"/>
         </w:rPr>
-        <w:t>-PI PLOT_ISOLINES, --plot_isolines PLOT_ISOLINES</w:t>
+        <w:t>-PI PLOT_ISOLINES, --</w:t>
+      </w:r>
+      <w:proofErr w:type="spellStart"/>
+      <w:r>
+        <w:rPr>
+          <w:rFonts w:asciiTheme="majorHAnsi" w:hAnsiTheme="majorHAnsi" w:cstheme="majorHAnsi"/>
+          <w:szCs w:val="22"/>
+          <w:lang w:val="fr-FR"/>
+        </w:rPr>
+        <w:t>plot_isolines</w:t>
+      </w:r>
+      <w:proofErr w:type="spellEnd"/>
+      <w:r>
+        <w:rPr>
+          <w:rFonts w:asciiTheme="majorHAnsi" w:hAnsiTheme="majorHAnsi" w:cstheme="majorHAnsi"/>
+          <w:szCs w:val="22"/>
+          <w:lang w:val="fr-FR"/>
+        </w:rPr>
+        <w:t xml:space="preserve"> PLOT_ISOLINES</w:t>
       </w:r>
     </w:p>
     <w:p>
@@ -13448,7 +15538,23 @@
           <w:rFonts w:asciiTheme="majorHAnsi" w:hAnsiTheme="majorHAnsi" w:cstheme="majorHAnsi"/>
           <w:szCs w:val="22"/>
         </w:rPr>
-        <w:t>-TA TIME_AV, --time_av TIME_AV</w:t>
+        <w:t>-TA TIME_AV, --</w:t>
+      </w:r>
+      <w:proofErr w:type="spellStart"/>
+      <w:r>
+        <w:rPr>
+          <w:rFonts w:asciiTheme="majorHAnsi" w:hAnsiTheme="majorHAnsi" w:cstheme="majorHAnsi"/>
+          <w:szCs w:val="22"/>
+        </w:rPr>
+        <w:t>time_av</w:t>
+      </w:r>
+      <w:proofErr w:type="spellEnd"/>
+      <w:r>
+        <w:rPr>
+          <w:rFonts w:asciiTheme="majorHAnsi" w:hAnsiTheme="majorHAnsi" w:cstheme="majorHAnsi"/>
+          <w:szCs w:val="22"/>
+        </w:rPr>
+        <w:t xml:space="preserve"> TIME_AV</w:t>
       </w:r>
     </w:p>
     <w:p>
@@ -13513,7 +15619,23 @@
           <w:rFonts w:asciiTheme="majorHAnsi" w:hAnsiTheme="majorHAnsi" w:cstheme="majorHAnsi"/>
           <w:szCs w:val="22"/>
         </w:rPr>
-        <w:t>OF OUTPUT_FORMAT, --output_format OUTPUT_FORMAT</w:t>
+        <w:t>OF OUTPUT_FORMAT, --</w:t>
+      </w:r>
+      <w:proofErr w:type="spellStart"/>
+      <w:r>
+        <w:rPr>
+          <w:rFonts w:asciiTheme="majorHAnsi" w:hAnsiTheme="majorHAnsi" w:cstheme="majorHAnsi"/>
+          <w:szCs w:val="22"/>
+        </w:rPr>
+        <w:t>output_format</w:t>
+      </w:r>
+      <w:proofErr w:type="spellEnd"/>
+      <w:r>
+        <w:rPr>
+          <w:rFonts w:asciiTheme="majorHAnsi" w:hAnsiTheme="majorHAnsi" w:cstheme="majorHAnsi"/>
+          <w:szCs w:val="22"/>
+        </w:rPr>
+        <w:t xml:space="preserve"> OUTPUT_FORMAT</w:t>
       </w:r>
     </w:p>
     <w:p>
@@ -13584,12 +15706,21 @@
         </w:rPr>
         <w:t>, --</w:t>
       </w:r>
-      <w:r>
-        <w:rPr>
-          <w:rFonts w:asciiTheme="majorHAnsi" w:hAnsiTheme="majorHAnsi" w:cstheme="majorHAnsi"/>
-          <w:szCs w:val="22"/>
-        </w:rPr>
-        <w:t>plot_topography PLOT_TOPOGRAPHY</w:t>
+      <w:proofErr w:type="spellStart"/>
+      <w:r>
+        <w:rPr>
+          <w:rFonts w:asciiTheme="majorHAnsi" w:hAnsiTheme="majorHAnsi" w:cstheme="majorHAnsi"/>
+          <w:szCs w:val="22"/>
+        </w:rPr>
+        <w:t>plot_topography</w:t>
+      </w:r>
+      <w:proofErr w:type="spellEnd"/>
+      <w:r>
+        <w:rPr>
+          <w:rFonts w:asciiTheme="majorHAnsi" w:hAnsiTheme="majorHAnsi" w:cstheme="majorHAnsi"/>
+          <w:szCs w:val="22"/>
+        </w:rPr>
+        <w:t xml:space="preserve"> PLOT_TOPOGRAPHY</w:t>
       </w:r>
     </w:p>
     <w:p>
@@ -13603,7 +15734,21 @@
         <w:rPr>
           <w:szCs w:val="22"/>
         </w:rPr>
-        <w:t>Plot an additional layer representing the topography elevation in the graphical outputs. This is based on the topography.grd file. Note that this add significant extra time in the post processing.</w:t>
+        <w:t xml:space="preserve">Plot an additional layer representing the topography elevation in the graphical outputs. This is based on the </w:t>
+      </w:r>
+      <w:proofErr w:type="spellStart"/>
+      <w:r>
+        <w:rPr>
+          <w:szCs w:val="22"/>
+        </w:rPr>
+        <w:t>topography.grd</w:t>
+      </w:r>
+      <w:proofErr w:type="spellEnd"/>
+      <w:r>
+        <w:rPr>
+          <w:szCs w:val="22"/>
+        </w:rPr>
+        <w:t xml:space="preserve"> file. Note that this add significant extra time in the post processing.</w:t>
       </w:r>
     </w:p>
     <w:p>
@@ -13623,7 +15768,23 @@
           <w:rFonts w:asciiTheme="majorHAnsi" w:hAnsiTheme="majorHAnsi" w:cstheme="majorHAnsi"/>
           <w:szCs w:val="22"/>
         </w:rPr>
-        <w:t>-TI TOPOGRAPHY_ISOLINES, --topography_isolines TOPOGRAPHY_ISOLINES</w:t>
+        <w:t>-TI TOPOGRAPHY_ISOLINES, --</w:t>
+      </w:r>
+      <w:proofErr w:type="spellStart"/>
+      <w:r>
+        <w:rPr>
+          <w:rFonts w:asciiTheme="majorHAnsi" w:hAnsiTheme="majorHAnsi" w:cstheme="majorHAnsi"/>
+          <w:szCs w:val="22"/>
+        </w:rPr>
+        <w:t>topography_isolines</w:t>
+      </w:r>
+      <w:proofErr w:type="spellEnd"/>
+      <w:r>
+        <w:rPr>
+          <w:rFonts w:asciiTheme="majorHAnsi" w:hAnsiTheme="majorHAnsi" w:cstheme="majorHAnsi"/>
+          <w:szCs w:val="22"/>
+        </w:rPr>
+        <w:t xml:space="preserve"> TOPOGRAPHY_ISOLINES</w:t>
       </w:r>
     </w:p>
     <w:p>
@@ -13643,7 +15804,21 @@
         <w:rPr>
           <w:szCs w:val="22"/>
         </w:rPr>
-        <w:t xml:space="preserve"> a.s.l.</w:t>
+        <w:t xml:space="preserve"> </w:t>
+      </w:r>
+      <w:proofErr w:type="spellStart"/>
+      <w:r>
+        <w:rPr>
+          <w:szCs w:val="22"/>
+        </w:rPr>
+        <w:t>a.s.l</w:t>
+      </w:r>
+      <w:proofErr w:type="spellEnd"/>
+      <w:r>
+        <w:rPr>
+          <w:szCs w:val="22"/>
+        </w:rPr>
+        <w:t>.</w:t>
       </w:r>
       <w:r>
         <w:rPr>
@@ -13675,7 +15850,6 @@
           <w:rFonts w:asciiTheme="majorHAnsi" w:hAnsiTheme="majorHAnsi" w:cstheme="majorHAnsi"/>
           <w:szCs w:val="22"/>
         </w:rPr>
-        <w:lastRenderedPageBreak/>
         <w:t>-PR</w:t>
       </w:r>
       <w:r>
@@ -13713,12 +15887,21 @@
         </w:rPr>
         <w:t>, --</w:t>
       </w:r>
-      <w:r>
-        <w:rPr>
-          <w:rFonts w:asciiTheme="majorHAnsi" w:hAnsiTheme="majorHAnsi" w:cstheme="majorHAnsi"/>
-          <w:szCs w:val="22"/>
-        </w:rPr>
-        <w:t>plot_resolution PLOT_RESOLUTION</w:t>
+      <w:proofErr w:type="spellStart"/>
+      <w:r>
+        <w:rPr>
+          <w:rFonts w:asciiTheme="majorHAnsi" w:hAnsiTheme="majorHAnsi" w:cstheme="majorHAnsi"/>
+          <w:szCs w:val="22"/>
+        </w:rPr>
+        <w:t>plot_resolution</w:t>
+      </w:r>
+      <w:proofErr w:type="spellEnd"/>
+      <w:r>
+        <w:rPr>
+          <w:rFonts w:asciiTheme="majorHAnsi" w:hAnsiTheme="majorHAnsi" w:cstheme="majorHAnsi"/>
+          <w:szCs w:val="22"/>
+        </w:rPr>
+        <w:t xml:space="preserve"> PLOT_RESOLUTION</w:t>
       </w:r>
     </w:p>
     <w:p>
@@ -13752,7 +15935,23 @@
           <w:rFonts w:asciiTheme="majorHAnsi" w:hAnsiTheme="majorHAnsi" w:cstheme="majorHAnsi"/>
           <w:szCs w:val="22"/>
         </w:rPr>
-        <w:t>-TP TRACKING_POINTS, --tracking_points TRACKING_POINTS</w:t>
+        <w:t>-TP TRACKING_POINTS, --</w:t>
+      </w:r>
+      <w:proofErr w:type="spellStart"/>
+      <w:r>
+        <w:rPr>
+          <w:rFonts w:asciiTheme="majorHAnsi" w:hAnsiTheme="majorHAnsi" w:cstheme="majorHAnsi"/>
+          <w:szCs w:val="22"/>
+        </w:rPr>
+        <w:t>tracking_points</w:t>
+      </w:r>
+      <w:proofErr w:type="spellEnd"/>
+      <w:r>
+        <w:rPr>
+          <w:rFonts w:asciiTheme="majorHAnsi" w:hAnsiTheme="majorHAnsi" w:cstheme="majorHAnsi"/>
+          <w:szCs w:val="22"/>
+        </w:rPr>
+        <w:t xml:space="preserve"> TRACKING_POINTS</w:t>
       </w:r>
     </w:p>
     <w:p>
@@ -13845,6 +16044,7 @@
         </w:rPr>
         <w:t xml:space="preserve"> </w:t>
       </w:r>
+      <w:proofErr w:type="spellStart"/>
       <w:r>
         <w:rPr>
           <w:rFonts w:asciiTheme="majorHAnsi" w:hAnsiTheme="majorHAnsi" w:cstheme="majorHAnsi"/>
@@ -13852,6 +16052,7 @@
         </w:rPr>
         <w:t>INVERSION</w:t>
       </w:r>
+      <w:proofErr w:type="spellEnd"/>
     </w:p>
     <w:p>
       <w:pPr>
@@ -13943,13 +16144,29 @@
         <w:t xml:space="preserve"> DISGAS is applied to simulate gas dispersion from </w:t>
       </w:r>
       <w:r>
-        <w:t>the Solfatara volcano (Campi Flegrei, Italy)</w:t>
+        <w:t xml:space="preserve">the Solfatara volcano (Campi </w:t>
+      </w:r>
+      <w:proofErr w:type="spellStart"/>
+      <w:r>
+        <w:t>Flegrei</w:t>
+      </w:r>
+      <w:proofErr w:type="spellEnd"/>
+      <w:r>
+        <w:t>, Italy)</w:t>
       </w:r>
       <w:r>
         <w:t xml:space="preserve"> and </w:t>
       </w:r>
       <w:r>
-        <w:t>La Soufrière de Guadeloupe volcano (Lesser Antilles). In the third example</w:t>
+        <w:t xml:space="preserve">La </w:t>
+      </w:r>
+      <w:proofErr w:type="spellStart"/>
+      <w:r>
+        <w:t>Soufrière</w:t>
+      </w:r>
+      <w:proofErr w:type="spellEnd"/>
+      <w:r>
+        <w:t xml:space="preserve"> de Guadeloupe volcano (Lesser Antilles). In the third example</w:t>
       </w:r>
       <w:r>
         <w:t>,</w:t>
@@ -13961,7 +16178,15 @@
         <w:t>TWODEE-2</w:t>
       </w:r>
       <w:r>
-        <w:t xml:space="preserve"> is applied to simulate the heavy gas emission from the Mefite d’Ansanto area (Campanian region, Italy)</w:t>
+        <w:t xml:space="preserve"> is applied to simulate the heavy gas emission from the Mefite </w:t>
+      </w:r>
+      <w:proofErr w:type="spellStart"/>
+      <w:r>
+        <w:t>d’Ansanto</w:t>
+      </w:r>
+      <w:proofErr w:type="spellEnd"/>
+      <w:r>
+        <w:t xml:space="preserve"> area (Campanian region, Italy)</w:t>
       </w:r>
       <w:r>
         <w:t>.</w:t>
@@ -13969,6 +16194,7 @@
     </w:p>
     <w:p>
       <w:r>
+        <w:lastRenderedPageBreak/>
         <w:t>All the examples can be run from the folders directly, the commands specify the relative path to the Python script without the need to copy them into the example folder.</w:t>
       </w:r>
     </w:p>
@@ -13987,20 +16213,77 @@
           <w:rFonts w:eastAsiaTheme="minorHAnsi"/>
           <w:lang w:val="it-IT"/>
         </w:rPr>
-        <w:t>5.1 Ex</w:t>
-      </w:r>
+        <w:t xml:space="preserve">5.1 </w:t>
+      </w:r>
+      <w:proofErr w:type="spellStart"/>
       <w:r>
         <w:rPr>
           <w:rFonts w:eastAsiaTheme="minorHAnsi"/>
           <w:lang w:val="it-IT"/>
         </w:rPr>
-        <w:t xml:space="preserve">ample 1: </w:t>
-      </w:r>
-      <w:r>
-        <w:rPr>
+        <w:t>Ex</w:t>
+      </w:r>
+      <w:r>
+        <w:rPr>
+          <w:rFonts w:eastAsiaTheme="minorHAnsi"/>
           <w:lang w:val="it-IT"/>
         </w:rPr>
-        <w:t>Solfatara volcano (Campi Flegrei, Italy)</w:t>
+        <w:t>ample</w:t>
+      </w:r>
+      <w:proofErr w:type="spellEnd"/>
+      <w:r>
+        <w:rPr>
+          <w:rFonts w:eastAsiaTheme="minorHAnsi"/>
+          <w:lang w:val="it-IT"/>
+        </w:rPr>
+        <w:t xml:space="preserve"> 1: </w:t>
+      </w:r>
+      <w:r>
+        <w:rPr>
+          <w:rFonts w:eastAsiaTheme="minorHAnsi"/>
+          <w:lang w:val="it-IT"/>
+        </w:rPr>
+        <w:t xml:space="preserve">La </w:t>
+      </w:r>
+      <w:r>
+        <w:rPr>
+          <w:lang w:val="it-IT"/>
+        </w:rPr>
+        <w:t xml:space="preserve">Solfatara </w:t>
+      </w:r>
+      <w:proofErr w:type="spellStart"/>
+      <w:r>
+        <w:rPr>
+          <w:lang w:val="it-IT"/>
+        </w:rPr>
+        <w:t>crater</w:t>
+      </w:r>
+      <w:proofErr w:type="spellEnd"/>
+      <w:r>
+        <w:rPr>
+          <w:lang w:val="it-IT"/>
+        </w:rPr>
+        <w:t xml:space="preserve"> </w:t>
+      </w:r>
+      <w:r>
+        <w:rPr>
+          <w:lang w:val="it-IT"/>
+        </w:rPr>
+        <w:t xml:space="preserve">(Campi Flegrei, </w:t>
+      </w:r>
+      <w:proofErr w:type="spellStart"/>
+      <w:r>
+        <w:rPr>
+          <w:lang w:val="it-IT"/>
+        </w:rPr>
+        <w:t>Italy</w:t>
+      </w:r>
+      <w:proofErr w:type="spellEnd"/>
+      <w:r>
+        <w:rPr>
+          <w:lang w:val="it-IT"/>
+        </w:rPr>
+        <w:t>)</w:t>
       </w:r>
       <w:bookmarkEnd w:id="25"/>
     </w:p>
@@ -14329,14 +16612,27 @@
         <w:rPr>
           <w:rFonts w:asciiTheme="majorHAnsi" w:hAnsiTheme="majorHAnsi" w:cstheme="majorHAnsi"/>
         </w:rPr>
-        <w:lastRenderedPageBreak/>
         <w:t xml:space="preserve">python ../../run_models.py </w:t>
       </w:r>
       <w:r>
         <w:rPr>
           <w:rFonts w:asciiTheme="majorHAnsi" w:hAnsiTheme="majorHAnsi" w:cstheme="majorHAnsi"/>
         </w:rPr>
-        <w:t>-RS False -D UTM,4517000,426000,4522000,431000 -NX 100 -NY 100 -N 1 -DM disgas -TS CO2 -OH 0,0.5,1.5,5,15,30</w:t>
+        <w:t xml:space="preserve">-RS False -D UTM,4517000,426000,4522000,431000 -NX 100 -NY 100 -N 1 -DM </w:t>
+      </w:r>
+      <w:proofErr w:type="spellStart"/>
+      <w:r>
+        <w:rPr>
+          <w:rFonts w:asciiTheme="majorHAnsi" w:hAnsiTheme="majorHAnsi" w:cstheme="majorHAnsi"/>
+        </w:rPr>
+        <w:t>disgas</w:t>
+      </w:r>
+      <w:proofErr w:type="spellEnd"/>
+      <w:r>
+        <w:rPr>
+          <w:rFonts w:asciiTheme="majorHAnsi" w:hAnsiTheme="majorHAnsi" w:cstheme="majorHAnsi"/>
+        </w:rPr>
+        <w:t xml:space="preserve"> -TS CO2 -OH 0,0.5,1.5,5,15,30</w:t>
       </w:r>
     </w:p>
     <w:p>
@@ -14550,18 +16846,18 @@
         <w:t xml:space="preserve">Figure </w:t>
       </w:r>
       <w:r>
+        <w:t>3</w:t>
+      </w:r>
+      <w:r>
+        <w:t xml:space="preserve"> shows some of these graphical outputs. In particular, it shows the concentration of CO</w:t>
+      </w:r>
+      <w:r>
+        <w:rPr>
+          <w:vertAlign w:val="subscript"/>
+        </w:rPr>
         <w:t>2</w:t>
       </w:r>
       <w:r>
-        <w:t xml:space="preserve"> shows some of these graphical outputs. In particular, it shows the concentration of CO</w:t>
-      </w:r>
-      <w:r>
-        <w:rPr>
-          <w:vertAlign w:val="subscript"/>
-        </w:rPr>
-        <w:t>2</w:t>
-      </w:r>
-      <w:r>
         <w:t xml:space="preserve"> (in ppm) at the last time step of the simulation (+</w:t>
       </w:r>
       <w:r>
@@ -14580,7 +16876,7 @@
         <w:t xml:space="preserve"> m (Fig. </w:t>
       </w:r>
       <w:r>
-        <w:t>2</w:t>
+        <w:t>3</w:t>
       </w:r>
       <w:r>
         <w:t>a),</w:t>
@@ -14598,7 +16894,7 @@
         <w:t xml:space="preserve"> m (Fig. </w:t>
       </w:r>
       <w:r>
-        <w:t>2</w:t>
+        <w:t>3</w:t>
       </w:r>
       <w:r>
         <w:t>b),</w:t>
@@ -14613,7 +16909,7 @@
         <w:t xml:space="preserve"> </w:t>
       </w:r>
       <w:r>
-        <w:t>2</w:t>
+        <w:t>3</w:t>
       </w:r>
       <w:r>
         <w:t>c</w:t>
@@ -14634,7 +16930,7 @@
         <w:t xml:space="preserve"> </w:t>
       </w:r>
       <w:r>
-        <w:t>2</w:t>
+        <w:t>3</w:t>
       </w:r>
       <w:r>
         <w:t xml:space="preserve">d) </w:t>
@@ -14676,7 +16972,7 @@
                     <pic:cNvPicPr/>
                   </pic:nvPicPr>
                   <pic:blipFill>
-                    <a:blip r:embed="rId24" cstate="print">
+                    <a:blip r:embed="rId26" cstate="print">
                       <a:extLst>
                         <a:ext uri="{28A0092B-C50C-407E-A947-70E740481C1C}">
                           <a14:useLocalDpi xmlns:a14="http://schemas.microsoft.com/office/drawing/2010/main" val="0"/>
@@ -14720,89 +17016,123 @@
         <w:t xml:space="preserve">Figure </w:t>
       </w:r>
       <w:r>
+        <w:t>3</w:t>
+      </w:r>
+      <w:r>
+        <w:t>.</w:t>
+      </w:r>
+      <w:r>
+        <w:t xml:space="preserve"> </w:t>
+      </w:r>
+      <w:r>
+        <w:t>CO</w:t>
+      </w:r>
+      <w:r>
+        <w:rPr>
+          <w:vertAlign w:val="subscript"/>
+        </w:rPr>
         <w:t>2</w:t>
       </w:r>
       <w:r>
-        <w:t>.</w:t>
-      </w:r>
-      <w:r>
+        <w:t xml:space="preserve"> concentration (in ppm) 6 hours after the start of the emission at four different elevations above the ground. a) 0 m; b) 1.5 m; c) 5m; d) 30 m.</w:t>
+      </w:r>
+    </w:p>
+    <w:p>
+      <w:bookmarkStart w:id="26" w:name="_Hlk66193281"/>
+      <w:r>
+        <w:t xml:space="preserve">It can be seen how </w:t>
+      </w:r>
+      <w:r>
+        <w:t>the concentration</w:t>
+      </w:r>
+      <w:r>
+        <w:t xml:space="preserve"> decreases with increasing elevation above the ground, being all the sources in this case at the ground level</w:t>
+      </w:r>
+      <w:r>
+        <w:t xml:space="preserve">. </w:t>
+      </w:r>
+      <w:bookmarkEnd w:id="26"/>
+    </w:p>
+    <w:p/>
+    <w:p>
+      <w:pPr>
+        <w:pStyle w:val="Heading2"/>
+        <w:rPr>
+          <w:lang w:val="fr-FR"/>
+        </w:rPr>
+      </w:pPr>
+      <w:bookmarkStart w:id="27" w:name="_Toc205721555"/>
+      <w:r>
+        <w:rPr>
+          <w:lang w:val="fr-FR"/>
+        </w:rPr>
+        <w:t>5.</w:t>
+      </w:r>
+      <w:r>
+        <w:rPr>
+          <w:lang w:val="fr-FR"/>
+        </w:rPr>
+        <w:t>2</w:t>
+      </w:r>
+      <w:r>
+        <w:rPr>
+          <w:lang w:val="fr-FR"/>
+        </w:rPr>
+        <w:t xml:space="preserve"> Example </w:t>
+      </w:r>
+      <w:r>
+        <w:rPr>
+          <w:lang w:val="fr-FR"/>
+        </w:rPr>
+        <w:t>2</w:t>
+      </w:r>
+      <w:r>
+        <w:rPr>
+          <w:lang w:val="fr-FR"/>
+        </w:rPr>
+        <w:t>: La Soufrière de Guadeloupe</w:t>
+      </w:r>
+      <w:r>
+        <w:rPr>
+          <w:lang w:val="fr-FR"/>
+        </w:rPr>
         <w:t xml:space="preserve"> </w:t>
       </w:r>
-      <w:r>
-        <w:t>CO</w:t>
-      </w:r>
-      <w:r>
-        <w:rPr>
-          <w:vertAlign w:val="subscript"/>
-        </w:rPr>
-        <w:t>2</w:t>
-      </w:r>
-      <w:r>
-        <w:t xml:space="preserve"> concentration (in ppm) 6 hours after the start of the emission at four different elevations above the ground. a) 0 m; b) 1.5 m; c) 5m; d) 30 m.</w:t>
-      </w:r>
-    </w:p>
-    <w:p>
-      <w:bookmarkStart w:id="26" w:name="_Hlk66193281"/>
-      <w:r>
-        <w:t xml:space="preserve">It can be seen how </w:t>
-      </w:r>
-      <w:r>
-        <w:t>the concentration</w:t>
-      </w:r>
-      <w:r>
-        <w:t xml:space="preserve"> decreases with increasing elevation above the ground, being all the sources in this case at the ground level</w:t>
-      </w:r>
-      <w:r>
-        <w:t xml:space="preserve">. </w:t>
-      </w:r>
-      <w:bookmarkEnd w:id="26"/>
-    </w:p>
-    <w:p/>
-    <w:p>
-      <w:pPr>
-        <w:pStyle w:val="Heading2"/>
+      <w:proofErr w:type="spellStart"/>
+      <w:r>
         <w:rPr>
           <w:lang w:val="fr-FR"/>
         </w:rPr>
-      </w:pPr>
-      <w:bookmarkStart w:id="27" w:name="_Toc205721555"/>
+        <w:t>volcano</w:t>
+      </w:r>
+      <w:proofErr w:type="spellEnd"/>
       <w:r>
         <w:rPr>
           <w:lang w:val="fr-FR"/>
         </w:rPr>
-        <w:t>5.</w:t>
-      </w:r>
+        <w:t xml:space="preserve"> (</w:t>
+      </w:r>
+      <w:proofErr w:type="spellStart"/>
       <w:r>
         <w:rPr>
           <w:lang w:val="fr-FR"/>
         </w:rPr>
-        <w:t>2</w:t>
-      </w:r>
+        <w:t>Lesser</w:t>
+      </w:r>
+      <w:proofErr w:type="spellEnd"/>
       <w:r>
         <w:rPr>
           <w:lang w:val="fr-FR"/>
         </w:rPr>
-        <w:t xml:space="preserve"> Example </w:t>
-      </w:r>
-      <w:r>
+        <w:t xml:space="preserve"> Antilles)</w:t>
+      </w:r>
+      <w:bookmarkEnd w:id="27"/>
+    </w:p>
+    <w:p>
+      <w:pPr>
         <w:rPr>
           <w:lang w:val="fr-FR"/>
         </w:rPr>
-        <w:t>2</w:t>
-      </w:r>
-      <w:r>
-        <w:rPr>
-          <w:lang w:val="fr-FR"/>
-        </w:rPr>
-        <w:t>: La Soufrière de Guadeloupe (Lesser Antilles)</w:t>
-      </w:r>
-      <w:bookmarkEnd w:id="27"/>
-    </w:p>
-    <w:p>
-      <w:pPr>
-        <w:rPr>
-          <w:lang w:val="fr-FR"/>
-        </w:rPr>
       </w:pPr>
     </w:p>
     <w:p>
@@ -14810,7 +17140,15 @@
         <w:jc w:val="both"/>
       </w:pPr>
       <w:r>
-        <w:t>La Soufrière de Guadeloupe is currently the second most active emitter of volcanic gases in the Lesser Antilles island arc. The volcano has been in unrest since 1992 and represents the most important volcanic hydrothermal system of the region, whose present-day fumarolic activity is dominated by a passive dispersion regime. This passive condition at source is ensured since the fumaroles (mainly composed of H</w:t>
+        <w:t xml:space="preserve">La </w:t>
+      </w:r>
+      <w:proofErr w:type="spellStart"/>
+      <w:r>
+        <w:t>Soufrière</w:t>
+      </w:r>
+      <w:proofErr w:type="spellEnd"/>
+      <w:r>
+        <w:t xml:space="preserve"> de Guadeloupe is currently the second most active emitter of volcanic gases in the Lesser Antilles island arc. The volcano has been in unrest since 1992 and represents the most important volcanic hydrothermal system of the region, whose present-day fumarolic activity is dominated by a passive dispersion regime. This passive condition at source is ensured since the fumaroles (mainly composed of H</w:t>
       </w:r>
       <w:r>
         <w:rPr>
@@ -15061,7 +17399,15 @@
         <w:t>the BGS Eruption source parameters database</w:t>
       </w:r>
       <w:r>
-        <w:t xml:space="preserve"> by specifying the Smithsonian Institute ID of La Soufriére de Guadeloupe (</w:t>
+        <w:t xml:space="preserve"> by specifying the Smithsonian Institute ID of La </w:t>
+      </w:r>
+      <w:proofErr w:type="spellStart"/>
+      <w:r>
+        <w:t>Soufriére</w:t>
+      </w:r>
+      <w:proofErr w:type="spellEnd"/>
+      <w:r>
+        <w:t xml:space="preserve"> de Guadeloupe (</w:t>
       </w:r>
       <w:r>
         <w:rPr>
@@ -15245,6 +17591,7 @@
         </w:rPr>
         <w:t xml:space="preserve"> file stored in the folder </w:t>
       </w:r>
+      <w:proofErr w:type="spellStart"/>
       <w:r>
         <w:rPr>
           <w:rFonts w:cs="Times New Roman"/>
@@ -15253,6 +17600,7 @@
         </w:rPr>
         <w:t>weather_stations</w:t>
       </w:r>
+      <w:proofErr w:type="spellEnd"/>
       <w:r>
         <w:rPr>
           <w:rFonts w:cs="Times New Roman"/>
@@ -15296,6 +17644,7 @@
         </w:rPr>
         <w:t xml:space="preserve">bservatoire </w:t>
       </w:r>
+      <w:proofErr w:type="spellStart"/>
       <w:r>
         <w:rPr>
           <w:rFonts w:cs="Times New Roman"/>
@@ -15306,8 +17655,16 @@
         <w:rPr>
           <w:rFonts w:cs="Times New Roman"/>
         </w:rPr>
-        <w:t xml:space="preserve">olcanologique et </w:t>
-      </w:r>
+        <w:t>olcanologique</w:t>
+      </w:r>
+      <w:proofErr w:type="spellEnd"/>
+      <w:r>
+        <w:rPr>
+          <w:rFonts w:cs="Times New Roman"/>
+        </w:rPr>
+        <w:t xml:space="preserve"> et </w:t>
+      </w:r>
+      <w:proofErr w:type="spellStart"/>
       <w:r>
         <w:rPr>
           <w:rFonts w:cs="Times New Roman"/>
@@ -15318,7 +17675,14 @@
         <w:rPr>
           <w:rFonts w:cs="Times New Roman"/>
         </w:rPr>
-        <w:t xml:space="preserve">ismologique de la </w:t>
+        <w:t>ismologique</w:t>
+      </w:r>
+      <w:proofErr w:type="spellEnd"/>
+      <w:r>
+        <w:rPr>
+          <w:rFonts w:cs="Times New Roman"/>
+        </w:rPr>
+        <w:t xml:space="preserve"> de la </w:t>
       </w:r>
       <w:r>
         <w:rPr>
@@ -15336,13 +17700,27 @@
         <w:rPr>
           <w:rFonts w:cs="Times New Roman"/>
         </w:rPr>
-        <w:t xml:space="preserve"> - I</w:t>
-      </w:r>
-      <w:r>
-        <w:rPr>
-          <w:rFonts w:cs="Times New Roman"/>
-        </w:rPr>
-        <w:t>nstitut de</w:t>
+        <w:t xml:space="preserve"> - </w:t>
+      </w:r>
+      <w:proofErr w:type="spellStart"/>
+      <w:r>
+        <w:rPr>
+          <w:rFonts w:cs="Times New Roman"/>
+        </w:rPr>
+        <w:t>I</w:t>
+      </w:r>
+      <w:r>
+        <w:rPr>
+          <w:rFonts w:cs="Times New Roman"/>
+        </w:rPr>
+        <w:t>nstitut</w:t>
+      </w:r>
+      <w:proofErr w:type="spellEnd"/>
+      <w:r>
+        <w:rPr>
+          <w:rFonts w:cs="Times New Roman"/>
+        </w:rPr>
+        <w:t xml:space="preserve"> de</w:t>
       </w:r>
       <w:r>
         <w:rPr>
@@ -15485,7 +17863,35 @@
         <w:rPr>
           <w:rFonts w:asciiTheme="majorHAnsi" w:hAnsiTheme="majorHAnsi" w:cstheme="majorHAnsi"/>
         </w:rPr>
-        <w:t>run_models.py -N 100 -RS True -NS 5 -SINT 2,5 -D UTM,1774000,642900,1775995,645390 -NX 166 -NY 133 -RER True -PDEM ecdf -TS H2O -DM disgas -OH 0,1,2,4,10,20,30</w:t>
+        <w:t xml:space="preserve">run_models.py -N 100 -RS True -NS 5 -SINT 2,5 -D UTM,1774000,642900,1775995,645390 -NX 166 -NY 133 -RER True -PDEM </w:t>
+      </w:r>
+      <w:proofErr w:type="spellStart"/>
+      <w:r>
+        <w:rPr>
+          <w:rFonts w:asciiTheme="majorHAnsi" w:hAnsiTheme="majorHAnsi" w:cstheme="majorHAnsi"/>
+        </w:rPr>
+        <w:t>ecdf</w:t>
+      </w:r>
+      <w:proofErr w:type="spellEnd"/>
+      <w:r>
+        <w:rPr>
+          <w:rFonts w:asciiTheme="majorHAnsi" w:hAnsiTheme="majorHAnsi" w:cstheme="majorHAnsi"/>
+        </w:rPr>
+        <w:t xml:space="preserve"> -TS H2O -DM </w:t>
+      </w:r>
+      <w:proofErr w:type="spellStart"/>
+      <w:r>
+        <w:rPr>
+          <w:rFonts w:asciiTheme="majorHAnsi" w:hAnsiTheme="majorHAnsi" w:cstheme="majorHAnsi"/>
+        </w:rPr>
+        <w:t>disgas</w:t>
+      </w:r>
+      <w:proofErr w:type="spellEnd"/>
+      <w:r>
+        <w:rPr>
+          <w:rFonts w:asciiTheme="majorHAnsi" w:hAnsiTheme="majorHAnsi" w:cstheme="majorHAnsi"/>
+        </w:rPr>
+        <w:t xml:space="preserve"> -OH 0,1,2,4,10,20,30</w:t>
       </w:r>
     </w:p>
     <w:p>
@@ -15546,7 +17952,21 @@
         <w:rPr>
           <w:rFonts w:asciiTheme="majorHAnsi" w:hAnsiTheme="majorHAnsi" w:cstheme="majorHAnsi"/>
         </w:rPr>
-        <w:t xml:space="preserve">-PDEM ecdf </w:t>
+        <w:t xml:space="preserve">-PDEM </w:t>
+      </w:r>
+      <w:proofErr w:type="spellStart"/>
+      <w:r>
+        <w:rPr>
+          <w:rFonts w:asciiTheme="majorHAnsi" w:hAnsiTheme="majorHAnsi" w:cstheme="majorHAnsi"/>
+        </w:rPr>
+        <w:t>ecdf</w:t>
+      </w:r>
+      <w:proofErr w:type="spellEnd"/>
+      <w:r>
+        <w:rPr>
+          <w:rFonts w:asciiTheme="majorHAnsi" w:hAnsiTheme="majorHAnsi" w:cstheme="majorHAnsi"/>
+        </w:rPr>
+        <w:t xml:space="preserve"> </w:t>
       </w:r>
       <w:r>
         <w:rPr>
@@ -15558,7 +17978,21 @@
         <w:rPr>
           <w:rFonts w:asciiTheme="majorHAnsi" w:hAnsiTheme="majorHAnsi" w:cstheme="majorHAnsi"/>
         </w:rPr>
-        <w:t>TS H2O -DM disgas -OH 0,1,2,4,10,20,30</w:t>
+        <w:t xml:space="preserve">TS H2O -DM </w:t>
+      </w:r>
+      <w:proofErr w:type="spellStart"/>
+      <w:r>
+        <w:rPr>
+          <w:rFonts w:asciiTheme="majorHAnsi" w:hAnsiTheme="majorHAnsi" w:cstheme="majorHAnsi"/>
+        </w:rPr>
+        <w:t>disgas</w:t>
+      </w:r>
+      <w:proofErr w:type="spellEnd"/>
+      <w:r>
+        <w:rPr>
+          <w:rFonts w:asciiTheme="majorHAnsi" w:hAnsiTheme="majorHAnsi" w:cstheme="majorHAnsi"/>
+        </w:rPr>
+        <w:t xml:space="preserve"> -OH 0,1,2,4,10,20,30</w:t>
       </w:r>
     </w:p>
     <w:p>
@@ -15619,7 +18053,21 @@
         <w:rPr>
           <w:rFonts w:cs="Times New Roman"/>
         </w:rPr>
-        <w:t xml:space="preserve"> specified in the disgas.inp file</w:t>
+        <w:t xml:space="preserve"> specified in the </w:t>
+      </w:r>
+      <w:proofErr w:type="spellStart"/>
+      <w:r>
+        <w:rPr>
+          <w:rFonts w:cs="Times New Roman"/>
+        </w:rPr>
+        <w:t>disgas.inp</w:t>
+      </w:r>
+      <w:proofErr w:type="spellEnd"/>
+      <w:r>
+        <w:rPr>
+          <w:rFonts w:cs="Times New Roman"/>
+        </w:rPr>
+        <w:t xml:space="preserve"> file</w:t>
       </w:r>
       <w:r>
         <w:rPr>
@@ -15637,8 +18085,16 @@
         <w:rPr>
           <w:rFonts w:asciiTheme="majorHAnsi" w:hAnsiTheme="majorHAnsi" w:cstheme="majorHAnsi"/>
         </w:rPr>
-        <w:t>-PDEM ecdf</w:t>
-      </w:r>
+        <w:t xml:space="preserve">-PDEM </w:t>
+      </w:r>
+      <w:proofErr w:type="spellStart"/>
+      <w:r>
+        <w:rPr>
+          <w:rFonts w:asciiTheme="majorHAnsi" w:hAnsiTheme="majorHAnsi" w:cstheme="majorHAnsi"/>
+        </w:rPr>
+        <w:t>ecdf</w:t>
+      </w:r>
+      <w:proofErr w:type="spellEnd"/>
       <w:r>
         <w:rPr>
           <w:rFonts w:cs="Times New Roman"/>
@@ -15781,6 +18237,7 @@
         </w:rPr>
         <w:t xml:space="preserve">guess </w:t>
       </w:r>
+      <w:proofErr w:type="spellStart"/>
       <w:r>
         <w:rPr>
           <w:rFonts w:cs="Times New Roman"/>
@@ -15797,6 +18254,7 @@
         </w:rPr>
         <w:t>grd</w:t>
       </w:r>
+      <w:proofErr w:type="spellEnd"/>
       <w:r>
         <w:rPr>
           <w:rFonts w:cs="Times New Roman"/>
@@ -15861,7 +18319,7 @@
         <w:rPr>
           <w:rFonts w:cs="Times New Roman"/>
         </w:rPr>
-        <w:t>3</w:t>
+        <w:t>4</w:t>
       </w:r>
       <w:r>
         <w:rPr>
@@ -15917,7 +18375,7 @@
                     <pic:cNvPicPr/>
                   </pic:nvPicPr>
                   <pic:blipFill>
-                    <a:blip r:embed="rId25" cstate="print">
+                    <a:blip r:embed="rId27" cstate="print">
                       <a:extLst>
                         <a:ext uri="{28A0092B-C50C-407E-A947-70E740481C1C}">
                           <a14:useLocalDpi xmlns:a14="http://schemas.microsoft.com/office/drawing/2010/main" val="0"/>
@@ -15952,211 +18410,223 @@
         <w:t xml:space="preserve">Figure </w:t>
       </w:r>
       <w:r>
+        <w:t>4</w:t>
+      </w:r>
+      <w:r>
+        <w:t xml:space="preserve">. </w:t>
+      </w:r>
+      <w:r>
+        <w:t>Best guess probability map for gas source opening (from EUROVOLC WP12.2 deliverable, 2020)</w:t>
+      </w:r>
+    </w:p>
+    <w:p/>
+    <w:p>
+      <w:r>
+        <w:t xml:space="preserve">The post processing </w:t>
+      </w:r>
+      <w:r>
+        <w:t xml:space="preserve">for the case 2a </w:t>
+      </w:r>
+      <w:r>
+        <w:t>is carried out with the command</w:t>
+      </w:r>
+      <w:r>
+        <w:t>:</w:t>
+      </w:r>
+      <w:r>
+        <w:t xml:space="preserve"> </w:t>
+      </w:r>
+    </w:p>
+    <w:p>
+      <w:pPr>
+        <w:rPr>
+          <w:rFonts w:asciiTheme="majorHAnsi" w:hAnsiTheme="majorHAnsi" w:cstheme="majorHAnsi"/>
+        </w:rPr>
+      </w:pPr>
+      <w:r>
+        <w:rPr>
+          <w:rFonts w:asciiTheme="majorHAnsi" w:hAnsiTheme="majorHAnsi" w:cstheme="majorHAnsi"/>
+        </w:rPr>
+        <w:t xml:space="preserve">python </w:t>
+      </w:r>
+      <w:r>
+        <w:rPr>
+          <w:rFonts w:asciiTheme="majorHAnsi" w:hAnsiTheme="majorHAnsi" w:cstheme="majorHAnsi"/>
+        </w:rPr>
+        <w:t xml:space="preserve">../../../post_process.py </w:t>
+      </w:r>
+      <w:r>
+        <w:rPr>
+          <w:rFonts w:asciiTheme="majorHAnsi" w:hAnsiTheme="majorHAnsi" w:cstheme="majorHAnsi"/>
+        </w:rPr>
+        <w:t>-P true -ECDF True -EX 0.5,0.05,0.01 -PER True -T 3 -L 3 -D all -C True -TS H2O -S H2S -N 100 -U ppm -PT True -TP True -PL 0.1,100</w:t>
+      </w:r>
+    </w:p>
+    <w:p>
+      <w:pPr>
+        <w:rPr>
+          <w:rFonts w:cs="Times New Roman"/>
+        </w:rPr>
+      </w:pPr>
+      <w:r>
+        <w:t>In th</w:t>
+      </w:r>
+      <w:r>
+        <w:t>is stage</w:t>
+      </w:r>
+      <w:r>
+        <w:t>, the simulated water vapour</w:t>
+      </w:r>
+      <w:r>
+        <w:t xml:space="preserve"> concentration</w:t>
+      </w:r>
+      <w:r>
+        <w:t xml:space="preserve"> </w:t>
+      </w:r>
+      <w:r>
+        <w:t>is</w:t>
+      </w:r>
+      <w:r>
+        <w:t xml:space="preserve"> converted into H</w:t>
+      </w:r>
+      <w:r>
+        <w:rPr>
+          <w:vertAlign w:val="subscript"/>
+        </w:rPr>
+        <w:t>2</w:t>
+      </w:r>
+      <w:r>
+        <w:t>S concentration</w:t>
+      </w:r>
+      <w:r>
+        <w:t xml:space="preserve"> (</w:t>
+      </w:r>
+      <w:r>
+        <w:rPr>
+          <w:rFonts w:asciiTheme="majorHAnsi" w:hAnsiTheme="majorHAnsi" w:cstheme="majorHAnsi"/>
+        </w:rPr>
+        <w:t xml:space="preserve">-C True </w:t>
+      </w:r>
+      <w:r>
+        <w:rPr>
+          <w:rFonts w:asciiTheme="majorHAnsi" w:hAnsiTheme="majorHAnsi" w:cstheme="majorHAnsi"/>
+        </w:rPr>
+        <w:t xml:space="preserve">-TS </w:t>
+      </w:r>
+      <w:r>
+        <w:rPr>
+          <w:rFonts w:asciiTheme="majorHAnsi" w:hAnsiTheme="majorHAnsi" w:cstheme="majorHAnsi"/>
+        </w:rPr>
+        <w:t>H20</w:t>
+      </w:r>
+      <w:r>
+        <w:rPr>
+          <w:rFonts w:asciiTheme="majorHAnsi" w:hAnsiTheme="majorHAnsi" w:cstheme="majorHAnsi"/>
+        </w:rPr>
+        <w:t xml:space="preserve"> </w:t>
+      </w:r>
+      <w:r>
+        <w:rPr>
+          <w:rFonts w:asciiTheme="majorHAnsi" w:hAnsiTheme="majorHAnsi" w:cstheme="majorHAnsi"/>
+        </w:rPr>
+        <w:t>-S H2S</w:t>
+      </w:r>
+      <w:r>
+        <w:t>) and displayed</w:t>
+      </w:r>
+      <w:r>
+        <w:t xml:space="preserve"> in ppm</w:t>
+      </w:r>
+      <w:r>
+        <w:t xml:space="preserve"> (</w:t>
+      </w:r>
+      <w:r>
+        <w:rPr>
+          <w:rFonts w:asciiTheme="majorHAnsi" w:hAnsiTheme="majorHAnsi" w:cstheme="majorHAnsi"/>
+        </w:rPr>
+        <w:t>-U ppm</w:t>
+      </w:r>
+      <w:r>
+        <w:t>).</w:t>
+      </w:r>
+      <w:r>
+        <w:t xml:space="preserve"> Probability maps at exceedance probabilities of 50%, 5% and 1% are also requested (</w:t>
+      </w:r>
+      <w:r>
+        <w:rPr>
+          <w:rFonts w:asciiTheme="majorHAnsi" w:hAnsiTheme="majorHAnsi" w:cstheme="majorHAnsi"/>
+        </w:rPr>
+        <w:t xml:space="preserve">-ECDF True </w:t>
+      </w:r>
+      <w:r>
+        <w:rPr>
+          <w:rFonts w:asciiTheme="majorHAnsi" w:hAnsiTheme="majorHAnsi" w:cstheme="majorHAnsi"/>
+        </w:rPr>
+        <w:t>-EX 0.5</w:t>
+      </w:r>
+      <w:r>
+        <w:rPr>
+          <w:rFonts w:asciiTheme="majorHAnsi" w:hAnsiTheme="majorHAnsi" w:cstheme="majorHAnsi"/>
+        </w:rPr>
+        <w:t>,</w:t>
+      </w:r>
+      <w:r>
+        <w:rPr>
+          <w:rFonts w:asciiTheme="majorHAnsi" w:hAnsiTheme="majorHAnsi" w:cstheme="majorHAnsi"/>
+        </w:rPr>
+        <w:t>0.05</w:t>
+      </w:r>
+      <w:r>
+        <w:rPr>
+          <w:rFonts w:asciiTheme="majorHAnsi" w:hAnsiTheme="majorHAnsi" w:cstheme="majorHAnsi"/>
+        </w:rPr>
+        <w:t>,</w:t>
+      </w:r>
+      <w:r>
+        <w:rPr>
+          <w:rFonts w:asciiTheme="majorHAnsi" w:hAnsiTheme="majorHAnsi" w:cstheme="majorHAnsi"/>
+        </w:rPr>
+        <w:t>0.01</w:t>
+      </w:r>
+      <w:r>
+        <w:rPr>
+          <w:rFonts w:cs="Times New Roman"/>
+        </w:rPr>
+        <w:t xml:space="preserve">). All the probabilistic and graphical outputs are produced for the </w:t>
+      </w:r>
+      <w:r>
+        <w:rPr>
+          <w:rFonts w:cs="Times New Roman"/>
+        </w:rPr>
+        <w:t xml:space="preserve">third </w:t>
+      </w:r>
+      <w:r>
+        <w:rPr>
+          <w:rFonts w:cs="Times New Roman"/>
+        </w:rPr>
+        <w:t>time step (</w:t>
+      </w:r>
+      <w:r>
+        <w:rPr>
+          <w:rFonts w:asciiTheme="majorHAnsi" w:hAnsiTheme="majorHAnsi" w:cstheme="majorHAnsi"/>
+        </w:rPr>
+        <w:t xml:space="preserve">-T </w:t>
+      </w:r>
+      <w:r>
+        <w:rPr>
+          <w:rFonts w:asciiTheme="majorHAnsi" w:hAnsiTheme="majorHAnsi" w:cstheme="majorHAnsi"/>
+        </w:rPr>
         <w:t>3</w:t>
       </w:r>
       <w:r>
-        <w:t xml:space="preserve">. </w:t>
-      </w:r>
-      <w:r>
-        <w:t>Best guess probability map for gas source opening (from EUROVOLC WP12.2 deliverable, 2020)</w:t>
-      </w:r>
-    </w:p>
-    <w:p/>
-    <w:p>
-      <w:r>
-        <w:t xml:space="preserve">The post processing </w:t>
-      </w:r>
-      <w:r>
-        <w:t xml:space="preserve">for the case 2a </w:t>
-      </w:r>
-      <w:r>
-        <w:t>is carried out with the command</w:t>
-      </w:r>
-      <w:r>
-        <w:t>:</w:t>
-      </w:r>
-      <w:r>
-        <w:t xml:space="preserve"> </w:t>
-      </w:r>
-    </w:p>
-    <w:p>
-      <w:pPr>
-        <w:rPr>
-          <w:rFonts w:asciiTheme="majorHAnsi" w:hAnsiTheme="majorHAnsi" w:cstheme="majorHAnsi"/>
-        </w:rPr>
-      </w:pPr>
-      <w:r>
-        <w:rPr>
-          <w:rFonts w:asciiTheme="majorHAnsi" w:hAnsiTheme="majorHAnsi" w:cstheme="majorHAnsi"/>
-        </w:rPr>
-        <w:t xml:space="preserve">python </w:t>
-      </w:r>
-      <w:r>
-        <w:rPr>
-          <w:rFonts w:asciiTheme="majorHAnsi" w:hAnsiTheme="majorHAnsi" w:cstheme="majorHAnsi"/>
-        </w:rPr>
-        <w:t xml:space="preserve">../../../post_process.py </w:t>
-      </w:r>
-      <w:r>
-        <w:rPr>
-          <w:rFonts w:asciiTheme="majorHAnsi" w:hAnsiTheme="majorHAnsi" w:cstheme="majorHAnsi"/>
-        </w:rPr>
-        <w:t>-P true -ECDF True -EX 0.5,0.05,0.01 -PER True -T 3 -L 3 -D all -C True -TS H2O -S H2S -N 100 -U ppm -PT True -TP True -PL 0.1,100</w:t>
-      </w:r>
-    </w:p>
-    <w:p>
-      <w:pPr>
-        <w:rPr>
-          <w:rFonts w:cs="Times New Roman"/>
-        </w:rPr>
-      </w:pPr>
-      <w:r>
-        <w:t>In th</w:t>
-      </w:r>
-      <w:r>
-        <w:t>is stage</w:t>
-      </w:r>
-      <w:r>
-        <w:t>, the simulated water vapour</w:t>
-      </w:r>
-      <w:r>
-        <w:t xml:space="preserve"> concentration</w:t>
-      </w:r>
-      <w:r>
-        <w:t xml:space="preserve"> </w:t>
-      </w:r>
-      <w:r>
-        <w:t>is</w:t>
-      </w:r>
-      <w:r>
-        <w:t xml:space="preserve"> converted into H</w:t>
-      </w:r>
-      <w:r>
-        <w:rPr>
-          <w:vertAlign w:val="subscript"/>
-        </w:rPr>
-        <w:t>2</w:t>
-      </w:r>
-      <w:r>
-        <w:t>S concentration</w:t>
-      </w:r>
-      <w:r>
-        <w:t xml:space="preserve"> (</w:t>
-      </w:r>
-      <w:r>
-        <w:rPr>
-          <w:rFonts w:asciiTheme="majorHAnsi" w:hAnsiTheme="majorHAnsi" w:cstheme="majorHAnsi"/>
-        </w:rPr>
-        <w:t xml:space="preserve">-C True </w:t>
-      </w:r>
-      <w:r>
-        <w:rPr>
-          <w:rFonts w:asciiTheme="majorHAnsi" w:hAnsiTheme="majorHAnsi" w:cstheme="majorHAnsi"/>
-        </w:rPr>
-        <w:t xml:space="preserve">-TS </w:t>
-      </w:r>
-      <w:r>
-        <w:rPr>
-          <w:rFonts w:asciiTheme="majorHAnsi" w:hAnsiTheme="majorHAnsi" w:cstheme="majorHAnsi"/>
-        </w:rPr>
-        <w:t>H20</w:t>
-      </w:r>
-      <w:r>
-        <w:rPr>
-          <w:rFonts w:asciiTheme="majorHAnsi" w:hAnsiTheme="majorHAnsi" w:cstheme="majorHAnsi"/>
-        </w:rPr>
-        <w:t xml:space="preserve"> </w:t>
-      </w:r>
-      <w:r>
-        <w:rPr>
-          <w:rFonts w:asciiTheme="majorHAnsi" w:hAnsiTheme="majorHAnsi" w:cstheme="majorHAnsi"/>
-        </w:rPr>
-        <w:t>-S H2S</w:t>
-      </w:r>
-      <w:r>
-        <w:t>) and displayed</w:t>
-      </w:r>
-      <w:r>
-        <w:t xml:space="preserve"> in ppm</w:t>
-      </w:r>
-      <w:r>
-        <w:t xml:space="preserve"> (</w:t>
-      </w:r>
-      <w:r>
-        <w:rPr>
-          <w:rFonts w:asciiTheme="majorHAnsi" w:hAnsiTheme="majorHAnsi" w:cstheme="majorHAnsi"/>
-        </w:rPr>
-        <w:t>-U ppm</w:t>
-      </w:r>
-      <w:r>
-        <w:t>).</w:t>
-      </w:r>
-      <w:r>
-        <w:t xml:space="preserve"> Probability maps at exceedance probabilities of 50%, 5% and 1% are also requested (</w:t>
-      </w:r>
-      <w:r>
-        <w:rPr>
-          <w:rFonts w:asciiTheme="majorHAnsi" w:hAnsiTheme="majorHAnsi" w:cstheme="majorHAnsi"/>
-        </w:rPr>
-        <w:t xml:space="preserve">-ECDF True </w:t>
-      </w:r>
-      <w:r>
-        <w:rPr>
-          <w:rFonts w:asciiTheme="majorHAnsi" w:hAnsiTheme="majorHAnsi" w:cstheme="majorHAnsi"/>
-        </w:rPr>
-        <w:t>-EX 0.5</w:t>
-      </w:r>
-      <w:r>
-        <w:rPr>
-          <w:rFonts w:asciiTheme="majorHAnsi" w:hAnsiTheme="majorHAnsi" w:cstheme="majorHAnsi"/>
-        </w:rPr>
-        <w:t>,</w:t>
-      </w:r>
-      <w:r>
-        <w:rPr>
-          <w:rFonts w:asciiTheme="majorHAnsi" w:hAnsiTheme="majorHAnsi" w:cstheme="majorHAnsi"/>
-        </w:rPr>
-        <w:t>0.05</w:t>
-      </w:r>
-      <w:r>
-        <w:rPr>
-          <w:rFonts w:asciiTheme="majorHAnsi" w:hAnsiTheme="majorHAnsi" w:cstheme="majorHAnsi"/>
-        </w:rPr>
-        <w:t>,</w:t>
-      </w:r>
-      <w:r>
-        <w:rPr>
-          <w:rFonts w:asciiTheme="majorHAnsi" w:hAnsiTheme="majorHAnsi" w:cstheme="majorHAnsi"/>
-        </w:rPr>
-        <w:t>0.01</w:t>
-      </w:r>
-      <w:r>
-        <w:rPr>
-          <w:rFonts w:cs="Times New Roman"/>
-        </w:rPr>
-        <w:t xml:space="preserve">). All the probabilistic and graphical outputs are produced for the </w:t>
-      </w:r>
-      <w:r>
-        <w:rPr>
-          <w:rFonts w:cs="Times New Roman"/>
-        </w:rPr>
-        <w:t xml:space="preserve">third </w:t>
-      </w:r>
-      <w:r>
-        <w:rPr>
-          <w:rFonts w:cs="Times New Roman"/>
-        </w:rPr>
-        <w:t>time step (</w:t>
-      </w:r>
-      <w:r>
-        <w:rPr>
-          <w:rFonts w:asciiTheme="majorHAnsi" w:hAnsiTheme="majorHAnsi" w:cstheme="majorHAnsi"/>
-        </w:rPr>
-        <w:t xml:space="preserve">-T </w:t>
-      </w:r>
-      <w:r>
-        <w:rPr>
-          <w:rFonts w:asciiTheme="majorHAnsi" w:hAnsiTheme="majorHAnsi" w:cstheme="majorHAnsi"/>
+        <w:rPr>
+          <w:rFonts w:cs="Times New Roman"/>
+        </w:rPr>
+        <w:t>) (+</w:t>
+      </w:r>
+      <w:r>
+        <w:rPr>
+          <w:rFonts w:cs="Times New Roman"/>
         </w:rPr>
         <w:t>3</w:t>
       </w:r>
@@ -16164,18 +18634,6 @@
         <w:rPr>
           <w:rFonts w:cs="Times New Roman"/>
         </w:rPr>
-        <w:t>) (+</w:t>
-      </w:r>
-      <w:r>
-        <w:rPr>
-          <w:rFonts w:cs="Times New Roman"/>
-        </w:rPr>
-        <w:t>3</w:t>
-      </w:r>
-      <w:r>
-        <w:rPr>
-          <w:rFonts w:cs="Times New Roman"/>
-        </w:rPr>
         <w:t xml:space="preserve"> hours from the beginning of the simulation and emi</w:t>
       </w:r>
       <w:r>
@@ -16226,6 +18684,7 @@
         </w:rPr>
         <w:t xml:space="preserve"> hour in </w:t>
       </w:r>
+      <w:proofErr w:type="spellStart"/>
       <w:r>
         <w:rPr>
           <w:rFonts w:cs="Times New Roman"/>
@@ -16234,6 +18693,7 @@
         </w:rPr>
         <w:t>disgas.inp</w:t>
       </w:r>
+      <w:proofErr w:type="spellEnd"/>
       <w:r>
         <w:rPr>
           <w:rFonts w:cs="Times New Roman"/>
@@ -16258,6 +18718,7 @@
         </w:rPr>
         <w:t xml:space="preserve"> as specified in </w:t>
       </w:r>
+      <w:proofErr w:type="spellStart"/>
       <w:r>
         <w:rPr>
           <w:rFonts w:cs="Times New Roman"/>
@@ -16266,6 +18727,7 @@
         </w:rPr>
         <w:t>disgas.inp</w:t>
       </w:r>
+      <w:proofErr w:type="spellEnd"/>
       <w:r>
         <w:rPr>
           <w:rFonts w:cs="Times New Roman"/>
@@ -16374,11 +18836,19 @@
                 <w:b/>
               </w:rPr>
             </w:pPr>
+            <w:proofErr w:type="spellStart"/>
             <w:r>
               <w:rPr>
                 <w:b/>
               </w:rPr>
-              <w:t>Easting (m)</w:t>
+              <w:t>Easting</w:t>
+            </w:r>
+            <w:proofErr w:type="spellEnd"/>
+            <w:r>
+              <w:rPr>
+                <w:b/>
+              </w:rPr>
+              <w:t xml:space="preserve"> (m)</w:t>
             </w:r>
           </w:p>
         </w:tc>
@@ -16392,11 +18862,19 @@
                 <w:b/>
               </w:rPr>
             </w:pPr>
+            <w:proofErr w:type="spellStart"/>
             <w:r>
               <w:rPr>
                 <w:b/>
               </w:rPr>
-              <w:t xml:space="preserve">Northing (m) </w:t>
+              <w:t>Northing</w:t>
+            </w:r>
+            <w:proofErr w:type="spellEnd"/>
+            <w:r>
+              <w:rPr>
+                <w:b/>
+              </w:rPr>
+              <w:t xml:space="preserve"> (m) </w:t>
             </w:r>
           </w:p>
         </w:tc>
@@ -16410,11 +18888,33 @@
                 <w:b/>
               </w:rPr>
             </w:pPr>
+            <w:proofErr w:type="spellStart"/>
             <w:r>
               <w:rPr>
                 <w:b/>
               </w:rPr>
-              <w:t>Elevation (m above ground)</w:t>
+              <w:t>Elevation</w:t>
+            </w:r>
+            <w:proofErr w:type="spellEnd"/>
+            <w:r>
+              <w:rPr>
+                <w:b/>
+              </w:rPr>
+              <w:t xml:space="preserve"> (m </w:t>
+            </w:r>
+            <w:proofErr w:type="spellStart"/>
+            <w:r>
+              <w:rPr>
+                <w:b/>
+              </w:rPr>
+              <w:t>above</w:t>
+            </w:r>
+            <w:proofErr w:type="spellEnd"/>
+            <w:r>
+              <w:rPr>
+                <w:b/>
+              </w:rPr>
+              <w:t xml:space="preserve"> ground)</w:t>
             </w:r>
           </w:p>
         </w:tc>
@@ -16527,7 +19027,7 @@
         <w:rPr>
           <w:rFonts w:cs="Times New Roman"/>
         </w:rPr>
-        <w:t>4</w:t>
+        <w:t>5</w:t>
       </w:r>
       <w:r>
         <w:rPr>
@@ -16570,7 +19070,7 @@
                     </pic:cNvPicPr>
                   </pic:nvPicPr>
                   <pic:blipFill>
-                    <a:blip r:embed="rId26" cstate="print">
+                    <a:blip r:embed="rId28" cstate="print">
                       <a:extLst>
                         <a:ext uri="{28A0092B-C50C-407E-A947-70E740481C1C}">
                           <a14:useLocalDpi xmlns:a14="http://schemas.microsoft.com/office/drawing/2010/main" val="0"/>
@@ -16615,7 +19115,7 @@
         <w:t xml:space="preserve">Figure </w:t>
       </w:r>
       <w:r>
-        <w:t>4</w:t>
+        <w:t>5</w:t>
       </w:r>
       <w:r>
         <w:t>. H</w:t>
@@ -16665,7 +19165,7 @@
         <w:t xml:space="preserve">Fig. </w:t>
       </w:r>
       <w:r>
-        <w:t>5</w:t>
+        <w:t>6</w:t>
       </w:r>
       <w:r>
         <w:t xml:space="preserve"> shows the hazard curves (</w:t>
@@ -16738,7 +19238,7 @@
                     </pic:cNvPicPr>
                   </pic:nvPicPr>
                   <pic:blipFill>
-                    <a:blip r:embed="rId27" cstate="print">
+                    <a:blip r:embed="rId29" cstate="print">
                       <a:extLst>
                         <a:ext uri="{28A0092B-C50C-407E-A947-70E740481C1C}">
                           <a14:useLocalDpi xmlns:a14="http://schemas.microsoft.com/office/drawing/2010/main" val="0"/>
@@ -16777,7 +19277,7 @@
         <w:t xml:space="preserve">Figure </w:t>
       </w:r>
       <w:r>
-        <w:t>5</w:t>
+        <w:t>6</w:t>
       </w:r>
       <w:r>
         <w:t>. Hazard curve at the last time step of the simulation (+24 h from the beginning) in the tracking point 1 (a) and 2 (b).</w:t>
@@ -16938,7 +19438,7 @@
         <w:rPr>
           <w:rFonts w:cs="Times New Roman"/>
         </w:rPr>
-        <w:t>6</w:t>
+        <w:t>7</w:t>
       </w:r>
       <w:r>
         <w:rPr>
@@ -16975,7 +19475,7 @@
                     </pic:cNvPicPr>
                   </pic:nvPicPr>
                   <pic:blipFill>
-                    <a:blip r:embed="rId28" cstate="print">
+                    <a:blip r:embed="rId30" cstate="print">
                       <a:extLst>
                         <a:ext uri="{28A0092B-C50C-407E-A947-70E740481C1C}">
                           <a14:useLocalDpi xmlns:a14="http://schemas.microsoft.com/office/drawing/2010/main" val="0"/>
@@ -17014,7 +19514,7 @@
         <w:t xml:space="preserve">Figure </w:t>
       </w:r>
       <w:r>
-        <w:t>6</w:t>
+        <w:t>7</w:t>
       </w:r>
       <w:r>
         <w:t xml:space="preserve">. </w:t>
@@ -17069,8 +19569,13 @@
       <w:r>
         <w:t xml:space="preserve">5.3 Example 3: Mefite </w:t>
       </w:r>
-      <w:r>
-        <w:t>d’Ansanto area (Italy)</w:t>
+      <w:proofErr w:type="spellStart"/>
+      <w:r>
+        <w:t>d’Ansanto</w:t>
+      </w:r>
+      <w:proofErr w:type="spellEnd"/>
+      <w:r>
+        <w:t xml:space="preserve"> area (Italy)</w:t>
       </w:r>
       <w:bookmarkEnd w:id="28"/>
     </w:p>
@@ -17078,7 +19583,15 @@
     <w:p>
       <w:bookmarkStart w:id="29" w:name="_Hlk59545343"/>
       <w:r>
-        <w:t>Mefite d’Ansanto represents the largest natural emission of low temperature CO</w:t>
+        <w:t xml:space="preserve">Mefite </w:t>
+      </w:r>
+      <w:proofErr w:type="spellStart"/>
+      <w:r>
+        <w:t>d’Ansanto</w:t>
+      </w:r>
+      <w:proofErr w:type="spellEnd"/>
+      <w:r>
+        <w:t xml:space="preserve"> represents the largest natural emission of low temperature CO</w:t>
       </w:r>
       <w:r>
         <w:rPr>
@@ -17102,7 +19615,15 @@
         <w:t xml:space="preserve"> Mefite</w:t>
       </w:r>
       <w:r>
-        <w:t xml:space="preserve"> d’Ansanto area</w:t>
+        <w:t xml:space="preserve"> </w:t>
+      </w:r>
+      <w:proofErr w:type="spellStart"/>
+      <w:r>
+        <w:t>d’Ansanto</w:t>
+      </w:r>
+      <w:proofErr w:type="spellEnd"/>
+      <w:r>
+        <w:t xml:space="preserve"> area</w:t>
       </w:r>
       <w:r>
         <w:t xml:space="preserve">, during periods with stable atmosphere </w:t>
@@ -17859,7 +20380,31 @@
         <w:rPr>
           <w:rFonts w:cs="Times New Roman"/>
         </w:rPr>
-        <w:t>Sample outputs of example 3a are presented in figures 7 and 8. Specifically, f</w:t>
+        <w:t xml:space="preserve">Sample outputs of example 3a are presented in figures </w:t>
+      </w:r>
+      <w:r>
+        <w:rPr>
+          <w:rFonts w:cs="Times New Roman"/>
+        </w:rPr>
+        <w:t>8</w:t>
+      </w:r>
+      <w:r>
+        <w:rPr>
+          <w:rFonts w:cs="Times New Roman"/>
+        </w:rPr>
+        <w:t xml:space="preserve"> and </w:t>
+      </w:r>
+      <w:r>
+        <w:rPr>
+          <w:rFonts w:cs="Times New Roman"/>
+        </w:rPr>
+        <w:t>9</w:t>
+      </w:r>
+      <w:r>
+        <w:rPr>
+          <w:rFonts w:cs="Times New Roman"/>
+        </w:rPr>
+        <w:t>. Specifically, f</w:t>
       </w:r>
       <w:r>
         <w:rPr>
@@ -17871,7 +20416,7 @@
         <w:rPr>
           <w:rFonts w:cs="Times New Roman"/>
         </w:rPr>
-        <w:t>7</w:t>
+        <w:t>8</w:t>
       </w:r>
       <w:r>
         <w:rPr>
@@ -17902,7 +20447,7 @@
         <w:rPr>
           <w:rFonts w:cs="Times New Roman"/>
         </w:rPr>
-        <w:t>7</w:t>
+        <w:t>8</w:t>
       </w:r>
       <w:r>
         <w:rPr>
@@ -17914,7 +20459,7 @@
         <w:rPr>
           <w:rFonts w:cs="Times New Roman"/>
         </w:rPr>
-        <w:t>7</w:t>
+        <w:t>8</w:t>
       </w:r>
       <w:r>
         <w:rPr>
@@ -17984,7 +20529,7 @@
         <w:rPr>
           <w:rFonts w:cs="Times New Roman"/>
         </w:rPr>
-        <w:t>8</w:t>
+        <w:t>9</w:t>
       </w:r>
       <w:r>
         <w:rPr>
@@ -18053,7 +20598,15 @@
           </w:tcPr>
           <w:p>
             <w:r>
-              <w:t>C threshold [ppm]</w:t>
+              <w:t xml:space="preserve">C </w:t>
+            </w:r>
+            <w:proofErr w:type="spellStart"/>
+            <w:r>
+              <w:t>threshold</w:t>
+            </w:r>
+            <w:proofErr w:type="spellEnd"/>
+            <w:r>
+              <w:t xml:space="preserve"> [ppm]</w:t>
             </w:r>
           </w:p>
         </w:tc>
@@ -18064,8 +20617,13 @@
             <w:hideMark/>
           </w:tcPr>
           <w:p>
+            <w:proofErr w:type="spellStart"/>
             <w:r>
-              <w:t>Exposure time [hours]</w:t>
+              <w:t>Exposure</w:t>
+            </w:r>
+            <w:proofErr w:type="spellEnd"/>
+            <w:r>
+              <w:t xml:space="preserve"> time [hours]</w:t>
             </w:r>
           </w:p>
         </w:tc>
@@ -18273,11 +20831,10 @@
         <w:rPr>
           <w:noProof/>
         </w:rPr>
-        <w:lastRenderedPageBreak/>
         <w:drawing>
-          <wp:inline distT="0" distB="0" distL="0" distR="0" wp14:anchorId="444F8DB9" wp14:editId="22A489A7">
-            <wp:extent cx="5731510" cy="6667500"/>
-            <wp:effectExtent l="0" t="0" r="2540" b="0"/>
+          <wp:inline distT="0" distB="0" distL="0" distR="0" wp14:anchorId="444F8DB9" wp14:editId="03F514A8">
+            <wp:extent cx="4983061" cy="5796825"/>
+            <wp:effectExtent l="0" t="0" r="0" b="0"/>
             <wp:docPr id="11" name="Immagine 11"/>
             <wp:cNvGraphicFramePr>
               <a:graphicFrameLocks xmlns:a="http://schemas.openxmlformats.org/drawingml/2006/main" noChangeAspect="1"/>
@@ -18290,7 +20847,7 @@
                     <pic:cNvPicPr/>
                   </pic:nvPicPr>
                   <pic:blipFill>
-                    <a:blip r:embed="rId29">
+                    <a:blip r:embed="rId31">
                       <a:extLst>
                         <a:ext uri="{28A0092B-C50C-407E-A947-70E740481C1C}">
                           <a14:useLocalDpi xmlns:a14="http://schemas.microsoft.com/office/drawing/2010/main" val="0"/>
@@ -18305,7 +20862,7 @@
                   <pic:spPr bwMode="auto">
                     <a:xfrm>
                       <a:off x="0" y="0"/>
-                      <a:ext cx="5731510" cy="6667500"/>
+                      <a:ext cx="5001974" cy="5818827"/>
                     </a:xfrm>
                     <a:prstGeom prst="rect">
                       <a:avLst/>
@@ -18334,7 +20891,7 @@
         <w:t xml:space="preserve">Figure </w:t>
       </w:r>
       <w:r>
-        <w:t>7</w:t>
+        <w:t>8</w:t>
       </w:r>
       <w:r>
         <w:t>. CO</w:t>
@@ -18377,11 +20934,10 @@
         <w:rPr>
           <w:noProof/>
         </w:rPr>
-        <w:lastRenderedPageBreak/>
         <w:drawing>
-          <wp:inline distT="0" distB="0" distL="0" distR="0" wp14:anchorId="39DA92B0" wp14:editId="1A4B87D0">
-            <wp:extent cx="5731510" cy="6903720"/>
-            <wp:effectExtent l="0" t="0" r="2540" b="0"/>
+          <wp:inline distT="0" distB="0" distL="0" distR="0" wp14:anchorId="39DA92B0" wp14:editId="0A6765C0">
+            <wp:extent cx="5041783" cy="6072930"/>
+            <wp:effectExtent l="0" t="0" r="635" b="0"/>
             <wp:docPr id="12" name="Immagine 12"/>
             <wp:cNvGraphicFramePr>
               <a:graphicFrameLocks xmlns:a="http://schemas.openxmlformats.org/drawingml/2006/main" noChangeAspect="1"/>
@@ -18394,7 +20950,7 @@
                     <pic:cNvPicPr/>
                   </pic:nvPicPr>
                   <pic:blipFill>
-                    <a:blip r:embed="rId30">
+                    <a:blip r:embed="rId32">
                       <a:extLst>
                         <a:ext uri="{28A0092B-C50C-407E-A947-70E740481C1C}">
                           <a14:useLocalDpi xmlns:a14="http://schemas.microsoft.com/office/drawing/2010/main" val="0"/>
@@ -18409,7 +20965,7 @@
                   <pic:spPr bwMode="auto">
                     <a:xfrm>
                       <a:off x="0" y="0"/>
-                      <a:ext cx="5731510" cy="6903720"/>
+                      <a:ext cx="5068074" cy="6104598"/>
                     </a:xfrm>
                     <a:prstGeom prst="rect">
                       <a:avLst/>
@@ -18438,86 +20994,116 @@
         <w:t xml:space="preserve">Figure </w:t>
       </w:r>
       <w:r>
+        <w:t>9</w:t>
+      </w:r>
+      <w:r>
+        <w:t>. Persistence maps for CO</w:t>
+      </w:r>
+      <w:r>
+        <w:rPr>
+          <w:vertAlign w:val="subscript"/>
+        </w:rPr>
+        <w:t>2</w:t>
+      </w:r>
+      <w:r>
+        <w:t>, i.e. the probability to overcome a concentration threshold of (a) 15,000 ppm for 1 hour and (b) 30,000 ppm for 1 hour. Both maps refer to a height of 2 m above the ground.</w:t>
+      </w:r>
+    </w:p>
+    <w:p>
+      <w:r>
+        <w:t xml:space="preserve">Fig. </w:t>
+      </w:r>
+      <w:r>
+        <w:t>9</w:t>
+      </w:r>
+      <w:r>
+        <w:t>a shows the probability to overcome the concentration threshold of 15,000 ppm for at least 1 hour</w:t>
+      </w:r>
+      <w:r>
+        <w:t xml:space="preserve"> at 2 m above the ground</w:t>
+      </w:r>
+      <w:r>
+        <w:t xml:space="preserve">; Fig </w:t>
+      </w:r>
+      <w:r>
+        <w:t>9</w:t>
+      </w:r>
+      <w:r>
+        <w:t>b shows the same but for a concentration threshold of 30,000 ppm</w:t>
+      </w:r>
+      <w:r>
+        <w:t xml:space="preserve"> at 2 m above the ground</w:t>
+      </w:r>
+      <w:r>
+        <w:t xml:space="preserve">. The maps </w:t>
+      </w:r>
+      <w:r>
+        <w:t xml:space="preserve">inform us that there is a significant probability to overcome dangerous concentration thresholds at elevations that can affect a human being, particularly close to the source areas and along the valley. The probability is obviously higher for the threshold 15,000 ppm. </w:t>
+      </w:r>
+    </w:p>
+    <w:p>
+      <w:r>
+        <w:t xml:space="preserve">Figures </w:t>
+      </w:r>
+      <w:r>
+        <w:t>10</w:t>
+      </w:r>
+      <w:r>
+        <w:t xml:space="preserve"> and 1</w:t>
+      </w:r>
+      <w:r>
+        <w:t>1</w:t>
+      </w:r>
+      <w:r>
+        <w:t xml:space="preserve"> present sample results of the example </w:t>
+      </w:r>
+      <w:r>
+        <w:t>3</w:t>
+      </w:r>
+      <w:r>
+        <w:t xml:space="preserve">b, in which </w:t>
+      </w:r>
+      <w:r>
+        <w:t xml:space="preserve">DISGAS or </w:t>
+      </w:r>
+      <w:r>
+        <w:t>TWODEE-2</w:t>
+      </w:r>
+      <w:r>
+        <w:t xml:space="preserve"> are automatically used by VIGIL for each simulation depending on the source Ri number</w:t>
+      </w:r>
+      <w:r>
+        <w:t xml:space="preserve">. Specifically, </w:t>
+      </w:r>
+      <w:r>
+        <w:t xml:space="preserve">the plots are equivalent to those of example 3a and presented in fig. </w:t>
+      </w:r>
+      <w:r>
         <w:t>8</w:t>
       </w:r>
       <w:r>
-        <w:t>. Persistence maps for CO</w:t>
-      </w:r>
-      <w:r>
-        <w:rPr>
-          <w:vertAlign w:val="subscript"/>
-        </w:rPr>
-        <w:t>2</w:t>
-      </w:r>
-      <w:r>
-        <w:t>, i.e. the probability to overcome a concentration threshold of (a) 15,000 ppm for 1 hour and (b) 30,000 ppm for 1 hour. Both maps refer to a height of 2 m above the ground.</w:t>
-      </w:r>
-    </w:p>
-    <w:p>
-      <w:r>
-        <w:t xml:space="preserve">Fig. </w:t>
-      </w:r>
-      <w:r>
-        <w:t>8</w:t>
-      </w:r>
-      <w:r>
-        <w:t>a shows the probability to overcome the concentration threshold of 15,000 ppm for at least 1 hour</w:t>
-      </w:r>
-      <w:r>
-        <w:t xml:space="preserve"> at 2 m above the ground</w:t>
-      </w:r>
-      <w:r>
-        <w:t xml:space="preserve">; Fig </w:t>
-      </w:r>
-      <w:r>
-        <w:t>8</w:t>
-      </w:r>
-      <w:r>
-        <w:t>b shows the same but for a concentration threshold of 30,000 ppm</w:t>
-      </w:r>
-      <w:r>
-        <w:t xml:space="preserve"> at 2 m above the ground</w:t>
-      </w:r>
-      <w:r>
-        <w:t xml:space="preserve">. The maps </w:t>
-      </w:r>
-      <w:r>
-        <w:t xml:space="preserve">inform us that there is a significant probability to overcome dangerous concentration thresholds at elevations that can affect a human being, particularly close to the source areas and along the valley. The probability is obviously higher for the threshold 15,000 ppm. </w:t>
-      </w:r>
-    </w:p>
-    <w:p>
-      <w:r>
+        <w:t xml:space="preserve"> and </w:t>
+      </w:r>
+      <w:r>
+        <w:t>9</w:t>
+      </w:r>
+      <w:r>
+        <w:t xml:space="preserve">. </w:t>
+      </w:r>
+    </w:p>
+    <w:p>
+      <w:pPr>
+        <w:keepNext/>
+      </w:pPr>
+      <w:r>
+        <w:rPr>
+          <w:noProof/>
+        </w:rPr>
         <w:lastRenderedPageBreak/>
-        <w:t xml:space="preserve">Figures 9 and 10 present sample results of the example 3b, in which </w:t>
-      </w:r>
-      <w:r>
-        <w:t xml:space="preserve">DISGAS or </w:t>
-      </w:r>
-      <w:r>
-        <w:t>TWODEE-2</w:t>
-      </w:r>
-      <w:r>
-        <w:t xml:space="preserve"> are automatically used by VIGIL for each simulation depending on the source Ri number</w:t>
-      </w:r>
-      <w:r>
-        <w:t xml:space="preserve">. Specifically, </w:t>
-      </w:r>
-      <w:r>
-        <w:t xml:space="preserve">the plots are equivalent to those of example 3a and presented in fig. 7 and 8. </w:t>
-      </w:r>
-    </w:p>
-    <w:p>
-      <w:pPr>
-        <w:keepNext/>
-      </w:pPr>
-      <w:r>
-        <w:rPr>
-          <w:noProof/>
-        </w:rPr>
         <w:drawing>
-          <wp:inline distT="0" distB="0" distL="0" distR="0" wp14:anchorId="274F121A" wp14:editId="7EDF3CC0">
-            <wp:extent cx="5731510" cy="6667500"/>
-            <wp:effectExtent l="0" t="0" r="2540" b="0"/>
+          <wp:inline distT="0" distB="0" distL="0" distR="0" wp14:anchorId="274F121A" wp14:editId="607B48E7">
+            <wp:extent cx="5285909" cy="6149130"/>
+            <wp:effectExtent l="0" t="0" r="0" b="0"/>
             <wp:docPr id="1885497436" name="Immagine 1885497436"/>
             <wp:cNvGraphicFramePr>
               <a:graphicFrameLocks xmlns:a="http://schemas.openxmlformats.org/drawingml/2006/main" noChangeAspect="1"/>
@@ -18530,7 +21116,7 @@
                     <pic:cNvPicPr/>
                   </pic:nvPicPr>
                   <pic:blipFill>
-                    <a:blip r:embed="rId31">
+                    <a:blip r:embed="rId33">
                       <a:extLst>
                         <a:ext uri="{28A0092B-C50C-407E-A947-70E740481C1C}">
                           <a14:useLocalDpi xmlns:a14="http://schemas.microsoft.com/office/drawing/2010/main" val="0"/>
@@ -18545,7 +21131,7 @@
                   <pic:spPr bwMode="auto">
                     <a:xfrm>
                       <a:off x="0" y="0"/>
-                      <a:ext cx="5731510" cy="6667500"/>
+                      <a:ext cx="5295504" cy="6160292"/>
                     </a:xfrm>
                     <a:prstGeom prst="rect">
                       <a:avLst/>
@@ -18571,7 +21157,13 @@
         <w:pStyle w:val="Caption"/>
       </w:pPr>
       <w:r>
-        <w:t>Figure 9. CO</w:t>
+        <w:t xml:space="preserve">Figure </w:t>
+      </w:r>
+      <w:r>
+        <w:t>10</w:t>
+      </w:r>
+      <w:r>
+        <w:t>. CO</w:t>
       </w:r>
       <w:r>
         <w:rPr>
@@ -18628,7 +21220,7 @@
                     <pic:cNvPicPr/>
                   </pic:nvPicPr>
                   <pic:blipFill>
-                    <a:blip r:embed="rId32">
+                    <a:blip r:embed="rId34">
                       <a:extLst>
                         <a:ext uri="{28A0092B-C50C-407E-A947-70E740481C1C}">
                           <a14:useLocalDpi xmlns:a14="http://schemas.microsoft.com/office/drawing/2010/main" val="0"/>
@@ -18672,7 +21264,10 @@
         <w:t xml:space="preserve">Figure </w:t>
       </w:r>
       <w:r>
-        <w:t>10</w:t>
+        <w:t>1</w:t>
+      </w:r>
+      <w:r>
+        <w:t>1</w:t>
       </w:r>
       <w:r>
         <w:t>. Persistence maps for CO</w:t>
@@ -18796,7 +21391,7 @@
       <w:r>
         <w:t xml:space="preserve"> meteorological data (e.g. outputs of </w:t>
       </w:r>
-      <w:hyperlink r:id="rId33" w:history="1">
+      <w:hyperlink r:id="rId35" w:history="1">
         <w:r>
           <w:rPr>
             <w:rStyle w:val="Hyperlink"/>
@@ -18929,7 +21524,15 @@
         <w:t xml:space="preserve">Cardellini, C., Chiodini, G., Frondini, F., Avino, R., Bagnato, E., Caliro, S., and Rosiello, A., 2017. </w:t>
       </w:r>
       <w:r>
-        <w:t xml:space="preserve">Monitoring diffuse volcanic degassing during volcanic unrests: the case of Campi Flegrei (Italy). </w:t>
+        <w:t xml:space="preserve">Monitoring diffuse volcanic degassing during volcanic unrests: the case of Campi </w:t>
+      </w:r>
+      <w:proofErr w:type="spellStart"/>
+      <w:r>
+        <w:t>Flegrei</w:t>
+      </w:r>
+      <w:proofErr w:type="spellEnd"/>
+      <w:r>
+        <w:t xml:space="preserve"> (Italy). </w:t>
       </w:r>
       <w:r>
         <w:rPr>
@@ -18952,26 +21555,78 @@
         <w:t xml:space="preserve">Chiodini, G., Todesco, M., Caliro, S., Del Gaudio, C., Macedonio, G., and Russo, M., 2003. </w:t>
       </w:r>
       <w:r>
-        <w:t>Magma degassing as a trigger of bradyseismic events: T</w:t>
+        <w:t xml:space="preserve">Magma degassing as a trigger of </w:t>
+      </w:r>
+      <w:proofErr w:type="spellStart"/>
+      <w:r>
+        <w:t>bradyseismic</w:t>
+      </w:r>
+      <w:proofErr w:type="spellEnd"/>
+      <w:r>
+        <w:t xml:space="preserve"> events: T</w:t>
       </w:r>
       <w:r>
         <w:t>h</w:t>
       </w:r>
       <w:r>
-        <w:t xml:space="preserve">e case of Phlegrean Fields (Italy). </w:t>
-      </w:r>
+        <w:t xml:space="preserve">e case of </w:t>
+      </w:r>
+      <w:proofErr w:type="spellStart"/>
+      <w:r>
+        <w:t>Phlegrean</w:t>
+      </w:r>
+      <w:proofErr w:type="spellEnd"/>
+      <w:r>
+        <w:t xml:space="preserve"> Fields (Italy). </w:t>
+      </w:r>
+      <w:proofErr w:type="spellStart"/>
       <w:r>
         <w:rPr>
           <w:lang w:val="it-IT"/>
         </w:rPr>
-        <w:t>Geophysical Research Letters, 30(8).</w:t>
-      </w:r>
-    </w:p>
-    <w:p>
+        <w:t>Geophysical</w:t>
+      </w:r>
+      <w:proofErr w:type="spellEnd"/>
       <w:r>
         <w:rPr>
           <w:lang w:val="it-IT"/>
         </w:rPr>
+        <w:t xml:space="preserve"> </w:t>
+      </w:r>
+      <w:proofErr w:type="spellStart"/>
+      <w:r>
+        <w:rPr>
+          <w:lang w:val="it-IT"/>
+        </w:rPr>
+        <w:t>Research</w:t>
+      </w:r>
+      <w:proofErr w:type="spellEnd"/>
+      <w:r>
+        <w:rPr>
+          <w:lang w:val="it-IT"/>
+        </w:rPr>
+        <w:t xml:space="preserve"> </w:t>
+      </w:r>
+      <w:proofErr w:type="spellStart"/>
+      <w:r>
+        <w:rPr>
+          <w:lang w:val="it-IT"/>
+        </w:rPr>
+        <w:t>Letters</w:t>
+      </w:r>
+      <w:proofErr w:type="spellEnd"/>
+      <w:r>
+        <w:rPr>
+          <w:lang w:val="it-IT"/>
+        </w:rPr>
+        <w:t>, 30(8).</w:t>
+      </w:r>
+    </w:p>
+    <w:p>
+      <w:r>
+        <w:rPr>
+          <w:lang w:val="it-IT"/>
+        </w:rPr>
         <w:t xml:space="preserve">Chiodini, G., Granieri, D., Avino, R., Caliro, S., Costa, A., Minopoli, C., and Vilardo, G., 2010. </w:t>
       </w:r>
       <w:r>
@@ -18984,7 +21639,15 @@
         <w:t>2</w:t>
       </w:r>
       <w:r>
-        <w:t xml:space="preserve"> Earth degassing: Case of Mefite d'Ansanto (southern Apennines), Italy. Geophysical Research Letters, 37(11).</w:t>
+        <w:t xml:space="preserve"> Earth degassing: Case of Mefite </w:t>
+      </w:r>
+      <w:proofErr w:type="spellStart"/>
+      <w:r>
+        <w:t>d'Ansanto</w:t>
+      </w:r>
+      <w:proofErr w:type="spellEnd"/>
+      <w:r>
+        <w:t xml:space="preserve"> (southern Apennines), Italy. Geophysical Research Letters, 37(11).</w:t>
       </w:r>
     </w:p>
     <w:p>
@@ -19003,7 +21666,15 @@
         <w:t xml:space="preserve">Costa, A., Chiodini, G., Granieri, D., Folch, A., Hankin, R.K.S., Caliro, S., and Cardellini, C., 2008. </w:t>
       </w:r>
       <w:r>
-        <w:t>A shallow‐layer model for heavy gas dispersion from natural sources: Application and hazard assessment at Caldara di Manziana, Italy. Geochemistry, Geophysics, Geosystems, 9(3).</w:t>
+        <w:t xml:space="preserve">A shallow‐layer model for heavy gas dispersion from natural sources: Application and hazard assessment at Caldara di </w:t>
+      </w:r>
+      <w:proofErr w:type="spellStart"/>
+      <w:r>
+        <w:t>Manziana</w:t>
+      </w:r>
+      <w:proofErr w:type="spellEnd"/>
+      <w:r>
+        <w:t>, Italy. Geochemistry, Geophysics, Geosystems, 9(3).</w:t>
       </w:r>
     </w:p>
     <w:p>
@@ -19041,20 +21712,42 @@
         <w:t>-2.0</w:t>
       </w:r>
       <w:r>
-        <w:t xml:space="preserve">: a model for passive DISpersion of GAS. </w:t>
+        <w:t xml:space="preserve">: a model for passive </w:t>
+      </w:r>
+      <w:proofErr w:type="spellStart"/>
+      <w:r>
+        <w:t>DISpersion</w:t>
+      </w:r>
+      <w:proofErr w:type="spellEnd"/>
+      <w:r>
+        <w:t xml:space="preserve"> of GAS. </w:t>
       </w:r>
       <w:r>
         <w:rPr>
           <w:lang w:val="it-IT"/>
         </w:rPr>
-        <w:t>Rapporti tecnici INGV. Istituto Nazionale Di Geofisica e Vulcanologia, Italy, 332, 2039e7941.</w:t>
-      </w:r>
-    </w:p>
-    <w:p>
+        <w:t xml:space="preserve">Rapporti tecnici INGV. Istituto Nazionale Di Geofisica e Vulcanologia, </w:t>
+      </w:r>
+      <w:proofErr w:type="spellStart"/>
       <w:r>
         <w:rPr>
           <w:lang w:val="it-IT"/>
         </w:rPr>
+        <w:t>Italy</w:t>
+      </w:r>
+      <w:proofErr w:type="spellEnd"/>
+      <w:r>
+        <w:rPr>
+          <w:lang w:val="it-IT"/>
+        </w:rPr>
+        <w:t>, 332, 2039e7941.</w:t>
+      </w:r>
+    </w:p>
+    <w:p>
+      <w:r>
+        <w:rPr>
+          <w:lang w:val="it-IT"/>
+        </w:rPr>
         <w:t>Dioguardi, F., Massaro, S., Chio</w:t>
       </w:r>
       <w:r>
@@ -19064,7 +21757,31 @@
         <w:t xml:space="preserve">dini, G., Costa, A., Folch, A., Macedonio, G., Sandri, L., Selva, J., Tamburello, G., 2022. </w:t>
       </w:r>
       <w:r>
-        <w:t>VIGIL: A Python tool for automatized probabilistic VolcanIc Gas dIspersion modeLling.</w:t>
+        <w:t xml:space="preserve">VIGIL: A Python tool for automatized probabilistic </w:t>
+      </w:r>
+      <w:proofErr w:type="spellStart"/>
+      <w:r>
+        <w:t>VolcanIc</w:t>
+      </w:r>
+      <w:proofErr w:type="spellEnd"/>
+      <w:r>
+        <w:t xml:space="preserve"> Gas </w:t>
+      </w:r>
+      <w:proofErr w:type="spellStart"/>
+      <w:r>
+        <w:t>dIspersion</w:t>
+      </w:r>
+      <w:proofErr w:type="spellEnd"/>
+      <w:r>
+        <w:t xml:space="preserve"> </w:t>
+      </w:r>
+      <w:proofErr w:type="spellStart"/>
+      <w:r>
+        <w:t>modeLling</w:t>
+      </w:r>
+      <w:proofErr w:type="spellEnd"/>
+      <w:r>
+        <w:t>.</w:t>
       </w:r>
       <w:r>
         <w:t xml:space="preserve"> Annals of Geophysics, 65(1), </w:t>
@@ -19075,7 +21792,7 @@
       <w:r>
         <w:t xml:space="preserve">, </w:t>
       </w:r>
-      <w:hyperlink r:id="rId34" w:history="1">
+      <w:hyperlink r:id="rId36" w:history="1">
         <w:r>
           <w:rPr>
             <w:rStyle w:val="Hyperlink"/>
@@ -19099,7 +21816,15 @@
     </w:p>
     <w:p>
       <w:r>
-        <w:t>Edmonds, M., Grattan, J., Michnowicz, S., 2018. Volcanic gas: silent killers. In Observing the Volcano World: Volcano Crisis Communication, 65-84. Springer, Cham.</w:t>
+        <w:t xml:space="preserve">Edmonds, M., Grattan, J., </w:t>
+      </w:r>
+      <w:proofErr w:type="spellStart"/>
+      <w:r>
+        <w:t>Michnowicz</w:t>
+      </w:r>
+      <w:proofErr w:type="spellEnd"/>
+      <w:r>
+        <w:t>, S., 2018. Volcanic gas: silent killers. In Observing the Volcano World: Volcano Crisis Communication, 65-84. Springer, Cham.</w:t>
       </w:r>
     </w:p>
     <w:p>
@@ -19131,13 +21856,37 @@
     </w:p>
     <w:p>
       <w:r>
-        <w:t xml:space="preserve">Folch, A., Barcons, J., Kozono, T., and Costa, A., 2017. High-resolution modelling of atmospheric dispersion of dense gas using </w:t>
+        <w:t xml:space="preserve">Folch, A., </w:t>
+      </w:r>
+      <w:proofErr w:type="spellStart"/>
+      <w:r>
+        <w:t>Barcons</w:t>
+      </w:r>
+      <w:proofErr w:type="spellEnd"/>
+      <w:r>
+        <w:t xml:space="preserve">, J., </w:t>
+      </w:r>
+      <w:proofErr w:type="spellStart"/>
+      <w:r>
+        <w:t>Kozono</w:t>
+      </w:r>
+      <w:proofErr w:type="spellEnd"/>
+      <w:r>
+        <w:t xml:space="preserve">, T., and Costa, A., 2017. High-resolution modelling of atmospheric dispersion of dense gas using </w:t>
       </w:r>
       <w:r>
         <w:t>TWODEE-2</w:t>
       </w:r>
       <w:r>
-        <w:t>.1: application to the 1986 Lake Nyos limnic eruption. Natural Hazards and Earth System Sciences.</w:t>
+        <w:t xml:space="preserve">.1: application to the 1986 Lake </w:t>
+      </w:r>
+      <w:proofErr w:type="spellStart"/>
+      <w:r>
+        <w:t>Nyos</w:t>
+      </w:r>
+      <w:proofErr w:type="spellEnd"/>
+      <w:r>
+        <w:t xml:space="preserve"> limnic eruption. Natural Hazards and Earth System Sciences.</w:t>
       </w:r>
     </w:p>
     <w:p>
@@ -19145,12 +21894,28 @@
         <w:t xml:space="preserve">Granieri D., Costa A., Macedonio G., Chiodini G., Bisson M., 2013. </w:t>
       </w:r>
       <w:r>
-        <w:t>Carbon dioxide in the city of Naples: contri-bution and effects of the volcanic source. Journal of Volcanology and Geothermal Research, 260, 52-62.</w:t>
-      </w:r>
-    </w:p>
-    <w:p>
-      <w:r>
-        <w:t xml:space="preserve">Hankin, R.K.S., and Britter, R.E., 1999. </w:t>
+        <w:t xml:space="preserve">Carbon dioxide in the city of Naples: </w:t>
+      </w:r>
+      <w:proofErr w:type="spellStart"/>
+      <w:r>
+        <w:t>contri-bution</w:t>
+      </w:r>
+      <w:proofErr w:type="spellEnd"/>
+      <w:r>
+        <w:t xml:space="preserve"> and effects of the volcanic source. Journal of Volcanology and Geothermal Research, 260, 52-62.</w:t>
+      </w:r>
+    </w:p>
+    <w:p>
+      <w:r>
+        <w:t xml:space="preserve">Hankin, R.K.S., and </w:t>
+      </w:r>
+      <w:proofErr w:type="spellStart"/>
+      <w:r>
+        <w:t>Britter</w:t>
+      </w:r>
+      <w:proofErr w:type="spellEnd"/>
+      <w:r>
+        <w:t xml:space="preserve">, R.E., 1999. </w:t>
       </w:r>
       <w:r>
         <w:t>TWODEE-2</w:t>
@@ -19172,7 +21937,61 @@
     </w:p>
     <w:p>
       <w:r>
-        <w:t xml:space="preserve">Massaro, S., Dioguardi, F., Sandri, L., Tamburello, G., Selva, J., Moune, S., Jessop, D.E., Moretti, R., Komorowski, J.-C., Costa, A. Testing gas dispersion modelling at La Soufrière volcano (Guadeloupe, Lesser Antilles). </w:t>
+        <w:rPr>
+          <w:lang w:val="it-IT"/>
+        </w:rPr>
+        <w:t xml:space="preserve">Massaro, S., Dioguardi, F., Sandri, L., Tamburello, G., Selva, J., </w:t>
+      </w:r>
+      <w:proofErr w:type="spellStart"/>
+      <w:r>
+        <w:rPr>
+          <w:lang w:val="it-IT"/>
+        </w:rPr>
+        <w:t>Moune</w:t>
+      </w:r>
+      <w:proofErr w:type="spellEnd"/>
+      <w:r>
+        <w:rPr>
+          <w:lang w:val="it-IT"/>
+        </w:rPr>
+        <w:t xml:space="preserve">, S., </w:t>
+      </w:r>
+      <w:proofErr w:type="spellStart"/>
+      <w:r>
+        <w:rPr>
+          <w:lang w:val="it-IT"/>
+        </w:rPr>
+        <w:t>Jessop</w:t>
+      </w:r>
+      <w:proofErr w:type="spellEnd"/>
+      <w:r>
+        <w:rPr>
+          <w:lang w:val="it-IT"/>
+        </w:rPr>
+        <w:t>, D.E., Moretti, R., Komorowski, J.-C., Costa, A.</w:t>
+      </w:r>
+      <w:r>
+        <w:rPr>
+          <w:lang w:val="it-IT"/>
+        </w:rPr>
+        <w:t>, 2021.</w:t>
+      </w:r>
+      <w:r>
+        <w:rPr>
+          <w:lang w:val="it-IT"/>
+        </w:rPr>
+        <w:t xml:space="preserve"> </w:t>
+      </w:r>
+      <w:r>
+        <w:t xml:space="preserve">Testing gas dispersion modelling at La </w:t>
+      </w:r>
+      <w:proofErr w:type="spellStart"/>
+      <w:r>
+        <w:t>Soufrière</w:t>
+      </w:r>
+      <w:proofErr w:type="spellEnd"/>
+      <w:r>
+        <w:t xml:space="preserve"> volcano (Guadeloupe, Lesser Antilles). </w:t>
       </w:r>
       <w:r>
         <w:t>Journal of Volcanology and Geothermal Research</w:t>
@@ -19183,7 +22002,7 @@
       <w:r>
         <w:t xml:space="preserve"> </w:t>
       </w:r>
-      <w:hyperlink r:id="rId35" w:history="1">
+      <w:hyperlink r:id="rId37" w:history="1">
         <w:r>
           <w:rPr>
             <w:rStyle w:val="Hyperlink"/>
@@ -19225,7 +22044,15 @@
         <w:t xml:space="preserve">Pedone, M., Granieri, D., Moretti, R., Fedele, A., Troise, C., Somma, R., and De Natale, G., 2017. </w:t>
       </w:r>
       <w:r>
-        <w:t>Improved quanti-fication of CO</w:t>
+        <w:t xml:space="preserve">Improved </w:t>
+      </w:r>
+      <w:proofErr w:type="spellStart"/>
+      <w:r>
+        <w:t>quanti-fication</w:t>
+      </w:r>
+      <w:proofErr w:type="spellEnd"/>
+      <w:r>
+        <w:t xml:space="preserve"> of CO</w:t>
       </w:r>
       <w:r>
         <w:rPr>
@@ -19234,7 +22061,23 @@
         <w:t>2</w:t>
       </w:r>
       <w:r>
-        <w:t xml:space="preserve"> emission at Campi Flegrei by combined Lagrangian Stochastic and Eulerian dispersion modelling. Atmospheric Environment, 170, 1-11.</w:t>
+        <w:t xml:space="preserve"> emission at Campi </w:t>
+      </w:r>
+      <w:proofErr w:type="spellStart"/>
+      <w:r>
+        <w:t>Flegrei</w:t>
+      </w:r>
+      <w:proofErr w:type="spellEnd"/>
+      <w:r>
+        <w:t xml:space="preserve"> by combined </w:t>
+      </w:r>
+      <w:proofErr w:type="spellStart"/>
+      <w:r>
+        <w:t>Lagrangian</w:t>
+      </w:r>
+      <w:proofErr w:type="spellEnd"/>
+      <w:r>
+        <w:t xml:space="preserve"> Stochastic and Eulerian dispersion modelling. Atmospheric Environment, 170, 1-11.</w:t>
       </w:r>
     </w:p>
     <w:p>
@@ -19244,26 +22087,92 @@
         </w:rPr>
       </w:pPr>
       <w:r>
-        <w:t xml:space="preserve">Prabha T., Mursch-Radlgruber E., 1999. Modeling of diffusion in a wide Alpine Valley. </w:t>
-      </w:r>
+        <w:t>Prabha T., Mursch-</w:t>
+      </w:r>
+      <w:proofErr w:type="spellStart"/>
+      <w:r>
+        <w:t>Radlgruber</w:t>
+      </w:r>
+      <w:proofErr w:type="spellEnd"/>
+      <w:r>
+        <w:t xml:space="preserve"> E., 1999. </w:t>
+      </w:r>
+      <w:proofErr w:type="spellStart"/>
+      <w:r>
+        <w:t>Modeling</w:t>
+      </w:r>
+      <w:proofErr w:type="spellEnd"/>
+      <w:r>
+        <w:t xml:space="preserve"> of diffusion in a wide Alpine Valley. </w:t>
+      </w:r>
+      <w:proofErr w:type="spellStart"/>
       <w:r>
         <w:rPr>
           <w:lang w:val="it-IT"/>
         </w:rPr>
-        <w:t>Theor. Appl. Climatol., 64, 93-103.</w:t>
-      </w:r>
-    </w:p>
-    <w:p>
-      <w:pPr>
+        <w:t>Theor</w:t>
+      </w:r>
+      <w:proofErr w:type="spellEnd"/>
+      <w:r>
         <w:rPr>
           <w:lang w:val="it-IT"/>
         </w:rPr>
-      </w:pPr>
+        <w:t xml:space="preserve">. </w:t>
+      </w:r>
+      <w:proofErr w:type="spellStart"/>
       <w:r>
         <w:rPr>
           <w:lang w:val="it-IT"/>
         </w:rPr>
-        <w:t xml:space="preserve">Sandri, L., Costa, A., Selva, J., Tonini, R., Macedonio, G., Folch, A., and Sulpizio, R., 2016. </w:t>
+        <w:t>Appl</w:t>
+      </w:r>
+      <w:proofErr w:type="spellEnd"/>
+      <w:r>
+        <w:rPr>
+          <w:lang w:val="it-IT"/>
+        </w:rPr>
+        <w:t xml:space="preserve">. </w:t>
+      </w:r>
+      <w:proofErr w:type="spellStart"/>
+      <w:r>
+        <w:rPr>
+          <w:lang w:val="it-IT"/>
+        </w:rPr>
+        <w:t>Climatol</w:t>
+      </w:r>
+      <w:proofErr w:type="spellEnd"/>
+      <w:r>
+        <w:rPr>
+          <w:lang w:val="it-IT"/>
+        </w:rPr>
+        <w:t>., 64, 93-103.</w:t>
+      </w:r>
+    </w:p>
+    <w:p>
+      <w:pPr>
+        <w:rPr>
+          <w:lang w:val="it-IT"/>
+        </w:rPr>
+      </w:pPr>
+      <w:r>
+        <w:rPr>
+          <w:lang w:val="it-IT"/>
+        </w:rPr>
+        <w:t xml:space="preserve">Sandri, L., Costa, A., Selva, J., Tonini, R., Macedonio, G., Folch, A., and </w:t>
+      </w:r>
+      <w:proofErr w:type="spellStart"/>
+      <w:r>
+        <w:rPr>
+          <w:lang w:val="it-IT"/>
+        </w:rPr>
+        <w:t>Sulpizio</w:t>
+      </w:r>
+      <w:proofErr w:type="spellEnd"/>
+      <w:r>
+        <w:rPr>
+          <w:lang w:val="it-IT"/>
+        </w:rPr>
+        <w:t xml:space="preserve">, R., 2016. </w:t>
       </w:r>
       <w:r>
         <w:t xml:space="preserve">Beyond eruptive scenarios: assessing tephra fallout hazard from Neapolitan volcanoes. </w:t>
@@ -19288,41 +22197,105 @@
         <w:t xml:space="preserve">Selva, J., Orsi, G., Di Vito, M. A., Marzocchi, W., and Sandri, L., 2012a. </w:t>
       </w:r>
       <w:r>
-        <w:t xml:space="preserve">Probability hazard map for future vent opening at the Campi Flegrei caldera, Italy. </w:t>
-      </w:r>
+        <w:t xml:space="preserve">Probability hazard map for future vent opening at the Campi </w:t>
+      </w:r>
+      <w:proofErr w:type="spellStart"/>
+      <w:r>
+        <w:t>Flegrei</w:t>
+      </w:r>
+      <w:proofErr w:type="spellEnd"/>
+      <w:r>
+        <w:t xml:space="preserve"> caldera, Italy. </w:t>
+      </w:r>
+      <w:proofErr w:type="spellStart"/>
       <w:r>
         <w:rPr>
           <w:lang w:val="it-IT"/>
         </w:rPr>
-        <w:t xml:space="preserve">Bulletin of </w:t>
-      </w:r>
+        <w:t>Bulletin</w:t>
+      </w:r>
+      <w:proofErr w:type="spellEnd"/>
       <w:r>
         <w:rPr>
           <w:lang w:val="it-IT"/>
         </w:rPr>
+        <w:t xml:space="preserve"> of </w:t>
+      </w:r>
+      <w:proofErr w:type="spellStart"/>
+      <w:r>
+        <w:rPr>
+          <w:lang w:val="it-IT"/>
+        </w:rPr>
         <w:t>V</w:t>
       </w:r>
       <w:r>
         <w:rPr>
           <w:lang w:val="it-IT"/>
         </w:rPr>
-        <w:t>olcanology, 74(2), 497-510.</w:t>
-      </w:r>
-    </w:p>
-    <w:p>
+        <w:t>olcanology</w:t>
+      </w:r>
+      <w:proofErr w:type="spellEnd"/>
       <w:r>
         <w:rPr>
           <w:lang w:val="it-IT"/>
         </w:rPr>
+        <w:t>, 74(2), 497-510.</w:t>
+      </w:r>
+    </w:p>
+    <w:p>
+      <w:r>
+        <w:rPr>
+          <w:lang w:val="it-IT"/>
+        </w:rPr>
         <w:t xml:space="preserve">Selva, J., Marzocchi, W., Papale, P., &amp; Sandri, L., 2012b. </w:t>
       </w:r>
       <w:r>
-        <w:t>Operational eruption forecasting at high-risk volcanoes: the case of Campi Flegrei, Naples. Journal of Applied Volcanology, 1(1), 5.</w:t>
-      </w:r>
-    </w:p>
-    <w:p>
-      <w:r>
-        <w:t>Tamburello, G., Moune, S., Allard, P., Venugopal, S., Robert, V., Rosas-Carbajal, M., Deroussi, Gaëtan-Thierry Kitou, Didier, T., Komorowski, J.C., Beauducel, F., De Chabalier J.B., Le Marchand, A., Le Friant, A., Bonifacie, M., Dessert, C., and Moretti, R., 2019. Spatio-Temporal Relationships between Fumarolic Activity, Hydrothermal Fluid Circulation and Geophysical Signals at an Arc Volcano in Degassing Unrest: La Soufrière of Guadeloupe (French West Indies). Geosciences, 9(11), 480.</w:t>
+        <w:t xml:space="preserve">Operational eruption forecasting at high-risk volcanoes: the case of Campi </w:t>
+      </w:r>
+      <w:proofErr w:type="spellStart"/>
+      <w:r>
+        <w:t>Flegrei</w:t>
+      </w:r>
+      <w:proofErr w:type="spellEnd"/>
+      <w:r>
+        <w:t>, Naples. Journal of Applied Volcanology, 1(1), 5.</w:t>
+      </w:r>
+    </w:p>
+    <w:p>
+      <w:r>
+        <w:t xml:space="preserve">Tamburello, G., Moune, S., Allard, P., Venugopal, S., Robert, V., Rosas-Carbajal, M., Deroussi, Gaëtan-Thierry Kitou, Didier, T., Komorowski, J.C., </w:t>
+      </w:r>
+      <w:proofErr w:type="spellStart"/>
+      <w:r>
+        <w:t>Beauducel</w:t>
+      </w:r>
+      <w:proofErr w:type="spellEnd"/>
+      <w:r>
+        <w:t xml:space="preserve">, F., De </w:t>
+      </w:r>
+      <w:proofErr w:type="spellStart"/>
+      <w:r>
+        <w:t>Chabalier</w:t>
+      </w:r>
+      <w:proofErr w:type="spellEnd"/>
+      <w:r>
+        <w:t xml:space="preserve"> J.B., Le Marchand, A., Le Friant, A., Bonifacie, M., Dessert, C., and Moretti, R., 2019. </w:t>
+      </w:r>
+      <w:proofErr w:type="spellStart"/>
+      <w:r>
+        <w:t>Spatio</w:t>
+      </w:r>
+      <w:proofErr w:type="spellEnd"/>
+      <w:r>
+        <w:t xml:space="preserve">-Temporal Relationships between Fumarolic Activity, Hydrothermal Fluid Circulation and Geophysical Signals at an Arc Volcano in Degassing Unrest: La </w:t>
+      </w:r>
+      <w:proofErr w:type="spellStart"/>
+      <w:r>
+        <w:t>Soufrière</w:t>
+      </w:r>
+      <w:proofErr w:type="spellEnd"/>
+      <w:r>
+        <w:t xml:space="preserve"> of Guadeloupe (French West Indies). Geosciences, 9(11), 480.</w:t>
       </w:r>
     </w:p>
     <w:p>
@@ -19339,7 +22312,23 @@
           <w:rFonts w:eastAsia="Arial Unicode MS"/>
           <w:color w:val="000000"/>
         </w:rPr>
-        <w:t xml:space="preserve">Tarquini S., Isola I., Favalli M., Battistini A., 2007. </w:t>
+        <w:t xml:space="preserve">Tarquini S., Isola I., </w:t>
+      </w:r>
+      <w:proofErr w:type="spellStart"/>
+      <w:r>
+        <w:rPr>
+          <w:rFonts w:eastAsia="Arial Unicode MS"/>
+          <w:color w:val="000000"/>
+        </w:rPr>
+        <w:t>Favalli</w:t>
+      </w:r>
+      <w:proofErr w:type="spellEnd"/>
+      <w:r>
+        <w:rPr>
+          <w:rFonts w:eastAsia="Arial Unicode MS"/>
+          <w:color w:val="000000"/>
+        </w:rPr>
+        <w:t xml:space="preserve"> M., Battistini A., 2007. </w:t>
       </w:r>
       <w:r>
         <w:rPr>
@@ -19358,7 +22347,7 @@
       </w:r>
     </w:p>
     <w:sectPr>
-      <w:footerReference w:type="default" r:id="rId36"/>
+      <w:footerReference w:type="default" r:id="rId38"/>
       <w:pgSz w:w="11906" w:h="16838"/>
       <w:pgMar w:top="1440" w:right="1440" w:bottom="1440" w:left="1440" w:header="708" w:footer="708" w:gutter="0"/>
       <w:pgNumType w:start="1"/>
@@ -19432,21 +22421,7 @@
         <w:caps/>
         <w:color w:val="4472C4" w:themeColor="accent1"/>
       </w:rPr>
-      <w:t>3</w:t>
-    </w:r>
-    <w:r>
-      <w:rPr>
-        <w:caps/>
-        <w:color w:val="4472C4" w:themeColor="accent1"/>
-      </w:rPr>
-      <w:t>.</w:t>
-    </w:r>
-    <w:r>
-      <w:rPr>
-        <w:caps/>
-        <w:color w:val="4472C4" w:themeColor="accent1"/>
-      </w:rPr>
-      <w:t>8</w:t>
+      <w:t>4</w:t>
     </w:r>
   </w:p>
   <w:p>
@@ -20118,7 +23093,7 @@
         <w:rFonts w:ascii="Symbol" w:hAnsi="Symbol" w:hint="default"/>
       </w:rPr>
     </w:lvl>
-    <w:lvl w:ilvl="1" w:tplc="08090003" w:tentative="1">
+    <w:lvl w:ilvl="1" w:tplc="08090003">
       <w:start w:val="1"/>
       <w:numFmt w:val="bullet"/>
       <w:lvlText w:val="o"/>
@@ -20995,7 +23970,7 @@
         <w:ind w:left="720" w:hanging="360"/>
       </w:pPr>
     </w:lvl>
-    <w:lvl w:ilvl="1" w:tplc="08090019" w:tentative="1">
+    <w:lvl w:ilvl="1" w:tplc="08090019">
       <w:start w:val="1"/>
       <w:numFmt w:val="lowerLetter"/>
       <w:lvlText w:val="%2."/>
@@ -22634,6 +25609,19 @@
       <w:color w:val="808080"/>
     </w:rPr>
   </w:style>
+  <w:style w:type="paragraph" w:styleId="Revision">
+    <w:name w:val="Revision"/>
+    <w:hidden/>
+    <w:uiPriority w:val="99"/>
+    <w:semiHidden/>
+    <w:rsid w:val="00EE4E25"/>
+    <w:pPr>
+      <w:spacing w:after="0" w:line="240" w:lineRule="auto"/>
+    </w:pPr>
+    <w:rPr>
+      <w:rFonts w:ascii="Times New Roman" w:hAnsi="Times New Roman"/>
+    </w:rPr>
+  </w:style>
 </w:styles>
 </file>
 

--- a/Manual/User_Manual.docx
+++ b/Manual/User_Manual.docx
@@ -41,72 +41,8 @@
         <w:rPr>
           <w:lang w:val="it-IT"/>
         </w:rPr>
-        <w:t xml:space="preserve">: a tool for </w:t>
-      </w:r>
-      <w:proofErr w:type="spellStart"/>
-      <w:r>
-        <w:rPr>
-          <w:lang w:val="it-IT"/>
-        </w:rPr>
-        <w:t>Automatized</w:t>
-      </w:r>
-      <w:proofErr w:type="spellEnd"/>
-      <w:r>
-        <w:rPr>
-          <w:lang w:val="it-IT"/>
-        </w:rPr>
-        <w:t xml:space="preserve"> </w:t>
-      </w:r>
-      <w:proofErr w:type="spellStart"/>
-      <w:r>
-        <w:rPr>
-          <w:lang w:val="it-IT"/>
-        </w:rPr>
-        <w:t>Probabilistic</w:t>
-      </w:r>
-      <w:proofErr w:type="spellEnd"/>
-      <w:r>
-        <w:rPr>
-          <w:lang w:val="it-IT"/>
-        </w:rPr>
-        <w:t xml:space="preserve"> </w:t>
-      </w:r>
-      <w:proofErr w:type="spellStart"/>
-      <w:r>
-        <w:rPr>
-          <w:lang w:val="it-IT"/>
-        </w:rPr>
-        <w:t>Volcanic</w:t>
-      </w:r>
-      <w:proofErr w:type="spellEnd"/>
-      <w:r>
-        <w:rPr>
-          <w:lang w:val="it-IT"/>
-        </w:rPr>
-        <w:t xml:space="preserve"> Gas </w:t>
-      </w:r>
-      <w:proofErr w:type="spellStart"/>
-      <w:r>
-        <w:rPr>
-          <w:lang w:val="it-IT"/>
-        </w:rPr>
-        <w:t>Dispersion</w:t>
-      </w:r>
-      <w:proofErr w:type="spellEnd"/>
-      <w:r>
-        <w:rPr>
-          <w:lang w:val="it-IT"/>
-        </w:rPr>
-        <w:t xml:space="preserve"> </w:t>
-      </w:r>
-      <w:proofErr w:type="spellStart"/>
-      <w:r>
-        <w:rPr>
-          <w:lang w:val="it-IT"/>
-        </w:rPr>
-        <w:t>Modelling</w:t>
-      </w:r>
-      <w:proofErr w:type="spellEnd"/>
+        <w:t>: a tool for Automatized Probabilistic Volcanic Gas Dispersion Modelling</w:t>
+      </w:r>
     </w:p>
     <w:p>
       <w:pPr>
@@ -232,47 +168,36 @@
           <w:sz w:val="28"/>
           <w:lang w:val="it-IT"/>
         </w:rPr>
-        <w:t xml:space="preserve">lla Terra e </w:t>
-      </w:r>
-      <w:proofErr w:type="spellStart"/>
+        <w:t>lla Terra e Geoambientali</w:t>
+      </w:r>
       <w:r>
         <w:rPr>
           <w:sz w:val="28"/>
           <w:lang w:val="it-IT"/>
         </w:rPr>
-        <w:t>Geoambientali</w:t>
-      </w:r>
-      <w:proofErr w:type="spellEnd"/>
+        <w:t xml:space="preserve">, </w:t>
+      </w:r>
       <w:r>
         <w:rPr>
           <w:sz w:val="28"/>
           <w:lang w:val="it-IT"/>
         </w:rPr>
-        <w:t xml:space="preserve">, </w:t>
+        <w:t>Bari</w:t>
       </w:r>
       <w:r>
         <w:rPr>
           <w:sz w:val="28"/>
           <w:lang w:val="it-IT"/>
         </w:rPr>
-        <w:t>Bari</w:t>
+        <w:t xml:space="preserve">, </w:t>
       </w:r>
       <w:r>
         <w:rPr>
           <w:sz w:val="28"/>
           <w:lang w:val="it-IT"/>
         </w:rPr>
-        <w:t xml:space="preserve">, </w:t>
-      </w:r>
-      <w:proofErr w:type="spellStart"/>
-      <w:r>
-        <w:rPr>
-          <w:sz w:val="28"/>
-          <w:lang w:val="it-IT"/>
-        </w:rPr>
         <w:t>Italy</w:t>
       </w:r>
-      <w:proofErr w:type="spellEnd"/>
     </w:p>
     <w:p>
       <w:pPr>
@@ -1882,31 +1807,147 @@
         <w:t xml:space="preserve"> (</w:t>
       </w:r>
       <w:r>
-        <w:t xml:space="preserve">automatic probabilistic </w:t>
-      </w:r>
-      <w:proofErr w:type="spellStart"/>
-      <w:r>
-        <w:t>VolcanIc</w:t>
-      </w:r>
-      <w:proofErr w:type="spellEnd"/>
-      <w:r>
-        <w:t xml:space="preserve"> Gas </w:t>
-      </w:r>
-      <w:proofErr w:type="spellStart"/>
-      <w:r>
-        <w:t>dIspersion</w:t>
-      </w:r>
-      <w:proofErr w:type="spellEnd"/>
+        <w:t>automatic probabilistic VolcanIc Gas dIspersion modeLling</w:t>
+      </w:r>
+      <w:r>
+        <w:t xml:space="preserve">) tool is a collection of Python scripts designed to aid the user with the usage of gas dispersion models (both passive gas dispersion and heavy gas flow) and to automatically perform probabilistic simulations. Two open-source Eulerian models are supported: DISGAS </w:t>
+      </w:r>
+      <w:r>
+        <w:t>v</w:t>
+      </w:r>
+      <w:r>
+        <w:t>2.</w:t>
+      </w:r>
+      <w:r>
+        <w:t>5.</w:t>
+      </w:r>
+      <w:r>
+        <w:t>1</w:t>
+      </w:r>
+      <w:r>
+        <w:t xml:space="preserve"> (Costa et al., 2005; Costa and Macedonio, 2016) and </w:t>
+      </w:r>
+      <w:r>
+        <w:t>TWODEE-2</w:t>
+      </w:r>
       <w:r>
         <w:t xml:space="preserve"> </w:t>
       </w:r>
-      <w:proofErr w:type="spellStart"/>
-      <w:r>
-        <w:t>modeLling</w:t>
-      </w:r>
-      <w:proofErr w:type="spellEnd"/>
-      <w:r>
-        <w:t xml:space="preserve">) tool is a collection of Python scripts designed to aid the user with the usage of gas dispersion models (both passive gas dispersion and heavy gas flow) and to automatically perform probabilistic simulations. Two open-source Eulerian models are supported: DISGAS </w:t>
+      <w:r>
+        <w:t>v2.</w:t>
+      </w:r>
+      <w:r>
+        <w:t>6</w:t>
+      </w:r>
+      <w:r>
+        <w:t xml:space="preserve"> </w:t>
+      </w:r>
+      <w:r>
+        <w:t>(Hankin and Britter, 1999; Folch et al., 2009), which are coupled with a mass-consistent Diagnostic Wind Model (</w:t>
+      </w:r>
+      <w:r>
+        <w:t>DIAGNO v1.</w:t>
+      </w:r>
+      <w:r>
+        <w:t>2.3</w:t>
+      </w:r>
+      <w:r>
+        <w:t xml:space="preserve">, Douglas et al., 1990). Both models are written in Fortran-90 while </w:t>
+      </w:r>
+      <w:r>
+        <w:t>VIGIL</w:t>
+      </w:r>
+      <w:r>
+        <w:t xml:space="preserve"> is implemented through Python v3, an open-source, general-purpose, interpreted high-level programming language. </w:t>
+      </w:r>
+    </w:p>
+    <w:p>
+      <w:pPr>
+        <w:pStyle w:val="Heading1"/>
+      </w:pPr>
+      <w:bookmarkStart w:id="1" w:name="_Toc205721541"/>
+      <w:r>
+        <w:t xml:space="preserve">1. </w:t>
+      </w:r>
+      <w:r>
+        <w:t>Introduction</w:t>
+      </w:r>
+      <w:bookmarkEnd w:id="1"/>
+    </w:p>
+    <w:p>
+      <w:pPr>
+        <w:jc w:val="both"/>
+      </w:pPr>
+      <w:r>
+        <w:t xml:space="preserve">Volcanic eruptions are very hazardous events which can have a devastating impact on human settlements worldwide. In the last decades, probabilistic volcanic hazard assessment methodologies have allowed the quantification of intrinsic uncertainties related to volcanic eruptions, which play a fundamental role in risk reduction strategies, making them of interest to both scientists and decision makers (e.g., Marzocchi et al., 2006; Selva et al., 2012a,b; Sandri et al., 2016). In this scenario, the study of gas dispersion is a key for the understanding the </w:t>
+      </w:r>
+      <w:r>
+        <w:t>physic</w:t>
+      </w:r>
+      <w:r>
+        <w:t xml:space="preserve">-chemical changes occurring in the magmatic feeding system or in the hydrothermal aquifer (i.e., Edmonds et al. 2018; Massaro et al., </w:t>
+      </w:r>
+      <w:r>
+        <w:t>2021</w:t>
+      </w:r>
+      <w:r>
+        <w:t xml:space="preserve">), irrespective of magmatic and non-magmatic unrest. In last the decades, numerical modelling has investigated on the different </w:t>
+      </w:r>
+      <w:r>
+        <w:t>behaviour</w:t>
+      </w:r>
+      <w:r>
+        <w:t xml:space="preserve"> of both heavy (e.g. Costa et al., 2008; Folch et al., 2009, 2017) and light volcanic gases (e.g., Costa et al., 2005; Chiodini et al., 2010, Granieri et al., 2013; Pedone et al., 2017) accounting for topographic effects, variation of atmospheric conditions and wind directions. For a gas denser than air, the flow </w:t>
+      </w:r>
+      <w:r>
+        <w:t>behaviour</w:t>
+      </w:r>
+      <w:r>
+        <w:t xml:space="preserve"> over complex topography is generally described using depth-averaged variables (shallow layer approach, e.g., Hankin and Britter, 1999), while for dispersion of a diluted gas passively driven by wind advection and atmospheric turbulence, simpler advection-diffusion equations can be solved (e.g. Prabha and Mursch-Radlgruber, 1999).</w:t>
+      </w:r>
+    </w:p>
+    <w:p>
+      <w:pPr>
+        <w:jc w:val="both"/>
+      </w:pPr>
+      <w:r>
+        <w:t xml:space="preserve">Here we present </w:t>
+      </w:r>
+      <w:r>
+        <w:t>the new version of</w:t>
+      </w:r>
+      <w:r>
+        <w:t xml:space="preserve"> </w:t>
+      </w:r>
+      <w:r>
+        <w:t>VIGIL</w:t>
+      </w:r>
+      <w:r>
+        <w:t xml:space="preserve"> (v1.3</w:t>
+      </w:r>
+      <w:r>
+        <w:t>.</w:t>
+      </w:r>
+      <w:r>
+        <w:t>7</w:t>
+      </w:r>
+      <w:r>
+        <w:t>)</w:t>
+      </w:r>
+      <w:r>
+        <w:t xml:space="preserve">, which </w:t>
+      </w:r>
+      <w:r>
+        <w:t>builds on the previously presented v1.</w:t>
+      </w:r>
+      <w:r>
+        <w:t>3</w:t>
+      </w:r>
+      <w:r>
+        <w:t xml:space="preserve"> (Dioguardi et al. 2022) and </w:t>
+      </w:r>
+      <w:r>
+        <w:t xml:space="preserve">is designed to control an automatic simulation routine and environment for DISGAS </w:t>
       </w:r>
       <w:r>
         <w:t>v</w:t>
@@ -1915,10 +1956,7 @@
         <w:t>2.</w:t>
       </w:r>
       <w:r>
-        <w:t>5.</w:t>
-      </w:r>
-      <w:r>
-        <w:t>1</w:t>
+        <w:t>6</w:t>
       </w:r>
       <w:r>
         <w:t xml:space="preserve"> (Costa et al., 2005; Costa and Macedonio, 2016) and </w:t>
@@ -1936,179 +1974,13 @@
         <w:t>6</w:t>
       </w:r>
       <w:r>
+        <w:t>.3</w:t>
+      </w:r>
+      <w:r>
         <w:t xml:space="preserve"> </w:t>
       </w:r>
       <w:r>
-        <w:t xml:space="preserve">(Hankin and </w:t>
-      </w:r>
-      <w:proofErr w:type="spellStart"/>
-      <w:r>
-        <w:t>Britter</w:t>
-      </w:r>
-      <w:proofErr w:type="spellEnd"/>
-      <w:r>
-        <w:t>, 1999; Folch et al., 2009), which are coupled with a mass-consistent Diagnostic Wind Model (</w:t>
-      </w:r>
-      <w:r>
-        <w:t>DIAGNO v1.</w:t>
-      </w:r>
-      <w:r>
-        <w:t>2.3</w:t>
-      </w:r>
-      <w:r>
-        <w:t xml:space="preserve">, Douglas et al., 1990). Both models are written in Fortran-90 while </w:t>
-      </w:r>
-      <w:r>
-        <w:t>VIGIL</w:t>
-      </w:r>
-      <w:r>
-        <w:t xml:space="preserve"> is implemented through Python v3, an open-source, general-purpose, interpreted high-level programming language. </w:t>
-      </w:r>
-    </w:p>
-    <w:p>
-      <w:pPr>
-        <w:pStyle w:val="Heading1"/>
-      </w:pPr>
-      <w:bookmarkStart w:id="1" w:name="_Toc205721541"/>
-      <w:r>
-        <w:t xml:space="preserve">1. </w:t>
-      </w:r>
-      <w:r>
-        <w:t>Introduction</w:t>
-      </w:r>
-      <w:bookmarkEnd w:id="1"/>
-    </w:p>
-    <w:p>
-      <w:pPr>
-        <w:jc w:val="both"/>
-      </w:pPr>
-      <w:r>
-        <w:t xml:space="preserve">Volcanic eruptions are very hazardous events which can have a devastating impact on human settlements worldwide. In the last decades, probabilistic volcanic hazard assessment methodologies have allowed the quantification of intrinsic uncertainties related to volcanic eruptions, which play a fundamental role in risk reduction strategies, making them of interest to both scientists and decision makers (e.g., Marzocchi et al., 2006; Selva et al., 2012a,b; Sandri et al., 2016). In this scenario, the study of gas dispersion is a key for the understanding the </w:t>
-      </w:r>
-      <w:r>
-        <w:t>physic</w:t>
-      </w:r>
-      <w:r>
-        <w:t xml:space="preserve">-chemical changes occurring in the magmatic feeding system or in the hydrothermal aquifer (i.e., Edmonds et al. 2018; Massaro et al., </w:t>
-      </w:r>
-      <w:r>
-        <w:t>2021</w:t>
-      </w:r>
-      <w:r>
-        <w:t xml:space="preserve">), irrespective of magmatic and non-magmatic unrest. In last the decades, numerical modelling has investigated on the different </w:t>
-      </w:r>
-      <w:r>
-        <w:t>behaviour</w:t>
-      </w:r>
-      <w:r>
-        <w:t xml:space="preserve"> of both heavy (e.g. Costa et al., 2008; Folch et al., 2009, 2017) and light volcanic gases (e.g., Costa et al., 2005; Chiodini et al., 2010, Granieri et al., 2013; Pedone et al., 2017) accounting for topographic effects, variation of atmospheric conditions and wind directions. For a gas denser than air, the flow </w:t>
-      </w:r>
-      <w:r>
-        <w:t>behaviour</w:t>
-      </w:r>
-      <w:r>
-        <w:t xml:space="preserve"> over complex topography is generally described using depth-averaged variables (shallow layer approach, e.g., Hankin and </w:t>
-      </w:r>
-      <w:proofErr w:type="spellStart"/>
-      <w:r>
-        <w:t>Britter</w:t>
-      </w:r>
-      <w:proofErr w:type="spellEnd"/>
-      <w:r>
-        <w:t>, 1999), while for dispersion of a diluted gas passively driven by wind advection and atmospheric turbulence, simpler advection-diffusion equations can be solved (e.g. Prabha and Mursch-</w:t>
-      </w:r>
-      <w:proofErr w:type="spellStart"/>
-      <w:r>
-        <w:t>Radlgruber</w:t>
-      </w:r>
-      <w:proofErr w:type="spellEnd"/>
-      <w:r>
-        <w:t>, 1999).</w:t>
-      </w:r>
-    </w:p>
-    <w:p>
-      <w:pPr>
-        <w:jc w:val="both"/>
-      </w:pPr>
-      <w:r>
-        <w:t xml:space="preserve">Here we present </w:t>
-      </w:r>
-      <w:r>
-        <w:t>the new version of</w:t>
-      </w:r>
-      <w:r>
-        <w:t xml:space="preserve"> </w:t>
-      </w:r>
-      <w:r>
-        <w:t>VIGIL</w:t>
-      </w:r>
-      <w:r>
-        <w:t xml:space="preserve"> (v1.3</w:t>
-      </w:r>
-      <w:r>
-        <w:t>.</w:t>
-      </w:r>
-      <w:r>
-        <w:t>7</w:t>
-      </w:r>
-      <w:r>
-        <w:t>)</w:t>
-      </w:r>
-      <w:r>
-        <w:t xml:space="preserve">, which </w:t>
-      </w:r>
-      <w:r>
-        <w:t>builds on the previously presented v1.</w:t>
-      </w:r>
-      <w:r>
-        <w:t>3</w:t>
-      </w:r>
-      <w:r>
-        <w:t xml:space="preserve"> (Dioguardi et al. 2022) and </w:t>
-      </w:r>
-      <w:r>
-        <w:t xml:space="preserve">is designed to control an automatic simulation routine and environment for DISGAS </w:t>
-      </w:r>
-      <w:r>
-        <w:t>v</w:t>
-      </w:r>
-      <w:r>
-        <w:t>2.</w:t>
-      </w:r>
-      <w:r>
-        <w:t>6</w:t>
-      </w:r>
-      <w:r>
-        <w:t xml:space="preserve"> (Costa et al., 2005; Costa and Macedonio, 2016) and </w:t>
-      </w:r>
-      <w:r>
-        <w:t>TWODEE-2</w:t>
-      </w:r>
-      <w:r>
-        <w:t xml:space="preserve"> </w:t>
-      </w:r>
-      <w:r>
-        <w:t>v2.</w:t>
-      </w:r>
-      <w:r>
-        <w:t>6</w:t>
-      </w:r>
-      <w:r>
-        <w:t>.3</w:t>
-      </w:r>
-      <w:r>
-        <w:t xml:space="preserve"> </w:t>
-      </w:r>
-      <w:r>
-        <w:t xml:space="preserve">(Hankin and </w:t>
-      </w:r>
-      <w:proofErr w:type="spellStart"/>
-      <w:r>
-        <w:t>Britter</w:t>
-      </w:r>
-      <w:proofErr w:type="spellEnd"/>
-      <w:r>
-        <w:t>, 1999; Folch et al., 2009) coupled with a mass-consistent Diagnostic Wind Model (D</w:t>
+        <w:t>(Hankin and Britter, 1999; Folch et al., 2009) coupled with a mass-consistent Diagnostic Wind Model (D</w:t>
       </w:r>
       <w:r>
         <w:t>IAGNO v1.</w:t>
@@ -2971,7 +2843,6 @@
       <w:r>
         <w:t xml:space="preserve"> and </w:t>
       </w:r>
-      <w:proofErr w:type="spellStart"/>
       <w:r>
         <w:rPr>
           <w:i/>
@@ -2988,7 +2859,6 @@
         </w:rPr>
         <w:t>z</w:t>
       </w:r>
-      <w:proofErr w:type="spellEnd"/>
       <w:r>
         <w:t xml:space="preserve"> are the diagonal scaled diffusion coefficients and </w:t>
       </w:r>
@@ -3390,7 +3260,6 @@
       <w:r>
         <w:t xml:space="preserve">Where </w:t>
       </w:r>
-      <w:proofErr w:type="spellStart"/>
       <w:r>
         <w:rPr>
           <w:rFonts w:ascii="Noto Sans Symbols" w:eastAsia="Noto Sans Symbols" w:hAnsi="Noto Sans Symbols" w:cs="Noto Sans Symbols"/>
@@ -3406,11 +3275,9 @@
         </w:rPr>
         <w:t>g</w:t>
       </w:r>
-      <w:proofErr w:type="spellEnd"/>
       <w:r>
         <w:t xml:space="preserve"> and </w:t>
       </w:r>
-      <w:proofErr w:type="spellStart"/>
       <w:r>
         <w:rPr>
           <w:rFonts w:ascii="Noto Sans Symbols" w:eastAsia="Noto Sans Symbols" w:hAnsi="Noto Sans Symbols" w:cs="Noto Sans Symbols"/>
@@ -3426,7 +3293,6 @@
         </w:rPr>
         <w:t>a</w:t>
       </w:r>
-      <w:proofErr w:type="spellEnd"/>
       <w:r>
         <w:t xml:space="preserve"> are the air and the gas densities</w:t>
       </w:r>
@@ -3600,7 +3466,6 @@
       <w:r>
         <w:t xml:space="preserve"> code solves a time-dependent model for the flow of a heavy gas based on the shallow layer approach. It is built on the depth-averaged equations for a gas cloud resulting from mixing a gas of density </w:t>
       </w:r>
-      <w:proofErr w:type="spellStart"/>
       <w:r>
         <w:rPr>
           <w:i/>
@@ -3614,11 +3479,9 @@
         </w:rPr>
         <w:t>g</w:t>
       </w:r>
-      <w:proofErr w:type="spellEnd"/>
       <w:r>
         <w:t xml:space="preserve"> with an ambient fluid (air) of density </w:t>
       </w:r>
-      <w:proofErr w:type="spellStart"/>
       <w:r>
         <w:rPr>
           <w:i/>
@@ -3632,11 +3495,9 @@
         </w:rPr>
         <w:t>a</w:t>
       </w:r>
-      <w:proofErr w:type="spellEnd"/>
       <w:r>
         <w:t xml:space="preserve"> (</w:t>
       </w:r>
-      <w:proofErr w:type="spellStart"/>
       <w:r>
         <w:rPr>
           <w:i/>
@@ -3650,11 +3511,9 @@
         </w:rPr>
         <w:t>g</w:t>
       </w:r>
-      <w:proofErr w:type="spellEnd"/>
       <w:r>
         <w:t xml:space="preserve"> &gt; </w:t>
       </w:r>
-      <w:proofErr w:type="spellStart"/>
       <w:r>
         <w:rPr>
           <w:i/>
@@ -3668,7 +3527,6 @@
         </w:rPr>
         <w:t>a</w:t>
       </w:r>
-      <w:proofErr w:type="spellEnd"/>
       <w:r>
         <w:t xml:space="preserve">). </w:t>
       </w:r>
@@ -3676,15 +3534,7 @@
         <w:t>TWODEE-2</w:t>
       </w:r>
       <w:r>
-        <w:t xml:space="preserve"> is derived from the optimization and improvement of a previous Fortran-77 version developed by Hankin and </w:t>
-      </w:r>
-      <w:proofErr w:type="spellStart"/>
-      <w:r>
-        <w:t>Britter</w:t>
-      </w:r>
-      <w:proofErr w:type="spellEnd"/>
-      <w:r>
-        <w:t xml:space="preserve"> (1999). Under the assumption that </w:t>
+        <w:t xml:space="preserve"> is derived from the optimization and improvement of a previous Fortran-77 version developed by Hankin and Britter (1999). Under the assumption that </w:t>
       </w:r>
       <w:r>
         <w:rPr>
@@ -3711,15 +3561,7 @@
         <w:t>TWODEE-2</w:t>
       </w:r>
       <w:r>
-        <w:t xml:space="preserve"> allows the option “MET_NC”, to use outputs of numerical weather prediction or reanalysis models in </w:t>
-      </w:r>
-      <w:proofErr w:type="spellStart"/>
-      <w:r>
-        <w:t>NetCDF</w:t>
-      </w:r>
-      <w:proofErr w:type="spellEnd"/>
-      <w:r>
-        <w:t xml:space="preserve"> format. This option is ideal for using high-resolution meteorology obtained by running a numerical weather prediction model.</w:t>
+        <w:t xml:space="preserve"> allows the option “MET_NC”, to use outputs of numerical weather prediction or reanalysis models in NetCDF format. This option is ideal for using high-resolution meteorology obtained by running a numerical weather prediction model.</w:t>
       </w:r>
     </w:p>
     <w:p/>
@@ -3973,29 +3815,13 @@
         <w:t xml:space="preserve"> an Empirical Cumulative Distribution Function (ECDF) (random source emission). A combination of fixed and random emissions is also possible. </w:t>
       </w:r>
       <w:r>
-        <w:t xml:space="preserve">This script is also optionally interfaced with </w:t>
-      </w:r>
-      <w:proofErr w:type="spellStart"/>
-      <w:r>
-        <w:t>Slurm</w:t>
-      </w:r>
-      <w:proofErr w:type="spellEnd"/>
-      <w:r>
-        <w:t xml:space="preserve"> Workload Manager to run DIAGNO, DISGAS and </w:t>
+        <w:t xml:space="preserve">This script is also optionally interfaced with Slurm Workload Manager to run DIAGNO, DISGAS and </w:t>
       </w:r>
       <w:r>
         <w:t>TWODEE-2</w:t>
       </w:r>
       <w:r>
-        <w:t xml:space="preserve"> on a cluster using the available resources with </w:t>
-      </w:r>
-      <w:proofErr w:type="spellStart"/>
-      <w:r>
-        <w:t>Slurm</w:t>
-      </w:r>
-      <w:proofErr w:type="spellEnd"/>
-      <w:r>
-        <w:t xml:space="preserve">. </w:t>
+        <w:t xml:space="preserve"> on a cluster using the available resources with Slurm. </w:t>
       </w:r>
       <w:r>
         <w:t xml:space="preserve">In the latest version, an automatic scenario detection has been introduced, i.e., VIGIL calculates </w:t>
@@ -4095,15 +3921,7 @@
         <w:t xml:space="preserve"> shows </w:t>
       </w:r>
       <w:r>
-        <w:t>the workflow composed by the three stages (</w:t>
-      </w:r>
-      <w:proofErr w:type="spellStart"/>
-      <w:r>
-        <w:t>retrival</w:t>
-      </w:r>
-      <w:proofErr w:type="spellEnd"/>
-      <w:r>
-        <w:t xml:space="preserve"> and managing of weather data, running of the models and the post-processing). </w:t>
+        <w:t xml:space="preserve">the workflow composed by the three stages (retrival and managing of weather data, running of the models and the post-processing). </w:t>
       </w:r>
     </w:p>
     <w:p>
@@ -4274,14 +4092,12 @@
       <w:r>
         <w:t xml:space="preserve"> (</w:t>
       </w:r>
-      <w:proofErr w:type="spellStart"/>
       <w:r>
         <w:rPr>
           <w:rFonts w:asciiTheme="majorHAnsi" w:hAnsiTheme="majorHAnsi" w:cstheme="majorHAnsi"/>
         </w:rPr>
         <w:t>diagno</w:t>
       </w:r>
-      <w:proofErr w:type="spellEnd"/>
       <w:r>
         <w:t>)</w:t>
       </w:r>
@@ -4291,14 +4107,12 @@
       <w:r>
         <w:t>(</w:t>
       </w:r>
-      <w:proofErr w:type="spellStart"/>
       <w:r>
         <w:rPr>
           <w:rFonts w:asciiTheme="majorHAnsi" w:hAnsiTheme="majorHAnsi" w:cstheme="majorHAnsi"/>
         </w:rPr>
         <w:t>disgas</w:t>
       </w:r>
-      <w:proofErr w:type="spellEnd"/>
       <w:r>
         <w:t xml:space="preserve">) </w:t>
       </w:r>
@@ -4545,19 +4359,11 @@
           <w:numId w:val="2"/>
         </w:numPr>
       </w:pPr>
-      <w:proofErr w:type="spellStart"/>
       <w:r>
         <w:rPr>
           <w:b/>
         </w:rPr>
-        <w:t>grib</w:t>
-      </w:r>
-      <w:proofErr w:type="spellEnd"/>
-      <w:r>
-        <w:rPr>
-          <w:b/>
-        </w:rPr>
-        <w:t>-tools</w:t>
+        <w:t>grib-tools</w:t>
       </w:r>
       <w:r>
         <w:t>: for Windows, chocolatey</w:t>
@@ -4591,7 +4397,6 @@
           <w:numId w:val="2"/>
         </w:numPr>
       </w:pPr>
-      <w:proofErr w:type="spellStart"/>
       <w:r>
         <w:rPr>
           <w:b/>
@@ -4599,7 +4404,6 @@
         </w:rPr>
         <w:t>eccodes</w:t>
       </w:r>
-      <w:proofErr w:type="spellEnd"/>
       <w:r>
         <w:t xml:space="preserve"> (</w:t>
       </w:r>
@@ -4669,15 +4473,7 @@
         </w:r>
       </w:hyperlink>
       <w:r>
-        <w:t>. The user needs to install the personal key in a .</w:t>
-      </w:r>
-      <w:proofErr w:type="spellStart"/>
-      <w:r>
-        <w:t>cdsapirc</w:t>
-      </w:r>
-      <w:proofErr w:type="spellEnd"/>
-      <w:r>
-        <w:t xml:space="preserve"> file, to save in different locations depending on the OS. </w:t>
+        <w:t xml:space="preserve">. The user needs to install the personal key in a .cdsapirc file, to save in different locations depending on the OS. </w:t>
       </w:r>
     </w:p>
     <w:p>
@@ -4696,46 +4492,17 @@
         <w:t>Python modules</w:t>
       </w:r>
       <w:r>
-        <w:t xml:space="preserve"> needed are: </w:t>
-      </w:r>
-      <w:proofErr w:type="spellStart"/>
-      <w:r>
-        <w:t>cdsapi</w:t>
-      </w:r>
-      <w:proofErr w:type="spellEnd"/>
-      <w:r>
-        <w:t>,</w:t>
-      </w:r>
-      <w:r>
-        <w:t xml:space="preserve"> matplotlib, </w:t>
-      </w:r>
-      <w:proofErr w:type="spellStart"/>
-      <w:r>
-        <w:t>openpyxl</w:t>
-      </w:r>
-      <w:proofErr w:type="spellEnd"/>
-      <w:r>
-        <w:t>,</w:t>
+        <w:t xml:space="preserve"> needed are: cdsapi,</w:t>
+      </w:r>
+      <w:r>
+        <w:t xml:space="preserve"> matplotlib, openpyxl,</w:t>
       </w:r>
       <w:r>
         <w:t xml:space="preserve"> pandas, </w:t>
       </w:r>
       <w:r>
-        <w:t xml:space="preserve">pathos, </w:t>
-      </w:r>
-      <w:proofErr w:type="spellStart"/>
-      <w:r>
-        <w:t>utm</w:t>
-      </w:r>
-      <w:proofErr w:type="spellEnd"/>
-      <w:r>
-        <w:t xml:space="preserve">, </w:t>
-      </w:r>
-      <w:proofErr w:type="spellStart"/>
-      <w:r>
-        <w:t>scipy</w:t>
-      </w:r>
-      <w:proofErr w:type="spellEnd"/>
+        <w:t>pathos, utm, scipy</w:t>
+      </w:r>
       <w:r>
         <w:t>.</w:t>
       </w:r>
@@ -4784,7 +4551,6 @@
       <w:r>
         <w:t xml:space="preserve"> An </w:t>
       </w:r>
-      <w:proofErr w:type="spellStart"/>
       <w:r>
         <w:rPr>
           <w:b/>
@@ -4792,7 +4558,6 @@
         </w:rPr>
         <w:t>environment.yml</w:t>
       </w:r>
-      <w:proofErr w:type="spellEnd"/>
       <w:r>
         <w:t xml:space="preserve"> file, which contains the name of the environment (“vigil” is the default) and the required modules, is available in the distribution in order to set the Conda environment quickly and easily.</w:t>
       </w:r>
@@ -4827,70 +4592,22 @@
           <w:lang w:val="fr-FR"/>
         </w:rPr>
       </w:pPr>
-      <w:proofErr w:type="spellStart"/>
       <w:r>
         <w:rPr>
           <w:rStyle w:val="None"/>
           <w:rFonts w:asciiTheme="majorHAnsi" w:hAnsiTheme="majorHAnsi" w:cstheme="majorHAnsi"/>
           <w:lang w:val="fr-FR"/>
         </w:rPr>
-        <w:t>conda</w:t>
-      </w:r>
-      <w:proofErr w:type="spellEnd"/>
+        <w:t xml:space="preserve">conda </w:t>
+      </w:r>
       <w:r>
         <w:rPr>
           <w:rStyle w:val="None"/>
           <w:rFonts w:asciiTheme="majorHAnsi" w:hAnsiTheme="majorHAnsi" w:cstheme="majorHAnsi"/>
           <w:lang w:val="fr-FR"/>
         </w:rPr>
-        <w:t xml:space="preserve"> </w:t>
-      </w:r>
-      <w:proofErr w:type="spellStart"/>
-      <w:r>
-        <w:rPr>
-          <w:rStyle w:val="None"/>
-          <w:rFonts w:asciiTheme="majorHAnsi" w:hAnsiTheme="majorHAnsi" w:cstheme="majorHAnsi"/>
-          <w:lang w:val="fr-FR"/>
-        </w:rPr>
-        <w:t>env</w:t>
-      </w:r>
-      <w:proofErr w:type="spellEnd"/>
-      <w:r>
-        <w:rPr>
-          <w:rStyle w:val="None"/>
-          <w:rFonts w:asciiTheme="majorHAnsi" w:hAnsiTheme="majorHAnsi" w:cstheme="majorHAnsi"/>
-          <w:lang w:val="fr-FR"/>
-        </w:rPr>
-        <w:t xml:space="preserve"> </w:t>
-      </w:r>
-      <w:proofErr w:type="spellStart"/>
-      <w:r>
-        <w:rPr>
-          <w:rStyle w:val="None"/>
-          <w:rFonts w:asciiTheme="majorHAnsi" w:hAnsiTheme="majorHAnsi" w:cstheme="majorHAnsi"/>
-          <w:lang w:val="fr-FR"/>
-        </w:rPr>
-        <w:t>create</w:t>
-      </w:r>
-      <w:proofErr w:type="spellEnd"/>
-      <w:r>
-        <w:rPr>
-          <w:rStyle w:val="None"/>
-          <w:rFonts w:asciiTheme="majorHAnsi" w:hAnsiTheme="majorHAnsi" w:cstheme="majorHAnsi"/>
-          <w:lang w:val="fr-FR"/>
-        </w:rPr>
-        <w:t xml:space="preserve"> -f </w:t>
-      </w:r>
-      <w:proofErr w:type="spellStart"/>
-      <w:r>
-        <w:rPr>
-          <w:rStyle w:val="None"/>
-          <w:rFonts w:asciiTheme="majorHAnsi" w:hAnsiTheme="majorHAnsi" w:cstheme="majorHAnsi"/>
-          <w:lang w:val="fr-FR"/>
-        </w:rPr>
-        <w:t>environment.yml</w:t>
-      </w:r>
-      <w:proofErr w:type="spellEnd"/>
+        <w:t>env create -f environment.yml</w:t>
+      </w:r>
     </w:p>
     <w:p>
       <w:pPr>
@@ -4918,63 +4635,40 @@
           <w:rFonts w:asciiTheme="majorHAnsi" w:hAnsiTheme="majorHAnsi" w:cstheme="majorHAnsi"/>
         </w:rPr>
       </w:pPr>
-      <w:proofErr w:type="spellStart"/>
       <w:r>
         <w:rPr>
           <w:rStyle w:val="None"/>
           <w:rFonts w:asciiTheme="majorHAnsi" w:hAnsiTheme="majorHAnsi" w:cstheme="majorHAnsi"/>
         </w:rPr>
-        <w:t>conda</w:t>
-      </w:r>
-      <w:proofErr w:type="spellEnd"/>
+        <w:t xml:space="preserve">conda activate </w:t>
+      </w:r>
       <w:r>
         <w:rPr>
           <w:rStyle w:val="None"/>
           <w:rFonts w:asciiTheme="majorHAnsi" w:hAnsiTheme="majorHAnsi" w:cstheme="majorHAnsi"/>
         </w:rPr>
-        <w:t xml:space="preserve"> activate </w:t>
+        <w:t>vigil</w:t>
       </w:r>
       <w:r>
         <w:rPr>
           <w:rStyle w:val="None"/>
           <w:rFonts w:asciiTheme="majorHAnsi" w:hAnsiTheme="majorHAnsi" w:cstheme="majorHAnsi"/>
         </w:rPr>
-        <w:t>vigil</w:t>
-      </w:r>
-      <w:r>
+        <w:t xml:space="preserve"> </w:t>
+      </w:r>
+    </w:p>
+    <w:p>
+      <w:pPr>
+        <w:pStyle w:val="ListParagraph"/>
         <w:rPr>
           <w:rStyle w:val="None"/>
-          <w:rFonts w:asciiTheme="majorHAnsi" w:hAnsiTheme="majorHAnsi" w:cstheme="majorHAnsi"/>
-        </w:rPr>
-        <w:t xml:space="preserve"> </w:t>
-      </w:r>
-    </w:p>
-    <w:p>
-      <w:pPr>
-        <w:pStyle w:val="ListParagraph"/>
+        </w:rPr>
+      </w:pPr>
+      <w:r>
         <w:rPr>
           <w:rStyle w:val="None"/>
         </w:rPr>
-      </w:pPr>
-      <w:r>
-        <w:rPr>
-          <w:rStyle w:val="None"/>
-        </w:rPr>
-        <w:t xml:space="preserve">(assuming the name “vigil” is not chanced in </w:t>
-      </w:r>
-      <w:proofErr w:type="spellStart"/>
-      <w:r>
-        <w:rPr>
-          <w:rStyle w:val="None"/>
-        </w:rPr>
-        <w:t>environment.yml</w:t>
-      </w:r>
-      <w:proofErr w:type="spellEnd"/>
-      <w:r>
-        <w:rPr>
-          <w:rStyle w:val="None"/>
-        </w:rPr>
-        <w:t>)</w:t>
+        <w:t>(assuming the name “vigil” is not chanced in environment.yml)</w:t>
       </w:r>
     </w:p>
     <w:p>
@@ -5003,21 +4697,12 @@
           <w:rFonts w:asciiTheme="majorHAnsi" w:hAnsiTheme="majorHAnsi" w:cstheme="majorHAnsi"/>
         </w:rPr>
       </w:pPr>
-      <w:proofErr w:type="spellStart"/>
       <w:r>
         <w:rPr>
           <w:rStyle w:val="None"/>
           <w:rFonts w:asciiTheme="majorHAnsi" w:hAnsiTheme="majorHAnsi" w:cstheme="majorHAnsi"/>
         </w:rPr>
-        <w:t>conda</w:t>
-      </w:r>
-      <w:proofErr w:type="spellEnd"/>
-      <w:r>
-        <w:rPr>
-          <w:rStyle w:val="None"/>
-          <w:rFonts w:asciiTheme="majorHAnsi" w:hAnsiTheme="majorHAnsi" w:cstheme="majorHAnsi"/>
-        </w:rPr>
-        <w:t xml:space="preserve"> deactivate </w:t>
+        <w:t xml:space="preserve">conda deactivate </w:t>
       </w:r>
     </w:p>
     <w:p>
@@ -5089,14 +4774,12 @@
           <w:numId w:val="6"/>
         </w:numPr>
       </w:pPr>
-      <w:proofErr w:type="spellStart"/>
       <w:r>
         <w:rPr>
           <w:b/>
         </w:rPr>
         <w:t>diagno.inp</w:t>
       </w:r>
-      <w:proofErr w:type="spellEnd"/>
       <w:r>
         <w:t xml:space="preserve">: it denotes the DIAGNO input file. </w:t>
       </w:r>
@@ -5104,15 +4787,7 @@
         <w:t>This file has a fixed structure</w:t>
       </w:r>
       <w:r>
-        <w:t xml:space="preserve">, which is explained in the DIAGNO user manual available in the DISGAS package. Working versions can be found in the Example folders: the user can use any working version of the </w:t>
-      </w:r>
-      <w:proofErr w:type="spellStart"/>
-      <w:r>
-        <w:t>diagno.inp</w:t>
-      </w:r>
-      <w:proofErr w:type="spellEnd"/>
-      <w:r>
-        <w:t xml:space="preserve"> file from the example without modifying it. weather.py modifies all the necessary entries</w:t>
+        <w:t>, which is explained in the DIAGNO user manual available in the DISGAS package. Working versions can be found in the Example folders: the user can use any working version of the diagno.inp file from the example without modifying it. weather.py modifies all the necessary entries</w:t>
       </w:r>
       <w:r>
         <w:t xml:space="preserve"> based on the simulation setup</w:t>
@@ -5133,30 +4808,8 @@
         <w:rPr>
           <w:b/>
         </w:rPr>
-        <w:t>“</w:t>
-      </w:r>
-      <w:proofErr w:type="spellStart"/>
-      <w:r>
-        <w:rPr>
-          <w:b/>
-        </w:rPr>
-        <w:t>problemname</w:t>
-      </w:r>
-      <w:proofErr w:type="spellEnd"/>
-      <w:r>
-        <w:rPr>
-          <w:b/>
-        </w:rPr>
-        <w:t>”.</w:t>
-      </w:r>
-      <w:proofErr w:type="spellStart"/>
-      <w:r>
-        <w:rPr>
-          <w:b/>
-        </w:rPr>
-        <w:t>inp</w:t>
-      </w:r>
-      <w:proofErr w:type="spellEnd"/>
+        <w:t>“problemname”.inp</w:t>
+      </w:r>
       <w:r>
         <w:t xml:space="preserve">: it is the control file of DISGAS and/or </w:t>
       </w:r>
@@ -5164,24 +4817,11 @@
         <w:t>TWODEE-2</w:t>
       </w:r>
       <w:r>
-        <w:t>. “</w:t>
-      </w:r>
-      <w:proofErr w:type="spellStart"/>
-      <w:r>
-        <w:t>problemname</w:t>
-      </w:r>
-      <w:proofErr w:type="spellEnd"/>
-      <w:r>
-        <w:t>” should be “</w:t>
-      </w:r>
-      <w:proofErr w:type="spellStart"/>
-      <w:r>
-        <w:t>di</w:t>
+        <w:t>. “problemname” should be “di</w:t>
       </w:r>
       <w:r>
         <w:t>sgas</w:t>
       </w:r>
-      <w:proofErr w:type="spellEnd"/>
       <w:r>
         <w:t>” or “</w:t>
       </w:r>
@@ -5204,37 +4844,13 @@
         <w:t>Similar to</w:t>
       </w:r>
       <w:r>
-        <w:t xml:space="preserve"> </w:t>
-      </w:r>
-      <w:proofErr w:type="spellStart"/>
-      <w:r>
-        <w:t>diagno.inp</w:t>
-      </w:r>
-      <w:proofErr w:type="spellEnd"/>
-      <w:r>
-        <w:t>, the user can take any of the files in the Example folders; run_models.py will take care of modifying these files accordingly.</w:t>
+        <w:t xml:space="preserve"> diagno.inp, the user can take any of the files in the Example folders; run_models.py will take care of modifying these files accordingly.</w:t>
       </w:r>
       <w:r>
         <w:t xml:space="preserve"> NOTE: it is recommended to avoid and/or delete any comments in the input files as to avoid issues when run_models.py modifies them. </w:t>
       </w:r>
       <w:r>
-        <w:t xml:space="preserve">Future versions of VIGIL will use built-in templates of </w:t>
-      </w:r>
-      <w:proofErr w:type="spellStart"/>
-      <w:r>
-        <w:t>diagno.inp</w:t>
-      </w:r>
-      <w:proofErr w:type="spellEnd"/>
-      <w:r>
-        <w:t xml:space="preserve">, </w:t>
-      </w:r>
-      <w:proofErr w:type="spellStart"/>
-      <w:r>
-        <w:t>disgas.inp</w:t>
-      </w:r>
-      <w:proofErr w:type="spellEnd"/>
-      <w:r>
-        <w:t xml:space="preserve"> and </w:t>
+        <w:t xml:space="preserve">Future versions of VIGIL will use built-in templates of diagno.inp, disgas.inp and </w:t>
       </w:r>
       <w:r>
         <w:t>TWODEE-2</w:t>
@@ -5251,14 +4867,12 @@
           <w:numId w:val="6"/>
         </w:numPr>
       </w:pPr>
-      <w:proofErr w:type="spellStart"/>
       <w:r>
         <w:rPr>
           <w:b/>
         </w:rPr>
         <w:t>topography.grd</w:t>
       </w:r>
-      <w:proofErr w:type="spellEnd"/>
       <w:r>
         <w:t xml:space="preserve">: a file that describes the topography in </w:t>
       </w:r>
@@ -5303,14 +4917,12 @@
           <w:numId w:val="6"/>
         </w:numPr>
       </w:pPr>
-      <w:proofErr w:type="spellStart"/>
       <w:r>
         <w:rPr>
           <w:b/>
         </w:rPr>
         <w:t>roughness.grd</w:t>
       </w:r>
-      <w:proofErr w:type="spellEnd"/>
       <w:r>
         <w:t xml:space="preserve">: a file that describes the roughness length in ASCII </w:t>
       </w:r>
@@ -5335,23 +4947,7 @@
         <w:t>)</w:t>
       </w:r>
       <w:r>
-        <w:t xml:space="preserve">. In DISGAS it is possible to set a uniform value in the </w:t>
-      </w:r>
-      <w:proofErr w:type="spellStart"/>
-      <w:r>
-        <w:t>disgas.inp</w:t>
-      </w:r>
-      <w:proofErr w:type="spellEnd"/>
-      <w:r>
-        <w:t xml:space="preserve"> file, in which case </w:t>
-      </w:r>
-      <w:proofErr w:type="spellStart"/>
-      <w:r>
-        <w:t>roughness.grd</w:t>
-      </w:r>
-      <w:proofErr w:type="spellEnd"/>
-      <w:r>
-        <w:t xml:space="preserve"> is not required.</w:t>
+        <w:t>. In DISGAS it is possible to set a uniform value in the disgas.inp file, in which case roughness.grd is not required.</w:t>
       </w:r>
     </w:p>
     <w:p>
@@ -5372,21 +4968,7 @@
         <w:rPr>
           <w:color w:val="000000" w:themeColor="text1"/>
         </w:rPr>
-        <w:t>Figure 2 shows the folders structure created by VIGIL in runtime. It is important to stress that the “simulations” folder provided by weather.py will be the input folder for the run_models.py. At the same time, the “simulations” folder created by run_models.py will the input folder for the post_process.py. For each script, the Input and Output files are indicated. The “simulations” is create by weather.py and contains the daily meteorological data files used to run DIAGNO. Once “run_models.py” is activated, it will internally change the “simulations” folder creating two new subfolders: “</w:t>
-      </w:r>
-      <w:proofErr w:type="spellStart"/>
-      <w:r>
-        <w:rPr>
-          <w:color w:val="000000" w:themeColor="text1"/>
-        </w:rPr>
-        <w:t>diagno</w:t>
-      </w:r>
-      <w:proofErr w:type="spellEnd"/>
-      <w:r>
-        <w:rPr>
-          <w:color w:val="000000" w:themeColor="text1"/>
-        </w:rPr>
-        <w:t xml:space="preserve">” and “runs”. These folders will contain the Input and Output data (files and folders) of the DIAGNO and DISGAS/TWODEE-2 simulations.  </w:t>
+        <w:t xml:space="preserve">Figure 2 shows the folders structure created by VIGIL in runtime. It is important to stress that the “simulations” folder provided by weather.py will be the input folder for the run_models.py. At the same time, the “simulations” folder created by run_models.py will the input folder for the post_process.py. For each script, the Input and Output files are indicated. The “simulations” is create by weather.py and contains the daily meteorological data files used to run DIAGNO. Once “run_models.py” is activated, it will internally change the “simulations” folder creating two new subfolders: “diagno” and “runs”. These folders will contain the Input and Output data (files and folders) of the DIAGNO and DISGAS/TWODEE-2 simulations.  </w:t>
       </w:r>
     </w:p>
     <w:p>
@@ -5509,14 +5091,12 @@
       <w:r>
         <w:t xml:space="preserve"> a “</w:t>
       </w:r>
-      <w:proofErr w:type="spellStart"/>
       <w:r>
         <w:rPr>
           <w:b/>
         </w:rPr>
         <w:t>weather_stations</w:t>
       </w:r>
-      <w:proofErr w:type="spellEnd"/>
       <w:r>
         <w:t xml:space="preserve">” folder </w:t>
       </w:r>
@@ -5554,15 +5134,7 @@
         <w:t xml:space="preserve"> the folder</w:t>
       </w:r>
       <w:r>
-        <w:t xml:space="preserve"> “</w:t>
-      </w:r>
-      <w:proofErr w:type="spellStart"/>
-      <w:r>
-        <w:t>weather_stations</w:t>
-      </w:r>
-      <w:proofErr w:type="spellEnd"/>
-      <w:r>
-        <w:t xml:space="preserve">”. Mandatory only when the user run DIAGNO with local </w:t>
+        <w:t xml:space="preserve"> “weather_stations”. Mandatory only when the user run DIAGNO with local </w:t>
       </w:r>
       <w:r>
         <w:t>meteorological</w:t>
@@ -5602,21 +5174,36 @@
         <w:rPr>
           <w:rFonts w:asciiTheme="majorHAnsi" w:hAnsiTheme="majorHAnsi" w:cstheme="majorHAnsi"/>
         </w:rPr>
-        <w:tab/>
+        <w:t>,</w:t>
+      </w:r>
+      <w:r>
+        <w:rPr>
+          <w:rFonts w:asciiTheme="majorHAnsi" w:hAnsiTheme="majorHAnsi" w:cstheme="majorHAnsi"/>
+        </w:rPr>
         <w:t>LONGITUDE</w:t>
       </w:r>
       <w:r>
         <w:rPr>
           <w:rFonts w:asciiTheme="majorHAnsi" w:hAnsiTheme="majorHAnsi" w:cstheme="majorHAnsi"/>
         </w:rPr>
-        <w:tab/>
+        <w:t>,</w:t>
+      </w:r>
+      <w:r>
+        <w:rPr>
+          <w:rFonts w:asciiTheme="majorHAnsi" w:hAnsiTheme="majorHAnsi" w:cstheme="majorHAnsi"/>
+        </w:rPr>
         <w:t>ELEVATION</w:t>
       </w:r>
       <w:r>
         <w:rPr>
           <w:rFonts w:asciiTheme="majorHAnsi" w:hAnsiTheme="majorHAnsi" w:cstheme="majorHAnsi"/>
         </w:rPr>
-        <w:tab/>
+        <w:t>,</w:t>
+      </w:r>
+      <w:r>
+        <w:rPr>
+          <w:rFonts w:asciiTheme="majorHAnsi" w:hAnsiTheme="majorHAnsi" w:cstheme="majorHAnsi"/>
+        </w:rPr>
         <w:t>FILE_NAME</w:t>
       </w:r>
     </w:p>
@@ -5688,7 +5275,13 @@
         <w:t>FILE_NAME</w:t>
       </w:r>
       <w:r>
-        <w:t xml:space="preserve"> is the weather station file name. These fields are tab formatted.</w:t>
+        <w:t xml:space="preserve"> is the weather station file name. These fields are </w:t>
+      </w:r>
+      <w:r>
+        <w:t>comma-separated</w:t>
+      </w:r>
+      <w:r>
+        <w:t>.</w:t>
       </w:r>
     </w:p>
     <w:p>
@@ -5703,40 +5296,16 @@
         <w:rPr>
           <w:b/>
         </w:rPr>
-        <w:t>“</w:t>
-      </w:r>
-      <w:proofErr w:type="spellStart"/>
+        <w:t>“file_name”.</w:t>
+      </w:r>
       <w:r>
         <w:rPr>
           <w:b/>
         </w:rPr>
-        <w:t>file_name”.</w:t>
-      </w:r>
-      <w:r>
-        <w:rPr>
-          <w:b/>
-        </w:rPr>
         <w:t>csv</w:t>
       </w:r>
-      <w:proofErr w:type="spellEnd"/>
-      <w:r>
-        <w:t>: it contains the meteorological data acquired by a weather station. The file has to be included in the “</w:t>
-      </w:r>
-      <w:proofErr w:type="spellStart"/>
-      <w:r>
-        <w:t>weather_station</w:t>
-      </w:r>
-      <w:proofErr w:type="spellEnd"/>
-      <w:r>
-        <w:t xml:space="preserve">” folder. Mandatory only when the user run DIAGNO with local </w:t>
-      </w:r>
-      <w:proofErr w:type="spellStart"/>
-      <w:r>
-        <w:t>meterological</w:t>
-      </w:r>
-      <w:proofErr w:type="spellEnd"/>
-      <w:r>
-        <w:t xml:space="preserve"> data</w:t>
+      <w:r>
+        <w:t>: it contains the meteorological data acquired by a weather station. The file has to be included in the “weather_station” folder. Mandatory only when the user run DIAGNO with local meterological data</w:t>
       </w:r>
       <w:r>
         <w:t xml:space="preserve"> (-WST True, see section </w:t>
@@ -5798,139 +5367,79 @@
           <w:rFonts w:asciiTheme="majorHAnsi" w:hAnsiTheme="majorHAnsi" w:cstheme="majorHAnsi"/>
         </w:rPr>
       </w:pPr>
-      <w:proofErr w:type="spellStart"/>
-      <w:r>
-        <w:rPr>
-          <w:rFonts w:asciiTheme="majorHAnsi" w:hAnsiTheme="majorHAnsi" w:cstheme="majorHAnsi"/>
-        </w:rPr>
-        <w:t>yyyymmdd</w:t>
-      </w:r>
-      <w:proofErr w:type="spellEnd"/>
-      <w:r>
-        <w:rPr>
-          <w:rFonts w:asciiTheme="majorHAnsi" w:hAnsiTheme="majorHAnsi" w:cstheme="majorHAnsi"/>
-        </w:rPr>
-        <w:t xml:space="preserve">-HH:MM,T(°C),Wind </w:t>
-      </w:r>
-      <w:proofErr w:type="spellStart"/>
-      <w:r>
-        <w:rPr>
-          <w:rFonts w:asciiTheme="majorHAnsi" w:hAnsiTheme="majorHAnsi" w:cstheme="majorHAnsi"/>
-        </w:rPr>
-        <w:t>dir</w:t>
-      </w:r>
-      <w:proofErr w:type="spellEnd"/>
-      <w:r>
-        <w:rPr>
-          <w:rFonts w:asciiTheme="majorHAnsi" w:hAnsiTheme="majorHAnsi" w:cstheme="majorHAnsi"/>
-        </w:rPr>
-        <w:t xml:space="preserve"> (°N),Wind speed(km/h),P(</w:t>
-      </w:r>
-      <w:proofErr w:type="spellStart"/>
-      <w:r>
-        <w:rPr>
-          <w:rFonts w:asciiTheme="majorHAnsi" w:hAnsiTheme="majorHAnsi" w:cstheme="majorHAnsi"/>
-        </w:rPr>
-        <w:t>hPa</w:t>
-      </w:r>
-      <w:proofErr w:type="spellEnd"/>
-      <w:r>
-        <w:rPr>
-          <w:rFonts w:asciiTheme="majorHAnsi" w:hAnsiTheme="majorHAnsi" w:cstheme="majorHAnsi"/>
-        </w:rPr>
-        <w:t>),</w:t>
-      </w:r>
-      <w:proofErr w:type="spellStart"/>
+      <w:r>
+        <w:rPr>
+          <w:rFonts w:asciiTheme="majorHAnsi" w:hAnsiTheme="majorHAnsi" w:cstheme="majorHAnsi"/>
+        </w:rPr>
+        <w:t>yyyymmdd-HH:MM,T(°C),Wind dir (°N),Wind speed(km/h),P(hPa),Tsoil(°C)</w:t>
+      </w:r>
+    </w:p>
+    <w:p>
+      <w:pPr>
+        <w:pStyle w:val="ListParagraph"/>
+        <w:rPr>
+          <w:rFonts w:asciiTheme="majorHAnsi" w:hAnsiTheme="majorHAnsi" w:cstheme="majorHAnsi"/>
+        </w:rPr>
+      </w:pPr>
+      <w:r>
+        <w:rPr>
+          <w:rFonts w:asciiTheme="majorHAnsi" w:hAnsiTheme="majorHAnsi" w:cstheme="majorHAnsi"/>
+        </w:rPr>
+        <w:t>20160416-00:05,14.186667,41.819018,5.031000,857.216500,NaN</w:t>
+      </w:r>
+    </w:p>
+    <w:p>
+      <w:pPr>
+        <w:pStyle w:val="ListParagraph"/>
+        <w:rPr>
+          <w:rFonts w:asciiTheme="majorHAnsi" w:hAnsiTheme="majorHAnsi" w:cstheme="majorHAnsi"/>
+        </w:rPr>
+      </w:pPr>
+      <w:r>
+        <w:rPr>
+          <w:rFonts w:asciiTheme="majorHAnsi" w:hAnsiTheme="majorHAnsi" w:cstheme="majorHAnsi"/>
+        </w:rPr>
+        <w:t>20160416-01:05,13.893333,45.242331,4.203500,856.367333,NaN</w:t>
+      </w:r>
+    </w:p>
+    <w:p>
+      <w:pPr>
+        <w:pStyle w:val="ListParagraph"/>
+        <w:rPr>
+          <w:rFonts w:asciiTheme="majorHAnsi" w:hAnsiTheme="majorHAnsi" w:cstheme="majorHAnsi"/>
+        </w:rPr>
+      </w:pPr>
+      <w:r>
+        <w:rPr>
+          <w:rFonts w:asciiTheme="majorHAnsi" w:hAnsiTheme="majorHAnsi" w:cstheme="majorHAnsi"/>
+        </w:rPr>
+        <w:t>(…)</w:t>
+      </w:r>
+    </w:p>
+    <w:p>
+      <w:pPr>
+        <w:pStyle w:val="ListParagraph"/>
+      </w:pPr>
+    </w:p>
+    <w:p>
+      <w:pPr>
+        <w:pStyle w:val="ListParagraph"/>
+        <w:rPr>
+          <w:rFonts w:asciiTheme="majorHAnsi" w:hAnsiTheme="majorHAnsi" w:cstheme="majorHAnsi"/>
+          <w:sz w:val="18"/>
+        </w:rPr>
+      </w:pPr>
+      <w:r>
+        <w:t xml:space="preserve">It is a comma-separated file, with each line representing a time record of the data with a 1-hour time resolution. The record </w:t>
+      </w:r>
       <w:r>
         <w:rPr>
           <w:rFonts w:asciiTheme="majorHAnsi" w:hAnsiTheme="majorHAnsi" w:cstheme="majorHAnsi"/>
         </w:rPr>
         <w:t>Tsoil</w:t>
       </w:r>
-      <w:proofErr w:type="spellEnd"/>
-      <w:r>
-        <w:rPr>
-          <w:rFonts w:asciiTheme="majorHAnsi" w:hAnsiTheme="majorHAnsi" w:cstheme="majorHAnsi"/>
-        </w:rPr>
-        <w:t>(°C)</w:t>
-      </w:r>
-    </w:p>
-    <w:p>
-      <w:pPr>
-        <w:pStyle w:val="ListParagraph"/>
-        <w:rPr>
-          <w:rFonts w:asciiTheme="majorHAnsi" w:hAnsiTheme="majorHAnsi" w:cstheme="majorHAnsi"/>
-        </w:rPr>
-      </w:pPr>
-      <w:r>
-        <w:rPr>
-          <w:rFonts w:asciiTheme="majorHAnsi" w:hAnsiTheme="majorHAnsi" w:cstheme="majorHAnsi"/>
-        </w:rPr>
-        <w:t>20160416-00:05,14.186667,41.819018,5.031000,857.216500,NaN</w:t>
-      </w:r>
-    </w:p>
-    <w:p>
-      <w:pPr>
-        <w:pStyle w:val="ListParagraph"/>
-        <w:rPr>
-          <w:rFonts w:asciiTheme="majorHAnsi" w:hAnsiTheme="majorHAnsi" w:cstheme="majorHAnsi"/>
-        </w:rPr>
-      </w:pPr>
-      <w:r>
-        <w:rPr>
-          <w:rFonts w:asciiTheme="majorHAnsi" w:hAnsiTheme="majorHAnsi" w:cstheme="majorHAnsi"/>
-        </w:rPr>
-        <w:t>20160416-01:05,13.893333,45.242331,4.203500,856.367333,NaN</w:t>
-      </w:r>
-    </w:p>
-    <w:p>
-      <w:pPr>
-        <w:pStyle w:val="ListParagraph"/>
-        <w:rPr>
-          <w:rFonts w:asciiTheme="majorHAnsi" w:hAnsiTheme="majorHAnsi" w:cstheme="majorHAnsi"/>
-        </w:rPr>
-      </w:pPr>
-      <w:r>
-        <w:rPr>
-          <w:rFonts w:asciiTheme="majorHAnsi" w:hAnsiTheme="majorHAnsi" w:cstheme="majorHAnsi"/>
-        </w:rPr>
-        <w:t>(…)</w:t>
-      </w:r>
-    </w:p>
-    <w:p>
-      <w:pPr>
-        <w:pStyle w:val="ListParagraph"/>
-      </w:pPr>
-    </w:p>
-    <w:p>
-      <w:pPr>
-        <w:pStyle w:val="ListParagraph"/>
-        <w:rPr>
-          <w:rFonts w:asciiTheme="majorHAnsi" w:hAnsiTheme="majorHAnsi" w:cstheme="majorHAnsi"/>
-          <w:sz w:val="18"/>
-        </w:rPr>
-      </w:pPr>
-      <w:r>
-        <w:t xml:space="preserve">It is a comma-separated file, with each line representing a time record of the data with a 1-hour time resolution. The record </w:t>
-      </w:r>
-      <w:proofErr w:type="spellStart"/>
-      <w:r>
-        <w:rPr>
-          <w:rFonts w:asciiTheme="majorHAnsi" w:hAnsiTheme="majorHAnsi" w:cstheme="majorHAnsi"/>
-        </w:rPr>
-        <w:t>Tsoil</w:t>
-      </w:r>
-      <w:proofErr w:type="spellEnd"/>
-      <w:r>
-        <w:t xml:space="preserve"> (soil temperature) should be set to </w:t>
-      </w:r>
-      <w:proofErr w:type="spellStart"/>
-      <w:r>
-        <w:t>NaN</w:t>
-      </w:r>
-      <w:proofErr w:type="spellEnd"/>
-      <w:r>
-        <w:t xml:space="preserve"> when not available, in which case weather.py set it equal to </w:t>
+      <w:r>
+        <w:t xml:space="preserve"> (soil temperature) should be set to NaN when not available, in which case weather.py set it equal to </w:t>
       </w:r>
       <w:r>
         <w:rPr>
@@ -6126,7 +5635,6 @@
           <w:lang w:val="fr-FR"/>
         </w:rPr>
       </w:pPr>
-      <w:proofErr w:type="spellStart"/>
       <w:r>
         <w:rPr>
           <w:rFonts w:asciiTheme="majorHAnsi" w:hAnsiTheme="majorHAnsi" w:cstheme="majorHAnsi"/>
@@ -6197,25 +5705,23 @@
           <w:szCs w:val="22"/>
           <w:lang w:val="fr-FR"/>
         </w:rPr>
-        <w:t>kg</w:t>
-      </w:r>
-      <w:proofErr w:type="spellEnd"/>
+        <w:t>kg/s</w:t>
+      </w:r>
       <w:r>
         <w:rPr>
           <w:rFonts w:asciiTheme="majorHAnsi" w:hAnsiTheme="majorHAnsi" w:cstheme="majorHAnsi"/>
           <w:szCs w:val="22"/>
           <w:lang w:val="fr-FR"/>
         </w:rPr>
-        <w:t>/</w:t>
-      </w:r>
-      <w:proofErr w:type="spellStart"/>
+        <w:t>,</w:t>
+      </w:r>
       <w:r>
         <w:rPr>
           <w:rFonts w:asciiTheme="majorHAnsi" w:hAnsiTheme="majorHAnsi" w:cstheme="majorHAnsi"/>
           <w:szCs w:val="22"/>
           <w:lang w:val="fr-FR"/>
         </w:rPr>
-        <w:t>s</w:t>
+        <w:t>T</w:t>
       </w:r>
       <w:r>
         <w:rPr>
@@ -6223,6 +5729,14 @@
           <w:szCs w:val="22"/>
           <w:lang w:val="fr-FR"/>
         </w:rPr>
+        <w:tab/>
+      </w:r>
+      <w:r>
+        <w:rPr>
+          <w:rFonts w:asciiTheme="majorHAnsi" w:hAnsiTheme="majorHAnsi" w:cstheme="majorHAnsi"/>
+          <w:szCs w:val="22"/>
+          <w:lang w:val="fr-FR"/>
+        </w:rPr>
         <w:t>,</w:t>
       </w:r>
       <w:r>
@@ -6231,375 +5745,338 @@
           <w:szCs w:val="22"/>
           <w:lang w:val="fr-FR"/>
         </w:rPr>
+        <w:t>dx</w:t>
+      </w:r>
+      <w:r>
+        <w:rPr>
+          <w:rFonts w:asciiTheme="majorHAnsi" w:hAnsiTheme="majorHAnsi" w:cstheme="majorHAnsi"/>
+          <w:szCs w:val="22"/>
+          <w:lang w:val="fr-FR"/>
+        </w:rPr>
+        <w:t>,</w:t>
+      </w:r>
+      <w:r>
+        <w:rPr>
+          <w:rFonts w:asciiTheme="majorHAnsi" w:hAnsiTheme="majorHAnsi" w:cstheme="majorHAnsi"/>
+          <w:szCs w:val="22"/>
+          <w:lang w:val="fr-FR"/>
+        </w:rPr>
+        <w:t>dy</w:t>
+      </w:r>
+      <w:r>
+        <w:rPr>
+          <w:rFonts w:asciiTheme="majorHAnsi" w:hAnsiTheme="majorHAnsi" w:cstheme="majorHAnsi"/>
+          <w:szCs w:val="22"/>
+          <w:lang w:val="fr-FR"/>
+        </w:rPr>
+        <w:t>,</w:t>
+      </w:r>
+      <w:r>
+        <w:rPr>
+          <w:rFonts w:asciiTheme="majorHAnsi" w:hAnsiTheme="majorHAnsi" w:cstheme="majorHAnsi"/>
+          <w:szCs w:val="22"/>
+          <w:lang w:val="fr-FR"/>
+        </w:rPr>
+        <w:t xml:space="preserve">dur </w:t>
+      </w:r>
+    </w:p>
+    <w:p>
+      <w:pPr>
+        <w:pStyle w:val="ListParagraph"/>
+        <w:rPr>
+          <w:rFonts w:asciiTheme="majorHAnsi" w:hAnsiTheme="majorHAnsi" w:cstheme="majorHAnsi"/>
+          <w:szCs w:val="22"/>
+        </w:rPr>
+      </w:pPr>
+      <w:r>
+        <w:rPr>
+          <w:rFonts w:asciiTheme="majorHAnsi" w:hAnsiTheme="majorHAnsi" w:cstheme="majorHAnsi"/>
+          <w:szCs w:val="22"/>
+        </w:rPr>
+        <w:t>427225</w:t>
+      </w:r>
+      <w:r>
+        <w:rPr>
+          <w:rFonts w:asciiTheme="majorHAnsi" w:hAnsiTheme="majorHAnsi" w:cstheme="majorHAnsi"/>
+          <w:szCs w:val="22"/>
+        </w:rPr>
+        <w:t>,</w:t>
+      </w:r>
+      <w:r>
+        <w:rPr>
+          <w:rFonts w:asciiTheme="majorHAnsi" w:hAnsiTheme="majorHAnsi" w:cstheme="majorHAnsi"/>
+          <w:szCs w:val="22"/>
+        </w:rPr>
+        <w:t>4519625</w:t>
+      </w:r>
+      <w:r>
+        <w:rPr>
+          <w:rFonts w:asciiTheme="majorHAnsi" w:hAnsiTheme="majorHAnsi" w:cstheme="majorHAnsi"/>
+          <w:szCs w:val="22"/>
+        </w:rPr>
+        <w:t>,</w:t>
+      </w:r>
+      <w:r>
+        <w:rPr>
+          <w:rFonts w:asciiTheme="majorHAnsi" w:hAnsiTheme="majorHAnsi" w:cstheme="majorHAnsi"/>
+          <w:szCs w:val="22"/>
+        </w:rPr>
+        <w:t>0</w:t>
+      </w:r>
+      <w:r>
+        <w:rPr>
+          <w:rFonts w:asciiTheme="majorHAnsi" w:hAnsiTheme="majorHAnsi" w:cstheme="majorHAnsi"/>
+          <w:szCs w:val="22"/>
+        </w:rPr>
+        <w:t>,</w:t>
+      </w:r>
+      <w:r>
+        <w:rPr>
+          <w:rFonts w:asciiTheme="majorHAnsi" w:hAnsiTheme="majorHAnsi" w:cstheme="majorHAnsi"/>
+          <w:szCs w:val="22"/>
+        </w:rPr>
+        <w:t>1</w:t>
+      </w:r>
+      <w:r>
+        <w:rPr>
+          <w:rFonts w:asciiTheme="majorHAnsi" w:hAnsiTheme="majorHAnsi" w:cstheme="majorHAnsi"/>
+          <w:szCs w:val="22"/>
+        </w:rPr>
+        <w:t>,</w:t>
+      </w:r>
+      <w:r>
+        <w:rPr>
+          <w:rFonts w:asciiTheme="majorHAnsi" w:hAnsiTheme="majorHAnsi" w:cstheme="majorHAnsi"/>
+          <w:szCs w:val="22"/>
+        </w:rPr>
+        <w:t>0.430844907</w:t>
+      </w:r>
+      <w:r>
+        <w:rPr>
+          <w:rFonts w:asciiTheme="majorHAnsi" w:hAnsiTheme="majorHAnsi" w:cstheme="majorHAnsi"/>
+          <w:szCs w:val="22"/>
+        </w:rPr>
+        <w:t>,</w:t>
+      </w:r>
+      <w:r>
+        <w:rPr>
+          <w:rFonts w:asciiTheme="majorHAnsi" w:hAnsiTheme="majorHAnsi" w:cstheme="majorHAnsi"/>
+          <w:szCs w:val="22"/>
+        </w:rPr>
+        <w:t>293</w:t>
+      </w:r>
+      <w:r>
+        <w:rPr>
+          <w:rFonts w:asciiTheme="majorHAnsi" w:hAnsiTheme="majorHAnsi" w:cstheme="majorHAnsi"/>
+          <w:szCs w:val="22"/>
+        </w:rPr>
+        <w:t>,</w:t>
+      </w:r>
+      <w:r>
+        <w:rPr>
+          <w:rFonts w:asciiTheme="majorHAnsi" w:hAnsiTheme="majorHAnsi" w:cstheme="majorHAnsi"/>
+          <w:szCs w:val="22"/>
+        </w:rPr>
+        <w:t>1</w:t>
+      </w:r>
+      <w:r>
+        <w:rPr>
+          <w:rFonts w:asciiTheme="majorHAnsi" w:hAnsiTheme="majorHAnsi" w:cstheme="majorHAnsi"/>
+          <w:szCs w:val="22"/>
+        </w:rPr>
+        <w:t>,</w:t>
+      </w:r>
+      <w:r>
+        <w:rPr>
+          <w:rFonts w:asciiTheme="majorHAnsi" w:hAnsiTheme="majorHAnsi" w:cstheme="majorHAnsi"/>
+          <w:szCs w:val="22"/>
+        </w:rPr>
+        <w:t>1</w:t>
+      </w:r>
+      <w:r>
+        <w:rPr>
+          <w:rFonts w:asciiTheme="majorHAnsi" w:hAnsiTheme="majorHAnsi" w:cstheme="majorHAnsi"/>
+          <w:szCs w:val="22"/>
+        </w:rPr>
+        <w:t>,</w:t>
+      </w:r>
+      <w:r>
+        <w:rPr>
+          <w:rFonts w:asciiTheme="majorHAnsi" w:hAnsiTheme="majorHAnsi" w:cstheme="majorHAnsi"/>
+          <w:szCs w:val="22"/>
+        </w:rPr>
+        <w:t>32600</w:t>
+      </w:r>
+    </w:p>
+    <w:p>
+      <w:pPr>
+        <w:pStyle w:val="ListParagraph"/>
+        <w:rPr>
+          <w:rFonts w:asciiTheme="majorHAnsi" w:hAnsiTheme="majorHAnsi" w:cstheme="majorHAnsi"/>
+          <w:szCs w:val="22"/>
+        </w:rPr>
+      </w:pPr>
+      <w:r>
+        <w:rPr>
+          <w:rFonts w:asciiTheme="majorHAnsi" w:hAnsiTheme="majorHAnsi" w:cstheme="majorHAnsi"/>
+          <w:szCs w:val="22"/>
+        </w:rPr>
+        <w:t>(…)</w:t>
+      </w:r>
+    </w:p>
+    <w:p>
+      <w:pPr>
+        <w:pStyle w:val="ListParagraph"/>
+        <w:rPr>
+          <w:szCs w:val="22"/>
+        </w:rPr>
+      </w:pPr>
+      <w:r>
+        <w:rPr>
+          <w:szCs w:val="22"/>
+        </w:rPr>
+        <w:t xml:space="preserve">Where </w:t>
+      </w:r>
+      <w:r>
+        <w:rPr>
+          <w:rFonts w:asciiTheme="majorHAnsi" w:hAnsiTheme="majorHAnsi" w:cstheme="majorHAnsi"/>
+          <w:szCs w:val="22"/>
+        </w:rPr>
+        <w:t>x</w:t>
+      </w:r>
+      <w:r>
+        <w:rPr>
+          <w:szCs w:val="22"/>
+        </w:rPr>
+        <w:t xml:space="preserve">, </w:t>
+      </w:r>
+      <w:r>
+        <w:rPr>
+          <w:rFonts w:asciiTheme="majorHAnsi" w:hAnsiTheme="majorHAnsi" w:cstheme="majorHAnsi"/>
+          <w:szCs w:val="22"/>
+        </w:rPr>
+        <w:t>y</w:t>
+      </w:r>
+      <w:r>
+        <w:rPr>
+          <w:szCs w:val="22"/>
+        </w:rPr>
+        <w:t xml:space="preserve"> and </w:t>
+      </w:r>
+      <w:r>
+        <w:rPr>
+          <w:rFonts w:asciiTheme="majorHAnsi" w:hAnsiTheme="majorHAnsi" w:cstheme="majorHAnsi"/>
+          <w:szCs w:val="22"/>
+        </w:rPr>
+        <w:t>z</w:t>
+      </w:r>
+      <w:r>
+        <w:rPr>
+          <w:szCs w:val="22"/>
+        </w:rPr>
+        <w:t xml:space="preserve"> are the </w:t>
+      </w:r>
+      <w:r>
+        <w:rPr>
+          <w:szCs w:val="22"/>
+        </w:rPr>
+        <w:t>UTM coordinates (easting, northing) and elevation above the ground in m</w:t>
+      </w:r>
+      <w:r>
+        <w:rPr>
+          <w:szCs w:val="22"/>
+        </w:rPr>
+        <w:t xml:space="preserve"> of the center of the source</w:t>
+      </w:r>
+      <w:r>
+        <w:rPr>
+          <w:szCs w:val="22"/>
+        </w:rPr>
+        <w:t xml:space="preserve">, respectively, </w:t>
+      </w:r>
+      <w:r>
+        <w:rPr>
+          <w:rFonts w:asciiTheme="majorHAnsi" w:hAnsiTheme="majorHAnsi" w:cstheme="majorHAnsi"/>
+          <w:szCs w:val="22"/>
+        </w:rPr>
+        <w:t>prob</w:t>
+      </w:r>
+      <w:r>
+        <w:rPr>
+          <w:szCs w:val="22"/>
+        </w:rPr>
+        <w:t xml:space="preserve"> is the probability of the emission (which in the current version of </w:t>
+      </w:r>
+      <w:r>
+        <w:rPr>
+          <w:szCs w:val="22"/>
+        </w:rPr>
+        <w:t xml:space="preserve">VIGIL </w:t>
+      </w:r>
+      <w:r>
+        <w:rPr>
+          <w:szCs w:val="22"/>
+        </w:rPr>
+        <w:t xml:space="preserve">does not play any role in the computation), </w:t>
+      </w:r>
+      <w:r>
+        <w:rPr>
+          <w:rFonts w:asciiTheme="majorHAnsi" w:hAnsiTheme="majorHAnsi" w:cstheme="majorHAnsi"/>
+          <w:szCs w:val="22"/>
+        </w:rPr>
+        <w:t xml:space="preserve">kg/s </w:t>
+      </w:r>
+      <w:r>
+        <w:rPr>
+          <w:szCs w:val="22"/>
+        </w:rPr>
+        <w:t xml:space="preserve">is the </w:t>
+      </w:r>
+      <w:r>
+        <w:rPr>
+          <w:szCs w:val="22"/>
+        </w:rPr>
+        <w:t xml:space="preserve">gas </w:t>
+      </w:r>
+      <w:r>
+        <w:rPr>
+          <w:szCs w:val="22"/>
+        </w:rPr>
+        <w:t xml:space="preserve">emission rate, </w:t>
+      </w:r>
+      <w:r>
+        <w:rPr>
+          <w:rFonts w:asciiTheme="majorHAnsi" w:hAnsiTheme="majorHAnsi" w:cstheme="majorHAnsi"/>
+          <w:szCs w:val="22"/>
+        </w:rPr>
         <w:t>T</w:t>
       </w:r>
-      <w:proofErr w:type="spellEnd"/>
-      <w:r>
-        <w:rPr>
-          <w:rFonts w:asciiTheme="majorHAnsi" w:hAnsiTheme="majorHAnsi" w:cstheme="majorHAnsi"/>
-          <w:szCs w:val="22"/>
-          <w:lang w:val="fr-FR"/>
-        </w:rPr>
-        <w:tab/>
-      </w:r>
-      <w:r>
-        <w:rPr>
-          <w:rFonts w:asciiTheme="majorHAnsi" w:hAnsiTheme="majorHAnsi" w:cstheme="majorHAnsi"/>
-          <w:szCs w:val="22"/>
-          <w:lang w:val="fr-FR"/>
-        </w:rPr>
-        <w:t>,</w:t>
-      </w:r>
-      <w:proofErr w:type="spellStart"/>
-      <w:r>
-        <w:rPr>
-          <w:rFonts w:asciiTheme="majorHAnsi" w:hAnsiTheme="majorHAnsi" w:cstheme="majorHAnsi"/>
-          <w:szCs w:val="22"/>
-          <w:lang w:val="fr-FR"/>
+      <w:r>
+        <w:rPr>
+          <w:szCs w:val="22"/>
+        </w:rPr>
+        <w:t xml:space="preserve"> is the gas temperature at the source in K, </w:t>
+      </w:r>
+      <w:r>
+        <w:rPr>
+          <w:rFonts w:asciiTheme="majorHAnsi" w:hAnsiTheme="majorHAnsi" w:cstheme="majorHAnsi"/>
+          <w:szCs w:val="22"/>
         </w:rPr>
         <w:t>dx</w:t>
       </w:r>
       <w:r>
         <w:rPr>
-          <w:rFonts w:asciiTheme="majorHAnsi" w:hAnsiTheme="majorHAnsi" w:cstheme="majorHAnsi"/>
-          <w:szCs w:val="22"/>
-          <w:lang w:val="fr-FR"/>
-        </w:rPr>
-        <w:t>,</w:t>
-      </w:r>
-      <w:r>
-        <w:rPr>
-          <w:rFonts w:asciiTheme="majorHAnsi" w:hAnsiTheme="majorHAnsi" w:cstheme="majorHAnsi"/>
-          <w:szCs w:val="22"/>
-          <w:lang w:val="fr-FR"/>
+          <w:szCs w:val="22"/>
+        </w:rPr>
+        <w:t xml:space="preserve"> and </w:t>
+      </w:r>
+      <w:r>
+        <w:rPr>
+          <w:rFonts w:asciiTheme="majorHAnsi" w:hAnsiTheme="majorHAnsi" w:cstheme="majorHAnsi"/>
+          <w:szCs w:val="22"/>
         </w:rPr>
         <w:t>dy</w:t>
       </w:r>
-      <w:r>
-        <w:rPr>
-          <w:rFonts w:asciiTheme="majorHAnsi" w:hAnsiTheme="majorHAnsi" w:cstheme="majorHAnsi"/>
-          <w:szCs w:val="22"/>
-          <w:lang w:val="fr-FR"/>
-        </w:rPr>
-        <w:t>,</w:t>
-      </w:r>
-      <w:r>
-        <w:rPr>
-          <w:rFonts w:asciiTheme="majorHAnsi" w:hAnsiTheme="majorHAnsi" w:cstheme="majorHAnsi"/>
-          <w:szCs w:val="22"/>
-          <w:lang w:val="fr-FR"/>
-        </w:rPr>
-        <w:t>dur</w:t>
-      </w:r>
-      <w:proofErr w:type="spellEnd"/>
-      <w:r>
-        <w:rPr>
-          <w:rFonts w:asciiTheme="majorHAnsi" w:hAnsiTheme="majorHAnsi" w:cstheme="majorHAnsi"/>
-          <w:szCs w:val="22"/>
-          <w:lang w:val="fr-FR"/>
-        </w:rPr>
-        <w:t xml:space="preserve"> </w:t>
-      </w:r>
-    </w:p>
-    <w:p>
-      <w:pPr>
-        <w:pStyle w:val="ListParagraph"/>
-        <w:rPr>
-          <w:rFonts w:asciiTheme="majorHAnsi" w:hAnsiTheme="majorHAnsi" w:cstheme="majorHAnsi"/>
-          <w:szCs w:val="22"/>
-        </w:rPr>
-      </w:pPr>
-      <w:r>
-        <w:rPr>
-          <w:rFonts w:asciiTheme="majorHAnsi" w:hAnsiTheme="majorHAnsi" w:cstheme="majorHAnsi"/>
-          <w:szCs w:val="22"/>
-        </w:rPr>
-        <w:t>427225</w:t>
-      </w:r>
-      <w:r>
-        <w:rPr>
-          <w:rFonts w:asciiTheme="majorHAnsi" w:hAnsiTheme="majorHAnsi" w:cstheme="majorHAnsi"/>
-          <w:szCs w:val="22"/>
-        </w:rPr>
-        <w:t>,</w:t>
-      </w:r>
-      <w:r>
-        <w:rPr>
-          <w:rFonts w:asciiTheme="majorHAnsi" w:hAnsiTheme="majorHAnsi" w:cstheme="majorHAnsi"/>
-          <w:szCs w:val="22"/>
-        </w:rPr>
-        <w:t>4519625</w:t>
-      </w:r>
-      <w:r>
-        <w:rPr>
-          <w:rFonts w:asciiTheme="majorHAnsi" w:hAnsiTheme="majorHAnsi" w:cstheme="majorHAnsi"/>
-          <w:szCs w:val="22"/>
-        </w:rPr>
-        <w:t>,</w:t>
-      </w:r>
-      <w:r>
-        <w:rPr>
-          <w:rFonts w:asciiTheme="majorHAnsi" w:hAnsiTheme="majorHAnsi" w:cstheme="majorHAnsi"/>
-          <w:szCs w:val="22"/>
-        </w:rPr>
-        <w:t>0</w:t>
-      </w:r>
-      <w:r>
-        <w:rPr>
-          <w:rFonts w:asciiTheme="majorHAnsi" w:hAnsiTheme="majorHAnsi" w:cstheme="majorHAnsi"/>
-          <w:szCs w:val="22"/>
-        </w:rPr>
-        <w:t>,</w:t>
-      </w:r>
-      <w:r>
-        <w:rPr>
-          <w:rFonts w:asciiTheme="majorHAnsi" w:hAnsiTheme="majorHAnsi" w:cstheme="majorHAnsi"/>
-          <w:szCs w:val="22"/>
-        </w:rPr>
-        <w:t>1</w:t>
-      </w:r>
-      <w:r>
-        <w:rPr>
-          <w:rFonts w:asciiTheme="majorHAnsi" w:hAnsiTheme="majorHAnsi" w:cstheme="majorHAnsi"/>
-          <w:szCs w:val="22"/>
-        </w:rPr>
-        <w:t>,</w:t>
-      </w:r>
-      <w:r>
-        <w:rPr>
-          <w:rFonts w:asciiTheme="majorHAnsi" w:hAnsiTheme="majorHAnsi" w:cstheme="majorHAnsi"/>
-          <w:szCs w:val="22"/>
-        </w:rPr>
-        <w:t>0.430844907</w:t>
-      </w:r>
-      <w:r>
-        <w:rPr>
-          <w:rFonts w:asciiTheme="majorHAnsi" w:hAnsiTheme="majorHAnsi" w:cstheme="majorHAnsi"/>
-          <w:szCs w:val="22"/>
-        </w:rPr>
-        <w:t>,</w:t>
-      </w:r>
-      <w:r>
-        <w:rPr>
-          <w:rFonts w:asciiTheme="majorHAnsi" w:hAnsiTheme="majorHAnsi" w:cstheme="majorHAnsi"/>
-          <w:szCs w:val="22"/>
-        </w:rPr>
-        <w:t>293</w:t>
-      </w:r>
-      <w:r>
-        <w:rPr>
-          <w:rFonts w:asciiTheme="majorHAnsi" w:hAnsiTheme="majorHAnsi" w:cstheme="majorHAnsi"/>
-          <w:szCs w:val="22"/>
-        </w:rPr>
-        <w:t>,</w:t>
-      </w:r>
-      <w:r>
-        <w:rPr>
-          <w:rFonts w:asciiTheme="majorHAnsi" w:hAnsiTheme="majorHAnsi" w:cstheme="majorHAnsi"/>
-          <w:szCs w:val="22"/>
-        </w:rPr>
-        <w:t>1</w:t>
-      </w:r>
-      <w:r>
-        <w:rPr>
-          <w:rFonts w:asciiTheme="majorHAnsi" w:hAnsiTheme="majorHAnsi" w:cstheme="majorHAnsi"/>
-          <w:szCs w:val="22"/>
-        </w:rPr>
-        <w:t>,</w:t>
-      </w:r>
-      <w:r>
-        <w:rPr>
-          <w:rFonts w:asciiTheme="majorHAnsi" w:hAnsiTheme="majorHAnsi" w:cstheme="majorHAnsi"/>
-          <w:szCs w:val="22"/>
-        </w:rPr>
-        <w:t>1</w:t>
-      </w:r>
-      <w:r>
-        <w:rPr>
-          <w:rFonts w:asciiTheme="majorHAnsi" w:hAnsiTheme="majorHAnsi" w:cstheme="majorHAnsi"/>
-          <w:szCs w:val="22"/>
-        </w:rPr>
-        <w:t>,</w:t>
-      </w:r>
-      <w:r>
-        <w:rPr>
-          <w:rFonts w:asciiTheme="majorHAnsi" w:hAnsiTheme="majorHAnsi" w:cstheme="majorHAnsi"/>
-          <w:szCs w:val="22"/>
-        </w:rPr>
-        <w:t>32600</w:t>
-      </w:r>
-    </w:p>
-    <w:p>
-      <w:pPr>
-        <w:pStyle w:val="ListParagraph"/>
-        <w:rPr>
-          <w:rFonts w:asciiTheme="majorHAnsi" w:hAnsiTheme="majorHAnsi" w:cstheme="majorHAnsi"/>
-          <w:szCs w:val="22"/>
-        </w:rPr>
-      </w:pPr>
-      <w:r>
-        <w:rPr>
-          <w:rFonts w:asciiTheme="majorHAnsi" w:hAnsiTheme="majorHAnsi" w:cstheme="majorHAnsi"/>
-          <w:szCs w:val="22"/>
-        </w:rPr>
-        <w:t>(…)</w:t>
-      </w:r>
-    </w:p>
-    <w:p>
-      <w:pPr>
-        <w:pStyle w:val="ListParagraph"/>
-        <w:rPr>
-          <w:szCs w:val="22"/>
-        </w:rPr>
-      </w:pPr>
-      <w:r>
-        <w:rPr>
-          <w:szCs w:val="22"/>
-        </w:rPr>
-        <w:t xml:space="preserve">Where </w:t>
-      </w:r>
-      <w:r>
-        <w:rPr>
-          <w:rFonts w:asciiTheme="majorHAnsi" w:hAnsiTheme="majorHAnsi" w:cstheme="majorHAnsi"/>
-          <w:szCs w:val="22"/>
-        </w:rPr>
-        <w:t>x</w:t>
-      </w:r>
-      <w:r>
-        <w:rPr>
-          <w:szCs w:val="22"/>
-        </w:rPr>
-        <w:t xml:space="preserve">, </w:t>
-      </w:r>
-      <w:r>
-        <w:rPr>
-          <w:rFonts w:asciiTheme="majorHAnsi" w:hAnsiTheme="majorHAnsi" w:cstheme="majorHAnsi"/>
-          <w:szCs w:val="22"/>
-        </w:rPr>
-        <w:t>y</w:t>
-      </w:r>
-      <w:r>
-        <w:rPr>
-          <w:szCs w:val="22"/>
-        </w:rPr>
-        <w:t xml:space="preserve"> and </w:t>
-      </w:r>
-      <w:r>
-        <w:rPr>
-          <w:rFonts w:asciiTheme="majorHAnsi" w:hAnsiTheme="majorHAnsi" w:cstheme="majorHAnsi"/>
-          <w:szCs w:val="22"/>
-        </w:rPr>
-        <w:t>z</w:t>
-      </w:r>
-      <w:r>
-        <w:rPr>
-          <w:szCs w:val="22"/>
-        </w:rPr>
-        <w:t xml:space="preserve"> are the </w:t>
-      </w:r>
-      <w:r>
-        <w:rPr>
-          <w:szCs w:val="22"/>
-        </w:rPr>
-        <w:t>UTM coordinates (easting, northing) and elevation above the ground in m</w:t>
-      </w:r>
-      <w:r>
-        <w:rPr>
-          <w:szCs w:val="22"/>
-        </w:rPr>
-        <w:t xml:space="preserve"> of the center of the source</w:t>
-      </w:r>
-      <w:r>
-        <w:rPr>
-          <w:szCs w:val="22"/>
-        </w:rPr>
-        <w:t xml:space="preserve">, respectively, </w:t>
-      </w:r>
-      <w:r>
-        <w:rPr>
-          <w:rFonts w:asciiTheme="majorHAnsi" w:hAnsiTheme="majorHAnsi" w:cstheme="majorHAnsi"/>
-          <w:szCs w:val="22"/>
-        </w:rPr>
-        <w:t>prob</w:t>
-      </w:r>
-      <w:r>
-        <w:rPr>
-          <w:szCs w:val="22"/>
-        </w:rPr>
-        <w:t xml:space="preserve"> is the probability of the emission (which in the current version of </w:t>
-      </w:r>
-      <w:r>
-        <w:rPr>
-          <w:szCs w:val="22"/>
-        </w:rPr>
-        <w:t xml:space="preserve">VIGIL </w:t>
-      </w:r>
-      <w:r>
-        <w:rPr>
-          <w:szCs w:val="22"/>
-        </w:rPr>
-        <w:t xml:space="preserve">does not play any role in the computation), </w:t>
-      </w:r>
-      <w:r>
-        <w:rPr>
-          <w:rFonts w:asciiTheme="majorHAnsi" w:hAnsiTheme="majorHAnsi" w:cstheme="majorHAnsi"/>
-          <w:szCs w:val="22"/>
-        </w:rPr>
-        <w:t xml:space="preserve">kg/s </w:t>
-      </w:r>
-      <w:r>
-        <w:rPr>
-          <w:szCs w:val="22"/>
-        </w:rPr>
-        <w:t xml:space="preserve">is the </w:t>
-      </w:r>
-      <w:r>
-        <w:rPr>
-          <w:szCs w:val="22"/>
-        </w:rPr>
-        <w:t xml:space="preserve">gas </w:t>
-      </w:r>
-      <w:r>
-        <w:rPr>
-          <w:szCs w:val="22"/>
-        </w:rPr>
-        <w:t xml:space="preserve">emission rate, </w:t>
-      </w:r>
-      <w:r>
-        <w:rPr>
-          <w:rFonts w:asciiTheme="majorHAnsi" w:hAnsiTheme="majorHAnsi" w:cstheme="majorHAnsi"/>
-          <w:szCs w:val="22"/>
-        </w:rPr>
-        <w:t>T</w:t>
-      </w:r>
-      <w:r>
-        <w:rPr>
-          <w:szCs w:val="22"/>
-        </w:rPr>
-        <w:t xml:space="preserve"> is the gas temperature at the source in K, </w:t>
-      </w:r>
-      <w:r>
-        <w:rPr>
-          <w:rFonts w:asciiTheme="majorHAnsi" w:hAnsiTheme="majorHAnsi" w:cstheme="majorHAnsi"/>
-          <w:szCs w:val="22"/>
-        </w:rPr>
-        <w:t>dx</w:t>
-      </w:r>
-      <w:r>
-        <w:rPr>
-          <w:szCs w:val="22"/>
-        </w:rPr>
-        <w:t xml:space="preserve"> and </w:t>
-      </w:r>
-      <w:proofErr w:type="spellStart"/>
-      <w:r>
-        <w:rPr>
-          <w:rFonts w:asciiTheme="majorHAnsi" w:hAnsiTheme="majorHAnsi" w:cstheme="majorHAnsi"/>
-          <w:szCs w:val="22"/>
-        </w:rPr>
-        <w:t>dy</w:t>
-      </w:r>
-      <w:proofErr w:type="spellEnd"/>
       <w:r>
         <w:rPr>
           <w:szCs w:val="22"/>
@@ -6686,7 +6163,6 @@
         </w:rPr>
         <w:t xml:space="preserve"> and </w:t>
       </w:r>
-      <w:proofErr w:type="spellStart"/>
       <w:r>
         <w:rPr>
           <w:rFonts w:asciiTheme="majorHAnsi" w:hAnsiTheme="majorHAnsi" w:cstheme="majorHAnsi"/>
@@ -6694,7 +6170,6 @@
         </w:rPr>
         <w:t>dy</w:t>
       </w:r>
-      <w:proofErr w:type="spellEnd"/>
       <w:r>
         <w:rPr>
           <w:szCs w:val="22"/>
@@ -6732,7 +6207,6 @@
         </w:rPr>
         <w:t xml:space="preserve"> and </w:t>
       </w:r>
-      <w:proofErr w:type="spellStart"/>
       <w:r>
         <w:rPr>
           <w:rFonts w:asciiTheme="majorHAnsi" w:hAnsiTheme="majorHAnsi" w:cstheme="majorHAnsi"/>
@@ -6740,7 +6214,6 @@
         </w:rPr>
         <w:t>dy</w:t>
       </w:r>
-      <w:proofErr w:type="spellEnd"/>
       <w:r>
         <w:rPr>
           <w:szCs w:val="22"/>
@@ -6880,7 +6353,6 @@
           <w:szCs w:val="22"/>
         </w:rPr>
       </w:pPr>
-      <w:proofErr w:type="spellStart"/>
       <w:r>
         <w:rPr>
           <w:b/>
@@ -6902,7 +6374,6 @@
         </w:rPr>
         <w:t>grd</w:t>
       </w:r>
-      <w:proofErr w:type="spellEnd"/>
       <w:r>
         <w:rPr>
           <w:b/>
@@ -7000,14 +6471,12 @@
         </w:rPr>
         <w:t>“</w:t>
       </w:r>
-      <w:proofErr w:type="spellStart"/>
       <w:r>
         <w:rPr>
           <w:szCs w:val="22"/>
         </w:rPr>
         <w:t>problemname</w:t>
       </w:r>
-      <w:proofErr w:type="spellEnd"/>
       <w:r>
         <w:rPr>
           <w:szCs w:val="22"/>
@@ -7018,21 +6487,7 @@
         <w:rPr>
           <w:szCs w:val="22"/>
         </w:rPr>
-        <w:t>.</w:t>
-      </w:r>
-      <w:proofErr w:type="spellStart"/>
-      <w:r>
-        <w:rPr>
-          <w:szCs w:val="22"/>
-        </w:rPr>
-        <w:t>inp</w:t>
-      </w:r>
-      <w:proofErr w:type="spellEnd"/>
-      <w:r>
-        <w:rPr>
-          <w:szCs w:val="22"/>
-        </w:rPr>
-        <w:t xml:space="preserve">. </w:t>
+        <w:t xml:space="preserve">.inp. </w:t>
       </w:r>
     </w:p>
     <w:p/>
@@ -7582,21 +7037,7 @@
         <w:rPr>
           <w:rFonts w:eastAsiaTheme="minorEastAsia"/>
         </w:rPr>
-        <w:t xml:space="preserve"> </w:t>
-      </w:r>
-      <w:proofErr w:type="spellStart"/>
-      <w:r>
-        <w:rPr>
-          <w:rFonts w:eastAsiaTheme="minorEastAsia"/>
-        </w:rPr>
-        <w:t>hPa</w:t>
-      </w:r>
-      <w:proofErr w:type="spellEnd"/>
-      <w:r>
-        <w:rPr>
-          <w:rFonts w:eastAsiaTheme="minorEastAsia"/>
-        </w:rPr>
-        <w:t>. The molar</w:t>
+        <w:t xml:space="preserve"> hPa. The molar</w:t>
       </w:r>
       <w:r>
         <w:rPr>
@@ -7697,16 +7138,8 @@
         <w:rPr>
           <w:rFonts w:asciiTheme="majorHAnsi" w:hAnsiTheme="majorHAnsi" w:cstheme="majorHAnsi"/>
         </w:rPr>
-        <w:t>-TS –</w:t>
-      </w:r>
-      <w:proofErr w:type="spellStart"/>
-      <w:r>
-        <w:rPr>
-          <w:rFonts w:asciiTheme="majorHAnsi" w:hAnsiTheme="majorHAnsi" w:cstheme="majorHAnsi"/>
-        </w:rPr>
-        <w:t>tracking_specie</w:t>
-      </w:r>
-      <w:proofErr w:type="spellEnd"/>
+        <w:t>-TS –tracking_specie</w:t>
+      </w:r>
       <w:r>
         <w:t>; see Section 4</w:t>
       </w:r>
@@ -8519,21 +7952,7 @@
         <w:rPr>
           <w:rFonts w:asciiTheme="majorHAnsi" w:hAnsiTheme="majorHAnsi" w:cstheme="majorHAnsi"/>
         </w:rPr>
-        <w:t>-TP --</w:t>
-      </w:r>
-      <w:proofErr w:type="spellStart"/>
-      <w:r>
-        <w:rPr>
-          <w:rFonts w:asciiTheme="majorHAnsi" w:hAnsiTheme="majorHAnsi" w:cstheme="majorHAnsi"/>
-        </w:rPr>
-        <w:t>tracking_points</w:t>
-      </w:r>
-      <w:proofErr w:type="spellEnd"/>
-      <w:r>
-        <w:rPr>
-          <w:rFonts w:asciiTheme="majorHAnsi" w:hAnsiTheme="majorHAnsi" w:cstheme="majorHAnsi"/>
-        </w:rPr>
-        <w:t xml:space="preserve"> </w:t>
+        <w:t xml:space="preserve">-TP --tracking_points </w:t>
       </w:r>
       <w:r>
         <w:t xml:space="preserve">is activated (see Section </w:t>
@@ -8558,7 +7977,6 @@
       </w:r>
     </w:p>
     <w:p>
-      <w:proofErr w:type="spellStart"/>
       <w:r>
         <w:rPr>
           <w:rFonts w:asciiTheme="majorHAnsi" w:hAnsiTheme="majorHAnsi" w:cstheme="majorHAnsi"/>
@@ -8583,7 +8001,6 @@
         </w:rPr>
         <w:t>z</w:t>
       </w:r>
-      <w:proofErr w:type="spellEnd"/>
     </w:p>
     <w:p>
       <w:pPr>
@@ -8823,21 +8240,7 @@
         <w:rPr>
           <w:rFonts w:asciiTheme="majorHAnsi" w:hAnsiTheme="majorHAnsi" w:cstheme="majorHAnsi"/>
         </w:rPr>
-        <w:t>“file_name.csv”,</w:t>
-      </w:r>
-      <w:proofErr w:type="spellStart"/>
-      <w:r>
-        <w:rPr>
-          <w:rFonts w:asciiTheme="majorHAnsi" w:hAnsiTheme="majorHAnsi" w:cstheme="majorHAnsi"/>
-        </w:rPr>
-        <w:t>easting,northing,m</w:t>
-      </w:r>
-      <w:proofErr w:type="spellEnd"/>
-      <w:r>
-        <w:rPr>
-          <w:rFonts w:asciiTheme="majorHAnsi" w:hAnsiTheme="majorHAnsi" w:cstheme="majorHAnsi"/>
-        </w:rPr>
-        <w:t xml:space="preserve"> above ground</w:t>
+        <w:t>“file_name.csv”,easting,northing,m above ground</w:t>
       </w:r>
     </w:p>
     <w:p>
@@ -9279,17 +8682,8 @@
           <w:rFonts w:asciiTheme="majorHAnsi" w:hAnsiTheme="majorHAnsi" w:cstheme="majorHAnsi"/>
           <w:szCs w:val="22"/>
         </w:rPr>
-        <w:t xml:space="preserve">-M MODE, --mode </w:t>
-      </w:r>
-      <w:proofErr w:type="spellStart"/>
-      <w:r>
-        <w:rPr>
-          <w:rFonts w:asciiTheme="majorHAnsi" w:hAnsiTheme="majorHAnsi" w:cstheme="majorHAnsi"/>
-          <w:szCs w:val="22"/>
-        </w:rPr>
-        <w:t>MODE</w:t>
-      </w:r>
-      <w:proofErr w:type="spellEnd"/>
+        <w:t>-M MODE, --mode MODE</w:t>
+      </w:r>
     </w:p>
     <w:p>
       <w:pPr>
@@ -9358,23 +8752,7 @@
           <w:rFonts w:asciiTheme="majorHAnsi" w:hAnsiTheme="majorHAnsi" w:cstheme="majorHAnsi"/>
           <w:szCs w:val="22"/>
         </w:rPr>
-        <w:t>-RT RUN_TYPE, --</w:t>
-      </w:r>
-      <w:proofErr w:type="spellStart"/>
-      <w:r>
-        <w:rPr>
-          <w:rFonts w:asciiTheme="majorHAnsi" w:hAnsiTheme="majorHAnsi" w:cstheme="majorHAnsi"/>
-          <w:szCs w:val="22"/>
-        </w:rPr>
-        <w:t>run_type</w:t>
-      </w:r>
-      <w:proofErr w:type="spellEnd"/>
-      <w:r>
-        <w:rPr>
-          <w:rFonts w:asciiTheme="majorHAnsi" w:hAnsiTheme="majorHAnsi" w:cstheme="majorHAnsi"/>
-          <w:szCs w:val="22"/>
-        </w:rPr>
-        <w:t xml:space="preserve"> RUN_TYPE</w:t>
+        <w:t>-RT RUN_TYPE, --run_type RUN_TYPE</w:t>
       </w:r>
     </w:p>
     <w:p>
@@ -9416,25 +8794,7 @@
           <w:szCs w:val="22"/>
           <w:lang w:val="fr-FR"/>
         </w:rPr>
-        <w:t>-CS CONTINUOUS_SIMULATION, --</w:t>
-      </w:r>
-      <w:proofErr w:type="spellStart"/>
-      <w:r>
-        <w:rPr>
-          <w:rFonts w:asciiTheme="majorHAnsi" w:hAnsiTheme="majorHAnsi" w:cstheme="majorHAnsi"/>
-          <w:szCs w:val="22"/>
-          <w:lang w:val="fr-FR"/>
-        </w:rPr>
-        <w:t>continuous_simulation</w:t>
-      </w:r>
-      <w:proofErr w:type="spellEnd"/>
-      <w:r>
-        <w:rPr>
-          <w:rFonts w:asciiTheme="majorHAnsi" w:hAnsiTheme="majorHAnsi" w:cstheme="majorHAnsi"/>
-          <w:szCs w:val="22"/>
-          <w:lang w:val="fr-FR"/>
-        </w:rPr>
-        <w:t xml:space="preserve"> CONTINUOUS_SIMULATION</w:t>
+        <w:t>-CS CONTINUOUS_SIMULATION, --continuous_simulation CONTINUOUS_SIMULATION</w:t>
       </w:r>
     </w:p>
     <w:p>
@@ -9486,23 +8846,7 @@
           <w:rFonts w:asciiTheme="majorHAnsi" w:hAnsiTheme="majorHAnsi" w:cstheme="majorHAnsi"/>
           <w:szCs w:val="22"/>
         </w:rPr>
-        <w:t>-S START_DATE, --</w:t>
-      </w:r>
-      <w:proofErr w:type="spellStart"/>
-      <w:r>
-        <w:rPr>
-          <w:rFonts w:asciiTheme="majorHAnsi" w:hAnsiTheme="majorHAnsi" w:cstheme="majorHAnsi"/>
-          <w:szCs w:val="22"/>
-        </w:rPr>
-        <w:t>start_date</w:t>
-      </w:r>
-      <w:proofErr w:type="spellEnd"/>
-      <w:r>
-        <w:rPr>
-          <w:rFonts w:asciiTheme="majorHAnsi" w:hAnsiTheme="majorHAnsi" w:cstheme="majorHAnsi"/>
-          <w:szCs w:val="22"/>
-        </w:rPr>
-        <w:t xml:space="preserve"> START_DATE</w:t>
+        <w:t>-S START_DATE, --start_date START_DATE</w:t>
       </w:r>
     </w:p>
     <w:p>
@@ -9548,23 +8892,7 @@
           <w:rFonts w:asciiTheme="majorHAnsi" w:hAnsiTheme="majorHAnsi" w:cstheme="majorHAnsi"/>
           <w:szCs w:val="22"/>
         </w:rPr>
-        <w:t>-E END_DATE, --</w:t>
-      </w:r>
-      <w:proofErr w:type="spellStart"/>
-      <w:r>
-        <w:rPr>
-          <w:rFonts w:asciiTheme="majorHAnsi" w:hAnsiTheme="majorHAnsi" w:cstheme="majorHAnsi"/>
-          <w:szCs w:val="22"/>
-        </w:rPr>
-        <w:t>end_date</w:t>
-      </w:r>
-      <w:proofErr w:type="spellEnd"/>
-      <w:r>
-        <w:rPr>
-          <w:rFonts w:asciiTheme="majorHAnsi" w:hAnsiTheme="majorHAnsi" w:cstheme="majorHAnsi"/>
-          <w:szCs w:val="22"/>
-        </w:rPr>
-        <w:t xml:space="preserve"> END_DATE</w:t>
+        <w:t>-E END_DATE, --end_date END_DATE</w:t>
       </w:r>
     </w:p>
     <w:p>
@@ -9614,21 +8942,7 @@
         <w:rPr>
           <w:rFonts w:asciiTheme="majorHAnsi" w:hAnsiTheme="majorHAnsi" w:cstheme="majorHAnsi"/>
         </w:rPr>
-        <w:t>, --</w:t>
-      </w:r>
-      <w:proofErr w:type="spellStart"/>
-      <w:r>
-        <w:rPr>
-          <w:rFonts w:asciiTheme="majorHAnsi" w:hAnsiTheme="majorHAnsi" w:cstheme="majorHAnsi"/>
-        </w:rPr>
-        <w:t>sampled_years</w:t>
-      </w:r>
-      <w:proofErr w:type="spellEnd"/>
-      <w:r>
-        <w:rPr>
-          <w:rFonts w:asciiTheme="majorHAnsi" w:hAnsiTheme="majorHAnsi" w:cstheme="majorHAnsi"/>
-        </w:rPr>
-        <w:t xml:space="preserve"> SAMPLED_YEARS</w:t>
+        <w:t>, --sampled_years SAMPLED_YEARS</w:t>
       </w:r>
     </w:p>
     <w:p>
@@ -9678,21 +8992,7 @@
         <w:rPr>
           <w:rFonts w:asciiTheme="majorHAnsi" w:hAnsiTheme="majorHAnsi" w:cstheme="majorHAnsi"/>
         </w:rPr>
-        <w:t>_MONTHS, --</w:t>
-      </w:r>
-      <w:proofErr w:type="spellStart"/>
-      <w:r>
-        <w:rPr>
-          <w:rFonts w:asciiTheme="majorHAnsi" w:hAnsiTheme="majorHAnsi" w:cstheme="majorHAnsi"/>
-        </w:rPr>
-        <w:t>sampled_months</w:t>
-      </w:r>
-      <w:proofErr w:type="spellEnd"/>
-      <w:r>
-        <w:rPr>
-          <w:rFonts w:asciiTheme="majorHAnsi" w:hAnsiTheme="majorHAnsi" w:cstheme="majorHAnsi"/>
-        </w:rPr>
-        <w:t xml:space="preserve"> SAMPLED_MONTHS</w:t>
+        <w:t>_MONTHS, --sampled_months SAMPLED_MONTHS</w:t>
       </w:r>
     </w:p>
     <w:p>
@@ -9754,21 +9054,7 @@
         <w:rPr>
           <w:rFonts w:asciiTheme="majorHAnsi" w:hAnsiTheme="majorHAnsi" w:cstheme="majorHAnsi"/>
         </w:rPr>
-        <w:t>, --</w:t>
-      </w:r>
-      <w:proofErr w:type="spellStart"/>
-      <w:r>
-        <w:rPr>
-          <w:rFonts w:asciiTheme="majorHAnsi" w:hAnsiTheme="majorHAnsi" w:cstheme="majorHAnsi"/>
-        </w:rPr>
-        <w:t>sampled_days</w:t>
-      </w:r>
-      <w:proofErr w:type="spellEnd"/>
-      <w:r>
-        <w:rPr>
-          <w:rFonts w:asciiTheme="majorHAnsi" w:hAnsiTheme="majorHAnsi" w:cstheme="majorHAnsi"/>
-        </w:rPr>
-        <w:t xml:space="preserve"> SAMPLED_DAYS</w:t>
+        <w:t>, --sampled_days SAMPLED_DAYS</w:t>
       </w:r>
     </w:p>
     <w:p>
@@ -9802,23 +9088,7 @@
           <w:rFonts w:asciiTheme="majorHAnsi" w:hAnsiTheme="majorHAnsi" w:cstheme="majorHAnsi"/>
           <w:szCs w:val="22"/>
         </w:rPr>
-        <w:t>-V VOLC, --</w:t>
-      </w:r>
-      <w:proofErr w:type="spellStart"/>
-      <w:r>
-        <w:rPr>
-          <w:rFonts w:asciiTheme="majorHAnsi" w:hAnsiTheme="majorHAnsi" w:cstheme="majorHAnsi"/>
-          <w:szCs w:val="22"/>
-        </w:rPr>
-        <w:t>volc</w:t>
-      </w:r>
-      <w:proofErr w:type="spellEnd"/>
-      <w:r>
-        <w:rPr>
-          <w:rFonts w:asciiTheme="majorHAnsi" w:hAnsiTheme="majorHAnsi" w:cstheme="majorHAnsi"/>
-          <w:szCs w:val="22"/>
-        </w:rPr>
-        <w:t xml:space="preserve"> VOLC  </w:t>
+        <w:t xml:space="preserve">-V VOLC, --volc VOLC  </w:t>
       </w:r>
     </w:p>
     <w:p>
@@ -9878,39 +9148,7 @@
           <w:rFonts w:asciiTheme="majorHAnsi" w:hAnsiTheme="majorHAnsi" w:cstheme="majorHAnsi"/>
           <w:szCs w:val="22"/>
         </w:rPr>
-        <w:t xml:space="preserve">-LAT </w:t>
-      </w:r>
-      <w:proofErr w:type="spellStart"/>
-      <w:r>
-        <w:rPr>
-          <w:rFonts w:asciiTheme="majorHAnsi" w:hAnsiTheme="majorHAnsi" w:cstheme="majorHAnsi"/>
-          <w:szCs w:val="22"/>
-        </w:rPr>
-        <w:t>LAT</w:t>
-      </w:r>
-      <w:proofErr w:type="spellEnd"/>
-      <w:r>
-        <w:rPr>
-          <w:rFonts w:asciiTheme="majorHAnsi" w:hAnsiTheme="majorHAnsi" w:cstheme="majorHAnsi"/>
-          <w:szCs w:val="22"/>
-        </w:rPr>
-        <w:t>, --</w:t>
-      </w:r>
-      <w:proofErr w:type="spellStart"/>
-      <w:r>
-        <w:rPr>
-          <w:rFonts w:asciiTheme="majorHAnsi" w:hAnsiTheme="majorHAnsi" w:cstheme="majorHAnsi"/>
-          <w:szCs w:val="22"/>
-        </w:rPr>
-        <w:t>lat</w:t>
-      </w:r>
-      <w:proofErr w:type="spellEnd"/>
-      <w:r>
-        <w:rPr>
-          <w:rFonts w:asciiTheme="majorHAnsi" w:hAnsiTheme="majorHAnsi" w:cstheme="majorHAnsi"/>
-          <w:szCs w:val="22"/>
-        </w:rPr>
-        <w:t xml:space="preserve"> LAT   </w:t>
+        <w:t xml:space="preserve">-LAT LAT, --lat LAT   </w:t>
       </w:r>
     </w:p>
     <w:p>
@@ -9949,23 +9187,7 @@
           <w:rFonts w:asciiTheme="majorHAnsi" w:hAnsiTheme="majorHAnsi" w:cstheme="majorHAnsi"/>
           <w:szCs w:val="22"/>
         </w:rPr>
-        <w:t>-V VOLC, --</w:t>
-      </w:r>
-      <w:proofErr w:type="spellStart"/>
-      <w:r>
-        <w:rPr>
-          <w:rFonts w:asciiTheme="majorHAnsi" w:hAnsiTheme="majorHAnsi" w:cstheme="majorHAnsi"/>
-          <w:szCs w:val="22"/>
-        </w:rPr>
-        <w:t>volc</w:t>
-      </w:r>
-      <w:proofErr w:type="spellEnd"/>
-      <w:r>
-        <w:rPr>
-          <w:rFonts w:asciiTheme="majorHAnsi" w:hAnsiTheme="majorHAnsi" w:cstheme="majorHAnsi"/>
-          <w:szCs w:val="22"/>
-        </w:rPr>
-        <w:t xml:space="preserve"> VOLC</w:t>
+        <w:t>-V VOLC, --volc VOLC</w:t>
       </w:r>
       <w:r>
         <w:rPr>
@@ -10000,53 +9222,17 @@
           <w:szCs w:val="22"/>
           <w:lang w:val="en-GB"/>
         </w:rPr>
-        <w:t xml:space="preserve">-LON </w:t>
-      </w:r>
-      <w:proofErr w:type="spellStart"/>
-      <w:r>
+        <w:t xml:space="preserve">-LON LON, --lon LON   </w:t>
+      </w:r>
+    </w:p>
+    <w:p>
+      <w:pPr>
+        <w:pStyle w:val="ListParagraph"/>
         <w:rPr>
           <w:rFonts w:asciiTheme="majorHAnsi" w:hAnsiTheme="majorHAnsi" w:cstheme="majorHAnsi"/>
           <w:szCs w:val="22"/>
           <w:lang w:val="en-GB"/>
         </w:rPr>
-        <w:t>LON</w:t>
-      </w:r>
-      <w:proofErr w:type="spellEnd"/>
-      <w:r>
-        <w:rPr>
-          <w:rFonts w:asciiTheme="majorHAnsi" w:hAnsiTheme="majorHAnsi" w:cstheme="majorHAnsi"/>
-          <w:szCs w:val="22"/>
-          <w:lang w:val="en-GB"/>
-        </w:rPr>
-        <w:t>, --</w:t>
-      </w:r>
-      <w:proofErr w:type="spellStart"/>
-      <w:r>
-        <w:rPr>
-          <w:rFonts w:asciiTheme="majorHAnsi" w:hAnsiTheme="majorHAnsi" w:cstheme="majorHAnsi"/>
-          <w:szCs w:val="22"/>
-          <w:lang w:val="en-GB"/>
-        </w:rPr>
-        <w:t>lon</w:t>
-      </w:r>
-      <w:proofErr w:type="spellEnd"/>
-      <w:r>
-        <w:rPr>
-          <w:rFonts w:asciiTheme="majorHAnsi" w:hAnsiTheme="majorHAnsi" w:cstheme="majorHAnsi"/>
-          <w:szCs w:val="22"/>
-          <w:lang w:val="en-GB"/>
-        </w:rPr>
-        <w:t xml:space="preserve"> LON   </w:t>
-      </w:r>
-    </w:p>
-    <w:p>
-      <w:pPr>
-        <w:pStyle w:val="ListParagraph"/>
-        <w:rPr>
-          <w:rFonts w:asciiTheme="majorHAnsi" w:hAnsiTheme="majorHAnsi" w:cstheme="majorHAnsi"/>
-          <w:szCs w:val="22"/>
-          <w:lang w:val="en-GB"/>
-        </w:rPr>
       </w:pPr>
       <w:r>
         <w:rPr>
@@ -10077,23 +9263,7 @@
           <w:rFonts w:asciiTheme="majorHAnsi" w:hAnsiTheme="majorHAnsi" w:cstheme="majorHAnsi"/>
           <w:szCs w:val="22"/>
         </w:rPr>
-        <w:t>-V VOLC, --</w:t>
-      </w:r>
-      <w:proofErr w:type="spellStart"/>
-      <w:r>
-        <w:rPr>
-          <w:rFonts w:asciiTheme="majorHAnsi" w:hAnsiTheme="majorHAnsi" w:cstheme="majorHAnsi"/>
-          <w:szCs w:val="22"/>
-        </w:rPr>
-        <w:t>volc</w:t>
-      </w:r>
-      <w:proofErr w:type="spellEnd"/>
-      <w:r>
-        <w:rPr>
-          <w:rFonts w:asciiTheme="majorHAnsi" w:hAnsiTheme="majorHAnsi" w:cstheme="majorHAnsi"/>
-          <w:szCs w:val="22"/>
-        </w:rPr>
-        <w:t xml:space="preserve"> VOLC</w:t>
+        <w:t>-V VOLC, --volc VOLC</w:t>
       </w:r>
       <w:r>
         <w:rPr>
@@ -10128,25 +9298,7 @@
           <w:szCs w:val="22"/>
           <w:lang w:val="it-IT"/>
         </w:rPr>
-        <w:t>-EL ELEV, --</w:t>
-      </w:r>
-      <w:proofErr w:type="spellStart"/>
-      <w:r>
-        <w:rPr>
-          <w:rFonts w:asciiTheme="majorHAnsi" w:hAnsiTheme="majorHAnsi" w:cstheme="majorHAnsi"/>
-          <w:szCs w:val="22"/>
-          <w:lang w:val="it-IT"/>
-        </w:rPr>
-        <w:t>elev</w:t>
-      </w:r>
-      <w:proofErr w:type="spellEnd"/>
-      <w:r>
-        <w:rPr>
-          <w:rFonts w:asciiTheme="majorHAnsi" w:hAnsiTheme="majorHAnsi" w:cstheme="majorHAnsi"/>
-          <w:szCs w:val="22"/>
-          <w:lang w:val="it-IT"/>
-        </w:rPr>
-        <w:t xml:space="preserve"> ELEV</w:t>
+        <w:t>-EL ELEV, --elev ELEV</w:t>
       </w:r>
     </w:p>
     <w:p>
@@ -10180,44 +9332,14 @@
         <w:rPr>
           <w:szCs w:val="22"/>
         </w:rPr>
-        <w:t xml:space="preserve">elevation (m </w:t>
-      </w:r>
-      <w:proofErr w:type="spellStart"/>
-      <w:r>
-        <w:rPr>
-          <w:szCs w:val="22"/>
-        </w:rPr>
-        <w:t>a.s.l</w:t>
-      </w:r>
-      <w:proofErr w:type="spellEnd"/>
-      <w:r>
-        <w:rPr>
-          <w:szCs w:val="22"/>
-        </w:rPr>
-        <w:t xml:space="preserve">.), to be provided if the option </w:t>
-      </w:r>
-      <w:r>
-        <w:rPr>
-          <w:rFonts w:asciiTheme="majorHAnsi" w:hAnsiTheme="majorHAnsi" w:cstheme="majorHAnsi"/>
-          <w:szCs w:val="22"/>
-        </w:rPr>
-        <w:t>-V VOLC, --</w:t>
-      </w:r>
-      <w:proofErr w:type="spellStart"/>
-      <w:r>
-        <w:rPr>
-          <w:rFonts w:asciiTheme="majorHAnsi" w:hAnsiTheme="majorHAnsi" w:cstheme="majorHAnsi"/>
-          <w:szCs w:val="22"/>
-        </w:rPr>
-        <w:t>volc</w:t>
-      </w:r>
-      <w:proofErr w:type="spellEnd"/>
-      <w:r>
-        <w:rPr>
-          <w:rFonts w:asciiTheme="majorHAnsi" w:hAnsiTheme="majorHAnsi" w:cstheme="majorHAnsi"/>
-          <w:szCs w:val="22"/>
-        </w:rPr>
-        <w:t xml:space="preserve"> VOLC</w:t>
+        <w:t xml:space="preserve">elevation (m a.s.l.), to be provided if the option </w:t>
+      </w:r>
+      <w:r>
+        <w:rPr>
+          <w:rFonts w:asciiTheme="majorHAnsi" w:hAnsiTheme="majorHAnsi" w:cstheme="majorHAnsi"/>
+          <w:szCs w:val="22"/>
+        </w:rPr>
+        <w:t>-V VOLC, --volc VOLC</w:t>
       </w:r>
       <w:r>
         <w:rPr>
@@ -10250,17 +9372,8 @@
           <w:rFonts w:asciiTheme="majorHAnsi" w:hAnsiTheme="majorHAnsi" w:cstheme="majorHAnsi"/>
           <w:szCs w:val="22"/>
         </w:rPr>
-        <w:t xml:space="preserve">-NS SAMPLES, --samples </w:t>
-      </w:r>
-      <w:proofErr w:type="spellStart"/>
-      <w:r>
-        <w:rPr>
-          <w:rFonts w:asciiTheme="majorHAnsi" w:hAnsiTheme="majorHAnsi" w:cstheme="majorHAnsi"/>
-          <w:szCs w:val="22"/>
-        </w:rPr>
-        <w:t>SAMPLES</w:t>
-      </w:r>
-      <w:proofErr w:type="spellEnd"/>
+        <w:t>-NS SAMPLES, --samples SAMPLES</w:t>
+      </w:r>
     </w:p>
     <w:p>
       <w:pPr>
@@ -10313,36 +9426,8 @@
           <w:szCs w:val="22"/>
           <w:lang w:val="it-IT"/>
         </w:rPr>
-        <w:t xml:space="preserve">-ERA5 </w:t>
-      </w:r>
-      <w:proofErr w:type="spellStart"/>
-      <w:r>
-        <w:rPr>
-          <w:rFonts w:asciiTheme="majorHAnsi" w:hAnsiTheme="majorHAnsi" w:cstheme="majorHAnsi"/>
-          <w:szCs w:val="22"/>
-          <w:lang w:val="it-IT"/>
-        </w:rPr>
-        <w:t>ERA5</w:t>
-      </w:r>
-      <w:proofErr w:type="spellEnd"/>
-      <w:r>
-        <w:rPr>
-          <w:rFonts w:asciiTheme="majorHAnsi" w:hAnsiTheme="majorHAnsi" w:cstheme="majorHAnsi"/>
-          <w:szCs w:val="22"/>
-          <w:lang w:val="it-IT"/>
-        </w:rPr>
-        <w:t xml:space="preserve">, --ERA5 </w:t>
-      </w:r>
-      <w:proofErr w:type="spellStart"/>
-      <w:r>
-        <w:rPr>
-          <w:rFonts w:asciiTheme="majorHAnsi" w:hAnsiTheme="majorHAnsi" w:cstheme="majorHAnsi"/>
-          <w:szCs w:val="22"/>
-          <w:lang w:val="it-IT"/>
-        </w:rPr>
-        <w:t>ERA5</w:t>
-      </w:r>
-      <w:proofErr w:type="spellEnd"/>
+        <w:t>-ERA5 ERA5, --ERA5 ERA5</w:t>
+      </w:r>
     </w:p>
     <w:p>
       <w:pPr>
@@ -10400,17 +9485,8 @@
           <w:rFonts w:asciiTheme="majorHAnsi" w:hAnsiTheme="majorHAnsi" w:cstheme="majorHAnsi"/>
           <w:szCs w:val="22"/>
         </w:rPr>
-        <w:t xml:space="preserve">-WST STATION, --station </w:t>
-      </w:r>
-      <w:proofErr w:type="spellStart"/>
-      <w:r>
-        <w:rPr>
-          <w:rFonts w:asciiTheme="majorHAnsi" w:hAnsiTheme="majorHAnsi" w:cstheme="majorHAnsi"/>
-          <w:szCs w:val="22"/>
-        </w:rPr>
-        <w:t>STATION</w:t>
-      </w:r>
-      <w:proofErr w:type="spellEnd"/>
+        <w:t>-WST STATION, --station STATION</w:t>
+      </w:r>
     </w:p>
     <w:p>
       <w:pPr>
@@ -10467,23 +9543,7 @@
           <w:rFonts w:asciiTheme="majorHAnsi" w:hAnsiTheme="majorHAnsi" w:cstheme="majorHAnsi"/>
           <w:szCs w:val="22"/>
         </w:rPr>
-        <w:t>-N NPROC, --</w:t>
-      </w:r>
-      <w:proofErr w:type="spellStart"/>
-      <w:r>
-        <w:rPr>
-          <w:rFonts w:asciiTheme="majorHAnsi" w:hAnsiTheme="majorHAnsi" w:cstheme="majorHAnsi"/>
-          <w:szCs w:val="22"/>
-        </w:rPr>
-        <w:t>nproc</w:t>
-      </w:r>
-      <w:proofErr w:type="spellEnd"/>
-      <w:r>
-        <w:rPr>
-          <w:rFonts w:asciiTheme="majorHAnsi" w:hAnsiTheme="majorHAnsi" w:cstheme="majorHAnsi"/>
-          <w:szCs w:val="22"/>
-        </w:rPr>
-        <w:t xml:space="preserve"> NPROC</w:t>
+        <w:t>-N NPROC, --nproc NPROC</w:t>
       </w:r>
     </w:p>
     <w:p>
@@ -10553,7 +9613,6 @@
         </w:rPr>
         <w:t xml:space="preserve"> </w:t>
       </w:r>
-      <w:proofErr w:type="spellStart"/>
       <w:r>
         <w:rPr>
           <w:rFonts w:asciiTheme="majorHAnsi" w:hAnsiTheme="majorHAnsi" w:cstheme="majorHAnsi"/>
@@ -10561,7 +9620,6 @@
         </w:rPr>
         <w:t>TWODEE-2</w:t>
       </w:r>
-      <w:proofErr w:type="spellEnd"/>
     </w:p>
     <w:p>
       <w:pPr>
@@ -10654,23 +9712,7 @@
           <w:rFonts w:asciiTheme="majorHAnsi" w:hAnsiTheme="majorHAnsi" w:cstheme="majorHAnsi"/>
           <w:szCs w:val="22"/>
         </w:rPr>
-        <w:t>-DG DISGAS, --</w:t>
-      </w:r>
-      <w:proofErr w:type="spellStart"/>
-      <w:r>
-        <w:rPr>
-          <w:rFonts w:asciiTheme="majorHAnsi" w:hAnsiTheme="majorHAnsi" w:cstheme="majorHAnsi"/>
-          <w:szCs w:val="22"/>
-        </w:rPr>
-        <w:t>disgas</w:t>
-      </w:r>
-      <w:proofErr w:type="spellEnd"/>
-      <w:r>
-        <w:rPr>
-          <w:rFonts w:asciiTheme="majorHAnsi" w:hAnsiTheme="majorHAnsi" w:cstheme="majorHAnsi"/>
-          <w:szCs w:val="22"/>
-        </w:rPr>
-        <w:t xml:space="preserve"> DISGAS</w:t>
+        <w:t>-DG DISGAS, --disgas DISGAS</w:t>
       </w:r>
     </w:p>
     <w:p>
@@ -10970,15 +10012,7 @@
         </w:numPr>
       </w:pPr>
       <w:r>
-        <w:t xml:space="preserve">the reference height should be set to 2 m </w:t>
-      </w:r>
-      <w:proofErr w:type="spellStart"/>
-      <w:r>
-        <w:t>a.s.l</w:t>
-      </w:r>
-      <w:proofErr w:type="spellEnd"/>
-      <w:r>
-        <w:t xml:space="preserve">. in </w:t>
+        <w:t xml:space="preserve">the reference height should be set to 2 m a.s.l. in </w:t>
       </w:r>
       <w:r>
         <w:t>TWODEE-2</w:t>
@@ -11033,7 +10067,6 @@
           <w:szCs w:val="22"/>
         </w:rPr>
       </w:pPr>
-      <w:proofErr w:type="spellStart"/>
       <w:r>
         <w:rPr>
           <w:rFonts w:asciiTheme="majorHAnsi" w:hAnsiTheme="majorHAnsi" w:cstheme="majorHAnsi"/>
@@ -11041,14 +10074,12 @@
         </w:rPr>
         <w:t>pressure_levels.grib</w:t>
       </w:r>
-      <w:proofErr w:type="spellEnd"/>
       <w:r>
         <w:rPr>
           <w:szCs w:val="22"/>
         </w:rPr>
         <w:t xml:space="preserve"> and </w:t>
       </w:r>
-      <w:proofErr w:type="spellStart"/>
       <w:r>
         <w:rPr>
           <w:rFonts w:asciiTheme="majorHAnsi" w:hAnsiTheme="majorHAnsi" w:cstheme="majorHAnsi"/>
@@ -11056,7 +10087,6 @@
         </w:rPr>
         <w:t>surface.grib</w:t>
       </w:r>
-      <w:proofErr w:type="spellEnd"/>
       <w:r>
         <w:rPr>
           <w:szCs w:val="22"/>
@@ -11105,21 +10135,12 @@
           <w:szCs w:val="22"/>
         </w:rPr>
       </w:pPr>
-      <w:proofErr w:type="spellStart"/>
-      <w:r>
-        <w:rPr>
-          <w:rFonts w:asciiTheme="majorHAnsi" w:hAnsiTheme="majorHAnsi" w:cstheme="majorHAnsi"/>
-          <w:szCs w:val="22"/>
-        </w:rPr>
-        <w:t>weather_data_YYYYMMDD</w:t>
-      </w:r>
-      <w:proofErr w:type="spellEnd"/>
-      <w:r>
-        <w:rPr>
-          <w:rFonts w:asciiTheme="majorHAnsi" w:hAnsiTheme="majorHAnsi" w:cstheme="majorHAnsi"/>
-          <w:szCs w:val="22"/>
-        </w:rPr>
-        <w:t xml:space="preserve"> </w:t>
+      <w:r>
+        <w:rPr>
+          <w:rFonts w:asciiTheme="majorHAnsi" w:hAnsiTheme="majorHAnsi" w:cstheme="majorHAnsi"/>
+          <w:szCs w:val="22"/>
+        </w:rPr>
+        <w:t xml:space="preserve">weather_data_YYYYMMDD </w:t>
       </w:r>
       <w:r>
         <w:rPr>
@@ -11127,7 +10148,6 @@
         </w:rPr>
         <w:t xml:space="preserve">and </w:t>
       </w:r>
-      <w:proofErr w:type="spellStart"/>
       <w:r>
         <w:rPr>
           <w:rFonts w:asciiTheme="majorHAnsi" w:hAnsiTheme="majorHAnsi" w:cstheme="majorHAnsi"/>
@@ -11135,14 +10155,12 @@
         </w:rPr>
         <w:t>weather_data_sl_YYYYMMDD</w:t>
       </w:r>
-      <w:proofErr w:type="spellEnd"/>
       <w:r>
         <w:rPr>
           <w:szCs w:val="22"/>
         </w:rPr>
         <w:t xml:space="preserve">: the GRIB2 versions of </w:t>
       </w:r>
-      <w:proofErr w:type="spellStart"/>
       <w:r>
         <w:rPr>
           <w:rFonts w:asciiTheme="majorHAnsi" w:hAnsiTheme="majorHAnsi" w:cstheme="majorHAnsi"/>
@@ -11150,14 +10168,12 @@
         </w:rPr>
         <w:t>pressure_levels.grib</w:t>
       </w:r>
-      <w:proofErr w:type="spellEnd"/>
       <w:r>
         <w:rPr>
           <w:szCs w:val="22"/>
         </w:rPr>
         <w:t xml:space="preserve"> and </w:t>
       </w:r>
-      <w:proofErr w:type="spellStart"/>
       <w:r>
         <w:rPr>
           <w:rFonts w:asciiTheme="majorHAnsi" w:hAnsiTheme="majorHAnsi" w:cstheme="majorHAnsi"/>
@@ -11165,7 +10181,6 @@
         </w:rPr>
         <w:t>surface.grib</w:t>
       </w:r>
-      <w:proofErr w:type="spellEnd"/>
       <w:r>
         <w:rPr>
           <w:szCs w:val="22"/>
@@ -11291,17 +10306,8 @@
           <w:rFonts w:asciiTheme="majorHAnsi" w:hAnsiTheme="majorHAnsi" w:cstheme="majorHAnsi"/>
           <w:szCs w:val="22"/>
         </w:rPr>
-        <w:t xml:space="preserve">presfc.dat, preupr.dat, </w:t>
-      </w:r>
-      <w:proofErr w:type="spellStart"/>
-      <w:r>
-        <w:rPr>
-          <w:rFonts w:asciiTheme="majorHAnsi" w:hAnsiTheme="majorHAnsi" w:cstheme="majorHAnsi"/>
-          <w:szCs w:val="22"/>
-        </w:rPr>
-        <w:t>diagno.inp</w:t>
-      </w:r>
-      <w:proofErr w:type="spellEnd"/>
+        <w:t>presfc.dat, preupr.dat, diagno.inp</w:t>
+      </w:r>
       <w:r>
         <w:rPr>
           <w:szCs w:val="22"/>
@@ -11326,7 +10332,6 @@
           <w:szCs w:val="22"/>
         </w:rPr>
       </w:pPr>
-      <w:proofErr w:type="spellStart"/>
       <w:r>
         <w:rPr>
           <w:rFonts w:asciiTheme="majorHAnsi" w:hAnsiTheme="majorHAnsi" w:cstheme="majorHAnsi"/>
@@ -11334,7 +10339,6 @@
         </w:rPr>
         <w:t>topography.grd</w:t>
       </w:r>
-      <w:proofErr w:type="spellEnd"/>
       <w:r>
         <w:rPr>
           <w:szCs w:val="22"/>
@@ -11464,23 +10468,7 @@
           <w:rFonts w:asciiTheme="majorHAnsi" w:hAnsiTheme="majorHAnsi" w:cstheme="majorHAnsi"/>
           <w:szCs w:val="22"/>
         </w:rPr>
-        <w:t>-N NPROC, --</w:t>
-      </w:r>
-      <w:proofErr w:type="spellStart"/>
-      <w:r>
-        <w:rPr>
-          <w:rFonts w:asciiTheme="majorHAnsi" w:hAnsiTheme="majorHAnsi" w:cstheme="majorHAnsi"/>
-          <w:szCs w:val="22"/>
-        </w:rPr>
-        <w:t>nproc</w:t>
-      </w:r>
-      <w:proofErr w:type="spellEnd"/>
-      <w:r>
-        <w:rPr>
-          <w:rFonts w:asciiTheme="majorHAnsi" w:hAnsiTheme="majorHAnsi" w:cstheme="majorHAnsi"/>
-          <w:szCs w:val="22"/>
-        </w:rPr>
-        <w:t xml:space="preserve"> NPROC</w:t>
+        <w:t>-N NPROC, --nproc NPROC</w:t>
       </w:r>
     </w:p>
     <w:p>
@@ -11520,23 +10508,7 @@
           <w:rFonts w:asciiTheme="majorHAnsi" w:hAnsiTheme="majorHAnsi" w:cstheme="majorHAnsi"/>
           <w:szCs w:val="22"/>
         </w:rPr>
-        <w:t>-RT RUN_TYPE, --</w:t>
-      </w:r>
-      <w:proofErr w:type="spellStart"/>
-      <w:r>
-        <w:rPr>
-          <w:rFonts w:asciiTheme="majorHAnsi" w:hAnsiTheme="majorHAnsi" w:cstheme="majorHAnsi"/>
-          <w:szCs w:val="22"/>
-        </w:rPr>
-        <w:t>run_type</w:t>
-      </w:r>
-      <w:proofErr w:type="spellEnd"/>
-      <w:r>
-        <w:rPr>
-          <w:rFonts w:asciiTheme="majorHAnsi" w:hAnsiTheme="majorHAnsi" w:cstheme="majorHAnsi"/>
-          <w:szCs w:val="22"/>
-        </w:rPr>
-        <w:t xml:space="preserve"> RUN_TYPE</w:t>
+        <w:t>-RT RUN_TYPE, --run_type RUN_TYPE</w:t>
       </w:r>
     </w:p>
     <w:p>
@@ -11572,25 +10544,7 @@
           <w:szCs w:val="22"/>
           <w:lang w:val="fr-FR"/>
         </w:rPr>
-        <w:t>-CS CONTINUOUS_SIMULATION, --</w:t>
-      </w:r>
-      <w:proofErr w:type="spellStart"/>
-      <w:r>
-        <w:rPr>
-          <w:rFonts w:asciiTheme="majorHAnsi" w:hAnsiTheme="majorHAnsi" w:cstheme="majorHAnsi"/>
-          <w:szCs w:val="22"/>
-          <w:lang w:val="fr-FR"/>
-        </w:rPr>
-        <w:t>continuous_simulation</w:t>
-      </w:r>
-      <w:proofErr w:type="spellEnd"/>
-      <w:r>
-        <w:rPr>
-          <w:rFonts w:asciiTheme="majorHAnsi" w:hAnsiTheme="majorHAnsi" w:cstheme="majorHAnsi"/>
-          <w:szCs w:val="22"/>
-          <w:lang w:val="fr-FR"/>
-        </w:rPr>
-        <w:t xml:space="preserve"> CONTINUOUS_SIMULATION</w:t>
+        <w:t>-CS CONTINUOUS_SIMULATION, --continuous_simulation CONTINUOUS_SIMULATION</w:t>
       </w:r>
     </w:p>
     <w:p>
@@ -11708,17 +10662,8 @@
           <w:rFonts w:asciiTheme="majorHAnsi" w:hAnsiTheme="majorHAnsi" w:cstheme="majorHAnsi"/>
           <w:szCs w:val="22"/>
         </w:rPr>
-        <w:t xml:space="preserve">inversion </w:t>
-      </w:r>
-      <w:proofErr w:type="spellStart"/>
-      <w:r>
-        <w:rPr>
-          <w:rFonts w:asciiTheme="majorHAnsi" w:hAnsiTheme="majorHAnsi" w:cstheme="majorHAnsi"/>
-          <w:szCs w:val="22"/>
-        </w:rPr>
-        <w:t>INVERSION</w:t>
-      </w:r>
-      <w:proofErr w:type="spellEnd"/>
+        <w:t>inversion INVERSION</w:t>
+      </w:r>
     </w:p>
     <w:p>
       <w:pPr>
@@ -11765,17 +10710,8 @@
           <w:rFonts w:asciiTheme="majorHAnsi" w:hAnsiTheme="majorHAnsi" w:cstheme="majorHAnsi"/>
           <w:szCs w:val="22"/>
         </w:rPr>
-        <w:t>--</w:t>
-      </w:r>
-      <w:proofErr w:type="spellStart"/>
-      <w:r>
-        <w:rPr>
-          <w:rFonts w:asciiTheme="majorHAnsi" w:hAnsiTheme="majorHAnsi" w:cstheme="majorHAnsi"/>
-          <w:szCs w:val="22"/>
-        </w:rPr>
-        <w:t>emission_search_iterations</w:t>
-      </w:r>
-      <w:proofErr w:type="spellEnd"/>
+        <w:t>--emission_search_iterations</w:t>
+      </w:r>
       <w:r>
         <w:rPr>
           <w:rFonts w:asciiTheme="majorHAnsi" w:hAnsiTheme="majorHAnsi" w:cstheme="majorHAnsi"/>
@@ -11834,23 +10770,7 @@
           <w:rFonts w:asciiTheme="majorHAnsi" w:hAnsiTheme="majorHAnsi" w:cstheme="majorHAnsi"/>
           <w:szCs w:val="22"/>
         </w:rPr>
-        <w:t>-RS RANDOM_SOURCES, --</w:t>
-      </w:r>
-      <w:proofErr w:type="spellStart"/>
-      <w:r>
-        <w:rPr>
-          <w:rFonts w:asciiTheme="majorHAnsi" w:hAnsiTheme="majorHAnsi" w:cstheme="majorHAnsi"/>
-          <w:szCs w:val="22"/>
-        </w:rPr>
-        <w:t>random_sources</w:t>
-      </w:r>
-      <w:proofErr w:type="spellEnd"/>
-      <w:r>
-        <w:rPr>
-          <w:rFonts w:asciiTheme="majorHAnsi" w:hAnsiTheme="majorHAnsi" w:cstheme="majorHAnsi"/>
-          <w:szCs w:val="22"/>
-        </w:rPr>
-        <w:t xml:space="preserve"> RANDOM_SOURCES</w:t>
+        <w:t>-RS RANDOM_SOURCES, --random_sources RANDOM_SOURCES</w:t>
       </w:r>
     </w:p>
     <w:p>
@@ -11882,14 +10802,7 @@
         <w:rPr>
           <w:szCs w:val="22"/>
         </w:rPr>
-        <w:t xml:space="preserve">: fixed source locations. The probability map file is </w:t>
-      </w:r>
-      <w:proofErr w:type="spellStart"/>
-      <w:r>
-        <w:rPr>
-          <w:szCs w:val="22"/>
-        </w:rPr>
-        <w:t>probability_map.</w:t>
+        <w:t>: fixed source locations. The probability map file is probability_map.</w:t>
       </w:r>
       <w:r>
         <w:rPr>
@@ -11897,7 +10810,6 @@
         </w:rPr>
         <w:t>grd</w:t>
       </w:r>
-      <w:proofErr w:type="spellEnd"/>
       <w:r>
         <w:rPr>
           <w:szCs w:val="22"/>
@@ -11922,23 +10834,7 @@
           <w:rFonts w:asciiTheme="majorHAnsi" w:hAnsiTheme="majorHAnsi" w:cstheme="majorHAnsi"/>
           <w:szCs w:val="22"/>
         </w:rPr>
-        <w:t>-NS NSOURCES, --</w:t>
-      </w:r>
-      <w:proofErr w:type="spellStart"/>
-      <w:r>
-        <w:rPr>
-          <w:rFonts w:asciiTheme="majorHAnsi" w:hAnsiTheme="majorHAnsi" w:cstheme="majorHAnsi"/>
-          <w:szCs w:val="22"/>
-        </w:rPr>
-        <w:t>nsources</w:t>
-      </w:r>
-      <w:proofErr w:type="spellEnd"/>
-      <w:r>
-        <w:rPr>
-          <w:rFonts w:asciiTheme="majorHAnsi" w:hAnsiTheme="majorHAnsi" w:cstheme="majorHAnsi"/>
-          <w:szCs w:val="22"/>
-        </w:rPr>
-        <w:t xml:space="preserve"> NSOURCES</w:t>
+        <w:t>-NS NSOURCES, --nsources NSOURCES</w:t>
       </w:r>
     </w:p>
     <w:p>
@@ -11952,16 +10848,8 @@
         <w:rPr>
           <w:szCs w:val="22"/>
         </w:rPr>
-        <w:t>It specifies a number for a fixed number of sources. If “random” is specified, then the script randomly selects the number of sources from an interval defined with -SINT –</w:t>
-      </w:r>
-      <w:proofErr w:type="spellStart"/>
-      <w:r>
-        <w:rPr>
-          <w:szCs w:val="22"/>
-        </w:rPr>
-        <w:t>sources_interval</w:t>
-      </w:r>
-      <w:proofErr w:type="spellEnd"/>
+        <w:t>It specifies a number for a fixed number of sources. If “random” is specified, then the script randomly selects the number of sources from an interval defined with -SINT –sources_interval</w:t>
+      </w:r>
     </w:p>
     <w:p>
       <w:pPr>
@@ -11980,23 +10868,7 @@
           <w:rFonts w:asciiTheme="majorHAnsi" w:hAnsiTheme="majorHAnsi" w:cstheme="majorHAnsi"/>
           <w:szCs w:val="22"/>
         </w:rPr>
-        <w:t>-SINT SOURCES_INTERVAL [SOURCES_INTERVAL ...], --</w:t>
-      </w:r>
-      <w:proofErr w:type="spellStart"/>
-      <w:r>
-        <w:rPr>
-          <w:rFonts w:asciiTheme="majorHAnsi" w:hAnsiTheme="majorHAnsi" w:cstheme="majorHAnsi"/>
-          <w:szCs w:val="22"/>
-        </w:rPr>
-        <w:t>sources_interval</w:t>
-      </w:r>
-      <w:proofErr w:type="spellEnd"/>
-      <w:r>
-        <w:rPr>
-          <w:rFonts w:asciiTheme="majorHAnsi" w:hAnsiTheme="majorHAnsi" w:cstheme="majorHAnsi"/>
-          <w:szCs w:val="22"/>
-        </w:rPr>
-        <w:t xml:space="preserve"> SOURCES_INTERVAL [SOURCES_INTERVAL ...]</w:t>
+        <w:t>-SINT SOURCES_INTERVAL [SOURCES_INTERVAL ...], --sources_interval SOURCES_INTERVAL [SOURCES_INTERVAL ...]</w:t>
       </w:r>
     </w:p>
     <w:p>
@@ -12047,25 +10919,7 @@
           <w:szCs w:val="22"/>
           <w:lang w:val="fr-FR"/>
         </w:rPr>
-        <w:t>-SLOC SOURCE_LOCATION [SOURCE_LOCATION ...], --</w:t>
-      </w:r>
-      <w:proofErr w:type="spellStart"/>
-      <w:r>
-        <w:rPr>
-          <w:rFonts w:asciiTheme="majorHAnsi" w:hAnsiTheme="majorHAnsi" w:cstheme="majorHAnsi"/>
-          <w:szCs w:val="22"/>
-          <w:lang w:val="fr-FR"/>
-        </w:rPr>
-        <w:t>source_location</w:t>
-      </w:r>
-      <w:proofErr w:type="spellEnd"/>
-      <w:r>
-        <w:rPr>
-          <w:rFonts w:asciiTheme="majorHAnsi" w:hAnsiTheme="majorHAnsi" w:cstheme="majorHAnsi"/>
-          <w:szCs w:val="22"/>
-          <w:lang w:val="fr-FR"/>
-        </w:rPr>
-        <w:t xml:space="preserve"> SOURCE_LOCATION [SOURCE_LOCATION ...]</w:t>
+        <w:t>-SLOC SOURCE_LOCATION [SOURCE_LOCATION ...], --source_location SOURCE_LOCATION [SOURCE_LOCATION ...]</w:t>
       </w:r>
     </w:p>
     <w:p>
@@ -12125,25 +10979,7 @@
           <w:szCs w:val="22"/>
           <w:lang w:val="fr-FR"/>
         </w:rPr>
-        <w:t>-SDX SOURCE_DX, --</w:t>
-      </w:r>
-      <w:proofErr w:type="spellStart"/>
-      <w:r>
-        <w:rPr>
-          <w:rFonts w:asciiTheme="majorHAnsi" w:hAnsiTheme="majorHAnsi" w:cstheme="majorHAnsi"/>
-          <w:szCs w:val="22"/>
-          <w:lang w:val="fr-FR"/>
-        </w:rPr>
-        <w:t>source_dx</w:t>
-      </w:r>
-      <w:proofErr w:type="spellEnd"/>
-      <w:r>
-        <w:rPr>
-          <w:rFonts w:asciiTheme="majorHAnsi" w:hAnsiTheme="majorHAnsi" w:cstheme="majorHAnsi"/>
-          <w:szCs w:val="22"/>
-          <w:lang w:val="fr-FR"/>
-        </w:rPr>
-        <w:t xml:space="preserve"> SOURCE_DX</w:t>
+        <w:t>-SDX SOURCE_DX, --source_dx SOURCE_DX</w:t>
       </w:r>
     </w:p>
     <w:p>
@@ -12225,23 +11061,7 @@
           <w:rFonts w:asciiTheme="majorHAnsi" w:hAnsiTheme="majorHAnsi" w:cstheme="majorHAnsi"/>
           <w:szCs w:val="22"/>
         </w:rPr>
-        <w:t>-SDY SOURCE_DY, --</w:t>
-      </w:r>
-      <w:proofErr w:type="spellStart"/>
-      <w:r>
-        <w:rPr>
-          <w:rFonts w:asciiTheme="majorHAnsi" w:hAnsiTheme="majorHAnsi" w:cstheme="majorHAnsi"/>
-          <w:szCs w:val="22"/>
-        </w:rPr>
-        <w:t>source_dy</w:t>
-      </w:r>
-      <w:proofErr w:type="spellEnd"/>
-      <w:r>
-        <w:rPr>
-          <w:rFonts w:asciiTheme="majorHAnsi" w:hAnsiTheme="majorHAnsi" w:cstheme="majorHAnsi"/>
-          <w:szCs w:val="22"/>
-        </w:rPr>
-        <w:t xml:space="preserve"> SOURCE_DY</w:t>
+        <w:t>-SDY SOURCE_DY, --source_dy SOURCE_DY</w:t>
       </w:r>
     </w:p>
     <w:p>
@@ -12314,25 +11134,7 @@
           <w:szCs w:val="22"/>
           <w:lang w:val="fr-FR"/>
         </w:rPr>
-        <w:t>-SDUR SOURCE_DUR, --</w:t>
-      </w:r>
-      <w:proofErr w:type="spellStart"/>
-      <w:r>
-        <w:rPr>
-          <w:rFonts w:asciiTheme="majorHAnsi" w:hAnsiTheme="majorHAnsi" w:cstheme="majorHAnsi"/>
-          <w:szCs w:val="22"/>
-          <w:lang w:val="fr-FR"/>
-        </w:rPr>
-        <w:t>source_dur</w:t>
-      </w:r>
-      <w:proofErr w:type="spellEnd"/>
-      <w:r>
-        <w:rPr>
-          <w:rFonts w:asciiTheme="majorHAnsi" w:hAnsiTheme="majorHAnsi" w:cstheme="majorHAnsi"/>
-          <w:szCs w:val="22"/>
-          <w:lang w:val="fr-FR"/>
-        </w:rPr>
-        <w:t xml:space="preserve"> SOURCE_DUR</w:t>
+        <w:t>-SDUR SOURCE_DUR, --source_dur SOURCE_DUR</w:t>
       </w:r>
     </w:p>
     <w:p>
@@ -12410,25 +11212,7 @@
           <w:szCs w:val="22"/>
           <w:lang w:val="fr-FR"/>
         </w:rPr>
-        <w:t>-D DOMAIN [DOMAIN ...], --</w:t>
-      </w:r>
-      <w:proofErr w:type="spellStart"/>
-      <w:r>
-        <w:rPr>
-          <w:rFonts w:asciiTheme="majorHAnsi" w:hAnsiTheme="majorHAnsi" w:cstheme="majorHAnsi"/>
-          <w:szCs w:val="22"/>
-          <w:lang w:val="fr-FR"/>
-        </w:rPr>
-        <w:t>domain</w:t>
-      </w:r>
-      <w:proofErr w:type="spellEnd"/>
-      <w:r>
-        <w:rPr>
-          <w:rFonts w:asciiTheme="majorHAnsi" w:hAnsiTheme="majorHAnsi" w:cstheme="majorHAnsi"/>
-          <w:szCs w:val="22"/>
-          <w:lang w:val="fr-FR"/>
-        </w:rPr>
-        <w:t xml:space="preserve"> DOMAIN [DOMAIN ...]</w:t>
+        <w:t>-D DOMAIN [DOMAIN ...], --domain DOMAIN [DOMAIN ...]</w:t>
       </w:r>
     </w:p>
     <w:p>
@@ -12526,7 +11310,6 @@
         </w:rPr>
         <w:t xml:space="preserve"> </w:t>
       </w:r>
-      <w:proofErr w:type="spellStart"/>
       <w:r>
         <w:rPr>
           <w:rFonts w:asciiTheme="majorHAnsi" w:hAnsiTheme="majorHAnsi" w:cstheme="majorHAnsi"/>
@@ -12534,7 +11317,6 @@
         </w:rPr>
         <w:t>NX</w:t>
       </w:r>
-      <w:proofErr w:type="spellEnd"/>
       <w:r>
         <w:rPr>
           <w:rFonts w:asciiTheme="majorHAnsi" w:hAnsiTheme="majorHAnsi" w:cstheme="majorHAnsi"/>
@@ -12547,23 +11329,7 @@
           <w:rFonts w:asciiTheme="majorHAnsi" w:hAnsiTheme="majorHAnsi" w:cstheme="majorHAnsi"/>
           <w:szCs w:val="22"/>
         </w:rPr>
-        <w:t>--</w:t>
-      </w:r>
-      <w:proofErr w:type="spellStart"/>
-      <w:r>
-        <w:rPr>
-          <w:rFonts w:asciiTheme="majorHAnsi" w:hAnsiTheme="majorHAnsi" w:cstheme="majorHAnsi"/>
-          <w:szCs w:val="22"/>
-        </w:rPr>
-        <w:t>nx</w:t>
-      </w:r>
-      <w:proofErr w:type="spellEnd"/>
-      <w:r>
-        <w:rPr>
-          <w:rFonts w:asciiTheme="majorHAnsi" w:hAnsiTheme="majorHAnsi" w:cstheme="majorHAnsi"/>
-          <w:szCs w:val="22"/>
-        </w:rPr>
-        <w:t xml:space="preserve"> NX</w:t>
+        <w:t>--nx NX</w:t>
       </w:r>
     </w:p>
     <w:p>
@@ -12643,7 +11409,6 @@
         </w:rPr>
         <w:t xml:space="preserve"> </w:t>
       </w:r>
-      <w:proofErr w:type="spellStart"/>
       <w:r>
         <w:rPr>
           <w:rFonts w:asciiTheme="majorHAnsi" w:hAnsiTheme="majorHAnsi" w:cstheme="majorHAnsi"/>
@@ -12651,7 +11416,6 @@
         </w:rPr>
         <w:t>NY</w:t>
       </w:r>
-      <w:proofErr w:type="spellEnd"/>
       <w:r>
         <w:rPr>
           <w:rFonts w:asciiTheme="majorHAnsi" w:hAnsiTheme="majorHAnsi" w:cstheme="majorHAnsi"/>
@@ -12664,15 +11428,7 @@
           <w:rFonts w:asciiTheme="majorHAnsi" w:hAnsiTheme="majorHAnsi" w:cstheme="majorHAnsi"/>
           <w:szCs w:val="22"/>
         </w:rPr>
-        <w:t>--</w:t>
-      </w:r>
-      <w:proofErr w:type="spellStart"/>
-      <w:r>
-        <w:rPr>
-          <w:rFonts w:asciiTheme="majorHAnsi" w:hAnsiTheme="majorHAnsi" w:cstheme="majorHAnsi"/>
-          <w:szCs w:val="22"/>
-        </w:rPr>
-        <w:t>n</w:t>
+        <w:t>--n</w:t>
       </w:r>
       <w:r>
         <w:rPr>
@@ -12681,7 +11437,6 @@
         </w:rPr>
         <w:t>y</w:t>
       </w:r>
-      <w:proofErr w:type="spellEnd"/>
       <w:r>
         <w:rPr>
           <w:rFonts w:asciiTheme="majorHAnsi" w:hAnsiTheme="majorHAnsi" w:cstheme="majorHAnsi"/>
@@ -12771,33 +11526,8 @@
           <w:rFonts w:asciiTheme="majorHAnsi" w:hAnsiTheme="majorHAnsi" w:cstheme="majorHAnsi"/>
           <w:szCs w:val="22"/>
         </w:rPr>
-        <w:t xml:space="preserve">-DX </w:t>
-      </w:r>
-      <w:proofErr w:type="spellStart"/>
-      <w:r>
-        <w:rPr>
-          <w:rFonts w:asciiTheme="majorHAnsi" w:hAnsiTheme="majorHAnsi" w:cstheme="majorHAnsi"/>
-          <w:szCs w:val="22"/>
-        </w:rPr>
-        <w:t>DX</w:t>
-      </w:r>
-      <w:proofErr w:type="spellEnd"/>
-      <w:r>
-        <w:rPr>
-          <w:rFonts w:asciiTheme="majorHAnsi" w:hAnsiTheme="majorHAnsi" w:cstheme="majorHAnsi"/>
-          <w:szCs w:val="22"/>
-        </w:rPr>
-        <w:t xml:space="preserve">, --dx </w:t>
-      </w:r>
-      <w:proofErr w:type="spellStart"/>
-      <w:r>
-        <w:rPr>
-          <w:rFonts w:asciiTheme="majorHAnsi" w:hAnsiTheme="majorHAnsi" w:cstheme="majorHAnsi"/>
-          <w:szCs w:val="22"/>
-        </w:rPr>
-        <w:t>DX</w:t>
-      </w:r>
-      <w:proofErr w:type="spellEnd"/>
+        <w:t>-DX DX, --dx DX</w:t>
+      </w:r>
     </w:p>
     <w:p>
       <w:pPr>
@@ -12850,15 +11580,7 @@
           <w:rFonts w:asciiTheme="majorHAnsi" w:hAnsiTheme="majorHAnsi" w:cstheme="majorHAnsi"/>
           <w:szCs w:val="22"/>
         </w:rPr>
-        <w:t xml:space="preserve"> </w:t>
-      </w:r>
-      <w:proofErr w:type="spellStart"/>
-      <w:r>
-        <w:rPr>
-          <w:rFonts w:asciiTheme="majorHAnsi" w:hAnsiTheme="majorHAnsi" w:cstheme="majorHAnsi"/>
-          <w:szCs w:val="22"/>
-        </w:rPr>
-        <w:t>D</w:t>
+        <w:t xml:space="preserve"> D</w:t>
       </w:r>
       <w:r>
         <w:rPr>
@@ -12867,21 +11589,12 @@
         </w:rPr>
         <w:t>Y</w:t>
       </w:r>
-      <w:proofErr w:type="spellEnd"/>
-      <w:r>
-        <w:rPr>
-          <w:rFonts w:asciiTheme="majorHAnsi" w:hAnsiTheme="majorHAnsi" w:cstheme="majorHAnsi"/>
-          <w:szCs w:val="22"/>
-        </w:rPr>
-        <w:t>, --</w:t>
-      </w:r>
-      <w:proofErr w:type="spellStart"/>
-      <w:r>
-        <w:rPr>
-          <w:rFonts w:asciiTheme="majorHAnsi" w:hAnsiTheme="majorHAnsi" w:cstheme="majorHAnsi"/>
-          <w:szCs w:val="22"/>
-        </w:rPr>
-        <w:t>d</w:t>
+      <w:r>
+        <w:rPr>
+          <w:rFonts w:asciiTheme="majorHAnsi" w:hAnsiTheme="majorHAnsi" w:cstheme="majorHAnsi"/>
+          <w:szCs w:val="22"/>
+        </w:rPr>
+        <w:t>, --d</w:t>
       </w:r>
       <w:r>
         <w:rPr>
@@ -12890,7 +11603,6 @@
         </w:rPr>
         <w:t>y</w:t>
       </w:r>
-      <w:proofErr w:type="spellEnd"/>
       <w:r>
         <w:rPr>
           <w:rFonts w:asciiTheme="majorHAnsi" w:hAnsiTheme="majorHAnsi" w:cstheme="majorHAnsi"/>
@@ -12969,25 +11681,7 @@
           <w:szCs w:val="22"/>
           <w:lang w:val="fr-FR"/>
         </w:rPr>
-        <w:t>-SEM SOURCE_EMISSION, --</w:t>
-      </w:r>
-      <w:proofErr w:type="spellStart"/>
-      <w:r>
-        <w:rPr>
-          <w:rFonts w:asciiTheme="majorHAnsi" w:hAnsiTheme="majorHAnsi" w:cstheme="majorHAnsi"/>
-          <w:szCs w:val="22"/>
-          <w:lang w:val="fr-FR"/>
-        </w:rPr>
-        <w:t>source_emission</w:t>
-      </w:r>
-      <w:proofErr w:type="spellEnd"/>
-      <w:r>
-        <w:rPr>
-          <w:rFonts w:asciiTheme="majorHAnsi" w:hAnsiTheme="majorHAnsi" w:cstheme="majorHAnsi"/>
-          <w:szCs w:val="22"/>
-          <w:lang w:val="fr-FR"/>
-        </w:rPr>
-        <w:t xml:space="preserve"> SOURCE_EMISSION</w:t>
+        <w:t>-SEM SOURCE_EMISSION, --source_emission SOURCE_EMISSION</w:t>
       </w:r>
     </w:p>
     <w:p>
@@ -13033,23 +11727,7 @@
           <w:rFonts w:asciiTheme="majorHAnsi" w:hAnsiTheme="majorHAnsi" w:cstheme="majorHAnsi"/>
           <w:szCs w:val="22"/>
         </w:rPr>
-        <w:t>-RER RANDOM_EMISSION, --</w:t>
-      </w:r>
-      <w:proofErr w:type="spellStart"/>
-      <w:r>
-        <w:rPr>
-          <w:rFonts w:asciiTheme="majorHAnsi" w:hAnsiTheme="majorHAnsi" w:cstheme="majorHAnsi"/>
-          <w:szCs w:val="22"/>
-        </w:rPr>
-        <w:t>random_emission</w:t>
-      </w:r>
-      <w:proofErr w:type="spellEnd"/>
-      <w:r>
-        <w:rPr>
-          <w:rFonts w:asciiTheme="majorHAnsi" w:hAnsiTheme="majorHAnsi" w:cstheme="majorHAnsi"/>
-          <w:szCs w:val="22"/>
-        </w:rPr>
-        <w:t xml:space="preserve"> RANDOM_EMISSION</w:t>
+        <w:t>-RER RANDOM_EMISSION, --random_emission RANDOM_EMISSION</w:t>
       </w:r>
     </w:p>
     <w:p>
@@ -13158,23 +11836,7 @@
           <w:rFonts w:asciiTheme="majorHAnsi" w:hAnsiTheme="majorHAnsi" w:cstheme="majorHAnsi"/>
           <w:szCs w:val="22"/>
         </w:rPr>
-        <w:t>--</w:t>
-      </w:r>
-      <w:proofErr w:type="spellStart"/>
-      <w:r>
-        <w:rPr>
-          <w:rFonts w:asciiTheme="majorHAnsi" w:hAnsiTheme="majorHAnsi" w:cstheme="majorHAnsi"/>
-          <w:szCs w:val="22"/>
-        </w:rPr>
-        <w:t>random_emission</w:t>
-      </w:r>
-      <w:proofErr w:type="spellEnd"/>
-      <w:r>
-        <w:rPr>
-          <w:rFonts w:asciiTheme="majorHAnsi" w:hAnsiTheme="majorHAnsi" w:cstheme="majorHAnsi"/>
-          <w:szCs w:val="22"/>
-        </w:rPr>
-        <w:t xml:space="preserve"> RANDOM_EMISSION</w:t>
+        <w:t>--random_emission RANDOM_EMISSION</w:t>
       </w:r>
     </w:p>
     <w:p>
@@ -13200,21 +11862,7 @@
         <w:rPr>
           <w:szCs w:val="22"/>
         </w:rPr>
-        <w:t xml:space="preserve">normal, </w:t>
-      </w:r>
-      <w:proofErr w:type="spellStart"/>
-      <w:r>
-        <w:rPr>
-          <w:szCs w:val="22"/>
-        </w:rPr>
-        <w:t>ecdf</w:t>
-      </w:r>
-      <w:proofErr w:type="spellEnd"/>
-      <w:r>
-        <w:rPr>
-          <w:szCs w:val="22"/>
-        </w:rPr>
-        <w:t xml:space="preserve"> (default: )</w:t>
+        <w:t>normal, ecdf (default: )</w:t>
       </w:r>
       <w:r>
         <w:rPr>
@@ -13246,23 +11894,7 @@
           <w:rFonts w:asciiTheme="majorHAnsi" w:hAnsiTheme="majorHAnsi" w:cstheme="majorHAnsi"/>
           <w:szCs w:val="22"/>
         </w:rPr>
-        <w:t>-PDPAR PROB_DISTR_PARAMS, --</w:t>
-      </w:r>
-      <w:proofErr w:type="spellStart"/>
-      <w:r>
-        <w:rPr>
-          <w:rFonts w:asciiTheme="majorHAnsi" w:hAnsiTheme="majorHAnsi" w:cstheme="majorHAnsi"/>
-          <w:szCs w:val="22"/>
-        </w:rPr>
-        <w:t>prob_distr_params</w:t>
-      </w:r>
-      <w:proofErr w:type="spellEnd"/>
-      <w:r>
-        <w:rPr>
-          <w:rFonts w:asciiTheme="majorHAnsi" w:hAnsiTheme="majorHAnsi" w:cstheme="majorHAnsi"/>
-          <w:szCs w:val="22"/>
-        </w:rPr>
-        <w:t xml:space="preserve"> PROB_DISTR_PARAMS</w:t>
+        <w:t>-PDPAR PROB_DISTR_PARAMS, --prob_distr_params PROB_DISTR_PARAMS</w:t>
       </w:r>
     </w:p>
     <w:p>
@@ -13330,21 +11962,7 @@
         <w:rPr>
           <w:szCs w:val="22"/>
         </w:rPr>
-        <w:t xml:space="preserve">. If -PDEM = </w:t>
-      </w:r>
-      <w:proofErr w:type="spellStart"/>
-      <w:r>
-        <w:rPr>
-          <w:szCs w:val="22"/>
-        </w:rPr>
-        <w:t>ecdf</w:t>
-      </w:r>
-      <w:proofErr w:type="spellEnd"/>
-      <w:r>
-        <w:rPr>
-          <w:szCs w:val="22"/>
-        </w:rPr>
-        <w:t>, a ‘flux.txt’ file should be provided.</w:t>
+        <w:t>. If -PDEM = ecdf, a ‘flux.txt’ file should be provided.</w:t>
       </w:r>
     </w:p>
     <w:p>
@@ -13371,23 +11989,7 @@
           <w:rFonts w:asciiTheme="majorHAnsi" w:hAnsiTheme="majorHAnsi" w:cstheme="majorHAnsi"/>
           <w:szCs w:val="22"/>
         </w:rPr>
-        <w:t>RD RUN_DURATION, --</w:t>
-      </w:r>
-      <w:proofErr w:type="spellStart"/>
-      <w:r>
-        <w:rPr>
-          <w:rFonts w:asciiTheme="majorHAnsi" w:hAnsiTheme="majorHAnsi" w:cstheme="majorHAnsi"/>
-          <w:szCs w:val="22"/>
-        </w:rPr>
-        <w:t>run_duration</w:t>
-      </w:r>
-      <w:proofErr w:type="spellEnd"/>
-      <w:r>
-        <w:rPr>
-          <w:rFonts w:asciiTheme="majorHAnsi" w:hAnsiTheme="majorHAnsi" w:cstheme="majorHAnsi"/>
-          <w:szCs w:val="22"/>
-        </w:rPr>
-        <w:t xml:space="preserve"> RUN_DURATION</w:t>
+        <w:t>RD RUN_DURATION, --run_duration RUN_DURATION</w:t>
       </w:r>
     </w:p>
     <w:p>
@@ -13447,7 +12049,6 @@
         </w:rPr>
         <w:t>--</w:t>
       </w:r>
-      <w:proofErr w:type="spellStart"/>
       <w:r>
         <w:rPr>
           <w:rFonts w:asciiTheme="majorHAnsi" w:hAnsiTheme="majorHAnsi" w:cstheme="majorHAnsi"/>
@@ -13455,7 +12056,6 @@
         </w:rPr>
         <w:t>continuous_simulation</w:t>
       </w:r>
-      <w:proofErr w:type="spellEnd"/>
       <w:r>
         <w:rPr>
           <w:szCs w:val="22"/>
@@ -13480,23 +12080,7 @@
           <w:rFonts w:asciiTheme="majorHAnsi" w:hAnsiTheme="majorHAnsi" w:cstheme="majorHAnsi"/>
           <w:szCs w:val="22"/>
         </w:rPr>
-        <w:t>-OI OUTPUT_INTERVAL, --</w:t>
-      </w:r>
-      <w:proofErr w:type="spellStart"/>
-      <w:r>
-        <w:rPr>
-          <w:rFonts w:asciiTheme="majorHAnsi" w:hAnsiTheme="majorHAnsi" w:cstheme="majorHAnsi"/>
-          <w:szCs w:val="22"/>
-        </w:rPr>
-        <w:t>output_interval</w:t>
-      </w:r>
-      <w:proofErr w:type="spellEnd"/>
-      <w:r>
-        <w:rPr>
-          <w:rFonts w:asciiTheme="majorHAnsi" w:hAnsiTheme="majorHAnsi" w:cstheme="majorHAnsi"/>
-          <w:szCs w:val="22"/>
-        </w:rPr>
-        <w:t xml:space="preserve"> OUTPUT_INTERVAL</w:t>
+        <w:t>-OI OUTPUT_INTERVAL, --output_interval OUTPUT_INTERVAL</w:t>
       </w:r>
     </w:p>
     <w:p>
@@ -13558,21 +12142,7 @@
         <w:rPr>
           <w:rFonts w:asciiTheme="majorHAnsi" w:hAnsiTheme="majorHAnsi" w:cstheme="majorHAnsi"/>
         </w:rPr>
-        <w:t>-OH OUTPUT_HEIGHTS, --</w:t>
-      </w:r>
-      <w:proofErr w:type="spellStart"/>
-      <w:r>
-        <w:rPr>
-          <w:rFonts w:asciiTheme="majorHAnsi" w:hAnsiTheme="majorHAnsi" w:cstheme="majorHAnsi"/>
-        </w:rPr>
-        <w:t>output_heights</w:t>
-      </w:r>
-      <w:proofErr w:type="spellEnd"/>
-      <w:r>
-        <w:rPr>
-          <w:rFonts w:asciiTheme="majorHAnsi" w:hAnsiTheme="majorHAnsi" w:cstheme="majorHAnsi"/>
-        </w:rPr>
-        <w:t xml:space="preserve"> OUTPUT_HEIGHTS</w:t>
+        <w:t>-OH OUTPUT_HEIGHTS, --output_heights OUTPUT_HEIGHTS</w:t>
       </w:r>
     </w:p>
     <w:p>
@@ -13605,23 +12175,7 @@
           <w:rFonts w:asciiTheme="majorHAnsi" w:hAnsiTheme="majorHAnsi" w:cstheme="majorHAnsi"/>
           <w:szCs w:val="22"/>
         </w:rPr>
-        <w:t>-DI DIAGNO, --</w:t>
-      </w:r>
-      <w:proofErr w:type="spellStart"/>
-      <w:r>
-        <w:rPr>
-          <w:rFonts w:asciiTheme="majorHAnsi" w:hAnsiTheme="majorHAnsi" w:cstheme="majorHAnsi"/>
-          <w:szCs w:val="22"/>
-        </w:rPr>
-        <w:t>diagno</w:t>
-      </w:r>
-      <w:proofErr w:type="spellEnd"/>
-      <w:r>
-        <w:rPr>
-          <w:rFonts w:asciiTheme="majorHAnsi" w:hAnsiTheme="majorHAnsi" w:cstheme="majorHAnsi"/>
-          <w:szCs w:val="22"/>
-        </w:rPr>
-        <w:t xml:space="preserve"> DIAGNO</w:t>
+        <w:t>-DI DIAGNO, --diagno DIAGNO</w:t>
       </w:r>
     </w:p>
     <w:p>
@@ -13713,25 +12267,7 @@
           <w:szCs w:val="22"/>
           <w:lang w:val="it-IT"/>
         </w:rPr>
-        <w:t>DM DISPERSION_MODEL, --</w:t>
-      </w:r>
-      <w:proofErr w:type="spellStart"/>
-      <w:r>
-        <w:rPr>
-          <w:rFonts w:asciiTheme="majorHAnsi" w:hAnsiTheme="majorHAnsi" w:cstheme="majorHAnsi"/>
-          <w:szCs w:val="22"/>
-          <w:lang w:val="it-IT"/>
-        </w:rPr>
-        <w:t>dispersion_model</w:t>
-      </w:r>
-      <w:proofErr w:type="spellEnd"/>
-      <w:r>
-        <w:rPr>
-          <w:rFonts w:asciiTheme="majorHAnsi" w:hAnsiTheme="majorHAnsi" w:cstheme="majorHAnsi"/>
-          <w:szCs w:val="22"/>
-          <w:lang w:val="it-IT"/>
-        </w:rPr>
-        <w:t xml:space="preserve"> DISPERSION_MODEL</w:t>
+        <w:t>DM DISPERSION_MODEL, --dispersion_model DISPERSION_MODEL</w:t>
       </w:r>
     </w:p>
     <w:p>
@@ -13759,7 +12295,6 @@
         </w:rPr>
         <w:t xml:space="preserve">, </w:t>
       </w:r>
-      <w:proofErr w:type="spellStart"/>
       <w:r>
         <w:rPr>
           <w:szCs w:val="22"/>
@@ -13772,7 +12307,6 @@
         </w:rPr>
         <w:t>isgas</w:t>
       </w:r>
-      <w:proofErr w:type="spellEnd"/>
       <w:r>
         <w:rPr>
           <w:szCs w:val="22"/>
@@ -13821,23 +12355,7 @@
           <w:rFonts w:asciiTheme="majorHAnsi" w:hAnsiTheme="majorHAnsi" w:cstheme="majorHAnsi"/>
           <w:szCs w:val="22"/>
         </w:rPr>
-        <w:t>-US USE_SLURM, --</w:t>
-      </w:r>
-      <w:proofErr w:type="spellStart"/>
-      <w:r>
-        <w:rPr>
-          <w:rFonts w:asciiTheme="majorHAnsi" w:hAnsiTheme="majorHAnsi" w:cstheme="majorHAnsi"/>
-          <w:szCs w:val="22"/>
-        </w:rPr>
-        <w:t>use_slurm</w:t>
-      </w:r>
-      <w:proofErr w:type="spellEnd"/>
-      <w:r>
-        <w:rPr>
-          <w:rFonts w:asciiTheme="majorHAnsi" w:hAnsiTheme="majorHAnsi" w:cstheme="majorHAnsi"/>
-          <w:szCs w:val="22"/>
-        </w:rPr>
-        <w:t xml:space="preserve"> USE_SLURM</w:t>
+        <w:t>-US USE_SLURM, --use_slurm USE_SLURM</w:t>
       </w:r>
     </w:p>
     <w:p>
@@ -13852,69 +12370,13 @@
           <w:szCs w:val="22"/>
         </w:rPr>
         <w:lastRenderedPageBreak/>
-        <w:t xml:space="preserve">Option to run the simulation tools via </w:t>
-      </w:r>
-      <w:proofErr w:type="spellStart"/>
-      <w:r>
-        <w:rPr>
-          <w:szCs w:val="22"/>
-        </w:rPr>
-        <w:t>Slurm</w:t>
-      </w:r>
-      <w:proofErr w:type="spellEnd"/>
-      <w:r>
-        <w:rPr>
-          <w:szCs w:val="22"/>
-        </w:rPr>
-        <w:t xml:space="preserve"> Workload Manager if available on the system. </w:t>
-      </w:r>
-      <w:r>
-        <w:rPr>
-          <w:szCs w:val="22"/>
-        </w:rPr>
-        <w:t xml:space="preserve">The </w:t>
-      </w:r>
-      <w:proofErr w:type="spellStart"/>
-      <w:r>
-        <w:rPr>
-          <w:szCs w:val="22"/>
-        </w:rPr>
-        <w:t>slurm</w:t>
-      </w:r>
-      <w:proofErr w:type="spellEnd"/>
-      <w:r>
-        <w:rPr>
-          <w:szCs w:val="22"/>
-        </w:rPr>
-        <w:t xml:space="preserve"> commands are launched from within the Python scripts and the available resources are allocated based on the available nodes on the selected partition (see -SP --</w:t>
-      </w:r>
-      <w:proofErr w:type="spellStart"/>
-      <w:r>
-        <w:rPr>
-          <w:szCs w:val="22"/>
-        </w:rPr>
-        <w:t>slurm_partition</w:t>
-      </w:r>
-      <w:proofErr w:type="spellEnd"/>
-      <w:r>
-        <w:rPr>
-          <w:szCs w:val="22"/>
-        </w:rPr>
-        <w:t xml:space="preserve"> option) and the number of simultaneous processes (via the -N --</w:t>
-      </w:r>
-      <w:proofErr w:type="spellStart"/>
-      <w:r>
-        <w:rPr>
-          <w:szCs w:val="22"/>
-        </w:rPr>
-        <w:t>nproc</w:t>
-      </w:r>
-      <w:proofErr w:type="spellEnd"/>
-      <w:r>
-        <w:rPr>
-          <w:szCs w:val="22"/>
-        </w:rPr>
-        <w:t xml:space="preserve"> command).</w:t>
+        <w:t xml:space="preserve">Option to run the simulation tools via Slurm Workload Manager if available on the system. </w:t>
+      </w:r>
+      <w:r>
+        <w:rPr>
+          <w:szCs w:val="22"/>
+        </w:rPr>
+        <w:t>The slurm commands are launched from within the Python scripts and the available resources are allocated based on the available nodes on the selected partition (see -SP --slurm_partition option) and the number of simultaneous processes (via the -N --nproc command).</w:t>
       </w:r>
     </w:p>
     <w:p>
@@ -13934,23 +12396,7 @@
           <w:rFonts w:asciiTheme="majorHAnsi" w:hAnsiTheme="majorHAnsi" w:cstheme="majorHAnsi"/>
           <w:szCs w:val="22"/>
         </w:rPr>
-        <w:t>-SP SLURM_PARTITION, --</w:t>
-      </w:r>
-      <w:proofErr w:type="spellStart"/>
-      <w:r>
-        <w:rPr>
-          <w:rFonts w:asciiTheme="majorHAnsi" w:hAnsiTheme="majorHAnsi" w:cstheme="majorHAnsi"/>
-          <w:szCs w:val="22"/>
-        </w:rPr>
-        <w:t>slurm_partition</w:t>
-      </w:r>
-      <w:proofErr w:type="spellEnd"/>
-      <w:r>
-        <w:rPr>
-          <w:rFonts w:asciiTheme="majorHAnsi" w:hAnsiTheme="majorHAnsi" w:cstheme="majorHAnsi"/>
-          <w:szCs w:val="22"/>
-        </w:rPr>
-        <w:t xml:space="preserve"> SLURM_PARTITION</w:t>
+        <w:t>-SP SLURM_PARTITION, --slurm_partition SLURM_PARTITION</w:t>
       </w:r>
     </w:p>
     <w:p>
@@ -13964,21 +12410,7 @@
         <w:rPr>
           <w:szCs w:val="22"/>
         </w:rPr>
-        <w:t xml:space="preserve">Name of the cluster partition where to run the simulations managed by </w:t>
-      </w:r>
-      <w:proofErr w:type="spellStart"/>
-      <w:r>
-        <w:rPr>
-          <w:szCs w:val="22"/>
-        </w:rPr>
-        <w:t>Slurm</w:t>
-      </w:r>
-      <w:proofErr w:type="spellEnd"/>
-      <w:r>
-        <w:rPr>
-          <w:szCs w:val="22"/>
-        </w:rPr>
-        <w:t>.</w:t>
+        <w:t>Name of the cluster partition where to run the simulations managed by Slurm.</w:t>
       </w:r>
     </w:p>
     <w:p>
@@ -13998,23 +12430,7 @@
           <w:rFonts w:asciiTheme="majorHAnsi" w:hAnsiTheme="majorHAnsi" w:cstheme="majorHAnsi"/>
           <w:szCs w:val="22"/>
         </w:rPr>
-        <w:t>-TS TRACKING_SPECIE, --</w:t>
-      </w:r>
-      <w:proofErr w:type="spellStart"/>
-      <w:r>
-        <w:rPr>
-          <w:rFonts w:asciiTheme="majorHAnsi" w:hAnsiTheme="majorHAnsi" w:cstheme="majorHAnsi"/>
-          <w:szCs w:val="22"/>
-        </w:rPr>
-        <w:t>tracking_specie</w:t>
-      </w:r>
-      <w:proofErr w:type="spellEnd"/>
-      <w:r>
-        <w:rPr>
-          <w:rFonts w:asciiTheme="majorHAnsi" w:hAnsiTheme="majorHAnsi" w:cstheme="majorHAnsi"/>
-          <w:szCs w:val="22"/>
-        </w:rPr>
-        <w:t xml:space="preserve"> TRACKING_SPECIE</w:t>
+        <w:t>-TS TRACKING_SPECIE, --tracking_specie TRACKING_SPECIE</w:t>
       </w:r>
     </w:p>
     <w:p>
@@ -14088,14 +12504,12 @@
       <w:r>
         <w:t xml:space="preserve">All the processed outputs are stored in the folder </w:t>
       </w:r>
-      <w:proofErr w:type="spellStart"/>
       <w:r>
         <w:rPr>
           <w:rFonts w:asciiTheme="majorHAnsi" w:hAnsiTheme="majorHAnsi" w:cstheme="majorHAnsi"/>
         </w:rPr>
         <w:t>post_processing</w:t>
       </w:r>
-      <w:proofErr w:type="spellEnd"/>
       <w:r>
         <w:rPr>
           <w:rFonts w:cs="Times New Roman"/>
@@ -14202,23 +12616,7 @@
           <w:rFonts w:asciiTheme="majorHAnsi" w:hAnsiTheme="majorHAnsi" w:cstheme="majorHAnsi"/>
           <w:szCs w:val="22"/>
         </w:rPr>
-        <w:t xml:space="preserve">-P PLOT, --plot </w:t>
-      </w:r>
-      <w:proofErr w:type="spellStart"/>
-      <w:r>
-        <w:rPr>
-          <w:rFonts w:asciiTheme="majorHAnsi" w:hAnsiTheme="majorHAnsi" w:cstheme="majorHAnsi"/>
-          <w:szCs w:val="22"/>
-        </w:rPr>
-        <w:t>PLOT</w:t>
-      </w:r>
-      <w:proofErr w:type="spellEnd"/>
-      <w:r>
-        <w:rPr>
-          <w:rFonts w:asciiTheme="majorHAnsi" w:hAnsiTheme="majorHAnsi" w:cstheme="majorHAnsi"/>
-          <w:szCs w:val="22"/>
-        </w:rPr>
-        <w:t xml:space="preserve">  </w:t>
+        <w:t xml:space="preserve">-P PLOT, --plot PLOT  </w:t>
       </w:r>
     </w:p>
     <w:p>
@@ -14304,7 +12702,6 @@
         </w:rPr>
         <w:t>, --</w:t>
       </w:r>
-      <w:proofErr w:type="spellStart"/>
       <w:r>
         <w:rPr>
           <w:rFonts w:asciiTheme="majorHAnsi" w:hAnsiTheme="majorHAnsi" w:cstheme="majorHAnsi"/>
@@ -14312,7 +12709,6 @@
         </w:rPr>
         <w:t>calculate_ecdf</w:t>
       </w:r>
-      <w:proofErr w:type="spellEnd"/>
       <w:r>
         <w:rPr>
           <w:rFonts w:asciiTheme="majorHAnsi" w:hAnsiTheme="majorHAnsi" w:cstheme="majorHAnsi"/>
@@ -14436,17 +12832,8 @@
           <w:rFonts w:asciiTheme="majorHAnsi" w:hAnsiTheme="majorHAnsi" w:cstheme="majorHAnsi"/>
           <w:szCs w:val="22"/>
         </w:rPr>
-        <w:t>-EX --</w:t>
-      </w:r>
-      <w:proofErr w:type="spellStart"/>
-      <w:r>
-        <w:rPr>
-          <w:rFonts w:asciiTheme="majorHAnsi" w:hAnsiTheme="majorHAnsi" w:cstheme="majorHAnsi"/>
-          <w:szCs w:val="22"/>
-        </w:rPr>
-        <w:t>ex_prob</w:t>
-      </w:r>
-      <w:proofErr w:type="spellEnd"/>
+        <w:t>-EX --ex_prob</w:t>
+      </w:r>
       <w:r>
         <w:rPr>
           <w:szCs w:val="22"/>
@@ -14473,25 +12860,7 @@
           <w:szCs w:val="22"/>
           <w:lang w:val="it-IT"/>
         </w:rPr>
-        <w:t>-EX EX_PROB [EX_PROB ...], --</w:t>
-      </w:r>
-      <w:proofErr w:type="spellStart"/>
-      <w:r>
-        <w:rPr>
-          <w:rFonts w:asciiTheme="majorHAnsi" w:hAnsiTheme="majorHAnsi" w:cstheme="majorHAnsi"/>
-          <w:szCs w:val="22"/>
-          <w:lang w:val="it-IT"/>
-        </w:rPr>
-        <w:t>ex_prob</w:t>
-      </w:r>
-      <w:proofErr w:type="spellEnd"/>
-      <w:r>
-        <w:rPr>
-          <w:rFonts w:asciiTheme="majorHAnsi" w:hAnsiTheme="majorHAnsi" w:cstheme="majorHAnsi"/>
-          <w:szCs w:val="22"/>
-          <w:lang w:val="it-IT"/>
-        </w:rPr>
-        <w:t xml:space="preserve"> EX_PROB [EX_PROB ...]</w:t>
+        <w:t>-EX EX_PROB [EX_PROB ...], --ex_prob EX_PROB [EX_PROB ...]</w:t>
       </w:r>
     </w:p>
     <w:p>
@@ -14507,13 +12876,8 @@
         </w:rPr>
         <w:t>C</w:t>
       </w:r>
-      <w:proofErr w:type="spellStart"/>
-      <w:r>
-        <w:t>omma</w:t>
-      </w:r>
-      <w:proofErr w:type="spellEnd"/>
-      <w:r>
-        <w:t xml:space="preserve">-separated </w:t>
+      <w:r>
+        <w:t xml:space="preserve">omma-separated </w:t>
       </w:r>
       <w:r>
         <w:rPr>
@@ -14563,17 +12927,8 @@
           <w:rFonts w:asciiTheme="majorHAnsi" w:hAnsiTheme="majorHAnsi" w:cstheme="majorHAnsi"/>
           <w:szCs w:val="22"/>
         </w:rPr>
-        <w:t xml:space="preserve">-PER PERSISTENCE, --persistence </w:t>
-      </w:r>
-      <w:proofErr w:type="spellStart"/>
-      <w:r>
-        <w:rPr>
-          <w:rFonts w:asciiTheme="majorHAnsi" w:hAnsiTheme="majorHAnsi" w:cstheme="majorHAnsi"/>
-          <w:szCs w:val="22"/>
-        </w:rPr>
-        <w:t>PERSISTENCE</w:t>
-      </w:r>
-      <w:proofErr w:type="spellEnd"/>
+        <w:t>-PER PERSISTENCE, --persistence PERSISTENCE</w:t>
+      </w:r>
     </w:p>
     <w:p>
       <w:pPr>
@@ -14636,23 +12991,7 @@
           <w:rFonts w:asciiTheme="majorHAnsi" w:hAnsiTheme="majorHAnsi" w:cstheme="majorHAnsi"/>
           <w:szCs w:val="22"/>
         </w:rPr>
-        <w:t>-T TIME_STEPS [TIME_STEPS ...], --</w:t>
-      </w:r>
-      <w:proofErr w:type="spellStart"/>
-      <w:r>
-        <w:rPr>
-          <w:rFonts w:asciiTheme="majorHAnsi" w:hAnsiTheme="majorHAnsi" w:cstheme="majorHAnsi"/>
-          <w:szCs w:val="22"/>
-        </w:rPr>
-        <w:t>time_steps</w:t>
-      </w:r>
-      <w:proofErr w:type="spellEnd"/>
-      <w:r>
-        <w:rPr>
-          <w:rFonts w:asciiTheme="majorHAnsi" w:hAnsiTheme="majorHAnsi" w:cstheme="majorHAnsi"/>
-          <w:szCs w:val="22"/>
-        </w:rPr>
-        <w:t xml:space="preserve"> TIME_STEPS [TIME_STEPS ...]</w:t>
+        <w:t>-T TIME_STEPS [TIME_STEPS ...], --time_steps TIME_STEPS [TIME_STEPS ...]</w:t>
       </w:r>
     </w:p>
     <w:p>
@@ -14668,13 +13007,8 @@
         </w:rPr>
         <w:t>C</w:t>
       </w:r>
-      <w:proofErr w:type="spellStart"/>
-      <w:r>
-        <w:t>omma</w:t>
-      </w:r>
-      <w:proofErr w:type="spellEnd"/>
-      <w:r>
-        <w:t xml:space="preserve">-separated </w:t>
+      <w:r>
+        <w:t xml:space="preserve">omma-separated </w:t>
       </w:r>
       <w:r>
         <w:rPr>
@@ -14754,23 +13088,7 @@
           <w:rFonts w:asciiTheme="majorHAnsi" w:hAnsiTheme="majorHAnsi" w:cstheme="majorHAnsi"/>
           <w:szCs w:val="22"/>
         </w:rPr>
-        <w:t xml:space="preserve">-L LEVELS [LEVELS ...], --levels </w:t>
-      </w:r>
-      <w:proofErr w:type="spellStart"/>
-      <w:r>
-        <w:rPr>
-          <w:rFonts w:asciiTheme="majorHAnsi" w:hAnsiTheme="majorHAnsi" w:cstheme="majorHAnsi"/>
-          <w:szCs w:val="22"/>
-        </w:rPr>
-        <w:t>LEVELS</w:t>
-      </w:r>
-      <w:proofErr w:type="spellEnd"/>
-      <w:r>
-        <w:rPr>
-          <w:rFonts w:asciiTheme="majorHAnsi" w:hAnsiTheme="majorHAnsi" w:cstheme="majorHAnsi"/>
-          <w:szCs w:val="22"/>
-        </w:rPr>
-        <w:t xml:space="preserve"> [LEVELS ...]</w:t>
+        <w:t>-L LEVELS [LEVELS ...], --levels LEVELS [LEVELS ...]</w:t>
       </w:r>
     </w:p>
     <w:p>
@@ -14786,13 +13104,8 @@
         </w:rPr>
         <w:t>C</w:t>
       </w:r>
-      <w:proofErr w:type="spellStart"/>
-      <w:r>
-        <w:t>omma</w:t>
-      </w:r>
-      <w:proofErr w:type="spellEnd"/>
-      <w:r>
-        <w:t xml:space="preserve">-separated </w:t>
+      <w:r>
+        <w:t xml:space="preserve">omma-separated </w:t>
       </w:r>
       <w:r>
         <w:rPr>
@@ -14860,23 +13173,7 @@
           <w:rFonts w:asciiTheme="majorHAnsi" w:hAnsiTheme="majorHAnsi" w:cstheme="majorHAnsi"/>
           <w:szCs w:val="22"/>
         </w:rPr>
-        <w:t>-D DAYS_PLOT [DAYS_PLOT ...], --</w:t>
-      </w:r>
-      <w:proofErr w:type="spellStart"/>
-      <w:r>
-        <w:rPr>
-          <w:rFonts w:asciiTheme="majorHAnsi" w:hAnsiTheme="majorHAnsi" w:cstheme="majorHAnsi"/>
-          <w:szCs w:val="22"/>
-        </w:rPr>
-        <w:t>days_plot</w:t>
-      </w:r>
-      <w:proofErr w:type="spellEnd"/>
-      <w:r>
-        <w:rPr>
-          <w:rFonts w:asciiTheme="majorHAnsi" w:hAnsiTheme="majorHAnsi" w:cstheme="majorHAnsi"/>
-          <w:szCs w:val="22"/>
-        </w:rPr>
-        <w:t xml:space="preserve"> DAYS_PLOT [DAYS_PLOT ...]</w:t>
+        <w:t>-D DAYS_PLOT [DAYS_PLOT ...], --days_plot DAYS_PLOT [DAYS_PLOT ...]</w:t>
       </w:r>
     </w:p>
     <w:p>
@@ -14892,13 +13189,8 @@
         </w:rPr>
         <w:t>C</w:t>
       </w:r>
-      <w:proofErr w:type="spellStart"/>
-      <w:r>
-        <w:t>omma</w:t>
-      </w:r>
-      <w:proofErr w:type="spellEnd"/>
-      <w:r>
-        <w:t xml:space="preserve">-separated </w:t>
+      <w:r>
+        <w:t xml:space="preserve">omma-separated </w:t>
       </w:r>
       <w:r>
         <w:rPr>
@@ -14972,17 +13264,8 @@
           <w:rFonts w:asciiTheme="majorHAnsi" w:hAnsiTheme="majorHAnsi" w:cstheme="majorHAnsi"/>
           <w:szCs w:val="22"/>
         </w:rPr>
-        <w:t xml:space="preserve">-C CONVERT, --convert </w:t>
-      </w:r>
-      <w:proofErr w:type="spellStart"/>
-      <w:r>
-        <w:rPr>
-          <w:rFonts w:asciiTheme="majorHAnsi" w:hAnsiTheme="majorHAnsi" w:cstheme="majorHAnsi"/>
-          <w:szCs w:val="22"/>
-        </w:rPr>
-        <w:t>CONVERT</w:t>
-      </w:r>
-      <w:proofErr w:type="spellEnd"/>
+        <w:t>-C CONVERT, --convert CONVERT</w:t>
+      </w:r>
     </w:p>
     <w:p>
       <w:pPr>
@@ -15049,25 +13332,7 @@
           <w:szCs w:val="22"/>
           <w:lang w:val="nl-NL"/>
         </w:rPr>
-        <w:t xml:space="preserve">-S SPECIES [SPECIES ...], --species </w:t>
-      </w:r>
-      <w:proofErr w:type="spellStart"/>
-      <w:r>
-        <w:rPr>
-          <w:rFonts w:asciiTheme="majorHAnsi" w:hAnsiTheme="majorHAnsi" w:cstheme="majorHAnsi"/>
-          <w:szCs w:val="22"/>
-          <w:lang w:val="nl-NL"/>
-        </w:rPr>
-        <w:t>SPECIES</w:t>
-      </w:r>
-      <w:proofErr w:type="spellEnd"/>
-      <w:r>
-        <w:rPr>
-          <w:rFonts w:asciiTheme="majorHAnsi" w:hAnsiTheme="majorHAnsi" w:cstheme="majorHAnsi"/>
-          <w:szCs w:val="22"/>
-          <w:lang w:val="nl-NL"/>
-        </w:rPr>
-        <w:t xml:space="preserve"> [SPECIES ...]</w:t>
+        <w:t>-S SPECIES [SPECIES ...], --species SPECIES [SPECIES ...]</w:t>
       </w:r>
     </w:p>
     <w:p>
@@ -15083,13 +13348,8 @@
         </w:rPr>
         <w:t>C</w:t>
       </w:r>
-      <w:proofErr w:type="spellStart"/>
-      <w:r>
-        <w:t>omma</w:t>
-      </w:r>
-      <w:proofErr w:type="spellEnd"/>
-      <w:r>
-        <w:t xml:space="preserve">-separated </w:t>
+      <w:r>
+        <w:t xml:space="preserve">omma-separated </w:t>
       </w:r>
       <w:r>
         <w:rPr>
@@ -15133,23 +13393,7 @@
           <w:rFonts w:asciiTheme="majorHAnsi" w:hAnsiTheme="majorHAnsi" w:cstheme="majorHAnsi"/>
           <w:szCs w:val="22"/>
         </w:rPr>
-        <w:t>TS TRACKING_SPECIE, --</w:t>
-      </w:r>
-      <w:proofErr w:type="spellStart"/>
-      <w:r>
-        <w:rPr>
-          <w:rFonts w:asciiTheme="majorHAnsi" w:hAnsiTheme="majorHAnsi" w:cstheme="majorHAnsi"/>
-          <w:szCs w:val="22"/>
-        </w:rPr>
-        <w:t>tracking_specie</w:t>
-      </w:r>
-      <w:proofErr w:type="spellEnd"/>
-      <w:r>
-        <w:rPr>
-          <w:rFonts w:asciiTheme="majorHAnsi" w:hAnsiTheme="majorHAnsi" w:cstheme="majorHAnsi"/>
-          <w:szCs w:val="22"/>
-        </w:rPr>
-        <w:t xml:space="preserve"> TRACKING_SPECIE</w:t>
+        <w:t>TS TRACKING_SPECIE, --tracking_specie TRACKING_SPECIE</w:t>
       </w:r>
     </w:p>
     <w:p>
@@ -15195,23 +13439,7 @@
           <w:rFonts w:asciiTheme="majorHAnsi" w:hAnsiTheme="majorHAnsi" w:cstheme="majorHAnsi"/>
           <w:szCs w:val="22"/>
         </w:rPr>
-        <w:t>-N NPROC, --</w:t>
-      </w:r>
-      <w:proofErr w:type="spellStart"/>
-      <w:r>
-        <w:rPr>
-          <w:rFonts w:asciiTheme="majorHAnsi" w:hAnsiTheme="majorHAnsi" w:cstheme="majorHAnsi"/>
-          <w:szCs w:val="22"/>
-        </w:rPr>
-        <w:t>nproc</w:t>
-      </w:r>
-      <w:proofErr w:type="spellEnd"/>
-      <w:r>
-        <w:rPr>
-          <w:rFonts w:asciiTheme="majorHAnsi" w:hAnsiTheme="majorHAnsi" w:cstheme="majorHAnsi"/>
-          <w:szCs w:val="22"/>
-        </w:rPr>
-        <w:t xml:space="preserve"> NPROC</w:t>
+        <w:t>-N NPROC, --nproc NPROC</w:t>
       </w:r>
     </w:p>
     <w:p>
@@ -15245,17 +13473,8 @@
           <w:rFonts w:asciiTheme="majorHAnsi" w:hAnsiTheme="majorHAnsi" w:cstheme="majorHAnsi"/>
           <w:szCs w:val="22"/>
         </w:rPr>
-        <w:t xml:space="preserve">-U UNITS, --units </w:t>
-      </w:r>
-      <w:proofErr w:type="spellStart"/>
-      <w:r>
-        <w:rPr>
-          <w:rFonts w:asciiTheme="majorHAnsi" w:hAnsiTheme="majorHAnsi" w:cstheme="majorHAnsi"/>
-          <w:szCs w:val="22"/>
-        </w:rPr>
-        <w:t>UNITS</w:t>
-      </w:r>
-      <w:proofErr w:type="spellEnd"/>
+        <w:t>-U UNITS, --units UNITS</w:t>
+      </w:r>
     </w:p>
     <w:p>
       <w:pPr>
@@ -15392,23 +13611,7 @@
           <w:rFonts w:asciiTheme="majorHAnsi" w:hAnsiTheme="majorHAnsi" w:cstheme="majorHAnsi"/>
           <w:szCs w:val="22"/>
         </w:rPr>
-        <w:t>-PL PLOT_LIMITS [PLOT_LIMITS ...], --</w:t>
-      </w:r>
-      <w:proofErr w:type="spellStart"/>
-      <w:r>
-        <w:rPr>
-          <w:rFonts w:asciiTheme="majorHAnsi" w:hAnsiTheme="majorHAnsi" w:cstheme="majorHAnsi"/>
-          <w:szCs w:val="22"/>
-        </w:rPr>
-        <w:t>plot_limits</w:t>
-      </w:r>
-      <w:proofErr w:type="spellEnd"/>
-      <w:r>
-        <w:rPr>
-          <w:rFonts w:asciiTheme="majorHAnsi" w:hAnsiTheme="majorHAnsi" w:cstheme="majorHAnsi"/>
-          <w:szCs w:val="22"/>
-        </w:rPr>
-        <w:t xml:space="preserve"> PLOT_LIMITS [PLOT_LIMITS ...]</w:t>
+        <w:t>-PL PLOT_LIMITS [PLOT_LIMITS ...], --plot_limits PLOT_LIMITS [PLOT_LIMITS ...]</w:t>
       </w:r>
     </w:p>
     <w:p>
@@ -15486,25 +13689,7 @@
           <w:szCs w:val="22"/>
           <w:lang w:val="fr-FR"/>
         </w:rPr>
-        <w:t>-PI PLOT_ISOLINES, --</w:t>
-      </w:r>
-      <w:proofErr w:type="spellStart"/>
-      <w:r>
-        <w:rPr>
-          <w:rFonts w:asciiTheme="majorHAnsi" w:hAnsiTheme="majorHAnsi" w:cstheme="majorHAnsi"/>
-          <w:szCs w:val="22"/>
-          <w:lang w:val="fr-FR"/>
-        </w:rPr>
-        <w:t>plot_isolines</w:t>
-      </w:r>
-      <w:proofErr w:type="spellEnd"/>
-      <w:r>
-        <w:rPr>
-          <w:rFonts w:asciiTheme="majorHAnsi" w:hAnsiTheme="majorHAnsi" w:cstheme="majorHAnsi"/>
-          <w:szCs w:val="22"/>
-          <w:lang w:val="fr-FR"/>
-        </w:rPr>
-        <w:t xml:space="preserve"> PLOT_ISOLINES</w:t>
+        <w:t>-PI PLOT_ISOLINES, --plot_isolines PLOT_ISOLINES</w:t>
       </w:r>
     </w:p>
     <w:p>
@@ -15538,23 +13723,7 @@
           <w:rFonts w:asciiTheme="majorHAnsi" w:hAnsiTheme="majorHAnsi" w:cstheme="majorHAnsi"/>
           <w:szCs w:val="22"/>
         </w:rPr>
-        <w:t>-TA TIME_AV, --</w:t>
-      </w:r>
-      <w:proofErr w:type="spellStart"/>
-      <w:r>
-        <w:rPr>
-          <w:rFonts w:asciiTheme="majorHAnsi" w:hAnsiTheme="majorHAnsi" w:cstheme="majorHAnsi"/>
-          <w:szCs w:val="22"/>
-        </w:rPr>
-        <w:t>time_av</w:t>
-      </w:r>
-      <w:proofErr w:type="spellEnd"/>
-      <w:r>
-        <w:rPr>
-          <w:rFonts w:asciiTheme="majorHAnsi" w:hAnsiTheme="majorHAnsi" w:cstheme="majorHAnsi"/>
-          <w:szCs w:val="22"/>
-        </w:rPr>
-        <w:t xml:space="preserve"> TIME_AV</w:t>
+        <w:t>-TA TIME_AV, --time_av TIME_AV</w:t>
       </w:r>
     </w:p>
     <w:p>
@@ -15619,23 +13788,7 @@
           <w:rFonts w:asciiTheme="majorHAnsi" w:hAnsiTheme="majorHAnsi" w:cstheme="majorHAnsi"/>
           <w:szCs w:val="22"/>
         </w:rPr>
-        <w:t>OF OUTPUT_FORMAT, --</w:t>
-      </w:r>
-      <w:proofErr w:type="spellStart"/>
-      <w:r>
-        <w:rPr>
-          <w:rFonts w:asciiTheme="majorHAnsi" w:hAnsiTheme="majorHAnsi" w:cstheme="majorHAnsi"/>
-          <w:szCs w:val="22"/>
-        </w:rPr>
-        <w:t>output_format</w:t>
-      </w:r>
-      <w:proofErr w:type="spellEnd"/>
-      <w:r>
-        <w:rPr>
-          <w:rFonts w:asciiTheme="majorHAnsi" w:hAnsiTheme="majorHAnsi" w:cstheme="majorHAnsi"/>
-          <w:szCs w:val="22"/>
-        </w:rPr>
-        <w:t xml:space="preserve"> OUTPUT_FORMAT</w:t>
+        <w:t>OF OUTPUT_FORMAT, --output_format OUTPUT_FORMAT</w:t>
       </w:r>
     </w:p>
     <w:p>
@@ -15706,21 +13859,12 @@
         </w:rPr>
         <w:t>, --</w:t>
       </w:r>
-      <w:proofErr w:type="spellStart"/>
-      <w:r>
-        <w:rPr>
-          <w:rFonts w:asciiTheme="majorHAnsi" w:hAnsiTheme="majorHAnsi" w:cstheme="majorHAnsi"/>
-          <w:szCs w:val="22"/>
-        </w:rPr>
-        <w:t>plot_topography</w:t>
-      </w:r>
-      <w:proofErr w:type="spellEnd"/>
-      <w:r>
-        <w:rPr>
-          <w:rFonts w:asciiTheme="majorHAnsi" w:hAnsiTheme="majorHAnsi" w:cstheme="majorHAnsi"/>
-          <w:szCs w:val="22"/>
-        </w:rPr>
-        <w:t xml:space="preserve"> PLOT_TOPOGRAPHY</w:t>
+      <w:r>
+        <w:rPr>
+          <w:rFonts w:asciiTheme="majorHAnsi" w:hAnsiTheme="majorHAnsi" w:cstheme="majorHAnsi"/>
+          <w:szCs w:val="22"/>
+        </w:rPr>
+        <w:t>plot_topography PLOT_TOPOGRAPHY</w:t>
       </w:r>
     </w:p>
     <w:p>
@@ -15734,21 +13878,7 @@
         <w:rPr>
           <w:szCs w:val="22"/>
         </w:rPr>
-        <w:t xml:space="preserve">Plot an additional layer representing the topography elevation in the graphical outputs. This is based on the </w:t>
-      </w:r>
-      <w:proofErr w:type="spellStart"/>
-      <w:r>
-        <w:rPr>
-          <w:szCs w:val="22"/>
-        </w:rPr>
-        <w:t>topography.grd</w:t>
-      </w:r>
-      <w:proofErr w:type="spellEnd"/>
-      <w:r>
-        <w:rPr>
-          <w:szCs w:val="22"/>
-        </w:rPr>
-        <w:t xml:space="preserve"> file. Note that this add significant extra time in the post processing.</w:t>
+        <w:t>Plot an additional layer representing the topography elevation in the graphical outputs. This is based on the topography.grd file. Note that this add significant extra time in the post processing.</w:t>
       </w:r>
     </w:p>
     <w:p>
@@ -15768,23 +13898,7 @@
           <w:rFonts w:asciiTheme="majorHAnsi" w:hAnsiTheme="majorHAnsi" w:cstheme="majorHAnsi"/>
           <w:szCs w:val="22"/>
         </w:rPr>
-        <w:t>-TI TOPOGRAPHY_ISOLINES, --</w:t>
-      </w:r>
-      <w:proofErr w:type="spellStart"/>
-      <w:r>
-        <w:rPr>
-          <w:rFonts w:asciiTheme="majorHAnsi" w:hAnsiTheme="majorHAnsi" w:cstheme="majorHAnsi"/>
-          <w:szCs w:val="22"/>
-        </w:rPr>
-        <w:t>topography_isolines</w:t>
-      </w:r>
-      <w:proofErr w:type="spellEnd"/>
-      <w:r>
-        <w:rPr>
-          <w:rFonts w:asciiTheme="majorHAnsi" w:hAnsiTheme="majorHAnsi" w:cstheme="majorHAnsi"/>
-          <w:szCs w:val="22"/>
-        </w:rPr>
-        <w:t xml:space="preserve"> TOPOGRAPHY_ISOLINES</w:t>
+        <w:t>-TI TOPOGRAPHY_ISOLINES, --topography_isolines TOPOGRAPHY_ISOLINES</w:t>
       </w:r>
     </w:p>
     <w:p>
@@ -15804,21 +13918,7 @@
         <w:rPr>
           <w:szCs w:val="22"/>
         </w:rPr>
-        <w:t xml:space="preserve"> </w:t>
-      </w:r>
-      <w:proofErr w:type="spellStart"/>
-      <w:r>
-        <w:rPr>
-          <w:szCs w:val="22"/>
-        </w:rPr>
-        <w:t>a.s.l</w:t>
-      </w:r>
-      <w:proofErr w:type="spellEnd"/>
-      <w:r>
-        <w:rPr>
-          <w:szCs w:val="22"/>
-        </w:rPr>
-        <w:t>.</w:t>
+        <w:t xml:space="preserve"> a.s.l.</w:t>
       </w:r>
       <w:r>
         <w:rPr>
@@ -15887,21 +13987,12 @@
         </w:rPr>
         <w:t>, --</w:t>
       </w:r>
-      <w:proofErr w:type="spellStart"/>
-      <w:r>
-        <w:rPr>
-          <w:rFonts w:asciiTheme="majorHAnsi" w:hAnsiTheme="majorHAnsi" w:cstheme="majorHAnsi"/>
-          <w:szCs w:val="22"/>
-        </w:rPr>
-        <w:t>plot_resolution</w:t>
-      </w:r>
-      <w:proofErr w:type="spellEnd"/>
-      <w:r>
-        <w:rPr>
-          <w:rFonts w:asciiTheme="majorHAnsi" w:hAnsiTheme="majorHAnsi" w:cstheme="majorHAnsi"/>
-          <w:szCs w:val="22"/>
-        </w:rPr>
-        <w:t xml:space="preserve"> PLOT_RESOLUTION</w:t>
+      <w:r>
+        <w:rPr>
+          <w:rFonts w:asciiTheme="majorHAnsi" w:hAnsiTheme="majorHAnsi" w:cstheme="majorHAnsi"/>
+          <w:szCs w:val="22"/>
+        </w:rPr>
+        <w:t>plot_resolution PLOT_RESOLUTION</w:t>
       </w:r>
     </w:p>
     <w:p>
@@ -15935,23 +14026,7 @@
           <w:rFonts w:asciiTheme="majorHAnsi" w:hAnsiTheme="majorHAnsi" w:cstheme="majorHAnsi"/>
           <w:szCs w:val="22"/>
         </w:rPr>
-        <w:t>-TP TRACKING_POINTS, --</w:t>
-      </w:r>
-      <w:proofErr w:type="spellStart"/>
-      <w:r>
-        <w:rPr>
-          <w:rFonts w:asciiTheme="majorHAnsi" w:hAnsiTheme="majorHAnsi" w:cstheme="majorHAnsi"/>
-          <w:szCs w:val="22"/>
-        </w:rPr>
-        <w:t>tracking_points</w:t>
-      </w:r>
-      <w:proofErr w:type="spellEnd"/>
-      <w:r>
-        <w:rPr>
-          <w:rFonts w:asciiTheme="majorHAnsi" w:hAnsiTheme="majorHAnsi" w:cstheme="majorHAnsi"/>
-          <w:szCs w:val="22"/>
-        </w:rPr>
-        <w:t xml:space="preserve"> TRACKING_POINTS</w:t>
+        <w:t>-TP TRACKING_POINTS, --tracking_points TRACKING_POINTS</w:t>
       </w:r>
     </w:p>
     <w:p>
@@ -16044,7 +14119,6 @@
         </w:rPr>
         <w:t xml:space="preserve"> </w:t>
       </w:r>
-      <w:proofErr w:type="spellStart"/>
       <w:r>
         <w:rPr>
           <w:rFonts w:asciiTheme="majorHAnsi" w:hAnsiTheme="majorHAnsi" w:cstheme="majorHAnsi"/>
@@ -16052,7 +14126,6 @@
         </w:rPr>
         <w:t>INVERSION</w:t>
       </w:r>
-      <w:proofErr w:type="spellEnd"/>
     </w:p>
     <w:p>
       <w:pPr>
@@ -16144,29 +14217,13 @@
         <w:t xml:space="preserve"> DISGAS is applied to simulate gas dispersion from </w:t>
       </w:r>
       <w:r>
-        <w:t xml:space="preserve">the Solfatara volcano (Campi </w:t>
-      </w:r>
-      <w:proofErr w:type="spellStart"/>
-      <w:r>
-        <w:t>Flegrei</w:t>
-      </w:r>
-      <w:proofErr w:type="spellEnd"/>
-      <w:r>
-        <w:t>, Italy)</w:t>
+        <w:t>the Solfatara volcano (Campi Flegrei, Italy)</w:t>
       </w:r>
       <w:r>
         <w:t xml:space="preserve"> and </w:t>
       </w:r>
       <w:r>
-        <w:t xml:space="preserve">La </w:t>
-      </w:r>
-      <w:proofErr w:type="spellStart"/>
-      <w:r>
-        <w:t>Soufrière</w:t>
-      </w:r>
-      <w:proofErr w:type="spellEnd"/>
-      <w:r>
-        <w:t xml:space="preserve"> de Guadeloupe volcano (Lesser Antilles). In the third example</w:t>
+        <w:t>La Soufrière de Guadeloupe volcano (Lesser Antilles). In the third example</w:t>
       </w:r>
       <w:r>
         <w:t>,</w:t>
@@ -16178,15 +14235,7 @@
         <w:t>TWODEE-2</w:t>
       </w:r>
       <w:r>
-        <w:t xml:space="preserve"> is applied to simulate the heavy gas emission from the Mefite </w:t>
-      </w:r>
-      <w:proofErr w:type="spellStart"/>
-      <w:r>
-        <w:t>d’Ansanto</w:t>
-      </w:r>
-      <w:proofErr w:type="spellEnd"/>
-      <w:r>
-        <w:t xml:space="preserve"> area (Campanian region, Italy)</w:t>
+        <w:t xml:space="preserve"> is applied to simulate the heavy gas emission from the Mefite d’Ansanto area (Campanian region, Italy)</w:t>
       </w:r>
       <w:r>
         <w:t>.</w:t>
@@ -16213,99 +14262,312 @@
           <w:rFonts w:eastAsiaTheme="minorHAnsi"/>
           <w:lang w:val="it-IT"/>
         </w:rPr>
-        <w:t xml:space="preserve">5.1 </w:t>
-      </w:r>
-      <w:proofErr w:type="spellStart"/>
+        <w:t>5.1 Ex</w:t>
+      </w:r>
       <w:r>
         <w:rPr>
           <w:rFonts w:eastAsiaTheme="minorHAnsi"/>
           <w:lang w:val="it-IT"/>
         </w:rPr>
-        <w:t>Ex</w:t>
+        <w:t xml:space="preserve">ample 1: </w:t>
       </w:r>
       <w:r>
         <w:rPr>
           <w:rFonts w:eastAsiaTheme="minorHAnsi"/>
           <w:lang w:val="it-IT"/>
         </w:rPr>
-        <w:t>ample</w:t>
-      </w:r>
-      <w:proofErr w:type="spellEnd"/>
-      <w:r>
-        <w:rPr>
-          <w:rFonts w:eastAsiaTheme="minorHAnsi"/>
+        <w:t xml:space="preserve">La </w:t>
+      </w:r>
+      <w:r>
+        <w:rPr>
           <w:lang w:val="it-IT"/>
         </w:rPr>
-        <w:t xml:space="preserve"> 1: </w:t>
-      </w:r>
-      <w:r>
-        <w:rPr>
-          <w:rFonts w:eastAsiaTheme="minorHAnsi"/>
+        <w:t xml:space="preserve">Solfatara </w:t>
+      </w:r>
+      <w:r>
+        <w:rPr>
           <w:lang w:val="it-IT"/>
         </w:rPr>
-        <w:t xml:space="preserve">La </w:t>
+        <w:t>crater</w:t>
       </w:r>
       <w:r>
         <w:rPr>
           <w:lang w:val="it-IT"/>
         </w:rPr>
-        <w:t xml:space="preserve">Solfatara </w:t>
-      </w:r>
-      <w:proofErr w:type="spellStart"/>
+        <w:t xml:space="preserve"> </w:t>
+      </w:r>
       <w:r>
         <w:rPr>
           <w:lang w:val="it-IT"/>
         </w:rPr>
-        <w:t>crater</w:t>
-      </w:r>
-      <w:proofErr w:type="spellEnd"/>
-      <w:r>
+        <w:t>(Campi Flegrei, Italy)</w:t>
+      </w:r>
+      <w:bookmarkEnd w:id="25"/>
+    </w:p>
+    <w:p>
+      <w:pPr>
         <w:rPr>
           <w:lang w:val="it-IT"/>
         </w:rPr>
+      </w:pPr>
+    </w:p>
+    <w:p>
+      <w:r>
+        <w:t>Solfatara releases more than 1000 t d</w:t>
+      </w:r>
+      <w:r>
+        <w:rPr>
+          <w:vertAlign w:val="superscript"/>
+        </w:rPr>
+        <w:t>−1</w:t>
+      </w:r>
+      <w:r>
+        <w:t xml:space="preserve"> of CO</w:t>
+      </w:r>
+      <w:r>
+        <w:rPr>
+          <w:vertAlign w:val="subscript"/>
+        </w:rPr>
+        <w:t>2</w:t>
+      </w:r>
+      <w:r>
+        <w:t xml:space="preserve"> through soil diffuse degassing from a relatively small area (0.5-1 km</w:t>
+      </w:r>
+      <w:r>
+        <w:rPr>
+          <w:vertAlign w:val="superscript"/>
+        </w:rPr>
+        <w:t>2</w:t>
+      </w:r>
+      <w:r>
+        <w:t xml:space="preserve">; Chiodini et al., 2001; Granieri et al., 2013). Temperature of the gases emitted from </w:t>
+      </w:r>
+      <w:r>
+        <w:t xml:space="preserve">the </w:t>
+      </w:r>
+      <w:r>
+        <w:t xml:space="preserve">Solfatara area is relatively high: fumaroles temperature is between 96 </w:t>
+      </w:r>
+      <w:r>
+        <w:rPr>
+          <w:rFonts w:cs="Times New Roman"/>
+        </w:rPr>
+        <w:t>°</w:t>
+      </w:r>
+      <w:r>
+        <w:t xml:space="preserve">C and 162 </w:t>
+      </w:r>
+      <w:r>
+        <w:rPr>
+          <w:rFonts w:cs="Times New Roman"/>
+        </w:rPr>
+        <w:t>°</w:t>
+      </w:r>
+      <w:r>
+        <w:t xml:space="preserve">C (Chiodini et al., 2001) and, flux weighted temperature of diffusing soil is 66 </w:t>
+      </w:r>
+      <w:r>
+        <w:rPr>
+          <w:rFonts w:cs="Times New Roman"/>
+        </w:rPr>
+        <w:t>°</w:t>
+      </w:r>
+      <w:r>
+        <w:t>C (Costa et al., 2005). This implies a density decrease due to temperature that almost balances the increase due to the greater molecular weight directly at the source (M</w:t>
+      </w:r>
+      <w:r>
+        <w:t>[</w:t>
+      </w:r>
+      <w:r>
+        <w:t>CO</w:t>
+      </w:r>
+      <w:r>
+        <w:rPr>
+          <w:vertAlign w:val="subscript"/>
+        </w:rPr>
+        <w:t>2</w:t>
+      </w:r>
+      <w:r>
+        <w:t>]</w:t>
+      </w:r>
+      <w:r>
+        <w:t>/M</w:t>
+      </w:r>
+      <w:r>
+        <w:t>[</w:t>
+      </w:r>
+      <w:r>
+        <w:t>air</w:t>
+      </w:r>
+      <w:r>
+        <w:t>]</w:t>
+      </w:r>
+      <w:r>
+        <w:t xml:space="preserve"> = 44/29 while T</w:t>
+      </w:r>
+      <w:r>
+        <w:t>[</w:t>
+      </w:r>
+      <w:r>
+        <w:t>CO</w:t>
+      </w:r>
+      <w:r>
+        <w:rPr>
+          <w:vertAlign w:val="subscript"/>
+        </w:rPr>
+        <w:t>2</w:t>
+      </w:r>
+      <w:r>
+        <w:t>]</w:t>
+      </w:r>
+      <w:r>
+        <w:t>/T</w:t>
+      </w:r>
+      <w:r>
+        <w:t>[</w:t>
+      </w:r>
+      <w:r>
+        <w:t>air</w:t>
+      </w:r>
+      <w:r>
+        <w:t>]</w:t>
+      </w:r>
+      <w:r>
         <w:t xml:space="preserve"> </w:t>
       </w:r>
       <w:r>
         <w:rPr>
-          <w:lang w:val="it-IT"/>
-        </w:rPr>
-        <w:t xml:space="preserve">(Campi Flegrei, </w:t>
-      </w:r>
-      <w:proofErr w:type="spellStart"/>
-      <w:r>
-        <w:rPr>
-          <w:lang w:val="it-IT"/>
-        </w:rPr>
-        <w:t>Italy</w:t>
-      </w:r>
-      <w:proofErr w:type="spellEnd"/>
-      <w:r>
-        <w:rPr>
-          <w:lang w:val="it-IT"/>
-        </w:rPr>
-        <w:t>)</w:t>
-      </w:r>
-      <w:bookmarkEnd w:id="25"/>
-    </w:p>
-    <w:p>
-      <w:pPr>
-        <w:rPr>
-          <w:lang w:val="it-IT"/>
-        </w:rPr>
-      </w:pPr>
-    </w:p>
-    <w:p>
-      <w:r>
-        <w:t>Solfatara releases more than 1000 t d</w:t>
+          <w:rFonts w:ascii="Cambria Math" w:hAnsi="Cambria Math" w:cs="Cambria Math"/>
+        </w:rPr>
+        <w:t>∼</w:t>
+      </w:r>
+      <w:r>
+        <w:t xml:space="preserve"> 400/300). For these reasons, the passive dispersion assumption, is appropriate (Costa et al., 2005; Granieri et al., 2013). </w:t>
+      </w:r>
+    </w:p>
+    <w:p>
+      <w:r>
+        <w:t xml:space="preserve">Commands details can be found in the file </w:t>
+      </w:r>
+      <w:r>
+        <w:rPr>
+          <w:b/>
+        </w:rPr>
+        <w:t>commands.txt</w:t>
+      </w:r>
+      <w:r>
+        <w:t xml:space="preserve"> in the example_1 folder. </w:t>
+      </w:r>
+      <w:r>
+        <w:t xml:space="preserve">In this application we carry out the test by using the </w:t>
+      </w:r>
+      <w:r>
+        <w:t>GFS forecast. The test case was run on the 1</w:t>
+      </w:r>
+      <w:r>
+        <w:t>6</w:t>
       </w:r>
       <w:r>
         <w:rPr>
           <w:vertAlign w:val="superscript"/>
         </w:rPr>
-        <w:t>−1</w:t>
-      </w:r>
-      <w:r>
-        <w:t xml:space="preserve"> of CO</w:t>
+        <w:t>th</w:t>
+      </w:r>
+      <w:r>
+        <w:t xml:space="preserve"> </w:t>
+      </w:r>
+      <w:r>
+        <w:t>July</w:t>
+      </w:r>
+      <w:r>
+        <w:t xml:space="preserve"> 202</w:t>
+      </w:r>
+      <w:r>
+        <w:t>3</w:t>
+      </w:r>
+      <w:r>
+        <w:t>, the user can specify a different day compatible with the time the test is run</w:t>
+      </w:r>
+      <w:r>
+        <w:t>:</w:t>
+      </w:r>
+    </w:p>
+    <w:p>
+      <w:pPr>
+        <w:rPr>
+          <w:rFonts w:asciiTheme="majorHAnsi" w:hAnsiTheme="majorHAnsi" w:cstheme="majorHAnsi"/>
+        </w:rPr>
+      </w:pPr>
+      <w:r>
+        <w:rPr>
+          <w:rFonts w:asciiTheme="majorHAnsi" w:hAnsiTheme="majorHAnsi" w:cstheme="majorHAnsi"/>
+        </w:rPr>
+        <w:t xml:space="preserve">python ../../weather.py </w:t>
+      </w:r>
+      <w:r>
+        <w:rPr>
+          <w:rFonts w:asciiTheme="majorHAnsi" w:hAnsiTheme="majorHAnsi" w:cstheme="majorHAnsi"/>
+        </w:rPr>
+        <w:t>-S 09/08/2025 -E 09/08/2025</w:t>
+      </w:r>
+      <w:r>
+        <w:rPr>
+          <w:rFonts w:asciiTheme="majorHAnsi" w:hAnsiTheme="majorHAnsi" w:cstheme="majorHAnsi"/>
+        </w:rPr>
+        <w:t xml:space="preserve"> </w:t>
+      </w:r>
+      <w:r>
+        <w:rPr>
+          <w:rFonts w:asciiTheme="majorHAnsi" w:hAnsiTheme="majorHAnsi" w:cstheme="majorHAnsi"/>
+        </w:rPr>
+        <w:t>-V 211010 -NS 1 -M forecast -N 1 -DG on</w:t>
+      </w:r>
+    </w:p>
+    <w:p>
+      <w:r>
+        <w:t xml:space="preserve">The topography is represented by </w:t>
+      </w:r>
+      <w:r>
+        <w:t>a</w:t>
+      </w:r>
+      <w:r>
+        <w:t xml:space="preserve"> </w:t>
+      </w:r>
+      <w:r>
+        <w:t>1</w:t>
+      </w:r>
+      <w:r>
+        <w:t>0</w:t>
+      </w:r>
+      <w:r>
+        <w:t xml:space="preserve"> m-resolution DEM</w:t>
+      </w:r>
+      <w:r>
+        <w:t xml:space="preserve"> (Tarquini et al. 2007)</w:t>
+      </w:r>
+      <w:r>
+        <w:t xml:space="preserve"> </w:t>
+      </w:r>
+      <w:r>
+        <w:t xml:space="preserve">and the resolution of the computational grid </w:t>
+      </w:r>
+      <w:r>
+        <w:t>i</w:t>
+      </w:r>
+      <w:r>
+        <w:t xml:space="preserve">s set to </w:t>
+      </w:r>
+      <w:r>
+        <w:t>25</w:t>
+      </w:r>
+      <w:r>
+        <w:t xml:space="preserve"> m. We run simulations </w:t>
+      </w:r>
+      <w:r>
+        <w:t xml:space="preserve">with DISGAS </w:t>
+      </w:r>
+      <w:r>
+        <w:t>using the fixed source locations (source_input.txt) considering the CO</w:t>
       </w:r>
       <w:r>
         <w:rPr>
@@ -16314,266 +14576,21 @@
         <w:t>2</w:t>
       </w:r>
       <w:r>
-        <w:t xml:space="preserve"> through soil diffuse degassing from a relatively small area (0.5-1 km</w:t>
-      </w:r>
-      <w:r>
-        <w:rPr>
-          <w:vertAlign w:val="superscript"/>
+        <w:t xml:space="preserve"> diffusive contribution and some active fumaroles (Cardellini et al., 2017)</w:t>
+      </w:r>
+      <w:r>
+        <w:t xml:space="preserve"> in the W-NW sector of the computational domain</w:t>
+      </w:r>
+      <w:r>
+        <w:t>. We directly consider the CO</w:t>
+      </w:r>
+      <w:r>
+        <w:rPr>
+          <w:vertAlign w:val="subscript"/>
         </w:rPr>
         <w:t>2</w:t>
       </w:r>
       <w:r>
-        <w:t xml:space="preserve">; Chiodini et al., 2001; Granieri et al., 2013). Temperature of the gases emitted from </w:t>
-      </w:r>
-      <w:r>
-        <w:t xml:space="preserve">the </w:t>
-      </w:r>
-      <w:r>
-        <w:t xml:space="preserve">Solfatara area is relatively high: fumaroles temperature is between 96 </w:t>
-      </w:r>
-      <w:r>
-        <w:rPr>
-          <w:rFonts w:cs="Times New Roman"/>
-        </w:rPr>
-        <w:t>°</w:t>
-      </w:r>
-      <w:r>
-        <w:t xml:space="preserve">C and 162 </w:t>
-      </w:r>
-      <w:r>
-        <w:rPr>
-          <w:rFonts w:cs="Times New Roman"/>
-        </w:rPr>
-        <w:t>°</w:t>
-      </w:r>
-      <w:r>
-        <w:t xml:space="preserve">C (Chiodini et al., 2001) and, flux weighted temperature of diffusing soil is 66 </w:t>
-      </w:r>
-      <w:r>
-        <w:rPr>
-          <w:rFonts w:cs="Times New Roman"/>
-        </w:rPr>
-        <w:t>°</w:t>
-      </w:r>
-      <w:r>
-        <w:t>C (Costa et al., 2005). This implies a density decrease due to temperature that almost balances the increase due to the greater molecular weight directly at the source (M</w:t>
-      </w:r>
-      <w:r>
-        <w:t>[</w:t>
-      </w:r>
-      <w:r>
-        <w:t>CO</w:t>
-      </w:r>
-      <w:r>
-        <w:rPr>
-          <w:vertAlign w:val="subscript"/>
-        </w:rPr>
-        <w:t>2</w:t>
-      </w:r>
-      <w:r>
-        <w:t>]</w:t>
-      </w:r>
-      <w:r>
-        <w:t>/M</w:t>
-      </w:r>
-      <w:r>
-        <w:t>[</w:t>
-      </w:r>
-      <w:r>
-        <w:t>air</w:t>
-      </w:r>
-      <w:r>
-        <w:t>]</w:t>
-      </w:r>
-      <w:r>
-        <w:t xml:space="preserve"> = 44/29 while T</w:t>
-      </w:r>
-      <w:r>
-        <w:t>[</w:t>
-      </w:r>
-      <w:r>
-        <w:t>CO</w:t>
-      </w:r>
-      <w:r>
-        <w:rPr>
-          <w:vertAlign w:val="subscript"/>
-        </w:rPr>
-        <w:t>2</w:t>
-      </w:r>
-      <w:r>
-        <w:t>]</w:t>
-      </w:r>
-      <w:r>
-        <w:t>/T</w:t>
-      </w:r>
-      <w:r>
-        <w:t>[</w:t>
-      </w:r>
-      <w:r>
-        <w:t>air</w:t>
-      </w:r>
-      <w:r>
-        <w:t>]</w:t>
-      </w:r>
-      <w:r>
-        <w:t xml:space="preserve"> </w:t>
-      </w:r>
-      <w:r>
-        <w:rPr>
-          <w:rFonts w:ascii="Cambria Math" w:hAnsi="Cambria Math" w:cs="Cambria Math"/>
-        </w:rPr>
-        <w:t>∼</w:t>
-      </w:r>
-      <w:r>
-        <w:t xml:space="preserve"> 400/300). For these reasons, the passive dispersion assumption, is appropriate (Costa et al., 2005; Granieri et al., 2013). </w:t>
-      </w:r>
-    </w:p>
-    <w:p>
-      <w:r>
-        <w:t xml:space="preserve">Commands details can be found in the file </w:t>
-      </w:r>
-      <w:r>
-        <w:rPr>
-          <w:b/>
-        </w:rPr>
-        <w:t>commands.txt</w:t>
-      </w:r>
-      <w:r>
-        <w:t xml:space="preserve"> in the example_1 folder. </w:t>
-      </w:r>
-      <w:r>
-        <w:t xml:space="preserve">In this application we carry out the test by using the </w:t>
-      </w:r>
-      <w:r>
-        <w:t>GFS forecast. The test case was run on the 1</w:t>
-      </w:r>
-      <w:r>
-        <w:t>6</w:t>
-      </w:r>
-      <w:r>
-        <w:rPr>
-          <w:vertAlign w:val="superscript"/>
-        </w:rPr>
-        <w:t>th</w:t>
-      </w:r>
-      <w:r>
-        <w:t xml:space="preserve"> </w:t>
-      </w:r>
-      <w:r>
-        <w:t>July</w:t>
-      </w:r>
-      <w:r>
-        <w:t xml:space="preserve"> 202</w:t>
-      </w:r>
-      <w:r>
-        <w:t>3</w:t>
-      </w:r>
-      <w:r>
-        <w:t>, the user can specify a different day compatible with the time the test is run</w:t>
-      </w:r>
-      <w:r>
-        <w:t>:</w:t>
-      </w:r>
-    </w:p>
-    <w:p>
-      <w:pPr>
-        <w:rPr>
-          <w:rFonts w:asciiTheme="majorHAnsi" w:hAnsiTheme="majorHAnsi" w:cstheme="majorHAnsi"/>
-        </w:rPr>
-      </w:pPr>
-      <w:r>
-        <w:rPr>
-          <w:rFonts w:asciiTheme="majorHAnsi" w:hAnsiTheme="majorHAnsi" w:cstheme="majorHAnsi"/>
-        </w:rPr>
-        <w:t xml:space="preserve">python ../../weather.py </w:t>
-      </w:r>
-      <w:r>
-        <w:rPr>
-          <w:rFonts w:asciiTheme="majorHAnsi" w:hAnsiTheme="majorHAnsi" w:cstheme="majorHAnsi"/>
-        </w:rPr>
-        <w:t>-S 09/08/2025 -E 09/08/2025</w:t>
-      </w:r>
-      <w:r>
-        <w:rPr>
-          <w:rFonts w:asciiTheme="majorHAnsi" w:hAnsiTheme="majorHAnsi" w:cstheme="majorHAnsi"/>
-        </w:rPr>
-        <w:t xml:space="preserve"> </w:t>
-      </w:r>
-      <w:r>
-        <w:rPr>
-          <w:rFonts w:asciiTheme="majorHAnsi" w:hAnsiTheme="majorHAnsi" w:cstheme="majorHAnsi"/>
-        </w:rPr>
-        <w:t>-V 211010 -NS 1 -M forecast -N 1 -DG on</w:t>
-      </w:r>
-    </w:p>
-    <w:p>
-      <w:r>
-        <w:t xml:space="preserve">The topography is represented by </w:t>
-      </w:r>
-      <w:r>
-        <w:t>a</w:t>
-      </w:r>
-      <w:r>
-        <w:t xml:space="preserve"> </w:t>
-      </w:r>
-      <w:r>
-        <w:t>1</w:t>
-      </w:r>
-      <w:r>
-        <w:t>0</w:t>
-      </w:r>
-      <w:r>
-        <w:t xml:space="preserve"> m-resolution DEM</w:t>
-      </w:r>
-      <w:r>
-        <w:t xml:space="preserve"> (Tarquini et al. 2007)</w:t>
-      </w:r>
-      <w:r>
-        <w:t xml:space="preserve"> </w:t>
-      </w:r>
-      <w:r>
-        <w:t xml:space="preserve">and the resolution of the computational grid </w:t>
-      </w:r>
-      <w:r>
-        <w:t>i</w:t>
-      </w:r>
-      <w:r>
-        <w:t xml:space="preserve">s set to </w:t>
-      </w:r>
-      <w:r>
-        <w:t>25</w:t>
-      </w:r>
-      <w:r>
-        <w:t xml:space="preserve"> m. We run simulations </w:t>
-      </w:r>
-      <w:r>
-        <w:t xml:space="preserve">with DISGAS </w:t>
-      </w:r>
-      <w:r>
-        <w:t>using the fixed source locations (source_input.txt) considering the CO</w:t>
-      </w:r>
-      <w:r>
-        <w:rPr>
-          <w:vertAlign w:val="subscript"/>
-        </w:rPr>
-        <w:t>2</w:t>
-      </w:r>
-      <w:r>
-        <w:t xml:space="preserve"> diffusive contribution and some active fumaroles (Cardellini et al., 2017)</w:t>
-      </w:r>
-      <w:r>
-        <w:t xml:space="preserve"> in the W-NW sector of the computational domain</w:t>
-      </w:r>
-      <w:r>
-        <w:t>. We directly consider the CO</w:t>
-      </w:r>
-      <w:r>
-        <w:rPr>
-          <w:vertAlign w:val="subscript"/>
-        </w:rPr>
-        <w:t>2</w:t>
-      </w:r>
-      <w:r>
         <w:t xml:space="preserve"> as the simulated plume component</w:t>
       </w:r>
       <w:r>
@@ -16618,21 +14635,7 @@
         <w:rPr>
           <w:rFonts w:asciiTheme="majorHAnsi" w:hAnsiTheme="majorHAnsi" w:cstheme="majorHAnsi"/>
         </w:rPr>
-        <w:t xml:space="preserve">-RS False -D UTM,4517000,426000,4522000,431000 -NX 100 -NY 100 -N 1 -DM </w:t>
-      </w:r>
-      <w:proofErr w:type="spellStart"/>
-      <w:r>
-        <w:rPr>
-          <w:rFonts w:asciiTheme="majorHAnsi" w:hAnsiTheme="majorHAnsi" w:cstheme="majorHAnsi"/>
-        </w:rPr>
-        <w:t>disgas</w:t>
-      </w:r>
-      <w:proofErr w:type="spellEnd"/>
-      <w:r>
-        <w:rPr>
-          <w:rFonts w:asciiTheme="majorHAnsi" w:hAnsiTheme="majorHAnsi" w:cstheme="majorHAnsi"/>
-        </w:rPr>
-        <w:t xml:space="preserve"> -TS CO2 -OH 0,0.5,1.5,5,15,30</w:t>
+        <w:t>-RS False -D UTM,4517000,426000,4522000,431000 -NX 100 -NY 100 -N 1 -DM disgas -TS CO2 -OH 0,0.5,1.5,5,15,30</w:t>
       </w:r>
     </w:p>
     <w:p>
@@ -17096,43 +15099,21 @@
         <w:rPr>
           <w:lang w:val="fr-FR"/>
         </w:rPr>
-        <w:t xml:space="preserve"> </w:t>
-      </w:r>
-      <w:proofErr w:type="spellStart"/>
+        <w:t xml:space="preserve"> volcano</w:t>
+      </w:r>
       <w:r>
         <w:rPr>
           <w:lang w:val="fr-FR"/>
         </w:rPr>
-        <w:t>volcano</w:t>
-      </w:r>
-      <w:proofErr w:type="spellEnd"/>
-      <w:r>
+        <w:t xml:space="preserve"> (Lesser Antilles)</w:t>
+      </w:r>
+      <w:bookmarkEnd w:id="27"/>
+    </w:p>
+    <w:p>
+      <w:pPr>
         <w:rPr>
           <w:lang w:val="fr-FR"/>
         </w:rPr>
-        <w:t xml:space="preserve"> (</w:t>
-      </w:r>
-      <w:proofErr w:type="spellStart"/>
-      <w:r>
-        <w:rPr>
-          <w:lang w:val="fr-FR"/>
-        </w:rPr>
-        <w:t>Lesser</w:t>
-      </w:r>
-      <w:proofErr w:type="spellEnd"/>
-      <w:r>
-        <w:rPr>
-          <w:lang w:val="fr-FR"/>
-        </w:rPr>
-        <w:t xml:space="preserve"> Antilles)</w:t>
-      </w:r>
-      <w:bookmarkEnd w:id="27"/>
-    </w:p>
-    <w:p>
-      <w:pPr>
-        <w:rPr>
-          <w:lang w:val="fr-FR"/>
-        </w:rPr>
       </w:pPr>
     </w:p>
     <w:p>
@@ -17140,15 +15121,7 @@
         <w:jc w:val="both"/>
       </w:pPr>
       <w:r>
-        <w:t xml:space="preserve">La </w:t>
-      </w:r>
-      <w:proofErr w:type="spellStart"/>
-      <w:r>
-        <w:t>Soufrière</w:t>
-      </w:r>
-      <w:proofErr w:type="spellEnd"/>
-      <w:r>
-        <w:t xml:space="preserve"> de Guadeloupe is currently the second most active emitter of volcanic gases in the Lesser Antilles island arc. The volcano has been in unrest since 1992 and represents the most important volcanic hydrothermal system of the region, whose present-day fumarolic activity is dominated by a passive dispersion regime. This passive condition at source is ensured since the fumaroles (mainly composed of H</w:t>
+        <w:t>La Soufrière de Guadeloupe is currently the second most active emitter of volcanic gases in the Lesser Antilles island arc. The volcano has been in unrest since 1992 and represents the most important volcanic hydrothermal system of the region, whose present-day fumarolic activity is dominated by a passive dispersion regime. This passive condition at source is ensured since the fumaroles (mainly composed of H</w:t>
       </w:r>
       <w:r>
         <w:rPr>
@@ -17399,15 +15372,7 @@
         <w:t>the BGS Eruption source parameters database</w:t>
       </w:r>
       <w:r>
-        <w:t xml:space="preserve"> by specifying the Smithsonian Institute ID of La </w:t>
-      </w:r>
-      <w:proofErr w:type="spellStart"/>
-      <w:r>
-        <w:t>Soufriére</w:t>
-      </w:r>
-      <w:proofErr w:type="spellEnd"/>
-      <w:r>
-        <w:t xml:space="preserve"> de Guadeloupe (</w:t>
+        <w:t xml:space="preserve"> by specifying the Smithsonian Institute ID of La Soufriére de Guadeloupe (</w:t>
       </w:r>
       <w:r>
         <w:rPr>
@@ -17591,7 +15556,6 @@
         </w:rPr>
         <w:t xml:space="preserve"> file stored in the folder </w:t>
       </w:r>
-      <w:proofErr w:type="spellStart"/>
       <w:r>
         <w:rPr>
           <w:rFonts w:cs="Times New Roman"/>
@@ -17600,7 +15564,6 @@
         </w:rPr>
         <w:t>weather_stations</w:t>
       </w:r>
-      <w:proofErr w:type="spellEnd"/>
       <w:r>
         <w:rPr>
           <w:rFonts w:cs="Times New Roman"/>
@@ -17644,7 +15607,6 @@
         </w:rPr>
         <w:t xml:space="preserve">bservatoire </w:t>
       </w:r>
-      <w:proofErr w:type="spellStart"/>
       <w:r>
         <w:rPr>
           <w:rFonts w:cs="Times New Roman"/>
@@ -17655,16 +15617,8 @@
         <w:rPr>
           <w:rFonts w:cs="Times New Roman"/>
         </w:rPr>
-        <w:t>olcanologique</w:t>
-      </w:r>
-      <w:proofErr w:type="spellEnd"/>
-      <w:r>
-        <w:rPr>
-          <w:rFonts w:cs="Times New Roman"/>
-        </w:rPr>
-        <w:t xml:space="preserve"> et </w:t>
-      </w:r>
-      <w:proofErr w:type="spellStart"/>
+        <w:t xml:space="preserve">olcanologique et </w:t>
+      </w:r>
       <w:r>
         <w:rPr>
           <w:rFonts w:cs="Times New Roman"/>
@@ -17675,14 +15629,7 @@
         <w:rPr>
           <w:rFonts w:cs="Times New Roman"/>
         </w:rPr>
-        <w:t>ismologique</w:t>
-      </w:r>
-      <w:proofErr w:type="spellEnd"/>
-      <w:r>
-        <w:rPr>
-          <w:rFonts w:cs="Times New Roman"/>
-        </w:rPr>
-        <w:t xml:space="preserve"> de la </w:t>
+        <w:t xml:space="preserve">ismologique de la </w:t>
       </w:r>
       <w:r>
         <w:rPr>
@@ -17700,27 +15647,13 @@
         <w:rPr>
           <w:rFonts w:cs="Times New Roman"/>
         </w:rPr>
-        <w:t xml:space="preserve"> - </w:t>
-      </w:r>
-      <w:proofErr w:type="spellStart"/>
-      <w:r>
-        <w:rPr>
-          <w:rFonts w:cs="Times New Roman"/>
-        </w:rPr>
-        <w:t>I</w:t>
-      </w:r>
-      <w:r>
-        <w:rPr>
-          <w:rFonts w:cs="Times New Roman"/>
-        </w:rPr>
-        <w:t>nstitut</w:t>
-      </w:r>
-      <w:proofErr w:type="spellEnd"/>
-      <w:r>
-        <w:rPr>
-          <w:rFonts w:cs="Times New Roman"/>
-        </w:rPr>
-        <w:t xml:space="preserve"> de</w:t>
+        <w:t xml:space="preserve"> - I</w:t>
+      </w:r>
+      <w:r>
+        <w:rPr>
+          <w:rFonts w:cs="Times New Roman"/>
+        </w:rPr>
+        <w:t>nstitut de</w:t>
       </w:r>
       <w:r>
         <w:rPr>
@@ -17863,35 +15796,7 @@
         <w:rPr>
           <w:rFonts w:asciiTheme="majorHAnsi" w:hAnsiTheme="majorHAnsi" w:cstheme="majorHAnsi"/>
         </w:rPr>
-        <w:t xml:space="preserve">run_models.py -N 100 -RS True -NS 5 -SINT 2,5 -D UTM,1774000,642900,1775995,645390 -NX 166 -NY 133 -RER True -PDEM </w:t>
-      </w:r>
-      <w:proofErr w:type="spellStart"/>
-      <w:r>
-        <w:rPr>
-          <w:rFonts w:asciiTheme="majorHAnsi" w:hAnsiTheme="majorHAnsi" w:cstheme="majorHAnsi"/>
-        </w:rPr>
-        <w:t>ecdf</w:t>
-      </w:r>
-      <w:proofErr w:type="spellEnd"/>
-      <w:r>
-        <w:rPr>
-          <w:rFonts w:asciiTheme="majorHAnsi" w:hAnsiTheme="majorHAnsi" w:cstheme="majorHAnsi"/>
-        </w:rPr>
-        <w:t xml:space="preserve"> -TS H2O -DM </w:t>
-      </w:r>
-      <w:proofErr w:type="spellStart"/>
-      <w:r>
-        <w:rPr>
-          <w:rFonts w:asciiTheme="majorHAnsi" w:hAnsiTheme="majorHAnsi" w:cstheme="majorHAnsi"/>
-        </w:rPr>
-        <w:t>disgas</w:t>
-      </w:r>
-      <w:proofErr w:type="spellEnd"/>
-      <w:r>
-        <w:rPr>
-          <w:rFonts w:asciiTheme="majorHAnsi" w:hAnsiTheme="majorHAnsi" w:cstheme="majorHAnsi"/>
-        </w:rPr>
-        <w:t xml:space="preserve"> -OH 0,1,2,4,10,20,30</w:t>
+        <w:t>run_models.py -N 100 -RS True -NS 5 -SINT 2,5 -D UTM,1774000,642900,1775995,645390 -NX 166 -NY 133 -RER True -PDEM ecdf -TS H2O -DM disgas -OH 0,1,2,4,10,20,30</w:t>
       </w:r>
     </w:p>
     <w:p>
@@ -17952,87 +15857,59 @@
         <w:rPr>
           <w:rFonts w:asciiTheme="majorHAnsi" w:hAnsiTheme="majorHAnsi" w:cstheme="majorHAnsi"/>
         </w:rPr>
-        <w:t xml:space="preserve">-PDEM </w:t>
-      </w:r>
-      <w:proofErr w:type="spellStart"/>
-      <w:r>
-        <w:rPr>
-          <w:rFonts w:asciiTheme="majorHAnsi" w:hAnsiTheme="majorHAnsi" w:cstheme="majorHAnsi"/>
-        </w:rPr>
-        <w:t>ecdf</w:t>
-      </w:r>
-      <w:proofErr w:type="spellEnd"/>
-      <w:r>
-        <w:rPr>
-          <w:rFonts w:asciiTheme="majorHAnsi" w:hAnsiTheme="majorHAnsi" w:cstheme="majorHAnsi"/>
+        <w:t xml:space="preserve">-PDEM ecdf </w:t>
+      </w:r>
+      <w:r>
+        <w:rPr>
+          <w:rFonts w:asciiTheme="majorHAnsi" w:hAnsiTheme="majorHAnsi" w:cstheme="majorHAnsi"/>
+        </w:rPr>
+        <w:t>-</w:t>
+      </w:r>
+      <w:r>
+        <w:rPr>
+          <w:rFonts w:asciiTheme="majorHAnsi" w:hAnsiTheme="majorHAnsi" w:cstheme="majorHAnsi"/>
+        </w:rPr>
+        <w:t>TS H2O -DM disgas -OH 0,1,2,4,10,20,30</w:t>
+      </w:r>
+    </w:p>
+    <w:p>
+      <w:pPr>
+        <w:rPr>
+          <w:rFonts w:cs="Times New Roman"/>
+        </w:rPr>
+      </w:pPr>
+      <w:r>
+        <w:rPr>
+          <w:rFonts w:cs="Times New Roman"/>
+        </w:rPr>
+        <w:t>In the case 2a we run the 100 simulations for the 100 days in parallel (</w:t>
+      </w:r>
+      <w:r>
+        <w:rPr>
+          <w:rFonts w:asciiTheme="majorHAnsi" w:hAnsiTheme="majorHAnsi" w:cstheme="majorHAnsi"/>
+        </w:rPr>
+        <w:t xml:space="preserve">-N </w:t>
+      </w:r>
+      <w:r>
+        <w:rPr>
+          <w:rFonts w:asciiTheme="majorHAnsi" w:hAnsiTheme="majorHAnsi" w:cstheme="majorHAnsi"/>
+        </w:rPr>
+        <w:t>100</w:t>
+      </w:r>
+      <w:r>
+        <w:rPr>
+          <w:rFonts w:cs="Times New Roman"/>
+        </w:rPr>
+        <w:t>).</w:t>
+      </w:r>
+      <w:r>
+        <w:rPr>
+          <w:rFonts w:cs="Times New Roman"/>
         </w:rPr>
         <w:t xml:space="preserve"> </w:t>
       </w:r>
       <w:r>
         <w:rPr>
-          <w:rFonts w:asciiTheme="majorHAnsi" w:hAnsiTheme="majorHAnsi" w:cstheme="majorHAnsi"/>
-        </w:rPr>
-        <w:t>-</w:t>
-      </w:r>
-      <w:r>
-        <w:rPr>
-          <w:rFonts w:asciiTheme="majorHAnsi" w:hAnsiTheme="majorHAnsi" w:cstheme="majorHAnsi"/>
-        </w:rPr>
-        <w:t xml:space="preserve">TS H2O -DM </w:t>
-      </w:r>
-      <w:proofErr w:type="spellStart"/>
-      <w:r>
-        <w:rPr>
-          <w:rFonts w:asciiTheme="majorHAnsi" w:hAnsiTheme="majorHAnsi" w:cstheme="majorHAnsi"/>
-        </w:rPr>
-        <w:t>disgas</w:t>
-      </w:r>
-      <w:proofErr w:type="spellEnd"/>
-      <w:r>
-        <w:rPr>
-          <w:rFonts w:asciiTheme="majorHAnsi" w:hAnsiTheme="majorHAnsi" w:cstheme="majorHAnsi"/>
-        </w:rPr>
-        <w:t xml:space="preserve"> -OH 0,1,2,4,10,20,30</w:t>
-      </w:r>
-    </w:p>
-    <w:p>
-      <w:pPr>
-        <w:rPr>
-          <w:rFonts w:cs="Times New Roman"/>
-        </w:rPr>
-      </w:pPr>
-      <w:r>
-        <w:rPr>
-          <w:rFonts w:cs="Times New Roman"/>
-        </w:rPr>
-        <w:t>In the case 2a we run the 100 simulations for the 100 days in parallel (</w:t>
-      </w:r>
-      <w:r>
-        <w:rPr>
-          <w:rFonts w:asciiTheme="majorHAnsi" w:hAnsiTheme="majorHAnsi" w:cstheme="majorHAnsi"/>
-        </w:rPr>
-        <w:t xml:space="preserve">-N </w:t>
-      </w:r>
-      <w:r>
-        <w:rPr>
-          <w:rFonts w:asciiTheme="majorHAnsi" w:hAnsiTheme="majorHAnsi" w:cstheme="majorHAnsi"/>
-        </w:rPr>
-        <w:t>100</w:t>
-      </w:r>
-      <w:r>
-        <w:rPr>
-          <w:rFonts w:cs="Times New Roman"/>
-        </w:rPr>
-        <w:t>).</w:t>
-      </w:r>
-      <w:r>
-        <w:rPr>
-          <w:rFonts w:cs="Times New Roman"/>
-        </w:rPr>
-        <w:t xml:space="preserve"> </w:t>
-      </w:r>
-      <w:r>
-        <w:rPr>
           <w:rFonts w:cs="Times New Roman"/>
         </w:rPr>
         <w:t xml:space="preserve">We run simulations </w:t>
@@ -18053,21 +15930,7 @@
         <w:rPr>
           <w:rFonts w:cs="Times New Roman"/>
         </w:rPr>
-        <w:t xml:space="preserve"> specified in the </w:t>
-      </w:r>
-      <w:proofErr w:type="spellStart"/>
-      <w:r>
-        <w:rPr>
-          <w:rFonts w:cs="Times New Roman"/>
-        </w:rPr>
-        <w:t>disgas.inp</w:t>
-      </w:r>
-      <w:proofErr w:type="spellEnd"/>
-      <w:r>
-        <w:rPr>
-          <w:rFonts w:cs="Times New Roman"/>
-        </w:rPr>
-        <w:t xml:space="preserve"> file</w:t>
+        <w:t xml:space="preserve"> specified in the disgas.inp file</w:t>
       </w:r>
       <w:r>
         <w:rPr>
@@ -18085,16 +15948,8 @@
         <w:rPr>
           <w:rFonts w:asciiTheme="majorHAnsi" w:hAnsiTheme="majorHAnsi" w:cstheme="majorHAnsi"/>
         </w:rPr>
-        <w:t xml:space="preserve">-PDEM </w:t>
-      </w:r>
-      <w:proofErr w:type="spellStart"/>
-      <w:r>
-        <w:rPr>
-          <w:rFonts w:asciiTheme="majorHAnsi" w:hAnsiTheme="majorHAnsi" w:cstheme="majorHAnsi"/>
-        </w:rPr>
-        <w:t>ecdf</w:t>
-      </w:r>
-      <w:proofErr w:type="spellEnd"/>
+        <w:t>-PDEM ecdf</w:t>
+      </w:r>
       <w:r>
         <w:rPr>
           <w:rFonts w:cs="Times New Roman"/>
@@ -18237,7 +16092,6 @@
         </w:rPr>
         <w:t xml:space="preserve">guess </w:t>
       </w:r>
-      <w:proofErr w:type="spellStart"/>
       <w:r>
         <w:rPr>
           <w:rFonts w:cs="Times New Roman"/>
@@ -18254,7 +16108,6 @@
         </w:rPr>
         <w:t>grd</w:t>
       </w:r>
-      <w:proofErr w:type="spellEnd"/>
       <w:r>
         <w:rPr>
           <w:rFonts w:cs="Times New Roman"/>
@@ -18684,7 +16537,6 @@
         </w:rPr>
         <w:t xml:space="preserve"> hour in </w:t>
       </w:r>
-      <w:proofErr w:type="spellStart"/>
       <w:r>
         <w:rPr>
           <w:rFonts w:cs="Times New Roman"/>
@@ -18693,7 +16545,6 @@
         </w:rPr>
         <w:t>disgas.inp</w:t>
       </w:r>
-      <w:proofErr w:type="spellEnd"/>
       <w:r>
         <w:rPr>
           <w:rFonts w:cs="Times New Roman"/>
@@ -18718,7 +16569,6 @@
         </w:rPr>
         <w:t xml:space="preserve"> as specified in </w:t>
       </w:r>
-      <w:proofErr w:type="spellStart"/>
       <w:r>
         <w:rPr>
           <w:rFonts w:cs="Times New Roman"/>
@@ -18727,7 +16577,6 @@
         </w:rPr>
         <w:t>disgas.inp</w:t>
       </w:r>
-      <w:proofErr w:type="spellEnd"/>
       <w:r>
         <w:rPr>
           <w:rFonts w:cs="Times New Roman"/>
@@ -18836,19 +16685,11 @@
                 <w:b/>
               </w:rPr>
             </w:pPr>
-            <w:proofErr w:type="spellStart"/>
             <w:r>
               <w:rPr>
                 <w:b/>
               </w:rPr>
-              <w:t>Easting</w:t>
-            </w:r>
-            <w:proofErr w:type="spellEnd"/>
-            <w:r>
-              <w:rPr>
-                <w:b/>
-              </w:rPr>
-              <w:t xml:space="preserve"> (m)</w:t>
+              <w:t>Easting (m)</w:t>
             </w:r>
           </w:p>
         </w:tc>
@@ -18862,19 +16703,11 @@
                 <w:b/>
               </w:rPr>
             </w:pPr>
-            <w:proofErr w:type="spellStart"/>
             <w:r>
               <w:rPr>
                 <w:b/>
               </w:rPr>
-              <w:t>Northing</w:t>
-            </w:r>
-            <w:proofErr w:type="spellEnd"/>
-            <w:r>
-              <w:rPr>
-                <w:b/>
-              </w:rPr>
-              <w:t xml:space="preserve"> (m) </w:t>
+              <w:t xml:space="preserve">Northing (m) </w:t>
             </w:r>
           </w:p>
         </w:tc>
@@ -18888,33 +16721,11 @@
                 <w:b/>
               </w:rPr>
             </w:pPr>
-            <w:proofErr w:type="spellStart"/>
             <w:r>
               <w:rPr>
                 <w:b/>
               </w:rPr>
-              <w:t>Elevation</w:t>
-            </w:r>
-            <w:proofErr w:type="spellEnd"/>
-            <w:r>
-              <w:rPr>
-                <w:b/>
-              </w:rPr>
-              <w:t xml:space="preserve"> (m </w:t>
-            </w:r>
-            <w:proofErr w:type="spellStart"/>
-            <w:r>
-              <w:rPr>
-                <w:b/>
-              </w:rPr>
-              <w:t>above</w:t>
-            </w:r>
-            <w:proofErr w:type="spellEnd"/>
-            <w:r>
-              <w:rPr>
-                <w:b/>
-              </w:rPr>
-              <w:t xml:space="preserve"> ground)</w:t>
+              <w:t>Elevation (m above ground)</w:t>
             </w:r>
           </w:p>
         </w:tc>
@@ -19569,13 +17380,8 @@
       <w:r>
         <w:t xml:space="preserve">5.3 Example 3: Mefite </w:t>
       </w:r>
-      <w:proofErr w:type="spellStart"/>
-      <w:r>
-        <w:t>d’Ansanto</w:t>
-      </w:r>
-      <w:proofErr w:type="spellEnd"/>
-      <w:r>
-        <w:t xml:space="preserve"> area (Italy)</w:t>
+      <w:r>
+        <w:t>d’Ansanto area (Italy)</w:t>
       </w:r>
       <w:bookmarkEnd w:id="28"/>
     </w:p>
@@ -19583,15 +17389,7 @@
     <w:p>
       <w:bookmarkStart w:id="29" w:name="_Hlk59545343"/>
       <w:r>
-        <w:t xml:space="preserve">Mefite </w:t>
-      </w:r>
-      <w:proofErr w:type="spellStart"/>
-      <w:r>
-        <w:t>d’Ansanto</w:t>
-      </w:r>
-      <w:proofErr w:type="spellEnd"/>
-      <w:r>
-        <w:t xml:space="preserve"> represents the largest natural emission of low temperature CO</w:t>
+        <w:t>Mefite d’Ansanto represents the largest natural emission of low temperature CO</w:t>
       </w:r>
       <w:r>
         <w:rPr>
@@ -19615,15 +17413,7 @@
         <w:t xml:space="preserve"> Mefite</w:t>
       </w:r>
       <w:r>
-        <w:t xml:space="preserve"> </w:t>
-      </w:r>
-      <w:proofErr w:type="spellStart"/>
-      <w:r>
-        <w:t>d’Ansanto</w:t>
-      </w:r>
-      <w:proofErr w:type="spellEnd"/>
-      <w:r>
-        <w:t xml:space="preserve"> area</w:t>
+        <w:t xml:space="preserve"> d’Ansanto area</w:t>
       </w:r>
       <w:r>
         <w:t xml:space="preserve">, during periods with stable atmosphere </w:t>
@@ -20598,15 +18388,7 @@
           </w:tcPr>
           <w:p>
             <w:r>
-              <w:t xml:space="preserve">C </w:t>
-            </w:r>
-            <w:proofErr w:type="spellStart"/>
-            <w:r>
-              <w:t>threshold</w:t>
-            </w:r>
-            <w:proofErr w:type="spellEnd"/>
-            <w:r>
-              <w:t xml:space="preserve"> [ppm]</w:t>
+              <w:t>C threshold [ppm]</w:t>
             </w:r>
           </w:p>
         </w:tc>
@@ -20617,13 +18399,8 @@
             <w:hideMark/>
           </w:tcPr>
           <w:p>
-            <w:proofErr w:type="spellStart"/>
             <w:r>
-              <w:t>Exposure</w:t>
-            </w:r>
-            <w:proofErr w:type="spellEnd"/>
-            <w:r>
-              <w:t xml:space="preserve"> time [hours]</w:t>
+              <w:t>Exposure time [hours]</w:t>
             </w:r>
           </w:p>
         </w:tc>
@@ -21524,15 +19301,7 @@
         <w:t xml:space="preserve">Cardellini, C., Chiodini, G., Frondini, F., Avino, R., Bagnato, E., Caliro, S., and Rosiello, A., 2017. </w:t>
       </w:r>
       <w:r>
-        <w:t xml:space="preserve">Monitoring diffuse volcanic degassing during volcanic unrests: the case of Campi </w:t>
-      </w:r>
-      <w:proofErr w:type="spellStart"/>
-      <w:r>
-        <w:t>Flegrei</w:t>
-      </w:r>
-      <w:proofErr w:type="spellEnd"/>
-      <w:r>
-        <w:t xml:space="preserve"> (Italy). </w:t>
+        <w:t xml:space="preserve">Monitoring diffuse volcanic degassing during volcanic unrests: the case of Campi Flegrei (Italy). </w:t>
       </w:r>
       <w:r>
         <w:rPr>
@@ -21555,78 +19324,26 @@
         <w:t xml:space="preserve">Chiodini, G., Todesco, M., Caliro, S., Del Gaudio, C., Macedonio, G., and Russo, M., 2003. </w:t>
       </w:r>
       <w:r>
-        <w:t xml:space="preserve">Magma degassing as a trigger of </w:t>
-      </w:r>
-      <w:proofErr w:type="spellStart"/>
-      <w:r>
-        <w:t>bradyseismic</w:t>
-      </w:r>
-      <w:proofErr w:type="spellEnd"/>
-      <w:r>
-        <w:t xml:space="preserve"> events: T</w:t>
+        <w:t>Magma degassing as a trigger of bradyseismic events: T</w:t>
       </w:r>
       <w:r>
         <w:t>h</w:t>
       </w:r>
       <w:r>
-        <w:t xml:space="preserve">e case of </w:t>
-      </w:r>
-      <w:proofErr w:type="spellStart"/>
-      <w:r>
-        <w:t>Phlegrean</w:t>
-      </w:r>
-      <w:proofErr w:type="spellEnd"/>
-      <w:r>
-        <w:t xml:space="preserve"> Fields (Italy). </w:t>
-      </w:r>
-      <w:proofErr w:type="spellStart"/>
+        <w:t xml:space="preserve">e case of Phlegrean Fields (Italy). </w:t>
+      </w:r>
       <w:r>
         <w:rPr>
           <w:lang w:val="it-IT"/>
         </w:rPr>
-        <w:t>Geophysical</w:t>
-      </w:r>
-      <w:proofErr w:type="spellEnd"/>
+        <w:t>Geophysical Research Letters, 30(8).</w:t>
+      </w:r>
+    </w:p>
+    <w:p>
       <w:r>
         <w:rPr>
           <w:lang w:val="it-IT"/>
         </w:rPr>
-        <w:t xml:space="preserve"> </w:t>
-      </w:r>
-      <w:proofErr w:type="spellStart"/>
-      <w:r>
-        <w:rPr>
-          <w:lang w:val="it-IT"/>
-        </w:rPr>
-        <w:t>Research</w:t>
-      </w:r>
-      <w:proofErr w:type="spellEnd"/>
-      <w:r>
-        <w:rPr>
-          <w:lang w:val="it-IT"/>
-        </w:rPr>
-        <w:t xml:space="preserve"> </w:t>
-      </w:r>
-      <w:proofErr w:type="spellStart"/>
-      <w:r>
-        <w:rPr>
-          <w:lang w:val="it-IT"/>
-        </w:rPr>
-        <w:t>Letters</w:t>
-      </w:r>
-      <w:proofErr w:type="spellEnd"/>
-      <w:r>
-        <w:rPr>
-          <w:lang w:val="it-IT"/>
-        </w:rPr>
-        <w:t>, 30(8).</w:t>
-      </w:r>
-    </w:p>
-    <w:p>
-      <w:r>
-        <w:rPr>
-          <w:lang w:val="it-IT"/>
-        </w:rPr>
         <w:t xml:space="preserve">Chiodini, G., Granieri, D., Avino, R., Caliro, S., Costa, A., Minopoli, C., and Vilardo, G., 2010. </w:t>
       </w:r>
       <w:r>
@@ -21639,15 +19356,7 @@
         <w:t>2</w:t>
       </w:r>
       <w:r>
-        <w:t xml:space="preserve"> Earth degassing: Case of Mefite </w:t>
-      </w:r>
-      <w:proofErr w:type="spellStart"/>
-      <w:r>
-        <w:t>d'Ansanto</w:t>
-      </w:r>
-      <w:proofErr w:type="spellEnd"/>
-      <w:r>
-        <w:t xml:space="preserve"> (southern Apennines), Italy. Geophysical Research Letters, 37(11).</w:t>
+        <w:t xml:space="preserve"> Earth degassing: Case of Mefite d'Ansanto (southern Apennines), Italy. Geophysical Research Letters, 37(11).</w:t>
       </w:r>
     </w:p>
     <w:p>
@@ -21666,15 +19375,7 @@
         <w:t xml:space="preserve">Costa, A., Chiodini, G., Granieri, D., Folch, A., Hankin, R.K.S., Caliro, S., and Cardellini, C., 2008. </w:t>
       </w:r>
       <w:r>
-        <w:t xml:space="preserve">A shallow‐layer model for heavy gas dispersion from natural sources: Application and hazard assessment at Caldara di </w:t>
-      </w:r>
-      <w:proofErr w:type="spellStart"/>
-      <w:r>
-        <w:t>Manziana</w:t>
-      </w:r>
-      <w:proofErr w:type="spellEnd"/>
-      <w:r>
-        <w:t>, Italy. Geochemistry, Geophysics, Geosystems, 9(3).</w:t>
+        <w:t>A shallow‐layer model for heavy gas dispersion from natural sources: Application and hazard assessment at Caldara di Manziana, Italy. Geochemistry, Geophysics, Geosystems, 9(3).</w:t>
       </w:r>
     </w:p>
     <w:p>
@@ -21712,76 +19413,30 @@
         <w:t>-2.0</w:t>
       </w:r>
       <w:r>
-        <w:t xml:space="preserve">: a model for passive </w:t>
-      </w:r>
-      <w:proofErr w:type="spellStart"/>
-      <w:r>
-        <w:t>DISpersion</w:t>
-      </w:r>
-      <w:proofErr w:type="spellEnd"/>
-      <w:r>
-        <w:t xml:space="preserve"> of GAS. </w:t>
+        <w:t xml:space="preserve">: a model for passive DISpersion of GAS. </w:t>
       </w:r>
       <w:r>
         <w:rPr>
           <w:lang w:val="it-IT"/>
         </w:rPr>
-        <w:t xml:space="preserve">Rapporti tecnici INGV. Istituto Nazionale Di Geofisica e Vulcanologia, </w:t>
-      </w:r>
-      <w:proofErr w:type="spellStart"/>
+        <w:t>Rapporti tecnici INGV. Istituto Nazionale Di Geofisica e Vulcanologia, Italy, 332, 2039e7941.</w:t>
+      </w:r>
+    </w:p>
+    <w:p>
       <w:r>
         <w:rPr>
           <w:lang w:val="it-IT"/>
         </w:rPr>
-        <w:t>Italy</w:t>
-      </w:r>
-      <w:proofErr w:type="spellEnd"/>
+        <w:t>Dioguardi, F., Massaro, S., Chio</w:t>
+      </w:r>
       <w:r>
         <w:rPr>
           <w:lang w:val="it-IT"/>
         </w:rPr>
-        <w:t>, 332, 2039e7941.</w:t>
-      </w:r>
-    </w:p>
-    <w:p>
-      <w:r>
-        <w:rPr>
-          <w:lang w:val="it-IT"/>
-        </w:rPr>
-        <w:t>Dioguardi, F., Massaro, S., Chio</w:t>
-      </w:r>
-      <w:r>
-        <w:rPr>
-          <w:lang w:val="it-IT"/>
-        </w:rPr>
         <w:t xml:space="preserve">dini, G., Costa, A., Folch, A., Macedonio, G., Sandri, L., Selva, J., Tamburello, G., 2022. </w:t>
       </w:r>
       <w:r>
-        <w:t xml:space="preserve">VIGIL: A Python tool for automatized probabilistic </w:t>
-      </w:r>
-      <w:proofErr w:type="spellStart"/>
-      <w:r>
-        <w:t>VolcanIc</w:t>
-      </w:r>
-      <w:proofErr w:type="spellEnd"/>
-      <w:r>
-        <w:t xml:space="preserve"> Gas </w:t>
-      </w:r>
-      <w:proofErr w:type="spellStart"/>
-      <w:r>
-        <w:t>dIspersion</w:t>
-      </w:r>
-      <w:proofErr w:type="spellEnd"/>
-      <w:r>
-        <w:t xml:space="preserve"> </w:t>
-      </w:r>
-      <w:proofErr w:type="spellStart"/>
-      <w:r>
-        <w:t>modeLling</w:t>
-      </w:r>
-      <w:proofErr w:type="spellEnd"/>
-      <w:r>
-        <w:t>.</w:t>
+        <w:t>VIGIL: A Python tool for automatized probabilistic VolcanIc Gas dIspersion modeLling.</w:t>
       </w:r>
       <w:r>
         <w:t xml:space="preserve"> Annals of Geophysics, 65(1), </w:t>
@@ -21816,15 +19471,7 @@
     </w:p>
     <w:p>
       <w:r>
-        <w:t xml:space="preserve">Edmonds, M., Grattan, J., </w:t>
-      </w:r>
-      <w:proofErr w:type="spellStart"/>
-      <w:r>
-        <w:t>Michnowicz</w:t>
-      </w:r>
-      <w:proofErr w:type="spellEnd"/>
-      <w:r>
-        <w:t>, S., 2018. Volcanic gas: silent killers. In Observing the Volcano World: Volcano Crisis Communication, 65-84. Springer, Cham.</w:t>
+        <w:t>Edmonds, M., Grattan, J., Michnowicz, S., 2018. Volcanic gas: silent killers. In Observing the Volcano World: Volcano Crisis Communication, 65-84. Springer, Cham.</w:t>
       </w:r>
     </w:p>
     <w:p>
@@ -21856,37 +19503,13 @@
     </w:p>
     <w:p>
       <w:r>
-        <w:t xml:space="preserve">Folch, A., </w:t>
-      </w:r>
-      <w:proofErr w:type="spellStart"/>
-      <w:r>
-        <w:t>Barcons</w:t>
-      </w:r>
-      <w:proofErr w:type="spellEnd"/>
-      <w:r>
-        <w:t xml:space="preserve">, J., </w:t>
-      </w:r>
-      <w:proofErr w:type="spellStart"/>
-      <w:r>
-        <w:t>Kozono</w:t>
-      </w:r>
-      <w:proofErr w:type="spellEnd"/>
-      <w:r>
-        <w:t xml:space="preserve">, T., and Costa, A., 2017. High-resolution modelling of atmospheric dispersion of dense gas using </w:t>
+        <w:t xml:space="preserve">Folch, A., Barcons, J., Kozono, T., and Costa, A., 2017. High-resolution modelling of atmospheric dispersion of dense gas using </w:t>
       </w:r>
       <w:r>
         <w:t>TWODEE-2</w:t>
       </w:r>
       <w:r>
-        <w:t xml:space="preserve">.1: application to the 1986 Lake </w:t>
-      </w:r>
-      <w:proofErr w:type="spellStart"/>
-      <w:r>
-        <w:t>Nyos</w:t>
-      </w:r>
-      <w:proofErr w:type="spellEnd"/>
-      <w:r>
-        <w:t xml:space="preserve"> limnic eruption. Natural Hazards and Earth System Sciences.</w:t>
+        <w:t>.1: application to the 1986 Lake Nyos limnic eruption. Natural Hazards and Earth System Sciences.</w:t>
       </w:r>
     </w:p>
     <w:p>
@@ -21894,28 +19517,12 @@
         <w:t xml:space="preserve">Granieri D., Costa A., Macedonio G., Chiodini G., Bisson M., 2013. </w:t>
       </w:r>
       <w:r>
-        <w:t xml:space="preserve">Carbon dioxide in the city of Naples: </w:t>
-      </w:r>
-      <w:proofErr w:type="spellStart"/>
-      <w:r>
-        <w:t>contri-bution</w:t>
-      </w:r>
-      <w:proofErr w:type="spellEnd"/>
-      <w:r>
-        <w:t xml:space="preserve"> and effects of the volcanic source. Journal of Volcanology and Geothermal Research, 260, 52-62.</w:t>
-      </w:r>
-    </w:p>
-    <w:p>
-      <w:r>
-        <w:t xml:space="preserve">Hankin, R.K.S., and </w:t>
-      </w:r>
-      <w:proofErr w:type="spellStart"/>
-      <w:r>
-        <w:t>Britter</w:t>
-      </w:r>
-      <w:proofErr w:type="spellEnd"/>
-      <w:r>
-        <w:t xml:space="preserve">, R.E., 1999. </w:t>
+        <w:t>Carbon dioxide in the city of Naples: contri-bution and effects of the volcanic source. Journal of Volcanology and Geothermal Research, 260, 52-62.</w:t>
+      </w:r>
+    </w:p>
+    <w:p>
+      <w:r>
+        <w:t xml:space="preserve">Hankin, R.K.S., and Britter, R.E., 1999. </w:t>
       </w:r>
       <w:r>
         <w:t>TWODEE-2</w:t>
@@ -21940,58 +19547,22 @@
         <w:rPr>
           <w:lang w:val="it-IT"/>
         </w:rPr>
-        <w:t xml:space="preserve">Massaro, S., Dioguardi, F., Sandri, L., Tamburello, G., Selva, J., </w:t>
-      </w:r>
-      <w:proofErr w:type="spellStart"/>
+        <w:t>Massaro, S., Dioguardi, F., Sandri, L., Tamburello, G., Selva, J., Moune, S., Jessop, D.E., Moretti, R., Komorowski, J.-C., Costa, A.</w:t>
+      </w:r>
       <w:r>
         <w:rPr>
           <w:lang w:val="it-IT"/>
         </w:rPr>
-        <w:t>Moune</w:t>
-      </w:r>
-      <w:proofErr w:type="spellEnd"/>
+        <w:t>, 2021.</w:t>
+      </w:r>
       <w:r>
         <w:rPr>
           <w:lang w:val="it-IT"/>
         </w:rPr>
-        <w:t xml:space="preserve">, S., </w:t>
-      </w:r>
-      <w:proofErr w:type="spellStart"/>
-      <w:r>
-        <w:rPr>
-          <w:lang w:val="it-IT"/>
-        </w:rPr>
-        <w:t>Jessop</w:t>
-      </w:r>
-      <w:proofErr w:type="spellEnd"/>
-      <w:r>
-        <w:rPr>
-          <w:lang w:val="it-IT"/>
-        </w:rPr>
-        <w:t>, D.E., Moretti, R., Komorowski, J.-C., Costa, A.</w:t>
-      </w:r>
-      <w:r>
-        <w:rPr>
-          <w:lang w:val="it-IT"/>
-        </w:rPr>
-        <w:t>, 2021.</w:t>
-      </w:r>
-      <w:r>
-        <w:rPr>
-          <w:lang w:val="it-IT"/>
-        </w:rPr>
         <w:t xml:space="preserve"> </w:t>
       </w:r>
       <w:r>
-        <w:t xml:space="preserve">Testing gas dispersion modelling at La </w:t>
-      </w:r>
-      <w:proofErr w:type="spellStart"/>
-      <w:r>
-        <w:t>Soufrière</w:t>
-      </w:r>
-      <w:proofErr w:type="spellEnd"/>
-      <w:r>
-        <w:t xml:space="preserve"> volcano (Guadeloupe, Lesser Antilles). </w:t>
+        <w:t xml:space="preserve">Testing gas dispersion modelling at La Soufrière volcano (Guadeloupe, Lesser Antilles). </w:t>
       </w:r>
       <w:r>
         <w:t>Journal of Volcanology and Geothermal Research</w:t>
@@ -22044,15 +19615,7 @@
         <w:t xml:space="preserve">Pedone, M., Granieri, D., Moretti, R., Fedele, A., Troise, C., Somma, R., and De Natale, G., 2017. </w:t>
       </w:r>
       <w:r>
-        <w:t xml:space="preserve">Improved </w:t>
-      </w:r>
-      <w:proofErr w:type="spellStart"/>
-      <w:r>
-        <w:t>quanti-fication</w:t>
-      </w:r>
-      <w:proofErr w:type="spellEnd"/>
-      <w:r>
-        <w:t xml:space="preserve"> of CO</w:t>
+        <w:t>Improved quanti-fication of CO</w:t>
       </w:r>
       <w:r>
         <w:rPr>
@@ -22061,23 +19624,7 @@
         <w:t>2</w:t>
       </w:r>
       <w:r>
-        <w:t xml:space="preserve"> emission at Campi </w:t>
-      </w:r>
-      <w:proofErr w:type="spellStart"/>
-      <w:r>
-        <w:t>Flegrei</w:t>
-      </w:r>
-      <w:proofErr w:type="spellEnd"/>
-      <w:r>
-        <w:t xml:space="preserve"> by combined </w:t>
-      </w:r>
-      <w:proofErr w:type="spellStart"/>
-      <w:r>
-        <w:t>Lagrangian</w:t>
-      </w:r>
-      <w:proofErr w:type="spellEnd"/>
-      <w:r>
-        <w:t xml:space="preserve"> Stochastic and Eulerian dispersion modelling. Atmospheric Environment, 170, 1-11.</w:t>
+        <w:t xml:space="preserve"> emission at Campi Flegrei by combined Lagrangian Stochastic and Eulerian dispersion modelling. Atmospheric Environment, 170, 1-11.</w:t>
       </w:r>
     </w:p>
     <w:p>
@@ -22087,215 +19634,85 @@
         </w:rPr>
       </w:pPr>
       <w:r>
-        <w:t>Prabha T., Mursch-</w:t>
-      </w:r>
-      <w:proofErr w:type="spellStart"/>
-      <w:r>
-        <w:t>Radlgruber</w:t>
-      </w:r>
-      <w:proofErr w:type="spellEnd"/>
-      <w:r>
-        <w:t xml:space="preserve"> E., 1999. </w:t>
-      </w:r>
-      <w:proofErr w:type="spellStart"/>
-      <w:r>
-        <w:t>Modeling</w:t>
-      </w:r>
-      <w:proofErr w:type="spellEnd"/>
-      <w:r>
-        <w:t xml:space="preserve"> of diffusion in a wide Alpine Valley. </w:t>
-      </w:r>
-      <w:proofErr w:type="spellStart"/>
+        <w:t xml:space="preserve">Prabha T., Mursch-Radlgruber E., 1999. Modeling of diffusion in a wide Alpine Valley. </w:t>
+      </w:r>
       <w:r>
         <w:rPr>
           <w:lang w:val="it-IT"/>
         </w:rPr>
-        <w:t>Theor</w:t>
-      </w:r>
-      <w:proofErr w:type="spellEnd"/>
-      <w:r>
+        <w:t>Theor. Appl. Climatol., 64, 93-103.</w:t>
+      </w:r>
+    </w:p>
+    <w:p>
+      <w:pPr>
         <w:rPr>
           <w:lang w:val="it-IT"/>
         </w:rPr>
-        <w:t xml:space="preserve">. </w:t>
-      </w:r>
-      <w:proofErr w:type="spellStart"/>
+      </w:pPr>
       <w:r>
         <w:rPr>
           <w:lang w:val="it-IT"/>
         </w:rPr>
-        <w:t>Appl</w:t>
-      </w:r>
-      <w:proofErr w:type="spellEnd"/>
+        <w:t xml:space="preserve">Sandri, L., Costa, A., Selva, J., Tonini, R., Macedonio, G., Folch, A., and Sulpizio, R., 2016. </w:t>
+      </w:r>
+      <w:r>
+        <w:t xml:space="preserve">Beyond eruptive scenarios: assessing tephra fallout hazard from Neapolitan volcanoes. </w:t>
+      </w:r>
       <w:r>
         <w:rPr>
           <w:lang w:val="it-IT"/>
         </w:rPr>
-        <w:t xml:space="preserve">. </w:t>
-      </w:r>
-      <w:proofErr w:type="spellStart"/>
-      <w:r>
+        <w:t>Scientific Reports, 6, 24271.</w:t>
+      </w:r>
+    </w:p>
+    <w:p>
+      <w:pPr>
         <w:rPr>
           <w:lang w:val="it-IT"/>
         </w:rPr>
-        <w:t>Climatol</w:t>
-      </w:r>
-      <w:proofErr w:type="spellEnd"/>
+      </w:pPr>
       <w:r>
         <w:rPr>
           <w:lang w:val="it-IT"/>
         </w:rPr>
-        <w:t>., 64, 93-103.</w:t>
-      </w:r>
-    </w:p>
-    <w:p>
-      <w:pPr>
+        <w:t xml:space="preserve">Selva, J., Orsi, G., Di Vito, M. A., Marzocchi, W., and Sandri, L., 2012a. </w:t>
+      </w:r>
+      <w:r>
+        <w:t xml:space="preserve">Probability hazard map for future vent opening at the Campi Flegrei caldera, Italy. </w:t>
+      </w:r>
+      <w:r>
         <w:rPr>
           <w:lang w:val="it-IT"/>
         </w:rPr>
-      </w:pPr>
+        <w:t xml:space="preserve">Bulletin of </w:t>
+      </w:r>
       <w:r>
         <w:rPr>
           <w:lang w:val="it-IT"/>
         </w:rPr>
-        <w:t xml:space="preserve">Sandri, L., Costa, A., Selva, J., Tonini, R., Macedonio, G., Folch, A., and </w:t>
-      </w:r>
-      <w:proofErr w:type="spellStart"/>
+        <w:t>V</w:t>
+      </w:r>
       <w:r>
         <w:rPr>
           <w:lang w:val="it-IT"/>
         </w:rPr>
-        <w:t>Sulpizio</w:t>
-      </w:r>
-      <w:proofErr w:type="spellEnd"/>
+        <w:t>olcanology, 74(2), 497-510.</w:t>
+      </w:r>
+    </w:p>
+    <w:p>
       <w:r>
         <w:rPr>
           <w:lang w:val="it-IT"/>
         </w:rPr>
-        <w:t xml:space="preserve">, R., 2016. </w:t>
-      </w:r>
-      <w:r>
-        <w:t xml:space="preserve">Beyond eruptive scenarios: assessing tephra fallout hazard from Neapolitan volcanoes. </w:t>
-      </w:r>
-      <w:r>
-        <w:rPr>
-          <w:lang w:val="it-IT"/>
-        </w:rPr>
-        <w:t>Scientific Reports, 6, 24271.</w:t>
-      </w:r>
-    </w:p>
-    <w:p>
-      <w:pPr>
-        <w:rPr>
-          <w:lang w:val="it-IT"/>
-        </w:rPr>
-      </w:pPr>
-      <w:r>
-        <w:rPr>
-          <w:lang w:val="it-IT"/>
-        </w:rPr>
-        <w:t xml:space="preserve">Selva, J., Orsi, G., Di Vito, M. A., Marzocchi, W., and Sandri, L., 2012a. </w:t>
-      </w:r>
-      <w:r>
-        <w:t xml:space="preserve">Probability hazard map for future vent opening at the Campi </w:t>
-      </w:r>
-      <w:proofErr w:type="spellStart"/>
-      <w:r>
-        <w:t>Flegrei</w:t>
-      </w:r>
-      <w:proofErr w:type="spellEnd"/>
-      <w:r>
-        <w:t xml:space="preserve"> caldera, Italy. </w:t>
-      </w:r>
-      <w:proofErr w:type="spellStart"/>
-      <w:r>
-        <w:rPr>
-          <w:lang w:val="it-IT"/>
-        </w:rPr>
-        <w:t>Bulletin</w:t>
-      </w:r>
-      <w:proofErr w:type="spellEnd"/>
-      <w:r>
-        <w:rPr>
-          <w:lang w:val="it-IT"/>
-        </w:rPr>
-        <w:t xml:space="preserve"> of </w:t>
-      </w:r>
-      <w:proofErr w:type="spellStart"/>
-      <w:r>
-        <w:rPr>
-          <w:lang w:val="it-IT"/>
-        </w:rPr>
-        <w:t>V</w:t>
-      </w:r>
-      <w:r>
-        <w:rPr>
-          <w:lang w:val="it-IT"/>
-        </w:rPr>
-        <w:t>olcanology</w:t>
-      </w:r>
-      <w:proofErr w:type="spellEnd"/>
-      <w:r>
-        <w:rPr>
-          <w:lang w:val="it-IT"/>
-        </w:rPr>
-        <w:t>, 74(2), 497-510.</w:t>
-      </w:r>
-    </w:p>
-    <w:p>
-      <w:r>
-        <w:rPr>
-          <w:lang w:val="it-IT"/>
-        </w:rPr>
         <w:t xml:space="preserve">Selva, J., Marzocchi, W., Papale, P., &amp; Sandri, L., 2012b. </w:t>
       </w:r>
       <w:r>
-        <w:t xml:space="preserve">Operational eruption forecasting at high-risk volcanoes: the case of Campi </w:t>
-      </w:r>
-      <w:proofErr w:type="spellStart"/>
-      <w:r>
-        <w:t>Flegrei</w:t>
-      </w:r>
-      <w:proofErr w:type="spellEnd"/>
-      <w:r>
-        <w:t>, Naples. Journal of Applied Volcanology, 1(1), 5.</w:t>
-      </w:r>
-    </w:p>
-    <w:p>
-      <w:r>
-        <w:t xml:space="preserve">Tamburello, G., Moune, S., Allard, P., Venugopal, S., Robert, V., Rosas-Carbajal, M., Deroussi, Gaëtan-Thierry Kitou, Didier, T., Komorowski, J.C., </w:t>
-      </w:r>
-      <w:proofErr w:type="spellStart"/>
-      <w:r>
-        <w:t>Beauducel</w:t>
-      </w:r>
-      <w:proofErr w:type="spellEnd"/>
-      <w:r>
-        <w:t xml:space="preserve">, F., De </w:t>
-      </w:r>
-      <w:proofErr w:type="spellStart"/>
-      <w:r>
-        <w:t>Chabalier</w:t>
-      </w:r>
-      <w:proofErr w:type="spellEnd"/>
-      <w:r>
-        <w:t xml:space="preserve"> J.B., Le Marchand, A., Le Friant, A., Bonifacie, M., Dessert, C., and Moretti, R., 2019. </w:t>
-      </w:r>
-      <w:proofErr w:type="spellStart"/>
-      <w:r>
-        <w:t>Spatio</w:t>
-      </w:r>
-      <w:proofErr w:type="spellEnd"/>
-      <w:r>
-        <w:t xml:space="preserve">-Temporal Relationships between Fumarolic Activity, Hydrothermal Fluid Circulation and Geophysical Signals at an Arc Volcano in Degassing Unrest: La </w:t>
-      </w:r>
-      <w:proofErr w:type="spellStart"/>
-      <w:r>
-        <w:t>Soufrière</w:t>
-      </w:r>
-      <w:proofErr w:type="spellEnd"/>
-      <w:r>
-        <w:t xml:space="preserve"> of Guadeloupe (French West Indies). Geosciences, 9(11), 480.</w:t>
+        <w:t>Operational eruption forecasting at high-risk volcanoes: the case of Campi Flegrei, Naples. Journal of Applied Volcanology, 1(1), 5.</w:t>
+      </w:r>
+    </w:p>
+    <w:p>
+      <w:r>
+        <w:t>Tamburello, G., Moune, S., Allard, P., Venugopal, S., Robert, V., Rosas-Carbajal, M., Deroussi, Gaëtan-Thierry Kitou, Didier, T., Komorowski, J.C., Beauducel, F., De Chabalier J.B., Le Marchand, A., Le Friant, A., Bonifacie, M., Dessert, C., and Moretti, R., 2019. Spatio-Temporal Relationships between Fumarolic Activity, Hydrothermal Fluid Circulation and Geophysical Signals at an Arc Volcano in Degassing Unrest: La Soufrière of Guadeloupe (French West Indies). Geosciences, 9(11), 480.</w:t>
       </w:r>
     </w:p>
     <w:p>
@@ -22312,23 +19729,7 @@
           <w:rFonts w:eastAsia="Arial Unicode MS"/>
           <w:color w:val="000000"/>
         </w:rPr>
-        <w:t xml:space="preserve">Tarquini S., Isola I., </w:t>
-      </w:r>
-      <w:proofErr w:type="spellStart"/>
-      <w:r>
-        <w:rPr>
-          <w:rFonts w:eastAsia="Arial Unicode MS"/>
-          <w:color w:val="000000"/>
-        </w:rPr>
-        <w:t>Favalli</w:t>
-      </w:r>
-      <w:proofErr w:type="spellEnd"/>
-      <w:r>
-        <w:rPr>
-          <w:rFonts w:eastAsia="Arial Unicode MS"/>
-          <w:color w:val="000000"/>
-        </w:rPr>
-        <w:t xml:space="preserve"> M., Battistini A., 2007. </w:t>
+        <w:t xml:space="preserve">Tarquini S., Isola I., Favalli M., Battistini A., 2007. </w:t>
       </w:r>
       <w:r>
         <w:rPr>
